--- a/Homework 1.docx
+++ b/Homework 1.docx
@@ -120,7 +120,7 @@
           <w:r>
             <w:fldChar w:fldCharType="separate"/>
           </w:r>
-          <w:hyperlink w:anchor="_Toc239959816" w:history="1">
+          <w:hyperlink w:anchor="_Toc239961669" w:history="1">
             <w:r>
               <w:rPr>
                 <w:rStyle w:val="Hyperlink"/>
@@ -167,7 +167,7 @@
                 <w:noProof/>
                 <w:webHidden/>
               </w:rPr>
-              <w:instrText xml:space="preserve"> PAGEREF _Toc239959816 \h </w:instrText>
+              <w:instrText xml:space="preserve"> PAGEREF _Toc239961669 \h </w:instrText>
             </w:r>
             <w:r>
               <w:rPr>
@@ -210,7 +210,7 @@
               <w:noProof/>
             </w:rPr>
           </w:pPr>
-          <w:hyperlink w:anchor="_Toc239959817" w:history="1">
+          <w:hyperlink w:anchor="_Toc239961670" w:history="1">
             <w:r>
               <w:rPr>
                 <w:rStyle w:val="Hyperlink"/>
@@ -253,7 +253,7 @@
                 <w:noProof/>
                 <w:webHidden/>
               </w:rPr>
-              <w:instrText xml:space="preserve"> PAGEREF _Toc239959817 \h </w:instrText>
+              <w:instrText xml:space="preserve"> PAGEREF _Toc239961670 \h </w:instrText>
             </w:r>
             <w:r>
               <w:rPr>
@@ -296,7 +296,7 @@
               <w:noProof/>
             </w:rPr>
           </w:pPr>
-          <w:hyperlink w:anchor="_Toc239959818" w:history="1">
+          <w:hyperlink w:anchor="_Toc239961671" w:history="1">
             <w:r>
               <w:rPr>
                 <w:rStyle w:val="Hyperlink"/>
@@ -339,7 +339,7 @@
                 <w:noProof/>
                 <w:webHidden/>
               </w:rPr>
-              <w:instrText xml:space="preserve"> PAGEREF _Toc239959818 \h </w:instrText>
+              <w:instrText xml:space="preserve"> PAGEREF _Toc239961671 \h </w:instrText>
             </w:r>
             <w:r>
               <w:rPr>
@@ -382,7 +382,7 @@
               <w:noProof/>
             </w:rPr>
           </w:pPr>
-          <w:hyperlink w:anchor="_Toc239959819" w:history="1">
+          <w:hyperlink w:anchor="_Toc239961672" w:history="1">
             <w:r>
               <w:rPr>
                 <w:rStyle w:val="Hyperlink"/>
@@ -429,7 +429,7 @@
                 <w:noProof/>
                 <w:webHidden/>
               </w:rPr>
-              <w:instrText xml:space="preserve"> PAGEREF _Toc239959819 \h </w:instrText>
+              <w:instrText xml:space="preserve"> PAGEREF _Toc239961672 \h </w:instrText>
             </w:r>
             <w:r>
               <w:rPr>
@@ -472,7 +472,7 @@
               <w:noProof/>
             </w:rPr>
           </w:pPr>
-          <w:hyperlink w:anchor="_Toc239959820" w:history="1">
+          <w:hyperlink w:anchor="_Toc239961673" w:history="1">
             <w:r>
               <w:rPr>
                 <w:rStyle w:val="Hyperlink"/>
@@ -519,7 +519,7 @@
                 <w:noProof/>
                 <w:webHidden/>
               </w:rPr>
-              <w:instrText xml:space="preserve"> PAGEREF _Toc239959820 \h </w:instrText>
+              <w:instrText xml:space="preserve"> PAGEREF _Toc239961673 \h </w:instrText>
             </w:r>
             <w:r>
               <w:rPr>
@@ -562,7 +562,7 @@
               <w:noProof/>
             </w:rPr>
           </w:pPr>
-          <w:hyperlink w:anchor="_Toc239959821" w:history="1">
+          <w:hyperlink w:anchor="_Toc239961674" w:history="1">
             <w:r>
               <w:rPr>
                 <w:rStyle w:val="Hyperlink"/>
@@ -609,7 +609,7 @@
                 <w:noProof/>
                 <w:webHidden/>
               </w:rPr>
-              <w:instrText xml:space="preserve"> PAGEREF _Toc239959821 \h </w:instrText>
+              <w:instrText xml:space="preserve"> PAGEREF _Toc239961674 \h </w:instrText>
             </w:r>
             <w:r>
               <w:rPr>
@@ -629,7 +629,7 @@
                 <w:noProof/>
                 <w:webHidden/>
               </w:rPr>
-              <w:t>5</w:t>
+              <w:t>4</w:t>
             </w:r>
             <w:r>
               <w:rPr>
@@ -652,7 +652,7 @@
               <w:noProof/>
             </w:rPr>
           </w:pPr>
-          <w:hyperlink w:anchor="_Toc239959822" w:history="1">
+          <w:hyperlink w:anchor="_Toc239961675" w:history="1">
             <w:r>
               <w:rPr>
                 <w:rStyle w:val="Hyperlink"/>
@@ -699,7 +699,7 @@
                 <w:noProof/>
                 <w:webHidden/>
               </w:rPr>
-              <w:instrText xml:space="preserve"> PAGEREF _Toc239959822 \h </w:instrText>
+              <w:instrText xml:space="preserve"> PAGEREF _Toc239961675 \h </w:instrText>
             </w:r>
             <w:r>
               <w:rPr>
@@ -719,7 +719,7 @@
                 <w:noProof/>
                 <w:webHidden/>
               </w:rPr>
-              <w:t>5</w:t>
+              <w:t>4</w:t>
             </w:r>
             <w:r>
               <w:rPr>
@@ -742,7 +742,7 @@
               <w:noProof/>
             </w:rPr>
           </w:pPr>
-          <w:hyperlink w:anchor="_Toc239959823" w:history="1">
+          <w:hyperlink w:anchor="_Toc239961676" w:history="1">
             <w:r>
               <w:rPr>
                 <w:rStyle w:val="Hyperlink"/>
@@ -789,7 +789,7 @@
                 <w:noProof/>
                 <w:webHidden/>
               </w:rPr>
-              <w:instrText xml:space="preserve"> PAGEREF _Toc239959823 \h </w:instrText>
+              <w:instrText xml:space="preserve"> PAGEREF _Toc239961676 \h </w:instrText>
             </w:r>
             <w:r>
               <w:rPr>
@@ -831,7 +831,7 @@
               <w:noProof/>
             </w:rPr>
           </w:pPr>
-          <w:hyperlink w:anchor="_Toc239959824" w:history="1">
+          <w:hyperlink w:anchor="_Toc239961677" w:history="1">
             <w:r>
               <w:rPr>
                 <w:rStyle w:val="Hyperlink"/>
@@ -859,7 +859,7 @@
                 <w:noProof/>
                 <w:webHidden/>
               </w:rPr>
-              <w:instrText xml:space="preserve"> PAGEREF _Toc239959824 \h </w:instrText>
+              <w:instrText xml:space="preserve"> PAGEREF _Toc239961677 \h </w:instrText>
             </w:r>
             <w:r>
               <w:rPr>
@@ -901,7 +901,7 @@
               <w:noProof/>
             </w:rPr>
           </w:pPr>
-          <w:hyperlink w:anchor="_Toc239959825" w:history="1">
+          <w:hyperlink w:anchor="_Toc239961678" w:history="1">
             <w:r>
               <w:rPr>
                 <w:rStyle w:val="Hyperlink"/>
@@ -929,7 +929,7 @@
                 <w:noProof/>
                 <w:webHidden/>
               </w:rPr>
-              <w:instrText xml:space="preserve"> PAGEREF _Toc239959825 \h </w:instrText>
+              <w:instrText xml:space="preserve"> PAGEREF _Toc239961678 \h </w:instrText>
             </w:r>
             <w:r>
               <w:rPr>
@@ -971,7 +971,7 @@
               <w:noProof/>
             </w:rPr>
           </w:pPr>
-          <w:hyperlink w:anchor="_Toc239959826" w:history="1">
+          <w:hyperlink w:anchor="_Toc239961679" w:history="1">
             <w:r>
               <w:rPr>
                 <w:rStyle w:val="Hyperlink"/>
@@ -999,7 +999,7 @@
                 <w:noProof/>
                 <w:webHidden/>
               </w:rPr>
-              <w:instrText xml:space="preserve"> PAGEREF _Toc239959826 \h </w:instrText>
+              <w:instrText xml:space="preserve"> PAGEREF _Toc239961679 \h </w:instrText>
             </w:r>
             <w:r>
               <w:rPr>
@@ -1019,7 +1019,7 @@
                 <w:noProof/>
                 <w:webHidden/>
               </w:rPr>
-              <w:t>7</w:t>
+              <w:t>6</w:t>
             </w:r>
             <w:r>
               <w:rPr>
@@ -1041,7 +1041,7 @@
               <w:noProof/>
             </w:rPr>
           </w:pPr>
-          <w:hyperlink w:anchor="_Toc239959827" w:history="1">
+          <w:hyperlink w:anchor="_Toc239961680" w:history="1">
             <w:r>
               <w:rPr>
                 <w:rStyle w:val="Hyperlink"/>
@@ -1069,7 +1069,7 @@
                 <w:noProof/>
                 <w:webHidden/>
               </w:rPr>
-              <w:instrText xml:space="preserve"> PAGEREF _Toc239959827 \h </w:instrText>
+              <w:instrText xml:space="preserve"> PAGEREF _Toc239961680 \h </w:instrText>
             </w:r>
             <w:r>
               <w:rPr>
@@ -1111,7 +1111,7 @@
               <w:noProof/>
             </w:rPr>
           </w:pPr>
-          <w:hyperlink w:anchor="_Toc239959828" w:history="1">
+          <w:hyperlink w:anchor="_Toc239961681" w:history="1">
             <w:r>
               <w:rPr>
                 <w:rStyle w:val="Hyperlink"/>
@@ -1139,7 +1139,7 @@
                 <w:noProof/>
                 <w:webHidden/>
               </w:rPr>
-              <w:instrText xml:space="preserve"> PAGEREF _Toc239959828 \h </w:instrText>
+              <w:instrText xml:space="preserve"> PAGEREF _Toc239961681 \h </w:instrText>
             </w:r>
             <w:r>
               <w:rPr>
@@ -1181,7 +1181,7 @@
               <w:noProof/>
             </w:rPr>
           </w:pPr>
-          <w:hyperlink w:anchor="_Toc239959829" w:history="1">
+          <w:hyperlink w:anchor="_Toc239961682" w:history="1">
             <w:r>
               <w:rPr>
                 <w:rStyle w:val="Hyperlink"/>
@@ -1209,7 +1209,7 @@
                 <w:noProof/>
                 <w:webHidden/>
               </w:rPr>
-              <w:instrText xml:space="preserve"> PAGEREF _Toc239959829 \h </w:instrText>
+              <w:instrText xml:space="preserve"> PAGEREF _Toc239961682 \h </w:instrText>
             </w:r>
             <w:r>
               <w:rPr>
@@ -1251,7 +1251,7 @@
               <w:noProof/>
             </w:rPr>
           </w:pPr>
-          <w:hyperlink w:anchor="_Toc239959830" w:history="1">
+          <w:hyperlink w:anchor="_Toc239961683" w:history="1">
             <w:r>
               <w:rPr>
                 <w:rStyle w:val="Hyperlink"/>
@@ -1279,7 +1279,7 @@
                 <w:noProof/>
                 <w:webHidden/>
               </w:rPr>
-              <w:instrText xml:space="preserve"> PAGEREF _Toc239959830 \h </w:instrText>
+              <w:instrText xml:space="preserve"> PAGEREF _Toc239961683 \h </w:instrText>
             </w:r>
             <w:r>
               <w:rPr>
@@ -1299,7 +1299,7 @@
                 <w:noProof/>
                 <w:webHidden/>
               </w:rPr>
-              <w:t>8</w:t>
+              <w:t>7</w:t>
             </w:r>
             <w:r>
               <w:rPr>
@@ -1321,7 +1321,7 @@
               <w:noProof/>
             </w:rPr>
           </w:pPr>
-          <w:hyperlink w:anchor="_Toc239959831" w:history="1">
+          <w:hyperlink w:anchor="_Toc239961684" w:history="1">
             <w:r>
               <w:rPr>
                 <w:rStyle w:val="Hyperlink"/>
@@ -1349,7 +1349,7 @@
                 <w:noProof/>
                 <w:webHidden/>
               </w:rPr>
-              <w:instrText xml:space="preserve"> PAGEREF _Toc239959831 \h </w:instrText>
+              <w:instrText xml:space="preserve"> PAGEREF _Toc239961684 \h </w:instrText>
             </w:r>
             <w:r>
               <w:rPr>
@@ -1391,7 +1391,7 @@
               <w:noProof/>
             </w:rPr>
           </w:pPr>
-          <w:hyperlink w:anchor="_Toc239959832" w:history="1">
+          <w:hyperlink w:anchor="_Toc239961685" w:history="1">
             <w:r>
               <w:rPr>
                 <w:rStyle w:val="Hyperlink"/>
@@ -1419,7 +1419,7 @@
                 <w:noProof/>
                 <w:webHidden/>
               </w:rPr>
-              <w:instrText xml:space="preserve"> PAGEREF _Toc239959832 \h </w:instrText>
+              <w:instrText xml:space="preserve"> PAGEREF _Toc239961685 \h </w:instrText>
             </w:r>
             <w:r>
               <w:rPr>
@@ -1461,7 +1461,7 @@
               <w:noProof/>
             </w:rPr>
           </w:pPr>
-          <w:hyperlink w:anchor="_Toc239959833" w:history="1">
+          <w:hyperlink w:anchor="_Toc239961686" w:history="1">
             <w:r>
               <w:rPr>
                 <w:rStyle w:val="Hyperlink"/>
@@ -1489,7 +1489,7 @@
                 <w:noProof/>
                 <w:webHidden/>
               </w:rPr>
-              <w:instrText xml:space="preserve"> PAGEREF _Toc239959833 \h </w:instrText>
+              <w:instrText xml:space="preserve"> PAGEREF _Toc239961686 \h </w:instrText>
             </w:r>
             <w:r>
               <w:rPr>
@@ -1509,7 +1509,7 @@
                 <w:noProof/>
                 <w:webHidden/>
               </w:rPr>
-              <w:t>9</w:t>
+              <w:t>8</w:t>
             </w:r>
             <w:r>
               <w:rPr>
@@ -1531,7 +1531,7 @@
               <w:noProof/>
             </w:rPr>
           </w:pPr>
-          <w:hyperlink w:anchor="_Toc239959834" w:history="1">
+          <w:hyperlink w:anchor="_Toc239961687" w:history="1">
             <w:r>
               <w:rPr>
                 <w:rStyle w:val="Hyperlink"/>
@@ -1559,7 +1559,7 @@
                 <w:noProof/>
                 <w:webHidden/>
               </w:rPr>
-              <w:instrText xml:space="preserve"> PAGEREF _Toc239959834 \h </w:instrText>
+              <w:instrText xml:space="preserve"> PAGEREF _Toc239961687 \h </w:instrText>
             </w:r>
             <w:r>
               <w:rPr>
@@ -1601,7 +1601,7 @@
               <w:noProof/>
             </w:rPr>
           </w:pPr>
-          <w:hyperlink w:anchor="_Toc239959835" w:history="1">
+          <w:hyperlink w:anchor="_Toc239961688" w:history="1">
             <w:r>
               <w:rPr>
                 <w:rStyle w:val="Hyperlink"/>
@@ -1629,7 +1629,7 @@
                 <w:noProof/>
                 <w:webHidden/>
               </w:rPr>
-              <w:instrText xml:space="preserve"> PAGEREF _Toc239959835 \h </w:instrText>
+              <w:instrText xml:space="preserve"> PAGEREF _Toc239961688 \h </w:instrText>
             </w:r>
             <w:r>
               <w:rPr>
@@ -1671,7 +1671,7 @@
               <w:noProof/>
             </w:rPr>
           </w:pPr>
-          <w:hyperlink w:anchor="_Toc239959836" w:history="1">
+          <w:hyperlink w:anchor="_Toc239961689" w:history="1">
             <w:r>
               <w:rPr>
                 <w:rStyle w:val="Hyperlink"/>
@@ -1699,7 +1699,7 @@
                 <w:noProof/>
                 <w:webHidden/>
               </w:rPr>
-              <w:instrText xml:space="preserve"> PAGEREF _Toc239959836 \h </w:instrText>
+              <w:instrText xml:space="preserve"> PAGEREF _Toc239961689 \h </w:instrText>
             </w:r>
             <w:r>
               <w:rPr>
@@ -1741,7 +1741,7 @@
               <w:noProof/>
             </w:rPr>
           </w:pPr>
-          <w:hyperlink w:anchor="_Toc239959837" w:history="1">
+          <w:hyperlink w:anchor="_Toc239961690" w:history="1">
             <w:r>
               <w:rPr>
                 <w:rStyle w:val="Hyperlink"/>
@@ -1769,7 +1769,7 @@
                 <w:noProof/>
                 <w:webHidden/>
               </w:rPr>
-              <w:instrText xml:space="preserve"> PAGEREF _Toc239959837 \h </w:instrText>
+              <w:instrText xml:space="preserve"> PAGEREF _Toc239961690 \h </w:instrText>
             </w:r>
             <w:r>
               <w:rPr>
@@ -1789,7 +1789,7 @@
                 <w:noProof/>
                 <w:webHidden/>
               </w:rPr>
-              <w:t>10</w:t>
+              <w:t>9</w:t>
             </w:r>
             <w:r>
               <w:rPr>
@@ -1811,7 +1811,7 @@
               <w:noProof/>
             </w:rPr>
           </w:pPr>
-          <w:hyperlink w:anchor="_Toc239959838" w:history="1">
+          <w:hyperlink w:anchor="_Toc239961691" w:history="1">
             <w:r>
               <w:rPr>
                 <w:rStyle w:val="Hyperlink"/>
@@ -1839,7 +1839,7 @@
                 <w:noProof/>
                 <w:webHidden/>
               </w:rPr>
-              <w:instrText xml:space="preserve"> PAGEREF _Toc239959838 \h </w:instrText>
+              <w:instrText xml:space="preserve"> PAGEREF _Toc239961691 \h </w:instrText>
             </w:r>
             <w:r>
               <w:rPr>
@@ -1881,7 +1881,7 @@
               <w:noProof/>
             </w:rPr>
           </w:pPr>
-          <w:hyperlink w:anchor="_Toc239959839" w:history="1">
+          <w:hyperlink w:anchor="_Toc239961692" w:history="1">
             <w:r>
               <w:rPr>
                 <w:rStyle w:val="Hyperlink"/>
@@ -1909,7 +1909,7 @@
                 <w:noProof/>
                 <w:webHidden/>
               </w:rPr>
-              <w:instrText xml:space="preserve"> PAGEREF _Toc239959839 \h </w:instrText>
+              <w:instrText xml:space="preserve"> PAGEREF _Toc239961692 \h </w:instrText>
             </w:r>
             <w:r>
               <w:rPr>
@@ -1951,7 +1951,7 @@
               <w:noProof/>
             </w:rPr>
           </w:pPr>
-          <w:hyperlink w:anchor="_Toc239959840" w:history="1">
+          <w:hyperlink w:anchor="_Toc239961693" w:history="1">
             <w:r>
               <w:rPr>
                 <w:rStyle w:val="Hyperlink"/>
@@ -1979,7 +1979,97 @@
                 <w:noProof/>
                 <w:webHidden/>
               </w:rPr>
-              <w:instrText xml:space="preserve"> PAGEREF _Toc239959840 \h </w:instrText>
+              <w:instrText xml:space="preserve"> PAGEREF _Toc239961693 \h </w:instrText>
+            </w:r>
+            <w:r>
+              <w:rPr>
+                <w:noProof/>
+                <w:webHidden/>
+              </w:rPr>
+            </w:r>
+            <w:r>
+              <w:rPr>
+                <w:noProof/>
+                <w:webHidden/>
+              </w:rPr>
+              <w:fldChar w:fldCharType="separate"/>
+            </w:r>
+            <w:r>
+              <w:rPr>
+                <w:noProof/>
+                <w:webHidden/>
+              </w:rPr>
+              <w:t>10</w:t>
+            </w:r>
+            <w:r>
+              <w:rPr>
+                <w:noProof/>
+                <w:webHidden/>
+              </w:rPr>
+              <w:fldChar w:fldCharType="end"/>
+            </w:r>
+          </w:hyperlink>
+        </w:p>
+        <w:p>
+          <w:pPr>
+            <w:pStyle w:val="TOC1"/>
+            <w:tabs>
+              <w:tab w:val="left" w:pos="480"/>
+              <w:tab w:val="right" w:leader="dot" w:pos="9350"/>
+            </w:tabs>
+            <w:rPr>
+              <w:rFonts w:eastAsiaTheme="minorEastAsia"/>
+              <w:noProof/>
+            </w:rPr>
+          </w:pPr>
+          <w:hyperlink w:anchor="_Toc239961694" w:history="1">
+            <w:r>
+              <w:rPr>
+                <w:rStyle w:val="Hyperlink"/>
+                <w:rFonts w:ascii="Times New Roman" w:hAnsi="Times New Roman" w:cs="Times New Roman"/>
+                <w:b/>
+                <w:bCs/>
+                <w:noProof/>
+              </w:rPr>
+              <w:t>7.</w:t>
+            </w:r>
+            <w:r>
+              <w:rPr>
+                <w:rFonts w:eastAsiaTheme="minorEastAsia"/>
+                <w:noProof/>
+              </w:rPr>
+              <w:tab/>
+            </w:r>
+            <w:r>
+              <w:rPr>
+                <w:rStyle w:val="Hyperlink"/>
+                <w:rFonts w:ascii="Times New Roman" w:hAnsi="Times New Roman" w:cs="Times New Roman"/>
+                <w:b/>
+                <w:bCs/>
+                <w:noProof/>
+              </w:rPr>
+              <w:t>Research Component: Competitive Analysis</w:t>
+            </w:r>
+            <w:r>
+              <w:rPr>
+                <w:noProof/>
+                <w:webHidden/>
+              </w:rPr>
+              <w:tab/>
+            </w:r>
+            <w:r>
+              <w:rPr>
+                <w:noProof/>
+                <w:webHidden/>
+              </w:rPr>
+              <w:fldChar w:fldCharType="begin"/>
+            </w:r>
+            <w:r>
+              <w:rPr>
+                <w:noProof/>
+                <w:webHidden/>
+              </w:rPr>
+              <w:instrText xml:space="preserve"> PAGEREF _Toc239961694 \h </w:instrText>
             </w:r>
             <w:r>
               <w:rPr>
@@ -2043,7 +2133,6 @@
           <w:rFonts w:ascii="Times New Roman" w:hAnsi="Times New Roman" w:cs="Times New Roman"/>
           <w:color w:val="000000" w:themeColor="text1"/>
         </w:rPr>
-        <w:lastRenderedPageBreak/>
         <w:t>Project: Smart Parking Engine (SPE)</w:t>
       </w:r>
     </w:p>
@@ -2123,7 +2212,7 @@
         </w:rPr>
       </w:pPr>
       <w:bookmarkStart w:id="0" w:name="_Toc239877284"/>
-      <w:bookmarkStart w:id="1" w:name="_Toc239959816"/>
+      <w:bookmarkStart w:id="1" w:name="_Toc239961669"/>
       <w:r>
         <w:rPr>
           <w:rFonts w:ascii="Times New Roman" w:hAnsi="Times New Roman" w:cs="Times New Roman"/>
@@ -2151,7 +2240,7 @@
         </w:rPr>
       </w:pPr>
       <w:bookmarkStart w:id="2" w:name="_Toc239877285"/>
-      <w:bookmarkStart w:id="3" w:name="_Toc239959817"/>
+      <w:bookmarkStart w:id="3" w:name="_Toc239961670"/>
       <w:r>
         <w:rPr>
           <w:rFonts w:ascii="Times New Roman" w:hAnsi="Times New Roman" w:cs="Times New Roman"/>
@@ -2254,7 +2343,7 @@
         </w:rPr>
       </w:pPr>
       <w:bookmarkStart w:id="4" w:name="_Toc239877286"/>
-      <w:bookmarkStart w:id="5" w:name="_Toc239959818"/>
+      <w:bookmarkStart w:id="5" w:name="_Toc239961671"/>
       <w:r>
         <w:rPr>
           <w:rFonts w:ascii="Times New Roman" w:hAnsi="Times New Roman" w:cs="Times New Roman"/>
@@ -2335,7 +2424,7 @@
           <w:szCs w:val="36"/>
         </w:rPr>
       </w:pPr>
-      <w:bookmarkStart w:id="6" w:name="_Toc239959819"/>
+      <w:bookmarkStart w:id="6" w:name="_Toc239961672"/>
       <w:r>
         <w:rPr>
           <w:rFonts w:ascii="Times New Roman" w:hAnsi="Times New Roman" w:cs="Times New Roman"/>
@@ -2613,6 +2702,7 @@
           <w:sz w:val="32"/>
           <w:szCs w:val="32"/>
         </w:rPr>
+        <w:lastRenderedPageBreak/>
         <w:t>Constraints</w:t>
       </w:r>
       <w:r>
@@ -2635,7 +2725,6 @@
         <w:rPr>
           <w:rFonts w:ascii="Times New Roman" w:hAnsi="Times New Roman" w:cs="Times New Roman"/>
         </w:rPr>
-        <w:lastRenderedPageBreak/>
         <w:t xml:space="preserve">Must </w:t>
       </w:r>
       <w:r>
@@ -2727,7 +2816,7 @@
           <w:szCs w:val="36"/>
         </w:rPr>
       </w:pPr>
-      <w:bookmarkStart w:id="7" w:name="_Toc239959820"/>
+      <w:bookmarkStart w:id="7" w:name="_Toc239961673"/>
       <w:r>
         <w:rPr>
           <w:rFonts w:ascii="Times New Roman" w:hAnsi="Times New Roman" w:cs="Times New Roman"/>
@@ -2998,7 +3087,7 @@
           <w:szCs w:val="36"/>
         </w:rPr>
       </w:pPr>
-      <w:bookmarkStart w:id="8" w:name="_Toc239959821"/>
+      <w:bookmarkStart w:id="8" w:name="_Toc239961674"/>
       <w:r>
         <w:rPr>
           <w:rFonts w:ascii="Times New Roman" w:hAnsi="Times New Roman" w:cs="Times New Roman"/>
@@ -3193,7 +3282,7 @@
           <w:szCs w:val="36"/>
         </w:rPr>
       </w:pPr>
-      <w:bookmarkStart w:id="9" w:name="_Toc239959822"/>
+      <w:bookmarkStart w:id="9" w:name="_Toc239961675"/>
       <w:r>
         <w:rPr>
           <w:rFonts w:ascii="Times New Roman" w:hAnsi="Times New Roman" w:cs="Times New Roman"/>
@@ -3203,6 +3292,7 @@
           <w:sz w:val="36"/>
           <w:szCs w:val="36"/>
         </w:rPr>
+        <w:lastRenderedPageBreak/>
         <w:t>System Interfaces and Communications</w:t>
       </w:r>
       <w:bookmarkEnd w:id="9"/>
@@ -3244,7 +3334,6 @@
         <w:rPr>
           <w:rFonts w:ascii="Times New Roman" w:hAnsi="Times New Roman" w:cs="Times New Roman"/>
         </w:rPr>
-        <w:lastRenderedPageBreak/>
         <w:t xml:space="preserve">Mobile Application (iOS/Android): Built natively or via </w:t>
       </w:r>
       <w:r>
@@ -3633,7 +3722,7 @@
           <w:szCs w:val="36"/>
         </w:rPr>
       </w:pPr>
-      <w:bookmarkStart w:id="10" w:name="_Toc239959823"/>
+      <w:bookmarkStart w:id="10" w:name="_Toc239961676"/>
       <w:r>
         <w:rPr>
           <w:rFonts w:ascii="Times New Roman" w:hAnsi="Times New Roman" w:cs="Times New Roman"/>
@@ -3656,7 +3745,7 @@
           <w:color w:val="000000" w:themeColor="text1"/>
         </w:rPr>
       </w:pPr>
-      <w:bookmarkStart w:id="11" w:name="_Toc239959824"/>
+      <w:bookmarkStart w:id="11" w:name="_Toc239961677"/>
       <w:r>
         <w:rPr>
           <w:rFonts w:ascii="Times New Roman" w:hAnsi="Times New Roman" w:cs="Times New Roman"/>
@@ -3875,7 +3964,7 @@
           <w:color w:val="000000" w:themeColor="text1"/>
         </w:rPr>
       </w:pPr>
-      <w:bookmarkStart w:id="12" w:name="_Toc239959825"/>
+      <w:bookmarkStart w:id="12" w:name="_Toc239961678"/>
       <w:r>
         <w:rPr>
           <w:rFonts w:ascii="Times New Roman" w:hAnsi="Times New Roman" w:cs="Times New Roman"/>
@@ -4094,7 +4183,7 @@
           <w:color w:val="000000" w:themeColor="text1"/>
         </w:rPr>
       </w:pPr>
-      <w:bookmarkStart w:id="13" w:name="_Toc239959826"/>
+      <w:bookmarkStart w:id="13" w:name="_Toc239961679"/>
       <w:r>
         <w:rPr>
           <w:rFonts w:ascii="Times New Roman" w:hAnsi="Times New Roman" w:cs="Times New Roman"/>
@@ -4321,7 +4410,7 @@
           <w:color w:val="000000" w:themeColor="text1"/>
         </w:rPr>
       </w:pPr>
-      <w:bookmarkStart w:id="14" w:name="_Toc239959827"/>
+      <w:bookmarkStart w:id="14" w:name="_Toc239961680"/>
       <w:r>
         <w:rPr>
           <w:rFonts w:ascii="Times New Roman" w:hAnsi="Times New Roman" w:cs="Times New Roman"/>
@@ -4501,7 +4590,7 @@
           <w:color w:val="000000" w:themeColor="text1"/>
         </w:rPr>
       </w:pPr>
-      <w:bookmarkStart w:id="15" w:name="_Toc239959828"/>
+      <w:bookmarkStart w:id="15" w:name="_Toc239961681"/>
       <w:r>
         <w:rPr>
           <w:rFonts w:ascii="Times New Roman" w:hAnsi="Times New Roman" w:cs="Times New Roman"/>
@@ -4712,7 +4801,7 @@
           <w:color w:val="000000" w:themeColor="text1"/>
         </w:rPr>
       </w:pPr>
-      <w:bookmarkStart w:id="16" w:name="_Toc239959829"/>
+      <w:bookmarkStart w:id="16" w:name="_Toc239961682"/>
       <w:r>
         <w:rPr>
           <w:rFonts w:ascii="Times New Roman" w:hAnsi="Times New Roman" w:cs="Times New Roman"/>
@@ -4950,7 +5039,7 @@
           <w:color w:val="000000" w:themeColor="text1"/>
         </w:rPr>
       </w:pPr>
-      <w:bookmarkStart w:id="17" w:name="_Toc239959830"/>
+      <w:bookmarkStart w:id="17" w:name="_Toc239961683"/>
       <w:r>
         <w:rPr>
           <w:rFonts w:ascii="Times New Roman" w:hAnsi="Times New Roman" w:cs="Times New Roman"/>
@@ -5130,7 +5219,7 @@
           <w:color w:val="000000" w:themeColor="text1"/>
         </w:rPr>
       </w:pPr>
-      <w:bookmarkStart w:id="18" w:name="_Toc239959831"/>
+      <w:bookmarkStart w:id="18" w:name="_Toc239961684"/>
       <w:r>
         <w:rPr>
           <w:rFonts w:ascii="Times New Roman" w:hAnsi="Times New Roman" w:cs="Times New Roman"/>
@@ -5349,7 +5438,7 @@
           <w:color w:val="000000" w:themeColor="text1"/>
         </w:rPr>
       </w:pPr>
-      <w:bookmarkStart w:id="19" w:name="_Toc239959832"/>
+      <w:bookmarkStart w:id="19" w:name="_Toc239961685"/>
       <w:r>
         <w:rPr>
           <w:rFonts w:ascii="Times New Roman" w:hAnsi="Times New Roman" w:cs="Times New Roman"/>
@@ -5556,7 +5645,7 @@
           <w:color w:val="000000" w:themeColor="text1"/>
         </w:rPr>
       </w:pPr>
-      <w:bookmarkStart w:id="20" w:name="_Toc239959833"/>
+      <w:bookmarkStart w:id="20" w:name="_Toc239961686"/>
       <w:r>
         <w:rPr>
           <w:rFonts w:ascii="Times New Roman" w:hAnsi="Times New Roman" w:cs="Times New Roman"/>
@@ -5741,7 +5830,7 @@
           <w:color w:val="000000" w:themeColor="text1"/>
         </w:rPr>
       </w:pPr>
-      <w:bookmarkStart w:id="21" w:name="_Toc239959834"/>
+      <w:bookmarkStart w:id="21" w:name="_Toc239961687"/>
       <w:r>
         <w:rPr>
           <w:rFonts w:ascii="Times New Roman" w:hAnsi="Times New Roman" w:cs="Times New Roman"/>
@@ -5976,7 +6065,7 @@
           <w:color w:val="000000" w:themeColor="text1"/>
         </w:rPr>
       </w:pPr>
-      <w:bookmarkStart w:id="22" w:name="_Toc239959835"/>
+      <w:bookmarkStart w:id="22" w:name="_Toc239961688"/>
       <w:r>
         <w:rPr>
           <w:rFonts w:ascii="Times New Roman" w:hAnsi="Times New Roman" w:cs="Times New Roman"/>
@@ -6196,7 +6285,7 @@
           <w:color w:val="000000" w:themeColor="text1"/>
         </w:rPr>
       </w:pPr>
-      <w:bookmarkStart w:id="23" w:name="_Toc239959836"/>
+      <w:bookmarkStart w:id="23" w:name="_Toc239961689"/>
       <w:r>
         <w:rPr>
           <w:rFonts w:ascii="Times New Roman" w:hAnsi="Times New Roman" w:cs="Times New Roman"/>
@@ -6388,7 +6477,7 @@
           <w:color w:val="000000" w:themeColor="text1"/>
         </w:rPr>
       </w:pPr>
-      <w:bookmarkStart w:id="24" w:name="_Toc239959837"/>
+      <w:bookmarkStart w:id="24" w:name="_Toc239961690"/>
       <w:r>
         <w:rPr>
           <w:rFonts w:ascii="Times New Roman" w:hAnsi="Times New Roman" w:cs="Times New Roman"/>
@@ -6588,7 +6677,7 @@
           <w:color w:val="000000" w:themeColor="text1"/>
         </w:rPr>
       </w:pPr>
-      <w:bookmarkStart w:id="25" w:name="_Toc239959838"/>
+      <w:bookmarkStart w:id="25" w:name="_Toc239961691"/>
       <w:r>
         <w:rPr>
           <w:rFonts w:ascii="Times New Roman" w:hAnsi="Times New Roman" w:cs="Times New Roman"/>
@@ -6774,7 +6863,7 @@
           <w:color w:val="000000" w:themeColor="text1"/>
         </w:rPr>
       </w:pPr>
-      <w:bookmarkStart w:id="26" w:name="_Toc239959839"/>
+      <w:bookmarkStart w:id="26" w:name="_Toc239961692"/>
       <w:r>
         <w:rPr>
           <w:rFonts w:ascii="Times New Roman" w:hAnsi="Times New Roman" w:cs="Times New Roman"/>
@@ -7035,7 +7124,7 @@
           <w:color w:val="000000" w:themeColor="text1"/>
         </w:rPr>
       </w:pPr>
-      <w:bookmarkStart w:id="27" w:name="_Toc239959840"/>
+      <w:bookmarkStart w:id="27" w:name="_Toc239961693"/>
       <w:r>
         <w:rPr>
           <w:rFonts w:ascii="Times New Roman" w:hAnsi="Times New Roman" w:cs="Times New Roman"/>
@@ -7263,113 +7352,403 @@
     </w:p>
     <w:p>
       <w:pPr>
-        <w:rPr>
-          <w:rFonts w:ascii="Times New Roman" w:hAnsi="Times New Roman" w:cs="Times New Roman"/>
-          <w:color w:val="000000" w:themeColor="text1"/>
-        </w:rPr>
-      </w:pPr>
-    </w:p>
+        <w:pStyle w:val="Heading1"/>
+        <w:numPr>
+          <w:ilvl w:val="0"/>
+          <w:numId w:val="1"/>
+        </w:numPr>
+        <w:rPr>
+          <w:rFonts w:ascii="Times New Roman" w:hAnsi="Times New Roman" w:cs="Times New Roman"/>
+          <w:b/>
+          <w:bCs/>
+          <w:color w:val="000000" w:themeColor="text1"/>
+          <w:sz w:val="36"/>
+          <w:szCs w:val="36"/>
+        </w:rPr>
+      </w:pPr>
+      <w:bookmarkStart w:id="28" w:name="_Toc239961694"/>
+      <w:r>
+        <w:rPr>
+          <w:rFonts w:ascii="Times New Roman" w:hAnsi="Times New Roman" w:cs="Times New Roman"/>
+          <w:b/>
+          <w:bCs/>
+          <w:color w:val="000000" w:themeColor="text1"/>
+          <w:sz w:val="36"/>
+          <w:szCs w:val="36"/>
+        </w:rPr>
+        <w:t>Research Component: Competitive Analysis</w:t>
+      </w:r>
+      <w:bookmarkEnd w:id="28"/>
+    </w:p>
+    <w:p>
+      <w:pPr>
+        <w:rPr>
+          <w:rFonts w:ascii="Times New Roman" w:hAnsi="Times New Roman" w:cs="Times New Roman"/>
+          <w:color w:val="000000" w:themeColor="text1"/>
+        </w:rPr>
+      </w:pPr>
+      <w:r>
+        <w:rPr>
+          <w:rFonts w:ascii="Times New Roman" w:hAnsi="Times New Roman" w:cs="Times New Roman"/>
+          <w:color w:val="000000" w:themeColor="text1"/>
+        </w:rPr>
+        <w:t>A competitive analysis of existing parking management solutions was conducted to identify key market strengths, operational weaknesses, and opportunities for system differentiation.</w:t>
+      </w:r>
+    </w:p>
+    <w:p>
+      <w:pPr>
+        <w:rPr>
+          <w:rFonts w:ascii="Times New Roman" w:hAnsi="Times New Roman" w:cs="Times New Roman"/>
+          <w:color w:val="000000" w:themeColor="text1"/>
+        </w:rPr>
+      </w:pPr>
+      <w:r>
+        <w:rPr>
+          <w:rFonts w:ascii="Times New Roman" w:hAnsi="Times New Roman" w:cs="Times New Roman"/>
+          <w:color w:val="000000" w:themeColor="text1"/>
+        </w:rPr>
+        <w:t>Table 7.1: Comparative Analysis of Existing Parking Management Solutions</w:t>
+      </w:r>
+    </w:p>
+    <w:p>
+      <w:pPr>
+        <w:pStyle w:val="Caption"/>
+        <w:keepNext/>
+      </w:pPr>
+      <w:r>
+        <w:t>Table 7.1: Summary of market competitors, operational features, platform limitations, and corresponding differentiation strategy incorporated into the Smart Park Engine architecture.</w:t>
+      </w:r>
+    </w:p>
+    <w:tbl>
+      <w:tblPr>
+        <w:tblStyle w:val="TableGrid"/>
+        <w:tblW w:w="0" w:type="auto"/>
+        <w:tblLook w:val="04A0" w:firstRow="1" w:lastRow="0" w:firstColumn="1" w:lastColumn="0" w:noHBand="0" w:noVBand="1"/>
+      </w:tblPr>
+      <w:tblGrid>
+        <w:gridCol w:w="2337"/>
+        <w:gridCol w:w="2337"/>
+        <w:gridCol w:w="2338"/>
+        <w:gridCol w:w="2338"/>
+      </w:tblGrid>
+      <w:tr>
+        <w:tc>
+          <w:tcPr>
+            <w:tcW w:w="2337" w:type="dxa"/>
+          </w:tcPr>
+          <w:p>
+            <w:pPr>
+              <w:rPr>
+                <w:rFonts w:ascii="Times New Roman" w:hAnsi="Times New Roman" w:cs="Times New Roman"/>
+              </w:rPr>
+            </w:pPr>
+            <w:r>
+              <w:rPr>
+                <w:rFonts w:ascii="Times New Roman" w:hAnsi="Times New Roman" w:cs="Times New Roman"/>
+              </w:rPr>
+              <w:t>Competitor</w:t>
+            </w:r>
+          </w:p>
+        </w:tc>
+        <w:tc>
+          <w:tcPr>
+            <w:tcW w:w="2337" w:type="dxa"/>
+          </w:tcPr>
+          <w:p>
+            <w:pPr>
+              <w:rPr>
+                <w:rFonts w:ascii="Times New Roman" w:hAnsi="Times New Roman" w:cs="Times New Roman"/>
+              </w:rPr>
+            </w:pPr>
+            <w:r>
+              <w:rPr>
+                <w:rFonts w:ascii="Times New Roman" w:hAnsi="Times New Roman" w:cs="Times New Roman"/>
+              </w:rPr>
+              <w:t>Strengths</w:t>
+            </w:r>
+          </w:p>
+        </w:tc>
+        <w:tc>
+          <w:tcPr>
+            <w:tcW w:w="2338" w:type="dxa"/>
+          </w:tcPr>
+          <w:p>
+            <w:pPr>
+              <w:rPr>
+                <w:rFonts w:ascii="Times New Roman" w:hAnsi="Times New Roman" w:cs="Times New Roman"/>
+              </w:rPr>
+            </w:pPr>
+            <w:r>
+              <w:rPr>
+                <w:rFonts w:ascii="Times New Roman" w:hAnsi="Times New Roman" w:cs="Times New Roman"/>
+              </w:rPr>
+              <w:t>Weaknesses</w:t>
+            </w:r>
+          </w:p>
+        </w:tc>
+        <w:tc>
+          <w:tcPr>
+            <w:tcW w:w="2338" w:type="dxa"/>
+          </w:tcPr>
+          <w:p>
+            <w:pPr>
+              <w:rPr>
+                <w:rFonts w:ascii="Times New Roman" w:hAnsi="Times New Roman" w:cs="Times New Roman"/>
+              </w:rPr>
+            </w:pPr>
+            <w:r>
+              <w:rPr>
+                <w:rFonts w:ascii="Times New Roman" w:hAnsi="Times New Roman" w:cs="Times New Roman"/>
+              </w:rPr>
+              <w:t>Differentiation Strategy</w:t>
+            </w:r>
+          </w:p>
+        </w:tc>
+      </w:tr>
+      <w:tr>
+        <w:tc>
+          <w:tcPr>
+            <w:tcW w:w="2337" w:type="dxa"/>
+          </w:tcPr>
+          <w:p>
+            <w:pPr>
+              <w:rPr>
+                <w:rFonts w:ascii="Times New Roman" w:hAnsi="Times New Roman" w:cs="Times New Roman"/>
+              </w:rPr>
+            </w:pPr>
+            <w:proofErr w:type="spellStart"/>
+            <w:r>
+              <w:rPr>
+                <w:rFonts w:ascii="Times New Roman" w:hAnsi="Times New Roman" w:cs="Times New Roman"/>
+              </w:rPr>
+              <w:t>SpotHero</w:t>
+            </w:r>
+            <w:proofErr w:type="spellEnd"/>
+          </w:p>
+        </w:tc>
+        <w:tc>
+          <w:tcPr>
+            <w:tcW w:w="2337" w:type="dxa"/>
+          </w:tcPr>
+          <w:p>
+            <w:pPr>
+              <w:rPr>
+                <w:rFonts w:ascii="Times New Roman" w:hAnsi="Times New Roman" w:cs="Times New Roman"/>
+              </w:rPr>
+            </w:pPr>
+            <w:r>
+              <w:rPr>
+                <w:rFonts w:ascii="Times New Roman" w:hAnsi="Times New Roman" w:cs="Times New Roman"/>
+              </w:rPr>
+              <w:t>Strong garage coverage across major metropolitan areas; high brand awareness; smooth integration with mainstream navigation platforms.</w:t>
+            </w:r>
+          </w:p>
+        </w:tc>
+        <w:tc>
+          <w:tcPr>
+            <w:tcW w:w="2338" w:type="dxa"/>
+          </w:tcPr>
+          <w:p>
+            <w:pPr>
+              <w:rPr>
+                <w:rFonts w:ascii="Times New Roman" w:hAnsi="Times New Roman" w:cs="Times New Roman"/>
+              </w:rPr>
+            </w:pPr>
+            <w:r>
+              <w:rPr>
+                <w:rFonts w:ascii="Times New Roman" w:hAnsi="Times New Roman" w:cs="Times New Roman"/>
+              </w:rPr>
+              <w:t>High dynamic pricing rates during major events; limited options for short-term on-street metered parking.</w:t>
+            </w:r>
+          </w:p>
+        </w:tc>
+        <w:tc>
+          <w:tcPr>
+            <w:tcW w:w="2338" w:type="dxa"/>
+          </w:tcPr>
+          <w:p>
+            <w:pPr>
+              <w:rPr>
+                <w:rFonts w:ascii="Times New Roman" w:hAnsi="Times New Roman" w:cs="Times New Roman"/>
+              </w:rPr>
+            </w:pPr>
+            <w:r>
+              <w:rPr>
+                <w:rFonts w:ascii="Times New Roman" w:hAnsi="Times New Roman" w:cs="Times New Roman"/>
+              </w:rPr>
+              <w:t>Provide integrated coverage for both enclosed garage structures and metered curbside parking within a single unified application interface.</w:t>
+            </w:r>
+          </w:p>
+        </w:tc>
+      </w:tr>
+      <w:tr>
+        <w:tc>
+          <w:tcPr>
+            <w:tcW w:w="2337" w:type="dxa"/>
+          </w:tcPr>
+          <w:p>
+            <w:pPr>
+              <w:rPr>
+                <w:rFonts w:ascii="Times New Roman" w:hAnsi="Times New Roman" w:cs="Times New Roman"/>
+              </w:rPr>
+            </w:pPr>
+            <w:r>
+              <w:rPr>
+                <w:rFonts w:ascii="Times New Roman" w:hAnsi="Times New Roman" w:cs="Times New Roman"/>
+              </w:rPr>
+              <w:t>ParkMobile</w:t>
+            </w:r>
+          </w:p>
+        </w:tc>
+        <w:tc>
+          <w:tcPr>
+            <w:tcW w:w="2337" w:type="dxa"/>
+          </w:tcPr>
+          <w:p>
+            <w:pPr>
+              <w:rPr>
+                <w:rFonts w:ascii="Times New Roman" w:hAnsi="Times New Roman" w:cs="Times New Roman"/>
+              </w:rPr>
+            </w:pPr>
+            <w:r>
+              <w:rPr>
+                <w:rFonts w:ascii="Times New Roman" w:hAnsi="Times New Roman" w:cs="Times New Roman"/>
+              </w:rPr>
+              <w:t>Dominant market share for municipal on-street parking; simple zone-based payment entry for drivers.</w:t>
+            </w:r>
+          </w:p>
+        </w:tc>
+        <w:tc>
+          <w:tcPr>
+            <w:tcW w:w="2338" w:type="dxa"/>
+          </w:tcPr>
+          <w:p>
+            <w:pPr>
+              <w:rPr>
+                <w:rFonts w:ascii="Times New Roman" w:hAnsi="Times New Roman" w:cs="Times New Roman"/>
+              </w:rPr>
+            </w:pPr>
+            <w:r>
+              <w:rPr>
+                <w:rFonts w:ascii="Times New Roman" w:hAnsi="Times New Roman" w:cs="Times New Roman"/>
+              </w:rPr>
+              <w:t>Extra transaction service fees added at checkout; limited capability for reserving parking spots far in advance.</w:t>
+            </w:r>
+          </w:p>
+        </w:tc>
+        <w:tc>
+          <w:tcPr>
+            <w:tcW w:w="2338" w:type="dxa"/>
+          </w:tcPr>
+          <w:p>
+            <w:pPr>
+              <w:rPr>
+                <w:rFonts w:ascii="Times New Roman" w:hAnsi="Times New Roman" w:cs="Times New Roman"/>
+              </w:rPr>
+            </w:pPr>
+            <w:r>
+              <w:rPr>
+                <w:rFonts w:ascii="Times New Roman" w:hAnsi="Times New Roman" w:cs="Times New Roman"/>
+              </w:rPr>
+              <w:t xml:space="preserve">Eliminate transaction convenience fees for end users </w:t>
+            </w:r>
+            <w:r>
+              <w:rPr>
+                <w:rFonts w:ascii="Times New Roman" w:hAnsi="Times New Roman" w:cs="Times New Roman"/>
+              </w:rPr>
+              <w:t>with</w:t>
+            </w:r>
+            <w:r>
+              <w:rPr>
+                <w:rFonts w:ascii="Times New Roman" w:hAnsi="Times New Roman" w:cs="Times New Roman"/>
+              </w:rPr>
+              <w:t xml:space="preserve"> </w:t>
+            </w:r>
+            <w:r>
+              <w:rPr>
+                <w:rFonts w:ascii="Times New Roman" w:hAnsi="Times New Roman" w:cs="Times New Roman"/>
+              </w:rPr>
+              <w:t xml:space="preserve">enterprise partnership sponsorship models. </w:t>
+            </w:r>
+          </w:p>
+        </w:tc>
+      </w:tr>
+      <w:tr>
+        <w:tc>
+          <w:tcPr>
+            <w:tcW w:w="2337" w:type="dxa"/>
+          </w:tcPr>
+          <w:p>
+            <w:pPr>
+              <w:rPr>
+                <w:rFonts w:ascii="Times New Roman" w:hAnsi="Times New Roman" w:cs="Times New Roman"/>
+              </w:rPr>
+            </w:pPr>
+            <w:r>
+              <w:rPr>
+                <w:rFonts w:ascii="Times New Roman" w:hAnsi="Times New Roman" w:cs="Times New Roman"/>
+              </w:rPr>
+              <w:t>Passport</w:t>
+            </w:r>
+          </w:p>
+        </w:tc>
+        <w:tc>
+          <w:tcPr>
+            <w:tcW w:w="2337" w:type="dxa"/>
+          </w:tcPr>
+          <w:p>
+            <w:pPr>
+              <w:rPr>
+                <w:rFonts w:ascii="Times New Roman" w:hAnsi="Times New Roman" w:cs="Times New Roman"/>
+              </w:rPr>
+            </w:pPr>
+            <w:r>
+              <w:rPr>
+                <w:rFonts w:ascii="Times New Roman" w:hAnsi="Times New Roman" w:cs="Times New Roman"/>
+              </w:rPr>
+              <w:t>Specialized platform tailored for universities and municipal parking authorities.</w:t>
+            </w:r>
+          </w:p>
+        </w:tc>
+        <w:tc>
+          <w:tcPr>
+            <w:tcW w:w="2338" w:type="dxa"/>
+          </w:tcPr>
+          <w:p>
+            <w:pPr>
+              <w:rPr>
+                <w:rFonts w:ascii="Times New Roman" w:hAnsi="Times New Roman" w:cs="Times New Roman"/>
+              </w:rPr>
+            </w:pPr>
+            <w:r>
+              <w:rPr>
+                <w:rFonts w:ascii="Times New Roman" w:hAnsi="Times New Roman" w:cs="Times New Roman"/>
+              </w:rPr>
+              <w:t>App performance drops during high-traffic times; occasional synchronization delays between parking zone updates.</w:t>
+            </w:r>
+          </w:p>
+        </w:tc>
+        <w:tc>
+          <w:tcPr>
+            <w:tcW w:w="2338" w:type="dxa"/>
+          </w:tcPr>
+          <w:p>
+            <w:pPr>
+              <w:rPr>
+                <w:rFonts w:ascii="Times New Roman" w:hAnsi="Times New Roman" w:cs="Times New Roman"/>
+              </w:rPr>
+            </w:pPr>
+            <w:r>
+              <w:rPr>
+                <w:rFonts w:ascii="Times New Roman" w:hAnsi="Times New Roman" w:cs="Times New Roman"/>
+              </w:rPr>
+              <w:t xml:space="preserve">Implement sub-second background database to keep availability numbers completely accurate during peak usage. </w:t>
+            </w:r>
+          </w:p>
+        </w:tc>
+      </w:tr>
+    </w:tbl>
     <w:p/>
-    <w:p/>
-    <w:p/>
-    <w:p>
-      <w:pPr>
-        <w:rPr>
-          <w:rFonts w:ascii="Times New Roman" w:hAnsi="Times New Roman" w:cs="Times New Roman"/>
-        </w:rPr>
-      </w:pPr>
-    </w:p>
-    <w:p>
-      <w:pPr>
-        <w:rPr>
-          <w:rFonts w:ascii="Times New Roman" w:hAnsi="Times New Roman" w:cs="Times New Roman"/>
-        </w:rPr>
-      </w:pPr>
-    </w:p>
-    <w:p>
-      <w:pPr>
-        <w:rPr>
-          <w:rFonts w:ascii="Times New Roman" w:hAnsi="Times New Roman" w:cs="Times New Roman"/>
-        </w:rPr>
-      </w:pPr>
-    </w:p>
-    <w:p>
-      <w:pPr>
-        <w:rPr>
-          <w:rFonts w:ascii="Times New Roman" w:hAnsi="Times New Roman" w:cs="Times New Roman"/>
-        </w:rPr>
-      </w:pPr>
-    </w:p>
-    <w:p>
-      <w:pPr>
-        <w:rPr>
-          <w:rFonts w:ascii="Times New Roman" w:hAnsi="Times New Roman" w:cs="Times New Roman"/>
-        </w:rPr>
-      </w:pPr>
-    </w:p>
-    <w:p>
-      <w:pPr>
-        <w:rPr>
-          <w:rFonts w:ascii="Times New Roman" w:hAnsi="Times New Roman" w:cs="Times New Roman"/>
-        </w:rPr>
-      </w:pPr>
-    </w:p>
-    <w:p>
-      <w:pPr>
-        <w:rPr>
-          <w:rFonts w:ascii="Times New Roman" w:hAnsi="Times New Roman" w:cs="Times New Roman"/>
-        </w:rPr>
-      </w:pPr>
-    </w:p>
-    <w:p>
-      <w:pPr>
-        <w:rPr>
-          <w:rFonts w:ascii="Times New Roman" w:hAnsi="Times New Roman" w:cs="Times New Roman"/>
-        </w:rPr>
-      </w:pPr>
-    </w:p>
-    <w:p>
-      <w:pPr>
-        <w:rPr>
-          <w:rFonts w:ascii="Times New Roman" w:hAnsi="Times New Roman" w:cs="Times New Roman"/>
-        </w:rPr>
-      </w:pPr>
-    </w:p>
-    <w:p>
-      <w:pPr>
-        <w:rPr>
-          <w:rFonts w:ascii="Times New Roman" w:hAnsi="Times New Roman" w:cs="Times New Roman"/>
-        </w:rPr>
-      </w:pPr>
-    </w:p>
-    <w:p>
-      <w:pPr>
-        <w:rPr>
-          <w:rFonts w:ascii="Times New Roman" w:hAnsi="Times New Roman" w:cs="Times New Roman"/>
-        </w:rPr>
-      </w:pPr>
-    </w:p>
-    <w:p>
-      <w:pPr>
-        <w:rPr>
-          <w:rFonts w:ascii="Times New Roman" w:hAnsi="Times New Roman" w:cs="Times New Roman"/>
-        </w:rPr>
-      </w:pPr>
-    </w:p>
-    <w:p>
-      <w:pPr>
-        <w:rPr>
-          <w:rFonts w:ascii="Times New Roman" w:hAnsi="Times New Roman" w:cs="Times New Roman"/>
-        </w:rPr>
-      </w:pPr>
-    </w:p>
-    <w:p>
-      <w:pPr>
-        <w:rPr>
-          <w:rFonts w:ascii="Times New Roman" w:hAnsi="Times New Roman" w:cs="Times New Roman"/>
-        </w:rPr>
-      </w:pPr>
-    </w:p>
     <w:p>
       <w:pPr>
         <w:rPr>
@@ -11229,6 +11608,44 @@
       <w14:ligatures w14:val="none"/>
     </w:rPr>
   </w:style>
+  <w:style w:type="table" w:styleId="TableGrid">
+    <w:name w:val="Table Grid"/>
+    <w:basedOn w:val="TableNormal"/>
+    <w:uiPriority w:val="39"/>
+    <w:rsid w:val="006140E3"/>
+    <w:pPr>
+      <w:spacing w:after="0" w:line="240" w:lineRule="auto"/>
+    </w:pPr>
+    <w:tblPr>
+      <w:tblBorders>
+        <w:top w:val="single" w:sz="4" w:space="0" w:color="auto"/>
+        <w:left w:val="single" w:sz="4" w:space="0" w:color="auto"/>
+        <w:bottom w:val="single" w:sz="4" w:space="0" w:color="auto"/>
+        <w:right w:val="single" w:sz="4" w:space="0" w:color="auto"/>
+        <w:insideH w:val="single" w:sz="4" w:space="0" w:color="auto"/>
+        <w:insideV w:val="single" w:sz="4" w:space="0" w:color="auto"/>
+      </w:tblBorders>
+    </w:tblPr>
+  </w:style>
+  <w:style w:type="paragraph" w:styleId="Caption">
+    <w:name w:val="caption"/>
+    <w:basedOn w:val="Normal"/>
+    <w:next w:val="Normal"/>
+    <w:uiPriority w:val="35"/>
+    <w:unhideWhenUsed/>
+    <w:qFormat/>
+    <w:rsid w:val="00AB2918"/>
+    <w:pPr>
+      <w:spacing w:after="200" w:line="240" w:lineRule="auto"/>
+    </w:pPr>
+    <w:rPr>
+      <w:i/>
+      <w:iCs/>
+      <w:color w:val="0E2841" w:themeColor="text2"/>
+      <w:sz w:val="18"/>
+      <w:szCs w:val="18"/>
+    </w:rPr>
+  </w:style>
 </w:styles>
 </file>
 

--- a/Homework 1.docx
+++ b/Homework 1.docx
@@ -3664,14 +3664,7 @@
         <w:rPr>
           <w:rFonts w:ascii="Times New Roman" w:hAnsi="Times New Roman" w:cs="Times New Roman"/>
         </w:rPr>
-        <w:t xml:space="preserve"> are utilized for live inventory updates so that map </w:t>
-      </w:r>
-      <w:proofErr w:type="spellStart"/>
-      <w:r>
-        <w:rPr>
-          <w:rFonts w:ascii="Times New Roman" w:hAnsi="Times New Roman" w:cs="Times New Roman"/>
-        </w:rPr>
-        <w:t>ma</w:t>
+        <w:t xml:space="preserve"> are utilized for live inventory updates so that map ma</w:t>
       </w:r>
       <w:r>
         <w:rPr>
@@ -3683,14 +3676,7 @@
         <w:rPr>
           <w:rFonts w:ascii="Times New Roman" w:hAnsi="Times New Roman" w:cs="Times New Roman"/>
         </w:rPr>
-        <w:t>kers</w:t>
-      </w:r>
-      <w:proofErr w:type="spellEnd"/>
-      <w:r>
-        <w:rPr>
-          <w:rFonts w:ascii="Times New Roman" w:hAnsi="Times New Roman" w:cs="Times New Roman"/>
-        </w:rPr>
-        <w:t xml:space="preserve"> and spot availability</w:t>
+        <w:t>kers and spot availability</w:t>
       </w:r>
       <w:r>
         <w:rPr>
@@ -7516,14 +7502,12 @@
                 <w:rFonts w:ascii="Times New Roman" w:hAnsi="Times New Roman" w:cs="Times New Roman"/>
               </w:rPr>
             </w:pPr>
-            <w:proofErr w:type="spellStart"/>
             <w:r>
               <w:rPr>
                 <w:rFonts w:ascii="Times New Roman" w:hAnsi="Times New Roman" w:cs="Times New Roman"/>
               </w:rPr>
               <w:t>SpotHero</w:t>
             </w:r>
-            <w:proofErr w:type="spellEnd"/>
           </w:p>
         </w:tc>
         <w:tc>
@@ -7749,13 +7733,6 @@
       </w:tr>
     </w:tbl>
     <w:p/>
-    <w:p>
-      <w:pPr>
-        <w:rPr>
-          <w:rFonts w:ascii="Times New Roman" w:hAnsi="Times New Roman" w:cs="Times New Roman"/>
-        </w:rPr>
-      </w:pPr>
-    </w:p>
     <w:p>
       <w:pPr>
         <w:rPr>

--- a/Homework 1.docx
+++ b/Homework 1.docx
@@ -63,10 +63,12 @@
       <w:sdtPr>
         <w:rPr>
           <w:rFonts w:asciiTheme="minorHAnsi" w:eastAsiaTheme="minorHAnsi" w:hAnsiTheme="minorHAnsi" w:cstheme="minorBidi"/>
+          <w:b/>
+          <w:bCs/>
           <w:color w:val="auto"/>
           <w:kern w:val="2"/>
-          <w:sz w:val="24"/>
-          <w:szCs w:val="24"/>
+          <w:sz w:val="22"/>
+          <w:szCs w:val="22"/>
           <w14:ligatures w14:val="standardContextual"/>
         </w:rPr>
         <w:id w:val="-1015073719"/>
@@ -77,9 +79,9 @@
       </w:sdtPr>
       <w:sdtEndPr>
         <w:rPr>
-          <w:b/>
-          <w:bCs/>
           <w:noProof/>
+          <w:sz w:val="24"/>
+          <w:szCs w:val="24"/>
         </w:rPr>
       </w:sdtEndPr>
       <w:sdtContent>
@@ -88,13 +90,21 @@
             <w:pStyle w:val="TOCHeading"/>
             <w:rPr>
               <w:rFonts w:ascii="Times New Roman" w:hAnsi="Times New Roman" w:cs="Times New Roman"/>
+              <w:b/>
+              <w:bCs/>
               <w:color w:val="000000" w:themeColor="text1"/>
+              <w:sz w:val="24"/>
+              <w:szCs w:val="24"/>
             </w:rPr>
           </w:pPr>
           <w:r>
             <w:rPr>
               <w:rFonts w:ascii="Times New Roman" w:hAnsi="Times New Roman" w:cs="Times New Roman"/>
+              <w:b/>
+              <w:bCs/>
               <w:color w:val="000000" w:themeColor="text1"/>
+              <w:sz w:val="24"/>
+              <w:szCs w:val="24"/>
             </w:rPr>
             <w:t>Table of Contents</w:t>
           </w:r>
@@ -109,18 +119,32 @@
             <w:rPr>
               <w:rFonts w:eastAsiaTheme="minorEastAsia"/>
               <w:noProof/>
+              <w:sz w:val="20"/>
+              <w:szCs w:val="20"/>
             </w:rPr>
           </w:pPr>
           <w:r>
+            <w:rPr>
+              <w:sz w:val="20"/>
+              <w:szCs w:val="20"/>
+            </w:rPr>
             <w:fldChar w:fldCharType="begin"/>
           </w:r>
           <w:r>
+            <w:rPr>
+              <w:sz w:val="20"/>
+              <w:szCs w:val="20"/>
+            </w:rPr>
             <w:instrText xml:space="preserve"> TOC \o "1-3" \h \z \u </w:instrText>
           </w:r>
           <w:r>
+            <w:rPr>
+              <w:sz w:val="20"/>
+              <w:szCs w:val="20"/>
+            </w:rPr>
             <w:fldChar w:fldCharType="separate"/>
           </w:r>
-          <w:hyperlink w:anchor="_Toc239961669" w:history="1">
+          <w:hyperlink w:anchor="_Toc240569945" w:history="1">
             <w:r>
               <w:rPr>
                 <w:rStyle w:val="Hyperlink"/>
@@ -128,6 +152,8 @@
                 <w:b/>
                 <w:bCs/>
                 <w:noProof/>
+                <w:sz w:val="20"/>
+                <w:szCs w:val="20"/>
               </w:rPr>
               <w:t>1.</w:t>
             </w:r>
@@ -135,6 +161,8 @@
               <w:rPr>
                 <w:rFonts w:eastAsiaTheme="minorEastAsia"/>
                 <w:noProof/>
+                <w:sz w:val="20"/>
+                <w:szCs w:val="20"/>
               </w:rPr>
               <w:tab/>
             </w:r>
@@ -145,6 +173,8 @@
                 <w:b/>
                 <w:bCs/>
                 <w:noProof/>
+                <w:sz w:val="20"/>
+                <w:szCs w:val="20"/>
               </w:rPr>
               <w:t>Introduction</w:t>
             </w:r>
@@ -152,6 +182,8 @@
               <w:rPr>
                 <w:noProof/>
                 <w:webHidden/>
+                <w:sz w:val="20"/>
+                <w:szCs w:val="20"/>
               </w:rPr>
               <w:tab/>
             </w:r>
@@ -159,6 +191,8 @@
               <w:rPr>
                 <w:noProof/>
                 <w:webHidden/>
+                <w:sz w:val="20"/>
+                <w:szCs w:val="20"/>
               </w:rPr>
               <w:fldChar w:fldCharType="begin"/>
             </w:r>
@@ -166,19 +200,25 @@
               <w:rPr>
                 <w:noProof/>
                 <w:webHidden/>
-              </w:rPr>
-              <w:instrText xml:space="preserve"> PAGEREF _Toc239961669 \h </w:instrText>
-            </w:r>
-            <w:r>
-              <w:rPr>
-                <w:noProof/>
-                <w:webHidden/>
-              </w:rPr>
-            </w:r>
-            <w:r>
-              <w:rPr>
-                <w:noProof/>
-                <w:webHidden/>
+                <w:sz w:val="20"/>
+                <w:szCs w:val="20"/>
+              </w:rPr>
+              <w:instrText xml:space="preserve"> PAGEREF _Toc240569945 \h </w:instrText>
+            </w:r>
+            <w:r>
+              <w:rPr>
+                <w:noProof/>
+                <w:webHidden/>
+                <w:sz w:val="20"/>
+                <w:szCs w:val="20"/>
+              </w:rPr>
+            </w:r>
+            <w:r>
+              <w:rPr>
+                <w:noProof/>
+                <w:webHidden/>
+                <w:sz w:val="20"/>
+                <w:szCs w:val="20"/>
               </w:rPr>
               <w:fldChar w:fldCharType="separate"/>
             </w:r>
@@ -186,6 +226,8 @@
               <w:rPr>
                 <w:noProof/>
                 <w:webHidden/>
+                <w:sz w:val="20"/>
+                <w:szCs w:val="20"/>
               </w:rPr>
               <w:t>3</w:t>
             </w:r>
@@ -193,6 +235,8 @@
               <w:rPr>
                 <w:noProof/>
                 <w:webHidden/>
+                <w:sz w:val="20"/>
+                <w:szCs w:val="20"/>
               </w:rPr>
               <w:fldChar w:fldCharType="end"/>
             </w:r>
@@ -208,14 +252,18 @@
             <w:rPr>
               <w:rFonts w:eastAsiaTheme="minorEastAsia"/>
               <w:noProof/>
+              <w:sz w:val="20"/>
+              <w:szCs w:val="20"/>
             </w:rPr>
           </w:pPr>
-          <w:hyperlink w:anchor="_Toc239961670" w:history="1">
+          <w:hyperlink w:anchor="_Toc240569946" w:history="1">
             <w:r>
               <w:rPr>
                 <w:rStyle w:val="Hyperlink"/>
                 <w:rFonts w:ascii="Times New Roman" w:hAnsi="Times New Roman" w:cs="Times New Roman"/>
                 <w:noProof/>
+                <w:sz w:val="20"/>
+                <w:szCs w:val="20"/>
               </w:rPr>
               <w:t>1.1.</w:t>
             </w:r>
@@ -223,6 +271,8 @@
               <w:rPr>
                 <w:rFonts w:eastAsiaTheme="minorEastAsia"/>
                 <w:noProof/>
+                <w:sz w:val="20"/>
+                <w:szCs w:val="20"/>
               </w:rPr>
               <w:tab/>
             </w:r>
@@ -231,6 +281,8 @@
                 <w:rStyle w:val="Hyperlink"/>
                 <w:rFonts w:ascii="Times New Roman" w:hAnsi="Times New Roman" w:cs="Times New Roman"/>
                 <w:noProof/>
+                <w:sz w:val="20"/>
+                <w:szCs w:val="20"/>
               </w:rPr>
               <w:t>Purpose</w:t>
             </w:r>
@@ -238,6 +290,8 @@
               <w:rPr>
                 <w:noProof/>
                 <w:webHidden/>
+                <w:sz w:val="20"/>
+                <w:szCs w:val="20"/>
               </w:rPr>
               <w:tab/>
             </w:r>
@@ -245,6 +299,8 @@
               <w:rPr>
                 <w:noProof/>
                 <w:webHidden/>
+                <w:sz w:val="20"/>
+                <w:szCs w:val="20"/>
               </w:rPr>
               <w:fldChar w:fldCharType="begin"/>
             </w:r>
@@ -252,19 +308,25 @@
               <w:rPr>
                 <w:noProof/>
                 <w:webHidden/>
-              </w:rPr>
-              <w:instrText xml:space="preserve"> PAGEREF _Toc239961670 \h </w:instrText>
-            </w:r>
-            <w:r>
-              <w:rPr>
-                <w:noProof/>
-                <w:webHidden/>
-              </w:rPr>
-            </w:r>
-            <w:r>
-              <w:rPr>
-                <w:noProof/>
-                <w:webHidden/>
+                <w:sz w:val="20"/>
+                <w:szCs w:val="20"/>
+              </w:rPr>
+              <w:instrText xml:space="preserve"> PAGEREF _Toc240569946 \h </w:instrText>
+            </w:r>
+            <w:r>
+              <w:rPr>
+                <w:noProof/>
+                <w:webHidden/>
+                <w:sz w:val="20"/>
+                <w:szCs w:val="20"/>
+              </w:rPr>
+            </w:r>
+            <w:r>
+              <w:rPr>
+                <w:noProof/>
+                <w:webHidden/>
+                <w:sz w:val="20"/>
+                <w:szCs w:val="20"/>
               </w:rPr>
               <w:fldChar w:fldCharType="separate"/>
             </w:r>
@@ -272,6 +334,8 @@
               <w:rPr>
                 <w:noProof/>
                 <w:webHidden/>
+                <w:sz w:val="20"/>
+                <w:szCs w:val="20"/>
               </w:rPr>
               <w:t>3</w:t>
             </w:r>
@@ -279,6 +343,8 @@
               <w:rPr>
                 <w:noProof/>
                 <w:webHidden/>
+                <w:sz w:val="20"/>
+                <w:szCs w:val="20"/>
               </w:rPr>
               <w:fldChar w:fldCharType="end"/>
             </w:r>
@@ -294,14 +360,18 @@
             <w:rPr>
               <w:rFonts w:eastAsiaTheme="minorEastAsia"/>
               <w:noProof/>
+              <w:sz w:val="20"/>
+              <w:szCs w:val="20"/>
             </w:rPr>
           </w:pPr>
-          <w:hyperlink w:anchor="_Toc239961671" w:history="1">
+          <w:hyperlink w:anchor="_Toc240569947" w:history="1">
             <w:r>
               <w:rPr>
                 <w:rStyle w:val="Hyperlink"/>
                 <w:rFonts w:ascii="Times New Roman" w:hAnsi="Times New Roman" w:cs="Times New Roman"/>
                 <w:noProof/>
+                <w:sz w:val="20"/>
+                <w:szCs w:val="20"/>
               </w:rPr>
               <w:t>1.2.</w:t>
             </w:r>
@@ -309,6 +379,8 @@
               <w:rPr>
                 <w:rFonts w:eastAsiaTheme="minorEastAsia"/>
                 <w:noProof/>
+                <w:sz w:val="20"/>
+                <w:szCs w:val="20"/>
               </w:rPr>
               <w:tab/>
             </w:r>
@@ -317,6 +389,8 @@
                 <w:rStyle w:val="Hyperlink"/>
                 <w:rFonts w:ascii="Times New Roman" w:hAnsi="Times New Roman" w:cs="Times New Roman"/>
                 <w:noProof/>
+                <w:sz w:val="20"/>
+                <w:szCs w:val="20"/>
               </w:rPr>
               <w:t>Scope</w:t>
             </w:r>
@@ -324,6 +398,8 @@
               <w:rPr>
                 <w:noProof/>
                 <w:webHidden/>
+                <w:sz w:val="20"/>
+                <w:szCs w:val="20"/>
               </w:rPr>
               <w:tab/>
             </w:r>
@@ -331,6 +407,8 @@
               <w:rPr>
                 <w:noProof/>
                 <w:webHidden/>
+                <w:sz w:val="20"/>
+                <w:szCs w:val="20"/>
               </w:rPr>
               <w:fldChar w:fldCharType="begin"/>
             </w:r>
@@ -338,19 +416,25 @@
               <w:rPr>
                 <w:noProof/>
                 <w:webHidden/>
-              </w:rPr>
-              <w:instrText xml:space="preserve"> PAGEREF _Toc239961671 \h </w:instrText>
-            </w:r>
-            <w:r>
-              <w:rPr>
-                <w:noProof/>
-                <w:webHidden/>
-              </w:rPr>
-            </w:r>
-            <w:r>
-              <w:rPr>
-                <w:noProof/>
-                <w:webHidden/>
+                <w:sz w:val="20"/>
+                <w:szCs w:val="20"/>
+              </w:rPr>
+              <w:instrText xml:space="preserve"> PAGEREF _Toc240569947 \h </w:instrText>
+            </w:r>
+            <w:r>
+              <w:rPr>
+                <w:noProof/>
+                <w:webHidden/>
+                <w:sz w:val="20"/>
+                <w:szCs w:val="20"/>
+              </w:rPr>
+            </w:r>
+            <w:r>
+              <w:rPr>
+                <w:noProof/>
+                <w:webHidden/>
+                <w:sz w:val="20"/>
+                <w:szCs w:val="20"/>
               </w:rPr>
               <w:fldChar w:fldCharType="separate"/>
             </w:r>
@@ -358,6 +442,8 @@
               <w:rPr>
                 <w:noProof/>
                 <w:webHidden/>
+                <w:sz w:val="20"/>
+                <w:szCs w:val="20"/>
               </w:rPr>
               <w:t>3</w:t>
             </w:r>
@@ -365,6 +451,8 @@
               <w:rPr>
                 <w:noProof/>
                 <w:webHidden/>
+                <w:sz w:val="20"/>
+                <w:szCs w:val="20"/>
               </w:rPr>
               <w:fldChar w:fldCharType="end"/>
             </w:r>
@@ -380,9 +468,11 @@
             <w:rPr>
               <w:rFonts w:eastAsiaTheme="minorEastAsia"/>
               <w:noProof/>
+              <w:sz w:val="20"/>
+              <w:szCs w:val="20"/>
             </w:rPr>
           </w:pPr>
-          <w:hyperlink w:anchor="_Toc239961672" w:history="1">
+          <w:hyperlink w:anchor="_Toc240569948" w:history="1">
             <w:r>
               <w:rPr>
                 <w:rStyle w:val="Hyperlink"/>
@@ -390,6 +480,8 @@
                 <w:b/>
                 <w:bCs/>
                 <w:noProof/>
+                <w:sz w:val="20"/>
+                <w:szCs w:val="20"/>
               </w:rPr>
               <w:t>2.</w:t>
             </w:r>
@@ -397,6 +489,8 @@
               <w:rPr>
                 <w:rFonts w:eastAsiaTheme="minorEastAsia"/>
                 <w:noProof/>
+                <w:sz w:val="20"/>
+                <w:szCs w:val="20"/>
               </w:rPr>
               <w:tab/>
             </w:r>
@@ -407,6 +501,8 @@
                 <w:b/>
                 <w:bCs/>
                 <w:noProof/>
+                <w:sz w:val="20"/>
+                <w:szCs w:val="20"/>
               </w:rPr>
               <w:t>Overall Description</w:t>
             </w:r>
@@ -414,6 +510,8 @@
               <w:rPr>
                 <w:noProof/>
                 <w:webHidden/>
+                <w:sz w:val="20"/>
+                <w:szCs w:val="20"/>
               </w:rPr>
               <w:tab/>
             </w:r>
@@ -421,6 +519,8 @@
               <w:rPr>
                 <w:noProof/>
                 <w:webHidden/>
+                <w:sz w:val="20"/>
+                <w:szCs w:val="20"/>
               </w:rPr>
               <w:fldChar w:fldCharType="begin"/>
             </w:r>
@@ -428,19 +528,25 @@
               <w:rPr>
                 <w:noProof/>
                 <w:webHidden/>
-              </w:rPr>
-              <w:instrText xml:space="preserve"> PAGEREF _Toc239961672 \h </w:instrText>
-            </w:r>
-            <w:r>
-              <w:rPr>
-                <w:noProof/>
-                <w:webHidden/>
-              </w:rPr>
-            </w:r>
-            <w:r>
-              <w:rPr>
-                <w:noProof/>
-                <w:webHidden/>
+                <w:sz w:val="20"/>
+                <w:szCs w:val="20"/>
+              </w:rPr>
+              <w:instrText xml:space="preserve"> PAGEREF _Toc240569948 \h </w:instrText>
+            </w:r>
+            <w:r>
+              <w:rPr>
+                <w:noProof/>
+                <w:webHidden/>
+                <w:sz w:val="20"/>
+                <w:szCs w:val="20"/>
+              </w:rPr>
+            </w:r>
+            <w:r>
+              <w:rPr>
+                <w:noProof/>
+                <w:webHidden/>
+                <w:sz w:val="20"/>
+                <w:szCs w:val="20"/>
               </w:rPr>
               <w:fldChar w:fldCharType="separate"/>
             </w:r>
@@ -448,6 +554,8 @@
               <w:rPr>
                 <w:noProof/>
                 <w:webHidden/>
+                <w:sz w:val="20"/>
+                <w:szCs w:val="20"/>
               </w:rPr>
               <w:t>3</w:t>
             </w:r>
@@ -455,6 +563,8 @@
               <w:rPr>
                 <w:noProof/>
                 <w:webHidden/>
+                <w:sz w:val="20"/>
+                <w:szCs w:val="20"/>
               </w:rPr>
               <w:fldChar w:fldCharType="end"/>
             </w:r>
@@ -470,9 +580,11 @@
             <w:rPr>
               <w:rFonts w:eastAsiaTheme="minorEastAsia"/>
               <w:noProof/>
+              <w:sz w:val="20"/>
+              <w:szCs w:val="20"/>
             </w:rPr>
           </w:pPr>
-          <w:hyperlink w:anchor="_Toc239961673" w:history="1">
+          <w:hyperlink w:anchor="_Toc240569949" w:history="1">
             <w:r>
               <w:rPr>
                 <w:rStyle w:val="Hyperlink"/>
@@ -480,6 +592,8 @@
                 <w:b/>
                 <w:bCs/>
                 <w:noProof/>
+                <w:sz w:val="20"/>
+                <w:szCs w:val="20"/>
               </w:rPr>
               <w:t>3.</w:t>
             </w:r>
@@ -487,6 +601,8 @@
               <w:rPr>
                 <w:rFonts w:eastAsiaTheme="minorEastAsia"/>
                 <w:noProof/>
+                <w:sz w:val="20"/>
+                <w:szCs w:val="20"/>
               </w:rPr>
               <w:tab/>
             </w:r>
@@ -497,6 +613,8 @@
                 <w:b/>
                 <w:bCs/>
                 <w:noProof/>
+                <w:sz w:val="20"/>
+                <w:szCs w:val="20"/>
               </w:rPr>
               <w:t>Functional Requirements</w:t>
             </w:r>
@@ -504,6 +622,8 @@
               <w:rPr>
                 <w:noProof/>
                 <w:webHidden/>
+                <w:sz w:val="20"/>
+                <w:szCs w:val="20"/>
               </w:rPr>
               <w:tab/>
             </w:r>
@@ -511,6 +631,8 @@
               <w:rPr>
                 <w:noProof/>
                 <w:webHidden/>
+                <w:sz w:val="20"/>
+                <w:szCs w:val="20"/>
               </w:rPr>
               <w:fldChar w:fldCharType="begin"/>
             </w:r>
@@ -518,19 +640,25 @@
               <w:rPr>
                 <w:noProof/>
                 <w:webHidden/>
-              </w:rPr>
-              <w:instrText xml:space="preserve"> PAGEREF _Toc239961673 \h </w:instrText>
-            </w:r>
-            <w:r>
-              <w:rPr>
-                <w:noProof/>
-                <w:webHidden/>
-              </w:rPr>
-            </w:r>
-            <w:r>
-              <w:rPr>
-                <w:noProof/>
-                <w:webHidden/>
+                <w:sz w:val="20"/>
+                <w:szCs w:val="20"/>
+              </w:rPr>
+              <w:instrText xml:space="preserve"> PAGEREF _Toc240569949 \h </w:instrText>
+            </w:r>
+            <w:r>
+              <w:rPr>
+                <w:noProof/>
+                <w:webHidden/>
+                <w:sz w:val="20"/>
+                <w:szCs w:val="20"/>
+              </w:rPr>
+            </w:r>
+            <w:r>
+              <w:rPr>
+                <w:noProof/>
+                <w:webHidden/>
+                <w:sz w:val="20"/>
+                <w:szCs w:val="20"/>
               </w:rPr>
               <w:fldChar w:fldCharType="separate"/>
             </w:r>
@@ -538,6 +666,8 @@
               <w:rPr>
                 <w:noProof/>
                 <w:webHidden/>
+                <w:sz w:val="20"/>
+                <w:szCs w:val="20"/>
               </w:rPr>
               <w:t>4</w:t>
             </w:r>
@@ -545,6 +675,8 @@
               <w:rPr>
                 <w:noProof/>
                 <w:webHidden/>
+                <w:sz w:val="20"/>
+                <w:szCs w:val="20"/>
               </w:rPr>
               <w:fldChar w:fldCharType="end"/>
             </w:r>
@@ -560,9 +692,11 @@
             <w:rPr>
               <w:rFonts w:eastAsiaTheme="minorEastAsia"/>
               <w:noProof/>
+              <w:sz w:val="20"/>
+              <w:szCs w:val="20"/>
             </w:rPr>
           </w:pPr>
-          <w:hyperlink w:anchor="_Toc239961674" w:history="1">
+          <w:hyperlink w:anchor="_Toc240569950" w:history="1">
             <w:r>
               <w:rPr>
                 <w:rStyle w:val="Hyperlink"/>
@@ -570,6 +704,8 @@
                 <w:b/>
                 <w:bCs/>
                 <w:noProof/>
+                <w:sz w:val="20"/>
+                <w:szCs w:val="20"/>
               </w:rPr>
               <w:t>4.</w:t>
             </w:r>
@@ -577,6 +713,8 @@
               <w:rPr>
                 <w:rFonts w:eastAsiaTheme="minorEastAsia"/>
                 <w:noProof/>
+                <w:sz w:val="20"/>
+                <w:szCs w:val="20"/>
               </w:rPr>
               <w:tab/>
             </w:r>
@@ -587,6 +725,8 @@
                 <w:b/>
                 <w:bCs/>
                 <w:noProof/>
+                <w:sz w:val="20"/>
+                <w:szCs w:val="20"/>
               </w:rPr>
               <w:t>Non-Functional Requirements</w:t>
             </w:r>
@@ -594,6 +734,8 @@
               <w:rPr>
                 <w:noProof/>
                 <w:webHidden/>
+                <w:sz w:val="20"/>
+                <w:szCs w:val="20"/>
               </w:rPr>
               <w:tab/>
             </w:r>
@@ -601,6 +743,8 @@
               <w:rPr>
                 <w:noProof/>
                 <w:webHidden/>
+                <w:sz w:val="20"/>
+                <w:szCs w:val="20"/>
               </w:rPr>
               <w:fldChar w:fldCharType="begin"/>
             </w:r>
@@ -608,19 +752,25 @@
               <w:rPr>
                 <w:noProof/>
                 <w:webHidden/>
-              </w:rPr>
-              <w:instrText xml:space="preserve"> PAGEREF _Toc239961674 \h </w:instrText>
-            </w:r>
-            <w:r>
-              <w:rPr>
-                <w:noProof/>
-                <w:webHidden/>
-              </w:rPr>
-            </w:r>
-            <w:r>
-              <w:rPr>
-                <w:noProof/>
-                <w:webHidden/>
+                <w:sz w:val="20"/>
+                <w:szCs w:val="20"/>
+              </w:rPr>
+              <w:instrText xml:space="preserve"> PAGEREF _Toc240569950 \h </w:instrText>
+            </w:r>
+            <w:r>
+              <w:rPr>
+                <w:noProof/>
+                <w:webHidden/>
+                <w:sz w:val="20"/>
+                <w:szCs w:val="20"/>
+              </w:rPr>
+            </w:r>
+            <w:r>
+              <w:rPr>
+                <w:noProof/>
+                <w:webHidden/>
+                <w:sz w:val="20"/>
+                <w:szCs w:val="20"/>
               </w:rPr>
               <w:fldChar w:fldCharType="separate"/>
             </w:r>
@@ -628,6 +778,8 @@
               <w:rPr>
                 <w:noProof/>
                 <w:webHidden/>
+                <w:sz w:val="20"/>
+                <w:szCs w:val="20"/>
               </w:rPr>
               <w:t>4</w:t>
             </w:r>
@@ -635,6 +787,8 @@
               <w:rPr>
                 <w:noProof/>
                 <w:webHidden/>
+                <w:sz w:val="20"/>
+                <w:szCs w:val="20"/>
               </w:rPr>
               <w:fldChar w:fldCharType="end"/>
             </w:r>
@@ -650,9 +804,11 @@
             <w:rPr>
               <w:rFonts w:eastAsiaTheme="minorEastAsia"/>
               <w:noProof/>
+              <w:sz w:val="20"/>
+              <w:szCs w:val="20"/>
             </w:rPr>
           </w:pPr>
-          <w:hyperlink w:anchor="_Toc239961675" w:history="1">
+          <w:hyperlink w:anchor="_Toc240569951" w:history="1">
             <w:r>
               <w:rPr>
                 <w:rStyle w:val="Hyperlink"/>
@@ -660,6 +816,8 @@
                 <w:b/>
                 <w:bCs/>
                 <w:noProof/>
+                <w:sz w:val="20"/>
+                <w:szCs w:val="20"/>
               </w:rPr>
               <w:t>5.</w:t>
             </w:r>
@@ -667,6 +825,8 @@
               <w:rPr>
                 <w:rFonts w:eastAsiaTheme="minorEastAsia"/>
                 <w:noProof/>
+                <w:sz w:val="20"/>
+                <w:szCs w:val="20"/>
               </w:rPr>
               <w:tab/>
             </w:r>
@@ -677,6 +837,8 @@
                 <w:b/>
                 <w:bCs/>
                 <w:noProof/>
+                <w:sz w:val="20"/>
+                <w:szCs w:val="20"/>
               </w:rPr>
               <w:t>System Interfaces and Communications</w:t>
             </w:r>
@@ -684,6 +846,8 @@
               <w:rPr>
                 <w:noProof/>
                 <w:webHidden/>
+                <w:sz w:val="20"/>
+                <w:szCs w:val="20"/>
               </w:rPr>
               <w:tab/>
             </w:r>
@@ -691,6 +855,8 @@
               <w:rPr>
                 <w:noProof/>
                 <w:webHidden/>
+                <w:sz w:val="20"/>
+                <w:szCs w:val="20"/>
               </w:rPr>
               <w:fldChar w:fldCharType="begin"/>
             </w:r>
@@ -698,19 +864,25 @@
               <w:rPr>
                 <w:noProof/>
                 <w:webHidden/>
-              </w:rPr>
-              <w:instrText xml:space="preserve"> PAGEREF _Toc239961675 \h </w:instrText>
-            </w:r>
-            <w:r>
-              <w:rPr>
-                <w:noProof/>
-                <w:webHidden/>
-              </w:rPr>
-            </w:r>
-            <w:r>
-              <w:rPr>
-                <w:noProof/>
-                <w:webHidden/>
+                <w:sz w:val="20"/>
+                <w:szCs w:val="20"/>
+              </w:rPr>
+              <w:instrText xml:space="preserve"> PAGEREF _Toc240569951 \h </w:instrText>
+            </w:r>
+            <w:r>
+              <w:rPr>
+                <w:noProof/>
+                <w:webHidden/>
+                <w:sz w:val="20"/>
+                <w:szCs w:val="20"/>
+              </w:rPr>
+            </w:r>
+            <w:r>
+              <w:rPr>
+                <w:noProof/>
+                <w:webHidden/>
+                <w:sz w:val="20"/>
+                <w:szCs w:val="20"/>
               </w:rPr>
               <w:fldChar w:fldCharType="separate"/>
             </w:r>
@@ -718,13 +890,17 @@
               <w:rPr>
                 <w:noProof/>
                 <w:webHidden/>
-              </w:rPr>
-              <w:t>4</w:t>
-            </w:r>
-            <w:r>
-              <w:rPr>
-                <w:noProof/>
-                <w:webHidden/>
+                <w:sz w:val="20"/>
+                <w:szCs w:val="20"/>
+              </w:rPr>
+              <w:t>5</w:t>
+            </w:r>
+            <w:r>
+              <w:rPr>
+                <w:noProof/>
+                <w:webHidden/>
+                <w:sz w:val="20"/>
+                <w:szCs w:val="20"/>
               </w:rPr>
               <w:fldChar w:fldCharType="end"/>
             </w:r>
@@ -740,9 +916,11 @@
             <w:rPr>
               <w:rFonts w:eastAsiaTheme="minorEastAsia"/>
               <w:noProof/>
+              <w:sz w:val="20"/>
+              <w:szCs w:val="20"/>
             </w:rPr>
           </w:pPr>
-          <w:hyperlink w:anchor="_Toc239961676" w:history="1">
+          <w:hyperlink w:anchor="_Toc240569952" w:history="1">
             <w:r>
               <w:rPr>
                 <w:rStyle w:val="Hyperlink"/>
@@ -750,6 +928,8 @@
                 <w:b/>
                 <w:bCs/>
                 <w:noProof/>
+                <w:sz w:val="20"/>
+                <w:szCs w:val="20"/>
               </w:rPr>
               <w:t>6.</w:t>
             </w:r>
@@ -757,6 +937,8 @@
               <w:rPr>
                 <w:rFonts w:eastAsiaTheme="minorEastAsia"/>
                 <w:noProof/>
+                <w:sz w:val="20"/>
+                <w:szCs w:val="20"/>
               </w:rPr>
               <w:tab/>
             </w:r>
@@ -767,6 +949,8 @@
                 <w:b/>
                 <w:bCs/>
                 <w:noProof/>
+                <w:sz w:val="20"/>
+                <w:szCs w:val="20"/>
               </w:rPr>
               <w:t>Use Cases</w:t>
             </w:r>
@@ -774,6 +958,8 @@
               <w:rPr>
                 <w:noProof/>
                 <w:webHidden/>
+                <w:sz w:val="20"/>
+                <w:szCs w:val="20"/>
               </w:rPr>
               <w:tab/>
             </w:r>
@@ -781,6 +967,8 @@
               <w:rPr>
                 <w:noProof/>
                 <w:webHidden/>
+                <w:sz w:val="20"/>
+                <w:szCs w:val="20"/>
               </w:rPr>
               <w:fldChar w:fldCharType="begin"/>
             </w:r>
@@ -788,19 +976,25 @@
               <w:rPr>
                 <w:noProof/>
                 <w:webHidden/>
-              </w:rPr>
-              <w:instrText xml:space="preserve"> PAGEREF _Toc239961676 \h </w:instrText>
-            </w:r>
-            <w:r>
-              <w:rPr>
-                <w:noProof/>
-                <w:webHidden/>
-              </w:rPr>
-            </w:r>
-            <w:r>
-              <w:rPr>
-                <w:noProof/>
-                <w:webHidden/>
+                <w:sz w:val="20"/>
+                <w:szCs w:val="20"/>
+              </w:rPr>
+              <w:instrText xml:space="preserve"> PAGEREF _Toc240569952 \h </w:instrText>
+            </w:r>
+            <w:r>
+              <w:rPr>
+                <w:noProof/>
+                <w:webHidden/>
+                <w:sz w:val="20"/>
+                <w:szCs w:val="20"/>
+              </w:rPr>
+            </w:r>
+            <w:r>
+              <w:rPr>
+                <w:noProof/>
+                <w:webHidden/>
+                <w:sz w:val="20"/>
+                <w:szCs w:val="20"/>
               </w:rPr>
               <w:fldChar w:fldCharType="separate"/>
             </w:r>
@@ -808,6 +1002,8 @@
               <w:rPr>
                 <w:noProof/>
                 <w:webHidden/>
+                <w:sz w:val="20"/>
+                <w:szCs w:val="20"/>
               </w:rPr>
               <w:t>6</w:t>
             </w:r>
@@ -815,6 +1011,8 @@
               <w:rPr>
                 <w:noProof/>
                 <w:webHidden/>
+                <w:sz w:val="20"/>
+                <w:szCs w:val="20"/>
               </w:rPr>
               <w:fldChar w:fldCharType="end"/>
             </w:r>
@@ -829,14 +1027,18 @@
             <w:rPr>
               <w:rFonts w:eastAsiaTheme="minorEastAsia"/>
               <w:noProof/>
+              <w:sz w:val="20"/>
+              <w:szCs w:val="20"/>
             </w:rPr>
           </w:pPr>
-          <w:hyperlink w:anchor="_Toc239961677" w:history="1">
+          <w:hyperlink w:anchor="_Toc240569953" w:history="1">
             <w:r>
               <w:rPr>
                 <w:rStyle w:val="Hyperlink"/>
                 <w:rFonts w:ascii="Times New Roman" w:hAnsi="Times New Roman" w:cs="Times New Roman"/>
                 <w:noProof/>
+                <w:sz w:val="20"/>
+                <w:szCs w:val="20"/>
               </w:rPr>
               <w:t>UC-01: User Account Registration</w:t>
             </w:r>
@@ -844,6 +1046,8 @@
               <w:rPr>
                 <w:noProof/>
                 <w:webHidden/>
+                <w:sz w:val="20"/>
+                <w:szCs w:val="20"/>
               </w:rPr>
               <w:tab/>
             </w:r>
@@ -851,6 +1055,8 @@
               <w:rPr>
                 <w:noProof/>
                 <w:webHidden/>
+                <w:sz w:val="20"/>
+                <w:szCs w:val="20"/>
               </w:rPr>
               <w:fldChar w:fldCharType="begin"/>
             </w:r>
@@ -858,19 +1064,25 @@
               <w:rPr>
                 <w:noProof/>
                 <w:webHidden/>
-              </w:rPr>
-              <w:instrText xml:space="preserve"> PAGEREF _Toc239961677 \h </w:instrText>
-            </w:r>
-            <w:r>
-              <w:rPr>
-                <w:noProof/>
-                <w:webHidden/>
-              </w:rPr>
-            </w:r>
-            <w:r>
-              <w:rPr>
-                <w:noProof/>
-                <w:webHidden/>
+                <w:sz w:val="20"/>
+                <w:szCs w:val="20"/>
+              </w:rPr>
+              <w:instrText xml:space="preserve"> PAGEREF _Toc240569953 \h </w:instrText>
+            </w:r>
+            <w:r>
+              <w:rPr>
+                <w:noProof/>
+                <w:webHidden/>
+                <w:sz w:val="20"/>
+                <w:szCs w:val="20"/>
+              </w:rPr>
+            </w:r>
+            <w:r>
+              <w:rPr>
+                <w:noProof/>
+                <w:webHidden/>
+                <w:sz w:val="20"/>
+                <w:szCs w:val="20"/>
               </w:rPr>
               <w:fldChar w:fldCharType="separate"/>
             </w:r>
@@ -878,6 +1090,8 @@
               <w:rPr>
                 <w:noProof/>
                 <w:webHidden/>
+                <w:sz w:val="20"/>
+                <w:szCs w:val="20"/>
               </w:rPr>
               <w:t>6</w:t>
             </w:r>
@@ -885,6 +1099,8 @@
               <w:rPr>
                 <w:noProof/>
                 <w:webHidden/>
+                <w:sz w:val="20"/>
+                <w:szCs w:val="20"/>
               </w:rPr>
               <w:fldChar w:fldCharType="end"/>
             </w:r>
@@ -899,14 +1115,18 @@
             <w:rPr>
               <w:rFonts w:eastAsiaTheme="minorEastAsia"/>
               <w:noProof/>
+              <w:sz w:val="20"/>
+              <w:szCs w:val="20"/>
             </w:rPr>
           </w:pPr>
-          <w:hyperlink w:anchor="_Toc239961678" w:history="1">
+          <w:hyperlink w:anchor="_Toc240569954" w:history="1">
             <w:r>
               <w:rPr>
                 <w:rStyle w:val="Hyperlink"/>
                 <w:rFonts w:ascii="Times New Roman" w:hAnsi="Times New Roman" w:cs="Times New Roman"/>
                 <w:noProof/>
+                <w:sz w:val="20"/>
+                <w:szCs w:val="20"/>
               </w:rPr>
               <w:t>UC-02: User Authentication and Login</w:t>
             </w:r>
@@ -914,6 +1134,8 @@
               <w:rPr>
                 <w:noProof/>
                 <w:webHidden/>
+                <w:sz w:val="20"/>
+                <w:szCs w:val="20"/>
               </w:rPr>
               <w:tab/>
             </w:r>
@@ -921,6 +1143,8 @@
               <w:rPr>
                 <w:noProof/>
                 <w:webHidden/>
+                <w:sz w:val="20"/>
+                <w:szCs w:val="20"/>
               </w:rPr>
               <w:fldChar w:fldCharType="begin"/>
             </w:r>
@@ -928,19 +1152,25 @@
               <w:rPr>
                 <w:noProof/>
                 <w:webHidden/>
-              </w:rPr>
-              <w:instrText xml:space="preserve"> PAGEREF _Toc239961678 \h </w:instrText>
-            </w:r>
-            <w:r>
-              <w:rPr>
-                <w:noProof/>
-                <w:webHidden/>
-              </w:rPr>
-            </w:r>
-            <w:r>
-              <w:rPr>
-                <w:noProof/>
-                <w:webHidden/>
+                <w:sz w:val="20"/>
+                <w:szCs w:val="20"/>
+              </w:rPr>
+              <w:instrText xml:space="preserve"> PAGEREF _Toc240569954 \h </w:instrText>
+            </w:r>
+            <w:r>
+              <w:rPr>
+                <w:noProof/>
+                <w:webHidden/>
+                <w:sz w:val="20"/>
+                <w:szCs w:val="20"/>
+              </w:rPr>
+            </w:r>
+            <w:r>
+              <w:rPr>
+                <w:noProof/>
+                <w:webHidden/>
+                <w:sz w:val="20"/>
+                <w:szCs w:val="20"/>
               </w:rPr>
               <w:fldChar w:fldCharType="separate"/>
             </w:r>
@@ -948,6 +1178,8 @@
               <w:rPr>
                 <w:noProof/>
                 <w:webHidden/>
+                <w:sz w:val="20"/>
+                <w:szCs w:val="20"/>
               </w:rPr>
               <w:t>6</w:t>
             </w:r>
@@ -955,6 +1187,8 @@
               <w:rPr>
                 <w:noProof/>
                 <w:webHidden/>
+                <w:sz w:val="20"/>
+                <w:szCs w:val="20"/>
               </w:rPr>
               <w:fldChar w:fldCharType="end"/>
             </w:r>
@@ -969,14 +1203,18 @@
             <w:rPr>
               <w:rFonts w:eastAsiaTheme="minorEastAsia"/>
               <w:noProof/>
+              <w:sz w:val="20"/>
+              <w:szCs w:val="20"/>
             </w:rPr>
           </w:pPr>
-          <w:hyperlink w:anchor="_Toc239961679" w:history="1">
+          <w:hyperlink w:anchor="_Toc240569955" w:history="1">
             <w:r>
               <w:rPr>
                 <w:rStyle w:val="Hyperlink"/>
                 <w:rFonts w:ascii="Times New Roman" w:hAnsi="Times New Roman" w:cs="Times New Roman"/>
                 <w:noProof/>
+                <w:sz w:val="20"/>
+                <w:szCs w:val="20"/>
               </w:rPr>
               <w:t>UC-03: Search Parking Locations</w:t>
             </w:r>
@@ -984,6 +1222,8 @@
               <w:rPr>
                 <w:noProof/>
                 <w:webHidden/>
+                <w:sz w:val="20"/>
+                <w:szCs w:val="20"/>
               </w:rPr>
               <w:tab/>
             </w:r>
@@ -991,6 +1231,8 @@
               <w:rPr>
                 <w:noProof/>
                 <w:webHidden/>
+                <w:sz w:val="20"/>
+                <w:szCs w:val="20"/>
               </w:rPr>
               <w:fldChar w:fldCharType="begin"/>
             </w:r>
@@ -998,19 +1240,25 @@
               <w:rPr>
                 <w:noProof/>
                 <w:webHidden/>
-              </w:rPr>
-              <w:instrText xml:space="preserve"> PAGEREF _Toc239961679 \h </w:instrText>
-            </w:r>
-            <w:r>
-              <w:rPr>
-                <w:noProof/>
-                <w:webHidden/>
-              </w:rPr>
-            </w:r>
-            <w:r>
-              <w:rPr>
-                <w:noProof/>
-                <w:webHidden/>
+                <w:sz w:val="20"/>
+                <w:szCs w:val="20"/>
+              </w:rPr>
+              <w:instrText xml:space="preserve"> PAGEREF _Toc240569955 \h </w:instrText>
+            </w:r>
+            <w:r>
+              <w:rPr>
+                <w:noProof/>
+                <w:webHidden/>
+                <w:sz w:val="20"/>
+                <w:szCs w:val="20"/>
+              </w:rPr>
+            </w:r>
+            <w:r>
+              <w:rPr>
+                <w:noProof/>
+                <w:webHidden/>
+                <w:sz w:val="20"/>
+                <w:szCs w:val="20"/>
               </w:rPr>
               <w:fldChar w:fldCharType="separate"/>
             </w:r>
@@ -1018,6 +1266,8 @@
               <w:rPr>
                 <w:noProof/>
                 <w:webHidden/>
+                <w:sz w:val="20"/>
+                <w:szCs w:val="20"/>
               </w:rPr>
               <w:t>6</w:t>
             </w:r>
@@ -1025,6 +1275,8 @@
               <w:rPr>
                 <w:noProof/>
                 <w:webHidden/>
+                <w:sz w:val="20"/>
+                <w:szCs w:val="20"/>
               </w:rPr>
               <w:fldChar w:fldCharType="end"/>
             </w:r>
@@ -1039,14 +1291,18 @@
             <w:rPr>
               <w:rFonts w:eastAsiaTheme="minorEastAsia"/>
               <w:noProof/>
+              <w:sz w:val="20"/>
+              <w:szCs w:val="20"/>
             </w:rPr>
           </w:pPr>
-          <w:hyperlink w:anchor="_Toc239961680" w:history="1">
+          <w:hyperlink w:anchor="_Toc240569956" w:history="1">
             <w:r>
               <w:rPr>
                 <w:rStyle w:val="Hyperlink"/>
                 <w:rFonts w:ascii="Times New Roman" w:hAnsi="Times New Roman" w:cs="Times New Roman"/>
                 <w:noProof/>
+                <w:sz w:val="20"/>
+                <w:szCs w:val="20"/>
               </w:rPr>
               <w:t>UC-04: Reserve Parking Space</w:t>
             </w:r>
@@ -1054,6 +1310,8 @@
               <w:rPr>
                 <w:noProof/>
                 <w:webHidden/>
+                <w:sz w:val="20"/>
+                <w:szCs w:val="20"/>
               </w:rPr>
               <w:tab/>
             </w:r>
@@ -1061,6 +1319,8 @@
               <w:rPr>
                 <w:noProof/>
                 <w:webHidden/>
+                <w:sz w:val="20"/>
+                <w:szCs w:val="20"/>
               </w:rPr>
               <w:fldChar w:fldCharType="begin"/>
             </w:r>
@@ -1068,19 +1328,25 @@
               <w:rPr>
                 <w:noProof/>
                 <w:webHidden/>
-              </w:rPr>
-              <w:instrText xml:space="preserve"> PAGEREF _Toc239961680 \h </w:instrText>
-            </w:r>
-            <w:r>
-              <w:rPr>
-                <w:noProof/>
-                <w:webHidden/>
-              </w:rPr>
-            </w:r>
-            <w:r>
-              <w:rPr>
-                <w:noProof/>
-                <w:webHidden/>
+                <w:sz w:val="20"/>
+                <w:szCs w:val="20"/>
+              </w:rPr>
+              <w:instrText xml:space="preserve"> PAGEREF _Toc240569956 \h </w:instrText>
+            </w:r>
+            <w:r>
+              <w:rPr>
+                <w:noProof/>
+                <w:webHidden/>
+                <w:sz w:val="20"/>
+                <w:szCs w:val="20"/>
+              </w:rPr>
+            </w:r>
+            <w:r>
+              <w:rPr>
+                <w:noProof/>
+                <w:webHidden/>
+                <w:sz w:val="20"/>
+                <w:szCs w:val="20"/>
               </w:rPr>
               <w:fldChar w:fldCharType="separate"/>
             </w:r>
@@ -1088,6 +1354,8 @@
               <w:rPr>
                 <w:noProof/>
                 <w:webHidden/>
+                <w:sz w:val="20"/>
+                <w:szCs w:val="20"/>
               </w:rPr>
               <w:t>7</w:t>
             </w:r>
@@ -1095,6 +1363,8 @@
               <w:rPr>
                 <w:noProof/>
                 <w:webHidden/>
+                <w:sz w:val="20"/>
+                <w:szCs w:val="20"/>
               </w:rPr>
               <w:fldChar w:fldCharType="end"/>
             </w:r>
@@ -1109,14 +1379,18 @@
             <w:rPr>
               <w:rFonts w:eastAsiaTheme="minorEastAsia"/>
               <w:noProof/>
+              <w:sz w:val="20"/>
+              <w:szCs w:val="20"/>
             </w:rPr>
           </w:pPr>
-          <w:hyperlink w:anchor="_Toc239961681" w:history="1">
+          <w:hyperlink w:anchor="_Toc240569957" w:history="1">
             <w:r>
               <w:rPr>
                 <w:rStyle w:val="Hyperlink"/>
                 <w:rFonts w:ascii="Times New Roman" w:hAnsi="Times New Roman" w:cs="Times New Roman"/>
                 <w:noProof/>
+                <w:sz w:val="20"/>
+                <w:szCs w:val="20"/>
               </w:rPr>
               <w:t>UC-05: Process Digital Payment</w:t>
             </w:r>
@@ -1124,6 +1398,8 @@
               <w:rPr>
                 <w:noProof/>
                 <w:webHidden/>
+                <w:sz w:val="20"/>
+                <w:szCs w:val="20"/>
               </w:rPr>
               <w:tab/>
             </w:r>
@@ -1131,6 +1407,8 @@
               <w:rPr>
                 <w:noProof/>
                 <w:webHidden/>
+                <w:sz w:val="20"/>
+                <w:szCs w:val="20"/>
               </w:rPr>
               <w:fldChar w:fldCharType="begin"/>
             </w:r>
@@ -1138,19 +1416,25 @@
               <w:rPr>
                 <w:noProof/>
                 <w:webHidden/>
-              </w:rPr>
-              <w:instrText xml:space="preserve"> PAGEREF _Toc239961681 \h </w:instrText>
-            </w:r>
-            <w:r>
-              <w:rPr>
-                <w:noProof/>
-                <w:webHidden/>
-              </w:rPr>
-            </w:r>
-            <w:r>
-              <w:rPr>
-                <w:noProof/>
-                <w:webHidden/>
+                <w:sz w:val="20"/>
+                <w:szCs w:val="20"/>
+              </w:rPr>
+              <w:instrText xml:space="preserve"> PAGEREF _Toc240569957 \h </w:instrText>
+            </w:r>
+            <w:r>
+              <w:rPr>
+                <w:noProof/>
+                <w:webHidden/>
+                <w:sz w:val="20"/>
+                <w:szCs w:val="20"/>
+              </w:rPr>
+            </w:r>
+            <w:r>
+              <w:rPr>
+                <w:noProof/>
+                <w:webHidden/>
+                <w:sz w:val="20"/>
+                <w:szCs w:val="20"/>
               </w:rPr>
               <w:fldChar w:fldCharType="separate"/>
             </w:r>
@@ -1158,6 +1442,8 @@
               <w:rPr>
                 <w:noProof/>
                 <w:webHidden/>
+                <w:sz w:val="20"/>
+                <w:szCs w:val="20"/>
               </w:rPr>
               <w:t>7</w:t>
             </w:r>
@@ -1165,6 +1451,8 @@
               <w:rPr>
                 <w:noProof/>
                 <w:webHidden/>
+                <w:sz w:val="20"/>
+                <w:szCs w:val="20"/>
               </w:rPr>
               <w:fldChar w:fldCharType="end"/>
             </w:r>
@@ -1179,14 +1467,18 @@
             <w:rPr>
               <w:rFonts w:eastAsiaTheme="minorEastAsia"/>
               <w:noProof/>
+              <w:sz w:val="20"/>
+              <w:szCs w:val="20"/>
             </w:rPr>
           </w:pPr>
-          <w:hyperlink w:anchor="_Toc239961682" w:history="1">
+          <w:hyperlink w:anchor="_Toc240569958" w:history="1">
             <w:r>
               <w:rPr>
                 <w:rStyle w:val="Hyperlink"/>
                 <w:rFonts w:ascii="Times New Roman" w:hAnsi="Times New Roman" w:cs="Times New Roman"/>
                 <w:noProof/>
+                <w:sz w:val="20"/>
+                <w:szCs w:val="20"/>
               </w:rPr>
               <w:t>UC-06: Navigation Assistance to Garage</w:t>
             </w:r>
@@ -1194,6 +1486,8 @@
               <w:rPr>
                 <w:noProof/>
                 <w:webHidden/>
+                <w:sz w:val="20"/>
+                <w:szCs w:val="20"/>
               </w:rPr>
               <w:tab/>
             </w:r>
@@ -1201,6 +1495,8 @@
               <w:rPr>
                 <w:noProof/>
                 <w:webHidden/>
+                <w:sz w:val="20"/>
+                <w:szCs w:val="20"/>
               </w:rPr>
               <w:fldChar w:fldCharType="begin"/>
             </w:r>
@@ -1208,19 +1504,25 @@
               <w:rPr>
                 <w:noProof/>
                 <w:webHidden/>
-              </w:rPr>
-              <w:instrText xml:space="preserve"> PAGEREF _Toc239961682 \h </w:instrText>
-            </w:r>
-            <w:r>
-              <w:rPr>
-                <w:noProof/>
-                <w:webHidden/>
-              </w:rPr>
-            </w:r>
-            <w:r>
-              <w:rPr>
-                <w:noProof/>
-                <w:webHidden/>
+                <w:sz w:val="20"/>
+                <w:szCs w:val="20"/>
+              </w:rPr>
+              <w:instrText xml:space="preserve"> PAGEREF _Toc240569958 \h </w:instrText>
+            </w:r>
+            <w:r>
+              <w:rPr>
+                <w:noProof/>
+                <w:webHidden/>
+                <w:sz w:val="20"/>
+                <w:szCs w:val="20"/>
+              </w:rPr>
+            </w:r>
+            <w:r>
+              <w:rPr>
+                <w:noProof/>
+                <w:webHidden/>
+                <w:sz w:val="20"/>
+                <w:szCs w:val="20"/>
               </w:rPr>
               <w:fldChar w:fldCharType="separate"/>
             </w:r>
@@ -1228,6 +1530,8 @@
               <w:rPr>
                 <w:noProof/>
                 <w:webHidden/>
+                <w:sz w:val="20"/>
+                <w:szCs w:val="20"/>
               </w:rPr>
               <w:t>7</w:t>
             </w:r>
@@ -1235,6 +1539,8 @@
               <w:rPr>
                 <w:noProof/>
                 <w:webHidden/>
+                <w:sz w:val="20"/>
+                <w:szCs w:val="20"/>
               </w:rPr>
               <w:fldChar w:fldCharType="end"/>
             </w:r>
@@ -1249,14 +1555,18 @@
             <w:rPr>
               <w:rFonts w:eastAsiaTheme="minorEastAsia"/>
               <w:noProof/>
+              <w:sz w:val="20"/>
+              <w:szCs w:val="20"/>
             </w:rPr>
           </w:pPr>
-          <w:hyperlink w:anchor="_Toc239961683" w:history="1">
+          <w:hyperlink w:anchor="_Toc240569959" w:history="1">
             <w:r>
               <w:rPr>
                 <w:rStyle w:val="Hyperlink"/>
                 <w:rFonts w:ascii="Times New Roman" w:hAnsi="Times New Roman" w:cs="Times New Roman"/>
                 <w:noProof/>
+                <w:sz w:val="20"/>
+                <w:szCs w:val="20"/>
               </w:rPr>
               <w:t>UC-07: Garage Entry Verification</w:t>
             </w:r>
@@ -1264,6 +1574,8 @@
               <w:rPr>
                 <w:noProof/>
                 <w:webHidden/>
+                <w:sz w:val="20"/>
+                <w:szCs w:val="20"/>
               </w:rPr>
               <w:tab/>
             </w:r>
@@ -1271,6 +1583,8 @@
               <w:rPr>
                 <w:noProof/>
                 <w:webHidden/>
+                <w:sz w:val="20"/>
+                <w:szCs w:val="20"/>
               </w:rPr>
               <w:fldChar w:fldCharType="begin"/>
             </w:r>
@@ -1278,19 +1592,25 @@
               <w:rPr>
                 <w:noProof/>
                 <w:webHidden/>
-              </w:rPr>
-              <w:instrText xml:space="preserve"> PAGEREF _Toc239961683 \h </w:instrText>
-            </w:r>
-            <w:r>
-              <w:rPr>
-                <w:noProof/>
-                <w:webHidden/>
-              </w:rPr>
-            </w:r>
-            <w:r>
-              <w:rPr>
-                <w:noProof/>
-                <w:webHidden/>
+                <w:sz w:val="20"/>
+                <w:szCs w:val="20"/>
+              </w:rPr>
+              <w:instrText xml:space="preserve"> PAGEREF _Toc240569959 \h </w:instrText>
+            </w:r>
+            <w:r>
+              <w:rPr>
+                <w:noProof/>
+                <w:webHidden/>
+                <w:sz w:val="20"/>
+                <w:szCs w:val="20"/>
+              </w:rPr>
+            </w:r>
+            <w:r>
+              <w:rPr>
+                <w:noProof/>
+                <w:webHidden/>
+                <w:sz w:val="20"/>
+                <w:szCs w:val="20"/>
               </w:rPr>
               <w:fldChar w:fldCharType="separate"/>
             </w:r>
@@ -1298,6 +1618,8 @@
               <w:rPr>
                 <w:noProof/>
                 <w:webHidden/>
+                <w:sz w:val="20"/>
+                <w:szCs w:val="20"/>
               </w:rPr>
               <w:t>7</w:t>
             </w:r>
@@ -1305,6 +1627,8 @@
               <w:rPr>
                 <w:noProof/>
                 <w:webHidden/>
+                <w:sz w:val="20"/>
+                <w:szCs w:val="20"/>
               </w:rPr>
               <w:fldChar w:fldCharType="end"/>
             </w:r>
@@ -1319,14 +1643,18 @@
             <w:rPr>
               <w:rFonts w:eastAsiaTheme="minorEastAsia"/>
               <w:noProof/>
+              <w:sz w:val="20"/>
+              <w:szCs w:val="20"/>
             </w:rPr>
           </w:pPr>
-          <w:hyperlink w:anchor="_Toc239961684" w:history="1">
+          <w:hyperlink w:anchor="_Toc240569960" w:history="1">
             <w:r>
               <w:rPr>
                 <w:rStyle w:val="Hyperlink"/>
                 <w:rFonts w:ascii="Times New Roman" w:hAnsi="Times New Roman" w:cs="Times New Roman"/>
                 <w:noProof/>
+                <w:sz w:val="20"/>
+                <w:szCs w:val="20"/>
               </w:rPr>
               <w:t>UC-08: Extend Parking Session</w:t>
             </w:r>
@@ -1334,6 +1662,8 @@
               <w:rPr>
                 <w:noProof/>
                 <w:webHidden/>
+                <w:sz w:val="20"/>
+                <w:szCs w:val="20"/>
               </w:rPr>
               <w:tab/>
             </w:r>
@@ -1341,6 +1671,8 @@
               <w:rPr>
                 <w:noProof/>
                 <w:webHidden/>
+                <w:sz w:val="20"/>
+                <w:szCs w:val="20"/>
               </w:rPr>
               <w:fldChar w:fldCharType="begin"/>
             </w:r>
@@ -1348,19 +1680,25 @@
               <w:rPr>
                 <w:noProof/>
                 <w:webHidden/>
-              </w:rPr>
-              <w:instrText xml:space="preserve"> PAGEREF _Toc239961684 \h </w:instrText>
-            </w:r>
-            <w:r>
-              <w:rPr>
-                <w:noProof/>
-                <w:webHidden/>
-              </w:rPr>
-            </w:r>
-            <w:r>
-              <w:rPr>
-                <w:noProof/>
-                <w:webHidden/>
+                <w:sz w:val="20"/>
+                <w:szCs w:val="20"/>
+              </w:rPr>
+              <w:instrText xml:space="preserve"> PAGEREF _Toc240569960 \h </w:instrText>
+            </w:r>
+            <w:r>
+              <w:rPr>
+                <w:noProof/>
+                <w:webHidden/>
+                <w:sz w:val="20"/>
+                <w:szCs w:val="20"/>
+              </w:rPr>
+            </w:r>
+            <w:r>
+              <w:rPr>
+                <w:noProof/>
+                <w:webHidden/>
+                <w:sz w:val="20"/>
+                <w:szCs w:val="20"/>
               </w:rPr>
               <w:fldChar w:fldCharType="separate"/>
             </w:r>
@@ -1368,6 +1706,8 @@
               <w:rPr>
                 <w:noProof/>
                 <w:webHidden/>
+                <w:sz w:val="20"/>
+                <w:szCs w:val="20"/>
               </w:rPr>
               <w:t>8</w:t>
             </w:r>
@@ -1375,6 +1715,8 @@
               <w:rPr>
                 <w:noProof/>
                 <w:webHidden/>
+                <w:sz w:val="20"/>
+                <w:szCs w:val="20"/>
               </w:rPr>
               <w:fldChar w:fldCharType="end"/>
             </w:r>
@@ -1389,14 +1731,18 @@
             <w:rPr>
               <w:rFonts w:eastAsiaTheme="minorEastAsia"/>
               <w:noProof/>
+              <w:sz w:val="20"/>
+              <w:szCs w:val="20"/>
             </w:rPr>
           </w:pPr>
-          <w:hyperlink w:anchor="_Toc239961685" w:history="1">
+          <w:hyperlink w:anchor="_Toc240569961" w:history="1">
             <w:r>
               <w:rPr>
                 <w:rStyle w:val="Hyperlink"/>
                 <w:rFonts w:ascii="Times New Roman" w:hAnsi="Times New Roman" w:cs="Times New Roman"/>
                 <w:noProof/>
+                <w:sz w:val="20"/>
+                <w:szCs w:val="20"/>
               </w:rPr>
               <w:t>UC-09: Garage Exit Verification</w:t>
             </w:r>
@@ -1404,6 +1750,8 @@
               <w:rPr>
                 <w:noProof/>
                 <w:webHidden/>
+                <w:sz w:val="20"/>
+                <w:szCs w:val="20"/>
               </w:rPr>
               <w:tab/>
             </w:r>
@@ -1411,6 +1759,8 @@
               <w:rPr>
                 <w:noProof/>
                 <w:webHidden/>
+                <w:sz w:val="20"/>
+                <w:szCs w:val="20"/>
               </w:rPr>
               <w:fldChar w:fldCharType="begin"/>
             </w:r>
@@ -1418,19 +1768,25 @@
               <w:rPr>
                 <w:noProof/>
                 <w:webHidden/>
-              </w:rPr>
-              <w:instrText xml:space="preserve"> PAGEREF _Toc239961685 \h </w:instrText>
-            </w:r>
-            <w:r>
-              <w:rPr>
-                <w:noProof/>
-                <w:webHidden/>
-              </w:rPr>
-            </w:r>
-            <w:r>
-              <w:rPr>
-                <w:noProof/>
-                <w:webHidden/>
+                <w:sz w:val="20"/>
+                <w:szCs w:val="20"/>
+              </w:rPr>
+              <w:instrText xml:space="preserve"> PAGEREF _Toc240569961 \h </w:instrText>
+            </w:r>
+            <w:r>
+              <w:rPr>
+                <w:noProof/>
+                <w:webHidden/>
+                <w:sz w:val="20"/>
+                <w:szCs w:val="20"/>
+              </w:rPr>
+            </w:r>
+            <w:r>
+              <w:rPr>
+                <w:noProof/>
+                <w:webHidden/>
+                <w:sz w:val="20"/>
+                <w:szCs w:val="20"/>
               </w:rPr>
               <w:fldChar w:fldCharType="separate"/>
             </w:r>
@@ -1438,6 +1794,8 @@
               <w:rPr>
                 <w:noProof/>
                 <w:webHidden/>
+                <w:sz w:val="20"/>
+                <w:szCs w:val="20"/>
               </w:rPr>
               <w:t>8</w:t>
             </w:r>
@@ -1445,6 +1803,8 @@
               <w:rPr>
                 <w:noProof/>
                 <w:webHidden/>
+                <w:sz w:val="20"/>
+                <w:szCs w:val="20"/>
               </w:rPr>
               <w:fldChar w:fldCharType="end"/>
             </w:r>
@@ -1459,14 +1819,18 @@
             <w:rPr>
               <w:rFonts w:eastAsiaTheme="minorEastAsia"/>
               <w:noProof/>
+              <w:sz w:val="20"/>
+              <w:szCs w:val="20"/>
             </w:rPr>
           </w:pPr>
-          <w:hyperlink w:anchor="_Toc239961686" w:history="1">
+          <w:hyperlink w:anchor="_Toc240569962" w:history="1">
             <w:r>
               <w:rPr>
                 <w:rStyle w:val="Hyperlink"/>
                 <w:rFonts w:ascii="Times New Roman" w:hAnsi="Times New Roman" w:cs="Times New Roman"/>
                 <w:noProof/>
+                <w:sz w:val="20"/>
+                <w:szCs w:val="20"/>
               </w:rPr>
               <w:t>UC-10: View Reservation History and Receipts</w:t>
             </w:r>
@@ -1474,6 +1838,8 @@
               <w:rPr>
                 <w:noProof/>
                 <w:webHidden/>
+                <w:sz w:val="20"/>
+                <w:szCs w:val="20"/>
               </w:rPr>
               <w:tab/>
             </w:r>
@@ -1481,6 +1847,8 @@
               <w:rPr>
                 <w:noProof/>
                 <w:webHidden/>
+                <w:sz w:val="20"/>
+                <w:szCs w:val="20"/>
               </w:rPr>
               <w:fldChar w:fldCharType="begin"/>
             </w:r>
@@ -1488,19 +1856,25 @@
               <w:rPr>
                 <w:noProof/>
                 <w:webHidden/>
-              </w:rPr>
-              <w:instrText xml:space="preserve"> PAGEREF _Toc239961686 \h </w:instrText>
-            </w:r>
-            <w:r>
-              <w:rPr>
-                <w:noProof/>
-                <w:webHidden/>
-              </w:rPr>
-            </w:r>
-            <w:r>
-              <w:rPr>
-                <w:noProof/>
-                <w:webHidden/>
+                <w:sz w:val="20"/>
+                <w:szCs w:val="20"/>
+              </w:rPr>
+              <w:instrText xml:space="preserve"> PAGEREF _Toc240569962 \h </w:instrText>
+            </w:r>
+            <w:r>
+              <w:rPr>
+                <w:noProof/>
+                <w:webHidden/>
+                <w:sz w:val="20"/>
+                <w:szCs w:val="20"/>
+              </w:rPr>
+            </w:r>
+            <w:r>
+              <w:rPr>
+                <w:noProof/>
+                <w:webHidden/>
+                <w:sz w:val="20"/>
+                <w:szCs w:val="20"/>
               </w:rPr>
               <w:fldChar w:fldCharType="separate"/>
             </w:r>
@@ -1508,6 +1882,8 @@
               <w:rPr>
                 <w:noProof/>
                 <w:webHidden/>
+                <w:sz w:val="20"/>
+                <w:szCs w:val="20"/>
               </w:rPr>
               <w:t>8</w:t>
             </w:r>
@@ -1515,6 +1891,8 @@
               <w:rPr>
                 <w:noProof/>
                 <w:webHidden/>
+                <w:sz w:val="20"/>
+                <w:szCs w:val="20"/>
               </w:rPr>
               <w:fldChar w:fldCharType="end"/>
             </w:r>
@@ -1529,14 +1907,18 @@
             <w:rPr>
               <w:rFonts w:eastAsiaTheme="minorEastAsia"/>
               <w:noProof/>
+              <w:sz w:val="20"/>
+              <w:szCs w:val="20"/>
             </w:rPr>
           </w:pPr>
-          <w:hyperlink w:anchor="_Toc239961687" w:history="1">
+          <w:hyperlink w:anchor="_Toc240569963" w:history="1">
             <w:r>
               <w:rPr>
                 <w:rStyle w:val="Hyperlink"/>
                 <w:rFonts w:ascii="Times New Roman" w:hAnsi="Times New Roman" w:cs="Times New Roman"/>
                 <w:noProof/>
+                <w:sz w:val="20"/>
+                <w:szCs w:val="20"/>
               </w:rPr>
               <w:t>UC-11: Manage Garage Inventory and Pricing</w:t>
             </w:r>
@@ -1544,6 +1926,8 @@
               <w:rPr>
                 <w:noProof/>
                 <w:webHidden/>
+                <w:sz w:val="20"/>
+                <w:szCs w:val="20"/>
               </w:rPr>
               <w:tab/>
             </w:r>
@@ -1551,6 +1935,8 @@
               <w:rPr>
                 <w:noProof/>
                 <w:webHidden/>
+                <w:sz w:val="20"/>
+                <w:szCs w:val="20"/>
               </w:rPr>
               <w:fldChar w:fldCharType="begin"/>
             </w:r>
@@ -1558,19 +1944,25 @@
               <w:rPr>
                 <w:noProof/>
                 <w:webHidden/>
-              </w:rPr>
-              <w:instrText xml:space="preserve"> PAGEREF _Toc239961687 \h </w:instrText>
-            </w:r>
-            <w:r>
-              <w:rPr>
-                <w:noProof/>
-                <w:webHidden/>
-              </w:rPr>
-            </w:r>
-            <w:r>
-              <w:rPr>
-                <w:noProof/>
-                <w:webHidden/>
+                <w:sz w:val="20"/>
+                <w:szCs w:val="20"/>
+              </w:rPr>
+              <w:instrText xml:space="preserve"> PAGEREF _Toc240569963 \h </w:instrText>
+            </w:r>
+            <w:r>
+              <w:rPr>
+                <w:noProof/>
+                <w:webHidden/>
+                <w:sz w:val="20"/>
+                <w:szCs w:val="20"/>
+              </w:rPr>
+            </w:r>
+            <w:r>
+              <w:rPr>
+                <w:noProof/>
+                <w:webHidden/>
+                <w:sz w:val="20"/>
+                <w:szCs w:val="20"/>
               </w:rPr>
               <w:fldChar w:fldCharType="separate"/>
             </w:r>
@@ -1578,6 +1970,8 @@
               <w:rPr>
                 <w:noProof/>
                 <w:webHidden/>
+                <w:sz w:val="20"/>
+                <w:szCs w:val="20"/>
               </w:rPr>
               <w:t>9</w:t>
             </w:r>
@@ -1585,6 +1979,8 @@
               <w:rPr>
                 <w:noProof/>
                 <w:webHidden/>
+                <w:sz w:val="20"/>
+                <w:szCs w:val="20"/>
               </w:rPr>
               <w:fldChar w:fldCharType="end"/>
             </w:r>
@@ -1599,14 +1995,18 @@
             <w:rPr>
               <w:rFonts w:eastAsiaTheme="minorEastAsia"/>
               <w:noProof/>
+              <w:sz w:val="20"/>
+              <w:szCs w:val="20"/>
             </w:rPr>
           </w:pPr>
-          <w:hyperlink w:anchor="_Toc239961688" w:history="1">
+          <w:hyperlink w:anchor="_Toc240569964" w:history="1">
             <w:r>
               <w:rPr>
                 <w:rStyle w:val="Hyperlink"/>
                 <w:rFonts w:ascii="Times New Roman" w:hAnsi="Times New Roman" w:cs="Times New Roman"/>
                 <w:noProof/>
+                <w:sz w:val="20"/>
+                <w:szCs w:val="20"/>
               </w:rPr>
               <w:t>UC-12: View Occupancy Analytics and Reports</w:t>
             </w:r>
@@ -1614,6 +2014,8 @@
               <w:rPr>
                 <w:noProof/>
                 <w:webHidden/>
+                <w:sz w:val="20"/>
+                <w:szCs w:val="20"/>
               </w:rPr>
               <w:tab/>
             </w:r>
@@ -1621,6 +2023,8 @@
               <w:rPr>
                 <w:noProof/>
                 <w:webHidden/>
+                <w:sz w:val="20"/>
+                <w:szCs w:val="20"/>
               </w:rPr>
               <w:fldChar w:fldCharType="begin"/>
             </w:r>
@@ -1628,19 +2032,25 @@
               <w:rPr>
                 <w:noProof/>
                 <w:webHidden/>
-              </w:rPr>
-              <w:instrText xml:space="preserve"> PAGEREF _Toc239961688 \h </w:instrText>
-            </w:r>
-            <w:r>
-              <w:rPr>
-                <w:noProof/>
-                <w:webHidden/>
-              </w:rPr>
-            </w:r>
-            <w:r>
-              <w:rPr>
-                <w:noProof/>
-                <w:webHidden/>
+                <w:sz w:val="20"/>
+                <w:szCs w:val="20"/>
+              </w:rPr>
+              <w:instrText xml:space="preserve"> PAGEREF _Toc240569964 \h </w:instrText>
+            </w:r>
+            <w:r>
+              <w:rPr>
+                <w:noProof/>
+                <w:webHidden/>
+                <w:sz w:val="20"/>
+                <w:szCs w:val="20"/>
+              </w:rPr>
+            </w:r>
+            <w:r>
+              <w:rPr>
+                <w:noProof/>
+                <w:webHidden/>
+                <w:sz w:val="20"/>
+                <w:szCs w:val="20"/>
               </w:rPr>
               <w:fldChar w:fldCharType="separate"/>
             </w:r>
@@ -1648,6 +2058,8 @@
               <w:rPr>
                 <w:noProof/>
                 <w:webHidden/>
+                <w:sz w:val="20"/>
+                <w:szCs w:val="20"/>
               </w:rPr>
               <w:t>9</w:t>
             </w:r>
@@ -1655,6 +2067,8 @@
               <w:rPr>
                 <w:noProof/>
                 <w:webHidden/>
+                <w:sz w:val="20"/>
+                <w:szCs w:val="20"/>
               </w:rPr>
               <w:fldChar w:fldCharType="end"/>
             </w:r>
@@ -1669,14 +2083,18 @@
             <w:rPr>
               <w:rFonts w:eastAsiaTheme="minorEastAsia"/>
               <w:noProof/>
+              <w:sz w:val="20"/>
+              <w:szCs w:val="20"/>
             </w:rPr>
           </w:pPr>
-          <w:hyperlink w:anchor="_Toc239961689" w:history="1">
+          <w:hyperlink w:anchor="_Toc240569965" w:history="1">
             <w:r>
               <w:rPr>
                 <w:rStyle w:val="Hyperlink"/>
                 <w:rFonts w:ascii="Times New Roman" w:hAnsi="Times New Roman" w:cs="Times New Roman"/>
                 <w:noProof/>
+                <w:sz w:val="20"/>
+                <w:szCs w:val="20"/>
               </w:rPr>
               <w:t>UC-13: Manage System Users and Access Controls</w:t>
             </w:r>
@@ -1684,6 +2102,8 @@
               <w:rPr>
                 <w:noProof/>
                 <w:webHidden/>
+                <w:sz w:val="20"/>
+                <w:szCs w:val="20"/>
               </w:rPr>
               <w:tab/>
             </w:r>
@@ -1691,6 +2111,8 @@
               <w:rPr>
                 <w:noProof/>
                 <w:webHidden/>
+                <w:sz w:val="20"/>
+                <w:szCs w:val="20"/>
               </w:rPr>
               <w:fldChar w:fldCharType="begin"/>
             </w:r>
@@ -1698,19 +2120,25 @@
               <w:rPr>
                 <w:noProof/>
                 <w:webHidden/>
-              </w:rPr>
-              <w:instrText xml:space="preserve"> PAGEREF _Toc239961689 \h </w:instrText>
-            </w:r>
-            <w:r>
-              <w:rPr>
-                <w:noProof/>
-                <w:webHidden/>
-              </w:rPr>
-            </w:r>
-            <w:r>
-              <w:rPr>
-                <w:noProof/>
-                <w:webHidden/>
+                <w:sz w:val="20"/>
+                <w:szCs w:val="20"/>
+              </w:rPr>
+              <w:instrText xml:space="preserve"> PAGEREF _Toc240569965 \h </w:instrText>
+            </w:r>
+            <w:r>
+              <w:rPr>
+                <w:noProof/>
+                <w:webHidden/>
+                <w:sz w:val="20"/>
+                <w:szCs w:val="20"/>
+              </w:rPr>
+            </w:r>
+            <w:r>
+              <w:rPr>
+                <w:noProof/>
+                <w:webHidden/>
+                <w:sz w:val="20"/>
+                <w:szCs w:val="20"/>
               </w:rPr>
               <w:fldChar w:fldCharType="separate"/>
             </w:r>
@@ -1718,6 +2146,8 @@
               <w:rPr>
                 <w:noProof/>
                 <w:webHidden/>
+                <w:sz w:val="20"/>
+                <w:szCs w:val="20"/>
               </w:rPr>
               <w:t>9</w:t>
             </w:r>
@@ -1725,6 +2155,8 @@
               <w:rPr>
                 <w:noProof/>
                 <w:webHidden/>
+                <w:sz w:val="20"/>
+                <w:szCs w:val="20"/>
               </w:rPr>
               <w:fldChar w:fldCharType="end"/>
             </w:r>
@@ -1739,14 +2171,18 @@
             <w:rPr>
               <w:rFonts w:eastAsiaTheme="minorEastAsia"/>
               <w:noProof/>
+              <w:sz w:val="20"/>
+              <w:szCs w:val="20"/>
             </w:rPr>
           </w:pPr>
-          <w:hyperlink w:anchor="_Toc239961690" w:history="1">
+          <w:hyperlink w:anchor="_Toc240569966" w:history="1">
             <w:r>
               <w:rPr>
                 <w:rStyle w:val="Hyperlink"/>
                 <w:rFonts w:ascii="Times New Roman" w:hAnsi="Times New Roman" w:cs="Times New Roman"/>
                 <w:noProof/>
+                <w:sz w:val="20"/>
+                <w:szCs w:val="20"/>
               </w:rPr>
               <w:t>UC-14: Process Refund or Payment Dispute</w:t>
             </w:r>
@@ -1754,6 +2190,8 @@
               <w:rPr>
                 <w:noProof/>
                 <w:webHidden/>
+                <w:sz w:val="20"/>
+                <w:szCs w:val="20"/>
               </w:rPr>
               <w:tab/>
             </w:r>
@@ -1761,6 +2199,8 @@
               <w:rPr>
                 <w:noProof/>
                 <w:webHidden/>
+                <w:sz w:val="20"/>
+                <w:szCs w:val="20"/>
               </w:rPr>
               <w:fldChar w:fldCharType="begin"/>
             </w:r>
@@ -1768,19 +2208,25 @@
               <w:rPr>
                 <w:noProof/>
                 <w:webHidden/>
-              </w:rPr>
-              <w:instrText xml:space="preserve"> PAGEREF _Toc239961690 \h </w:instrText>
-            </w:r>
-            <w:r>
-              <w:rPr>
-                <w:noProof/>
-                <w:webHidden/>
-              </w:rPr>
-            </w:r>
-            <w:r>
-              <w:rPr>
-                <w:noProof/>
-                <w:webHidden/>
+                <w:sz w:val="20"/>
+                <w:szCs w:val="20"/>
+              </w:rPr>
+              <w:instrText xml:space="preserve"> PAGEREF _Toc240569966 \h </w:instrText>
+            </w:r>
+            <w:r>
+              <w:rPr>
+                <w:noProof/>
+                <w:webHidden/>
+                <w:sz w:val="20"/>
+                <w:szCs w:val="20"/>
+              </w:rPr>
+            </w:r>
+            <w:r>
+              <w:rPr>
+                <w:noProof/>
+                <w:webHidden/>
+                <w:sz w:val="20"/>
+                <w:szCs w:val="20"/>
               </w:rPr>
               <w:fldChar w:fldCharType="separate"/>
             </w:r>
@@ -1788,6 +2234,8 @@
               <w:rPr>
                 <w:noProof/>
                 <w:webHidden/>
+                <w:sz w:val="20"/>
+                <w:szCs w:val="20"/>
               </w:rPr>
               <w:t>9</w:t>
             </w:r>
@@ -1795,6 +2243,8 @@
               <w:rPr>
                 <w:noProof/>
                 <w:webHidden/>
+                <w:sz w:val="20"/>
+                <w:szCs w:val="20"/>
               </w:rPr>
               <w:fldChar w:fldCharType="end"/>
             </w:r>
@@ -1809,14 +2259,18 @@
             <w:rPr>
               <w:rFonts w:eastAsiaTheme="minorEastAsia"/>
               <w:noProof/>
+              <w:sz w:val="20"/>
+              <w:szCs w:val="20"/>
             </w:rPr>
           </w:pPr>
-          <w:hyperlink w:anchor="_Toc239961691" w:history="1">
+          <w:hyperlink w:anchor="_Toc240569967" w:history="1">
             <w:r>
               <w:rPr>
                 <w:rStyle w:val="Hyperlink"/>
                 <w:rFonts w:ascii="Times New Roman" w:hAnsi="Times New Roman" w:cs="Times New Roman"/>
                 <w:noProof/>
+                <w:sz w:val="20"/>
+                <w:szCs w:val="20"/>
               </w:rPr>
               <w:t>UC-15: City Traffic and Public Policy Data Access</w:t>
             </w:r>
@@ -1824,6 +2278,8 @@
               <w:rPr>
                 <w:noProof/>
                 <w:webHidden/>
+                <w:sz w:val="20"/>
+                <w:szCs w:val="20"/>
               </w:rPr>
               <w:tab/>
             </w:r>
@@ -1831,6 +2287,8 @@
               <w:rPr>
                 <w:noProof/>
                 <w:webHidden/>
+                <w:sz w:val="20"/>
+                <w:szCs w:val="20"/>
               </w:rPr>
               <w:fldChar w:fldCharType="begin"/>
             </w:r>
@@ -1838,19 +2296,25 @@
               <w:rPr>
                 <w:noProof/>
                 <w:webHidden/>
-              </w:rPr>
-              <w:instrText xml:space="preserve"> PAGEREF _Toc239961691 \h </w:instrText>
-            </w:r>
-            <w:r>
-              <w:rPr>
-                <w:noProof/>
-                <w:webHidden/>
-              </w:rPr>
-            </w:r>
-            <w:r>
-              <w:rPr>
-                <w:noProof/>
-                <w:webHidden/>
+                <w:sz w:val="20"/>
+                <w:szCs w:val="20"/>
+              </w:rPr>
+              <w:instrText xml:space="preserve"> PAGEREF _Toc240569967 \h </w:instrText>
+            </w:r>
+            <w:r>
+              <w:rPr>
+                <w:noProof/>
+                <w:webHidden/>
+                <w:sz w:val="20"/>
+                <w:szCs w:val="20"/>
+              </w:rPr>
+            </w:r>
+            <w:r>
+              <w:rPr>
+                <w:noProof/>
+                <w:webHidden/>
+                <w:sz w:val="20"/>
+                <w:szCs w:val="20"/>
               </w:rPr>
               <w:fldChar w:fldCharType="separate"/>
             </w:r>
@@ -1858,6 +2322,8 @@
               <w:rPr>
                 <w:noProof/>
                 <w:webHidden/>
+                <w:sz w:val="20"/>
+                <w:szCs w:val="20"/>
               </w:rPr>
               <w:t>10</w:t>
             </w:r>
@@ -1865,6 +2331,8 @@
               <w:rPr>
                 <w:noProof/>
                 <w:webHidden/>
+                <w:sz w:val="20"/>
+                <w:szCs w:val="20"/>
               </w:rPr>
               <w:fldChar w:fldCharType="end"/>
             </w:r>
@@ -1879,14 +2347,18 @@
             <w:rPr>
               <w:rFonts w:eastAsiaTheme="minorEastAsia"/>
               <w:noProof/>
+              <w:sz w:val="20"/>
+              <w:szCs w:val="20"/>
             </w:rPr>
           </w:pPr>
-          <w:hyperlink w:anchor="_Toc239961692" w:history="1">
+          <w:hyperlink w:anchor="_Toc240569968" w:history="1">
             <w:r>
               <w:rPr>
                 <w:rStyle w:val="Hyperlink"/>
                 <w:rFonts w:ascii="Times New Roman" w:hAnsi="Times New Roman" w:cs="Times New Roman"/>
                 <w:noProof/>
+                <w:sz w:val="20"/>
+                <w:szCs w:val="20"/>
               </w:rPr>
               <w:t>UC-16: Automated License Plate Recognition (LPR) Gate Bypass</w:t>
             </w:r>
@@ -1894,6 +2366,8 @@
               <w:rPr>
                 <w:noProof/>
                 <w:webHidden/>
+                <w:sz w:val="20"/>
+                <w:szCs w:val="20"/>
               </w:rPr>
               <w:tab/>
             </w:r>
@@ -1901,6 +2375,8 @@
               <w:rPr>
                 <w:noProof/>
                 <w:webHidden/>
+                <w:sz w:val="20"/>
+                <w:szCs w:val="20"/>
               </w:rPr>
               <w:fldChar w:fldCharType="begin"/>
             </w:r>
@@ -1908,19 +2384,25 @@
               <w:rPr>
                 <w:noProof/>
                 <w:webHidden/>
-              </w:rPr>
-              <w:instrText xml:space="preserve"> PAGEREF _Toc239961692 \h </w:instrText>
-            </w:r>
-            <w:r>
-              <w:rPr>
-                <w:noProof/>
-                <w:webHidden/>
-              </w:rPr>
-            </w:r>
-            <w:r>
-              <w:rPr>
-                <w:noProof/>
-                <w:webHidden/>
+                <w:sz w:val="20"/>
+                <w:szCs w:val="20"/>
+              </w:rPr>
+              <w:instrText xml:space="preserve"> PAGEREF _Toc240569968 \h </w:instrText>
+            </w:r>
+            <w:r>
+              <w:rPr>
+                <w:noProof/>
+                <w:webHidden/>
+                <w:sz w:val="20"/>
+                <w:szCs w:val="20"/>
+              </w:rPr>
+            </w:r>
+            <w:r>
+              <w:rPr>
+                <w:noProof/>
+                <w:webHidden/>
+                <w:sz w:val="20"/>
+                <w:szCs w:val="20"/>
               </w:rPr>
               <w:fldChar w:fldCharType="separate"/>
             </w:r>
@@ -1928,6 +2410,8 @@
               <w:rPr>
                 <w:noProof/>
                 <w:webHidden/>
+                <w:sz w:val="20"/>
+                <w:szCs w:val="20"/>
               </w:rPr>
               <w:t>10</w:t>
             </w:r>
@@ -1935,6 +2419,8 @@
               <w:rPr>
                 <w:noProof/>
                 <w:webHidden/>
+                <w:sz w:val="20"/>
+                <w:szCs w:val="20"/>
               </w:rPr>
               <w:fldChar w:fldCharType="end"/>
             </w:r>
@@ -1949,14 +2435,18 @@
             <w:rPr>
               <w:rFonts w:eastAsiaTheme="minorEastAsia"/>
               <w:noProof/>
+              <w:sz w:val="20"/>
+              <w:szCs w:val="20"/>
             </w:rPr>
           </w:pPr>
-          <w:hyperlink w:anchor="_Toc239961693" w:history="1">
+          <w:hyperlink w:anchor="_Toc240569969" w:history="1">
             <w:r>
               <w:rPr>
                 <w:rStyle w:val="Hyperlink"/>
                 <w:rFonts w:ascii="Times New Roman" w:hAnsi="Times New Roman" w:cs="Times New Roman"/>
                 <w:noProof/>
+                <w:sz w:val="20"/>
+                <w:szCs w:val="20"/>
               </w:rPr>
               <w:t>UC-17: Push Notification Reminder for Parking Expiration</w:t>
             </w:r>
@@ -1964,6 +2454,8 @@
               <w:rPr>
                 <w:noProof/>
                 <w:webHidden/>
+                <w:sz w:val="20"/>
+                <w:szCs w:val="20"/>
               </w:rPr>
               <w:tab/>
             </w:r>
@@ -1971,6 +2463,8 @@
               <w:rPr>
                 <w:noProof/>
                 <w:webHidden/>
+                <w:sz w:val="20"/>
+                <w:szCs w:val="20"/>
               </w:rPr>
               <w:fldChar w:fldCharType="begin"/>
             </w:r>
@@ -1978,19 +2472,25 @@
               <w:rPr>
                 <w:noProof/>
                 <w:webHidden/>
-              </w:rPr>
-              <w:instrText xml:space="preserve"> PAGEREF _Toc239961693 \h </w:instrText>
-            </w:r>
-            <w:r>
-              <w:rPr>
-                <w:noProof/>
-                <w:webHidden/>
-              </w:rPr>
-            </w:r>
-            <w:r>
-              <w:rPr>
-                <w:noProof/>
-                <w:webHidden/>
+                <w:sz w:val="20"/>
+                <w:szCs w:val="20"/>
+              </w:rPr>
+              <w:instrText xml:space="preserve"> PAGEREF _Toc240569969 \h </w:instrText>
+            </w:r>
+            <w:r>
+              <w:rPr>
+                <w:noProof/>
+                <w:webHidden/>
+                <w:sz w:val="20"/>
+                <w:szCs w:val="20"/>
+              </w:rPr>
+            </w:r>
+            <w:r>
+              <w:rPr>
+                <w:noProof/>
+                <w:webHidden/>
+                <w:sz w:val="20"/>
+                <w:szCs w:val="20"/>
               </w:rPr>
               <w:fldChar w:fldCharType="separate"/>
             </w:r>
@@ -1998,6 +2498,8 @@
               <w:rPr>
                 <w:noProof/>
                 <w:webHidden/>
+                <w:sz w:val="20"/>
+                <w:szCs w:val="20"/>
               </w:rPr>
               <w:t>10</w:t>
             </w:r>
@@ -2005,6 +2507,8 @@
               <w:rPr>
                 <w:noProof/>
                 <w:webHidden/>
+                <w:sz w:val="20"/>
+                <w:szCs w:val="20"/>
               </w:rPr>
               <w:fldChar w:fldCharType="end"/>
             </w:r>
@@ -2020,9 +2524,11 @@
             <w:rPr>
               <w:rFonts w:eastAsiaTheme="minorEastAsia"/>
               <w:noProof/>
+              <w:sz w:val="20"/>
+              <w:szCs w:val="20"/>
             </w:rPr>
           </w:pPr>
-          <w:hyperlink w:anchor="_Toc239961694" w:history="1">
+          <w:hyperlink w:anchor="_Toc240569970" w:history="1">
             <w:r>
               <w:rPr>
                 <w:rStyle w:val="Hyperlink"/>
@@ -2030,6 +2536,8 @@
                 <w:b/>
                 <w:bCs/>
                 <w:noProof/>
+                <w:sz w:val="20"/>
+                <w:szCs w:val="20"/>
               </w:rPr>
               <w:t>7.</w:t>
             </w:r>
@@ -2037,6 +2545,8 @@
               <w:rPr>
                 <w:rFonts w:eastAsiaTheme="minorEastAsia"/>
                 <w:noProof/>
+                <w:sz w:val="20"/>
+                <w:szCs w:val="20"/>
               </w:rPr>
               <w:tab/>
             </w:r>
@@ -2047,6 +2557,8 @@
                 <w:b/>
                 <w:bCs/>
                 <w:noProof/>
+                <w:sz w:val="20"/>
+                <w:szCs w:val="20"/>
               </w:rPr>
               <w:t>Research Component: Competitive Analysis</w:t>
             </w:r>
@@ -2054,6 +2566,8 @@
               <w:rPr>
                 <w:noProof/>
                 <w:webHidden/>
+                <w:sz w:val="20"/>
+                <w:szCs w:val="20"/>
               </w:rPr>
               <w:tab/>
             </w:r>
@@ -2061,6 +2575,8 @@
               <w:rPr>
                 <w:noProof/>
                 <w:webHidden/>
+                <w:sz w:val="20"/>
+                <w:szCs w:val="20"/>
               </w:rPr>
               <w:fldChar w:fldCharType="begin"/>
             </w:r>
@@ -2068,19 +2584,25 @@
               <w:rPr>
                 <w:noProof/>
                 <w:webHidden/>
-              </w:rPr>
-              <w:instrText xml:space="preserve"> PAGEREF _Toc239961694 \h </w:instrText>
-            </w:r>
-            <w:r>
-              <w:rPr>
-                <w:noProof/>
-                <w:webHidden/>
-              </w:rPr>
-            </w:r>
-            <w:r>
-              <w:rPr>
-                <w:noProof/>
-                <w:webHidden/>
+                <w:sz w:val="20"/>
+                <w:szCs w:val="20"/>
+              </w:rPr>
+              <w:instrText xml:space="preserve"> PAGEREF _Toc240569970 \h </w:instrText>
+            </w:r>
+            <w:r>
+              <w:rPr>
+                <w:noProof/>
+                <w:webHidden/>
+                <w:sz w:val="20"/>
+                <w:szCs w:val="20"/>
+              </w:rPr>
+            </w:r>
+            <w:r>
+              <w:rPr>
+                <w:noProof/>
+                <w:webHidden/>
+                <w:sz w:val="20"/>
+                <w:szCs w:val="20"/>
               </w:rPr>
               <w:fldChar w:fldCharType="separate"/>
             </w:r>
@@ -2088,6 +2610,8 @@
               <w:rPr>
                 <w:noProof/>
                 <w:webHidden/>
+                <w:sz w:val="20"/>
+                <w:szCs w:val="20"/>
               </w:rPr>
               <w:t>11</w:t>
             </w:r>
@@ -2095,6 +2619,296 @@
               <w:rPr>
                 <w:noProof/>
                 <w:webHidden/>
+                <w:sz w:val="20"/>
+                <w:szCs w:val="20"/>
+              </w:rPr>
+              <w:fldChar w:fldCharType="end"/>
+            </w:r>
+          </w:hyperlink>
+        </w:p>
+        <w:p>
+          <w:pPr>
+            <w:pStyle w:val="TOC1"/>
+            <w:tabs>
+              <w:tab w:val="left" w:pos="480"/>
+              <w:tab w:val="right" w:leader="dot" w:pos="9350"/>
+            </w:tabs>
+            <w:rPr>
+              <w:rFonts w:eastAsiaTheme="minorEastAsia"/>
+              <w:noProof/>
+              <w:sz w:val="20"/>
+              <w:szCs w:val="20"/>
+            </w:rPr>
+          </w:pPr>
+          <w:hyperlink w:anchor="_Toc240569971" w:history="1">
+            <w:r>
+              <w:rPr>
+                <w:rStyle w:val="Hyperlink"/>
+                <w:rFonts w:ascii="Times New Roman" w:hAnsi="Times New Roman" w:cs="Times New Roman"/>
+                <w:b/>
+                <w:bCs/>
+                <w:noProof/>
+                <w:sz w:val="20"/>
+                <w:szCs w:val="20"/>
+              </w:rPr>
+              <w:t>8.</w:t>
+            </w:r>
+            <w:r>
+              <w:rPr>
+                <w:rFonts w:eastAsiaTheme="minorEastAsia"/>
+                <w:noProof/>
+                <w:sz w:val="20"/>
+                <w:szCs w:val="20"/>
+              </w:rPr>
+              <w:tab/>
+            </w:r>
+            <w:r>
+              <w:rPr>
+                <w:rStyle w:val="Hyperlink"/>
+                <w:rFonts w:ascii="Times New Roman" w:hAnsi="Times New Roman" w:cs="Times New Roman"/>
+                <w:b/>
+                <w:bCs/>
+                <w:noProof/>
+                <w:sz w:val="20"/>
+                <w:szCs w:val="20"/>
+              </w:rPr>
+              <w:t>Project Management and Planning</w:t>
+            </w:r>
+            <w:r>
+              <w:rPr>
+                <w:noProof/>
+                <w:webHidden/>
+                <w:sz w:val="20"/>
+                <w:szCs w:val="20"/>
+              </w:rPr>
+              <w:tab/>
+            </w:r>
+            <w:r>
+              <w:rPr>
+                <w:noProof/>
+                <w:webHidden/>
+                <w:sz w:val="20"/>
+                <w:szCs w:val="20"/>
+              </w:rPr>
+              <w:fldChar w:fldCharType="begin"/>
+            </w:r>
+            <w:r>
+              <w:rPr>
+                <w:noProof/>
+                <w:webHidden/>
+                <w:sz w:val="20"/>
+                <w:szCs w:val="20"/>
+              </w:rPr>
+              <w:instrText xml:space="preserve"> PAGEREF _Toc240569971 \h </w:instrText>
+            </w:r>
+            <w:r>
+              <w:rPr>
+                <w:noProof/>
+                <w:webHidden/>
+                <w:sz w:val="20"/>
+                <w:szCs w:val="20"/>
+              </w:rPr>
+            </w:r>
+            <w:r>
+              <w:rPr>
+                <w:noProof/>
+                <w:webHidden/>
+                <w:sz w:val="20"/>
+                <w:szCs w:val="20"/>
+              </w:rPr>
+              <w:fldChar w:fldCharType="separate"/>
+            </w:r>
+            <w:r>
+              <w:rPr>
+                <w:noProof/>
+                <w:webHidden/>
+                <w:sz w:val="20"/>
+                <w:szCs w:val="20"/>
+              </w:rPr>
+              <w:t>11</w:t>
+            </w:r>
+            <w:r>
+              <w:rPr>
+                <w:noProof/>
+                <w:webHidden/>
+                <w:sz w:val="20"/>
+                <w:szCs w:val="20"/>
+              </w:rPr>
+              <w:fldChar w:fldCharType="end"/>
+            </w:r>
+          </w:hyperlink>
+        </w:p>
+        <w:p>
+          <w:pPr>
+            <w:pStyle w:val="TOC2"/>
+            <w:tabs>
+              <w:tab w:val="right" w:leader="dot" w:pos="9350"/>
+            </w:tabs>
+            <w:rPr>
+              <w:rFonts w:eastAsiaTheme="minorEastAsia"/>
+              <w:noProof/>
+              <w:sz w:val="20"/>
+              <w:szCs w:val="20"/>
+            </w:rPr>
+          </w:pPr>
+          <w:hyperlink w:anchor="_Toc240569972" w:history="1">
+            <w:r>
+              <w:rPr>
+                <w:rStyle w:val="Hyperlink"/>
+                <w:rFonts w:ascii="Times New Roman" w:hAnsi="Times New Roman" w:cs="Times New Roman"/>
+                <w:noProof/>
+                <w:sz w:val="20"/>
+                <w:szCs w:val="20"/>
+              </w:rPr>
+              <w:t>8.1 Work Breakdown Structure (WBS)</w:t>
+            </w:r>
+            <w:r>
+              <w:rPr>
+                <w:noProof/>
+                <w:webHidden/>
+                <w:sz w:val="20"/>
+                <w:szCs w:val="20"/>
+              </w:rPr>
+              <w:tab/>
+            </w:r>
+            <w:r>
+              <w:rPr>
+                <w:noProof/>
+                <w:webHidden/>
+                <w:sz w:val="20"/>
+                <w:szCs w:val="20"/>
+              </w:rPr>
+              <w:fldChar w:fldCharType="begin"/>
+            </w:r>
+            <w:r>
+              <w:rPr>
+                <w:noProof/>
+                <w:webHidden/>
+                <w:sz w:val="20"/>
+                <w:szCs w:val="20"/>
+              </w:rPr>
+              <w:instrText xml:space="preserve"> PAGEREF _Toc240569972 \h </w:instrText>
+            </w:r>
+            <w:r>
+              <w:rPr>
+                <w:noProof/>
+                <w:webHidden/>
+                <w:sz w:val="20"/>
+                <w:szCs w:val="20"/>
+              </w:rPr>
+            </w:r>
+            <w:r>
+              <w:rPr>
+                <w:noProof/>
+                <w:webHidden/>
+                <w:sz w:val="20"/>
+                <w:szCs w:val="20"/>
+              </w:rPr>
+              <w:fldChar w:fldCharType="separate"/>
+            </w:r>
+            <w:r>
+              <w:rPr>
+                <w:noProof/>
+                <w:webHidden/>
+                <w:sz w:val="20"/>
+                <w:szCs w:val="20"/>
+              </w:rPr>
+              <w:t>12</w:t>
+            </w:r>
+            <w:r>
+              <w:rPr>
+                <w:noProof/>
+                <w:webHidden/>
+                <w:sz w:val="20"/>
+                <w:szCs w:val="20"/>
+              </w:rPr>
+              <w:fldChar w:fldCharType="end"/>
+            </w:r>
+          </w:hyperlink>
+        </w:p>
+        <w:p>
+          <w:pPr>
+            <w:pStyle w:val="TOC2"/>
+            <w:tabs>
+              <w:tab w:val="right" w:leader="dot" w:pos="9350"/>
+            </w:tabs>
+            <w:rPr>
+              <w:rFonts w:eastAsiaTheme="minorEastAsia"/>
+              <w:noProof/>
+              <w:sz w:val="20"/>
+              <w:szCs w:val="20"/>
+            </w:rPr>
+          </w:pPr>
+          <w:hyperlink w:anchor="_Toc240569973" w:history="1">
+            <w:r>
+              <w:rPr>
+                <w:rStyle w:val="Hyperlink"/>
+                <w:rFonts w:ascii="Times New Roman" w:hAnsi="Times New Roman" w:cs="Times New Roman"/>
+                <w:noProof/>
+                <w:sz w:val="20"/>
+                <w:szCs w:val="20"/>
+              </w:rPr>
+              <w:t>8.2 Project Timeline and Gantt Chart</w:t>
+            </w:r>
+            <w:r>
+              <w:rPr>
+                <w:noProof/>
+                <w:webHidden/>
+                <w:sz w:val="20"/>
+                <w:szCs w:val="20"/>
+              </w:rPr>
+              <w:tab/>
+            </w:r>
+            <w:r>
+              <w:rPr>
+                <w:noProof/>
+                <w:webHidden/>
+                <w:sz w:val="20"/>
+                <w:szCs w:val="20"/>
+              </w:rPr>
+              <w:fldChar w:fldCharType="begin"/>
+            </w:r>
+            <w:r>
+              <w:rPr>
+                <w:noProof/>
+                <w:webHidden/>
+                <w:sz w:val="20"/>
+                <w:szCs w:val="20"/>
+              </w:rPr>
+              <w:instrText xml:space="preserve"> PAGEREF _Toc240569973 \h </w:instrText>
+            </w:r>
+            <w:r>
+              <w:rPr>
+                <w:noProof/>
+                <w:webHidden/>
+                <w:sz w:val="20"/>
+                <w:szCs w:val="20"/>
+              </w:rPr>
+            </w:r>
+            <w:r>
+              <w:rPr>
+                <w:noProof/>
+                <w:webHidden/>
+                <w:sz w:val="20"/>
+                <w:szCs w:val="20"/>
+              </w:rPr>
+              <w:fldChar w:fldCharType="separate"/>
+            </w:r>
+            <w:r>
+              <w:rPr>
+                <w:noProof/>
+                <w:webHidden/>
+                <w:sz w:val="20"/>
+                <w:szCs w:val="20"/>
+              </w:rPr>
+              <w:t>13</w:t>
+            </w:r>
+            <w:r>
+              <w:rPr>
+                <w:noProof/>
+                <w:webHidden/>
+                <w:sz w:val="20"/>
+                <w:szCs w:val="20"/>
               </w:rPr>
               <w:fldChar w:fldCharType="end"/>
             </w:r>
@@ -2106,6 +2920,8 @@
               <w:b/>
               <w:bCs/>
               <w:noProof/>
+              <w:sz w:val="20"/>
+              <w:szCs w:val="20"/>
             </w:rPr>
             <w:fldChar w:fldCharType="end"/>
           </w:r>
@@ -2133,6 +2949,7 @@
           <w:rFonts w:ascii="Times New Roman" w:hAnsi="Times New Roman" w:cs="Times New Roman"/>
           <w:color w:val="000000" w:themeColor="text1"/>
         </w:rPr>
+        <w:lastRenderedPageBreak/>
         <w:t>Project: Smart Parking Engine (SPE)</w:t>
       </w:r>
     </w:p>
@@ -2212,7 +3029,7 @@
         </w:rPr>
       </w:pPr>
       <w:bookmarkStart w:id="0" w:name="_Toc239877284"/>
-      <w:bookmarkStart w:id="1" w:name="_Toc239961669"/>
+      <w:bookmarkStart w:id="1" w:name="_Toc240569945"/>
       <w:r>
         <w:rPr>
           <w:rFonts w:ascii="Times New Roman" w:hAnsi="Times New Roman" w:cs="Times New Roman"/>
@@ -2240,7 +3057,7 @@
         </w:rPr>
       </w:pPr>
       <w:bookmarkStart w:id="2" w:name="_Toc239877285"/>
-      <w:bookmarkStart w:id="3" w:name="_Toc239961670"/>
+      <w:bookmarkStart w:id="3" w:name="_Toc240569946"/>
       <w:r>
         <w:rPr>
           <w:rFonts w:ascii="Times New Roman" w:hAnsi="Times New Roman" w:cs="Times New Roman"/>
@@ -2343,7 +3160,7 @@
         </w:rPr>
       </w:pPr>
       <w:bookmarkStart w:id="4" w:name="_Toc239877286"/>
-      <w:bookmarkStart w:id="5" w:name="_Toc239961671"/>
+      <w:bookmarkStart w:id="5" w:name="_Toc240569947"/>
       <w:r>
         <w:rPr>
           <w:rFonts w:ascii="Times New Roman" w:hAnsi="Times New Roman" w:cs="Times New Roman"/>
@@ -2424,7 +3241,7 @@
           <w:szCs w:val="36"/>
         </w:rPr>
       </w:pPr>
-      <w:bookmarkStart w:id="6" w:name="_Toc239961672"/>
+      <w:bookmarkStart w:id="6" w:name="_Toc240569948"/>
       <w:r>
         <w:rPr>
           <w:rFonts w:ascii="Times New Roman" w:hAnsi="Times New Roman" w:cs="Times New Roman"/>
@@ -2702,7 +3519,6 @@
           <w:sz w:val="32"/>
           <w:szCs w:val="32"/>
         </w:rPr>
-        <w:lastRenderedPageBreak/>
         <w:t>Constraints</w:t>
       </w:r>
       <w:r>
@@ -2725,6 +3541,7 @@
         <w:rPr>
           <w:rFonts w:ascii="Times New Roman" w:hAnsi="Times New Roman" w:cs="Times New Roman"/>
         </w:rPr>
+        <w:lastRenderedPageBreak/>
         <w:t xml:space="preserve">Must </w:t>
       </w:r>
       <w:r>
@@ -2816,7 +3633,7 @@
           <w:szCs w:val="36"/>
         </w:rPr>
       </w:pPr>
-      <w:bookmarkStart w:id="7" w:name="_Toc239961673"/>
+      <w:bookmarkStart w:id="7" w:name="_Toc240569949"/>
       <w:r>
         <w:rPr>
           <w:rFonts w:ascii="Times New Roman" w:hAnsi="Times New Roman" w:cs="Times New Roman"/>
@@ -3087,7 +3904,7 @@
           <w:szCs w:val="36"/>
         </w:rPr>
       </w:pPr>
-      <w:bookmarkStart w:id="8" w:name="_Toc239961674"/>
+      <w:bookmarkStart w:id="8" w:name="_Toc240569950"/>
       <w:r>
         <w:rPr>
           <w:rFonts w:ascii="Times New Roman" w:hAnsi="Times New Roman" w:cs="Times New Roman"/>
@@ -3282,7 +4099,7 @@
           <w:szCs w:val="36"/>
         </w:rPr>
       </w:pPr>
-      <w:bookmarkStart w:id="9" w:name="_Toc239961675"/>
+      <w:bookmarkStart w:id="9" w:name="_Toc240569951"/>
       <w:r>
         <w:rPr>
           <w:rFonts w:ascii="Times New Roman" w:hAnsi="Times New Roman" w:cs="Times New Roman"/>
@@ -3292,7 +4109,6 @@
           <w:sz w:val="36"/>
           <w:szCs w:val="36"/>
         </w:rPr>
-        <w:lastRenderedPageBreak/>
         <w:t>System Interfaces and Communications</w:t>
       </w:r>
       <w:bookmarkEnd w:id="9"/>
@@ -3334,6 +4150,7 @@
         <w:rPr>
           <w:rFonts w:ascii="Times New Roman" w:hAnsi="Times New Roman" w:cs="Times New Roman"/>
         </w:rPr>
+        <w:lastRenderedPageBreak/>
         <w:t xml:space="preserve">Mobile Application (iOS/Android): Built natively or via </w:t>
       </w:r>
       <w:r>
@@ -3664,7 +4481,14 @@
         <w:rPr>
           <w:rFonts w:ascii="Times New Roman" w:hAnsi="Times New Roman" w:cs="Times New Roman"/>
         </w:rPr>
-        <w:t xml:space="preserve"> are utilized for live inventory updates so that map ma</w:t>
+        <w:t xml:space="preserve"> are utilized for live inventory updates so that map </w:t>
+      </w:r>
+      <w:proofErr w:type="spellStart"/>
+      <w:r>
+        <w:rPr>
+          <w:rFonts w:ascii="Times New Roman" w:hAnsi="Times New Roman" w:cs="Times New Roman"/>
+        </w:rPr>
+        <w:t>ma</w:t>
       </w:r>
       <w:r>
         <w:rPr>
@@ -3676,7 +4500,14 @@
         <w:rPr>
           <w:rFonts w:ascii="Times New Roman" w:hAnsi="Times New Roman" w:cs="Times New Roman"/>
         </w:rPr>
-        <w:t>kers and spot availability</w:t>
+        <w:t>kers</w:t>
+      </w:r>
+      <w:proofErr w:type="spellEnd"/>
+      <w:r>
+        <w:rPr>
+          <w:rFonts w:ascii="Times New Roman" w:hAnsi="Times New Roman" w:cs="Times New Roman"/>
+        </w:rPr>
+        <w:t xml:space="preserve"> and spot availability</w:t>
       </w:r>
       <w:r>
         <w:rPr>
@@ -3708,7 +4539,7 @@
           <w:szCs w:val="36"/>
         </w:rPr>
       </w:pPr>
-      <w:bookmarkStart w:id="10" w:name="_Toc239961676"/>
+      <w:bookmarkStart w:id="10" w:name="_Toc240569952"/>
       <w:r>
         <w:rPr>
           <w:rFonts w:ascii="Times New Roman" w:hAnsi="Times New Roman" w:cs="Times New Roman"/>
@@ -3731,7 +4562,7 @@
           <w:color w:val="000000" w:themeColor="text1"/>
         </w:rPr>
       </w:pPr>
-      <w:bookmarkStart w:id="11" w:name="_Toc239961677"/>
+      <w:bookmarkStart w:id="11" w:name="_Toc240569953"/>
       <w:r>
         <w:rPr>
           <w:rFonts w:ascii="Times New Roman" w:hAnsi="Times New Roman" w:cs="Times New Roman"/>
@@ -3950,7 +4781,7 @@
           <w:color w:val="000000" w:themeColor="text1"/>
         </w:rPr>
       </w:pPr>
-      <w:bookmarkStart w:id="12" w:name="_Toc239961678"/>
+      <w:bookmarkStart w:id="12" w:name="_Toc240569954"/>
       <w:r>
         <w:rPr>
           <w:rFonts w:ascii="Times New Roman" w:hAnsi="Times New Roman" w:cs="Times New Roman"/>
@@ -4169,7 +5000,7 @@
           <w:color w:val="000000" w:themeColor="text1"/>
         </w:rPr>
       </w:pPr>
-      <w:bookmarkStart w:id="13" w:name="_Toc239961679"/>
+      <w:bookmarkStart w:id="13" w:name="_Toc240569955"/>
       <w:r>
         <w:rPr>
           <w:rFonts w:ascii="Times New Roman" w:hAnsi="Times New Roman" w:cs="Times New Roman"/>
@@ -4396,7 +5227,7 @@
           <w:color w:val="000000" w:themeColor="text1"/>
         </w:rPr>
       </w:pPr>
-      <w:bookmarkStart w:id="14" w:name="_Toc239961680"/>
+      <w:bookmarkStart w:id="14" w:name="_Toc240569956"/>
       <w:r>
         <w:rPr>
           <w:rFonts w:ascii="Times New Roman" w:hAnsi="Times New Roman" w:cs="Times New Roman"/>
@@ -4576,7 +5407,7 @@
           <w:color w:val="000000" w:themeColor="text1"/>
         </w:rPr>
       </w:pPr>
-      <w:bookmarkStart w:id="15" w:name="_Toc239961681"/>
+      <w:bookmarkStart w:id="15" w:name="_Toc240569957"/>
       <w:r>
         <w:rPr>
           <w:rFonts w:ascii="Times New Roman" w:hAnsi="Times New Roman" w:cs="Times New Roman"/>
@@ -4787,7 +5618,7 @@
           <w:color w:val="000000" w:themeColor="text1"/>
         </w:rPr>
       </w:pPr>
-      <w:bookmarkStart w:id="16" w:name="_Toc239961682"/>
+      <w:bookmarkStart w:id="16" w:name="_Toc240569958"/>
       <w:r>
         <w:rPr>
           <w:rFonts w:ascii="Times New Roman" w:hAnsi="Times New Roman" w:cs="Times New Roman"/>
@@ -5025,7 +5856,7 @@
           <w:color w:val="000000" w:themeColor="text1"/>
         </w:rPr>
       </w:pPr>
-      <w:bookmarkStart w:id="17" w:name="_Toc239961683"/>
+      <w:bookmarkStart w:id="17" w:name="_Toc240569959"/>
       <w:r>
         <w:rPr>
           <w:rFonts w:ascii="Times New Roman" w:hAnsi="Times New Roman" w:cs="Times New Roman"/>
@@ -5205,7 +6036,7 @@
           <w:color w:val="000000" w:themeColor="text1"/>
         </w:rPr>
       </w:pPr>
-      <w:bookmarkStart w:id="18" w:name="_Toc239961684"/>
+      <w:bookmarkStart w:id="18" w:name="_Toc240569960"/>
       <w:r>
         <w:rPr>
           <w:rFonts w:ascii="Times New Roman" w:hAnsi="Times New Roman" w:cs="Times New Roman"/>
@@ -5424,7 +6255,7 @@
           <w:color w:val="000000" w:themeColor="text1"/>
         </w:rPr>
       </w:pPr>
-      <w:bookmarkStart w:id="19" w:name="_Toc239961685"/>
+      <w:bookmarkStart w:id="19" w:name="_Toc240569961"/>
       <w:r>
         <w:rPr>
           <w:rFonts w:ascii="Times New Roman" w:hAnsi="Times New Roman" w:cs="Times New Roman"/>
@@ -5631,7 +6462,7 @@
           <w:color w:val="000000" w:themeColor="text1"/>
         </w:rPr>
       </w:pPr>
-      <w:bookmarkStart w:id="20" w:name="_Toc239961686"/>
+      <w:bookmarkStart w:id="20" w:name="_Toc240569962"/>
       <w:r>
         <w:rPr>
           <w:rFonts w:ascii="Times New Roman" w:hAnsi="Times New Roman" w:cs="Times New Roman"/>
@@ -5816,7 +6647,7 @@
           <w:color w:val="000000" w:themeColor="text1"/>
         </w:rPr>
       </w:pPr>
-      <w:bookmarkStart w:id="21" w:name="_Toc239961687"/>
+      <w:bookmarkStart w:id="21" w:name="_Toc240569963"/>
       <w:r>
         <w:rPr>
           <w:rFonts w:ascii="Times New Roman" w:hAnsi="Times New Roman" w:cs="Times New Roman"/>
@@ -6051,7 +6882,7 @@
           <w:color w:val="000000" w:themeColor="text1"/>
         </w:rPr>
       </w:pPr>
-      <w:bookmarkStart w:id="22" w:name="_Toc239961688"/>
+      <w:bookmarkStart w:id="22" w:name="_Toc240569964"/>
       <w:r>
         <w:rPr>
           <w:rFonts w:ascii="Times New Roman" w:hAnsi="Times New Roman" w:cs="Times New Roman"/>
@@ -6271,7 +7102,7 @@
           <w:color w:val="000000" w:themeColor="text1"/>
         </w:rPr>
       </w:pPr>
-      <w:bookmarkStart w:id="23" w:name="_Toc239961689"/>
+      <w:bookmarkStart w:id="23" w:name="_Toc240569965"/>
       <w:r>
         <w:rPr>
           <w:rFonts w:ascii="Times New Roman" w:hAnsi="Times New Roman" w:cs="Times New Roman"/>
@@ -6463,7 +7294,7 @@
           <w:color w:val="000000" w:themeColor="text1"/>
         </w:rPr>
       </w:pPr>
-      <w:bookmarkStart w:id="24" w:name="_Toc239961690"/>
+      <w:bookmarkStart w:id="24" w:name="_Toc240569966"/>
       <w:r>
         <w:rPr>
           <w:rFonts w:ascii="Times New Roman" w:hAnsi="Times New Roman" w:cs="Times New Roman"/>
@@ -6663,7 +7494,7 @@
           <w:color w:val="000000" w:themeColor="text1"/>
         </w:rPr>
       </w:pPr>
-      <w:bookmarkStart w:id="25" w:name="_Toc239961691"/>
+      <w:bookmarkStart w:id="25" w:name="_Toc240569967"/>
       <w:r>
         <w:rPr>
           <w:rFonts w:ascii="Times New Roman" w:hAnsi="Times New Roman" w:cs="Times New Roman"/>
@@ -6849,7 +7680,7 @@
           <w:color w:val="000000" w:themeColor="text1"/>
         </w:rPr>
       </w:pPr>
-      <w:bookmarkStart w:id="26" w:name="_Toc239961692"/>
+      <w:bookmarkStart w:id="26" w:name="_Toc240569968"/>
       <w:r>
         <w:rPr>
           <w:rFonts w:ascii="Times New Roman" w:hAnsi="Times New Roman" w:cs="Times New Roman"/>
@@ -7110,7 +7941,7 @@
           <w:color w:val="000000" w:themeColor="text1"/>
         </w:rPr>
       </w:pPr>
-      <w:bookmarkStart w:id="27" w:name="_Toc239961693"/>
+      <w:bookmarkStart w:id="27" w:name="_Toc240569969"/>
       <w:r>
         <w:rPr>
           <w:rFonts w:ascii="Times New Roman" w:hAnsi="Times New Roman" w:cs="Times New Roman"/>
@@ -7352,7 +8183,7 @@
           <w:szCs w:val="36"/>
         </w:rPr>
       </w:pPr>
-      <w:bookmarkStart w:id="28" w:name="_Toc239961694"/>
+      <w:bookmarkStart w:id="28" w:name="_Toc240569970"/>
       <w:r>
         <w:rPr>
           <w:rFonts w:ascii="Times New Roman" w:hAnsi="Times New Roman" w:cs="Times New Roman"/>
@@ -7502,12 +8333,14 @@
                 <w:rFonts w:ascii="Times New Roman" w:hAnsi="Times New Roman" w:cs="Times New Roman"/>
               </w:rPr>
             </w:pPr>
+            <w:proofErr w:type="spellStart"/>
             <w:r>
               <w:rPr>
                 <w:rFonts w:ascii="Times New Roman" w:hAnsi="Times New Roman" w:cs="Times New Roman"/>
               </w:rPr>
               <w:t>SpotHero</w:t>
             </w:r>
+            <w:proofErr w:type="spellEnd"/>
           </w:p>
         </w:tc>
         <w:tc>
@@ -7735,20 +8568,1824 @@
     <w:p/>
     <w:p>
       <w:pPr>
-        <w:rPr>
-          <w:rFonts w:ascii="Times New Roman" w:hAnsi="Times New Roman" w:cs="Times New Roman"/>
-        </w:rPr>
-      </w:pPr>
-    </w:p>
-    <w:p>
-      <w:pPr>
-        <w:rPr>
-          <w:rFonts w:ascii="Times New Roman" w:hAnsi="Times New Roman" w:cs="Times New Roman"/>
-        </w:rPr>
-      </w:pPr>
-    </w:p>
-    <w:p>
-      <w:pPr>
+        <w:pStyle w:val="Heading1"/>
+        <w:numPr>
+          <w:ilvl w:val="0"/>
+          <w:numId w:val="1"/>
+        </w:numPr>
+        <w:rPr>
+          <w:rFonts w:ascii="Times New Roman" w:hAnsi="Times New Roman" w:cs="Times New Roman"/>
+          <w:b/>
+          <w:bCs/>
+          <w:color w:val="000000" w:themeColor="text1"/>
+          <w:sz w:val="36"/>
+          <w:szCs w:val="36"/>
+        </w:rPr>
+      </w:pPr>
+      <w:bookmarkStart w:id="29" w:name="_Toc240569971"/>
+      <w:r>
+        <w:rPr>
+          <w:rFonts w:ascii="Times New Roman" w:hAnsi="Times New Roman" w:cs="Times New Roman"/>
+          <w:b/>
+          <w:bCs/>
+          <w:color w:val="000000" w:themeColor="text1"/>
+          <w:sz w:val="36"/>
+          <w:szCs w:val="36"/>
+        </w:rPr>
+        <w:t>Project Management and Planning</w:t>
+      </w:r>
+      <w:bookmarkEnd w:id="29"/>
+    </w:p>
+    <w:p>
+      <w:pPr>
+        <w:rPr>
+          <w:rFonts w:ascii="Times New Roman" w:hAnsi="Times New Roman" w:cs="Times New Roman"/>
+        </w:rPr>
+      </w:pPr>
+      <w:r>
+        <w:rPr>
+          <w:rFonts w:ascii="Times New Roman" w:hAnsi="Times New Roman" w:cs="Times New Roman"/>
+        </w:rPr>
+        <w:t>To ensure the smart parking application requirements and use cas</w:t>
+      </w:r>
+      <w:r>
+        <w:rPr>
+          <w:rFonts w:ascii="Times New Roman" w:hAnsi="Times New Roman" w:cs="Times New Roman"/>
+        </w:rPr>
+        <w:t>es detailed in the previous sections are</w:t>
+      </w:r>
+      <w:r>
+        <w:t xml:space="preserve"> </w:t>
+      </w:r>
+      <w:r>
+        <w:rPr>
+          <w:rFonts w:ascii="Times New Roman" w:hAnsi="Times New Roman" w:cs="Times New Roman"/>
+        </w:rPr>
+        <w:t>successfully realized, a structured</w:t>
+      </w:r>
+      <w:r>
+        <w:t xml:space="preserve"> </w:t>
+      </w:r>
+      <w:r>
+        <w:rPr>
+          <w:rFonts w:ascii="Times New Roman" w:hAnsi="Times New Roman" w:cs="Times New Roman"/>
+        </w:rPr>
+        <w:t>project management framework</w:t>
+      </w:r>
+      <w:r>
+        <w:t xml:space="preserve"> </w:t>
+      </w:r>
+      <w:r>
+        <w:rPr>
+          <w:rFonts w:ascii="Times New Roman" w:hAnsi="Times New Roman" w:cs="Times New Roman"/>
+        </w:rPr>
+        <w:t xml:space="preserve">has been </w:t>
+      </w:r>
+      <w:r>
+        <w:rPr>
+          <w:rFonts w:ascii="Times New Roman" w:hAnsi="Times New Roman" w:cs="Times New Roman"/>
+        </w:rPr>
+        <w:lastRenderedPageBreak/>
+        <w:t>established.</w:t>
+      </w:r>
+      <w:r>
+        <w:rPr>
+          <w:rFonts w:ascii="Times New Roman" w:hAnsi="Times New Roman" w:cs="Times New Roman"/>
+        </w:rPr>
+        <w:t xml:space="preserve"> Planning forms the foundational baseline for controlling scope, time, and resources throughout the software development cycle (Kerzner</w:t>
+      </w:r>
+      <w:r>
+        <w:rPr>
+          <w:rFonts w:ascii="Times New Roman" w:hAnsi="Times New Roman" w:cs="Times New Roman"/>
+        </w:rPr>
+        <w:t>, 2017</w:t>
+      </w:r>
+      <w:r>
+        <w:rPr>
+          <w:rFonts w:ascii="Times New Roman" w:hAnsi="Times New Roman" w:cs="Times New Roman"/>
+        </w:rPr>
+        <w:t>)</w:t>
+      </w:r>
+      <w:r>
+        <w:rPr>
+          <w:rFonts w:ascii="Times New Roman" w:hAnsi="Times New Roman" w:cs="Times New Roman"/>
+        </w:rPr>
+        <w:t>.</w:t>
+      </w:r>
+    </w:p>
+    <w:p>
+      <w:pPr>
+        <w:pStyle w:val="Heading2"/>
+        <w:rPr>
+          <w:rFonts w:ascii="Times New Roman" w:hAnsi="Times New Roman" w:cs="Times New Roman"/>
+          <w:color w:val="000000" w:themeColor="text1"/>
+        </w:rPr>
+      </w:pPr>
+      <w:bookmarkStart w:id="30" w:name="_Toc240569972"/>
+      <w:r>
+        <w:rPr>
+          <w:rFonts w:ascii="Times New Roman" w:hAnsi="Times New Roman" w:cs="Times New Roman"/>
+          <w:color w:val="000000" w:themeColor="text1"/>
+        </w:rPr>
+        <w:t xml:space="preserve">8.1 </w:t>
+      </w:r>
+      <w:r>
+        <w:rPr>
+          <w:rFonts w:ascii="Times New Roman" w:hAnsi="Times New Roman" w:cs="Times New Roman"/>
+          <w:color w:val="000000" w:themeColor="text1"/>
+        </w:rPr>
+        <w:t>Work Breakdown Structure (WBS)</w:t>
+      </w:r>
+      <w:bookmarkEnd w:id="30"/>
+    </w:p>
+    <w:p>
+      <w:pPr>
+        <w:rPr>
+          <w:rFonts w:ascii="Times New Roman" w:hAnsi="Times New Roman" w:cs="Times New Roman"/>
+        </w:rPr>
+      </w:pPr>
+      <w:r>
+        <w:rPr>
+          <w:rFonts w:ascii="Times New Roman" w:hAnsi="Times New Roman" w:cs="Times New Roman"/>
+        </w:rPr>
+        <w:t>A Work Breakdown Structure (WBS) serves as a product-oriented hierarchical decomposition of the total program scope, sub</w:t>
+      </w:r>
+      <w:r>
+        <w:rPr>
+          <w:rFonts w:ascii="Times New Roman" w:hAnsi="Times New Roman" w:cs="Times New Roman"/>
+        </w:rPr>
+        <w:t>dividing the statement of work into smaller, manageable elements for enhanced visibility and control (Kerzer, 20</w:t>
+      </w:r>
+      <w:r>
+        <w:rPr>
+          <w:rFonts w:ascii="Times New Roman" w:hAnsi="Times New Roman" w:cs="Times New Roman"/>
+        </w:rPr>
+        <w:t>22</w:t>
+      </w:r>
+      <w:r>
+        <w:rPr>
+          <w:rFonts w:ascii="Times New Roman" w:hAnsi="Times New Roman" w:cs="Times New Roman"/>
+        </w:rPr>
+        <w:t xml:space="preserve">).  Establishing </w:t>
+      </w:r>
+      <w:r>
+        <w:rPr>
+          <w:rFonts w:ascii="Times New Roman" w:hAnsi="Times New Roman" w:cs="Times New Roman"/>
+        </w:rPr>
+        <w:t xml:space="preserve">a 3-level WBS balances administrative oversight and technical granularity without falling into micromanagement: </w:t>
+      </w:r>
+    </w:p>
+    <w:p>
+      <w:pPr>
+        <w:pStyle w:val="ListParagraph"/>
+        <w:numPr>
+          <w:ilvl w:val="0"/>
+          <w:numId w:val="5"/>
+        </w:numPr>
+        <w:rPr>
+          <w:rFonts w:ascii="Times New Roman" w:hAnsi="Times New Roman" w:cs="Times New Roman"/>
+        </w:rPr>
+      </w:pPr>
+      <w:r>
+        <w:rPr>
+          <w:rFonts w:ascii="Times New Roman" w:hAnsi="Times New Roman" w:cs="Times New Roman"/>
+        </w:rPr>
+        <w:t xml:space="preserve">Level 1: Total program scope representing the entire smart parking application </w:t>
+      </w:r>
+      <w:r>
+        <w:rPr>
+          <w:rFonts w:ascii="Times New Roman" w:hAnsi="Times New Roman" w:cs="Times New Roman"/>
+        </w:rPr>
+        <w:t>system.</w:t>
+      </w:r>
+    </w:p>
+    <w:p>
+      <w:pPr>
+        <w:pStyle w:val="ListParagraph"/>
+        <w:numPr>
+          <w:ilvl w:val="0"/>
+          <w:numId w:val="5"/>
+        </w:numPr>
+        <w:rPr>
+          <w:rFonts w:ascii="Times New Roman" w:hAnsi="Times New Roman" w:cs="Times New Roman"/>
+        </w:rPr>
+      </w:pPr>
+      <w:r>
+        <w:rPr>
+          <w:rFonts w:ascii="Times New Roman" w:hAnsi="Times New Roman" w:cs="Times New Roman"/>
+        </w:rPr>
+        <w:t>Level 2: Core functional modules and architectural components (Authentication, User/Operator Setup, Garage Monitoring, Payment, and Reporting).</w:t>
+      </w:r>
+    </w:p>
+    <w:p>
+      <w:pPr>
+        <w:pStyle w:val="ListParagraph"/>
+        <w:numPr>
+          <w:ilvl w:val="0"/>
+          <w:numId w:val="5"/>
+        </w:numPr>
+        <w:rPr>
+          <w:rFonts w:ascii="Times New Roman" w:hAnsi="Times New Roman" w:cs="Times New Roman"/>
+        </w:rPr>
+      </w:pPr>
+      <w:r>
+        <w:rPr>
+          <w:rFonts w:ascii="Times New Roman" w:hAnsi="Times New Roman" w:cs="Times New Roman"/>
+        </w:rPr>
+        <w:t xml:space="preserve">Level 3: Specific task packages and execution deliverables required to build each </w:t>
+      </w:r>
+      <w:r>
+        <w:rPr>
+          <w:rFonts w:ascii="Times New Roman" w:hAnsi="Times New Roman" w:cs="Times New Roman"/>
+        </w:rPr>
+        <w:t>component</w:t>
+      </w:r>
+      <w:r>
+        <w:rPr>
+          <w:rFonts w:ascii="Times New Roman" w:hAnsi="Times New Roman" w:cs="Times New Roman"/>
+        </w:rPr>
+        <w:t>.</w:t>
+      </w:r>
+    </w:p>
+    <w:p>
+      <w:pPr>
+        <w:keepNext/>
+      </w:pPr>
+      <w:r>
+        <w:rPr>
+          <w:rFonts w:ascii="Times New Roman" w:hAnsi="Times New Roman" w:cs="Times New Roman"/>
+          <w:noProof/>
+        </w:rPr>
+        <mc:AlternateContent>
+          <mc:Choice Requires="wps">
+            <w:drawing>
+              <wp:anchor distT="0" distB="0" distL="114300" distR="114300" simplePos="0" relativeHeight="251656704" behindDoc="0" locked="0" layoutInCell="1" allowOverlap="1" wp14:anchorId="64B0787B" wp14:editId="00EFE376">
+                <wp:simplePos x="0" y="0"/>
+                <wp:positionH relativeFrom="column">
+                  <wp:posOffset>228600</wp:posOffset>
+                </wp:positionH>
+                <wp:positionV relativeFrom="paragraph">
+                  <wp:posOffset>1616202</wp:posOffset>
+                </wp:positionV>
+                <wp:extent cx="5392397" cy="402336"/>
+                <wp:effectExtent l="0" t="0" r="0" b="0"/>
+                <wp:wrapNone/>
+                <wp:docPr id="996013149" name="Text Box 1"/>
+                <wp:cNvGraphicFramePr/>
+                <a:graphic xmlns:a="http://schemas.openxmlformats.org/drawingml/2006/main">
+                  <a:graphicData uri="http://schemas.microsoft.com/office/word/2010/wordprocessingShape">
+                    <wps:wsp>
+                      <wps:cNvSpPr txBox="1"/>
+                      <wps:spPr>
+                        <a:xfrm>
+                          <a:off x="0" y="0"/>
+                          <a:ext cx="5392397" cy="402336"/>
+                        </a:xfrm>
+                        <a:prstGeom prst="rect">
+                          <a:avLst/>
+                        </a:prstGeom>
+                        <a:solidFill>
+                          <a:schemeClr val="lt1"/>
+                        </a:solidFill>
+                        <a:ln w="6350">
+                          <a:noFill/>
+                        </a:ln>
+                      </wps:spPr>
+                      <wps:txbx>
+                        <w:txbxContent>
+                          <w:p>
+                            <w:pPr>
+                              <w:pStyle w:val="Caption"/>
+                            </w:pPr>
+                            <w:r>
+                              <w:t xml:space="preserve">Figure </w:t>
+                            </w:r>
+                            <w:r>
+                              <w:fldChar w:fldCharType="begin"/>
+                            </w:r>
+                            <w:r>
+                              <w:instrText xml:space="preserve"> SEQ Figure \* ARABIC </w:instrText>
+                            </w:r>
+                            <w:r>
+                              <w:fldChar w:fldCharType="separate"/>
+                            </w:r>
+                            <w:r>
+                              <w:rPr>
+                                <w:noProof/>
+                              </w:rPr>
+                              <w:t>1</w:t>
+                            </w:r>
+                            <w:r>
+                              <w:fldChar w:fldCharType="end"/>
+                            </w:r>
+                            <w:r>
+                              <w:t xml:space="preserve">: </w:t>
+                            </w:r>
+                            <w:r>
+                              <w:t xml:space="preserve">3-Level </w:t>
+                            </w:r>
+                            <w:r>
+                              <w:t>Work Breakdown Structure (</w:t>
+                            </w:r>
+                            <w:r>
+                              <w:t>WBS</w:t>
+                            </w:r>
+                            <w:r>
+                              <w:t>)</w:t>
+                            </w:r>
+                            <w:r>
+                              <w:t xml:space="preserve"> </w:t>
+                            </w:r>
+                            <w:r>
+                              <w:t>for</w:t>
+                            </w:r>
+                            <w:r>
+                              <w:t xml:space="preserve"> the</w:t>
+                            </w:r>
+                            <w:r>
+                              <w:t xml:space="preserve"> Smart Parking App System</w:t>
+                            </w:r>
+                            <w:r>
+                              <w:t xml:space="preserve">, depicting </w:t>
+                            </w:r>
+                            <w:r>
+                              <w:t>Level 1 (total program scope), Level 2 (six core functional component</w:t>
+                            </w:r>
+                            <w:r>
+                              <w:t xml:space="preserve">s), and Level 3 (underlying </w:t>
+                            </w:r>
+                            <w:proofErr w:type="spellStart"/>
+                            <w:r>
+                              <w:t>tak</w:t>
+                            </w:r>
+                            <w:proofErr w:type="spellEnd"/>
+                            <w:r>
+                              <w:t xml:space="preserve"> pack</w:t>
+                            </w:r>
+                            <w:r>
+                              <w:t>ages).</w:t>
+                            </w:r>
+                          </w:p>
+                          <w:p/>
+                        </w:txbxContent>
+                      </wps:txbx>
+                      <wps:bodyPr rot="0" spcFirstLastPara="0" vertOverflow="overflow" horzOverflow="overflow" vert="horz" wrap="square" lIns="91440" tIns="45720" rIns="91440" bIns="45720" numCol="1" spcCol="0" rtlCol="0" fromWordArt="0" anchor="t" anchorCtr="0" forceAA="0" compatLnSpc="1">
+                        <a:prstTxWarp prst="textNoShape">
+                          <a:avLst/>
+                        </a:prstTxWarp>
+                        <a:noAutofit/>
+                      </wps:bodyPr>
+                    </wps:wsp>
+                  </a:graphicData>
+                </a:graphic>
+                <wp14:sizeRelV relativeFrom="margin">
+                  <wp14:pctHeight>0</wp14:pctHeight>
+                </wp14:sizeRelV>
+              </wp:anchor>
+            </w:drawing>
+          </mc:Choice>
+          <mc:Fallback>
+            <w:pict>
+              <v:shapetype w14:anchorId="64B0787B" id="_x0000_t202" coordsize="21600,21600" o:spt="202" path="m,l,21600r21600,l21600,xe">
+                <v:stroke joinstyle="miter"/>
+                <v:path gradientshapeok="t" o:connecttype="rect"/>
+              </v:shapetype>
+              <v:shape id="Text Box 1" o:spid="_x0000_s1026" type="#_x0000_t202" style="position:absolute;margin-left:18pt;margin-top:127.25pt;width:424.6pt;height:31.7pt;z-index:251656704;visibility:visible;mso-wrap-style:square;mso-height-percent:0;mso-wrap-distance-left:9pt;mso-wrap-distance-top:0;mso-wrap-distance-right:9pt;mso-wrap-distance-bottom:0;mso-position-horizontal:absolute;mso-position-horizontal-relative:text;mso-position-vertical:absolute;mso-position-vertical-relative:text;mso-height-percent:0;mso-height-relative:margin;v-text-anchor:top" o:gfxdata="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" fillcolor="white [3201]" stroked="f" strokeweight=".5pt">
+                <v:textbox>
+                  <w:txbxContent>
+                    <w:p>
+                      <w:pPr>
+                        <w:pStyle w:val="Caption"/>
+                      </w:pPr>
+                      <w:r>
+                        <w:t xml:space="preserve">Figure </w:t>
+                      </w:r>
+                      <w:r>
+                        <w:fldChar w:fldCharType="begin"/>
+                      </w:r>
+                      <w:r>
+                        <w:instrText xml:space="preserve"> SEQ Figure \* ARABIC </w:instrText>
+                      </w:r>
+                      <w:r>
+                        <w:fldChar w:fldCharType="separate"/>
+                      </w:r>
+                      <w:r>
+                        <w:rPr>
+                          <w:noProof/>
+                        </w:rPr>
+                        <w:t>1</w:t>
+                      </w:r>
+                      <w:r>
+                        <w:fldChar w:fldCharType="end"/>
+                      </w:r>
+                      <w:r>
+                        <w:t xml:space="preserve">: </w:t>
+                      </w:r>
+                      <w:r>
+                        <w:t xml:space="preserve">3-Level </w:t>
+                      </w:r>
+                      <w:r>
+                        <w:t>Work Breakdown Structure (</w:t>
+                      </w:r>
+                      <w:r>
+                        <w:t>WBS</w:t>
+                      </w:r>
+                      <w:r>
+                        <w:t>)</w:t>
+                      </w:r>
+                      <w:r>
+                        <w:t xml:space="preserve"> </w:t>
+                      </w:r>
+                      <w:r>
+                        <w:t>for</w:t>
+                      </w:r>
+                      <w:r>
+                        <w:t xml:space="preserve"> the</w:t>
+                      </w:r>
+                      <w:r>
+                        <w:t xml:space="preserve"> Smart Parking App System</w:t>
+                      </w:r>
+                      <w:r>
+                        <w:t xml:space="preserve">, depicting </w:t>
+                      </w:r>
+                      <w:r>
+                        <w:t>Level 1 (total program scope), Level 2 (six core functional component</w:t>
+                      </w:r>
+                      <w:r>
+                        <w:t xml:space="preserve">s), and Level 3 (underlying </w:t>
+                      </w:r>
+                      <w:proofErr w:type="spellStart"/>
+                      <w:r>
+                        <w:t>tak</w:t>
+                      </w:r>
+                      <w:proofErr w:type="spellEnd"/>
+                      <w:r>
+                        <w:t xml:space="preserve"> pack</w:t>
+                      </w:r>
+                      <w:r>
+                        <w:t>ages).</w:t>
+                      </w:r>
+                    </w:p>
+                    <w:p/>
+                  </w:txbxContent>
+                </v:textbox>
+              </v:shape>
+            </w:pict>
+          </mc:Fallback>
+        </mc:AlternateContent>
+      </w:r>
+      <w:r>
+        <w:rPr>
+          <w:rFonts w:ascii="Times New Roman" w:hAnsi="Times New Roman" w:cs="Times New Roman"/>
+          <w:noProof/>
+        </w:rPr>
+        <w:drawing>
+          <wp:inline distT="0" distB="0" distL="0" distR="0" wp14:anchorId="18C0FA76" wp14:editId="725A6595">
+            <wp:extent cx="5942272" cy="1623256"/>
+            <wp:effectExtent l="0" t="0" r="1905" b="0"/>
+            <wp:docPr id="1060192966" name="Picture 1"/>
+            <wp:cNvGraphicFramePr>
+              <a:graphicFrameLocks xmlns:a="http://schemas.openxmlformats.org/drawingml/2006/main" noChangeAspect="1"/>
+            </wp:cNvGraphicFramePr>
+            <a:graphic xmlns:a="http://schemas.openxmlformats.org/drawingml/2006/main">
+              <a:graphicData uri="http://schemas.openxmlformats.org/drawingml/2006/picture">
+                <pic:pic xmlns:pic="http://schemas.openxmlformats.org/drawingml/2006/picture">
+                  <pic:nvPicPr>
+                    <pic:cNvPr id="1060192966" name=""/>
+                    <pic:cNvPicPr/>
+                  </pic:nvPicPr>
+                  <pic:blipFill rotWithShape="1">
+                    <a:blip r:embed="rId8"/>
+                    <a:srcRect t="16096" b="12801"/>
+                    <a:stretch>
+                      <a:fillRect/>
+                    </a:stretch>
+                  </pic:blipFill>
+                  <pic:spPr bwMode="auto">
+                    <a:xfrm>
+                      <a:off x="0" y="0"/>
+                      <a:ext cx="5943600" cy="1623619"/>
+                    </a:xfrm>
+                    <a:prstGeom prst="rect">
+                      <a:avLst/>
+                    </a:prstGeom>
+                    <a:ln>
+                      <a:noFill/>
+                    </a:ln>
+                    <a:extLst>
+                      <a:ext uri="{53640926-AAD7-44D8-BBD7-CCE9431645EC}">
+                        <a14:shadowObscured xmlns:a14="http://schemas.microsoft.com/office/drawing/2010/main"/>
+                      </a:ext>
+                    </a:extLst>
+                  </pic:spPr>
+                </pic:pic>
+              </a:graphicData>
+            </a:graphic>
+          </wp:inline>
+        </w:drawing>
+      </w:r>
+    </w:p>
+    <w:p>
+      <w:pPr>
+        <w:rPr>
+          <w:rFonts w:ascii="Times New Roman" w:hAnsi="Times New Roman" w:cs="Times New Roman"/>
+        </w:rPr>
+      </w:pPr>
+    </w:p>
+    <w:p>
+      <w:pPr>
+        <w:pStyle w:val="ListParagraph"/>
+        <w:numPr>
+          <w:ilvl w:val="0"/>
+          <w:numId w:val="29"/>
+        </w:numPr>
+        <w:rPr>
+          <w:rFonts w:ascii="Times New Roman" w:hAnsi="Times New Roman" w:cs="Times New Roman"/>
+        </w:rPr>
+      </w:pPr>
+      <w:r>
+        <w:rPr>
+          <w:rFonts w:ascii="Times New Roman" w:hAnsi="Times New Roman" w:cs="Times New Roman"/>
+        </w:rPr>
+        <w:t xml:space="preserve">Smart Parking </w:t>
+      </w:r>
+      <w:r>
+        <w:rPr>
+          <w:rFonts w:ascii="Times New Roman" w:hAnsi="Times New Roman" w:cs="Times New Roman"/>
+        </w:rPr>
+        <w:t>Application</w:t>
+      </w:r>
+      <w:r>
+        <w:rPr>
+          <w:rFonts w:ascii="Times New Roman" w:hAnsi="Times New Roman" w:cs="Times New Roman"/>
+        </w:rPr>
+        <w:t xml:space="preserve"> System</w:t>
+      </w:r>
+    </w:p>
+    <w:p>
+      <w:pPr>
+        <w:pStyle w:val="ListParagraph"/>
+        <w:numPr>
+          <w:ilvl w:val="1"/>
+          <w:numId w:val="29"/>
+        </w:numPr>
+        <w:rPr>
+          <w:rFonts w:ascii="Times New Roman" w:hAnsi="Times New Roman" w:cs="Times New Roman"/>
+        </w:rPr>
+      </w:pPr>
+      <w:r>
+        <w:rPr>
+          <w:rFonts w:ascii="Times New Roman" w:hAnsi="Times New Roman" w:cs="Times New Roman"/>
+        </w:rPr>
+        <w:t>Authentication Module</w:t>
+      </w:r>
+    </w:p>
+    <w:p>
+      <w:pPr>
+        <w:pStyle w:val="ListParagraph"/>
+        <w:numPr>
+          <w:ilvl w:val="2"/>
+          <w:numId w:val="29"/>
+        </w:numPr>
+        <w:rPr>
+          <w:rFonts w:ascii="Times New Roman" w:hAnsi="Times New Roman" w:cs="Times New Roman"/>
+        </w:rPr>
+      </w:pPr>
+      <w:r>
+        <w:rPr>
+          <w:rFonts w:ascii="Times New Roman" w:hAnsi="Times New Roman" w:cs="Times New Roman"/>
+        </w:rPr>
+        <w:t>User registration and Login Interface</w:t>
+      </w:r>
+    </w:p>
+    <w:p>
+      <w:pPr>
+        <w:pStyle w:val="ListParagraph"/>
+        <w:numPr>
+          <w:ilvl w:val="3"/>
+          <w:numId w:val="29"/>
+        </w:numPr>
+        <w:rPr>
+          <w:rFonts w:ascii="Times New Roman" w:hAnsi="Times New Roman" w:cs="Times New Roman"/>
+        </w:rPr>
+      </w:pPr>
+      <w:r>
+        <w:rPr>
+          <w:rFonts w:ascii="Times New Roman" w:hAnsi="Times New Roman" w:cs="Times New Roman"/>
+        </w:rPr>
+        <w:t>Develop email and password sign-up forms</w:t>
+      </w:r>
+    </w:p>
+    <w:p>
+      <w:pPr>
+        <w:pStyle w:val="ListParagraph"/>
+        <w:numPr>
+          <w:ilvl w:val="3"/>
+          <w:numId w:val="29"/>
+        </w:numPr>
+        <w:rPr>
+          <w:rFonts w:ascii="Times New Roman" w:hAnsi="Times New Roman" w:cs="Times New Roman"/>
+        </w:rPr>
+      </w:pPr>
+      <w:r>
+        <w:rPr>
+          <w:rFonts w:ascii="Times New Roman" w:hAnsi="Times New Roman" w:cs="Times New Roman"/>
+        </w:rPr>
+        <w:t>Implement multi-factor authentication (MFA)</w:t>
+      </w:r>
+      <w:r>
+        <w:rPr>
+          <w:rFonts w:ascii="Times New Roman" w:hAnsi="Times New Roman" w:cs="Times New Roman"/>
+        </w:rPr>
+        <w:t xml:space="preserve"> </w:t>
+      </w:r>
+    </w:p>
+    <w:p>
+      <w:pPr>
+        <w:pStyle w:val="ListParagraph"/>
+        <w:numPr>
+          <w:ilvl w:val="2"/>
+          <w:numId w:val="29"/>
+        </w:numPr>
+        <w:rPr>
+          <w:rFonts w:ascii="Times New Roman" w:hAnsi="Times New Roman" w:cs="Times New Roman"/>
+        </w:rPr>
+      </w:pPr>
+      <w:r>
+        <w:rPr>
+          <w:rFonts w:ascii="Times New Roman" w:hAnsi="Times New Roman" w:cs="Times New Roman"/>
+        </w:rPr>
+        <w:t>Session and Security Management</w:t>
+      </w:r>
+    </w:p>
+    <w:p>
+      <w:pPr>
+        <w:pStyle w:val="ListParagraph"/>
+        <w:numPr>
+          <w:ilvl w:val="3"/>
+          <w:numId w:val="29"/>
+        </w:numPr>
+        <w:rPr>
+          <w:rFonts w:ascii="Times New Roman" w:hAnsi="Times New Roman" w:cs="Times New Roman"/>
+        </w:rPr>
+      </w:pPr>
+      <w:r>
+        <w:rPr>
+          <w:rFonts w:ascii="Times New Roman" w:hAnsi="Times New Roman" w:cs="Times New Roman"/>
+        </w:rPr>
+        <w:t>Configure JSON Web Token (JWT) session persistence</w:t>
+      </w:r>
+    </w:p>
+    <w:p>
+      <w:pPr>
+        <w:pStyle w:val="ListParagraph"/>
+        <w:numPr>
+          <w:ilvl w:val="3"/>
+          <w:numId w:val="29"/>
+        </w:numPr>
+        <w:rPr>
+          <w:rFonts w:ascii="Times New Roman" w:hAnsi="Times New Roman" w:cs="Times New Roman"/>
+        </w:rPr>
+      </w:pPr>
+      <w:r>
+        <w:rPr>
+          <w:rFonts w:ascii="Times New Roman" w:hAnsi="Times New Roman" w:cs="Times New Roman"/>
+        </w:rPr>
+        <w:t>Implement password recovery and reset workflows</w:t>
+      </w:r>
+    </w:p>
+    <w:p>
+      <w:pPr>
+        <w:pStyle w:val="ListParagraph"/>
+        <w:numPr>
+          <w:ilvl w:val="1"/>
+          <w:numId w:val="29"/>
+        </w:numPr>
+        <w:rPr>
+          <w:rFonts w:ascii="Times New Roman" w:hAnsi="Times New Roman" w:cs="Times New Roman"/>
+        </w:rPr>
+      </w:pPr>
+      <w:r>
+        <w:rPr>
+          <w:rFonts w:ascii="Times New Roman" w:hAnsi="Times New Roman" w:cs="Times New Roman"/>
+        </w:rPr>
+        <w:t>User and Operator Setup</w:t>
+      </w:r>
+    </w:p>
+    <w:p>
+      <w:pPr>
+        <w:pStyle w:val="ListParagraph"/>
+        <w:numPr>
+          <w:ilvl w:val="2"/>
+          <w:numId w:val="29"/>
+        </w:numPr>
+        <w:rPr>
+          <w:rFonts w:ascii="Times New Roman" w:hAnsi="Times New Roman" w:cs="Times New Roman"/>
+        </w:rPr>
+      </w:pPr>
+      <w:r>
+        <w:rPr>
+          <w:rFonts w:ascii="Times New Roman" w:hAnsi="Times New Roman" w:cs="Times New Roman"/>
+        </w:rPr>
+        <w:t>Account Profile Management</w:t>
+      </w:r>
+    </w:p>
+    <w:p>
+      <w:pPr>
+        <w:pStyle w:val="ListParagraph"/>
+        <w:numPr>
+          <w:ilvl w:val="3"/>
+          <w:numId w:val="29"/>
+        </w:numPr>
+        <w:rPr>
+          <w:rFonts w:ascii="Times New Roman" w:hAnsi="Times New Roman" w:cs="Times New Roman"/>
+        </w:rPr>
+      </w:pPr>
+      <w:r>
+        <w:rPr>
+          <w:rFonts w:ascii="Times New Roman" w:hAnsi="Times New Roman" w:cs="Times New Roman"/>
+        </w:rPr>
+        <w:t>Create driver profile screens (vehicles, contact info)</w:t>
+      </w:r>
+    </w:p>
+    <w:p>
+      <w:pPr>
+        <w:pStyle w:val="ListParagraph"/>
+        <w:numPr>
+          <w:ilvl w:val="3"/>
+          <w:numId w:val="29"/>
+        </w:numPr>
+        <w:rPr>
+          <w:rFonts w:ascii="Times New Roman" w:hAnsi="Times New Roman" w:cs="Times New Roman"/>
+        </w:rPr>
+      </w:pPr>
+      <w:r>
+        <w:rPr>
+          <w:rFonts w:ascii="Times New Roman" w:hAnsi="Times New Roman" w:cs="Times New Roman"/>
+        </w:rPr>
+        <w:t>Create garage operator profile screens (business setup)</w:t>
+      </w:r>
+    </w:p>
+    <w:p>
+      <w:pPr>
+        <w:pStyle w:val="ListParagraph"/>
+        <w:numPr>
+          <w:ilvl w:val="2"/>
+          <w:numId w:val="29"/>
+        </w:numPr>
+        <w:rPr>
+          <w:rFonts w:ascii="Times New Roman" w:hAnsi="Times New Roman" w:cs="Times New Roman"/>
+        </w:rPr>
+      </w:pPr>
+      <w:r>
+        <w:rPr>
+          <w:rFonts w:ascii="Times New Roman" w:hAnsi="Times New Roman" w:cs="Times New Roman"/>
+        </w:rPr>
+        <w:t xml:space="preserve">Role-Based </w:t>
+      </w:r>
+      <w:r>
+        <w:rPr>
+          <w:rFonts w:ascii="Times New Roman" w:hAnsi="Times New Roman" w:cs="Times New Roman"/>
+        </w:rPr>
+        <w:t>Access Control (RBAC)</w:t>
+      </w:r>
+    </w:p>
+    <w:p>
+      <w:pPr>
+        <w:pStyle w:val="ListParagraph"/>
+        <w:numPr>
+          <w:ilvl w:val="3"/>
+          <w:numId w:val="29"/>
+        </w:numPr>
+        <w:rPr>
+          <w:rFonts w:ascii="Times New Roman" w:hAnsi="Times New Roman" w:cs="Times New Roman"/>
+        </w:rPr>
+      </w:pPr>
+      <w:r>
+        <w:rPr>
+          <w:rFonts w:ascii="Times New Roman" w:hAnsi="Times New Roman" w:cs="Times New Roman"/>
+        </w:rPr>
+        <w:t>Define admin, operator, and customer permission tiers</w:t>
+      </w:r>
+    </w:p>
+    <w:p>
+      <w:pPr>
+        <w:pStyle w:val="ListParagraph"/>
+        <w:numPr>
+          <w:ilvl w:val="3"/>
+          <w:numId w:val="29"/>
+        </w:numPr>
+        <w:rPr>
+          <w:rFonts w:ascii="Times New Roman" w:hAnsi="Times New Roman" w:cs="Times New Roman"/>
+        </w:rPr>
+      </w:pPr>
+      <w:r>
+        <w:rPr>
+          <w:rFonts w:ascii="Times New Roman" w:hAnsi="Times New Roman" w:cs="Times New Roman"/>
+        </w:rPr>
+        <w:t>Configure backend database authorization</w:t>
+      </w:r>
+    </w:p>
+    <w:p>
+      <w:pPr>
+        <w:pStyle w:val="ListParagraph"/>
+        <w:numPr>
+          <w:ilvl w:val="1"/>
+          <w:numId w:val="29"/>
+        </w:numPr>
+        <w:rPr>
+          <w:rFonts w:ascii="Times New Roman" w:hAnsi="Times New Roman" w:cs="Times New Roman"/>
+        </w:rPr>
+      </w:pPr>
+      <w:r>
+        <w:rPr>
+          <w:rFonts w:ascii="Times New Roman" w:hAnsi="Times New Roman" w:cs="Times New Roman"/>
+        </w:rPr>
+        <w:t>Garage Monitoring</w:t>
+      </w:r>
+    </w:p>
+    <w:p>
+      <w:pPr>
+        <w:pStyle w:val="ListParagraph"/>
+        <w:numPr>
+          <w:ilvl w:val="2"/>
+          <w:numId w:val="29"/>
+        </w:numPr>
+        <w:rPr>
+          <w:rFonts w:ascii="Times New Roman" w:hAnsi="Times New Roman" w:cs="Times New Roman"/>
+        </w:rPr>
+      </w:pPr>
+      <w:r>
+        <w:rPr>
+          <w:rFonts w:ascii="Times New Roman" w:hAnsi="Times New Roman" w:cs="Times New Roman"/>
+        </w:rPr>
+        <w:lastRenderedPageBreak/>
+        <w:t xml:space="preserve">Space Availability </w:t>
+      </w:r>
+      <w:r>
+        <w:rPr>
+          <w:rFonts w:ascii="Times New Roman" w:hAnsi="Times New Roman" w:cs="Times New Roman"/>
+        </w:rPr>
+        <w:t>and Occupancy Tracking</w:t>
+      </w:r>
+    </w:p>
+    <w:p>
+      <w:pPr>
+        <w:pStyle w:val="ListParagraph"/>
+        <w:numPr>
+          <w:ilvl w:val="3"/>
+          <w:numId w:val="29"/>
+        </w:numPr>
+        <w:rPr>
+          <w:rFonts w:ascii="Times New Roman" w:hAnsi="Times New Roman" w:cs="Times New Roman"/>
+        </w:rPr>
+      </w:pPr>
+      <w:r>
+        <w:rPr>
+          <w:rFonts w:ascii="Times New Roman" w:hAnsi="Times New Roman" w:cs="Times New Roman"/>
+        </w:rPr>
+        <w:t>Integrate real-time garage sensor/gate data feed</w:t>
+      </w:r>
+    </w:p>
+    <w:p>
+      <w:pPr>
+        <w:pStyle w:val="ListParagraph"/>
+        <w:numPr>
+          <w:ilvl w:val="3"/>
+          <w:numId w:val="29"/>
+        </w:numPr>
+        <w:rPr>
+          <w:rFonts w:ascii="Times New Roman" w:hAnsi="Times New Roman" w:cs="Times New Roman"/>
+        </w:rPr>
+      </w:pPr>
+      <w:r>
+        <w:rPr>
+          <w:rFonts w:ascii="Times New Roman" w:hAnsi="Times New Roman" w:cs="Times New Roman"/>
+        </w:rPr>
+        <w:t>Build live occupancy dashboard for operators</w:t>
+      </w:r>
+    </w:p>
+    <w:p>
+      <w:pPr>
+        <w:pStyle w:val="ListParagraph"/>
+        <w:numPr>
+          <w:ilvl w:val="2"/>
+          <w:numId w:val="29"/>
+        </w:numPr>
+        <w:rPr>
+          <w:rFonts w:ascii="Times New Roman" w:hAnsi="Times New Roman" w:cs="Times New Roman"/>
+        </w:rPr>
+      </w:pPr>
+      <w:r>
+        <w:rPr>
+          <w:rFonts w:ascii="Times New Roman" w:hAnsi="Times New Roman" w:cs="Times New Roman"/>
+        </w:rPr>
+        <w:t xml:space="preserve">Garage Search and Navigation </w:t>
+      </w:r>
+      <w:r>
+        <w:rPr>
+          <w:rFonts w:ascii="Times New Roman" w:hAnsi="Times New Roman" w:cs="Times New Roman"/>
+        </w:rPr>
+        <w:t>UI</w:t>
+      </w:r>
+    </w:p>
+    <w:p>
+      <w:pPr>
+        <w:pStyle w:val="ListParagraph"/>
+        <w:numPr>
+          <w:ilvl w:val="3"/>
+          <w:numId w:val="29"/>
+        </w:numPr>
+        <w:rPr>
+          <w:rFonts w:ascii="Times New Roman" w:hAnsi="Times New Roman" w:cs="Times New Roman"/>
+        </w:rPr>
+      </w:pPr>
+      <w:r>
+        <w:rPr>
+          <w:rFonts w:ascii="Times New Roman" w:hAnsi="Times New Roman" w:cs="Times New Roman"/>
+        </w:rPr>
+        <w:t>Implement interactive map view for finding nearby garages</w:t>
+      </w:r>
+    </w:p>
+    <w:p>
+      <w:pPr>
+        <w:pStyle w:val="ListParagraph"/>
+        <w:numPr>
+          <w:ilvl w:val="3"/>
+          <w:numId w:val="29"/>
+        </w:numPr>
+        <w:rPr>
+          <w:rFonts w:ascii="Times New Roman" w:hAnsi="Times New Roman" w:cs="Times New Roman"/>
+        </w:rPr>
+      </w:pPr>
+      <w:r>
+        <w:rPr>
+          <w:rFonts w:ascii="Times New Roman" w:hAnsi="Times New Roman" w:cs="Times New Roman"/>
+        </w:rPr>
+        <w:t>Display real-time spot availability and pricing to users</w:t>
+      </w:r>
+    </w:p>
+    <w:p>
+      <w:pPr>
+        <w:pStyle w:val="ListParagraph"/>
+        <w:numPr>
+          <w:ilvl w:val="1"/>
+          <w:numId w:val="29"/>
+        </w:numPr>
+        <w:rPr>
+          <w:rFonts w:ascii="Times New Roman" w:hAnsi="Times New Roman" w:cs="Times New Roman"/>
+        </w:rPr>
+      </w:pPr>
+      <w:r>
+        <w:rPr>
+          <w:rFonts w:ascii="Times New Roman" w:hAnsi="Times New Roman" w:cs="Times New Roman"/>
+        </w:rPr>
+        <w:t>Payment Processing</w:t>
+      </w:r>
+    </w:p>
+    <w:p>
+      <w:pPr>
+        <w:pStyle w:val="ListParagraph"/>
+        <w:numPr>
+          <w:ilvl w:val="2"/>
+          <w:numId w:val="29"/>
+        </w:numPr>
+        <w:rPr>
+          <w:rFonts w:ascii="Times New Roman" w:hAnsi="Times New Roman" w:cs="Times New Roman"/>
+        </w:rPr>
+      </w:pPr>
+      <w:r>
+        <w:rPr>
+          <w:rFonts w:ascii="Times New Roman" w:hAnsi="Times New Roman" w:cs="Times New Roman"/>
+        </w:rPr>
+        <w:t>Gateway Integration</w:t>
+      </w:r>
+    </w:p>
+    <w:p>
+      <w:pPr>
+        <w:pStyle w:val="ListParagraph"/>
+        <w:numPr>
+          <w:ilvl w:val="3"/>
+          <w:numId w:val="29"/>
+        </w:numPr>
+        <w:rPr>
+          <w:rFonts w:ascii="Times New Roman" w:hAnsi="Times New Roman" w:cs="Times New Roman"/>
+        </w:rPr>
+      </w:pPr>
+      <w:r>
+        <w:rPr>
+          <w:rFonts w:ascii="Times New Roman" w:hAnsi="Times New Roman" w:cs="Times New Roman"/>
+        </w:rPr>
+        <w:t>Connect payment gateway API (e.g., Stripe/PayPal)</w:t>
+      </w:r>
+    </w:p>
+    <w:p>
+      <w:pPr>
+        <w:pStyle w:val="ListParagraph"/>
+        <w:numPr>
+          <w:ilvl w:val="3"/>
+          <w:numId w:val="29"/>
+        </w:numPr>
+        <w:rPr>
+          <w:rFonts w:ascii="Times New Roman" w:hAnsi="Times New Roman" w:cs="Times New Roman"/>
+        </w:rPr>
+      </w:pPr>
+      <w:r>
+        <w:rPr>
+          <w:rFonts w:ascii="Times New Roman" w:hAnsi="Times New Roman" w:cs="Times New Roman"/>
+        </w:rPr>
+        <w:t>Implement secure credit card and digital wallet processing</w:t>
+      </w:r>
+    </w:p>
+    <w:p>
+      <w:pPr>
+        <w:pStyle w:val="ListParagraph"/>
+        <w:numPr>
+          <w:ilvl w:val="2"/>
+          <w:numId w:val="29"/>
+        </w:numPr>
+        <w:rPr>
+          <w:rFonts w:ascii="Times New Roman" w:hAnsi="Times New Roman" w:cs="Times New Roman"/>
+        </w:rPr>
+      </w:pPr>
+      <w:r>
+        <w:rPr>
+          <w:rFonts w:ascii="Times New Roman" w:hAnsi="Times New Roman" w:cs="Times New Roman"/>
+        </w:rPr>
+        <w:t>Transaction Management</w:t>
+      </w:r>
+    </w:p>
+    <w:p>
+      <w:pPr>
+        <w:pStyle w:val="ListParagraph"/>
+        <w:numPr>
+          <w:ilvl w:val="3"/>
+          <w:numId w:val="29"/>
+        </w:numPr>
+        <w:rPr>
+          <w:rFonts w:ascii="Times New Roman" w:hAnsi="Times New Roman" w:cs="Times New Roman"/>
+        </w:rPr>
+      </w:pPr>
+      <w:r>
+        <w:rPr>
+          <w:rFonts w:ascii="Times New Roman" w:hAnsi="Times New Roman" w:cs="Times New Roman"/>
+        </w:rPr>
+        <w:t>Generate digital payment receipts and order histories</w:t>
+      </w:r>
+    </w:p>
+    <w:p>
+      <w:pPr>
+        <w:pStyle w:val="ListParagraph"/>
+        <w:numPr>
+          <w:ilvl w:val="3"/>
+          <w:numId w:val="29"/>
+        </w:numPr>
+        <w:rPr>
+          <w:rFonts w:ascii="Times New Roman" w:hAnsi="Times New Roman" w:cs="Times New Roman"/>
+        </w:rPr>
+      </w:pPr>
+      <w:r>
+        <w:rPr>
+          <w:rFonts w:ascii="Times New Roman" w:hAnsi="Times New Roman" w:cs="Times New Roman"/>
+        </w:rPr>
+        <w:t>Build automated refund and dispute handling workflows</w:t>
+      </w:r>
+    </w:p>
+    <w:p>
+      <w:pPr>
+        <w:pStyle w:val="ListParagraph"/>
+        <w:numPr>
+          <w:ilvl w:val="1"/>
+          <w:numId w:val="29"/>
+        </w:numPr>
+        <w:rPr>
+          <w:rFonts w:ascii="Times New Roman" w:hAnsi="Times New Roman" w:cs="Times New Roman"/>
+        </w:rPr>
+      </w:pPr>
+      <w:r>
+        <w:rPr>
+          <w:rFonts w:ascii="Times New Roman" w:hAnsi="Times New Roman" w:cs="Times New Roman"/>
+        </w:rPr>
+        <w:t>Reporting and Analytics</w:t>
+      </w:r>
+    </w:p>
+    <w:p>
+      <w:pPr>
+        <w:pStyle w:val="ListParagraph"/>
+        <w:numPr>
+          <w:ilvl w:val="2"/>
+          <w:numId w:val="29"/>
+        </w:numPr>
+        <w:rPr>
+          <w:rFonts w:ascii="Times New Roman" w:hAnsi="Times New Roman" w:cs="Times New Roman"/>
+        </w:rPr>
+      </w:pPr>
+      <w:r>
+        <w:rPr>
+          <w:rFonts w:ascii="Times New Roman" w:hAnsi="Times New Roman" w:cs="Times New Roman"/>
+        </w:rPr>
+        <w:t>Data Visualization</w:t>
+      </w:r>
+    </w:p>
+    <w:p>
+      <w:pPr>
+        <w:pStyle w:val="ListParagraph"/>
+        <w:numPr>
+          <w:ilvl w:val="3"/>
+          <w:numId w:val="29"/>
+        </w:numPr>
+        <w:rPr>
+          <w:rFonts w:ascii="Times New Roman" w:hAnsi="Times New Roman" w:cs="Times New Roman"/>
+        </w:rPr>
+      </w:pPr>
+      <w:r>
+        <w:rPr>
+          <w:rFonts w:ascii="Times New Roman" w:hAnsi="Times New Roman" w:cs="Times New Roman"/>
+        </w:rPr>
+        <w:t>Build occupancy trends and peak hour graphs</w:t>
+      </w:r>
+    </w:p>
+    <w:p>
+      <w:pPr>
+        <w:pStyle w:val="ListParagraph"/>
+        <w:numPr>
+          <w:ilvl w:val="3"/>
+          <w:numId w:val="29"/>
+        </w:numPr>
+        <w:rPr>
+          <w:rFonts w:ascii="Times New Roman" w:hAnsi="Times New Roman" w:cs="Times New Roman"/>
+        </w:rPr>
+      </w:pPr>
+      <w:r>
+        <w:rPr>
+          <w:rFonts w:ascii="Times New Roman" w:hAnsi="Times New Roman" w:cs="Times New Roman"/>
+        </w:rPr>
+        <w:t>Generate revenue and daily transaction metrics</w:t>
+      </w:r>
+    </w:p>
+    <w:p>
+      <w:pPr>
+        <w:pStyle w:val="ListParagraph"/>
+        <w:numPr>
+          <w:ilvl w:val="2"/>
+          <w:numId w:val="29"/>
+        </w:numPr>
+        <w:rPr>
+          <w:rFonts w:ascii="Times New Roman" w:hAnsi="Times New Roman" w:cs="Times New Roman"/>
+        </w:rPr>
+      </w:pPr>
+      <w:r>
+        <w:rPr>
+          <w:rFonts w:ascii="Times New Roman" w:hAnsi="Times New Roman" w:cs="Times New Roman"/>
+        </w:rPr>
+        <w:t>Data Export Engine</w:t>
+      </w:r>
+    </w:p>
+    <w:p>
+      <w:pPr>
+        <w:pStyle w:val="ListParagraph"/>
+        <w:numPr>
+          <w:ilvl w:val="3"/>
+          <w:numId w:val="29"/>
+        </w:numPr>
+        <w:rPr>
+          <w:rFonts w:ascii="Times New Roman" w:hAnsi="Times New Roman" w:cs="Times New Roman"/>
+        </w:rPr>
+      </w:pPr>
+      <w:r>
+        <w:rPr>
+          <w:rFonts w:ascii="Times New Roman" w:hAnsi="Times New Roman" w:cs="Times New Roman"/>
+        </w:rPr>
+        <w:t>B</w:t>
+      </w:r>
+      <w:r>
+        <w:rPr>
+          <w:rFonts w:ascii="Times New Roman" w:hAnsi="Times New Roman" w:cs="Times New Roman"/>
+        </w:rPr>
+        <w:t>uild CSV and PDF export functionality for financial audits</w:t>
+      </w:r>
+    </w:p>
+    <w:p>
+      <w:pPr>
+        <w:pStyle w:val="ListParagraph"/>
+        <w:numPr>
+          <w:ilvl w:val="3"/>
+          <w:numId w:val="29"/>
+        </w:numPr>
+        <w:rPr>
+          <w:rFonts w:ascii="Times New Roman" w:hAnsi="Times New Roman" w:cs="Times New Roman"/>
+        </w:rPr>
+      </w:pPr>
+      <w:r>
+        <w:rPr>
+          <w:rFonts w:ascii="Times New Roman" w:hAnsi="Times New Roman" w:cs="Times New Roman"/>
+        </w:rPr>
+        <w:t>Implement automated weakly email report scheduling</w:t>
+      </w:r>
+    </w:p>
+    <w:p>
+      <w:pPr>
+        <w:pStyle w:val="ListParagraph"/>
+        <w:numPr>
+          <w:ilvl w:val="1"/>
+          <w:numId w:val="29"/>
+        </w:numPr>
+        <w:rPr>
+          <w:rFonts w:ascii="Times New Roman" w:hAnsi="Times New Roman" w:cs="Times New Roman"/>
+        </w:rPr>
+      </w:pPr>
+      <w:r>
+        <w:rPr>
+          <w:rFonts w:ascii="Times New Roman" w:hAnsi="Times New Roman" w:cs="Times New Roman"/>
+        </w:rPr>
+        <w:t>Testing and Deployment</w:t>
+      </w:r>
+    </w:p>
+    <w:p>
+      <w:pPr>
+        <w:pStyle w:val="ListParagraph"/>
+        <w:numPr>
+          <w:ilvl w:val="2"/>
+          <w:numId w:val="29"/>
+        </w:numPr>
+        <w:rPr>
+          <w:rFonts w:ascii="Times New Roman" w:hAnsi="Times New Roman" w:cs="Times New Roman"/>
+        </w:rPr>
+      </w:pPr>
+      <w:r>
+        <w:rPr>
+          <w:rFonts w:ascii="Times New Roman" w:hAnsi="Times New Roman" w:cs="Times New Roman"/>
+        </w:rPr>
+        <w:t>Quality Assurance and Testing</w:t>
+      </w:r>
+    </w:p>
+    <w:p>
+      <w:pPr>
+        <w:pStyle w:val="ListParagraph"/>
+        <w:numPr>
+          <w:ilvl w:val="3"/>
+          <w:numId w:val="29"/>
+        </w:numPr>
+        <w:rPr>
+          <w:rFonts w:ascii="Times New Roman" w:hAnsi="Times New Roman" w:cs="Times New Roman"/>
+        </w:rPr>
+      </w:pPr>
+      <w:r>
+        <w:rPr>
+          <w:rFonts w:ascii="Times New Roman" w:hAnsi="Times New Roman" w:cs="Times New Roman"/>
+        </w:rPr>
+        <w:t>Execute unit and integration testing protocols</w:t>
+      </w:r>
+    </w:p>
+    <w:p>
+      <w:pPr>
+        <w:pStyle w:val="ListParagraph"/>
+        <w:numPr>
+          <w:ilvl w:val="3"/>
+          <w:numId w:val="29"/>
+        </w:numPr>
+        <w:rPr>
+          <w:rFonts w:ascii="Times New Roman" w:hAnsi="Times New Roman" w:cs="Times New Roman"/>
+        </w:rPr>
+      </w:pPr>
+      <w:r>
+        <w:rPr>
+          <w:rFonts w:ascii="Times New Roman" w:hAnsi="Times New Roman" w:cs="Times New Roman"/>
+        </w:rPr>
+        <w:t>Conduct user acceptance testing (UAT) and bug tracking</w:t>
+      </w:r>
+    </w:p>
+    <w:p>
+      <w:pPr>
+        <w:pStyle w:val="ListParagraph"/>
+        <w:numPr>
+          <w:ilvl w:val="2"/>
+          <w:numId w:val="29"/>
+        </w:numPr>
+        <w:rPr>
+          <w:rFonts w:ascii="Times New Roman" w:hAnsi="Times New Roman" w:cs="Times New Roman"/>
+        </w:rPr>
+      </w:pPr>
+      <w:r>
+        <w:rPr>
+          <w:rFonts w:ascii="Times New Roman" w:hAnsi="Times New Roman" w:cs="Times New Roman"/>
+        </w:rPr>
+        <w:t>Release Management and Deployment</w:t>
+      </w:r>
+    </w:p>
+    <w:p>
+      <w:pPr>
+        <w:pStyle w:val="ListParagraph"/>
+        <w:numPr>
+          <w:ilvl w:val="3"/>
+          <w:numId w:val="29"/>
+        </w:numPr>
+        <w:rPr>
+          <w:rFonts w:ascii="Times New Roman" w:hAnsi="Times New Roman" w:cs="Times New Roman"/>
+        </w:rPr>
+      </w:pPr>
+      <w:r>
+        <w:rPr>
+          <w:rFonts w:ascii="Times New Roman" w:hAnsi="Times New Roman" w:cs="Times New Roman"/>
+        </w:rPr>
+        <w:t>Configure production cloud environments and CI/CD pipelines</w:t>
+      </w:r>
+    </w:p>
+    <w:p>
+      <w:pPr>
+        <w:pStyle w:val="ListParagraph"/>
+        <w:numPr>
+          <w:ilvl w:val="3"/>
+          <w:numId w:val="29"/>
+        </w:numPr>
+        <w:rPr>
+          <w:rFonts w:ascii="Times New Roman" w:hAnsi="Times New Roman" w:cs="Times New Roman"/>
+        </w:rPr>
+      </w:pPr>
+      <w:r>
+        <w:rPr>
+          <w:rFonts w:ascii="Times New Roman" w:hAnsi="Times New Roman" w:cs="Times New Roman"/>
+        </w:rPr>
+        <w:t>Perform final system launch and deployment verification</w:t>
+      </w:r>
+    </w:p>
+    <w:p>
+      <w:pPr>
+        <w:pStyle w:val="Heading2"/>
+        <w:rPr>
+          <w:rFonts w:ascii="Times New Roman" w:hAnsi="Times New Roman" w:cs="Times New Roman"/>
+          <w:color w:val="000000" w:themeColor="text1"/>
+        </w:rPr>
+      </w:pPr>
+      <w:bookmarkStart w:id="31" w:name="_Toc240569973"/>
+      <w:r>
+        <w:rPr>
+          <w:rFonts w:ascii="Times New Roman" w:hAnsi="Times New Roman" w:cs="Times New Roman"/>
+          <w:color w:val="000000" w:themeColor="text1"/>
+        </w:rPr>
+        <w:t xml:space="preserve">8.2 </w:t>
+      </w:r>
+      <w:r>
+        <w:rPr>
+          <w:rFonts w:ascii="Times New Roman" w:hAnsi="Times New Roman" w:cs="Times New Roman"/>
+          <w:color w:val="000000" w:themeColor="text1"/>
+        </w:rPr>
+        <w:t>Project Timeline and Gantt Chart</w:t>
+      </w:r>
+      <w:bookmarkEnd w:id="31"/>
+    </w:p>
+    <w:p>
+      <w:pPr>
+        <w:rPr>
+          <w:rFonts w:ascii="Times New Roman" w:hAnsi="Times New Roman" w:cs="Times New Roman"/>
+        </w:rPr>
+      </w:pPr>
+      <w:r>
+        <w:rPr>
+          <w:rFonts w:ascii="Times New Roman" w:hAnsi="Times New Roman" w:cs="Times New Roman"/>
+        </w:rPr>
+        <w:t>Scheduling translates the WBS work packages into a chronological roadmap, identifying task dependencies, estimated durations, and critical milestones</w:t>
+      </w:r>
+      <w:r>
+        <w:rPr>
+          <w:rFonts w:ascii="Times New Roman" w:hAnsi="Times New Roman" w:cs="Times New Roman"/>
+        </w:rPr>
+        <w:t xml:space="preserve"> (Project Management Institute</w:t>
+      </w:r>
+      <w:r>
+        <w:rPr>
+          <w:rFonts w:ascii="Times New Roman" w:hAnsi="Times New Roman" w:cs="Times New Roman"/>
+        </w:rPr>
+        <w:t>, 2021</w:t>
+      </w:r>
+      <w:r>
+        <w:rPr>
+          <w:rFonts w:ascii="Times New Roman" w:hAnsi="Times New Roman" w:cs="Times New Roman"/>
+        </w:rPr>
+        <w:t>).</w:t>
+      </w:r>
+    </w:p>
+    <w:p/>
+    <w:p/>
+    <w:p/>
+    <w:p/>
+    <w:p/>
+    <w:p/>
+    <w:p>
+      <w:pPr>
+        <w:jc w:val="center"/>
+        <w:rPr>
+          <w:rFonts w:ascii="Times New Roman" w:hAnsi="Times New Roman" w:cs="Times New Roman"/>
+        </w:rPr>
+      </w:pPr>
+      <w:r>
+        <w:rPr>
+          <w:noProof/>
+        </w:rPr>
+        <w:lastRenderedPageBreak/>
+        <mc:AlternateContent>
+          <mc:Choice Requires="wps">
+            <w:drawing>
+              <wp:anchor distT="0" distB="0" distL="114300" distR="114300" simplePos="0" relativeHeight="251658752" behindDoc="0" locked="0" layoutInCell="1" allowOverlap="1" wp14:anchorId="55B47AA4" wp14:editId="13D47234">
+                <wp:simplePos x="0" y="0"/>
+                <wp:positionH relativeFrom="column">
+                  <wp:posOffset>752444</wp:posOffset>
+                </wp:positionH>
+                <wp:positionV relativeFrom="paragraph">
+                  <wp:posOffset>252990</wp:posOffset>
+                </wp:positionV>
+                <wp:extent cx="4724400" cy="457200"/>
+                <wp:effectExtent l="0" t="0" r="0" b="0"/>
+                <wp:wrapSquare wrapText="bothSides"/>
+                <wp:docPr id="80204913" name="Text Box 1"/>
+                <wp:cNvGraphicFramePr/>
+                <a:graphic xmlns:a="http://schemas.openxmlformats.org/drawingml/2006/main">
+                  <a:graphicData uri="http://schemas.microsoft.com/office/word/2010/wordprocessingShape">
+                    <wps:wsp>
+                      <wps:cNvSpPr txBox="1"/>
+                      <wps:spPr>
+                        <a:xfrm>
+                          <a:off x="0" y="0"/>
+                          <a:ext cx="4724400" cy="457200"/>
+                        </a:xfrm>
+                        <a:prstGeom prst="rect">
+                          <a:avLst/>
+                        </a:prstGeom>
+                        <a:solidFill>
+                          <a:prstClr val="white"/>
+                        </a:solidFill>
+                        <a:ln>
+                          <a:noFill/>
+                        </a:ln>
+                      </wps:spPr>
+                      <wps:txbx>
+                        <w:txbxContent>
+                          <w:p>
+                            <w:pPr>
+                              <w:pStyle w:val="Caption"/>
+                            </w:pPr>
+                            <w:r>
+                              <w:t>Table 8.1: P</w:t>
+                            </w:r>
+                            <w:r>
+                              <w:t>roject Schedule Matrix outlining core task IDs, descriptions, logical predecessors, estimated durations, and timeline milestones across an 11-week development lifecycle.</w:t>
+                            </w:r>
+                          </w:p>
+                        </w:txbxContent>
+                      </wps:txbx>
+                      <wps:bodyPr rot="0" spcFirstLastPara="0" vertOverflow="overflow" horzOverflow="overflow" vert="horz" wrap="square" lIns="0" tIns="0" rIns="0" bIns="0" numCol="1" spcCol="0" rtlCol="0" fromWordArt="0" anchor="t" anchorCtr="0" forceAA="0" compatLnSpc="1">
+                        <a:prstTxWarp prst="textNoShape">
+                          <a:avLst/>
+                        </a:prstTxWarp>
+                        <a:noAutofit/>
+                      </wps:bodyPr>
+                    </wps:wsp>
+                  </a:graphicData>
+                </a:graphic>
+              </wp:anchor>
+            </w:drawing>
+          </mc:Choice>
+          <mc:Fallback>
+            <w:pict>
+              <v:shape w14:anchorId="55B47AA4" id="_x0000_s1027" type="#_x0000_t202" style="position:absolute;left:0;text-align:left;margin-left:59.25pt;margin-top:19.9pt;width:372pt;height:36pt;z-index:251658752;visibility:visible;mso-wrap-style:square;mso-wrap-distance-left:9pt;mso-wrap-distance-top:0;mso-wrap-distance-right:9pt;mso-wrap-distance-bottom:0;mso-position-horizontal:absolute;mso-position-horizontal-relative:text;mso-position-vertical:absolute;mso-position-vertical-relative:text;v-text-anchor:top" o:gfxdata="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" stroked="f">
+                <v:textbox inset="0,0,0,0">
+                  <w:txbxContent>
+                    <w:p>
+                      <w:pPr>
+                        <w:pStyle w:val="Caption"/>
+                      </w:pPr>
+                      <w:r>
+                        <w:t>Table 8.1: P</w:t>
+                      </w:r>
+                      <w:r>
+                        <w:t>roject Schedule Matrix outlining core task IDs, descriptions, logical predecessors, estimated durations, and timeline milestones across an 11-week development lifecycle.</w:t>
+                      </w:r>
+                    </w:p>
+                  </w:txbxContent>
+                </v:textbox>
+                <w10:wrap type="square"/>
+              </v:shape>
+            </w:pict>
+          </mc:Fallback>
+        </mc:AlternateContent>
+      </w:r>
+      <w:r>
+        <w:rPr>
+          <w:rFonts w:ascii="Times New Roman" w:hAnsi="Times New Roman" w:cs="Times New Roman"/>
+        </w:rPr>
+        <w:t>Project Schedule Matrix</w:t>
+      </w:r>
+      <w:r>
+        <w:rPr>
+          <w:rFonts w:ascii="Times New Roman" w:hAnsi="Times New Roman" w:cs="Times New Roman"/>
+        </w:rPr>
+        <w:br/>
+      </w:r>
+    </w:p>
+    <w:p>
+      <w:pPr>
+        <w:jc w:val="center"/>
+        <w:rPr>
+          <w:rFonts w:ascii="Times New Roman" w:hAnsi="Times New Roman" w:cs="Times New Roman"/>
+        </w:rPr>
+      </w:pPr>
+      <w:r>
+        <w:rPr>
+          <w:noProof/>
+        </w:rPr>
+        <w:drawing>
+          <wp:anchor distT="0" distB="0" distL="114300" distR="114300" simplePos="0" relativeHeight="251657728" behindDoc="0" locked="0" layoutInCell="1" allowOverlap="1" wp14:anchorId="0A76B221" wp14:editId="0933EF85">
+            <wp:simplePos x="0" y="0"/>
+            <wp:positionH relativeFrom="margin">
+              <wp:posOffset>664684</wp:posOffset>
+            </wp:positionH>
+            <wp:positionV relativeFrom="paragraph">
+              <wp:posOffset>119831</wp:posOffset>
+            </wp:positionV>
+            <wp:extent cx="4724400" cy="3131820"/>
+            <wp:effectExtent l="0" t="0" r="0" b="0"/>
+            <wp:wrapSquare wrapText="bothSides"/>
+            <wp:docPr id="1130641762" name="Picture 1"/>
+            <wp:cNvGraphicFramePr>
+              <a:graphicFrameLocks xmlns:a="http://schemas.openxmlformats.org/drawingml/2006/main" noChangeAspect="1"/>
+            </wp:cNvGraphicFramePr>
+            <a:graphic xmlns:a="http://schemas.openxmlformats.org/drawingml/2006/main">
+              <a:graphicData uri="http://schemas.openxmlformats.org/drawingml/2006/picture">
+                <pic:pic xmlns:pic="http://schemas.openxmlformats.org/drawingml/2006/picture">
+                  <pic:nvPicPr>
+                    <pic:cNvPr id="1130641762" name=""/>
+                    <pic:cNvPicPr/>
+                  </pic:nvPicPr>
+                  <pic:blipFill>
+                    <a:blip r:embed="rId9">
+                      <a:extLst>
+                        <a:ext uri="{28A0092B-C50C-407E-A947-70E740481C1C}">
+                          <a14:useLocalDpi xmlns:a14="http://schemas.microsoft.com/office/drawing/2010/main" val="0"/>
+                        </a:ext>
+                      </a:extLst>
+                    </a:blip>
+                    <a:stretch>
+                      <a:fillRect/>
+                    </a:stretch>
+                  </pic:blipFill>
+                  <pic:spPr>
+                    <a:xfrm>
+                      <a:off x="0" y="0"/>
+                      <a:ext cx="4724400" cy="3131820"/>
+                    </a:xfrm>
+                    <a:prstGeom prst="rect">
+                      <a:avLst/>
+                    </a:prstGeom>
+                  </pic:spPr>
+                </pic:pic>
+              </a:graphicData>
+            </a:graphic>
+          </wp:anchor>
+        </w:drawing>
+      </w:r>
+    </w:p>
+    <w:p>
+      <w:pPr>
+        <w:jc w:val="center"/>
+        <w:rPr>
+          <w:rFonts w:ascii="Times New Roman" w:hAnsi="Times New Roman" w:cs="Times New Roman"/>
+        </w:rPr>
+      </w:pPr>
+    </w:p>
+    <w:p>
+      <w:pPr>
+        <w:jc w:val="center"/>
+        <w:rPr>
+          <w:rFonts w:ascii="Times New Roman" w:hAnsi="Times New Roman" w:cs="Times New Roman"/>
+        </w:rPr>
+      </w:pPr>
+    </w:p>
+    <w:p>
+      <w:pPr>
+        <w:jc w:val="center"/>
+        <w:rPr>
+          <w:rFonts w:ascii="Times New Roman" w:hAnsi="Times New Roman" w:cs="Times New Roman"/>
+        </w:rPr>
+      </w:pPr>
+    </w:p>
+    <w:p>
+      <w:pPr>
+        <w:jc w:val="center"/>
+        <w:rPr>
+          <w:rFonts w:ascii="Times New Roman" w:hAnsi="Times New Roman" w:cs="Times New Roman"/>
+        </w:rPr>
+      </w:pPr>
+    </w:p>
+    <w:p>
+      <w:pPr>
+        <w:jc w:val="center"/>
+        <w:rPr>
+          <w:rFonts w:ascii="Times New Roman" w:hAnsi="Times New Roman" w:cs="Times New Roman"/>
+        </w:rPr>
+      </w:pPr>
+    </w:p>
+    <w:p>
+      <w:pPr>
+        <w:jc w:val="center"/>
+        <w:rPr>
+          <w:rFonts w:ascii="Times New Roman" w:hAnsi="Times New Roman" w:cs="Times New Roman"/>
+        </w:rPr>
+      </w:pPr>
+    </w:p>
+    <w:p>
+      <w:pPr>
+        <w:jc w:val="center"/>
+        <w:rPr>
+          <w:rFonts w:ascii="Times New Roman" w:hAnsi="Times New Roman" w:cs="Times New Roman"/>
+        </w:rPr>
+      </w:pPr>
+    </w:p>
+    <w:p>
+      <w:pPr>
+        <w:jc w:val="center"/>
+        <w:rPr>
+          <w:rFonts w:ascii="Times New Roman" w:hAnsi="Times New Roman" w:cs="Times New Roman"/>
+        </w:rPr>
+      </w:pPr>
+    </w:p>
+    <w:p>
+      <w:pPr>
+        <w:jc w:val="center"/>
+        <w:rPr>
+          <w:rFonts w:ascii="Times New Roman" w:hAnsi="Times New Roman" w:cs="Times New Roman"/>
+        </w:rPr>
+      </w:pPr>
+    </w:p>
+    <w:p/>
+    <w:p>
+      <w:pPr>
+        <w:jc w:val="center"/>
+        <w:rPr>
+          <w:rFonts w:ascii="Times New Roman" w:hAnsi="Times New Roman" w:cs="Times New Roman"/>
+        </w:rPr>
+      </w:pPr>
+      <w:r>
+        <w:rPr>
+          <w:rFonts w:ascii="Times New Roman" w:hAnsi="Times New Roman" w:cs="Times New Roman"/>
+        </w:rPr>
+        <w:t>Gantt Chart</w:t>
+      </w:r>
+    </w:p>
+    <w:p>
+      <w:pPr>
+        <w:keepNext/>
+        <w:jc w:val="center"/>
+      </w:pPr>
+      <w:r>
+        <w:rPr>
+          <w:noProof/>
+        </w:rPr>
+        <w:drawing>
+          <wp:inline distT="0" distB="0" distL="0" distR="0" wp14:anchorId="2836E54C" wp14:editId="2D9EDFA7">
+            <wp:extent cx="5942153" cy="2732049"/>
+            <wp:effectExtent l="0" t="0" r="1905" b="0"/>
+            <wp:docPr id="1792477445" name="Picture 1"/>
+            <wp:cNvGraphicFramePr>
+              <a:graphicFrameLocks xmlns:a="http://schemas.openxmlformats.org/drawingml/2006/main" noChangeAspect="1"/>
+            </wp:cNvGraphicFramePr>
+            <a:graphic xmlns:a="http://schemas.openxmlformats.org/drawingml/2006/main">
+              <a:graphicData uri="http://schemas.openxmlformats.org/drawingml/2006/picture">
+                <pic:pic xmlns:pic="http://schemas.openxmlformats.org/drawingml/2006/picture">
+                  <pic:nvPicPr>
+                    <pic:cNvPr id="1792477445" name=""/>
+                    <pic:cNvPicPr/>
+                  </pic:nvPicPr>
+                  <pic:blipFill rotWithShape="1">
+                    <a:blip r:embed="rId10"/>
+                    <a:srcRect t="6876" b="12880"/>
+                    <a:stretch>
+                      <a:fillRect/>
+                    </a:stretch>
+                  </pic:blipFill>
+                  <pic:spPr bwMode="auto">
+                    <a:xfrm>
+                      <a:off x="0" y="0"/>
+                      <a:ext cx="5943600" cy="2732714"/>
+                    </a:xfrm>
+                    <a:prstGeom prst="rect">
+                      <a:avLst/>
+                    </a:prstGeom>
+                    <a:ln>
+                      <a:noFill/>
+                    </a:ln>
+                    <a:extLst>
+                      <a:ext uri="{53640926-AAD7-44D8-BBD7-CCE9431645EC}">
+                        <a14:shadowObscured xmlns:a14="http://schemas.microsoft.com/office/drawing/2010/main"/>
+                      </a:ext>
+                    </a:extLst>
+                  </pic:spPr>
+                </pic:pic>
+              </a:graphicData>
+            </a:graphic>
+          </wp:inline>
+        </w:drawing>
+      </w:r>
+    </w:p>
+    <w:p>
+      <w:pPr>
+        <w:pStyle w:val="Caption"/>
+        <w:jc w:val="center"/>
+      </w:pPr>
+      <w:r>
+        <w:t xml:space="preserve">Figure 2: </w:t>
+      </w:r>
+      <w:r>
+        <w:t>Visual Gantt Chart illustrating the chronological rollout, task dependencies, and overlapping schedules for the smart parking application modules from Week 1 through Week 11</w:t>
+      </w:r>
+      <w:r>
+        <w:t>.</w:t>
+      </w:r>
+    </w:p>
+    <w:p/>
+    <w:p/>
+    <w:p>
+      <w:pPr>
+        <w:spacing w:line="480" w:lineRule="auto"/>
+        <w:jc w:val="center"/>
+        <w:rPr>
+          <w:rFonts w:ascii="Times New Roman" w:hAnsi="Times New Roman" w:cs="Times New Roman"/>
+          <w:b/>
+          <w:bCs/>
+        </w:rPr>
+      </w:pPr>
+      <w:r>
+        <w:rPr>
+          <w:rFonts w:ascii="Times New Roman" w:hAnsi="Times New Roman" w:cs="Times New Roman"/>
+          <w:b/>
+          <w:bCs/>
+        </w:rPr>
+        <w:lastRenderedPageBreak/>
+        <w:t>References</w:t>
+      </w:r>
+    </w:p>
+    <w:p>
+      <w:pPr>
+        <w:spacing w:line="480" w:lineRule="auto"/>
+        <w:ind w:left="720" w:hanging="720"/>
+        <w:rPr>
+          <w:rFonts w:ascii="Times New Roman" w:hAnsi="Times New Roman" w:cs="Times New Roman"/>
+        </w:rPr>
+      </w:pPr>
+      <w:r>
+        <w:rPr>
+          <w:rFonts w:ascii="Times New Roman" w:hAnsi="Times New Roman" w:cs="Times New Roman"/>
+        </w:rPr>
+        <w:t xml:space="preserve">  Kerzner, H. (2022). Project Management - A Systems Approach to Planning, Scheduling, and Controlling (13th Edition) (Thirteenth edition). John Wiley &amp; Sons.</w:t>
+      </w:r>
+    </w:p>
+    <w:p>
+      <w:pPr>
+        <w:spacing w:line="480" w:lineRule="auto"/>
+        <w:ind w:left="720" w:hanging="720"/>
+        <w:rPr>
+          <w:rFonts w:ascii="Times New Roman" w:hAnsi="Times New Roman" w:cs="Times New Roman"/>
+        </w:rPr>
+      </w:pPr>
+      <w:r>
+        <w:rPr>
+          <w:rFonts w:ascii="Times New Roman" w:hAnsi="Times New Roman" w:cs="Times New Roman"/>
+        </w:rPr>
+        <w:t xml:space="preserve">Org charts : </w:t>
+      </w:r>
+      <w:proofErr w:type="spellStart"/>
+      <w:r>
+        <w:rPr>
+          <w:rFonts w:ascii="Times New Roman" w:hAnsi="Times New Roman" w:cs="Times New Roman"/>
+        </w:rPr>
+        <w:t>Lucidchart</w:t>
+      </w:r>
+      <w:proofErr w:type="spellEnd"/>
+      <w:r>
+        <w:rPr>
+          <w:rFonts w:ascii="Times New Roman" w:hAnsi="Times New Roman" w:cs="Times New Roman"/>
+        </w:rPr>
+        <w:t>. (n.d.). https://lucid.app/lucidchart/41130623-76db-4ade-a44f-563cd3c6e816/edit?beaconFlowId=0D68B0049A90986C&amp;invitationId=inv_7eb96148-6cd2-4619-9993-50377cb7c3c1&amp;page=0_0#</w:t>
+      </w:r>
+    </w:p>
+    <w:p>
+      <w:pPr>
+        <w:spacing w:line="480" w:lineRule="auto"/>
+        <w:ind w:left="720" w:hanging="720"/>
+        <w:rPr>
+          <w:rFonts w:ascii="Times New Roman" w:hAnsi="Times New Roman" w:cs="Times New Roman"/>
+        </w:rPr>
+      </w:pPr>
+      <w:r>
+        <w:rPr>
+          <w:rFonts w:ascii="Times New Roman" w:hAnsi="Times New Roman" w:cs="Times New Roman"/>
+        </w:rPr>
+        <w:t>Project Management Institute. (2021). The standard for project management and a guide to the project management body of knowledge (PMBOK guide). Project Management Institute.</w:t>
+      </w:r>
+    </w:p>
+    <w:p>
+      <w:pPr>
+        <w:spacing w:line="480" w:lineRule="auto"/>
+        <w:ind w:left="720" w:hanging="720"/>
         <w:rPr>
           <w:rFonts w:ascii="Times New Roman" w:hAnsi="Times New Roman" w:cs="Times New Roman"/>
         </w:rPr>
@@ -8731,6 +11368,119 @@
     </w:lvl>
   </w:abstractNum>
   <w:abstractNum w:abstractNumId="10" w15:restartNumberingAfterBreak="0">
+    <w:nsid w:val="1DFA4709"/>
+    <w:multiLevelType w:val="multilevel"/>
+    <w:tmpl w:val="BF04AA5A"/>
+    <w:lvl w:ilvl="0">
+      <w:start w:val="1"/>
+      <w:numFmt w:val="decimal"/>
+      <w:lvlText w:val="%1.0"/>
+      <w:lvlJc w:val="left"/>
+      <w:pPr>
+        <w:ind w:left="360" w:hanging="360"/>
+      </w:pPr>
+      <w:rPr>
+        <w:rFonts w:hint="default"/>
+      </w:rPr>
+    </w:lvl>
+    <w:lvl w:ilvl="1">
+      <w:start w:val="1"/>
+      <w:numFmt w:val="decimal"/>
+      <w:lvlText w:val="%1.%2"/>
+      <w:lvlJc w:val="left"/>
+      <w:pPr>
+        <w:ind w:left="1080" w:hanging="360"/>
+      </w:pPr>
+      <w:rPr>
+        <w:rFonts w:hint="default"/>
+      </w:rPr>
+    </w:lvl>
+    <w:lvl w:ilvl="2">
+      <w:start w:val="1"/>
+      <w:numFmt w:val="decimal"/>
+      <w:lvlText w:val="%1.%2.%3"/>
+      <w:lvlJc w:val="left"/>
+      <w:pPr>
+        <w:ind w:left="2160" w:hanging="720"/>
+      </w:pPr>
+      <w:rPr>
+        <w:rFonts w:hint="default"/>
+      </w:rPr>
+    </w:lvl>
+    <w:lvl w:ilvl="3">
+      <w:start w:val="1"/>
+      <w:numFmt w:val="decimal"/>
+      <w:lvlText w:val="%1.%2.%3.%4"/>
+      <w:lvlJc w:val="left"/>
+      <w:pPr>
+        <w:ind w:left="2880" w:hanging="720"/>
+      </w:pPr>
+      <w:rPr>
+        <w:rFonts w:hint="default"/>
+      </w:rPr>
+    </w:lvl>
+    <w:lvl w:ilvl="4">
+      <w:start w:val="1"/>
+      <w:numFmt w:val="decimal"/>
+      <w:lvlText w:val="%1.%2.%3.%4.%5"/>
+      <w:lvlJc w:val="left"/>
+      <w:pPr>
+        <w:ind w:left="3960" w:hanging="1080"/>
+      </w:pPr>
+      <w:rPr>
+        <w:rFonts w:hint="default"/>
+      </w:rPr>
+    </w:lvl>
+    <w:lvl w:ilvl="5">
+      <w:start w:val="1"/>
+      <w:numFmt w:val="decimal"/>
+      <w:lvlText w:val="%1.%2.%3.%4.%5.%6"/>
+      <w:lvlJc w:val="left"/>
+      <w:pPr>
+        <w:ind w:left="4680" w:hanging="1080"/>
+      </w:pPr>
+      <w:rPr>
+        <w:rFonts w:hint="default"/>
+      </w:rPr>
+    </w:lvl>
+    <w:lvl w:ilvl="6">
+      <w:start w:val="1"/>
+      <w:numFmt w:val="decimal"/>
+      <w:lvlText w:val="%1.%2.%3.%4.%5.%6.%7"/>
+      <w:lvlJc w:val="left"/>
+      <w:pPr>
+        <w:ind w:left="5760" w:hanging="1440"/>
+      </w:pPr>
+      <w:rPr>
+        <w:rFonts w:hint="default"/>
+      </w:rPr>
+    </w:lvl>
+    <w:lvl w:ilvl="7">
+      <w:start w:val="1"/>
+      <w:numFmt w:val="decimal"/>
+      <w:lvlText w:val="%1.%2.%3.%4.%5.%6.%7.%8"/>
+      <w:lvlJc w:val="left"/>
+      <w:pPr>
+        <w:ind w:left="6480" w:hanging="1440"/>
+      </w:pPr>
+      <w:rPr>
+        <w:rFonts w:hint="default"/>
+      </w:rPr>
+    </w:lvl>
+    <w:lvl w:ilvl="8">
+      <w:start w:val="1"/>
+      <w:numFmt w:val="decimal"/>
+      <w:lvlText w:val="%1.%2.%3.%4.%5.%6.%7.%8.%9"/>
+      <w:lvlJc w:val="left"/>
+      <w:pPr>
+        <w:ind w:left="7560" w:hanging="1800"/>
+      </w:pPr>
+      <w:rPr>
+        <w:rFonts w:hint="default"/>
+      </w:rPr>
+    </w:lvl>
+  </w:abstractNum>
+  <w:abstractNum w:abstractNumId="11" w15:restartNumberingAfterBreak="0">
     <w:nsid w:val="1EE32487"/>
     <w:multiLevelType w:val="hybridMultilevel"/>
     <w:tmpl w:val="987A0524"/>
@@ -8819,7 +11569,7 @@
       </w:pPr>
     </w:lvl>
   </w:abstractNum>
-  <w:abstractNum w:abstractNumId="11" w15:restartNumberingAfterBreak="0">
+  <w:abstractNum w:abstractNumId="12" w15:restartNumberingAfterBreak="0">
     <w:nsid w:val="1FA37870"/>
     <w:multiLevelType w:val="hybridMultilevel"/>
     <w:tmpl w:val="D9540FF0"/>
@@ -8932,7 +11682,7 @@
       </w:rPr>
     </w:lvl>
   </w:abstractNum>
-  <w:abstractNum w:abstractNumId="12" w15:restartNumberingAfterBreak="0">
+  <w:abstractNum w:abstractNumId="13" w15:restartNumberingAfterBreak="0">
     <w:nsid w:val="26E96A39"/>
     <w:multiLevelType w:val="hybridMultilevel"/>
     <w:tmpl w:val="46A0D55E"/>
@@ -9045,7 +11795,7 @@
       </w:rPr>
     </w:lvl>
   </w:abstractNum>
-  <w:abstractNum w:abstractNumId="13" w15:restartNumberingAfterBreak="0">
+  <w:abstractNum w:abstractNumId="14" w15:restartNumberingAfterBreak="0">
     <w:nsid w:val="27094489"/>
     <w:multiLevelType w:val="hybridMultilevel"/>
     <w:tmpl w:val="A4BEB02C"/>
@@ -9134,7 +11884,7 @@
       </w:pPr>
     </w:lvl>
   </w:abstractNum>
-  <w:abstractNum w:abstractNumId="14" w15:restartNumberingAfterBreak="0">
+  <w:abstractNum w:abstractNumId="15" w15:restartNumberingAfterBreak="0">
     <w:nsid w:val="37805C00"/>
     <w:multiLevelType w:val="hybridMultilevel"/>
     <w:tmpl w:val="5B624A40"/>
@@ -9223,7 +11973,7 @@
       </w:pPr>
     </w:lvl>
   </w:abstractNum>
-  <w:abstractNum w:abstractNumId="15" w15:restartNumberingAfterBreak="0">
+  <w:abstractNum w:abstractNumId="16" w15:restartNumberingAfterBreak="0">
     <w:nsid w:val="3D6E74DD"/>
     <w:multiLevelType w:val="hybridMultilevel"/>
     <w:tmpl w:val="8D6870CE"/>
@@ -9312,7 +12062,7 @@
       </w:pPr>
     </w:lvl>
   </w:abstractNum>
-  <w:abstractNum w:abstractNumId="16" w15:restartNumberingAfterBreak="0">
+  <w:abstractNum w:abstractNumId="17" w15:restartNumberingAfterBreak="0">
     <w:nsid w:val="3DA355B9"/>
     <w:multiLevelType w:val="hybridMultilevel"/>
     <w:tmpl w:val="D000420A"/>
@@ -9425,7 +12175,7 @@
       </w:rPr>
     </w:lvl>
   </w:abstractNum>
-  <w:abstractNum w:abstractNumId="17" w15:restartNumberingAfterBreak="0">
+  <w:abstractNum w:abstractNumId="18" w15:restartNumberingAfterBreak="0">
     <w:nsid w:val="44D309D0"/>
     <w:multiLevelType w:val="hybridMultilevel"/>
     <w:tmpl w:val="616CFA02"/>
@@ -9514,7 +12264,7 @@
       </w:pPr>
     </w:lvl>
   </w:abstractNum>
-  <w:abstractNum w:abstractNumId="18" w15:restartNumberingAfterBreak="0">
+  <w:abstractNum w:abstractNumId="19" w15:restartNumberingAfterBreak="0">
     <w:nsid w:val="450E6E34"/>
     <w:multiLevelType w:val="hybridMultilevel"/>
     <w:tmpl w:val="45564F82"/>
@@ -9603,7 +12353,7 @@
       </w:pPr>
     </w:lvl>
   </w:abstractNum>
-  <w:abstractNum w:abstractNumId="19" w15:restartNumberingAfterBreak="0">
+  <w:abstractNum w:abstractNumId="20" w15:restartNumberingAfterBreak="0">
     <w:nsid w:val="4F5A7F53"/>
     <w:multiLevelType w:val="hybridMultilevel"/>
     <w:tmpl w:val="085022D8"/>
@@ -9692,7 +12442,7 @@
       </w:pPr>
     </w:lvl>
   </w:abstractNum>
-  <w:abstractNum w:abstractNumId="20" w15:restartNumberingAfterBreak="0">
+  <w:abstractNum w:abstractNumId="21" w15:restartNumberingAfterBreak="0">
     <w:nsid w:val="54A50E7A"/>
     <w:multiLevelType w:val="hybridMultilevel"/>
     <w:tmpl w:val="D8FE04FC"/>
@@ -9781,7 +12531,7 @@
       </w:pPr>
     </w:lvl>
   </w:abstractNum>
-  <w:abstractNum w:abstractNumId="21" w15:restartNumberingAfterBreak="0">
+  <w:abstractNum w:abstractNumId="22" w15:restartNumberingAfterBreak="0">
     <w:nsid w:val="5B953CB5"/>
     <w:multiLevelType w:val="hybridMultilevel"/>
     <w:tmpl w:val="B2807242"/>
@@ -9870,7 +12620,7 @@
       </w:pPr>
     </w:lvl>
   </w:abstractNum>
-  <w:abstractNum w:abstractNumId="22" w15:restartNumberingAfterBreak="0">
+  <w:abstractNum w:abstractNumId="23" w15:restartNumberingAfterBreak="0">
     <w:nsid w:val="6A6F6DE5"/>
     <w:multiLevelType w:val="multilevel"/>
     <w:tmpl w:val="5210BB34"/>
@@ -9991,7 +12741,7 @@
       </w:rPr>
     </w:lvl>
   </w:abstractNum>
-  <w:abstractNum w:abstractNumId="23" w15:restartNumberingAfterBreak="0">
+  <w:abstractNum w:abstractNumId="24" w15:restartNumberingAfterBreak="0">
     <w:nsid w:val="6CE56558"/>
     <w:multiLevelType w:val="multilevel"/>
     <w:tmpl w:val="5F50FAEE"/>
@@ -10104,7 +12854,7 @@
       </w:rPr>
     </w:lvl>
   </w:abstractNum>
-  <w:abstractNum w:abstractNumId="24" w15:restartNumberingAfterBreak="0">
+  <w:abstractNum w:abstractNumId="25" w15:restartNumberingAfterBreak="0">
     <w:nsid w:val="71220348"/>
     <w:multiLevelType w:val="multilevel"/>
     <w:tmpl w:val="020606B4"/>
@@ -10217,7 +12967,7 @@
       </w:rPr>
     </w:lvl>
   </w:abstractNum>
-  <w:abstractNum w:abstractNumId="25" w15:restartNumberingAfterBreak="0">
+  <w:abstractNum w:abstractNumId="26" w15:restartNumberingAfterBreak="0">
     <w:nsid w:val="75017EF3"/>
     <w:multiLevelType w:val="hybridMultilevel"/>
     <w:tmpl w:val="4DB8DCC8"/>
@@ -10306,7 +13056,7 @@
       </w:pPr>
     </w:lvl>
   </w:abstractNum>
-  <w:abstractNum w:abstractNumId="26" w15:restartNumberingAfterBreak="0">
+  <w:abstractNum w:abstractNumId="27" w15:restartNumberingAfterBreak="0">
     <w:nsid w:val="77751DF2"/>
     <w:multiLevelType w:val="hybridMultilevel"/>
     <w:tmpl w:val="573E81CC"/>
@@ -10395,7 +13145,7 @@
       </w:pPr>
     </w:lvl>
   </w:abstractNum>
-  <w:abstractNum w:abstractNumId="27" w15:restartNumberingAfterBreak="0">
+  <w:abstractNum w:abstractNumId="28" w15:restartNumberingAfterBreak="0">
     <w:nsid w:val="7A4861CC"/>
     <w:multiLevelType w:val="hybridMultilevel"/>
     <w:tmpl w:val="AB0099F0"/>
@@ -10485,13 +13235,13 @@
     </w:lvl>
   </w:abstractNum>
   <w:num w:numId="1" w16cid:durableId="1687175333">
-    <w:abstractNumId w:val="22"/>
+    <w:abstractNumId w:val="23"/>
   </w:num>
   <w:num w:numId="2" w16cid:durableId="1123889363">
-    <w:abstractNumId w:val="12"/>
+    <w:abstractNumId w:val="13"/>
   </w:num>
   <w:num w:numId="3" w16cid:durableId="1510481071">
-    <w:abstractNumId w:val="11"/>
+    <w:abstractNumId w:val="12"/>
   </w:num>
   <w:num w:numId="4" w16cid:durableId="1563253168">
     <w:abstractNumId w:val="8"/>
@@ -10500,34 +13250,34 @@
     <w:abstractNumId w:val="5"/>
   </w:num>
   <w:num w:numId="6" w16cid:durableId="283268643">
-    <w:abstractNumId w:val="16"/>
+    <w:abstractNumId w:val="17"/>
   </w:num>
   <w:num w:numId="7" w16cid:durableId="1074473634">
-    <w:abstractNumId w:val="20"/>
+    <w:abstractNumId w:val="21"/>
   </w:num>
   <w:num w:numId="8" w16cid:durableId="1161697224">
     <w:abstractNumId w:val="2"/>
   </w:num>
   <w:num w:numId="9" w16cid:durableId="212277735">
-    <w:abstractNumId w:val="21"/>
+    <w:abstractNumId w:val="22"/>
   </w:num>
   <w:num w:numId="10" w16cid:durableId="439766436">
-    <w:abstractNumId w:val="10"/>
+    <w:abstractNumId w:val="11"/>
   </w:num>
   <w:num w:numId="11" w16cid:durableId="312563913">
-    <w:abstractNumId w:val="25"/>
+    <w:abstractNumId w:val="26"/>
   </w:num>
   <w:num w:numId="12" w16cid:durableId="1647010327">
+    <w:abstractNumId w:val="28"/>
+  </w:num>
+  <w:num w:numId="13" w16cid:durableId="1991473713">
+    <w:abstractNumId w:val="19"/>
+  </w:num>
+  <w:num w:numId="14" w16cid:durableId="1251894008">
     <w:abstractNumId w:val="27"/>
   </w:num>
-  <w:num w:numId="13" w16cid:durableId="1991473713">
+  <w:num w:numId="15" w16cid:durableId="1041442146">
     <w:abstractNumId w:val="18"/>
-  </w:num>
-  <w:num w:numId="14" w16cid:durableId="1251894008">
-    <w:abstractNumId w:val="26"/>
-  </w:num>
-  <w:num w:numId="15" w16cid:durableId="1041442146">
-    <w:abstractNumId w:val="17"/>
   </w:num>
   <w:num w:numId="16" w16cid:durableId="418791048">
     <w:abstractNumId w:val="9"/>
@@ -10545,28 +13295,31 @@
     <w:abstractNumId w:val="3"/>
   </w:num>
   <w:num w:numId="21" w16cid:durableId="49043088">
-    <w:abstractNumId w:val="15"/>
+    <w:abstractNumId w:val="16"/>
   </w:num>
   <w:num w:numId="22" w16cid:durableId="2068453958">
     <w:abstractNumId w:val="6"/>
   </w:num>
   <w:num w:numId="23" w16cid:durableId="998968928">
-    <w:abstractNumId w:val="19"/>
+    <w:abstractNumId w:val="20"/>
   </w:num>
   <w:num w:numId="24" w16cid:durableId="685669520">
-    <w:abstractNumId w:val="14"/>
+    <w:abstractNumId w:val="15"/>
   </w:num>
   <w:num w:numId="25" w16cid:durableId="106121504">
     <w:abstractNumId w:val="0"/>
   </w:num>
   <w:num w:numId="26" w16cid:durableId="1721325383">
-    <w:abstractNumId w:val="13"/>
+    <w:abstractNumId w:val="14"/>
   </w:num>
   <w:num w:numId="27" w16cid:durableId="401832823">
-    <w:abstractNumId w:val="23"/>
+    <w:abstractNumId w:val="24"/>
   </w:num>
   <w:num w:numId="28" w16cid:durableId="815996807">
-    <w:abstractNumId w:val="24"/>
+    <w:abstractNumId w:val="25"/>
+  </w:num>
+  <w:num w:numId="29" w16cid:durableId="1521311794">
+    <w:abstractNumId w:val="10"/>
   </w:num>
 </w:numbering>
 </file>

--- a/Homework 1.docx
+++ b/Homework 1.docx
@@ -117,7 +117,7 @@
               <w:tab w:val="right" w:leader="dot" w:pos="9350"/>
             </w:tabs>
             <w:rPr>
-              <w:rFonts w:eastAsiaTheme="minorEastAsia"/>
+              <w:rFonts w:ascii="Times New Roman" w:eastAsiaTheme="minorEastAsia" w:hAnsi="Times New Roman" w:cs="Times New Roman"/>
               <w:noProof/>
               <w:sz w:val="20"/>
               <w:szCs w:val="20"/>
@@ -125,6 +125,7 @@
           </w:pPr>
           <w:r>
             <w:rPr>
+              <w:rFonts w:ascii="Times New Roman" w:hAnsi="Times New Roman" w:cs="Times New Roman"/>
               <w:sz w:val="20"/>
               <w:szCs w:val="20"/>
             </w:rPr>
@@ -132,6 +133,7 @@
           </w:r>
           <w:r>
             <w:rPr>
+              <w:rFonts w:ascii="Times New Roman" w:hAnsi="Times New Roman" w:cs="Times New Roman"/>
               <w:sz w:val="20"/>
               <w:szCs w:val="20"/>
             </w:rPr>
@@ -139,6 +141,7 @@
           </w:r>
           <w:r>
             <w:rPr>
+              <w:rFonts w:ascii="Times New Roman" w:hAnsi="Times New Roman" w:cs="Times New Roman"/>
               <w:sz w:val="20"/>
               <w:szCs w:val="20"/>
             </w:rPr>
@@ -159,7 +162,7 @@
             </w:r>
             <w:r>
               <w:rPr>
-                <w:rFonts w:eastAsiaTheme="minorEastAsia"/>
+                <w:rFonts w:ascii="Times New Roman" w:eastAsiaTheme="minorEastAsia" w:hAnsi="Times New Roman" w:cs="Times New Roman"/>
                 <w:noProof/>
                 <w:sz w:val="20"/>
                 <w:szCs w:val="20"/>
@@ -180,6 +183,7 @@
             </w:r>
             <w:r>
               <w:rPr>
+                <w:rFonts w:ascii="Times New Roman" w:hAnsi="Times New Roman" w:cs="Times New Roman"/>
                 <w:noProof/>
                 <w:webHidden/>
                 <w:sz w:val="20"/>
@@ -189,6 +193,7 @@
             </w:r>
             <w:r>
               <w:rPr>
+                <w:rFonts w:ascii="Times New Roman" w:hAnsi="Times New Roman" w:cs="Times New Roman"/>
                 <w:noProof/>
                 <w:webHidden/>
                 <w:sz w:val="20"/>
@@ -198,6 +203,7 @@
             </w:r>
             <w:r>
               <w:rPr>
+                <w:rFonts w:ascii="Times New Roman" w:hAnsi="Times New Roman" w:cs="Times New Roman"/>
                 <w:noProof/>
                 <w:webHidden/>
                 <w:sz w:val="20"/>
@@ -207,14 +213,16 @@
             </w:r>
             <w:r>
               <w:rPr>
-                <w:noProof/>
-                <w:webHidden/>
-                <w:sz w:val="20"/>
-                <w:szCs w:val="20"/>
-              </w:rPr>
-            </w:r>
-            <w:r>
-              <w:rPr>
+                <w:rFonts w:ascii="Times New Roman" w:hAnsi="Times New Roman" w:cs="Times New Roman"/>
+                <w:noProof/>
+                <w:webHidden/>
+                <w:sz w:val="20"/>
+                <w:szCs w:val="20"/>
+              </w:rPr>
+            </w:r>
+            <w:r>
+              <w:rPr>
+                <w:rFonts w:ascii="Times New Roman" w:hAnsi="Times New Roman" w:cs="Times New Roman"/>
                 <w:noProof/>
                 <w:webHidden/>
                 <w:sz w:val="20"/>
@@ -224,6 +232,7 @@
             </w:r>
             <w:r>
               <w:rPr>
+                <w:rFonts w:ascii="Times New Roman" w:hAnsi="Times New Roman" w:cs="Times New Roman"/>
                 <w:noProof/>
                 <w:webHidden/>
                 <w:sz w:val="20"/>
@@ -233,6 +242,7 @@
             </w:r>
             <w:r>
               <w:rPr>
+                <w:rFonts w:ascii="Times New Roman" w:hAnsi="Times New Roman" w:cs="Times New Roman"/>
                 <w:noProof/>
                 <w:webHidden/>
                 <w:sz w:val="20"/>
@@ -250,7 +260,7 @@
               <w:tab w:val="right" w:leader="dot" w:pos="9350"/>
             </w:tabs>
             <w:rPr>
-              <w:rFonts w:eastAsiaTheme="minorEastAsia"/>
+              <w:rFonts w:ascii="Times New Roman" w:eastAsiaTheme="minorEastAsia" w:hAnsi="Times New Roman" w:cs="Times New Roman"/>
               <w:noProof/>
               <w:sz w:val="20"/>
               <w:szCs w:val="20"/>
@@ -269,7 +279,7 @@
             </w:r>
             <w:r>
               <w:rPr>
-                <w:rFonts w:eastAsiaTheme="minorEastAsia"/>
+                <w:rFonts w:ascii="Times New Roman" w:eastAsiaTheme="minorEastAsia" w:hAnsi="Times New Roman" w:cs="Times New Roman"/>
                 <w:noProof/>
                 <w:sz w:val="20"/>
                 <w:szCs w:val="20"/>
@@ -288,6 +298,7 @@
             </w:r>
             <w:r>
               <w:rPr>
+                <w:rFonts w:ascii="Times New Roman" w:hAnsi="Times New Roman" w:cs="Times New Roman"/>
                 <w:noProof/>
                 <w:webHidden/>
                 <w:sz w:val="20"/>
@@ -297,6 +308,7 @@
             </w:r>
             <w:r>
               <w:rPr>
+                <w:rFonts w:ascii="Times New Roman" w:hAnsi="Times New Roman" w:cs="Times New Roman"/>
                 <w:noProof/>
                 <w:webHidden/>
                 <w:sz w:val="20"/>
@@ -306,6 +318,7 @@
             </w:r>
             <w:r>
               <w:rPr>
+                <w:rFonts w:ascii="Times New Roman" w:hAnsi="Times New Roman" w:cs="Times New Roman"/>
                 <w:noProof/>
                 <w:webHidden/>
                 <w:sz w:val="20"/>
@@ -315,14 +328,16 @@
             </w:r>
             <w:r>
               <w:rPr>
-                <w:noProof/>
-                <w:webHidden/>
-                <w:sz w:val="20"/>
-                <w:szCs w:val="20"/>
-              </w:rPr>
-            </w:r>
-            <w:r>
-              <w:rPr>
+                <w:rFonts w:ascii="Times New Roman" w:hAnsi="Times New Roman" w:cs="Times New Roman"/>
+                <w:noProof/>
+                <w:webHidden/>
+                <w:sz w:val="20"/>
+                <w:szCs w:val="20"/>
+              </w:rPr>
+            </w:r>
+            <w:r>
+              <w:rPr>
+                <w:rFonts w:ascii="Times New Roman" w:hAnsi="Times New Roman" w:cs="Times New Roman"/>
                 <w:noProof/>
                 <w:webHidden/>
                 <w:sz w:val="20"/>
@@ -332,6 +347,7 @@
             </w:r>
             <w:r>
               <w:rPr>
+                <w:rFonts w:ascii="Times New Roman" w:hAnsi="Times New Roman" w:cs="Times New Roman"/>
                 <w:noProof/>
                 <w:webHidden/>
                 <w:sz w:val="20"/>
@@ -341,6 +357,7 @@
             </w:r>
             <w:r>
               <w:rPr>
+                <w:rFonts w:ascii="Times New Roman" w:hAnsi="Times New Roman" w:cs="Times New Roman"/>
                 <w:noProof/>
                 <w:webHidden/>
                 <w:sz w:val="20"/>
@@ -358,7 +375,7 @@
               <w:tab w:val="right" w:leader="dot" w:pos="9350"/>
             </w:tabs>
             <w:rPr>
-              <w:rFonts w:eastAsiaTheme="minorEastAsia"/>
+              <w:rFonts w:ascii="Times New Roman" w:eastAsiaTheme="minorEastAsia" w:hAnsi="Times New Roman" w:cs="Times New Roman"/>
               <w:noProof/>
               <w:sz w:val="20"/>
               <w:szCs w:val="20"/>
@@ -377,7 +394,7 @@
             </w:r>
             <w:r>
               <w:rPr>
-                <w:rFonts w:eastAsiaTheme="minorEastAsia"/>
+                <w:rFonts w:ascii="Times New Roman" w:eastAsiaTheme="minorEastAsia" w:hAnsi="Times New Roman" w:cs="Times New Roman"/>
                 <w:noProof/>
                 <w:sz w:val="20"/>
                 <w:szCs w:val="20"/>
@@ -396,6 +413,7 @@
             </w:r>
             <w:r>
               <w:rPr>
+                <w:rFonts w:ascii="Times New Roman" w:hAnsi="Times New Roman" w:cs="Times New Roman"/>
                 <w:noProof/>
                 <w:webHidden/>
                 <w:sz w:val="20"/>
@@ -405,6 +423,7 @@
             </w:r>
             <w:r>
               <w:rPr>
+                <w:rFonts w:ascii="Times New Roman" w:hAnsi="Times New Roman" w:cs="Times New Roman"/>
                 <w:noProof/>
                 <w:webHidden/>
                 <w:sz w:val="20"/>
@@ -414,6 +433,7 @@
             </w:r>
             <w:r>
               <w:rPr>
+                <w:rFonts w:ascii="Times New Roman" w:hAnsi="Times New Roman" w:cs="Times New Roman"/>
                 <w:noProof/>
                 <w:webHidden/>
                 <w:sz w:val="20"/>
@@ -423,14 +443,16 @@
             </w:r>
             <w:r>
               <w:rPr>
-                <w:noProof/>
-                <w:webHidden/>
-                <w:sz w:val="20"/>
-                <w:szCs w:val="20"/>
-              </w:rPr>
-            </w:r>
-            <w:r>
-              <w:rPr>
+                <w:rFonts w:ascii="Times New Roman" w:hAnsi="Times New Roman" w:cs="Times New Roman"/>
+                <w:noProof/>
+                <w:webHidden/>
+                <w:sz w:val="20"/>
+                <w:szCs w:val="20"/>
+              </w:rPr>
+            </w:r>
+            <w:r>
+              <w:rPr>
+                <w:rFonts w:ascii="Times New Roman" w:hAnsi="Times New Roman" w:cs="Times New Roman"/>
                 <w:noProof/>
                 <w:webHidden/>
                 <w:sz w:val="20"/>
@@ -440,6 +462,7 @@
             </w:r>
             <w:r>
               <w:rPr>
+                <w:rFonts w:ascii="Times New Roman" w:hAnsi="Times New Roman" w:cs="Times New Roman"/>
                 <w:noProof/>
                 <w:webHidden/>
                 <w:sz w:val="20"/>
@@ -449,6 +472,7 @@
             </w:r>
             <w:r>
               <w:rPr>
+                <w:rFonts w:ascii="Times New Roman" w:hAnsi="Times New Roman" w:cs="Times New Roman"/>
                 <w:noProof/>
                 <w:webHidden/>
                 <w:sz w:val="20"/>
@@ -466,7 +490,7 @@
               <w:tab w:val="right" w:leader="dot" w:pos="9350"/>
             </w:tabs>
             <w:rPr>
-              <w:rFonts w:eastAsiaTheme="minorEastAsia"/>
+              <w:rFonts w:ascii="Times New Roman" w:eastAsiaTheme="minorEastAsia" w:hAnsi="Times New Roman" w:cs="Times New Roman"/>
               <w:noProof/>
               <w:sz w:val="20"/>
               <w:szCs w:val="20"/>
@@ -487,7 +511,7 @@
             </w:r>
             <w:r>
               <w:rPr>
-                <w:rFonts w:eastAsiaTheme="minorEastAsia"/>
+                <w:rFonts w:ascii="Times New Roman" w:eastAsiaTheme="minorEastAsia" w:hAnsi="Times New Roman" w:cs="Times New Roman"/>
                 <w:noProof/>
                 <w:sz w:val="20"/>
                 <w:szCs w:val="20"/>
@@ -508,6 +532,7 @@
             </w:r>
             <w:r>
               <w:rPr>
+                <w:rFonts w:ascii="Times New Roman" w:hAnsi="Times New Roman" w:cs="Times New Roman"/>
                 <w:noProof/>
                 <w:webHidden/>
                 <w:sz w:val="20"/>
@@ -517,6 +542,7 @@
             </w:r>
             <w:r>
               <w:rPr>
+                <w:rFonts w:ascii="Times New Roman" w:hAnsi="Times New Roman" w:cs="Times New Roman"/>
                 <w:noProof/>
                 <w:webHidden/>
                 <w:sz w:val="20"/>
@@ -526,6 +552,7 @@
             </w:r>
             <w:r>
               <w:rPr>
+                <w:rFonts w:ascii="Times New Roman" w:hAnsi="Times New Roman" w:cs="Times New Roman"/>
                 <w:noProof/>
                 <w:webHidden/>
                 <w:sz w:val="20"/>
@@ -535,14 +562,16 @@
             </w:r>
             <w:r>
               <w:rPr>
-                <w:noProof/>
-                <w:webHidden/>
-                <w:sz w:val="20"/>
-                <w:szCs w:val="20"/>
-              </w:rPr>
-            </w:r>
-            <w:r>
-              <w:rPr>
+                <w:rFonts w:ascii="Times New Roman" w:hAnsi="Times New Roman" w:cs="Times New Roman"/>
+                <w:noProof/>
+                <w:webHidden/>
+                <w:sz w:val="20"/>
+                <w:szCs w:val="20"/>
+              </w:rPr>
+            </w:r>
+            <w:r>
+              <w:rPr>
+                <w:rFonts w:ascii="Times New Roman" w:hAnsi="Times New Roman" w:cs="Times New Roman"/>
                 <w:noProof/>
                 <w:webHidden/>
                 <w:sz w:val="20"/>
@@ -552,6 +581,7 @@
             </w:r>
             <w:r>
               <w:rPr>
+                <w:rFonts w:ascii="Times New Roman" w:hAnsi="Times New Roman" w:cs="Times New Roman"/>
                 <w:noProof/>
                 <w:webHidden/>
                 <w:sz w:val="20"/>
@@ -561,6 +591,7 @@
             </w:r>
             <w:r>
               <w:rPr>
+                <w:rFonts w:ascii="Times New Roman" w:hAnsi="Times New Roman" w:cs="Times New Roman"/>
                 <w:noProof/>
                 <w:webHidden/>
                 <w:sz w:val="20"/>
@@ -578,7 +609,7 @@
               <w:tab w:val="right" w:leader="dot" w:pos="9350"/>
             </w:tabs>
             <w:rPr>
-              <w:rFonts w:eastAsiaTheme="minorEastAsia"/>
+              <w:rFonts w:ascii="Times New Roman" w:eastAsiaTheme="minorEastAsia" w:hAnsi="Times New Roman" w:cs="Times New Roman"/>
               <w:noProof/>
               <w:sz w:val="20"/>
               <w:szCs w:val="20"/>
@@ -599,7 +630,7 @@
             </w:r>
             <w:r>
               <w:rPr>
-                <w:rFonts w:eastAsiaTheme="minorEastAsia"/>
+                <w:rFonts w:ascii="Times New Roman" w:eastAsiaTheme="minorEastAsia" w:hAnsi="Times New Roman" w:cs="Times New Roman"/>
                 <w:noProof/>
                 <w:sz w:val="20"/>
                 <w:szCs w:val="20"/>
@@ -620,6 +651,7 @@
             </w:r>
             <w:r>
               <w:rPr>
+                <w:rFonts w:ascii="Times New Roman" w:hAnsi="Times New Roman" w:cs="Times New Roman"/>
                 <w:noProof/>
                 <w:webHidden/>
                 <w:sz w:val="20"/>
@@ -629,6 +661,7 @@
             </w:r>
             <w:r>
               <w:rPr>
+                <w:rFonts w:ascii="Times New Roman" w:hAnsi="Times New Roman" w:cs="Times New Roman"/>
                 <w:noProof/>
                 <w:webHidden/>
                 <w:sz w:val="20"/>
@@ -638,6 +671,7 @@
             </w:r>
             <w:r>
               <w:rPr>
+                <w:rFonts w:ascii="Times New Roman" w:hAnsi="Times New Roman" w:cs="Times New Roman"/>
                 <w:noProof/>
                 <w:webHidden/>
                 <w:sz w:val="20"/>
@@ -647,14 +681,16 @@
             </w:r>
             <w:r>
               <w:rPr>
-                <w:noProof/>
-                <w:webHidden/>
-                <w:sz w:val="20"/>
-                <w:szCs w:val="20"/>
-              </w:rPr>
-            </w:r>
-            <w:r>
-              <w:rPr>
+                <w:rFonts w:ascii="Times New Roman" w:hAnsi="Times New Roman" w:cs="Times New Roman"/>
+                <w:noProof/>
+                <w:webHidden/>
+                <w:sz w:val="20"/>
+                <w:szCs w:val="20"/>
+              </w:rPr>
+            </w:r>
+            <w:r>
+              <w:rPr>
+                <w:rFonts w:ascii="Times New Roman" w:hAnsi="Times New Roman" w:cs="Times New Roman"/>
                 <w:noProof/>
                 <w:webHidden/>
                 <w:sz w:val="20"/>
@@ -664,6 +700,7 @@
             </w:r>
             <w:r>
               <w:rPr>
+                <w:rFonts w:ascii="Times New Roman" w:hAnsi="Times New Roman" w:cs="Times New Roman"/>
                 <w:noProof/>
                 <w:webHidden/>
                 <w:sz w:val="20"/>
@@ -673,6 +710,7 @@
             </w:r>
             <w:r>
               <w:rPr>
+                <w:rFonts w:ascii="Times New Roman" w:hAnsi="Times New Roman" w:cs="Times New Roman"/>
                 <w:noProof/>
                 <w:webHidden/>
                 <w:sz w:val="20"/>
@@ -690,7 +728,7 @@
               <w:tab w:val="right" w:leader="dot" w:pos="9350"/>
             </w:tabs>
             <w:rPr>
-              <w:rFonts w:eastAsiaTheme="minorEastAsia"/>
+              <w:rFonts w:ascii="Times New Roman" w:eastAsiaTheme="minorEastAsia" w:hAnsi="Times New Roman" w:cs="Times New Roman"/>
               <w:noProof/>
               <w:sz w:val="20"/>
               <w:szCs w:val="20"/>
@@ -711,7 +749,7 @@
             </w:r>
             <w:r>
               <w:rPr>
-                <w:rFonts w:eastAsiaTheme="minorEastAsia"/>
+                <w:rFonts w:ascii="Times New Roman" w:eastAsiaTheme="minorEastAsia" w:hAnsi="Times New Roman" w:cs="Times New Roman"/>
                 <w:noProof/>
                 <w:sz w:val="20"/>
                 <w:szCs w:val="20"/>
@@ -732,6 +770,7 @@
             </w:r>
             <w:r>
               <w:rPr>
+                <w:rFonts w:ascii="Times New Roman" w:hAnsi="Times New Roman" w:cs="Times New Roman"/>
                 <w:noProof/>
                 <w:webHidden/>
                 <w:sz w:val="20"/>
@@ -741,6 +780,7 @@
             </w:r>
             <w:r>
               <w:rPr>
+                <w:rFonts w:ascii="Times New Roman" w:hAnsi="Times New Roman" w:cs="Times New Roman"/>
                 <w:noProof/>
                 <w:webHidden/>
                 <w:sz w:val="20"/>
@@ -750,6 +790,7 @@
             </w:r>
             <w:r>
               <w:rPr>
+                <w:rFonts w:ascii="Times New Roman" w:hAnsi="Times New Roman" w:cs="Times New Roman"/>
                 <w:noProof/>
                 <w:webHidden/>
                 <w:sz w:val="20"/>
@@ -759,14 +800,16 @@
             </w:r>
             <w:r>
               <w:rPr>
-                <w:noProof/>
-                <w:webHidden/>
-                <w:sz w:val="20"/>
-                <w:szCs w:val="20"/>
-              </w:rPr>
-            </w:r>
-            <w:r>
-              <w:rPr>
+                <w:rFonts w:ascii="Times New Roman" w:hAnsi="Times New Roman" w:cs="Times New Roman"/>
+                <w:noProof/>
+                <w:webHidden/>
+                <w:sz w:val="20"/>
+                <w:szCs w:val="20"/>
+              </w:rPr>
+            </w:r>
+            <w:r>
+              <w:rPr>
+                <w:rFonts w:ascii="Times New Roman" w:hAnsi="Times New Roman" w:cs="Times New Roman"/>
                 <w:noProof/>
                 <w:webHidden/>
                 <w:sz w:val="20"/>
@@ -776,6 +819,7 @@
             </w:r>
             <w:r>
               <w:rPr>
+                <w:rFonts w:ascii="Times New Roman" w:hAnsi="Times New Roman" w:cs="Times New Roman"/>
                 <w:noProof/>
                 <w:webHidden/>
                 <w:sz w:val="20"/>
@@ -785,6 +829,7 @@
             </w:r>
             <w:r>
               <w:rPr>
+                <w:rFonts w:ascii="Times New Roman" w:hAnsi="Times New Roman" w:cs="Times New Roman"/>
                 <w:noProof/>
                 <w:webHidden/>
                 <w:sz w:val="20"/>
@@ -802,7 +847,7 @@
               <w:tab w:val="right" w:leader="dot" w:pos="9350"/>
             </w:tabs>
             <w:rPr>
-              <w:rFonts w:eastAsiaTheme="minorEastAsia"/>
+              <w:rFonts w:ascii="Times New Roman" w:eastAsiaTheme="minorEastAsia" w:hAnsi="Times New Roman" w:cs="Times New Roman"/>
               <w:noProof/>
               <w:sz w:val="20"/>
               <w:szCs w:val="20"/>
@@ -823,7 +868,7 @@
             </w:r>
             <w:r>
               <w:rPr>
-                <w:rFonts w:eastAsiaTheme="minorEastAsia"/>
+                <w:rFonts w:ascii="Times New Roman" w:eastAsiaTheme="minorEastAsia" w:hAnsi="Times New Roman" w:cs="Times New Roman"/>
                 <w:noProof/>
                 <w:sz w:val="20"/>
                 <w:szCs w:val="20"/>
@@ -844,6 +889,7 @@
             </w:r>
             <w:r>
               <w:rPr>
+                <w:rFonts w:ascii="Times New Roman" w:hAnsi="Times New Roman" w:cs="Times New Roman"/>
                 <w:noProof/>
                 <w:webHidden/>
                 <w:sz w:val="20"/>
@@ -853,6 +899,7 @@
             </w:r>
             <w:r>
               <w:rPr>
+                <w:rFonts w:ascii="Times New Roman" w:hAnsi="Times New Roman" w:cs="Times New Roman"/>
                 <w:noProof/>
                 <w:webHidden/>
                 <w:sz w:val="20"/>
@@ -862,6 +909,7 @@
             </w:r>
             <w:r>
               <w:rPr>
+                <w:rFonts w:ascii="Times New Roman" w:hAnsi="Times New Roman" w:cs="Times New Roman"/>
                 <w:noProof/>
                 <w:webHidden/>
                 <w:sz w:val="20"/>
@@ -871,14 +919,16 @@
             </w:r>
             <w:r>
               <w:rPr>
-                <w:noProof/>
-                <w:webHidden/>
-                <w:sz w:val="20"/>
-                <w:szCs w:val="20"/>
-              </w:rPr>
-            </w:r>
-            <w:r>
-              <w:rPr>
+                <w:rFonts w:ascii="Times New Roman" w:hAnsi="Times New Roman" w:cs="Times New Roman"/>
+                <w:noProof/>
+                <w:webHidden/>
+                <w:sz w:val="20"/>
+                <w:szCs w:val="20"/>
+              </w:rPr>
+            </w:r>
+            <w:r>
+              <w:rPr>
+                <w:rFonts w:ascii="Times New Roman" w:hAnsi="Times New Roman" w:cs="Times New Roman"/>
                 <w:noProof/>
                 <w:webHidden/>
                 <w:sz w:val="20"/>
@@ -888,6 +938,7 @@
             </w:r>
             <w:r>
               <w:rPr>
+                <w:rFonts w:ascii="Times New Roman" w:hAnsi="Times New Roman" w:cs="Times New Roman"/>
                 <w:noProof/>
                 <w:webHidden/>
                 <w:sz w:val="20"/>
@@ -897,6 +948,7 @@
             </w:r>
             <w:r>
               <w:rPr>
+                <w:rFonts w:ascii="Times New Roman" w:hAnsi="Times New Roman" w:cs="Times New Roman"/>
                 <w:noProof/>
                 <w:webHidden/>
                 <w:sz w:val="20"/>
@@ -914,7 +966,7 @@
               <w:tab w:val="right" w:leader="dot" w:pos="9350"/>
             </w:tabs>
             <w:rPr>
-              <w:rFonts w:eastAsiaTheme="minorEastAsia"/>
+              <w:rFonts w:ascii="Times New Roman" w:eastAsiaTheme="minorEastAsia" w:hAnsi="Times New Roman" w:cs="Times New Roman"/>
               <w:noProof/>
               <w:sz w:val="20"/>
               <w:szCs w:val="20"/>
@@ -935,7 +987,7 @@
             </w:r>
             <w:r>
               <w:rPr>
-                <w:rFonts w:eastAsiaTheme="minorEastAsia"/>
+                <w:rFonts w:ascii="Times New Roman" w:eastAsiaTheme="minorEastAsia" w:hAnsi="Times New Roman" w:cs="Times New Roman"/>
                 <w:noProof/>
                 <w:sz w:val="20"/>
                 <w:szCs w:val="20"/>
@@ -956,6 +1008,7 @@
             </w:r>
             <w:r>
               <w:rPr>
+                <w:rFonts w:ascii="Times New Roman" w:hAnsi="Times New Roman" w:cs="Times New Roman"/>
                 <w:noProof/>
                 <w:webHidden/>
                 <w:sz w:val="20"/>
@@ -965,6 +1018,7 @@
             </w:r>
             <w:r>
               <w:rPr>
+                <w:rFonts w:ascii="Times New Roman" w:hAnsi="Times New Roman" w:cs="Times New Roman"/>
                 <w:noProof/>
                 <w:webHidden/>
                 <w:sz w:val="20"/>
@@ -974,6 +1028,7 @@
             </w:r>
             <w:r>
               <w:rPr>
+                <w:rFonts w:ascii="Times New Roman" w:hAnsi="Times New Roman" w:cs="Times New Roman"/>
                 <w:noProof/>
                 <w:webHidden/>
                 <w:sz w:val="20"/>
@@ -983,14 +1038,16 @@
             </w:r>
             <w:r>
               <w:rPr>
-                <w:noProof/>
-                <w:webHidden/>
-                <w:sz w:val="20"/>
-                <w:szCs w:val="20"/>
-              </w:rPr>
-            </w:r>
-            <w:r>
-              <w:rPr>
+                <w:rFonts w:ascii="Times New Roman" w:hAnsi="Times New Roman" w:cs="Times New Roman"/>
+                <w:noProof/>
+                <w:webHidden/>
+                <w:sz w:val="20"/>
+                <w:szCs w:val="20"/>
+              </w:rPr>
+            </w:r>
+            <w:r>
+              <w:rPr>
+                <w:rFonts w:ascii="Times New Roman" w:hAnsi="Times New Roman" w:cs="Times New Roman"/>
                 <w:noProof/>
                 <w:webHidden/>
                 <w:sz w:val="20"/>
@@ -1000,6 +1057,7 @@
             </w:r>
             <w:r>
               <w:rPr>
+                <w:rFonts w:ascii="Times New Roman" w:hAnsi="Times New Roman" w:cs="Times New Roman"/>
                 <w:noProof/>
                 <w:webHidden/>
                 <w:sz w:val="20"/>
@@ -1009,6 +1067,7 @@
             </w:r>
             <w:r>
               <w:rPr>
+                <w:rFonts w:ascii="Times New Roman" w:hAnsi="Times New Roman" w:cs="Times New Roman"/>
                 <w:noProof/>
                 <w:webHidden/>
                 <w:sz w:val="20"/>
@@ -1025,7 +1084,7 @@
               <w:tab w:val="right" w:leader="dot" w:pos="9350"/>
             </w:tabs>
             <w:rPr>
-              <w:rFonts w:eastAsiaTheme="minorEastAsia"/>
+              <w:rFonts w:ascii="Times New Roman" w:eastAsiaTheme="minorEastAsia" w:hAnsi="Times New Roman" w:cs="Times New Roman"/>
               <w:noProof/>
               <w:sz w:val="20"/>
               <w:szCs w:val="20"/>
@@ -1044,6 +1103,7 @@
             </w:r>
             <w:r>
               <w:rPr>
+                <w:rFonts w:ascii="Times New Roman" w:hAnsi="Times New Roman" w:cs="Times New Roman"/>
                 <w:noProof/>
                 <w:webHidden/>
                 <w:sz w:val="20"/>
@@ -1053,6 +1113,7 @@
             </w:r>
             <w:r>
               <w:rPr>
+                <w:rFonts w:ascii="Times New Roman" w:hAnsi="Times New Roman" w:cs="Times New Roman"/>
                 <w:noProof/>
                 <w:webHidden/>
                 <w:sz w:val="20"/>
@@ -1062,6 +1123,7 @@
             </w:r>
             <w:r>
               <w:rPr>
+                <w:rFonts w:ascii="Times New Roman" w:hAnsi="Times New Roman" w:cs="Times New Roman"/>
                 <w:noProof/>
                 <w:webHidden/>
                 <w:sz w:val="20"/>
@@ -1071,14 +1133,16 @@
             </w:r>
             <w:r>
               <w:rPr>
-                <w:noProof/>
-                <w:webHidden/>
-                <w:sz w:val="20"/>
-                <w:szCs w:val="20"/>
-              </w:rPr>
-            </w:r>
-            <w:r>
-              <w:rPr>
+                <w:rFonts w:ascii="Times New Roman" w:hAnsi="Times New Roman" w:cs="Times New Roman"/>
+                <w:noProof/>
+                <w:webHidden/>
+                <w:sz w:val="20"/>
+                <w:szCs w:val="20"/>
+              </w:rPr>
+            </w:r>
+            <w:r>
+              <w:rPr>
+                <w:rFonts w:ascii="Times New Roman" w:hAnsi="Times New Roman" w:cs="Times New Roman"/>
                 <w:noProof/>
                 <w:webHidden/>
                 <w:sz w:val="20"/>
@@ -1088,6 +1152,7 @@
             </w:r>
             <w:r>
               <w:rPr>
+                <w:rFonts w:ascii="Times New Roman" w:hAnsi="Times New Roman" w:cs="Times New Roman"/>
                 <w:noProof/>
                 <w:webHidden/>
                 <w:sz w:val="20"/>
@@ -1097,6 +1162,7 @@
             </w:r>
             <w:r>
               <w:rPr>
+                <w:rFonts w:ascii="Times New Roman" w:hAnsi="Times New Roman" w:cs="Times New Roman"/>
                 <w:noProof/>
                 <w:webHidden/>
                 <w:sz w:val="20"/>
@@ -1113,7 +1179,7 @@
               <w:tab w:val="right" w:leader="dot" w:pos="9350"/>
             </w:tabs>
             <w:rPr>
-              <w:rFonts w:eastAsiaTheme="minorEastAsia"/>
+              <w:rFonts w:ascii="Times New Roman" w:eastAsiaTheme="minorEastAsia" w:hAnsi="Times New Roman" w:cs="Times New Roman"/>
               <w:noProof/>
               <w:sz w:val="20"/>
               <w:szCs w:val="20"/>
@@ -1132,6 +1198,7 @@
             </w:r>
             <w:r>
               <w:rPr>
+                <w:rFonts w:ascii="Times New Roman" w:hAnsi="Times New Roman" w:cs="Times New Roman"/>
                 <w:noProof/>
                 <w:webHidden/>
                 <w:sz w:val="20"/>
@@ -1141,6 +1208,7 @@
             </w:r>
             <w:r>
               <w:rPr>
+                <w:rFonts w:ascii="Times New Roman" w:hAnsi="Times New Roman" w:cs="Times New Roman"/>
                 <w:noProof/>
                 <w:webHidden/>
                 <w:sz w:val="20"/>
@@ -1150,6 +1218,7 @@
             </w:r>
             <w:r>
               <w:rPr>
+                <w:rFonts w:ascii="Times New Roman" w:hAnsi="Times New Roman" w:cs="Times New Roman"/>
                 <w:noProof/>
                 <w:webHidden/>
                 <w:sz w:val="20"/>
@@ -1159,14 +1228,16 @@
             </w:r>
             <w:r>
               <w:rPr>
-                <w:noProof/>
-                <w:webHidden/>
-                <w:sz w:val="20"/>
-                <w:szCs w:val="20"/>
-              </w:rPr>
-            </w:r>
-            <w:r>
-              <w:rPr>
+                <w:rFonts w:ascii="Times New Roman" w:hAnsi="Times New Roman" w:cs="Times New Roman"/>
+                <w:noProof/>
+                <w:webHidden/>
+                <w:sz w:val="20"/>
+                <w:szCs w:val="20"/>
+              </w:rPr>
+            </w:r>
+            <w:r>
+              <w:rPr>
+                <w:rFonts w:ascii="Times New Roman" w:hAnsi="Times New Roman" w:cs="Times New Roman"/>
                 <w:noProof/>
                 <w:webHidden/>
                 <w:sz w:val="20"/>
@@ -1176,6 +1247,7 @@
             </w:r>
             <w:r>
               <w:rPr>
+                <w:rFonts w:ascii="Times New Roman" w:hAnsi="Times New Roman" w:cs="Times New Roman"/>
                 <w:noProof/>
                 <w:webHidden/>
                 <w:sz w:val="20"/>
@@ -1185,6 +1257,7 @@
             </w:r>
             <w:r>
               <w:rPr>
+                <w:rFonts w:ascii="Times New Roman" w:hAnsi="Times New Roman" w:cs="Times New Roman"/>
                 <w:noProof/>
                 <w:webHidden/>
                 <w:sz w:val="20"/>
@@ -1201,7 +1274,7 @@
               <w:tab w:val="right" w:leader="dot" w:pos="9350"/>
             </w:tabs>
             <w:rPr>
-              <w:rFonts w:eastAsiaTheme="minorEastAsia"/>
+              <w:rFonts w:ascii="Times New Roman" w:eastAsiaTheme="minorEastAsia" w:hAnsi="Times New Roman" w:cs="Times New Roman"/>
               <w:noProof/>
               <w:sz w:val="20"/>
               <w:szCs w:val="20"/>
@@ -1220,6 +1293,7 @@
             </w:r>
             <w:r>
               <w:rPr>
+                <w:rFonts w:ascii="Times New Roman" w:hAnsi="Times New Roman" w:cs="Times New Roman"/>
                 <w:noProof/>
                 <w:webHidden/>
                 <w:sz w:val="20"/>
@@ -1229,6 +1303,7 @@
             </w:r>
             <w:r>
               <w:rPr>
+                <w:rFonts w:ascii="Times New Roman" w:hAnsi="Times New Roman" w:cs="Times New Roman"/>
                 <w:noProof/>
                 <w:webHidden/>
                 <w:sz w:val="20"/>
@@ -1238,6 +1313,7 @@
             </w:r>
             <w:r>
               <w:rPr>
+                <w:rFonts w:ascii="Times New Roman" w:hAnsi="Times New Roman" w:cs="Times New Roman"/>
                 <w:noProof/>
                 <w:webHidden/>
                 <w:sz w:val="20"/>
@@ -1247,14 +1323,16 @@
             </w:r>
             <w:r>
               <w:rPr>
-                <w:noProof/>
-                <w:webHidden/>
-                <w:sz w:val="20"/>
-                <w:szCs w:val="20"/>
-              </w:rPr>
-            </w:r>
-            <w:r>
-              <w:rPr>
+                <w:rFonts w:ascii="Times New Roman" w:hAnsi="Times New Roman" w:cs="Times New Roman"/>
+                <w:noProof/>
+                <w:webHidden/>
+                <w:sz w:val="20"/>
+                <w:szCs w:val="20"/>
+              </w:rPr>
+            </w:r>
+            <w:r>
+              <w:rPr>
+                <w:rFonts w:ascii="Times New Roman" w:hAnsi="Times New Roman" w:cs="Times New Roman"/>
                 <w:noProof/>
                 <w:webHidden/>
                 <w:sz w:val="20"/>
@@ -1264,6 +1342,7 @@
             </w:r>
             <w:r>
               <w:rPr>
+                <w:rFonts w:ascii="Times New Roman" w:hAnsi="Times New Roman" w:cs="Times New Roman"/>
                 <w:noProof/>
                 <w:webHidden/>
                 <w:sz w:val="20"/>
@@ -1273,6 +1352,7 @@
             </w:r>
             <w:r>
               <w:rPr>
+                <w:rFonts w:ascii="Times New Roman" w:hAnsi="Times New Roman" w:cs="Times New Roman"/>
                 <w:noProof/>
                 <w:webHidden/>
                 <w:sz w:val="20"/>
@@ -1289,7 +1369,7 @@
               <w:tab w:val="right" w:leader="dot" w:pos="9350"/>
             </w:tabs>
             <w:rPr>
-              <w:rFonts w:eastAsiaTheme="minorEastAsia"/>
+              <w:rFonts w:ascii="Times New Roman" w:eastAsiaTheme="minorEastAsia" w:hAnsi="Times New Roman" w:cs="Times New Roman"/>
               <w:noProof/>
               <w:sz w:val="20"/>
               <w:szCs w:val="20"/>
@@ -1308,6 +1388,7 @@
             </w:r>
             <w:r>
               <w:rPr>
+                <w:rFonts w:ascii="Times New Roman" w:hAnsi="Times New Roman" w:cs="Times New Roman"/>
                 <w:noProof/>
                 <w:webHidden/>
                 <w:sz w:val="20"/>
@@ -1317,6 +1398,7 @@
             </w:r>
             <w:r>
               <w:rPr>
+                <w:rFonts w:ascii="Times New Roman" w:hAnsi="Times New Roman" w:cs="Times New Roman"/>
                 <w:noProof/>
                 <w:webHidden/>
                 <w:sz w:val="20"/>
@@ -1326,6 +1408,7 @@
             </w:r>
             <w:r>
               <w:rPr>
+                <w:rFonts w:ascii="Times New Roman" w:hAnsi="Times New Roman" w:cs="Times New Roman"/>
                 <w:noProof/>
                 <w:webHidden/>
                 <w:sz w:val="20"/>
@@ -1335,14 +1418,16 @@
             </w:r>
             <w:r>
               <w:rPr>
-                <w:noProof/>
-                <w:webHidden/>
-                <w:sz w:val="20"/>
-                <w:szCs w:val="20"/>
-              </w:rPr>
-            </w:r>
-            <w:r>
-              <w:rPr>
+                <w:rFonts w:ascii="Times New Roman" w:hAnsi="Times New Roman" w:cs="Times New Roman"/>
+                <w:noProof/>
+                <w:webHidden/>
+                <w:sz w:val="20"/>
+                <w:szCs w:val="20"/>
+              </w:rPr>
+            </w:r>
+            <w:r>
+              <w:rPr>
+                <w:rFonts w:ascii="Times New Roman" w:hAnsi="Times New Roman" w:cs="Times New Roman"/>
                 <w:noProof/>
                 <w:webHidden/>
                 <w:sz w:val="20"/>
@@ -1352,6 +1437,7 @@
             </w:r>
             <w:r>
               <w:rPr>
+                <w:rFonts w:ascii="Times New Roman" w:hAnsi="Times New Roman" w:cs="Times New Roman"/>
                 <w:noProof/>
                 <w:webHidden/>
                 <w:sz w:val="20"/>
@@ -1361,6 +1447,7 @@
             </w:r>
             <w:r>
               <w:rPr>
+                <w:rFonts w:ascii="Times New Roman" w:hAnsi="Times New Roman" w:cs="Times New Roman"/>
                 <w:noProof/>
                 <w:webHidden/>
                 <w:sz w:val="20"/>
@@ -1377,7 +1464,7 @@
               <w:tab w:val="right" w:leader="dot" w:pos="9350"/>
             </w:tabs>
             <w:rPr>
-              <w:rFonts w:eastAsiaTheme="minorEastAsia"/>
+              <w:rFonts w:ascii="Times New Roman" w:eastAsiaTheme="minorEastAsia" w:hAnsi="Times New Roman" w:cs="Times New Roman"/>
               <w:noProof/>
               <w:sz w:val="20"/>
               <w:szCs w:val="20"/>
@@ -1396,6 +1483,7 @@
             </w:r>
             <w:r>
               <w:rPr>
+                <w:rFonts w:ascii="Times New Roman" w:hAnsi="Times New Roman" w:cs="Times New Roman"/>
                 <w:noProof/>
                 <w:webHidden/>
                 <w:sz w:val="20"/>
@@ -1405,6 +1493,7 @@
             </w:r>
             <w:r>
               <w:rPr>
+                <w:rFonts w:ascii="Times New Roman" w:hAnsi="Times New Roman" w:cs="Times New Roman"/>
                 <w:noProof/>
                 <w:webHidden/>
                 <w:sz w:val="20"/>
@@ -1414,6 +1503,7 @@
             </w:r>
             <w:r>
               <w:rPr>
+                <w:rFonts w:ascii="Times New Roman" w:hAnsi="Times New Roman" w:cs="Times New Roman"/>
                 <w:noProof/>
                 <w:webHidden/>
                 <w:sz w:val="20"/>
@@ -1423,14 +1513,16 @@
             </w:r>
             <w:r>
               <w:rPr>
-                <w:noProof/>
-                <w:webHidden/>
-                <w:sz w:val="20"/>
-                <w:szCs w:val="20"/>
-              </w:rPr>
-            </w:r>
-            <w:r>
-              <w:rPr>
+                <w:rFonts w:ascii="Times New Roman" w:hAnsi="Times New Roman" w:cs="Times New Roman"/>
+                <w:noProof/>
+                <w:webHidden/>
+                <w:sz w:val="20"/>
+                <w:szCs w:val="20"/>
+              </w:rPr>
+            </w:r>
+            <w:r>
+              <w:rPr>
+                <w:rFonts w:ascii="Times New Roman" w:hAnsi="Times New Roman" w:cs="Times New Roman"/>
                 <w:noProof/>
                 <w:webHidden/>
                 <w:sz w:val="20"/>
@@ -1440,6 +1532,7 @@
             </w:r>
             <w:r>
               <w:rPr>
+                <w:rFonts w:ascii="Times New Roman" w:hAnsi="Times New Roman" w:cs="Times New Roman"/>
                 <w:noProof/>
                 <w:webHidden/>
                 <w:sz w:val="20"/>
@@ -1449,6 +1542,7 @@
             </w:r>
             <w:r>
               <w:rPr>
+                <w:rFonts w:ascii="Times New Roman" w:hAnsi="Times New Roman" w:cs="Times New Roman"/>
                 <w:noProof/>
                 <w:webHidden/>
                 <w:sz w:val="20"/>
@@ -1465,7 +1559,7 @@
               <w:tab w:val="right" w:leader="dot" w:pos="9350"/>
             </w:tabs>
             <w:rPr>
-              <w:rFonts w:eastAsiaTheme="minorEastAsia"/>
+              <w:rFonts w:ascii="Times New Roman" w:eastAsiaTheme="minorEastAsia" w:hAnsi="Times New Roman" w:cs="Times New Roman"/>
               <w:noProof/>
               <w:sz w:val="20"/>
               <w:szCs w:val="20"/>
@@ -1484,6 +1578,7 @@
             </w:r>
             <w:r>
               <w:rPr>
+                <w:rFonts w:ascii="Times New Roman" w:hAnsi="Times New Roman" w:cs="Times New Roman"/>
                 <w:noProof/>
                 <w:webHidden/>
                 <w:sz w:val="20"/>
@@ -1493,6 +1588,7 @@
             </w:r>
             <w:r>
               <w:rPr>
+                <w:rFonts w:ascii="Times New Roman" w:hAnsi="Times New Roman" w:cs="Times New Roman"/>
                 <w:noProof/>
                 <w:webHidden/>
                 <w:sz w:val="20"/>
@@ -1502,6 +1598,7 @@
             </w:r>
             <w:r>
               <w:rPr>
+                <w:rFonts w:ascii="Times New Roman" w:hAnsi="Times New Roman" w:cs="Times New Roman"/>
                 <w:noProof/>
                 <w:webHidden/>
                 <w:sz w:val="20"/>
@@ -1511,14 +1608,16 @@
             </w:r>
             <w:r>
               <w:rPr>
-                <w:noProof/>
-                <w:webHidden/>
-                <w:sz w:val="20"/>
-                <w:szCs w:val="20"/>
-              </w:rPr>
-            </w:r>
-            <w:r>
-              <w:rPr>
+                <w:rFonts w:ascii="Times New Roman" w:hAnsi="Times New Roman" w:cs="Times New Roman"/>
+                <w:noProof/>
+                <w:webHidden/>
+                <w:sz w:val="20"/>
+                <w:szCs w:val="20"/>
+              </w:rPr>
+            </w:r>
+            <w:r>
+              <w:rPr>
+                <w:rFonts w:ascii="Times New Roman" w:hAnsi="Times New Roman" w:cs="Times New Roman"/>
                 <w:noProof/>
                 <w:webHidden/>
                 <w:sz w:val="20"/>
@@ -1528,6 +1627,7 @@
             </w:r>
             <w:r>
               <w:rPr>
+                <w:rFonts w:ascii="Times New Roman" w:hAnsi="Times New Roman" w:cs="Times New Roman"/>
                 <w:noProof/>
                 <w:webHidden/>
                 <w:sz w:val="20"/>
@@ -1537,6 +1637,7 @@
             </w:r>
             <w:r>
               <w:rPr>
+                <w:rFonts w:ascii="Times New Roman" w:hAnsi="Times New Roman" w:cs="Times New Roman"/>
                 <w:noProof/>
                 <w:webHidden/>
                 <w:sz w:val="20"/>
@@ -1553,7 +1654,7 @@
               <w:tab w:val="right" w:leader="dot" w:pos="9350"/>
             </w:tabs>
             <w:rPr>
-              <w:rFonts w:eastAsiaTheme="minorEastAsia"/>
+              <w:rFonts w:ascii="Times New Roman" w:eastAsiaTheme="minorEastAsia" w:hAnsi="Times New Roman" w:cs="Times New Roman"/>
               <w:noProof/>
               <w:sz w:val="20"/>
               <w:szCs w:val="20"/>
@@ -1572,6 +1673,7 @@
             </w:r>
             <w:r>
               <w:rPr>
+                <w:rFonts w:ascii="Times New Roman" w:hAnsi="Times New Roman" w:cs="Times New Roman"/>
                 <w:noProof/>
                 <w:webHidden/>
                 <w:sz w:val="20"/>
@@ -1581,6 +1683,7 @@
             </w:r>
             <w:r>
               <w:rPr>
+                <w:rFonts w:ascii="Times New Roman" w:hAnsi="Times New Roman" w:cs="Times New Roman"/>
                 <w:noProof/>
                 <w:webHidden/>
                 <w:sz w:val="20"/>
@@ -1590,6 +1693,7 @@
             </w:r>
             <w:r>
               <w:rPr>
+                <w:rFonts w:ascii="Times New Roman" w:hAnsi="Times New Roman" w:cs="Times New Roman"/>
                 <w:noProof/>
                 <w:webHidden/>
                 <w:sz w:val="20"/>
@@ -1599,14 +1703,16 @@
             </w:r>
             <w:r>
               <w:rPr>
-                <w:noProof/>
-                <w:webHidden/>
-                <w:sz w:val="20"/>
-                <w:szCs w:val="20"/>
-              </w:rPr>
-            </w:r>
-            <w:r>
-              <w:rPr>
+                <w:rFonts w:ascii="Times New Roman" w:hAnsi="Times New Roman" w:cs="Times New Roman"/>
+                <w:noProof/>
+                <w:webHidden/>
+                <w:sz w:val="20"/>
+                <w:szCs w:val="20"/>
+              </w:rPr>
+            </w:r>
+            <w:r>
+              <w:rPr>
+                <w:rFonts w:ascii="Times New Roman" w:hAnsi="Times New Roman" w:cs="Times New Roman"/>
                 <w:noProof/>
                 <w:webHidden/>
                 <w:sz w:val="20"/>
@@ -1616,6 +1722,7 @@
             </w:r>
             <w:r>
               <w:rPr>
+                <w:rFonts w:ascii="Times New Roman" w:hAnsi="Times New Roman" w:cs="Times New Roman"/>
                 <w:noProof/>
                 <w:webHidden/>
                 <w:sz w:val="20"/>
@@ -1625,6 +1732,7 @@
             </w:r>
             <w:r>
               <w:rPr>
+                <w:rFonts w:ascii="Times New Roman" w:hAnsi="Times New Roman" w:cs="Times New Roman"/>
                 <w:noProof/>
                 <w:webHidden/>
                 <w:sz w:val="20"/>
@@ -1641,7 +1749,7 @@
               <w:tab w:val="right" w:leader="dot" w:pos="9350"/>
             </w:tabs>
             <w:rPr>
-              <w:rFonts w:eastAsiaTheme="minorEastAsia"/>
+              <w:rFonts w:ascii="Times New Roman" w:eastAsiaTheme="minorEastAsia" w:hAnsi="Times New Roman" w:cs="Times New Roman"/>
               <w:noProof/>
               <w:sz w:val="20"/>
               <w:szCs w:val="20"/>
@@ -1660,6 +1768,7 @@
             </w:r>
             <w:r>
               <w:rPr>
+                <w:rFonts w:ascii="Times New Roman" w:hAnsi="Times New Roman" w:cs="Times New Roman"/>
                 <w:noProof/>
                 <w:webHidden/>
                 <w:sz w:val="20"/>
@@ -1669,6 +1778,7 @@
             </w:r>
             <w:r>
               <w:rPr>
+                <w:rFonts w:ascii="Times New Roman" w:hAnsi="Times New Roman" w:cs="Times New Roman"/>
                 <w:noProof/>
                 <w:webHidden/>
                 <w:sz w:val="20"/>
@@ -1678,6 +1788,7 @@
             </w:r>
             <w:r>
               <w:rPr>
+                <w:rFonts w:ascii="Times New Roman" w:hAnsi="Times New Roman" w:cs="Times New Roman"/>
                 <w:noProof/>
                 <w:webHidden/>
                 <w:sz w:val="20"/>
@@ -1687,14 +1798,16 @@
             </w:r>
             <w:r>
               <w:rPr>
-                <w:noProof/>
-                <w:webHidden/>
-                <w:sz w:val="20"/>
-                <w:szCs w:val="20"/>
-              </w:rPr>
-            </w:r>
-            <w:r>
-              <w:rPr>
+                <w:rFonts w:ascii="Times New Roman" w:hAnsi="Times New Roman" w:cs="Times New Roman"/>
+                <w:noProof/>
+                <w:webHidden/>
+                <w:sz w:val="20"/>
+                <w:szCs w:val="20"/>
+              </w:rPr>
+            </w:r>
+            <w:r>
+              <w:rPr>
+                <w:rFonts w:ascii="Times New Roman" w:hAnsi="Times New Roman" w:cs="Times New Roman"/>
                 <w:noProof/>
                 <w:webHidden/>
                 <w:sz w:val="20"/>
@@ -1704,6 +1817,7 @@
             </w:r>
             <w:r>
               <w:rPr>
+                <w:rFonts w:ascii="Times New Roman" w:hAnsi="Times New Roman" w:cs="Times New Roman"/>
                 <w:noProof/>
                 <w:webHidden/>
                 <w:sz w:val="20"/>
@@ -1713,6 +1827,7 @@
             </w:r>
             <w:r>
               <w:rPr>
+                <w:rFonts w:ascii="Times New Roman" w:hAnsi="Times New Roman" w:cs="Times New Roman"/>
                 <w:noProof/>
                 <w:webHidden/>
                 <w:sz w:val="20"/>
@@ -1729,7 +1844,7 @@
               <w:tab w:val="right" w:leader="dot" w:pos="9350"/>
             </w:tabs>
             <w:rPr>
-              <w:rFonts w:eastAsiaTheme="minorEastAsia"/>
+              <w:rFonts w:ascii="Times New Roman" w:eastAsiaTheme="minorEastAsia" w:hAnsi="Times New Roman" w:cs="Times New Roman"/>
               <w:noProof/>
               <w:sz w:val="20"/>
               <w:szCs w:val="20"/>
@@ -1748,6 +1863,7 @@
             </w:r>
             <w:r>
               <w:rPr>
+                <w:rFonts w:ascii="Times New Roman" w:hAnsi="Times New Roman" w:cs="Times New Roman"/>
                 <w:noProof/>
                 <w:webHidden/>
                 <w:sz w:val="20"/>
@@ -1757,6 +1873,7 @@
             </w:r>
             <w:r>
               <w:rPr>
+                <w:rFonts w:ascii="Times New Roman" w:hAnsi="Times New Roman" w:cs="Times New Roman"/>
                 <w:noProof/>
                 <w:webHidden/>
                 <w:sz w:val="20"/>
@@ -1766,6 +1883,7 @@
             </w:r>
             <w:r>
               <w:rPr>
+                <w:rFonts w:ascii="Times New Roman" w:hAnsi="Times New Roman" w:cs="Times New Roman"/>
                 <w:noProof/>
                 <w:webHidden/>
                 <w:sz w:val="20"/>
@@ -1775,14 +1893,16 @@
             </w:r>
             <w:r>
               <w:rPr>
-                <w:noProof/>
-                <w:webHidden/>
-                <w:sz w:val="20"/>
-                <w:szCs w:val="20"/>
-              </w:rPr>
-            </w:r>
-            <w:r>
-              <w:rPr>
+                <w:rFonts w:ascii="Times New Roman" w:hAnsi="Times New Roman" w:cs="Times New Roman"/>
+                <w:noProof/>
+                <w:webHidden/>
+                <w:sz w:val="20"/>
+                <w:szCs w:val="20"/>
+              </w:rPr>
+            </w:r>
+            <w:r>
+              <w:rPr>
+                <w:rFonts w:ascii="Times New Roman" w:hAnsi="Times New Roman" w:cs="Times New Roman"/>
                 <w:noProof/>
                 <w:webHidden/>
                 <w:sz w:val="20"/>
@@ -1792,6 +1912,7 @@
             </w:r>
             <w:r>
               <w:rPr>
+                <w:rFonts w:ascii="Times New Roman" w:hAnsi="Times New Roman" w:cs="Times New Roman"/>
                 <w:noProof/>
                 <w:webHidden/>
                 <w:sz w:val="20"/>
@@ -1801,6 +1922,7 @@
             </w:r>
             <w:r>
               <w:rPr>
+                <w:rFonts w:ascii="Times New Roman" w:hAnsi="Times New Roman" w:cs="Times New Roman"/>
                 <w:noProof/>
                 <w:webHidden/>
                 <w:sz w:val="20"/>
@@ -1817,7 +1939,7 @@
               <w:tab w:val="right" w:leader="dot" w:pos="9350"/>
             </w:tabs>
             <w:rPr>
-              <w:rFonts w:eastAsiaTheme="minorEastAsia"/>
+              <w:rFonts w:ascii="Times New Roman" w:eastAsiaTheme="minorEastAsia" w:hAnsi="Times New Roman" w:cs="Times New Roman"/>
               <w:noProof/>
               <w:sz w:val="20"/>
               <w:szCs w:val="20"/>
@@ -1836,6 +1958,7 @@
             </w:r>
             <w:r>
               <w:rPr>
+                <w:rFonts w:ascii="Times New Roman" w:hAnsi="Times New Roman" w:cs="Times New Roman"/>
                 <w:noProof/>
                 <w:webHidden/>
                 <w:sz w:val="20"/>
@@ -1845,6 +1968,7 @@
             </w:r>
             <w:r>
               <w:rPr>
+                <w:rFonts w:ascii="Times New Roman" w:hAnsi="Times New Roman" w:cs="Times New Roman"/>
                 <w:noProof/>
                 <w:webHidden/>
                 <w:sz w:val="20"/>
@@ -1854,6 +1978,7 @@
             </w:r>
             <w:r>
               <w:rPr>
+                <w:rFonts w:ascii="Times New Roman" w:hAnsi="Times New Roman" w:cs="Times New Roman"/>
                 <w:noProof/>
                 <w:webHidden/>
                 <w:sz w:val="20"/>
@@ -1863,14 +1988,16 @@
             </w:r>
             <w:r>
               <w:rPr>
-                <w:noProof/>
-                <w:webHidden/>
-                <w:sz w:val="20"/>
-                <w:szCs w:val="20"/>
-              </w:rPr>
-            </w:r>
-            <w:r>
-              <w:rPr>
+                <w:rFonts w:ascii="Times New Roman" w:hAnsi="Times New Roman" w:cs="Times New Roman"/>
+                <w:noProof/>
+                <w:webHidden/>
+                <w:sz w:val="20"/>
+                <w:szCs w:val="20"/>
+              </w:rPr>
+            </w:r>
+            <w:r>
+              <w:rPr>
+                <w:rFonts w:ascii="Times New Roman" w:hAnsi="Times New Roman" w:cs="Times New Roman"/>
                 <w:noProof/>
                 <w:webHidden/>
                 <w:sz w:val="20"/>
@@ -1880,6 +2007,7 @@
             </w:r>
             <w:r>
               <w:rPr>
+                <w:rFonts w:ascii="Times New Roman" w:hAnsi="Times New Roman" w:cs="Times New Roman"/>
                 <w:noProof/>
                 <w:webHidden/>
                 <w:sz w:val="20"/>
@@ -1889,6 +2017,7 @@
             </w:r>
             <w:r>
               <w:rPr>
+                <w:rFonts w:ascii="Times New Roman" w:hAnsi="Times New Roman" w:cs="Times New Roman"/>
                 <w:noProof/>
                 <w:webHidden/>
                 <w:sz w:val="20"/>
@@ -1905,7 +2034,7 @@
               <w:tab w:val="right" w:leader="dot" w:pos="9350"/>
             </w:tabs>
             <w:rPr>
-              <w:rFonts w:eastAsiaTheme="minorEastAsia"/>
+              <w:rFonts w:ascii="Times New Roman" w:eastAsiaTheme="minorEastAsia" w:hAnsi="Times New Roman" w:cs="Times New Roman"/>
               <w:noProof/>
               <w:sz w:val="20"/>
               <w:szCs w:val="20"/>
@@ -1924,6 +2053,7 @@
             </w:r>
             <w:r>
               <w:rPr>
+                <w:rFonts w:ascii="Times New Roman" w:hAnsi="Times New Roman" w:cs="Times New Roman"/>
                 <w:noProof/>
                 <w:webHidden/>
                 <w:sz w:val="20"/>
@@ -1933,6 +2063,7 @@
             </w:r>
             <w:r>
               <w:rPr>
+                <w:rFonts w:ascii="Times New Roman" w:hAnsi="Times New Roman" w:cs="Times New Roman"/>
                 <w:noProof/>
                 <w:webHidden/>
                 <w:sz w:val="20"/>
@@ -1942,6 +2073,7 @@
             </w:r>
             <w:r>
               <w:rPr>
+                <w:rFonts w:ascii="Times New Roman" w:hAnsi="Times New Roman" w:cs="Times New Roman"/>
                 <w:noProof/>
                 <w:webHidden/>
                 <w:sz w:val="20"/>
@@ -1951,14 +2083,16 @@
             </w:r>
             <w:r>
               <w:rPr>
-                <w:noProof/>
-                <w:webHidden/>
-                <w:sz w:val="20"/>
-                <w:szCs w:val="20"/>
-              </w:rPr>
-            </w:r>
-            <w:r>
-              <w:rPr>
+                <w:rFonts w:ascii="Times New Roman" w:hAnsi="Times New Roman" w:cs="Times New Roman"/>
+                <w:noProof/>
+                <w:webHidden/>
+                <w:sz w:val="20"/>
+                <w:szCs w:val="20"/>
+              </w:rPr>
+            </w:r>
+            <w:r>
+              <w:rPr>
+                <w:rFonts w:ascii="Times New Roman" w:hAnsi="Times New Roman" w:cs="Times New Roman"/>
                 <w:noProof/>
                 <w:webHidden/>
                 <w:sz w:val="20"/>
@@ -1968,6 +2102,7 @@
             </w:r>
             <w:r>
               <w:rPr>
+                <w:rFonts w:ascii="Times New Roman" w:hAnsi="Times New Roman" w:cs="Times New Roman"/>
                 <w:noProof/>
                 <w:webHidden/>
                 <w:sz w:val="20"/>
@@ -1977,6 +2112,7 @@
             </w:r>
             <w:r>
               <w:rPr>
+                <w:rFonts w:ascii="Times New Roman" w:hAnsi="Times New Roman" w:cs="Times New Roman"/>
                 <w:noProof/>
                 <w:webHidden/>
                 <w:sz w:val="20"/>
@@ -1993,7 +2129,7 @@
               <w:tab w:val="right" w:leader="dot" w:pos="9350"/>
             </w:tabs>
             <w:rPr>
-              <w:rFonts w:eastAsiaTheme="minorEastAsia"/>
+              <w:rFonts w:ascii="Times New Roman" w:eastAsiaTheme="minorEastAsia" w:hAnsi="Times New Roman" w:cs="Times New Roman"/>
               <w:noProof/>
               <w:sz w:val="20"/>
               <w:szCs w:val="20"/>
@@ -2012,6 +2148,7 @@
             </w:r>
             <w:r>
               <w:rPr>
+                <w:rFonts w:ascii="Times New Roman" w:hAnsi="Times New Roman" w:cs="Times New Roman"/>
                 <w:noProof/>
                 <w:webHidden/>
                 <w:sz w:val="20"/>
@@ -2021,6 +2158,7 @@
             </w:r>
             <w:r>
               <w:rPr>
+                <w:rFonts w:ascii="Times New Roman" w:hAnsi="Times New Roman" w:cs="Times New Roman"/>
                 <w:noProof/>
                 <w:webHidden/>
                 <w:sz w:val="20"/>
@@ -2030,6 +2168,7 @@
             </w:r>
             <w:r>
               <w:rPr>
+                <w:rFonts w:ascii="Times New Roman" w:hAnsi="Times New Roman" w:cs="Times New Roman"/>
                 <w:noProof/>
                 <w:webHidden/>
                 <w:sz w:val="20"/>
@@ -2039,14 +2178,16 @@
             </w:r>
             <w:r>
               <w:rPr>
-                <w:noProof/>
-                <w:webHidden/>
-                <w:sz w:val="20"/>
-                <w:szCs w:val="20"/>
-              </w:rPr>
-            </w:r>
-            <w:r>
-              <w:rPr>
+                <w:rFonts w:ascii="Times New Roman" w:hAnsi="Times New Roman" w:cs="Times New Roman"/>
+                <w:noProof/>
+                <w:webHidden/>
+                <w:sz w:val="20"/>
+                <w:szCs w:val="20"/>
+              </w:rPr>
+            </w:r>
+            <w:r>
+              <w:rPr>
+                <w:rFonts w:ascii="Times New Roman" w:hAnsi="Times New Roman" w:cs="Times New Roman"/>
                 <w:noProof/>
                 <w:webHidden/>
                 <w:sz w:val="20"/>
@@ -2056,6 +2197,7 @@
             </w:r>
             <w:r>
               <w:rPr>
+                <w:rFonts w:ascii="Times New Roman" w:hAnsi="Times New Roman" w:cs="Times New Roman"/>
                 <w:noProof/>
                 <w:webHidden/>
                 <w:sz w:val="20"/>
@@ -2065,6 +2207,7 @@
             </w:r>
             <w:r>
               <w:rPr>
+                <w:rFonts w:ascii="Times New Roman" w:hAnsi="Times New Roman" w:cs="Times New Roman"/>
                 <w:noProof/>
                 <w:webHidden/>
                 <w:sz w:val="20"/>
@@ -2081,7 +2224,7 @@
               <w:tab w:val="right" w:leader="dot" w:pos="9350"/>
             </w:tabs>
             <w:rPr>
-              <w:rFonts w:eastAsiaTheme="minorEastAsia"/>
+              <w:rFonts w:ascii="Times New Roman" w:eastAsiaTheme="minorEastAsia" w:hAnsi="Times New Roman" w:cs="Times New Roman"/>
               <w:noProof/>
               <w:sz w:val="20"/>
               <w:szCs w:val="20"/>
@@ -2100,6 +2243,7 @@
             </w:r>
             <w:r>
               <w:rPr>
+                <w:rFonts w:ascii="Times New Roman" w:hAnsi="Times New Roman" w:cs="Times New Roman"/>
                 <w:noProof/>
                 <w:webHidden/>
                 <w:sz w:val="20"/>
@@ -2109,6 +2253,7 @@
             </w:r>
             <w:r>
               <w:rPr>
+                <w:rFonts w:ascii="Times New Roman" w:hAnsi="Times New Roman" w:cs="Times New Roman"/>
                 <w:noProof/>
                 <w:webHidden/>
                 <w:sz w:val="20"/>
@@ -2118,6 +2263,7 @@
             </w:r>
             <w:r>
               <w:rPr>
+                <w:rFonts w:ascii="Times New Roman" w:hAnsi="Times New Roman" w:cs="Times New Roman"/>
                 <w:noProof/>
                 <w:webHidden/>
                 <w:sz w:val="20"/>
@@ -2127,14 +2273,16 @@
             </w:r>
             <w:r>
               <w:rPr>
-                <w:noProof/>
-                <w:webHidden/>
-                <w:sz w:val="20"/>
-                <w:szCs w:val="20"/>
-              </w:rPr>
-            </w:r>
-            <w:r>
-              <w:rPr>
+                <w:rFonts w:ascii="Times New Roman" w:hAnsi="Times New Roman" w:cs="Times New Roman"/>
+                <w:noProof/>
+                <w:webHidden/>
+                <w:sz w:val="20"/>
+                <w:szCs w:val="20"/>
+              </w:rPr>
+            </w:r>
+            <w:r>
+              <w:rPr>
+                <w:rFonts w:ascii="Times New Roman" w:hAnsi="Times New Roman" w:cs="Times New Roman"/>
                 <w:noProof/>
                 <w:webHidden/>
                 <w:sz w:val="20"/>
@@ -2144,6 +2292,7 @@
             </w:r>
             <w:r>
               <w:rPr>
+                <w:rFonts w:ascii="Times New Roman" w:hAnsi="Times New Roman" w:cs="Times New Roman"/>
                 <w:noProof/>
                 <w:webHidden/>
                 <w:sz w:val="20"/>
@@ -2153,6 +2302,7 @@
             </w:r>
             <w:r>
               <w:rPr>
+                <w:rFonts w:ascii="Times New Roman" w:hAnsi="Times New Roman" w:cs="Times New Roman"/>
                 <w:noProof/>
                 <w:webHidden/>
                 <w:sz w:val="20"/>
@@ -2169,7 +2319,7 @@
               <w:tab w:val="right" w:leader="dot" w:pos="9350"/>
             </w:tabs>
             <w:rPr>
-              <w:rFonts w:eastAsiaTheme="minorEastAsia"/>
+              <w:rFonts w:ascii="Times New Roman" w:eastAsiaTheme="minorEastAsia" w:hAnsi="Times New Roman" w:cs="Times New Roman"/>
               <w:noProof/>
               <w:sz w:val="20"/>
               <w:szCs w:val="20"/>
@@ -2188,6 +2338,7 @@
             </w:r>
             <w:r>
               <w:rPr>
+                <w:rFonts w:ascii="Times New Roman" w:hAnsi="Times New Roman" w:cs="Times New Roman"/>
                 <w:noProof/>
                 <w:webHidden/>
                 <w:sz w:val="20"/>
@@ -2197,6 +2348,7 @@
             </w:r>
             <w:r>
               <w:rPr>
+                <w:rFonts w:ascii="Times New Roman" w:hAnsi="Times New Roman" w:cs="Times New Roman"/>
                 <w:noProof/>
                 <w:webHidden/>
                 <w:sz w:val="20"/>
@@ -2206,6 +2358,7 @@
             </w:r>
             <w:r>
               <w:rPr>
+                <w:rFonts w:ascii="Times New Roman" w:hAnsi="Times New Roman" w:cs="Times New Roman"/>
                 <w:noProof/>
                 <w:webHidden/>
                 <w:sz w:val="20"/>
@@ -2215,14 +2368,16 @@
             </w:r>
             <w:r>
               <w:rPr>
-                <w:noProof/>
-                <w:webHidden/>
-                <w:sz w:val="20"/>
-                <w:szCs w:val="20"/>
-              </w:rPr>
-            </w:r>
-            <w:r>
-              <w:rPr>
+                <w:rFonts w:ascii="Times New Roman" w:hAnsi="Times New Roman" w:cs="Times New Roman"/>
+                <w:noProof/>
+                <w:webHidden/>
+                <w:sz w:val="20"/>
+                <w:szCs w:val="20"/>
+              </w:rPr>
+            </w:r>
+            <w:r>
+              <w:rPr>
+                <w:rFonts w:ascii="Times New Roman" w:hAnsi="Times New Roman" w:cs="Times New Roman"/>
                 <w:noProof/>
                 <w:webHidden/>
                 <w:sz w:val="20"/>
@@ -2232,6 +2387,7 @@
             </w:r>
             <w:r>
               <w:rPr>
+                <w:rFonts w:ascii="Times New Roman" w:hAnsi="Times New Roman" w:cs="Times New Roman"/>
                 <w:noProof/>
                 <w:webHidden/>
                 <w:sz w:val="20"/>
@@ -2241,6 +2397,7 @@
             </w:r>
             <w:r>
               <w:rPr>
+                <w:rFonts w:ascii="Times New Roman" w:hAnsi="Times New Roman" w:cs="Times New Roman"/>
                 <w:noProof/>
                 <w:webHidden/>
                 <w:sz w:val="20"/>
@@ -2257,7 +2414,7 @@
               <w:tab w:val="right" w:leader="dot" w:pos="9350"/>
             </w:tabs>
             <w:rPr>
-              <w:rFonts w:eastAsiaTheme="minorEastAsia"/>
+              <w:rFonts w:ascii="Times New Roman" w:eastAsiaTheme="minorEastAsia" w:hAnsi="Times New Roman" w:cs="Times New Roman"/>
               <w:noProof/>
               <w:sz w:val="20"/>
               <w:szCs w:val="20"/>
@@ -2276,6 +2433,7 @@
             </w:r>
             <w:r>
               <w:rPr>
+                <w:rFonts w:ascii="Times New Roman" w:hAnsi="Times New Roman" w:cs="Times New Roman"/>
                 <w:noProof/>
                 <w:webHidden/>
                 <w:sz w:val="20"/>
@@ -2285,6 +2443,7 @@
             </w:r>
             <w:r>
               <w:rPr>
+                <w:rFonts w:ascii="Times New Roman" w:hAnsi="Times New Roman" w:cs="Times New Roman"/>
                 <w:noProof/>
                 <w:webHidden/>
                 <w:sz w:val="20"/>
@@ -2294,6 +2453,7 @@
             </w:r>
             <w:r>
               <w:rPr>
+                <w:rFonts w:ascii="Times New Roman" w:hAnsi="Times New Roman" w:cs="Times New Roman"/>
                 <w:noProof/>
                 <w:webHidden/>
                 <w:sz w:val="20"/>
@@ -2303,14 +2463,16 @@
             </w:r>
             <w:r>
               <w:rPr>
-                <w:noProof/>
-                <w:webHidden/>
-                <w:sz w:val="20"/>
-                <w:szCs w:val="20"/>
-              </w:rPr>
-            </w:r>
-            <w:r>
-              <w:rPr>
+                <w:rFonts w:ascii="Times New Roman" w:hAnsi="Times New Roman" w:cs="Times New Roman"/>
+                <w:noProof/>
+                <w:webHidden/>
+                <w:sz w:val="20"/>
+                <w:szCs w:val="20"/>
+              </w:rPr>
+            </w:r>
+            <w:r>
+              <w:rPr>
+                <w:rFonts w:ascii="Times New Roman" w:hAnsi="Times New Roman" w:cs="Times New Roman"/>
                 <w:noProof/>
                 <w:webHidden/>
                 <w:sz w:val="20"/>
@@ -2320,6 +2482,7 @@
             </w:r>
             <w:r>
               <w:rPr>
+                <w:rFonts w:ascii="Times New Roman" w:hAnsi="Times New Roman" w:cs="Times New Roman"/>
                 <w:noProof/>
                 <w:webHidden/>
                 <w:sz w:val="20"/>
@@ -2329,6 +2492,7 @@
             </w:r>
             <w:r>
               <w:rPr>
+                <w:rFonts w:ascii="Times New Roman" w:hAnsi="Times New Roman" w:cs="Times New Roman"/>
                 <w:noProof/>
                 <w:webHidden/>
                 <w:sz w:val="20"/>
@@ -2345,7 +2509,7 @@
               <w:tab w:val="right" w:leader="dot" w:pos="9350"/>
             </w:tabs>
             <w:rPr>
-              <w:rFonts w:eastAsiaTheme="minorEastAsia"/>
+              <w:rFonts w:ascii="Times New Roman" w:eastAsiaTheme="minorEastAsia" w:hAnsi="Times New Roman" w:cs="Times New Roman"/>
               <w:noProof/>
               <w:sz w:val="20"/>
               <w:szCs w:val="20"/>
@@ -2364,6 +2528,7 @@
             </w:r>
             <w:r>
               <w:rPr>
+                <w:rFonts w:ascii="Times New Roman" w:hAnsi="Times New Roman" w:cs="Times New Roman"/>
                 <w:noProof/>
                 <w:webHidden/>
                 <w:sz w:val="20"/>
@@ -2373,6 +2538,7 @@
             </w:r>
             <w:r>
               <w:rPr>
+                <w:rFonts w:ascii="Times New Roman" w:hAnsi="Times New Roman" w:cs="Times New Roman"/>
                 <w:noProof/>
                 <w:webHidden/>
                 <w:sz w:val="20"/>
@@ -2382,6 +2548,7 @@
             </w:r>
             <w:r>
               <w:rPr>
+                <w:rFonts w:ascii="Times New Roman" w:hAnsi="Times New Roman" w:cs="Times New Roman"/>
                 <w:noProof/>
                 <w:webHidden/>
                 <w:sz w:val="20"/>
@@ -2391,14 +2558,16 @@
             </w:r>
             <w:r>
               <w:rPr>
-                <w:noProof/>
-                <w:webHidden/>
-                <w:sz w:val="20"/>
-                <w:szCs w:val="20"/>
-              </w:rPr>
-            </w:r>
-            <w:r>
-              <w:rPr>
+                <w:rFonts w:ascii="Times New Roman" w:hAnsi="Times New Roman" w:cs="Times New Roman"/>
+                <w:noProof/>
+                <w:webHidden/>
+                <w:sz w:val="20"/>
+                <w:szCs w:val="20"/>
+              </w:rPr>
+            </w:r>
+            <w:r>
+              <w:rPr>
+                <w:rFonts w:ascii="Times New Roman" w:hAnsi="Times New Roman" w:cs="Times New Roman"/>
                 <w:noProof/>
                 <w:webHidden/>
                 <w:sz w:val="20"/>
@@ -2408,6 +2577,7 @@
             </w:r>
             <w:r>
               <w:rPr>
+                <w:rFonts w:ascii="Times New Roman" w:hAnsi="Times New Roman" w:cs="Times New Roman"/>
                 <w:noProof/>
                 <w:webHidden/>
                 <w:sz w:val="20"/>
@@ -2417,6 +2587,7 @@
             </w:r>
             <w:r>
               <w:rPr>
+                <w:rFonts w:ascii="Times New Roman" w:hAnsi="Times New Roman" w:cs="Times New Roman"/>
                 <w:noProof/>
                 <w:webHidden/>
                 <w:sz w:val="20"/>
@@ -2433,7 +2604,7 @@
               <w:tab w:val="right" w:leader="dot" w:pos="9350"/>
             </w:tabs>
             <w:rPr>
-              <w:rFonts w:eastAsiaTheme="minorEastAsia"/>
+              <w:rFonts w:ascii="Times New Roman" w:eastAsiaTheme="minorEastAsia" w:hAnsi="Times New Roman" w:cs="Times New Roman"/>
               <w:noProof/>
               <w:sz w:val="20"/>
               <w:szCs w:val="20"/>
@@ -2452,6 +2623,7 @@
             </w:r>
             <w:r>
               <w:rPr>
+                <w:rFonts w:ascii="Times New Roman" w:hAnsi="Times New Roman" w:cs="Times New Roman"/>
                 <w:noProof/>
                 <w:webHidden/>
                 <w:sz w:val="20"/>
@@ -2461,6 +2633,7 @@
             </w:r>
             <w:r>
               <w:rPr>
+                <w:rFonts w:ascii="Times New Roman" w:hAnsi="Times New Roman" w:cs="Times New Roman"/>
                 <w:noProof/>
                 <w:webHidden/>
                 <w:sz w:val="20"/>
@@ -2470,6 +2643,7 @@
             </w:r>
             <w:r>
               <w:rPr>
+                <w:rFonts w:ascii="Times New Roman" w:hAnsi="Times New Roman" w:cs="Times New Roman"/>
                 <w:noProof/>
                 <w:webHidden/>
                 <w:sz w:val="20"/>
@@ -2479,14 +2653,16 @@
             </w:r>
             <w:r>
               <w:rPr>
-                <w:noProof/>
-                <w:webHidden/>
-                <w:sz w:val="20"/>
-                <w:szCs w:val="20"/>
-              </w:rPr>
-            </w:r>
-            <w:r>
-              <w:rPr>
+                <w:rFonts w:ascii="Times New Roman" w:hAnsi="Times New Roman" w:cs="Times New Roman"/>
+                <w:noProof/>
+                <w:webHidden/>
+                <w:sz w:val="20"/>
+                <w:szCs w:val="20"/>
+              </w:rPr>
+            </w:r>
+            <w:r>
+              <w:rPr>
+                <w:rFonts w:ascii="Times New Roman" w:hAnsi="Times New Roman" w:cs="Times New Roman"/>
                 <w:noProof/>
                 <w:webHidden/>
                 <w:sz w:val="20"/>
@@ -2496,6 +2672,7 @@
             </w:r>
             <w:r>
               <w:rPr>
+                <w:rFonts w:ascii="Times New Roman" w:hAnsi="Times New Roman" w:cs="Times New Roman"/>
                 <w:noProof/>
                 <w:webHidden/>
                 <w:sz w:val="20"/>
@@ -2505,6 +2682,7 @@
             </w:r>
             <w:r>
               <w:rPr>
+                <w:rFonts w:ascii="Times New Roman" w:hAnsi="Times New Roman" w:cs="Times New Roman"/>
                 <w:noProof/>
                 <w:webHidden/>
                 <w:sz w:val="20"/>
@@ -2522,7 +2700,7 @@
               <w:tab w:val="right" w:leader="dot" w:pos="9350"/>
             </w:tabs>
             <w:rPr>
-              <w:rFonts w:eastAsiaTheme="minorEastAsia"/>
+              <w:rFonts w:ascii="Times New Roman" w:eastAsiaTheme="minorEastAsia" w:hAnsi="Times New Roman" w:cs="Times New Roman"/>
               <w:noProof/>
               <w:sz w:val="20"/>
               <w:szCs w:val="20"/>
@@ -2543,7 +2721,7 @@
             </w:r>
             <w:r>
               <w:rPr>
-                <w:rFonts w:eastAsiaTheme="minorEastAsia"/>
+                <w:rFonts w:ascii="Times New Roman" w:eastAsiaTheme="minorEastAsia" w:hAnsi="Times New Roman" w:cs="Times New Roman"/>
                 <w:noProof/>
                 <w:sz w:val="20"/>
                 <w:szCs w:val="20"/>
@@ -2564,6 +2742,7 @@
             </w:r>
             <w:r>
               <w:rPr>
+                <w:rFonts w:ascii="Times New Roman" w:hAnsi="Times New Roman" w:cs="Times New Roman"/>
                 <w:noProof/>
                 <w:webHidden/>
                 <w:sz w:val="20"/>
@@ -2573,6 +2752,7 @@
             </w:r>
             <w:r>
               <w:rPr>
+                <w:rFonts w:ascii="Times New Roman" w:hAnsi="Times New Roman" w:cs="Times New Roman"/>
                 <w:noProof/>
                 <w:webHidden/>
                 <w:sz w:val="20"/>
@@ -2582,6 +2762,7 @@
             </w:r>
             <w:r>
               <w:rPr>
+                <w:rFonts w:ascii="Times New Roman" w:hAnsi="Times New Roman" w:cs="Times New Roman"/>
                 <w:noProof/>
                 <w:webHidden/>
                 <w:sz w:val="20"/>
@@ -2591,14 +2772,16 @@
             </w:r>
             <w:r>
               <w:rPr>
-                <w:noProof/>
-                <w:webHidden/>
-                <w:sz w:val="20"/>
-                <w:szCs w:val="20"/>
-              </w:rPr>
-            </w:r>
-            <w:r>
-              <w:rPr>
+                <w:rFonts w:ascii="Times New Roman" w:hAnsi="Times New Roman" w:cs="Times New Roman"/>
+                <w:noProof/>
+                <w:webHidden/>
+                <w:sz w:val="20"/>
+                <w:szCs w:val="20"/>
+              </w:rPr>
+            </w:r>
+            <w:r>
+              <w:rPr>
+                <w:rFonts w:ascii="Times New Roman" w:hAnsi="Times New Roman" w:cs="Times New Roman"/>
                 <w:noProof/>
                 <w:webHidden/>
                 <w:sz w:val="20"/>
@@ -2608,6 +2791,7 @@
             </w:r>
             <w:r>
               <w:rPr>
+                <w:rFonts w:ascii="Times New Roman" w:hAnsi="Times New Roman" w:cs="Times New Roman"/>
                 <w:noProof/>
                 <w:webHidden/>
                 <w:sz w:val="20"/>
@@ -2617,6 +2801,7 @@
             </w:r>
             <w:r>
               <w:rPr>
+                <w:rFonts w:ascii="Times New Roman" w:hAnsi="Times New Roman" w:cs="Times New Roman"/>
                 <w:noProof/>
                 <w:webHidden/>
                 <w:sz w:val="20"/>
@@ -2634,7 +2819,7 @@
               <w:tab w:val="right" w:leader="dot" w:pos="9350"/>
             </w:tabs>
             <w:rPr>
-              <w:rFonts w:eastAsiaTheme="minorEastAsia"/>
+              <w:rFonts w:ascii="Times New Roman" w:eastAsiaTheme="minorEastAsia" w:hAnsi="Times New Roman" w:cs="Times New Roman"/>
               <w:noProof/>
               <w:sz w:val="20"/>
               <w:szCs w:val="20"/>
@@ -2655,7 +2840,7 @@
             </w:r>
             <w:r>
               <w:rPr>
-                <w:rFonts w:eastAsiaTheme="minorEastAsia"/>
+                <w:rFonts w:ascii="Times New Roman" w:eastAsiaTheme="minorEastAsia" w:hAnsi="Times New Roman" w:cs="Times New Roman"/>
                 <w:noProof/>
                 <w:sz w:val="20"/>
                 <w:szCs w:val="20"/>
@@ -2676,6 +2861,7 @@
             </w:r>
             <w:r>
               <w:rPr>
+                <w:rFonts w:ascii="Times New Roman" w:hAnsi="Times New Roman" w:cs="Times New Roman"/>
                 <w:noProof/>
                 <w:webHidden/>
                 <w:sz w:val="20"/>
@@ -2685,6 +2871,7 @@
             </w:r>
             <w:r>
               <w:rPr>
+                <w:rFonts w:ascii="Times New Roman" w:hAnsi="Times New Roman" w:cs="Times New Roman"/>
                 <w:noProof/>
                 <w:webHidden/>
                 <w:sz w:val="20"/>
@@ -2694,6 +2881,7 @@
             </w:r>
             <w:r>
               <w:rPr>
+                <w:rFonts w:ascii="Times New Roman" w:hAnsi="Times New Roman" w:cs="Times New Roman"/>
                 <w:noProof/>
                 <w:webHidden/>
                 <w:sz w:val="20"/>
@@ -2703,14 +2891,16 @@
             </w:r>
             <w:r>
               <w:rPr>
-                <w:noProof/>
-                <w:webHidden/>
-                <w:sz w:val="20"/>
-                <w:szCs w:val="20"/>
-              </w:rPr>
-            </w:r>
-            <w:r>
-              <w:rPr>
+                <w:rFonts w:ascii="Times New Roman" w:hAnsi="Times New Roman" w:cs="Times New Roman"/>
+                <w:noProof/>
+                <w:webHidden/>
+                <w:sz w:val="20"/>
+                <w:szCs w:val="20"/>
+              </w:rPr>
+            </w:r>
+            <w:r>
+              <w:rPr>
+                <w:rFonts w:ascii="Times New Roman" w:hAnsi="Times New Roman" w:cs="Times New Roman"/>
                 <w:noProof/>
                 <w:webHidden/>
                 <w:sz w:val="20"/>
@@ -2720,6 +2910,7 @@
             </w:r>
             <w:r>
               <w:rPr>
+                <w:rFonts w:ascii="Times New Roman" w:hAnsi="Times New Roman" w:cs="Times New Roman"/>
                 <w:noProof/>
                 <w:webHidden/>
                 <w:sz w:val="20"/>
@@ -2729,6 +2920,7 @@
             </w:r>
             <w:r>
               <w:rPr>
+                <w:rFonts w:ascii="Times New Roman" w:hAnsi="Times New Roman" w:cs="Times New Roman"/>
                 <w:noProof/>
                 <w:webHidden/>
                 <w:sz w:val="20"/>
@@ -2745,7 +2937,7 @@
               <w:tab w:val="right" w:leader="dot" w:pos="9350"/>
             </w:tabs>
             <w:rPr>
-              <w:rFonts w:eastAsiaTheme="minorEastAsia"/>
+              <w:rFonts w:ascii="Times New Roman" w:eastAsiaTheme="minorEastAsia" w:hAnsi="Times New Roman" w:cs="Times New Roman"/>
               <w:noProof/>
               <w:sz w:val="20"/>
               <w:szCs w:val="20"/>
@@ -2764,6 +2956,7 @@
             </w:r>
             <w:r>
               <w:rPr>
+                <w:rFonts w:ascii="Times New Roman" w:hAnsi="Times New Roman" w:cs="Times New Roman"/>
                 <w:noProof/>
                 <w:webHidden/>
                 <w:sz w:val="20"/>
@@ -2773,6 +2966,7 @@
             </w:r>
             <w:r>
               <w:rPr>
+                <w:rFonts w:ascii="Times New Roman" w:hAnsi="Times New Roman" w:cs="Times New Roman"/>
                 <w:noProof/>
                 <w:webHidden/>
                 <w:sz w:val="20"/>
@@ -2782,6 +2976,7 @@
             </w:r>
             <w:r>
               <w:rPr>
+                <w:rFonts w:ascii="Times New Roman" w:hAnsi="Times New Roman" w:cs="Times New Roman"/>
                 <w:noProof/>
                 <w:webHidden/>
                 <w:sz w:val="20"/>
@@ -2791,14 +2986,16 @@
             </w:r>
             <w:r>
               <w:rPr>
-                <w:noProof/>
-                <w:webHidden/>
-                <w:sz w:val="20"/>
-                <w:szCs w:val="20"/>
-              </w:rPr>
-            </w:r>
-            <w:r>
-              <w:rPr>
+                <w:rFonts w:ascii="Times New Roman" w:hAnsi="Times New Roman" w:cs="Times New Roman"/>
+                <w:noProof/>
+                <w:webHidden/>
+                <w:sz w:val="20"/>
+                <w:szCs w:val="20"/>
+              </w:rPr>
+            </w:r>
+            <w:r>
+              <w:rPr>
+                <w:rFonts w:ascii="Times New Roman" w:hAnsi="Times New Roman" w:cs="Times New Roman"/>
                 <w:noProof/>
                 <w:webHidden/>
                 <w:sz w:val="20"/>
@@ -2808,6 +3005,7 @@
             </w:r>
             <w:r>
               <w:rPr>
+                <w:rFonts w:ascii="Times New Roman" w:hAnsi="Times New Roman" w:cs="Times New Roman"/>
                 <w:noProof/>
                 <w:webHidden/>
                 <w:sz w:val="20"/>
@@ -2817,6 +3015,7 @@
             </w:r>
             <w:r>
               <w:rPr>
+                <w:rFonts w:ascii="Times New Roman" w:hAnsi="Times New Roman" w:cs="Times New Roman"/>
                 <w:noProof/>
                 <w:webHidden/>
                 <w:sz w:val="20"/>
@@ -2833,7 +3032,7 @@
               <w:tab w:val="right" w:leader="dot" w:pos="9350"/>
             </w:tabs>
             <w:rPr>
-              <w:rFonts w:eastAsiaTheme="minorEastAsia"/>
+              <w:rFonts w:ascii="Times New Roman" w:eastAsiaTheme="minorEastAsia" w:hAnsi="Times New Roman" w:cs="Times New Roman"/>
               <w:noProof/>
               <w:sz w:val="20"/>
               <w:szCs w:val="20"/>
@@ -2852,6 +3051,7 @@
             </w:r>
             <w:r>
               <w:rPr>
+                <w:rFonts w:ascii="Times New Roman" w:hAnsi="Times New Roman" w:cs="Times New Roman"/>
                 <w:noProof/>
                 <w:webHidden/>
                 <w:sz w:val="20"/>
@@ -2861,6 +3061,7 @@
             </w:r>
             <w:r>
               <w:rPr>
+                <w:rFonts w:ascii="Times New Roman" w:hAnsi="Times New Roman" w:cs="Times New Roman"/>
                 <w:noProof/>
                 <w:webHidden/>
                 <w:sz w:val="20"/>
@@ -2870,6 +3071,7 @@
             </w:r>
             <w:r>
               <w:rPr>
+                <w:rFonts w:ascii="Times New Roman" w:hAnsi="Times New Roman" w:cs="Times New Roman"/>
                 <w:noProof/>
                 <w:webHidden/>
                 <w:sz w:val="20"/>
@@ -2879,14 +3081,16 @@
             </w:r>
             <w:r>
               <w:rPr>
-                <w:noProof/>
-                <w:webHidden/>
-                <w:sz w:val="20"/>
-                <w:szCs w:val="20"/>
-              </w:rPr>
-            </w:r>
-            <w:r>
-              <w:rPr>
+                <w:rFonts w:ascii="Times New Roman" w:hAnsi="Times New Roman" w:cs="Times New Roman"/>
+                <w:noProof/>
+                <w:webHidden/>
+                <w:sz w:val="20"/>
+                <w:szCs w:val="20"/>
+              </w:rPr>
+            </w:r>
+            <w:r>
+              <w:rPr>
+                <w:rFonts w:ascii="Times New Roman" w:hAnsi="Times New Roman" w:cs="Times New Roman"/>
                 <w:noProof/>
                 <w:webHidden/>
                 <w:sz w:val="20"/>
@@ -2896,6 +3100,7 @@
             </w:r>
             <w:r>
               <w:rPr>
+                <w:rFonts w:ascii="Times New Roman" w:hAnsi="Times New Roman" w:cs="Times New Roman"/>
                 <w:noProof/>
                 <w:webHidden/>
                 <w:sz w:val="20"/>
@@ -2905,6 +3110,7 @@
             </w:r>
             <w:r>
               <w:rPr>
+                <w:rFonts w:ascii="Times New Roman" w:hAnsi="Times New Roman" w:cs="Times New Roman"/>
                 <w:noProof/>
                 <w:webHidden/>
                 <w:sz w:val="20"/>
@@ -2917,6 +3123,7 @@
         <w:p>
           <w:r>
             <w:rPr>
+              <w:rFonts w:ascii="Times New Roman" w:hAnsi="Times New Roman" w:cs="Times New Roman"/>
               <w:b/>
               <w:bCs/>
               <w:noProof/>
@@ -2929,6 +3136,14 @@
       </w:sdtContent>
     </w:sdt>
     <w:p/>
+    <w:p>
+      <w:pPr>
+        <w:rPr>
+          <w:rFonts w:ascii="Times New Roman" w:hAnsi="Times New Roman" w:cs="Times New Roman"/>
+          <w:color w:val="000000" w:themeColor="text1"/>
+        </w:rPr>
+      </w:pPr>
+    </w:p>
     <w:p>
       <w:pPr>
         <w:rPr>
@@ -9976,10 +10191,14 @@
         <w:jc w:val="center"/>
         <w:rPr>
           <w:rFonts w:ascii="Times New Roman" w:hAnsi="Times New Roman" w:cs="Times New Roman"/>
-        </w:rPr>
-      </w:pPr>
-      <w:r>
-        <w:rPr>
+          <w:b/>
+          <w:bCs/>
+        </w:rPr>
+      </w:pPr>
+      <w:r>
+        <w:rPr>
+          <w:b/>
+          <w:bCs/>
           <w:noProof/>
         </w:rPr>
         <w:lastRenderedPageBreak/>
@@ -10072,12 +10291,16 @@
       <w:r>
         <w:rPr>
           <w:rFonts w:ascii="Times New Roman" w:hAnsi="Times New Roman" w:cs="Times New Roman"/>
+          <w:b/>
+          <w:bCs/>
         </w:rPr>
         <w:t>Project Schedule Matrix</w:t>
       </w:r>
       <w:r>
         <w:rPr>
           <w:rFonts w:ascii="Times New Roman" w:hAnsi="Times New Roman" w:cs="Times New Roman"/>
+          <w:b/>
+          <w:bCs/>
         </w:rPr>
         <w:br/>
       </w:r>
@@ -10222,11 +10445,15 @@
         <w:jc w:val="center"/>
         <w:rPr>
           <w:rFonts w:ascii="Times New Roman" w:hAnsi="Times New Roman" w:cs="Times New Roman"/>
-        </w:rPr>
-      </w:pPr>
-      <w:r>
-        <w:rPr>
-          <w:rFonts w:ascii="Times New Roman" w:hAnsi="Times New Roman" w:cs="Times New Roman"/>
+          <w:b/>
+          <w:bCs/>
+        </w:rPr>
+      </w:pPr>
+      <w:r>
+        <w:rPr>
+          <w:rFonts w:ascii="Times New Roman" w:hAnsi="Times New Roman" w:cs="Times New Roman"/>
+          <w:b/>
+          <w:bCs/>
         </w:rPr>
         <w:t>Gantt Chart</w:t>
       </w:r>
@@ -10301,8 +10528,2236 @@
         <w:t>.</w:t>
       </w:r>
     </w:p>
-    <w:p/>
-    <w:p/>
+    <w:p>
+      <w:pPr>
+        <w:pStyle w:val="Heading1"/>
+        <w:numPr>
+          <w:ilvl w:val="0"/>
+          <w:numId w:val="1"/>
+        </w:numPr>
+        <w:rPr>
+          <w:rFonts w:ascii="Times New Roman" w:hAnsi="Times New Roman" w:cs="Times New Roman"/>
+          <w:b/>
+          <w:bCs/>
+          <w:color w:val="000000" w:themeColor="text1"/>
+          <w:sz w:val="36"/>
+          <w:szCs w:val="36"/>
+        </w:rPr>
+      </w:pPr>
+      <w:r>
+        <w:rPr>
+          <w:rFonts w:ascii="Times New Roman" w:hAnsi="Times New Roman" w:cs="Times New Roman"/>
+          <w:b/>
+          <w:bCs/>
+          <w:color w:val="000000" w:themeColor="text1"/>
+          <w:sz w:val="36"/>
+          <w:szCs w:val="36"/>
+        </w:rPr>
+        <w:lastRenderedPageBreak/>
+        <w:t xml:space="preserve">Agile Scrum Implementation and Product </w:t>
+      </w:r>
+      <w:r>
+        <w:rPr>
+          <w:rFonts w:ascii="Times New Roman" w:hAnsi="Times New Roman" w:cs="Times New Roman"/>
+          <w:b/>
+          <w:bCs/>
+          <w:color w:val="000000" w:themeColor="text1"/>
+          <w:sz w:val="36"/>
+          <w:szCs w:val="36"/>
+        </w:rPr>
+        <w:t>B</w:t>
+      </w:r>
+      <w:r>
+        <w:rPr>
+          <w:rFonts w:ascii="Times New Roman" w:hAnsi="Times New Roman" w:cs="Times New Roman"/>
+          <w:b/>
+          <w:bCs/>
+          <w:color w:val="000000" w:themeColor="text1"/>
+          <w:sz w:val="36"/>
+          <w:szCs w:val="36"/>
+        </w:rPr>
+        <w:t xml:space="preserve">acklog </w:t>
+      </w:r>
+    </w:p>
+    <w:p>
+      <w:pPr>
+        <w:spacing w:line="480" w:lineRule="auto"/>
+        <w:rPr>
+          <w:rFonts w:ascii="Times New Roman" w:hAnsi="Times New Roman" w:cs="Times New Roman"/>
+        </w:rPr>
+      </w:pPr>
+      <w:r>
+        <w:rPr>
+          <w:rFonts w:ascii="Times New Roman" w:hAnsi="Times New Roman" w:cs="Times New Roman"/>
+        </w:rPr>
+        <w:t>Implementing modern software applications requires an interactive framework to manage changing requirements, track development tasks, and maintain clear visibility across the team. While traditional predictive models like the waterfall method rely on rigid sequential phases, agile methodologies prioritize adaptive planning, continuous development, and frequent delivery of functional increments</w:t>
+      </w:r>
+      <w:r>
+        <w:rPr>
+          <w:rFonts w:ascii="Times New Roman" w:hAnsi="Times New Roman" w:cs="Times New Roman"/>
+        </w:rPr>
+        <w:t xml:space="preserve"> (Reddy, 2015). </w:t>
+      </w:r>
+    </w:p>
+    <w:p>
+      <w:pPr>
+        <w:spacing w:line="480" w:lineRule="auto"/>
+        <w:rPr>
+          <w:rFonts w:ascii="Times New Roman" w:hAnsi="Times New Roman" w:cs="Times New Roman"/>
+        </w:rPr>
+      </w:pPr>
+      <w:r>
+        <w:rPr>
+          <w:rFonts w:ascii="Times New Roman" w:hAnsi="Times New Roman" w:cs="Times New Roman"/>
+        </w:rPr>
+        <w:t>Scrum operates through fixed-length iterations called sprints, structured product backlogs, and defined ceremonies, which directly align with the sprint-based delivery requirements of the project (</w:t>
+      </w:r>
+      <w:r>
+        <w:rPr>
+          <w:rFonts w:ascii="Times New Roman" w:hAnsi="Times New Roman" w:cs="Times New Roman"/>
+        </w:rPr>
+        <w:t>Schwaber &amp; Sutherland, 2020</w:t>
+      </w:r>
+      <w:r>
+        <w:rPr>
+          <w:rFonts w:ascii="Times New Roman" w:hAnsi="Times New Roman" w:cs="Times New Roman"/>
+        </w:rPr>
+        <w:t>). Kanban, by contrast, focuses on continuous flow and work-in-progress limits rather than time-boxed releases (Reddy, 2015). Utilizing Scrum ensures that the parking application’s features are methodically organized, prioritized, and built across incremental release cycles (Rubin, 2013).</w:t>
+      </w:r>
+    </w:p>
+    <w:p>
+      <w:pPr>
+        <w:pStyle w:val="Heading2"/>
+        <w:numPr>
+          <w:ilvl w:val="1"/>
+          <w:numId w:val="32"/>
+        </w:numPr>
+        <w:rPr>
+          <w:rFonts w:ascii="Times New Roman" w:hAnsi="Times New Roman" w:cs="Times New Roman"/>
+          <w:color w:val="000000" w:themeColor="text1"/>
+        </w:rPr>
+      </w:pPr>
+      <w:r>
+        <w:rPr>
+          <w:rFonts w:ascii="Times New Roman" w:hAnsi="Times New Roman" w:cs="Times New Roman"/>
+          <w:color w:val="000000" w:themeColor="text1"/>
+        </w:rPr>
+        <w:t>Product Backlog</w:t>
+      </w:r>
+    </w:p>
+    <w:p>
+      <w:pPr>
+        <w:spacing w:line="480" w:lineRule="auto"/>
+        <w:rPr>
+          <w:rFonts w:ascii="Times New Roman" w:hAnsi="Times New Roman" w:cs="Times New Roman"/>
+        </w:rPr>
+      </w:pPr>
+      <w:r>
+        <w:rPr>
+          <w:rFonts w:ascii="Times New Roman" w:hAnsi="Times New Roman" w:cs="Times New Roman"/>
+        </w:rPr>
+        <w:t>To establish the development roadmap, the product backlog is divided into four functional categories: Login, User and Operator UI, Backend Processes, and Reporting. Each item represents a discrete user story or task identifier</w:t>
+      </w:r>
+      <w:r>
+        <w:rPr>
+          <w:rFonts w:ascii="Times New Roman" w:hAnsi="Times New Roman" w:cs="Times New Roman"/>
+        </w:rPr>
+        <w:t xml:space="preserve"> consisting of a prefix indicating the category (US-L for Login, US-U for User/Operator UI, US-B for Backend Processes, and US-R for Reporting)</w:t>
+      </w:r>
+      <w:r>
+        <w:rPr>
+          <w:rFonts w:ascii="Times New Roman" w:hAnsi="Times New Roman" w:cs="Times New Roman"/>
+        </w:rPr>
+        <w:t xml:space="preserve"> followed by a sequential task number. </w:t>
+      </w:r>
+      <w:r>
+        <w:rPr>
+          <w:rFonts w:ascii="Times New Roman" w:hAnsi="Times New Roman" w:cs="Times New Roman"/>
+        </w:rPr>
+        <w:t xml:space="preserve"> </w:t>
+      </w:r>
+    </w:p>
+    <w:p>
+      <w:pPr>
+        <w:pStyle w:val="Heading3"/>
+        <w:numPr>
+          <w:ilvl w:val="2"/>
+          <w:numId w:val="32"/>
+        </w:numPr>
+        <w:rPr>
+          <w:rFonts w:ascii="Times New Roman" w:hAnsi="Times New Roman" w:cs="Times New Roman"/>
+          <w:color w:val="auto"/>
+        </w:rPr>
+      </w:pPr>
+      <w:r>
+        <w:rPr>
+          <w:rFonts w:ascii="Times New Roman" w:hAnsi="Times New Roman" w:cs="Times New Roman"/>
+          <w:color w:val="auto"/>
+        </w:rPr>
+        <w:t>Login</w:t>
+      </w:r>
+      <w:r>
+        <w:rPr>
+          <w:rFonts w:ascii="Times New Roman" w:hAnsi="Times New Roman" w:cs="Times New Roman"/>
+          <w:color w:val="auto"/>
+        </w:rPr>
+        <w:t xml:space="preserve"> </w:t>
+      </w:r>
+      <w:r>
+        <w:rPr>
+          <w:rFonts w:ascii="Times New Roman" w:hAnsi="Times New Roman" w:cs="Times New Roman"/>
+          <w:color w:val="auto"/>
+        </w:rPr>
+        <w:t>Module Backlog Items</w:t>
+      </w:r>
+      <w:r>
+        <w:rPr>
+          <w:rFonts w:ascii="Times New Roman" w:hAnsi="Times New Roman" w:cs="Times New Roman"/>
+          <w:color w:val="auto"/>
+        </w:rPr>
+        <w:t xml:space="preserve"> </w:t>
+      </w:r>
+    </w:p>
+    <w:p>
+      <w:pPr>
+        <w:pStyle w:val="ListParagraph"/>
+        <w:numPr>
+          <w:ilvl w:val="0"/>
+          <w:numId w:val="35"/>
+        </w:numPr>
+        <w:spacing w:line="480" w:lineRule="auto"/>
+        <w:rPr>
+          <w:rFonts w:ascii="Times New Roman" w:hAnsi="Times New Roman" w:cs="Times New Roman"/>
+        </w:rPr>
+      </w:pPr>
+      <w:r>
+        <w:rPr>
+          <w:rFonts w:ascii="Times New Roman" w:hAnsi="Times New Roman" w:cs="Times New Roman"/>
+        </w:rPr>
+        <w:t>US-L0</w:t>
+      </w:r>
+      <w:r>
+        <w:rPr>
+          <w:rFonts w:ascii="Times New Roman" w:hAnsi="Times New Roman" w:cs="Times New Roman"/>
+        </w:rPr>
+        <w:t>1</w:t>
+      </w:r>
+      <w:r>
+        <w:rPr>
+          <w:rFonts w:ascii="Times New Roman" w:hAnsi="Times New Roman" w:cs="Times New Roman"/>
+        </w:rPr>
+        <w:t xml:space="preserve">: </w:t>
+      </w:r>
+      <w:r>
+        <w:rPr>
+          <w:rFonts w:ascii="Times New Roman" w:hAnsi="Times New Roman" w:cs="Times New Roman"/>
+        </w:rPr>
+        <w:t>Implement secure ser email and password registration fo</w:t>
+      </w:r>
+      <w:r>
+        <w:rPr>
+          <w:rFonts w:ascii="Times New Roman" w:hAnsi="Times New Roman" w:cs="Times New Roman"/>
+        </w:rPr>
+        <w:t>r</w:t>
+      </w:r>
+      <w:r>
+        <w:rPr>
+          <w:rFonts w:ascii="Times New Roman" w:hAnsi="Times New Roman" w:cs="Times New Roman"/>
+        </w:rPr>
+        <w:t xml:space="preserve">m with frontend validation. </w:t>
+      </w:r>
+    </w:p>
+    <w:p>
+      <w:pPr>
+        <w:pStyle w:val="ListParagraph"/>
+        <w:numPr>
+          <w:ilvl w:val="0"/>
+          <w:numId w:val="35"/>
+        </w:numPr>
+        <w:spacing w:line="480" w:lineRule="auto"/>
+        <w:rPr>
+          <w:rFonts w:ascii="Times New Roman" w:hAnsi="Times New Roman" w:cs="Times New Roman"/>
+        </w:rPr>
+      </w:pPr>
+      <w:r>
+        <w:rPr>
+          <w:rFonts w:ascii="Times New Roman" w:hAnsi="Times New Roman" w:cs="Times New Roman"/>
+        </w:rPr>
+        <w:t>US-</w:t>
+      </w:r>
+      <w:r>
+        <w:rPr>
+          <w:rFonts w:ascii="Times New Roman" w:hAnsi="Times New Roman" w:cs="Times New Roman"/>
+        </w:rPr>
+        <w:t>L0</w:t>
+      </w:r>
+      <w:r>
+        <w:rPr>
+          <w:rFonts w:ascii="Times New Roman" w:hAnsi="Times New Roman" w:cs="Times New Roman"/>
+        </w:rPr>
+        <w:t>2</w:t>
+      </w:r>
+      <w:r>
+        <w:rPr>
+          <w:rFonts w:ascii="Times New Roman" w:hAnsi="Times New Roman" w:cs="Times New Roman"/>
+        </w:rPr>
+        <w:t>:</w:t>
+      </w:r>
+      <w:r>
+        <w:rPr>
+          <w:rFonts w:ascii="Times New Roman" w:hAnsi="Times New Roman" w:cs="Times New Roman"/>
+        </w:rPr>
+        <w:t xml:space="preserve"> </w:t>
+      </w:r>
+      <w:r>
+        <w:rPr>
+          <w:rFonts w:ascii="Times New Roman" w:hAnsi="Times New Roman" w:cs="Times New Roman"/>
+        </w:rPr>
+        <w:t xml:space="preserve">Develop backend login authentication API endpoint </w:t>
+      </w:r>
+      <w:r>
+        <w:rPr>
+          <w:rFonts w:ascii="Times New Roman" w:hAnsi="Times New Roman" w:cs="Times New Roman"/>
+        </w:rPr>
+        <w:t>to verify user credentials</w:t>
+      </w:r>
+      <w:r>
+        <w:rPr>
+          <w:rFonts w:ascii="Times New Roman" w:hAnsi="Times New Roman" w:cs="Times New Roman"/>
+        </w:rPr>
+        <w:t>.</w:t>
+      </w:r>
+    </w:p>
+    <w:p>
+      <w:pPr>
+        <w:pStyle w:val="ListParagraph"/>
+        <w:numPr>
+          <w:ilvl w:val="0"/>
+          <w:numId w:val="35"/>
+        </w:numPr>
+        <w:spacing w:line="480" w:lineRule="auto"/>
+        <w:rPr>
+          <w:rFonts w:ascii="Times New Roman" w:hAnsi="Times New Roman" w:cs="Times New Roman"/>
+        </w:rPr>
+      </w:pPr>
+      <w:r>
+        <w:rPr>
+          <w:rFonts w:ascii="Times New Roman" w:hAnsi="Times New Roman" w:cs="Times New Roman"/>
+        </w:rPr>
+        <w:lastRenderedPageBreak/>
+        <w:t xml:space="preserve">US-L03: </w:t>
+      </w:r>
+      <w:r>
+        <w:rPr>
+          <w:rFonts w:ascii="Times New Roman" w:hAnsi="Times New Roman" w:cs="Times New Roman"/>
+        </w:rPr>
+        <w:t>Configure JSON Web Token (JWT) session generation and secure token persistence.</w:t>
+      </w:r>
+    </w:p>
+    <w:p>
+      <w:pPr>
+        <w:pStyle w:val="ListParagraph"/>
+        <w:numPr>
+          <w:ilvl w:val="0"/>
+          <w:numId w:val="35"/>
+        </w:numPr>
+        <w:spacing w:line="480" w:lineRule="auto"/>
+        <w:rPr>
+          <w:rFonts w:ascii="Times New Roman" w:hAnsi="Times New Roman" w:cs="Times New Roman"/>
+        </w:rPr>
+      </w:pPr>
+      <w:r>
+        <w:rPr>
+          <w:rFonts w:ascii="Times New Roman" w:hAnsi="Times New Roman" w:cs="Times New Roman"/>
+        </w:rPr>
+        <w:t>US-L04:</w:t>
+      </w:r>
+      <w:r>
+        <w:rPr>
+          <w:rFonts w:ascii="Times New Roman" w:hAnsi="Times New Roman" w:cs="Times New Roman"/>
+        </w:rPr>
+        <w:t xml:space="preserve"> </w:t>
+      </w:r>
+      <w:r>
+        <w:rPr>
+          <w:rFonts w:ascii="Times New Roman" w:hAnsi="Times New Roman" w:cs="Times New Roman"/>
+        </w:rPr>
+        <w:t>Build password recovery and secure reset workflow via automated email links</w:t>
+      </w:r>
+      <w:r>
+        <w:rPr>
+          <w:rFonts w:ascii="Times New Roman" w:hAnsi="Times New Roman" w:cs="Times New Roman"/>
+        </w:rPr>
+        <w:t>.</w:t>
+      </w:r>
+    </w:p>
+    <w:p>
+      <w:pPr>
+        <w:pStyle w:val="ListParagraph"/>
+        <w:numPr>
+          <w:ilvl w:val="0"/>
+          <w:numId w:val="35"/>
+        </w:numPr>
+        <w:spacing w:line="480" w:lineRule="auto"/>
+        <w:rPr>
+          <w:rFonts w:ascii="Times New Roman" w:hAnsi="Times New Roman" w:cs="Times New Roman"/>
+        </w:rPr>
+      </w:pPr>
+      <w:r>
+        <w:rPr>
+          <w:rFonts w:ascii="Times New Roman" w:hAnsi="Times New Roman" w:cs="Times New Roman"/>
+        </w:rPr>
+        <w:t>US</w:t>
+      </w:r>
+      <w:r>
+        <w:rPr>
+          <w:rFonts w:ascii="Times New Roman" w:hAnsi="Times New Roman" w:cs="Times New Roman"/>
+        </w:rPr>
+        <w:t>-</w:t>
+      </w:r>
+      <w:r>
+        <w:rPr>
+          <w:rFonts w:ascii="Times New Roman" w:hAnsi="Times New Roman" w:cs="Times New Roman"/>
+        </w:rPr>
+        <w:t>L0</w:t>
+      </w:r>
+      <w:r>
+        <w:rPr>
+          <w:rFonts w:ascii="Times New Roman" w:hAnsi="Times New Roman" w:cs="Times New Roman"/>
+        </w:rPr>
+        <w:t>5</w:t>
+      </w:r>
+      <w:r>
+        <w:rPr>
+          <w:rFonts w:ascii="Times New Roman" w:hAnsi="Times New Roman" w:cs="Times New Roman"/>
+        </w:rPr>
+        <w:t>-</w:t>
+      </w:r>
+      <w:r>
+        <w:rPr>
+          <w:rFonts w:ascii="Times New Roman" w:hAnsi="Times New Roman" w:cs="Times New Roman"/>
+        </w:rPr>
+        <w:t xml:space="preserve">: </w:t>
+      </w:r>
+      <w:r>
+        <w:rPr>
+          <w:rFonts w:ascii="Times New Roman" w:hAnsi="Times New Roman" w:cs="Times New Roman"/>
+        </w:rPr>
+        <w:t xml:space="preserve">Integrate </w:t>
+      </w:r>
+      <w:r>
+        <w:rPr>
+          <w:rFonts w:ascii="Times New Roman" w:hAnsi="Times New Roman" w:cs="Times New Roman"/>
+        </w:rPr>
+        <w:t>multi-factor authentication (MFA) verification step for enhanced account security.</w:t>
+      </w:r>
+    </w:p>
+    <w:p>
+      <w:pPr>
+        <w:pStyle w:val="ListParagraph"/>
+        <w:numPr>
+          <w:ilvl w:val="0"/>
+          <w:numId w:val="35"/>
+        </w:numPr>
+        <w:spacing w:line="480" w:lineRule="auto"/>
+        <w:rPr>
+          <w:rFonts w:ascii="Times New Roman" w:hAnsi="Times New Roman" w:cs="Times New Roman"/>
+        </w:rPr>
+      </w:pPr>
+      <w:r>
+        <w:rPr>
+          <w:rFonts w:ascii="Times New Roman" w:hAnsi="Times New Roman" w:cs="Times New Roman"/>
+        </w:rPr>
+        <w:t xml:space="preserve">US-L06: Implement </w:t>
+      </w:r>
+      <w:r>
+        <w:rPr>
+          <w:rFonts w:ascii="Times New Roman" w:hAnsi="Times New Roman" w:cs="Times New Roman"/>
+        </w:rPr>
+        <w:t>account lockout and rate-limiting protocols after consecutive failed attempts.</w:t>
+      </w:r>
+    </w:p>
+    <w:p>
+      <w:pPr>
+        <w:pStyle w:val="ListParagraph"/>
+        <w:numPr>
+          <w:ilvl w:val="0"/>
+          <w:numId w:val="35"/>
+        </w:numPr>
+        <w:spacing w:line="480" w:lineRule="auto"/>
+        <w:rPr>
+          <w:rFonts w:ascii="Times New Roman" w:hAnsi="Times New Roman" w:cs="Times New Roman"/>
+        </w:rPr>
+      </w:pPr>
+      <w:r>
+        <w:rPr>
+          <w:rFonts w:ascii="Times New Roman" w:hAnsi="Times New Roman" w:cs="Times New Roman"/>
+        </w:rPr>
+        <w:t xml:space="preserve">US-L07: </w:t>
+      </w:r>
+      <w:r>
+        <w:rPr>
+          <w:rFonts w:ascii="Times New Roman" w:hAnsi="Times New Roman" w:cs="Times New Roman"/>
+        </w:rPr>
+        <w:t>Design</w:t>
+      </w:r>
+      <w:r>
+        <w:rPr>
+          <w:rFonts w:ascii="Times New Roman" w:hAnsi="Times New Roman" w:cs="Times New Roman"/>
+        </w:rPr>
+        <w:t xml:space="preserve"> and build a unified logout function to terminate active sessions and clear local tokens securely. </w:t>
+      </w:r>
+      <w:r>
+        <w:rPr>
+          <w:rFonts w:ascii="Times New Roman" w:hAnsi="Times New Roman" w:cs="Times New Roman"/>
+        </w:rPr>
+        <w:tab/>
+        <w:t xml:space="preserve"> </w:t>
+      </w:r>
+    </w:p>
+    <w:p>
+      <w:pPr>
+        <w:pStyle w:val="Heading3"/>
+        <w:numPr>
+          <w:ilvl w:val="2"/>
+          <w:numId w:val="32"/>
+        </w:numPr>
+        <w:rPr>
+          <w:rFonts w:ascii="Times New Roman" w:hAnsi="Times New Roman" w:cs="Times New Roman"/>
+          <w:color w:val="auto"/>
+        </w:rPr>
+      </w:pPr>
+      <w:r>
+        <w:rPr>
+          <w:rFonts w:ascii="Times New Roman" w:hAnsi="Times New Roman" w:cs="Times New Roman"/>
+          <w:color w:val="auto"/>
+        </w:rPr>
+        <w:t>U</w:t>
+      </w:r>
+      <w:r>
+        <w:rPr>
+          <w:rFonts w:ascii="Times New Roman" w:hAnsi="Times New Roman" w:cs="Times New Roman"/>
+          <w:color w:val="auto"/>
+        </w:rPr>
+        <w:t>ser and Operator UI Backlog</w:t>
+      </w:r>
+    </w:p>
+    <w:p>
+      <w:pPr>
+        <w:pStyle w:val="ListParagraph"/>
+        <w:numPr>
+          <w:ilvl w:val="0"/>
+          <w:numId w:val="35"/>
+        </w:numPr>
+        <w:spacing w:line="480" w:lineRule="auto"/>
+        <w:rPr>
+          <w:rFonts w:ascii="Times New Roman" w:hAnsi="Times New Roman" w:cs="Times New Roman"/>
+        </w:rPr>
+      </w:pPr>
+      <w:r>
+        <w:rPr>
+          <w:rFonts w:ascii="Times New Roman" w:hAnsi="Times New Roman" w:cs="Times New Roman"/>
+        </w:rPr>
+        <w:t>US-U01: Create customer dashboard home screen featuring active reservations and quick action buttons.</w:t>
+      </w:r>
+    </w:p>
+    <w:p>
+      <w:pPr>
+        <w:pStyle w:val="ListParagraph"/>
+        <w:numPr>
+          <w:ilvl w:val="0"/>
+          <w:numId w:val="35"/>
+        </w:numPr>
+        <w:spacing w:line="480" w:lineRule="auto"/>
+        <w:rPr>
+          <w:rFonts w:ascii="Times New Roman" w:hAnsi="Times New Roman" w:cs="Times New Roman"/>
+        </w:rPr>
+      </w:pPr>
+      <w:r>
+        <w:rPr>
+          <w:rFonts w:ascii="Times New Roman" w:hAnsi="Times New Roman" w:cs="Times New Roman"/>
+        </w:rPr>
+        <w:t>US-U02: Build interactive garage search map interface with custom pins and radius filtering.</w:t>
+      </w:r>
+    </w:p>
+    <w:p>
+      <w:pPr>
+        <w:pStyle w:val="ListParagraph"/>
+        <w:numPr>
+          <w:ilvl w:val="0"/>
+          <w:numId w:val="35"/>
+        </w:numPr>
+        <w:spacing w:line="480" w:lineRule="auto"/>
+        <w:rPr>
+          <w:rFonts w:ascii="Times New Roman" w:hAnsi="Times New Roman" w:cs="Times New Roman"/>
+        </w:rPr>
+      </w:pPr>
+      <w:r>
+        <w:rPr>
+          <w:rFonts w:ascii="Times New Roman" w:hAnsi="Times New Roman" w:cs="Times New Roman"/>
+        </w:rPr>
+        <w:t>US-U0</w:t>
+      </w:r>
+      <w:r>
+        <w:rPr>
+          <w:rFonts w:ascii="Times New Roman" w:hAnsi="Times New Roman" w:cs="Times New Roman"/>
+        </w:rPr>
+        <w:t xml:space="preserve">3: Design detailed garage view screen showing live spot availability and hourly pricing rates. </w:t>
+      </w:r>
+    </w:p>
+    <w:p>
+      <w:pPr>
+        <w:pStyle w:val="ListParagraph"/>
+        <w:numPr>
+          <w:ilvl w:val="0"/>
+          <w:numId w:val="35"/>
+        </w:numPr>
+        <w:spacing w:line="480" w:lineRule="auto"/>
+        <w:rPr>
+          <w:rFonts w:ascii="Times New Roman" w:hAnsi="Times New Roman" w:cs="Times New Roman"/>
+        </w:rPr>
+      </w:pPr>
+      <w:r>
+        <w:rPr>
+          <w:rFonts w:ascii="Times New Roman" w:hAnsi="Times New Roman" w:cs="Times New Roman"/>
+        </w:rPr>
+        <w:t>US-U0</w:t>
+      </w:r>
+      <w:r>
+        <w:rPr>
+          <w:rFonts w:ascii="Times New Roman" w:hAnsi="Times New Roman" w:cs="Times New Roman"/>
+        </w:rPr>
+        <w:t>4: Develop vehicle profile management screen for adding, editing, and deleting registered user cars.</w:t>
+      </w:r>
+    </w:p>
+    <w:p>
+      <w:pPr>
+        <w:pStyle w:val="ListParagraph"/>
+        <w:numPr>
+          <w:ilvl w:val="0"/>
+          <w:numId w:val="35"/>
+        </w:numPr>
+        <w:spacing w:line="480" w:lineRule="auto"/>
+        <w:rPr>
+          <w:rFonts w:ascii="Times New Roman" w:hAnsi="Times New Roman" w:cs="Times New Roman"/>
+        </w:rPr>
+      </w:pPr>
+      <w:r>
+        <w:rPr>
+          <w:rFonts w:ascii="Times New Roman" w:hAnsi="Times New Roman" w:cs="Times New Roman"/>
+        </w:rPr>
+        <w:t>US-U0</w:t>
+      </w:r>
+      <w:r>
+        <w:rPr>
+          <w:rFonts w:ascii="Times New Roman" w:hAnsi="Times New Roman" w:cs="Times New Roman"/>
+        </w:rPr>
+        <w:t xml:space="preserve">5: Create payment method management screen for securely saving </w:t>
+      </w:r>
+      <w:r>
+        <w:rPr>
+          <w:rFonts w:ascii="Times New Roman" w:hAnsi="Times New Roman" w:cs="Times New Roman"/>
+        </w:rPr>
+        <w:t>credit cards or digital wallets.</w:t>
+      </w:r>
+    </w:p>
+    <w:p>
+      <w:pPr>
+        <w:pStyle w:val="ListParagraph"/>
+        <w:numPr>
+          <w:ilvl w:val="0"/>
+          <w:numId w:val="35"/>
+        </w:numPr>
+        <w:spacing w:line="480" w:lineRule="auto"/>
+        <w:rPr>
+          <w:rFonts w:ascii="Times New Roman" w:hAnsi="Times New Roman" w:cs="Times New Roman"/>
+        </w:rPr>
+      </w:pPr>
+      <w:r>
+        <w:rPr>
+          <w:rFonts w:ascii="Times New Roman" w:hAnsi="Times New Roman" w:cs="Times New Roman"/>
+        </w:rPr>
+        <w:t>US-U0</w:t>
+      </w:r>
+      <w:r>
+        <w:rPr>
+          <w:rFonts w:ascii="Times New Roman" w:hAnsi="Times New Roman" w:cs="Times New Roman"/>
+        </w:rPr>
+        <w:t>6: Build reservation  checkout and confirmation review screen with summary pricing details</w:t>
+      </w:r>
+      <w:r>
+        <w:rPr>
+          <w:rFonts w:ascii="Times New Roman" w:hAnsi="Times New Roman" w:cs="Times New Roman"/>
+        </w:rPr>
+        <w:t>.</w:t>
+      </w:r>
+    </w:p>
+    <w:p>
+      <w:pPr>
+        <w:pStyle w:val="ListParagraph"/>
+        <w:numPr>
+          <w:ilvl w:val="0"/>
+          <w:numId w:val="35"/>
+        </w:numPr>
+        <w:spacing w:line="480" w:lineRule="auto"/>
+        <w:rPr>
+          <w:rFonts w:ascii="Times New Roman" w:hAnsi="Times New Roman" w:cs="Times New Roman"/>
+        </w:rPr>
+      </w:pPr>
+      <w:r>
+        <w:rPr>
+          <w:rFonts w:ascii="Times New Roman" w:hAnsi="Times New Roman" w:cs="Times New Roman"/>
+        </w:rPr>
+        <w:lastRenderedPageBreak/>
+        <w:t>US-U0</w:t>
+      </w:r>
+      <w:r>
+        <w:rPr>
+          <w:rFonts w:ascii="Times New Roman" w:hAnsi="Times New Roman" w:cs="Times New Roman"/>
+        </w:rPr>
+        <w:t>7: Develop active parking session timer and time-extension screen for ongoing reservations.</w:t>
+      </w:r>
+    </w:p>
+    <w:p>
+      <w:pPr>
+        <w:pStyle w:val="ListParagraph"/>
+        <w:numPr>
+          <w:ilvl w:val="0"/>
+          <w:numId w:val="35"/>
+        </w:numPr>
+        <w:spacing w:line="480" w:lineRule="auto"/>
+        <w:rPr>
+          <w:rFonts w:ascii="Times New Roman" w:hAnsi="Times New Roman" w:cs="Times New Roman"/>
+        </w:rPr>
+      </w:pPr>
+      <w:r>
+        <w:rPr>
+          <w:rFonts w:ascii="Times New Roman" w:hAnsi="Times New Roman" w:cs="Times New Roman"/>
+        </w:rPr>
+        <w:t>US-U0</w:t>
+      </w:r>
+      <w:r>
+        <w:rPr>
+          <w:rFonts w:ascii="Times New Roman" w:hAnsi="Times New Roman" w:cs="Times New Roman"/>
+        </w:rPr>
+        <w:t xml:space="preserve">8: Build user reservation history and past receipt viewing interface. </w:t>
+      </w:r>
+    </w:p>
+    <w:p>
+      <w:pPr>
+        <w:pStyle w:val="ListParagraph"/>
+        <w:numPr>
+          <w:ilvl w:val="0"/>
+          <w:numId w:val="35"/>
+        </w:numPr>
+        <w:spacing w:line="480" w:lineRule="auto"/>
+        <w:rPr>
+          <w:rFonts w:ascii="Times New Roman" w:hAnsi="Times New Roman" w:cs="Times New Roman"/>
+        </w:rPr>
+      </w:pPr>
+      <w:r>
+        <w:rPr>
+          <w:rFonts w:ascii="Times New Roman" w:hAnsi="Times New Roman" w:cs="Times New Roman"/>
+        </w:rPr>
+        <w:t>US-U0</w:t>
+      </w:r>
+      <w:r>
+        <w:rPr>
+          <w:rFonts w:ascii="Times New Roman" w:hAnsi="Times New Roman" w:cs="Times New Roman"/>
+        </w:rPr>
+        <w:t>9: Create user notification settings screen for managing push alerts and text confirmations.</w:t>
+      </w:r>
+    </w:p>
+    <w:p>
+      <w:pPr>
+        <w:pStyle w:val="ListParagraph"/>
+        <w:numPr>
+          <w:ilvl w:val="0"/>
+          <w:numId w:val="35"/>
+        </w:numPr>
+        <w:spacing w:line="480" w:lineRule="auto"/>
+        <w:rPr>
+          <w:rFonts w:ascii="Times New Roman" w:hAnsi="Times New Roman" w:cs="Times New Roman"/>
+        </w:rPr>
+      </w:pPr>
+      <w:r>
+        <w:rPr>
+          <w:rFonts w:ascii="Times New Roman" w:hAnsi="Times New Roman" w:cs="Times New Roman"/>
+        </w:rPr>
+        <w:t>US-U</w:t>
+      </w:r>
+      <w:r>
+        <w:rPr>
+          <w:rFonts w:ascii="Times New Roman" w:hAnsi="Times New Roman" w:cs="Times New Roman"/>
+        </w:rPr>
+        <w:t>10: Build operator dashboard home screen displaying real-time facility occupancy metrics.</w:t>
+      </w:r>
+    </w:p>
+    <w:p>
+      <w:pPr>
+        <w:pStyle w:val="ListParagraph"/>
+        <w:numPr>
+          <w:ilvl w:val="0"/>
+          <w:numId w:val="35"/>
+        </w:numPr>
+        <w:spacing w:line="480" w:lineRule="auto"/>
+        <w:rPr>
+          <w:rFonts w:ascii="Times New Roman" w:hAnsi="Times New Roman" w:cs="Times New Roman"/>
+        </w:rPr>
+      </w:pPr>
+      <w:r>
+        <w:rPr>
+          <w:rFonts w:ascii="Times New Roman" w:hAnsi="Times New Roman" w:cs="Times New Roman"/>
+        </w:rPr>
+        <w:t>US-U</w:t>
+      </w:r>
+      <w:r>
+        <w:rPr>
+          <w:rFonts w:ascii="Times New Roman" w:hAnsi="Times New Roman" w:cs="Times New Roman"/>
+        </w:rPr>
+        <w:t xml:space="preserve">11: Design operator facility management view for updating parking stall counts and operating hours. </w:t>
+      </w:r>
+    </w:p>
+    <w:p>
+      <w:pPr>
+        <w:pStyle w:val="ListParagraph"/>
+        <w:numPr>
+          <w:ilvl w:val="0"/>
+          <w:numId w:val="35"/>
+        </w:numPr>
+        <w:spacing w:line="480" w:lineRule="auto"/>
+        <w:rPr>
+          <w:rFonts w:ascii="Times New Roman" w:hAnsi="Times New Roman" w:cs="Times New Roman"/>
+        </w:rPr>
+      </w:pPr>
+      <w:r>
+        <w:rPr>
+          <w:rFonts w:ascii="Times New Roman" w:hAnsi="Times New Roman" w:cs="Times New Roman"/>
+        </w:rPr>
+        <w:t>US-U</w:t>
+      </w:r>
+      <w:r>
+        <w:rPr>
+          <w:rFonts w:ascii="Times New Roman" w:hAnsi="Times New Roman" w:cs="Times New Roman"/>
+        </w:rPr>
+        <w:t xml:space="preserve">12: Develop operator dynamic pricing configuration interface for setting peak-hour rate rules. </w:t>
+      </w:r>
+    </w:p>
+    <w:p>
+      <w:pPr>
+        <w:pStyle w:val="ListParagraph"/>
+        <w:numPr>
+          <w:ilvl w:val="0"/>
+          <w:numId w:val="35"/>
+        </w:numPr>
+        <w:spacing w:line="480" w:lineRule="auto"/>
+        <w:rPr>
+          <w:rFonts w:ascii="Times New Roman" w:hAnsi="Times New Roman" w:cs="Times New Roman"/>
+        </w:rPr>
+      </w:pPr>
+      <w:r>
+        <w:rPr>
+          <w:rFonts w:ascii="Times New Roman" w:hAnsi="Times New Roman" w:cs="Times New Roman"/>
+        </w:rPr>
+        <w:t>US-U</w:t>
+      </w:r>
+      <w:r>
+        <w:rPr>
+          <w:rFonts w:ascii="Times New Roman" w:hAnsi="Times New Roman" w:cs="Times New Roman"/>
+        </w:rPr>
+        <w:t>13: Build operator manual gate override console for handling visitor exceptions and overrides.</w:t>
+      </w:r>
+    </w:p>
+    <w:p>
+      <w:pPr>
+        <w:pStyle w:val="ListParagraph"/>
+        <w:numPr>
+          <w:ilvl w:val="0"/>
+          <w:numId w:val="35"/>
+        </w:numPr>
+        <w:spacing w:line="480" w:lineRule="auto"/>
+        <w:rPr>
+          <w:rFonts w:ascii="Times New Roman" w:hAnsi="Times New Roman" w:cs="Times New Roman"/>
+        </w:rPr>
+      </w:pPr>
+      <w:r>
+        <w:rPr>
+          <w:rFonts w:ascii="Times New Roman" w:hAnsi="Times New Roman" w:cs="Times New Roman"/>
+        </w:rPr>
+        <w:t>US-U</w:t>
+      </w:r>
+      <w:r>
+        <w:rPr>
+          <w:rFonts w:ascii="Times New Roman" w:hAnsi="Times New Roman" w:cs="Times New Roman"/>
+        </w:rPr>
+        <w:t>14: Create operator scan verification screen for validati</w:t>
+      </w:r>
+      <w:r>
+        <w:rPr>
+          <w:rFonts w:ascii="Times New Roman" w:hAnsi="Times New Roman" w:cs="Times New Roman"/>
+        </w:rPr>
+        <w:t>ng digital QR codes at entry gates.</w:t>
+      </w:r>
+    </w:p>
+    <w:p>
+      <w:pPr>
+        <w:pStyle w:val="ListParagraph"/>
+        <w:numPr>
+          <w:ilvl w:val="0"/>
+          <w:numId w:val="35"/>
+        </w:numPr>
+        <w:spacing w:line="480" w:lineRule="auto"/>
+        <w:rPr>
+          <w:rFonts w:ascii="Times New Roman" w:hAnsi="Times New Roman" w:cs="Times New Roman"/>
+        </w:rPr>
+      </w:pPr>
+      <w:r>
+        <w:rPr>
+          <w:rFonts w:ascii="Times New Roman" w:hAnsi="Times New Roman" w:cs="Times New Roman"/>
+        </w:rPr>
+        <w:t>US-U</w:t>
+      </w:r>
+      <w:r>
+        <w:rPr>
+          <w:rFonts w:ascii="Times New Roman" w:hAnsi="Times New Roman" w:cs="Times New Roman"/>
+        </w:rPr>
+        <w:t>15: Design customer support and help center contact interface within the mobile application.</w:t>
+      </w:r>
+    </w:p>
+    <w:p>
+      <w:pPr>
+        <w:pStyle w:val="ListParagraph"/>
+        <w:numPr>
+          <w:ilvl w:val="0"/>
+          <w:numId w:val="35"/>
+        </w:numPr>
+        <w:spacing w:line="480" w:lineRule="auto"/>
+        <w:rPr>
+          <w:rFonts w:ascii="Times New Roman" w:hAnsi="Times New Roman" w:cs="Times New Roman"/>
+        </w:rPr>
+      </w:pPr>
+      <w:r>
+        <w:rPr>
+          <w:rFonts w:ascii="Times New Roman" w:hAnsi="Times New Roman" w:cs="Times New Roman"/>
+        </w:rPr>
+        <w:t>US-U</w:t>
+      </w:r>
+      <w:r>
+        <w:rPr>
+          <w:rFonts w:ascii="Times New Roman" w:hAnsi="Times New Roman" w:cs="Times New Roman"/>
+        </w:rPr>
+        <w:t>16: Build user profile settings screen for updating personal contact information and passwords.</w:t>
+      </w:r>
+    </w:p>
+    <w:p>
+      <w:pPr>
+        <w:pStyle w:val="ListParagraph"/>
+        <w:numPr>
+          <w:ilvl w:val="0"/>
+          <w:numId w:val="35"/>
+        </w:numPr>
+        <w:spacing w:line="480" w:lineRule="auto"/>
+        <w:rPr>
+          <w:rFonts w:ascii="Times New Roman" w:hAnsi="Times New Roman" w:cs="Times New Roman"/>
+        </w:rPr>
+      </w:pPr>
+      <w:r>
+        <w:rPr>
+          <w:rFonts w:ascii="Times New Roman" w:hAnsi="Times New Roman" w:cs="Times New Roman"/>
+        </w:rPr>
+        <w:t>US-U</w:t>
+      </w:r>
+      <w:r>
+        <w:rPr>
+          <w:rFonts w:ascii="Times New Roman" w:hAnsi="Times New Roman" w:cs="Times New Roman"/>
+        </w:rPr>
+        <w:t>17: Develop operator staff management screen for adding or removing assistant operators.</w:t>
+      </w:r>
+    </w:p>
+    <w:p>
+      <w:pPr>
+        <w:pStyle w:val="Heading3"/>
+        <w:numPr>
+          <w:ilvl w:val="2"/>
+          <w:numId w:val="32"/>
+        </w:numPr>
+        <w:spacing w:line="480" w:lineRule="auto"/>
+        <w:rPr>
+          <w:rFonts w:ascii="Times New Roman" w:hAnsi="Times New Roman" w:cs="Times New Roman"/>
+          <w:color w:val="auto"/>
+        </w:rPr>
+      </w:pPr>
+      <w:r>
+        <w:rPr>
+          <w:rFonts w:ascii="Times New Roman" w:hAnsi="Times New Roman" w:cs="Times New Roman"/>
+          <w:color w:val="auto"/>
+        </w:rPr>
+        <w:lastRenderedPageBreak/>
+        <w:t>Backend Processes Backlog</w:t>
+      </w:r>
+    </w:p>
+    <w:p>
+      <w:pPr>
+        <w:pStyle w:val="ListParagraph"/>
+        <w:numPr>
+          <w:ilvl w:val="0"/>
+          <w:numId w:val="35"/>
+        </w:numPr>
+        <w:spacing w:line="480" w:lineRule="auto"/>
+        <w:rPr>
+          <w:rFonts w:ascii="Times New Roman" w:hAnsi="Times New Roman" w:cs="Times New Roman"/>
+        </w:rPr>
+      </w:pPr>
+      <w:r>
+        <w:rPr>
+          <w:rFonts w:ascii="Times New Roman" w:hAnsi="Times New Roman" w:cs="Times New Roman"/>
+        </w:rPr>
+        <w:t>US-B01: Set up core database schema and relational tables for users, operators, and vehicles.</w:t>
+      </w:r>
+    </w:p>
+    <w:p>
+      <w:pPr>
+        <w:pStyle w:val="ListParagraph"/>
+        <w:numPr>
+          <w:ilvl w:val="0"/>
+          <w:numId w:val="35"/>
+        </w:numPr>
+        <w:spacing w:line="480" w:lineRule="auto"/>
+        <w:rPr>
+          <w:rFonts w:ascii="Times New Roman" w:hAnsi="Times New Roman" w:cs="Times New Roman"/>
+        </w:rPr>
+      </w:pPr>
+      <w:r>
+        <w:rPr>
+          <w:rFonts w:ascii="Times New Roman" w:hAnsi="Times New Roman" w:cs="Times New Roman"/>
+        </w:rPr>
+        <w:t>US-B0</w:t>
+      </w:r>
+      <w:r>
+        <w:rPr>
+          <w:rFonts w:ascii="Times New Roman" w:hAnsi="Times New Roman" w:cs="Times New Roman"/>
+        </w:rPr>
+        <w:t>2: Implement backend RESTful API endpoints for user registration, authentication, and token validation.</w:t>
+      </w:r>
+    </w:p>
+    <w:p>
+      <w:pPr>
+        <w:pStyle w:val="ListParagraph"/>
+        <w:numPr>
+          <w:ilvl w:val="0"/>
+          <w:numId w:val="35"/>
+        </w:numPr>
+        <w:spacing w:line="480" w:lineRule="auto"/>
+        <w:rPr>
+          <w:rFonts w:ascii="Times New Roman" w:hAnsi="Times New Roman" w:cs="Times New Roman"/>
+        </w:rPr>
+      </w:pPr>
+      <w:r>
+        <w:rPr>
+          <w:rFonts w:ascii="Times New Roman" w:hAnsi="Times New Roman" w:cs="Times New Roman"/>
+        </w:rPr>
+        <w:t>US-B0</w:t>
+      </w:r>
+      <w:r>
+        <w:rPr>
+          <w:rFonts w:ascii="Times New Roman" w:hAnsi="Times New Roman" w:cs="Times New Roman"/>
+        </w:rPr>
+        <w:t>3</w:t>
+      </w:r>
+      <w:r>
+        <w:rPr>
+          <w:rFonts w:ascii="Times New Roman" w:hAnsi="Times New Roman" w:cs="Times New Roman"/>
+        </w:rPr>
+        <w:t>: Develop authorization middleware enforcing Role-Based Access Control (RBAC) separating customer and operator endpoints.</w:t>
+      </w:r>
+    </w:p>
+    <w:p>
+      <w:pPr>
+        <w:pStyle w:val="ListParagraph"/>
+        <w:numPr>
+          <w:ilvl w:val="0"/>
+          <w:numId w:val="35"/>
+        </w:numPr>
+        <w:spacing w:line="480" w:lineRule="auto"/>
+        <w:rPr>
+          <w:rFonts w:ascii="Times New Roman" w:hAnsi="Times New Roman" w:cs="Times New Roman"/>
+        </w:rPr>
+      </w:pPr>
+      <w:r>
+        <w:rPr>
+          <w:rFonts w:ascii="Times New Roman" w:hAnsi="Times New Roman" w:cs="Times New Roman"/>
+        </w:rPr>
+        <w:t>US-B0</w:t>
+      </w:r>
+      <w:r>
+        <w:rPr>
+          <w:rFonts w:ascii="Times New Roman" w:hAnsi="Times New Roman" w:cs="Times New Roman"/>
+        </w:rPr>
+        <w:t>4: Build backend reservation management service to handle creating, modifications, and cancellation logic.</w:t>
+      </w:r>
+    </w:p>
+    <w:p>
+      <w:pPr>
+        <w:pStyle w:val="ListParagraph"/>
+        <w:numPr>
+          <w:ilvl w:val="0"/>
+          <w:numId w:val="35"/>
+        </w:numPr>
+        <w:spacing w:line="480" w:lineRule="auto"/>
+        <w:rPr>
+          <w:rFonts w:ascii="Times New Roman" w:hAnsi="Times New Roman" w:cs="Times New Roman"/>
+        </w:rPr>
+      </w:pPr>
+      <w:r>
+        <w:rPr>
+          <w:rFonts w:ascii="Times New Roman" w:hAnsi="Times New Roman" w:cs="Times New Roman"/>
+        </w:rPr>
+        <w:t>US-B0</w:t>
+      </w:r>
+      <w:r>
+        <w:rPr>
+          <w:rFonts w:ascii="Times New Roman" w:hAnsi="Times New Roman" w:cs="Times New Roman"/>
+        </w:rPr>
+        <w:t>5: Implement automated five-minute temporary spot holding logic during checkout to prevent double-booking.</w:t>
+      </w:r>
+    </w:p>
+    <w:p>
+      <w:pPr>
+        <w:pStyle w:val="ListParagraph"/>
+        <w:numPr>
+          <w:ilvl w:val="0"/>
+          <w:numId w:val="35"/>
+        </w:numPr>
+        <w:spacing w:line="480" w:lineRule="auto"/>
+        <w:rPr>
+          <w:rFonts w:ascii="Times New Roman" w:hAnsi="Times New Roman" w:cs="Times New Roman"/>
+        </w:rPr>
+      </w:pPr>
+      <w:r>
+        <w:rPr>
+          <w:rFonts w:ascii="Times New Roman" w:hAnsi="Times New Roman" w:cs="Times New Roman"/>
+        </w:rPr>
+        <w:t>US-B0</w:t>
+      </w:r>
+      <w:r>
+        <w:rPr>
+          <w:rFonts w:ascii="Times New Roman" w:hAnsi="Times New Roman" w:cs="Times New Roman"/>
+        </w:rPr>
+        <w:t>6: Integrate third-party payment gateway API (such as Stripe) for secure tokenized card processing.</w:t>
+      </w:r>
+    </w:p>
+    <w:p>
+      <w:pPr>
+        <w:pStyle w:val="ListParagraph"/>
+        <w:numPr>
+          <w:ilvl w:val="0"/>
+          <w:numId w:val="35"/>
+        </w:numPr>
+        <w:spacing w:line="480" w:lineRule="auto"/>
+        <w:rPr>
+          <w:rFonts w:ascii="Times New Roman" w:hAnsi="Times New Roman" w:cs="Times New Roman"/>
+        </w:rPr>
+      </w:pPr>
+      <w:r>
+        <w:rPr>
+          <w:rFonts w:ascii="Times New Roman" w:hAnsi="Times New Roman" w:cs="Times New Roman"/>
+        </w:rPr>
+        <w:t>US-B0</w:t>
+      </w:r>
+      <w:r>
+        <w:rPr>
+          <w:rFonts w:ascii="Times New Roman" w:hAnsi="Times New Roman" w:cs="Times New Roman"/>
+        </w:rPr>
+        <w:t xml:space="preserve">7: Develop webhook handler for asynchronous payment success, failure, and refund notifications. </w:t>
+      </w:r>
+    </w:p>
+    <w:p>
+      <w:pPr>
+        <w:pStyle w:val="ListParagraph"/>
+        <w:numPr>
+          <w:ilvl w:val="0"/>
+          <w:numId w:val="35"/>
+        </w:numPr>
+        <w:spacing w:line="480" w:lineRule="auto"/>
+        <w:rPr>
+          <w:rFonts w:ascii="Times New Roman" w:hAnsi="Times New Roman" w:cs="Times New Roman"/>
+        </w:rPr>
+      </w:pPr>
+      <w:r>
+        <w:rPr>
+          <w:rFonts w:ascii="Times New Roman" w:hAnsi="Times New Roman" w:cs="Times New Roman"/>
+        </w:rPr>
+        <w:t>US-B0</w:t>
+      </w:r>
+      <w:r>
+        <w:rPr>
+          <w:rFonts w:ascii="Times New Roman" w:hAnsi="Times New Roman" w:cs="Times New Roman"/>
+        </w:rPr>
+        <w:t>8: Build real-time occupancy synchronization service to update available spot counts instantly.</w:t>
+      </w:r>
+    </w:p>
+    <w:p>
+      <w:pPr>
+        <w:pStyle w:val="ListParagraph"/>
+        <w:numPr>
+          <w:ilvl w:val="0"/>
+          <w:numId w:val="35"/>
+        </w:numPr>
+        <w:spacing w:line="480" w:lineRule="auto"/>
+        <w:rPr>
+          <w:rFonts w:ascii="Times New Roman" w:hAnsi="Times New Roman" w:cs="Times New Roman"/>
+        </w:rPr>
+      </w:pPr>
+      <w:r>
+        <w:rPr>
+          <w:rFonts w:ascii="Times New Roman" w:hAnsi="Times New Roman" w:cs="Times New Roman"/>
+        </w:rPr>
+        <w:t>US-B0</w:t>
+      </w:r>
+      <w:r>
+        <w:rPr>
+          <w:rFonts w:ascii="Times New Roman" w:hAnsi="Times New Roman" w:cs="Times New Roman"/>
+        </w:rPr>
+        <w:t xml:space="preserve">9: </w:t>
+      </w:r>
+      <w:r>
+        <w:rPr>
+          <w:rFonts w:ascii="Times New Roman" w:hAnsi="Times New Roman" w:cs="Times New Roman"/>
+        </w:rPr>
+        <w:t>Implement WebSocket server architecture to push live inventory and occupancy updates to client screens.</w:t>
+      </w:r>
+    </w:p>
+    <w:p>
+      <w:pPr>
+        <w:pStyle w:val="ListParagraph"/>
+        <w:numPr>
+          <w:ilvl w:val="0"/>
+          <w:numId w:val="35"/>
+        </w:numPr>
+        <w:spacing w:line="480" w:lineRule="auto"/>
+        <w:rPr>
+          <w:rFonts w:ascii="Times New Roman" w:hAnsi="Times New Roman" w:cs="Times New Roman"/>
+        </w:rPr>
+      </w:pPr>
+      <w:r>
+        <w:rPr>
+          <w:rFonts w:ascii="Times New Roman" w:hAnsi="Times New Roman" w:cs="Times New Roman"/>
+        </w:rPr>
+        <w:t>US-B</w:t>
+      </w:r>
+      <w:r>
+        <w:rPr>
+          <w:rFonts w:ascii="Times New Roman" w:hAnsi="Times New Roman" w:cs="Times New Roman"/>
+        </w:rPr>
+        <w:t xml:space="preserve">10: </w:t>
+      </w:r>
+      <w:r>
+        <w:rPr>
+          <w:rFonts w:ascii="Times New Roman" w:hAnsi="Times New Roman" w:cs="Times New Roman"/>
+        </w:rPr>
+        <w:t xml:space="preserve">Develop Automated License Plate Recognition (ALPR) image processing verification backend service. </w:t>
+      </w:r>
+    </w:p>
+    <w:p>
+      <w:pPr>
+        <w:pStyle w:val="ListParagraph"/>
+        <w:numPr>
+          <w:ilvl w:val="0"/>
+          <w:numId w:val="35"/>
+        </w:numPr>
+        <w:spacing w:line="480" w:lineRule="auto"/>
+        <w:rPr>
+          <w:rFonts w:ascii="Times New Roman" w:hAnsi="Times New Roman" w:cs="Times New Roman"/>
+        </w:rPr>
+      </w:pPr>
+      <w:r>
+        <w:rPr>
+          <w:rFonts w:ascii="Times New Roman" w:hAnsi="Times New Roman" w:cs="Times New Roman"/>
+        </w:rPr>
+        <w:t>US-B</w:t>
+      </w:r>
+      <w:r>
+        <w:rPr>
+          <w:rFonts w:ascii="Times New Roman" w:hAnsi="Times New Roman" w:cs="Times New Roman"/>
+        </w:rPr>
+        <w:t>1</w:t>
+      </w:r>
+      <w:r>
+        <w:rPr>
+          <w:rFonts w:ascii="Times New Roman" w:hAnsi="Times New Roman" w:cs="Times New Roman"/>
+        </w:rPr>
+        <w:t>1: Build gate control API integration to trigger physical barrier relays upon successful validation.</w:t>
+      </w:r>
+    </w:p>
+    <w:p>
+      <w:pPr>
+        <w:pStyle w:val="ListParagraph"/>
+        <w:numPr>
+          <w:ilvl w:val="0"/>
+          <w:numId w:val="35"/>
+        </w:numPr>
+        <w:spacing w:line="480" w:lineRule="auto"/>
+        <w:rPr>
+          <w:rFonts w:ascii="Times New Roman" w:hAnsi="Times New Roman" w:cs="Times New Roman"/>
+        </w:rPr>
+      </w:pPr>
+      <w:r>
+        <w:rPr>
+          <w:rFonts w:ascii="Times New Roman" w:hAnsi="Times New Roman" w:cs="Times New Roman"/>
+        </w:rPr>
+        <w:lastRenderedPageBreak/>
+        <w:t>US-B</w:t>
+      </w:r>
+      <w:r>
+        <w:rPr>
+          <w:rFonts w:ascii="Times New Roman" w:hAnsi="Times New Roman" w:cs="Times New Roman"/>
+        </w:rPr>
+        <w:t>1</w:t>
+      </w:r>
+      <w:r>
+        <w:rPr>
+          <w:rFonts w:ascii="Times New Roman" w:hAnsi="Times New Roman" w:cs="Times New Roman"/>
+        </w:rPr>
+        <w:t>2: Implement geofencing trigger service to detect when a vehicle approaches within 50 meters of the garage.</w:t>
+      </w:r>
+    </w:p>
+    <w:p>
+      <w:pPr>
+        <w:pStyle w:val="ListParagraph"/>
+        <w:numPr>
+          <w:ilvl w:val="0"/>
+          <w:numId w:val="35"/>
+        </w:numPr>
+        <w:spacing w:line="480" w:lineRule="auto"/>
+        <w:rPr>
+          <w:rFonts w:ascii="Times New Roman" w:hAnsi="Times New Roman" w:cs="Times New Roman"/>
+        </w:rPr>
+      </w:pPr>
+      <w:r>
+        <w:rPr>
+          <w:rFonts w:ascii="Times New Roman" w:hAnsi="Times New Roman" w:cs="Times New Roman"/>
+        </w:rPr>
+        <w:t>US-B</w:t>
+      </w:r>
+      <w:r>
+        <w:rPr>
+          <w:rFonts w:ascii="Times New Roman" w:hAnsi="Times New Roman" w:cs="Times New Roman"/>
+        </w:rPr>
+        <w:t>1</w:t>
+      </w:r>
+      <w:r>
+        <w:rPr>
+          <w:rFonts w:ascii="Times New Roman" w:hAnsi="Times New Roman" w:cs="Times New Roman"/>
+        </w:rPr>
+        <w:t xml:space="preserve">3: Build exception-handling backend routine for unverified </w:t>
+      </w:r>
+      <w:r>
+        <w:rPr>
+          <w:rFonts w:ascii="Times New Roman" w:hAnsi="Times New Roman" w:cs="Times New Roman"/>
+        </w:rPr>
+        <w:t>license plate scans and QR code fallback validation.</w:t>
+      </w:r>
+    </w:p>
+    <w:p>
+      <w:pPr>
+        <w:pStyle w:val="ListParagraph"/>
+        <w:numPr>
+          <w:ilvl w:val="0"/>
+          <w:numId w:val="35"/>
+        </w:numPr>
+        <w:spacing w:line="480" w:lineRule="auto"/>
+        <w:rPr>
+          <w:rFonts w:ascii="Times New Roman" w:hAnsi="Times New Roman" w:cs="Times New Roman"/>
+        </w:rPr>
+      </w:pPr>
+      <w:r>
+        <w:rPr>
+          <w:rFonts w:ascii="Times New Roman" w:hAnsi="Times New Roman" w:cs="Times New Roman"/>
+        </w:rPr>
+        <w:t>US-B</w:t>
+      </w:r>
+      <w:r>
+        <w:rPr>
+          <w:rFonts w:ascii="Times New Roman" w:hAnsi="Times New Roman" w:cs="Times New Roman"/>
+        </w:rPr>
+        <w:t>1</w:t>
+      </w:r>
+      <w:r>
+        <w:rPr>
+          <w:rFonts w:ascii="Times New Roman" w:hAnsi="Times New Roman" w:cs="Times New Roman"/>
+        </w:rPr>
+        <w:t xml:space="preserve">4: </w:t>
+      </w:r>
+      <w:r>
+        <w:rPr>
+          <w:rFonts w:ascii="Times New Roman" w:hAnsi="Times New Roman" w:cs="Times New Roman"/>
+        </w:rPr>
+        <w:t>Develop automated email notification service for booking confirmations, receipts, and reset links.</w:t>
+      </w:r>
+    </w:p>
+    <w:p>
+      <w:pPr>
+        <w:pStyle w:val="ListParagraph"/>
+        <w:numPr>
+          <w:ilvl w:val="0"/>
+          <w:numId w:val="35"/>
+        </w:numPr>
+        <w:spacing w:line="480" w:lineRule="auto"/>
+        <w:rPr>
+          <w:rFonts w:ascii="Times New Roman" w:hAnsi="Times New Roman" w:cs="Times New Roman"/>
+        </w:rPr>
+      </w:pPr>
+      <w:r>
+        <w:rPr>
+          <w:rFonts w:ascii="Times New Roman" w:hAnsi="Times New Roman" w:cs="Times New Roman"/>
+        </w:rPr>
+        <w:t>US-B</w:t>
+      </w:r>
+      <w:r>
+        <w:rPr>
+          <w:rFonts w:ascii="Times New Roman" w:hAnsi="Times New Roman" w:cs="Times New Roman"/>
+        </w:rPr>
+        <w:t>1</w:t>
+      </w:r>
+      <w:r>
+        <w:rPr>
+          <w:rFonts w:ascii="Times New Roman" w:hAnsi="Times New Roman" w:cs="Times New Roman"/>
+        </w:rPr>
+        <w:t xml:space="preserve">5: </w:t>
+      </w:r>
+      <w:r>
+        <w:rPr>
+          <w:rFonts w:ascii="Times New Roman" w:hAnsi="Times New Roman" w:cs="Times New Roman"/>
+        </w:rPr>
+        <w:t>Implement encrypted data-at-rest storage configuration using AES-256 for sensitive profile details.</w:t>
+      </w:r>
+    </w:p>
+    <w:p>
+      <w:pPr>
+        <w:pStyle w:val="ListParagraph"/>
+        <w:numPr>
+          <w:ilvl w:val="0"/>
+          <w:numId w:val="35"/>
+        </w:numPr>
+        <w:spacing w:line="480" w:lineRule="auto"/>
+        <w:rPr>
+          <w:rFonts w:ascii="Times New Roman" w:hAnsi="Times New Roman" w:cs="Times New Roman"/>
+        </w:rPr>
+      </w:pPr>
+      <w:r>
+        <w:rPr>
+          <w:rFonts w:ascii="Times New Roman" w:hAnsi="Times New Roman" w:cs="Times New Roman"/>
+        </w:rPr>
+        <w:t>US-B</w:t>
+      </w:r>
+      <w:r>
+        <w:rPr>
+          <w:rFonts w:ascii="Times New Roman" w:hAnsi="Times New Roman" w:cs="Times New Roman"/>
+        </w:rPr>
+        <w:t>1</w:t>
+      </w:r>
+      <w:r>
+        <w:rPr>
+          <w:rFonts w:ascii="Times New Roman" w:hAnsi="Times New Roman" w:cs="Times New Roman"/>
+        </w:rPr>
+        <w:t xml:space="preserve">6: </w:t>
+      </w:r>
+      <w:r>
+        <w:rPr>
+          <w:rFonts w:ascii="Times New Roman" w:hAnsi="Times New Roman" w:cs="Times New Roman"/>
+        </w:rPr>
+        <w:t>Build secure audit log</w:t>
+      </w:r>
+      <w:r>
+        <w:rPr>
+          <w:rFonts w:ascii="Times New Roman" w:hAnsi="Times New Roman" w:cs="Times New Roman"/>
+        </w:rPr>
+        <w:t>g</w:t>
+      </w:r>
+      <w:r>
+        <w:rPr>
+          <w:rFonts w:ascii="Times New Roman" w:hAnsi="Times New Roman" w:cs="Times New Roman"/>
+        </w:rPr>
+        <w:t>in</w:t>
+      </w:r>
+      <w:r>
+        <w:rPr>
+          <w:rFonts w:ascii="Times New Roman" w:hAnsi="Times New Roman" w:cs="Times New Roman"/>
+        </w:rPr>
+        <w:t>g</w:t>
+      </w:r>
+      <w:r>
+        <w:rPr>
+          <w:rFonts w:ascii="Times New Roman" w:hAnsi="Times New Roman" w:cs="Times New Roman"/>
+        </w:rPr>
+        <w:t xml:space="preserve"> microservice to record administrative actions and security events.</w:t>
+      </w:r>
+    </w:p>
+    <w:p>
+      <w:pPr>
+        <w:pStyle w:val="ListParagraph"/>
+        <w:numPr>
+          <w:ilvl w:val="0"/>
+          <w:numId w:val="35"/>
+        </w:numPr>
+        <w:spacing w:line="480" w:lineRule="auto"/>
+        <w:rPr>
+          <w:rFonts w:ascii="Times New Roman" w:hAnsi="Times New Roman" w:cs="Times New Roman"/>
+        </w:rPr>
+      </w:pPr>
+      <w:r>
+        <w:rPr>
+          <w:rFonts w:ascii="Times New Roman" w:hAnsi="Times New Roman" w:cs="Times New Roman"/>
+        </w:rPr>
+        <w:t>US-B</w:t>
+      </w:r>
+      <w:r>
+        <w:rPr>
+          <w:rFonts w:ascii="Times New Roman" w:hAnsi="Times New Roman" w:cs="Times New Roman"/>
+        </w:rPr>
+        <w:t>1</w:t>
+      </w:r>
+      <w:r>
+        <w:rPr>
+          <w:rFonts w:ascii="Times New Roman" w:hAnsi="Times New Roman" w:cs="Times New Roman"/>
+        </w:rPr>
+        <w:t xml:space="preserve">7: </w:t>
+      </w:r>
+      <w:r>
+        <w:rPr>
+          <w:rFonts w:ascii="Times New Roman" w:hAnsi="Times New Roman" w:cs="Times New Roman"/>
+        </w:rPr>
+        <w:t>Implement automated database backup and retention scripts for transaction and audit logs.</w:t>
+      </w:r>
+    </w:p>
+    <w:p>
+      <w:pPr>
+        <w:pStyle w:val="Heading3"/>
+        <w:numPr>
+          <w:ilvl w:val="2"/>
+          <w:numId w:val="32"/>
+        </w:numPr>
+        <w:spacing w:line="480" w:lineRule="auto"/>
+        <w:rPr>
+          <w:rFonts w:ascii="Times New Roman" w:hAnsi="Times New Roman" w:cs="Times New Roman"/>
+          <w:color w:val="auto"/>
+        </w:rPr>
+      </w:pPr>
+      <w:r>
+        <w:rPr>
+          <w:rFonts w:ascii="Times New Roman" w:hAnsi="Times New Roman" w:cs="Times New Roman"/>
+          <w:color w:val="auto"/>
+        </w:rPr>
+        <w:t>Reporting Backlog</w:t>
+      </w:r>
+    </w:p>
+    <w:p>
+      <w:pPr>
+        <w:pStyle w:val="ListParagraph"/>
+        <w:numPr>
+          <w:ilvl w:val="0"/>
+          <w:numId w:val="35"/>
+        </w:numPr>
+        <w:spacing w:line="480" w:lineRule="auto"/>
+        <w:rPr>
+          <w:rFonts w:ascii="Times New Roman" w:hAnsi="Times New Roman" w:cs="Times New Roman"/>
+        </w:rPr>
+      </w:pPr>
+      <w:r>
+        <w:rPr>
+          <w:rFonts w:ascii="Times New Roman" w:hAnsi="Times New Roman" w:cs="Times New Roman"/>
+        </w:rPr>
+        <w:t>US-R0</w:t>
+      </w:r>
+      <w:r>
+        <w:rPr>
+          <w:rFonts w:ascii="Times New Roman" w:hAnsi="Times New Roman" w:cs="Times New Roman"/>
+        </w:rPr>
+        <w:t>1:</w:t>
+      </w:r>
+      <w:r>
+        <w:rPr>
+          <w:rFonts w:ascii="Times New Roman" w:hAnsi="Times New Roman" w:cs="Times New Roman"/>
+        </w:rPr>
+        <w:t xml:space="preserve"> </w:t>
+      </w:r>
+      <w:r>
+        <w:rPr>
+          <w:rFonts w:ascii="Times New Roman" w:hAnsi="Times New Roman" w:cs="Times New Roman"/>
+        </w:rPr>
+        <w:t>Build customer monthly expenditure and transaction history report generator.</w:t>
+      </w:r>
+    </w:p>
+    <w:p>
+      <w:pPr>
+        <w:pStyle w:val="ListParagraph"/>
+        <w:numPr>
+          <w:ilvl w:val="0"/>
+          <w:numId w:val="35"/>
+        </w:numPr>
+        <w:spacing w:line="480" w:lineRule="auto"/>
+        <w:rPr>
+          <w:rFonts w:ascii="Times New Roman" w:hAnsi="Times New Roman" w:cs="Times New Roman"/>
+        </w:rPr>
+      </w:pPr>
+      <w:r>
+        <w:rPr>
+          <w:rFonts w:ascii="Times New Roman" w:hAnsi="Times New Roman" w:cs="Times New Roman"/>
+        </w:rPr>
+        <w:t>US-R0</w:t>
+      </w:r>
+      <w:r>
+        <w:rPr>
+          <w:rFonts w:ascii="Times New Roman" w:hAnsi="Times New Roman" w:cs="Times New Roman"/>
+        </w:rPr>
+        <w:t xml:space="preserve">2: </w:t>
+      </w:r>
+      <w:r>
+        <w:rPr>
+          <w:rFonts w:ascii="Times New Roman" w:hAnsi="Times New Roman" w:cs="Times New Roman"/>
+        </w:rPr>
+        <w:t xml:space="preserve">Develop customer parking duration and frequency </w:t>
+      </w:r>
+      <w:r>
+        <w:rPr>
+          <w:rFonts w:ascii="Times New Roman" w:hAnsi="Times New Roman" w:cs="Times New Roman"/>
+        </w:rPr>
+        <w:t xml:space="preserve">analytics summary view. </w:t>
+      </w:r>
+    </w:p>
+    <w:p>
+      <w:pPr>
+        <w:pStyle w:val="ListParagraph"/>
+        <w:numPr>
+          <w:ilvl w:val="0"/>
+          <w:numId w:val="35"/>
+        </w:numPr>
+        <w:spacing w:line="480" w:lineRule="auto"/>
+        <w:rPr>
+          <w:rFonts w:ascii="Times New Roman" w:hAnsi="Times New Roman" w:cs="Times New Roman"/>
+        </w:rPr>
+      </w:pPr>
+      <w:r>
+        <w:rPr>
+          <w:rFonts w:ascii="Times New Roman" w:hAnsi="Times New Roman" w:cs="Times New Roman"/>
+        </w:rPr>
+        <w:t>US-R0</w:t>
+      </w:r>
+      <w:r>
+        <w:rPr>
+          <w:rFonts w:ascii="Times New Roman" w:hAnsi="Times New Roman" w:cs="Times New Roman"/>
+        </w:rPr>
+        <w:t xml:space="preserve">3: </w:t>
+      </w:r>
+      <w:r>
+        <w:rPr>
+          <w:rFonts w:ascii="Times New Roman" w:hAnsi="Times New Roman" w:cs="Times New Roman"/>
+        </w:rPr>
+        <w:t>Create operator daily and weekly revenue generation reporting dashboard.</w:t>
+      </w:r>
+    </w:p>
+    <w:p>
+      <w:pPr>
+        <w:pStyle w:val="ListParagraph"/>
+        <w:numPr>
+          <w:ilvl w:val="0"/>
+          <w:numId w:val="35"/>
+        </w:numPr>
+        <w:spacing w:line="480" w:lineRule="auto"/>
+        <w:rPr>
+          <w:rFonts w:ascii="Times New Roman" w:hAnsi="Times New Roman" w:cs="Times New Roman"/>
+        </w:rPr>
+      </w:pPr>
+      <w:r>
+        <w:rPr>
+          <w:rFonts w:ascii="Times New Roman" w:hAnsi="Times New Roman" w:cs="Times New Roman"/>
+        </w:rPr>
+        <w:t>US-R0</w:t>
+      </w:r>
+      <w:r>
+        <w:rPr>
+          <w:rFonts w:ascii="Times New Roman" w:hAnsi="Times New Roman" w:cs="Times New Roman"/>
+        </w:rPr>
+        <w:t xml:space="preserve">4: </w:t>
+      </w:r>
+      <w:r>
+        <w:rPr>
+          <w:rFonts w:ascii="Times New Roman" w:hAnsi="Times New Roman" w:cs="Times New Roman"/>
+        </w:rPr>
+        <w:t xml:space="preserve">Build operator </w:t>
+      </w:r>
+      <w:r>
+        <w:rPr>
+          <w:rFonts w:ascii="Times New Roman" w:hAnsi="Times New Roman" w:cs="Times New Roman"/>
+        </w:rPr>
+        <w:t xml:space="preserve">peak-hours occupancy utilization trend graph and heat map. </w:t>
+      </w:r>
+    </w:p>
+    <w:p>
+      <w:pPr>
+        <w:pStyle w:val="ListParagraph"/>
+        <w:numPr>
+          <w:ilvl w:val="0"/>
+          <w:numId w:val="35"/>
+        </w:numPr>
+        <w:spacing w:line="480" w:lineRule="auto"/>
+        <w:rPr>
+          <w:rFonts w:ascii="Times New Roman" w:hAnsi="Times New Roman" w:cs="Times New Roman"/>
+        </w:rPr>
+      </w:pPr>
+      <w:r>
+        <w:rPr>
+          <w:rFonts w:ascii="Times New Roman" w:hAnsi="Times New Roman" w:cs="Times New Roman"/>
+        </w:rPr>
+        <w:t>US-R0</w:t>
+      </w:r>
+      <w:r>
+        <w:rPr>
+          <w:rFonts w:ascii="Times New Roman" w:hAnsi="Times New Roman" w:cs="Times New Roman"/>
+        </w:rPr>
+        <w:t>5:</w:t>
+      </w:r>
+      <w:r>
+        <w:rPr>
+          <w:rFonts w:ascii="Times New Roman" w:hAnsi="Times New Roman" w:cs="Times New Roman"/>
+        </w:rPr>
+        <w:t xml:space="preserve"> Implement operator turnover rate and average stay duration metric calculator.</w:t>
+      </w:r>
+    </w:p>
+    <w:p>
+      <w:pPr>
+        <w:pStyle w:val="ListParagraph"/>
+        <w:numPr>
+          <w:ilvl w:val="0"/>
+          <w:numId w:val="35"/>
+        </w:numPr>
+        <w:spacing w:line="480" w:lineRule="auto"/>
+        <w:rPr>
+          <w:rFonts w:ascii="Times New Roman" w:hAnsi="Times New Roman" w:cs="Times New Roman"/>
+        </w:rPr>
+      </w:pPr>
+      <w:r>
+        <w:rPr>
+          <w:rFonts w:ascii="Times New Roman" w:hAnsi="Times New Roman" w:cs="Times New Roman"/>
+        </w:rPr>
+        <w:t>US-R0</w:t>
+      </w:r>
+      <w:r>
+        <w:rPr>
+          <w:rFonts w:ascii="Times New Roman" w:hAnsi="Times New Roman" w:cs="Times New Roman"/>
+        </w:rPr>
+        <w:t xml:space="preserve">6: </w:t>
+      </w:r>
+      <w:r>
+        <w:rPr>
+          <w:rFonts w:ascii="Times New Roman" w:hAnsi="Times New Roman" w:cs="Times New Roman"/>
+        </w:rPr>
+        <w:t>Develop oper</w:t>
+      </w:r>
+      <w:r>
+        <w:rPr>
+          <w:rFonts w:ascii="Times New Roman" w:hAnsi="Times New Roman" w:cs="Times New Roman"/>
+        </w:rPr>
+        <w:t xml:space="preserve">ator </w:t>
+      </w:r>
+      <w:r>
+        <w:rPr>
+          <w:rFonts w:ascii="Times New Roman" w:hAnsi="Times New Roman" w:cs="Times New Roman"/>
+        </w:rPr>
+        <w:t>financial audit report export functionality</w:t>
+      </w:r>
+      <w:r>
+        <w:rPr>
+          <w:rFonts w:ascii="Times New Roman" w:hAnsi="Times New Roman" w:cs="Times New Roman"/>
+        </w:rPr>
+        <w:t xml:space="preserve"> in CSV format.</w:t>
+      </w:r>
+    </w:p>
+    <w:p>
+      <w:pPr>
+        <w:pStyle w:val="ListParagraph"/>
+        <w:numPr>
+          <w:ilvl w:val="0"/>
+          <w:numId w:val="35"/>
+        </w:numPr>
+        <w:spacing w:line="480" w:lineRule="auto"/>
+        <w:rPr>
+          <w:rFonts w:ascii="Times New Roman" w:hAnsi="Times New Roman" w:cs="Times New Roman"/>
+        </w:rPr>
+      </w:pPr>
+      <w:r>
+        <w:rPr>
+          <w:rFonts w:ascii="Times New Roman" w:hAnsi="Times New Roman" w:cs="Times New Roman"/>
+        </w:rPr>
+        <w:t>US-R0</w:t>
+      </w:r>
+      <w:r>
+        <w:rPr>
+          <w:rFonts w:ascii="Times New Roman" w:hAnsi="Times New Roman" w:cs="Times New Roman"/>
+        </w:rPr>
+        <w:t xml:space="preserve">7: </w:t>
+      </w:r>
+      <w:r>
+        <w:rPr>
+          <w:rFonts w:ascii="Times New Roman" w:hAnsi="Times New Roman" w:cs="Times New Roman"/>
+        </w:rPr>
+        <w:t xml:space="preserve">Build operator automated weekly email report scheduling service. </w:t>
+      </w:r>
+    </w:p>
+    <w:p>
+      <w:pPr>
+        <w:pStyle w:val="ListParagraph"/>
+        <w:numPr>
+          <w:ilvl w:val="0"/>
+          <w:numId w:val="35"/>
+        </w:numPr>
+        <w:spacing w:line="480" w:lineRule="auto"/>
+        <w:rPr>
+          <w:rFonts w:ascii="Times New Roman" w:hAnsi="Times New Roman" w:cs="Times New Roman"/>
+        </w:rPr>
+      </w:pPr>
+      <w:r>
+        <w:rPr>
+          <w:rFonts w:ascii="Times New Roman" w:hAnsi="Times New Roman" w:cs="Times New Roman"/>
+        </w:rPr>
+        <w:t>US-R0</w:t>
+      </w:r>
+      <w:r>
+        <w:rPr>
+          <w:rFonts w:ascii="Times New Roman" w:hAnsi="Times New Roman" w:cs="Times New Roman"/>
+        </w:rPr>
+        <w:t xml:space="preserve">8: </w:t>
+      </w:r>
+      <w:r>
+        <w:rPr>
+          <w:rFonts w:ascii="Times New Roman" w:hAnsi="Times New Roman" w:cs="Times New Roman"/>
+        </w:rPr>
+        <w:t>Create operator failed entry and LPR scan exception frequency report.</w:t>
+      </w:r>
+    </w:p>
+    <w:p>
+      <w:pPr>
+        <w:pStyle w:val="ListParagraph"/>
+        <w:numPr>
+          <w:ilvl w:val="0"/>
+          <w:numId w:val="35"/>
+        </w:numPr>
+        <w:spacing w:line="480" w:lineRule="auto"/>
+        <w:rPr>
+          <w:rFonts w:ascii="Times New Roman" w:hAnsi="Times New Roman" w:cs="Times New Roman"/>
+        </w:rPr>
+      </w:pPr>
+      <w:r>
+        <w:rPr>
+          <w:rFonts w:ascii="Times New Roman" w:hAnsi="Times New Roman" w:cs="Times New Roman"/>
+        </w:rPr>
+        <w:t>US-R0</w:t>
+      </w:r>
+      <w:r>
+        <w:rPr>
+          <w:rFonts w:ascii="Times New Roman" w:hAnsi="Times New Roman" w:cs="Times New Roman"/>
+        </w:rPr>
+        <w:t xml:space="preserve">9: </w:t>
+      </w:r>
+      <w:r>
+        <w:rPr>
+          <w:rFonts w:ascii="Times New Roman" w:hAnsi="Times New Roman" w:cs="Times New Roman"/>
+        </w:rPr>
+        <w:t>Develop operator payment dispute and refund tracking summary report.</w:t>
+      </w:r>
+    </w:p>
+    <w:p>
+      <w:pPr>
+        <w:pStyle w:val="ListParagraph"/>
+        <w:numPr>
+          <w:ilvl w:val="0"/>
+          <w:numId w:val="35"/>
+        </w:numPr>
+        <w:spacing w:line="480" w:lineRule="auto"/>
+        <w:rPr>
+          <w:rFonts w:ascii="Times New Roman" w:hAnsi="Times New Roman" w:cs="Times New Roman"/>
+        </w:rPr>
+      </w:pPr>
+      <w:r>
+        <w:rPr>
+          <w:rFonts w:ascii="Times New Roman" w:hAnsi="Times New Roman" w:cs="Times New Roman"/>
+        </w:rPr>
+        <w:lastRenderedPageBreak/>
+        <w:t>US-R</w:t>
+      </w:r>
+      <w:r>
+        <w:rPr>
+          <w:rFonts w:ascii="Times New Roman" w:hAnsi="Times New Roman" w:cs="Times New Roman"/>
+        </w:rPr>
+        <w:t>10:</w:t>
+      </w:r>
+      <w:r>
+        <w:rPr>
+          <w:rFonts w:ascii="Times New Roman" w:hAnsi="Times New Roman" w:cs="Times New Roman"/>
+        </w:rPr>
+        <w:t xml:space="preserve"> Build operator active user growth and retention analytics dashboard.</w:t>
+      </w:r>
+    </w:p>
+    <w:p>
+      <w:pPr>
+        <w:pStyle w:val="ListParagraph"/>
+        <w:numPr>
+          <w:ilvl w:val="0"/>
+          <w:numId w:val="35"/>
+        </w:numPr>
+        <w:spacing w:line="480" w:lineRule="auto"/>
+        <w:rPr>
+          <w:rFonts w:ascii="Times New Roman" w:hAnsi="Times New Roman" w:cs="Times New Roman"/>
+        </w:rPr>
+      </w:pPr>
+      <w:r>
+        <w:rPr>
+          <w:rFonts w:ascii="Times New Roman" w:hAnsi="Times New Roman" w:cs="Times New Roman"/>
+        </w:rPr>
+        <w:t>US-R</w:t>
+      </w:r>
+      <w:r>
+        <w:rPr>
+          <w:rFonts w:ascii="Times New Roman" w:hAnsi="Times New Roman" w:cs="Times New Roman"/>
+        </w:rPr>
+        <w:t>11:</w:t>
+      </w:r>
+      <w:r>
+        <w:rPr>
+          <w:rFonts w:ascii="Times New Roman" w:hAnsi="Times New Roman" w:cs="Times New Roman"/>
+        </w:rPr>
+        <w:t xml:space="preserve"> Create operator promotional discount code usage and redemption </w:t>
+      </w:r>
+      <w:r>
+        <w:rPr>
+          <w:rFonts w:ascii="Times New Roman" w:hAnsi="Times New Roman" w:cs="Times New Roman"/>
+        </w:rPr>
+        <w:t>tracking report.</w:t>
+      </w:r>
+    </w:p>
+    <w:p>
+      <w:pPr>
+        <w:pStyle w:val="ListParagraph"/>
+        <w:numPr>
+          <w:ilvl w:val="0"/>
+          <w:numId w:val="35"/>
+        </w:numPr>
+        <w:spacing w:line="480" w:lineRule="auto"/>
+        <w:rPr>
+          <w:rFonts w:ascii="Times New Roman" w:hAnsi="Times New Roman" w:cs="Times New Roman"/>
+        </w:rPr>
+      </w:pPr>
+      <w:r>
+        <w:rPr>
+          <w:rFonts w:ascii="Times New Roman" w:hAnsi="Times New Roman" w:cs="Times New Roman"/>
+        </w:rPr>
+        <w:t>US-R</w:t>
+      </w:r>
+      <w:r>
+        <w:rPr>
+          <w:rFonts w:ascii="Times New Roman" w:hAnsi="Times New Roman" w:cs="Times New Roman"/>
+        </w:rPr>
+        <w:t>12:</w:t>
+      </w:r>
+      <w:r>
+        <w:rPr>
+          <w:rFonts w:ascii="Times New Roman" w:hAnsi="Times New Roman" w:cs="Times New Roman"/>
+        </w:rPr>
+        <w:t xml:space="preserve"> Develop system performance and API response latency audit reporting view for administrators.</w:t>
+      </w:r>
+      <w:r>
+        <w:rPr>
+          <w:rFonts w:ascii="Times New Roman" w:hAnsi="Times New Roman" w:cs="Times New Roman"/>
+        </w:rPr>
+        <w:t xml:space="preserve"> </w:t>
+      </w:r>
+    </w:p>
+    <w:p>
+      <w:pPr>
+        <w:pStyle w:val="Heading2"/>
+        <w:numPr>
+          <w:ilvl w:val="1"/>
+          <w:numId w:val="32"/>
+        </w:numPr>
+        <w:spacing w:line="480" w:lineRule="auto"/>
+        <w:rPr>
+          <w:rFonts w:ascii="Times New Roman" w:hAnsi="Times New Roman" w:cs="Times New Roman"/>
+          <w:color w:val="000000" w:themeColor="text1"/>
+        </w:rPr>
+      </w:pPr>
+      <w:r>
+        <w:rPr>
+          <w:rFonts w:ascii="Times New Roman" w:hAnsi="Times New Roman" w:cs="Times New Roman"/>
+          <w:color w:val="000000" w:themeColor="text1"/>
+        </w:rPr>
+        <w:t xml:space="preserve"> </w:t>
+      </w:r>
+      <w:r>
+        <w:rPr>
+          <w:rFonts w:ascii="Times New Roman" w:hAnsi="Times New Roman" w:cs="Times New Roman"/>
+          <w:color w:val="000000" w:themeColor="text1"/>
+        </w:rPr>
+        <w:t>Sprint 1 Planning</w:t>
+      </w:r>
+    </w:p>
+    <w:p>
+      <w:pPr>
+        <w:spacing w:line="480" w:lineRule="auto"/>
+        <w:rPr>
+          <w:rFonts w:ascii="Times New Roman" w:hAnsi="Times New Roman" w:cs="Times New Roman"/>
+        </w:rPr>
+      </w:pPr>
+      <w:r>
+        <w:rPr>
+          <w:rFonts w:ascii="Times New Roman" w:hAnsi="Times New Roman" w:cs="Times New Roman"/>
+        </w:rPr>
+        <w:t xml:space="preserve">The initial development iteration (Sprint 1) spans a standard two-week cycle focused </w:t>
+      </w:r>
+      <w:r>
+        <w:rPr>
+          <w:rFonts w:ascii="Times New Roman" w:hAnsi="Times New Roman" w:cs="Times New Roman"/>
+        </w:rPr>
+        <w:t>entirely on establishing foundational security, core login capabilities, and database connectivity. The selected backlog items for Sprint 1 include:</w:t>
+      </w:r>
+    </w:p>
+    <w:p>
+      <w:pPr>
+        <w:pStyle w:val="ListParagraph"/>
+        <w:numPr>
+          <w:ilvl w:val="0"/>
+          <w:numId w:val="35"/>
+        </w:numPr>
+        <w:spacing w:line="480" w:lineRule="auto"/>
+        <w:rPr>
+          <w:rFonts w:ascii="Times New Roman" w:hAnsi="Times New Roman" w:cs="Times New Roman"/>
+        </w:rPr>
+      </w:pPr>
+      <w:r>
+        <w:rPr>
+          <w:rFonts w:ascii="Times New Roman" w:hAnsi="Times New Roman" w:cs="Times New Roman"/>
+        </w:rPr>
+        <w:t>US-L0</w:t>
+      </w:r>
+      <w:r>
+        <w:rPr>
+          <w:rFonts w:ascii="Times New Roman" w:hAnsi="Times New Roman" w:cs="Times New Roman"/>
+        </w:rPr>
+        <w:t>1:</w:t>
+      </w:r>
+      <w:r>
+        <w:rPr>
+          <w:rFonts w:ascii="Times New Roman" w:hAnsi="Times New Roman" w:cs="Times New Roman"/>
+        </w:rPr>
+        <w:t xml:space="preserve"> Implement secure user email and password registration form.</w:t>
+      </w:r>
+    </w:p>
+    <w:p>
+      <w:pPr>
+        <w:pStyle w:val="ListParagraph"/>
+        <w:numPr>
+          <w:ilvl w:val="0"/>
+          <w:numId w:val="35"/>
+        </w:numPr>
+        <w:spacing w:line="480" w:lineRule="auto"/>
+        <w:rPr>
+          <w:rFonts w:ascii="Times New Roman" w:hAnsi="Times New Roman" w:cs="Times New Roman"/>
+        </w:rPr>
+      </w:pPr>
+      <w:r>
+        <w:rPr>
+          <w:rFonts w:ascii="Times New Roman" w:hAnsi="Times New Roman" w:cs="Times New Roman"/>
+        </w:rPr>
+        <w:t>US-L0</w:t>
+      </w:r>
+      <w:r>
+        <w:rPr>
+          <w:rFonts w:ascii="Times New Roman" w:hAnsi="Times New Roman" w:cs="Times New Roman"/>
+        </w:rPr>
+        <w:t>2:</w:t>
+      </w:r>
+      <w:r>
+        <w:rPr>
+          <w:rFonts w:ascii="Times New Roman" w:hAnsi="Times New Roman" w:cs="Times New Roman"/>
+        </w:rPr>
+        <w:t xml:space="preserve"> Develop backend login authentication API endpoint.</w:t>
+      </w:r>
+    </w:p>
+    <w:p>
+      <w:pPr>
+        <w:pStyle w:val="ListParagraph"/>
+        <w:numPr>
+          <w:ilvl w:val="0"/>
+          <w:numId w:val="35"/>
+        </w:numPr>
+        <w:spacing w:line="480" w:lineRule="auto"/>
+        <w:rPr>
+          <w:rFonts w:ascii="Times New Roman" w:hAnsi="Times New Roman" w:cs="Times New Roman"/>
+        </w:rPr>
+      </w:pPr>
+      <w:r>
+        <w:rPr>
+          <w:rFonts w:ascii="Times New Roman" w:hAnsi="Times New Roman" w:cs="Times New Roman"/>
+        </w:rPr>
+        <w:t>US-L0</w:t>
+      </w:r>
+      <w:r>
+        <w:rPr>
+          <w:rFonts w:ascii="Times New Roman" w:hAnsi="Times New Roman" w:cs="Times New Roman"/>
+        </w:rPr>
+        <w:t>3:</w:t>
+      </w:r>
+      <w:r>
+        <w:rPr>
+          <w:rFonts w:ascii="Times New Roman" w:hAnsi="Times New Roman" w:cs="Times New Roman"/>
+        </w:rPr>
+        <w:t xml:space="preserve"> Configure JSON Web Token (</w:t>
+      </w:r>
+      <w:r>
+        <w:rPr>
+          <w:rFonts w:ascii="Times New Roman" w:hAnsi="Times New Roman" w:cs="Times New Roman"/>
+        </w:rPr>
+        <w:t>JWT) session persistence.</w:t>
+      </w:r>
+    </w:p>
+    <w:p>
+      <w:pPr>
+        <w:pStyle w:val="ListParagraph"/>
+        <w:numPr>
+          <w:ilvl w:val="0"/>
+          <w:numId w:val="35"/>
+        </w:numPr>
+        <w:spacing w:line="480" w:lineRule="auto"/>
+        <w:rPr>
+          <w:rFonts w:ascii="Times New Roman" w:hAnsi="Times New Roman" w:cs="Times New Roman"/>
+        </w:rPr>
+      </w:pPr>
+      <w:r>
+        <w:rPr>
+          <w:rFonts w:ascii="Times New Roman" w:hAnsi="Times New Roman" w:cs="Times New Roman"/>
+        </w:rPr>
+        <w:t>US-</w:t>
+      </w:r>
+      <w:r>
+        <w:rPr>
+          <w:rFonts w:ascii="Times New Roman" w:hAnsi="Times New Roman" w:cs="Times New Roman"/>
+        </w:rPr>
+        <w:t>B01:</w:t>
+      </w:r>
+      <w:r>
+        <w:rPr>
+          <w:rFonts w:ascii="Times New Roman" w:hAnsi="Times New Roman" w:cs="Times New Roman"/>
+        </w:rPr>
+        <w:t xml:space="preserve"> Set up core database schema and relational tables.</w:t>
+      </w:r>
+    </w:p>
+    <w:p>
+      <w:pPr>
+        <w:pStyle w:val="ListParagraph"/>
+        <w:numPr>
+          <w:ilvl w:val="0"/>
+          <w:numId w:val="35"/>
+        </w:numPr>
+        <w:spacing w:line="480" w:lineRule="auto"/>
+        <w:rPr>
+          <w:rFonts w:ascii="Times New Roman" w:hAnsi="Times New Roman" w:cs="Times New Roman"/>
+        </w:rPr>
+      </w:pPr>
+      <w:r>
+        <w:rPr>
+          <w:rFonts w:ascii="Times New Roman" w:hAnsi="Times New Roman" w:cs="Times New Roman"/>
+        </w:rPr>
+        <w:t>US-</w:t>
+      </w:r>
+      <w:r>
+        <w:rPr>
+          <w:rFonts w:ascii="Times New Roman" w:hAnsi="Times New Roman" w:cs="Times New Roman"/>
+        </w:rPr>
+        <w:t>B02:</w:t>
+      </w:r>
+      <w:r>
+        <w:rPr>
+          <w:rFonts w:ascii="Times New Roman" w:hAnsi="Times New Roman" w:cs="Times New Roman"/>
+        </w:rPr>
+        <w:t xml:space="preserve"> Implement </w:t>
+      </w:r>
+      <w:r>
+        <w:rPr>
+          <w:rFonts w:ascii="Times New Roman" w:hAnsi="Times New Roman" w:cs="Times New Roman"/>
+        </w:rPr>
+        <w:t>backend RESTful API endpoints for authentication.</w:t>
+      </w:r>
+    </w:p>
+    <w:p>
+      <w:pPr>
+        <w:pStyle w:val="ListParagraph"/>
+        <w:numPr>
+          <w:ilvl w:val="0"/>
+          <w:numId w:val="35"/>
+        </w:numPr>
+        <w:spacing w:line="480" w:lineRule="auto"/>
+        <w:rPr>
+          <w:rFonts w:ascii="Times New Roman" w:hAnsi="Times New Roman" w:cs="Times New Roman"/>
+        </w:rPr>
+      </w:pPr>
+      <w:r>
+        <w:rPr>
+          <w:rFonts w:ascii="Times New Roman" w:hAnsi="Times New Roman" w:cs="Times New Roman"/>
+        </w:rPr>
+        <w:t>US</w:t>
+      </w:r>
+      <w:r>
+        <w:rPr>
+          <w:rFonts w:ascii="Times New Roman" w:hAnsi="Times New Roman" w:cs="Times New Roman"/>
+        </w:rPr>
+        <w:t xml:space="preserve">-U01: </w:t>
+      </w:r>
+      <w:r>
+        <w:rPr>
+          <w:rFonts w:ascii="Times New Roman" w:hAnsi="Times New Roman" w:cs="Times New Roman"/>
+        </w:rPr>
+        <w:t>Create customer dashboard home screen wireframe and UI layout.</w:t>
+      </w:r>
+    </w:p>
+    <w:p>
+      <w:pPr>
+        <w:spacing w:line="480" w:lineRule="auto"/>
+        <w:rPr>
+          <w:rFonts w:ascii="Times New Roman" w:hAnsi="Times New Roman" w:cs="Times New Roman"/>
+        </w:rPr>
+      </w:pPr>
+    </w:p>
+    <w:p>
+      <w:pPr>
+        <w:spacing w:line="480" w:lineRule="auto"/>
+        <w:rPr>
+          <w:rFonts w:ascii="Times New Roman" w:hAnsi="Times New Roman" w:cs="Times New Roman"/>
+        </w:rPr>
+      </w:pPr>
+    </w:p>
+    <w:p>
+      <w:pPr>
+        <w:spacing w:line="480" w:lineRule="auto"/>
+        <w:rPr>
+          <w:rFonts w:ascii="Times New Roman" w:hAnsi="Times New Roman" w:cs="Times New Roman"/>
+        </w:rPr>
+      </w:pPr>
+    </w:p>
+    <w:p>
+      <w:pPr>
+        <w:spacing w:line="480" w:lineRule="auto"/>
+        <w:rPr>
+          <w:rFonts w:ascii="Times New Roman" w:hAnsi="Times New Roman" w:cs="Times New Roman"/>
+        </w:rPr>
+      </w:pPr>
+    </w:p>
+    <w:p>
+      <w:pPr>
+        <w:spacing w:line="480" w:lineRule="auto"/>
+        <w:rPr>
+          <w:rFonts w:ascii="Times New Roman" w:hAnsi="Times New Roman" w:cs="Times New Roman"/>
+        </w:rPr>
+      </w:pPr>
+    </w:p>
     <w:p>
       <w:pPr>
         <w:spacing w:line="480" w:lineRule="auto"/>
@@ -10320,6 +12775,207 @@
           <w:bCs/>
         </w:rPr>
         <w:lastRenderedPageBreak/>
+        <w:t>Sprint 1 Trello Board Configuration</w:t>
+      </w:r>
+    </w:p>
+    <w:p>
+      <w:pPr>
+        <w:keepNext/>
+        <w:spacing w:line="480" w:lineRule="auto"/>
+      </w:pPr>
+      <w:r>
+        <w:rPr>
+          <w:rFonts w:ascii="Times New Roman" w:hAnsi="Times New Roman" w:cs="Times New Roman"/>
+        </w:rPr>
+        <w:drawing>
+          <wp:inline distT="0" distB="0" distL="0" distR="0" wp14:anchorId="7965353B" wp14:editId="3E7389A3">
+            <wp:extent cx="5943600" cy="2735580"/>
+            <wp:effectExtent l="0" t="0" r="0" b="7620"/>
+            <wp:docPr id="400035172" name="Picture 1"/>
+            <wp:cNvGraphicFramePr>
+              <a:graphicFrameLocks xmlns:a="http://schemas.openxmlformats.org/drawingml/2006/main" noChangeAspect="1"/>
+            </wp:cNvGraphicFramePr>
+            <a:graphic xmlns:a="http://schemas.openxmlformats.org/drawingml/2006/main">
+              <a:graphicData uri="http://schemas.openxmlformats.org/drawingml/2006/picture">
+                <pic:pic xmlns:pic="http://schemas.openxmlformats.org/drawingml/2006/picture">
+                  <pic:nvPicPr>
+                    <pic:cNvPr id="400035172" name=""/>
+                    <pic:cNvPicPr/>
+                  </pic:nvPicPr>
+                  <pic:blipFill>
+                    <a:blip r:embed="rId11"/>
+                    <a:stretch>
+                      <a:fillRect/>
+                    </a:stretch>
+                  </pic:blipFill>
+                  <pic:spPr>
+                    <a:xfrm>
+                      <a:off x="0" y="0"/>
+                      <a:ext cx="5943600" cy="2735580"/>
+                    </a:xfrm>
+                    <a:prstGeom prst="rect">
+                      <a:avLst/>
+                    </a:prstGeom>
+                  </pic:spPr>
+                </pic:pic>
+              </a:graphicData>
+            </a:graphic>
+          </wp:inline>
+        </w:drawing>
+      </w:r>
+    </w:p>
+    <w:p>
+      <w:pPr>
+        <w:pStyle w:val="Caption"/>
+        <w:rPr>
+          <w:rFonts w:ascii="Times New Roman" w:hAnsi="Times New Roman" w:cs="Times New Roman"/>
+        </w:rPr>
+      </w:pPr>
+      <w:r>
+        <w:t xml:space="preserve">Figure </w:t>
+      </w:r>
+      <w:r>
+        <w:fldChar w:fldCharType="begin"/>
+      </w:r>
+      <w:r>
+        <w:instrText xml:space="preserve"> SEQ Figure \* ARABIC </w:instrText>
+      </w:r>
+      <w:r>
+        <w:fldChar w:fldCharType="separate"/>
+      </w:r>
+      <w:r>
+        <w:rPr>
+          <w:noProof/>
+        </w:rPr>
+        <w:t>2</w:t>
+      </w:r>
+      <w:r>
+        <w:fldChar w:fldCharType="end"/>
+      </w:r>
+      <w:r>
+        <w:t>illustrates the configured Trello board for Sprint 1, displaying the product backlog, active sprint commitments across the workflow columns, and completed foundational tasks.</w:t>
+      </w:r>
+    </w:p>
+    <w:p>
+      <w:pPr>
+        <w:spacing w:line="480" w:lineRule="auto"/>
+        <w:jc w:val="center"/>
+        <w:rPr>
+          <w:rFonts w:ascii="Times New Roman" w:hAnsi="Times New Roman" w:cs="Times New Roman"/>
+          <w:b/>
+          <w:bCs/>
+        </w:rPr>
+      </w:pPr>
+    </w:p>
+    <w:p>
+      <w:pPr>
+        <w:spacing w:line="480" w:lineRule="auto"/>
+        <w:jc w:val="center"/>
+        <w:rPr>
+          <w:rFonts w:ascii="Times New Roman" w:hAnsi="Times New Roman" w:cs="Times New Roman"/>
+          <w:b/>
+          <w:bCs/>
+        </w:rPr>
+      </w:pPr>
+    </w:p>
+    <w:p>
+      <w:pPr>
+        <w:spacing w:line="480" w:lineRule="auto"/>
+        <w:jc w:val="center"/>
+        <w:rPr>
+          <w:rFonts w:ascii="Times New Roman" w:hAnsi="Times New Roman" w:cs="Times New Roman"/>
+          <w:b/>
+          <w:bCs/>
+        </w:rPr>
+      </w:pPr>
+    </w:p>
+    <w:p>
+      <w:pPr>
+        <w:spacing w:line="480" w:lineRule="auto"/>
+        <w:rPr>
+          <w:rFonts w:ascii="Times New Roman" w:hAnsi="Times New Roman" w:cs="Times New Roman"/>
+          <w:b/>
+          <w:bCs/>
+        </w:rPr>
+      </w:pPr>
+    </w:p>
+    <w:p>
+      <w:pPr>
+        <w:spacing w:line="480" w:lineRule="auto"/>
+        <w:rPr>
+          <w:rFonts w:ascii="Times New Roman" w:hAnsi="Times New Roman" w:cs="Times New Roman"/>
+          <w:b/>
+          <w:bCs/>
+        </w:rPr>
+      </w:pPr>
+    </w:p>
+    <w:p>
+      <w:pPr>
+        <w:spacing w:line="480" w:lineRule="auto"/>
+        <w:rPr>
+          <w:rFonts w:ascii="Times New Roman" w:hAnsi="Times New Roman" w:cs="Times New Roman"/>
+          <w:b/>
+          <w:bCs/>
+        </w:rPr>
+      </w:pPr>
+    </w:p>
+    <w:p>
+      <w:pPr>
+        <w:spacing w:line="480" w:lineRule="auto"/>
+        <w:rPr>
+          <w:rFonts w:ascii="Times New Roman" w:hAnsi="Times New Roman" w:cs="Times New Roman"/>
+          <w:b/>
+          <w:bCs/>
+        </w:rPr>
+      </w:pPr>
+    </w:p>
+    <w:p>
+      <w:pPr>
+        <w:spacing w:line="480" w:lineRule="auto"/>
+        <w:rPr>
+          <w:rFonts w:ascii="Times New Roman" w:hAnsi="Times New Roman" w:cs="Times New Roman"/>
+          <w:b/>
+          <w:bCs/>
+        </w:rPr>
+      </w:pPr>
+    </w:p>
+    <w:p>
+      <w:pPr>
+        <w:spacing w:line="480" w:lineRule="auto"/>
+        <w:rPr>
+          <w:rFonts w:ascii="Times New Roman" w:hAnsi="Times New Roman" w:cs="Times New Roman"/>
+          <w:b/>
+          <w:bCs/>
+        </w:rPr>
+      </w:pPr>
+    </w:p>
+    <w:p>
+      <w:pPr>
+        <w:spacing w:line="480" w:lineRule="auto"/>
+        <w:rPr>
+          <w:rFonts w:ascii="Times New Roman" w:hAnsi="Times New Roman" w:cs="Times New Roman"/>
+          <w:b/>
+          <w:bCs/>
+        </w:rPr>
+      </w:pPr>
+    </w:p>
+    <w:p>
+      <w:pPr>
+        <w:spacing w:line="480" w:lineRule="auto"/>
+        <w:jc w:val="center"/>
+        <w:rPr>
+          <w:rFonts w:ascii="Times New Roman" w:hAnsi="Times New Roman" w:cs="Times New Roman"/>
+          <w:b/>
+          <w:bCs/>
+        </w:rPr>
+      </w:pPr>
+      <w:r>
+        <w:rPr>
+          <w:rFonts w:ascii="Times New Roman" w:hAnsi="Times New Roman" w:cs="Times New Roman"/>
+          <w:b/>
+          <w:bCs/>
+        </w:rPr>
+        <w:lastRenderedPageBreak/>
         <w:t>References</w:t>
       </w:r>
     </w:p>
@@ -10335,7 +12991,7 @@
         <w:rPr>
           <w:rFonts w:ascii="Times New Roman" w:hAnsi="Times New Roman" w:cs="Times New Roman"/>
         </w:rPr>
-        <w:t xml:space="preserve">  Kerzner, H. (2022). Project Management - A Systems Approach to Planning, Scheduling, and Controlling (13th Edition) (Thirteenth edition). John Wiley &amp; Sons.</w:t>
+        <w:t xml:space="preserve"> Kerzner, H. (2022). Project Management - A Systems Approach to Planning, Scheduling, and Controlling (13th Edition) (Thirteenth edition). John Wiley &amp; Sons.</w:t>
       </w:r>
     </w:p>
     <w:p>
@@ -10381,6 +13037,80 @@
         </w:rPr>
         <w:t>Project Management Institute. (2021). The standard for project management and a guide to the project management body of knowledge (PMBOK guide). Project Management Institute.</w:t>
       </w:r>
+    </w:p>
+    <w:p>
+      <w:pPr>
+        <w:spacing w:line="480" w:lineRule="auto"/>
+        <w:ind w:left="720" w:hanging="720"/>
+        <w:rPr>
+          <w:rFonts w:ascii="Times New Roman" w:hAnsi="Times New Roman" w:cs="Times New Roman"/>
+        </w:rPr>
+      </w:pPr>
+      <w:r>
+        <w:rPr>
+          <w:rFonts w:ascii="Times New Roman" w:hAnsi="Times New Roman" w:cs="Times New Roman"/>
+        </w:rPr>
+        <w:t xml:space="preserve">Reddy, A. (2015). The </w:t>
+      </w:r>
+      <w:proofErr w:type="spellStart"/>
+      <w:r>
+        <w:rPr>
+          <w:rFonts w:ascii="Times New Roman" w:hAnsi="Times New Roman" w:cs="Times New Roman"/>
+        </w:rPr>
+        <w:t>Scrumban</w:t>
+      </w:r>
+      <w:proofErr w:type="spellEnd"/>
+      <w:r>
+        <w:rPr>
+          <w:rFonts w:ascii="Times New Roman" w:hAnsi="Times New Roman" w:cs="Times New Roman"/>
+        </w:rPr>
+        <w:t xml:space="preserve"> [R]Evolution:  : Getting the Most Out of Agile, Scrum, and Lean Kanban (1st edition). Addison-Wesley Professional.</w:t>
+      </w:r>
+    </w:p>
+    <w:p>
+      <w:pPr>
+        <w:spacing w:line="480" w:lineRule="auto"/>
+        <w:ind w:left="720" w:hanging="720"/>
+        <w:rPr>
+          <w:rFonts w:ascii="Times New Roman" w:hAnsi="Times New Roman" w:cs="Times New Roman"/>
+        </w:rPr>
+      </w:pPr>
+      <w:r>
+        <w:rPr>
+          <w:rFonts w:ascii="Times New Roman" w:hAnsi="Times New Roman" w:cs="Times New Roman"/>
+        </w:rPr>
+        <w:t xml:space="preserve">  Rubin, K. S. (2013). Essential Scrum : a practical guide to the most popular agile process (1st edition). Pearson ITP.</w:t>
+      </w:r>
+    </w:p>
+    <w:p>
+      <w:pPr>
+        <w:spacing w:line="480" w:lineRule="auto"/>
+        <w:ind w:left="720" w:hanging="720"/>
+        <w:rPr>
+          <w:rFonts w:ascii="Times New Roman" w:hAnsi="Times New Roman" w:cs="Times New Roman"/>
+        </w:rPr>
+      </w:pPr>
+      <w:r>
+        <w:rPr>
+          <w:rFonts w:ascii="Times New Roman" w:hAnsi="Times New Roman" w:cs="Times New Roman"/>
+        </w:rPr>
+        <w:t>Schwaber, K. and Sutherland, J. (2020) The Scrum Guide: The Definitive Guide to Scrum: The Rules of the Game. Scrum.org &amp; Scrum Inc.</w:t>
+      </w:r>
+      <w:r>
+        <w:rPr>
+          <w:rFonts w:ascii="Times New Roman" w:hAnsi="Times New Roman" w:cs="Times New Roman"/>
+        </w:rPr>
+        <w:t xml:space="preserve"> </w:t>
+      </w:r>
+      <w:hyperlink r:id="rId12" w:history="1">
+        <w:r>
+          <w:rPr>
+            <w:rStyle w:val="Hyperlink"/>
+            <w:rFonts w:ascii="Times New Roman" w:hAnsi="Times New Roman" w:cs="Times New Roman"/>
+          </w:rPr>
+          <w:t>https://www.scrumguides.org/scrum-guide.html</w:t>
+        </w:r>
+      </w:hyperlink>
     </w:p>
     <w:p>
       <w:pPr>
@@ -10454,6 +13184,119 @@
 <file path=word/numbering.xml><?xml version="1.0" encoding="utf-8"?>
 <w:numbering xmlns:wpc="http://schemas.microsoft.com/office/word/2010/wordprocessingCanvas" xmlns:cx="http://schemas.microsoft.com/office/drawing/2014/chartex" xmlns:cx1="http://schemas.microsoft.com/office/drawing/2015/9/8/chartex" xmlns:cx2="http://schemas.microsoft.com/office/drawing/2015/10/21/chartex" xmlns:cx3="http://schemas.microsoft.com/office/drawing/2016/5/9/chartex" xmlns:cx4="http://schemas.microsoft.com/office/drawing/2016/5/10/chartex" xmlns:cx5="http://schemas.microsoft.com/office/drawing/2016/5/11/chartex" xmlns:cx6="http://schemas.microsoft.com/office/drawing/2016/5/12/chartex" xmlns:cx7="http://schemas.microsoft.com/office/drawing/2016/5/13/chartex" xmlns:cx8="http://schemas.microsoft.com/office/drawing/2016/5/14/chartex" xmlns:mc="http://schemas.openxmlformats.org/markup-compatibility/2006" xmlns:aink="http://schemas.microsoft.com/office/drawing/2016/ink" xmlns:am3d="http://schemas.microsoft.com/office/drawing/2017/model3d" xmlns:o="urn:schemas-microsoft-com:office:office" xmlns:oel="http://schemas.microsoft.com/office/2019/extlst" xmlns:r="http://schemas.openxmlformats.org/officeDocument/2006/relationships" xmlns:m="http://schemas.openxmlformats.org/officeDocument/2006/math" xmlns:v="urn:schemas-microsoft-com:vml" xmlns:wp14="http://schemas.microsoft.com/office/word/2010/wordprocessingDrawing" xmlns:wp="http://schemas.openxmlformats.org/drawingml/2006/wordprocessingDrawing" xmlns:w10="urn:schemas-microsoft-com:office:word" xmlns:w="http://schemas.openxmlformats.org/wordprocessingml/2006/main" xmlns:w14="http://schemas.microsoft.com/office/word/2010/wordml" xmlns:w15="http://schemas.microsoft.com/office/word/2012/wordml" xmlns:w16cex="http://schemas.microsoft.com/office/word/2018/wordml/cex" xmlns:w16cid="http://schemas.microsoft.com/office/word/2016/wordml/cid" xmlns:w16="http://schemas.microsoft.com/office/word/2018/wordml" xmlns:w16du="http://schemas.microsoft.com/office/word/2023/wordml/word16du" xmlns:w16sdtdh="http://schemas.microsoft.com/office/word/2020/wordml/sdtdatahash" xmlns:w16sdtfl="http://schemas.microsoft.com/office/word/2024/wordml/sdtformatlock" xmlns:w16se="http://schemas.microsoft.com/office/word/2015/wordml/symex" xmlns:wpg="http://schemas.microsoft.com/office/word/2010/wordprocessingGroup" xmlns:wpi="http://schemas.microsoft.com/office/word/2010/wordprocessingInk" xmlns:wne="http://schemas.microsoft.com/office/word/2006/wordml" xmlns:wps="http://schemas.microsoft.com/office/word/2010/wordprocessingShape" mc:Ignorable="w14 w15 w16se w16cid w16 w16cex w16sdtdh w16sdtfl w16du wp14">
   <w:abstractNum w:abstractNumId="0" w15:restartNumberingAfterBreak="0">
+    <w:nsid w:val="02DD0E07"/>
+    <w:multiLevelType w:val="multilevel"/>
+    <w:tmpl w:val="4C70F5B2"/>
+    <w:lvl w:ilvl="0">
+      <w:start w:val="1"/>
+      <w:numFmt w:val="bullet"/>
+      <w:lvlText w:val=""/>
+      <w:lvlJc w:val="left"/>
+      <w:pPr>
+        <w:ind w:left="720" w:hanging="360"/>
+      </w:pPr>
+      <w:rPr>
+        <w:rFonts w:ascii="Symbol" w:eastAsiaTheme="minorHAnsi" w:hAnsi="Symbol" w:cstheme="minorBidi" w:hint="default"/>
+      </w:rPr>
+    </w:lvl>
+    <w:lvl w:ilvl="1">
+      <w:start w:val="1"/>
+      <w:numFmt w:val="decimal"/>
+      <w:lvlText w:val="%1.%2"/>
+      <w:lvlJc w:val="left"/>
+      <w:pPr>
+        <w:ind w:left="720" w:hanging="360"/>
+      </w:pPr>
+      <w:rPr>
+        <w:rFonts w:hint="default"/>
+      </w:rPr>
+    </w:lvl>
+    <w:lvl w:ilvl="2">
+      <w:start w:val="1"/>
+      <w:numFmt w:val="decimal"/>
+      <w:lvlText w:val="%1.%2.%3"/>
+      <w:lvlJc w:val="left"/>
+      <w:pPr>
+        <w:ind w:left="1080" w:hanging="720"/>
+      </w:pPr>
+      <w:rPr>
+        <w:rFonts w:hint="default"/>
+      </w:rPr>
+    </w:lvl>
+    <w:lvl w:ilvl="3">
+      <w:start w:val="1"/>
+      <w:numFmt w:val="decimal"/>
+      <w:lvlText w:val="%1.%2.%3.%4"/>
+      <w:lvlJc w:val="left"/>
+      <w:pPr>
+        <w:ind w:left="1440" w:hanging="1080"/>
+      </w:pPr>
+      <w:rPr>
+        <w:rFonts w:hint="default"/>
+      </w:rPr>
+    </w:lvl>
+    <w:lvl w:ilvl="4">
+      <w:start w:val="1"/>
+      <w:numFmt w:val="decimal"/>
+      <w:lvlText w:val="%1.%2.%3.%4.%5"/>
+      <w:lvlJc w:val="left"/>
+      <w:pPr>
+        <w:ind w:left="1440" w:hanging="1080"/>
+      </w:pPr>
+      <w:rPr>
+        <w:rFonts w:hint="default"/>
+      </w:rPr>
+    </w:lvl>
+    <w:lvl w:ilvl="5">
+      <w:start w:val="1"/>
+      <w:numFmt w:val="decimal"/>
+      <w:lvlText w:val="%1.%2.%3.%4.%5.%6"/>
+      <w:lvlJc w:val="left"/>
+      <w:pPr>
+        <w:ind w:left="1800" w:hanging="1440"/>
+      </w:pPr>
+      <w:rPr>
+        <w:rFonts w:hint="default"/>
+      </w:rPr>
+    </w:lvl>
+    <w:lvl w:ilvl="6">
+      <w:start w:val="1"/>
+      <w:numFmt w:val="decimal"/>
+      <w:lvlText w:val="%1.%2.%3.%4.%5.%6.%7"/>
+      <w:lvlJc w:val="left"/>
+      <w:pPr>
+        <w:ind w:left="1800" w:hanging="1440"/>
+      </w:pPr>
+      <w:rPr>
+        <w:rFonts w:hint="default"/>
+      </w:rPr>
+    </w:lvl>
+    <w:lvl w:ilvl="7">
+      <w:start w:val="1"/>
+      <w:numFmt w:val="decimal"/>
+      <w:lvlText w:val="%1.%2.%3.%4.%5.%6.%7.%8"/>
+      <w:lvlJc w:val="left"/>
+      <w:pPr>
+        <w:ind w:left="2160" w:hanging="1800"/>
+      </w:pPr>
+      <w:rPr>
+        <w:rFonts w:hint="default"/>
+      </w:rPr>
+    </w:lvl>
+    <w:lvl w:ilvl="8">
+      <w:start w:val="1"/>
+      <w:numFmt w:val="decimal"/>
+      <w:lvlText w:val="%1.%2.%3.%4.%5.%6.%7.%8.%9"/>
+      <w:lvlJc w:val="left"/>
+      <w:pPr>
+        <w:ind w:left="2160" w:hanging="1800"/>
+      </w:pPr>
+      <w:rPr>
+        <w:rFonts w:hint="default"/>
+      </w:rPr>
+    </w:lvl>
+  </w:abstractNum>
+  <w:abstractNum w:abstractNumId="1" w15:restartNumberingAfterBreak="0">
     <w:nsid w:val="057C21E3"/>
     <w:multiLevelType w:val="hybridMultilevel"/>
     <w:tmpl w:val="94F26EB8"/>
@@ -10542,7 +13385,7 @@
       </w:pPr>
     </w:lvl>
   </w:abstractNum>
-  <w:abstractNum w:abstractNumId="1" w15:restartNumberingAfterBreak="0">
+  <w:abstractNum w:abstractNumId="2" w15:restartNumberingAfterBreak="0">
     <w:nsid w:val="07200AC1"/>
     <w:multiLevelType w:val="hybridMultilevel"/>
     <w:tmpl w:val="F5FA07A8"/>
@@ -10631,7 +13474,7 @@
       </w:pPr>
     </w:lvl>
   </w:abstractNum>
-  <w:abstractNum w:abstractNumId="2" w15:restartNumberingAfterBreak="0">
+  <w:abstractNum w:abstractNumId="3" w15:restartNumberingAfterBreak="0">
     <w:nsid w:val="0947289A"/>
     <w:multiLevelType w:val="hybridMultilevel"/>
     <w:tmpl w:val="DA50E682"/>
@@ -10720,7 +13563,7 @@
       </w:pPr>
     </w:lvl>
   </w:abstractNum>
-  <w:abstractNum w:abstractNumId="3" w15:restartNumberingAfterBreak="0">
+  <w:abstractNum w:abstractNumId="4" w15:restartNumberingAfterBreak="0">
     <w:nsid w:val="0A905CC9"/>
     <w:multiLevelType w:val="hybridMultilevel"/>
     <w:tmpl w:val="9E42B79A"/>
@@ -10809,7 +13652,120 @@
       </w:pPr>
     </w:lvl>
   </w:abstractNum>
-  <w:abstractNum w:abstractNumId="4" w15:restartNumberingAfterBreak="0">
+  <w:abstractNum w:abstractNumId="5" w15:restartNumberingAfterBreak="0">
+    <w:nsid w:val="0E0D3BE7"/>
+    <w:multiLevelType w:val="multilevel"/>
+    <w:tmpl w:val="8962EBB6"/>
+    <w:lvl w:ilvl="0">
+      <w:start w:val="9"/>
+      <w:numFmt w:val="decimal"/>
+      <w:lvlText w:val="%1"/>
+      <w:lvlJc w:val="left"/>
+      <w:pPr>
+        <w:ind w:left="420" w:hanging="420"/>
+      </w:pPr>
+      <w:rPr>
+        <w:rFonts w:hint="default"/>
+      </w:rPr>
+    </w:lvl>
+    <w:lvl w:ilvl="1">
+      <w:start w:val="1"/>
+      <w:numFmt w:val="decimal"/>
+      <w:lvlText w:val="%1.%2"/>
+      <w:lvlJc w:val="left"/>
+      <w:pPr>
+        <w:ind w:left="420" w:hanging="420"/>
+      </w:pPr>
+      <w:rPr>
+        <w:rFonts w:hint="default"/>
+      </w:rPr>
+    </w:lvl>
+    <w:lvl w:ilvl="2">
+      <w:start w:val="1"/>
+      <w:numFmt w:val="decimal"/>
+      <w:lvlText w:val="%1.%2.%3"/>
+      <w:lvlJc w:val="left"/>
+      <w:pPr>
+        <w:ind w:left="720" w:hanging="720"/>
+      </w:pPr>
+      <w:rPr>
+        <w:rFonts w:hint="default"/>
+      </w:rPr>
+    </w:lvl>
+    <w:lvl w:ilvl="3">
+      <w:start w:val="1"/>
+      <w:numFmt w:val="decimal"/>
+      <w:lvlText w:val="%1.%2.%3.%4"/>
+      <w:lvlJc w:val="left"/>
+      <w:pPr>
+        <w:ind w:left="720" w:hanging="720"/>
+      </w:pPr>
+      <w:rPr>
+        <w:rFonts w:hint="default"/>
+      </w:rPr>
+    </w:lvl>
+    <w:lvl w:ilvl="4">
+      <w:start w:val="1"/>
+      <w:numFmt w:val="decimal"/>
+      <w:lvlText w:val="%1.%2.%3.%4.%5"/>
+      <w:lvlJc w:val="left"/>
+      <w:pPr>
+        <w:ind w:left="1080" w:hanging="1080"/>
+      </w:pPr>
+      <w:rPr>
+        <w:rFonts w:hint="default"/>
+      </w:rPr>
+    </w:lvl>
+    <w:lvl w:ilvl="5">
+      <w:start w:val="1"/>
+      <w:numFmt w:val="decimal"/>
+      <w:lvlText w:val="%1.%2.%3.%4.%5.%6"/>
+      <w:lvlJc w:val="left"/>
+      <w:pPr>
+        <w:ind w:left="1080" w:hanging="1080"/>
+      </w:pPr>
+      <w:rPr>
+        <w:rFonts w:hint="default"/>
+      </w:rPr>
+    </w:lvl>
+    <w:lvl w:ilvl="6">
+      <w:start w:val="1"/>
+      <w:numFmt w:val="decimal"/>
+      <w:lvlText w:val="%1.%2.%3.%4.%5.%6.%7"/>
+      <w:lvlJc w:val="left"/>
+      <w:pPr>
+        <w:ind w:left="1440" w:hanging="1440"/>
+      </w:pPr>
+      <w:rPr>
+        <w:rFonts w:hint="default"/>
+      </w:rPr>
+    </w:lvl>
+    <w:lvl w:ilvl="7">
+      <w:start w:val="1"/>
+      <w:numFmt w:val="decimal"/>
+      <w:lvlText w:val="%1.%2.%3.%4.%5.%6.%7.%8"/>
+      <w:lvlJc w:val="left"/>
+      <w:pPr>
+        <w:ind w:left="1440" w:hanging="1440"/>
+      </w:pPr>
+      <w:rPr>
+        <w:rFonts w:hint="default"/>
+      </w:rPr>
+    </w:lvl>
+    <w:lvl w:ilvl="8">
+      <w:start w:val="1"/>
+      <w:numFmt w:val="decimal"/>
+      <w:lvlText w:val="%1.%2.%3.%4.%5.%6.%7.%8.%9"/>
+      <w:lvlJc w:val="left"/>
+      <w:pPr>
+        <w:ind w:left="1800" w:hanging="1800"/>
+      </w:pPr>
+      <w:rPr>
+        <w:rFonts w:hint="default"/>
+      </w:rPr>
+    </w:lvl>
+  </w:abstractNum>
+  <w:abstractNum w:abstractNumId="6" w15:restartNumberingAfterBreak="0">
     <w:nsid w:val="109E3DD5"/>
     <w:multiLevelType w:val="hybridMultilevel"/>
     <w:tmpl w:val="06D45402"/>
@@ -10898,7 +13854,7 @@
       </w:pPr>
     </w:lvl>
   </w:abstractNum>
-  <w:abstractNum w:abstractNumId="5" w15:restartNumberingAfterBreak="0">
+  <w:abstractNum w:abstractNumId="7" w15:restartNumberingAfterBreak="0">
     <w:nsid w:val="13E614ED"/>
     <w:multiLevelType w:val="hybridMultilevel"/>
     <w:tmpl w:val="0F385812"/>
@@ -11011,7 +13967,7 @@
       </w:rPr>
     </w:lvl>
   </w:abstractNum>
-  <w:abstractNum w:abstractNumId="6" w15:restartNumberingAfterBreak="0">
+  <w:abstractNum w:abstractNumId="8" w15:restartNumberingAfterBreak="0">
     <w:nsid w:val="172E75DF"/>
     <w:multiLevelType w:val="hybridMultilevel"/>
     <w:tmpl w:val="5BD2124E"/>
@@ -11100,7 +14056,7 @@
       </w:pPr>
     </w:lvl>
   </w:abstractNum>
-  <w:abstractNum w:abstractNumId="7" w15:restartNumberingAfterBreak="0">
+  <w:abstractNum w:abstractNumId="9" w15:restartNumberingAfterBreak="0">
     <w:nsid w:val="1B1D5B8E"/>
     <w:multiLevelType w:val="hybridMultilevel"/>
     <w:tmpl w:val="EA9274B0"/>
@@ -11189,7 +14145,120 @@
       </w:pPr>
     </w:lvl>
   </w:abstractNum>
-  <w:abstractNum w:abstractNumId="8" w15:restartNumberingAfterBreak="0">
+  <w:abstractNum w:abstractNumId="10" w15:restartNumberingAfterBreak="0">
+    <w:nsid w:val="1B791D74"/>
+    <w:multiLevelType w:val="hybridMultilevel"/>
+    <w:tmpl w:val="9D484652"/>
+    <w:lvl w:ilvl="0" w:tplc="96C46D18">
+      <w:start w:val="1"/>
+      <w:numFmt w:val="bullet"/>
+      <w:lvlText w:val="-"/>
+      <w:lvlJc w:val="left"/>
+      <w:pPr>
+        <w:ind w:left="720" w:hanging="360"/>
+      </w:pPr>
+      <w:rPr>
+        <w:rFonts w:ascii="Times New Roman" w:eastAsiaTheme="majorEastAsia" w:hAnsi="Times New Roman" w:cs="Times New Roman" w:hint="default"/>
+      </w:rPr>
+    </w:lvl>
+    <w:lvl w:ilvl="1" w:tplc="04090003" w:tentative="1">
+      <w:start w:val="1"/>
+      <w:numFmt w:val="bullet"/>
+      <w:lvlText w:val="o"/>
+      <w:lvlJc w:val="left"/>
+      <w:pPr>
+        <w:ind w:left="1440" w:hanging="360"/>
+      </w:pPr>
+      <w:rPr>
+        <w:rFonts w:ascii="Courier New" w:hAnsi="Courier New" w:cs="Courier New" w:hint="default"/>
+      </w:rPr>
+    </w:lvl>
+    <w:lvl w:ilvl="2" w:tplc="04090005" w:tentative="1">
+      <w:start w:val="1"/>
+      <w:numFmt w:val="bullet"/>
+      <w:lvlText w:val=""/>
+      <w:lvlJc w:val="left"/>
+      <w:pPr>
+        <w:ind w:left="2160" w:hanging="360"/>
+      </w:pPr>
+      <w:rPr>
+        <w:rFonts w:ascii="Wingdings" w:hAnsi="Wingdings" w:hint="default"/>
+      </w:rPr>
+    </w:lvl>
+    <w:lvl w:ilvl="3" w:tplc="04090001" w:tentative="1">
+      <w:start w:val="1"/>
+      <w:numFmt w:val="bullet"/>
+      <w:lvlText w:val=""/>
+      <w:lvlJc w:val="left"/>
+      <w:pPr>
+        <w:ind w:left="2880" w:hanging="360"/>
+      </w:pPr>
+      <w:rPr>
+        <w:rFonts w:ascii="Symbol" w:hAnsi="Symbol" w:hint="default"/>
+      </w:rPr>
+    </w:lvl>
+    <w:lvl w:ilvl="4" w:tplc="04090003" w:tentative="1">
+      <w:start w:val="1"/>
+      <w:numFmt w:val="bullet"/>
+      <w:lvlText w:val="o"/>
+      <w:lvlJc w:val="left"/>
+      <w:pPr>
+        <w:ind w:left="3600" w:hanging="360"/>
+      </w:pPr>
+      <w:rPr>
+        <w:rFonts w:ascii="Courier New" w:hAnsi="Courier New" w:cs="Courier New" w:hint="default"/>
+      </w:rPr>
+    </w:lvl>
+    <w:lvl w:ilvl="5" w:tplc="04090005" w:tentative="1">
+      <w:start w:val="1"/>
+      <w:numFmt w:val="bullet"/>
+      <w:lvlText w:val=""/>
+      <w:lvlJc w:val="left"/>
+      <w:pPr>
+        <w:ind w:left="4320" w:hanging="360"/>
+      </w:pPr>
+      <w:rPr>
+        <w:rFonts w:ascii="Wingdings" w:hAnsi="Wingdings" w:hint="default"/>
+      </w:rPr>
+    </w:lvl>
+    <w:lvl w:ilvl="6" w:tplc="04090001" w:tentative="1">
+      <w:start w:val="1"/>
+      <w:numFmt w:val="bullet"/>
+      <w:lvlText w:val=""/>
+      <w:lvlJc w:val="left"/>
+      <w:pPr>
+        <w:ind w:left="5040" w:hanging="360"/>
+      </w:pPr>
+      <w:rPr>
+        <w:rFonts w:ascii="Symbol" w:hAnsi="Symbol" w:hint="default"/>
+      </w:rPr>
+    </w:lvl>
+    <w:lvl w:ilvl="7" w:tplc="04090003" w:tentative="1">
+      <w:start w:val="1"/>
+      <w:numFmt w:val="bullet"/>
+      <w:lvlText w:val="o"/>
+      <w:lvlJc w:val="left"/>
+      <w:pPr>
+        <w:ind w:left="5760" w:hanging="360"/>
+      </w:pPr>
+      <w:rPr>
+        <w:rFonts w:ascii="Courier New" w:hAnsi="Courier New" w:cs="Courier New" w:hint="default"/>
+      </w:rPr>
+    </w:lvl>
+    <w:lvl w:ilvl="8" w:tplc="04090005" w:tentative="1">
+      <w:start w:val="1"/>
+      <w:numFmt w:val="bullet"/>
+      <w:lvlText w:val=""/>
+      <w:lvlJc w:val="left"/>
+      <w:pPr>
+        <w:ind w:left="6480" w:hanging="360"/>
+      </w:pPr>
+      <w:rPr>
+        <w:rFonts w:ascii="Wingdings" w:hAnsi="Wingdings" w:hint="default"/>
+      </w:rPr>
+    </w:lvl>
+  </w:abstractNum>
+  <w:abstractNum w:abstractNumId="11" w15:restartNumberingAfterBreak="0">
     <w:nsid w:val="1DA570CB"/>
     <w:multiLevelType w:val="hybridMultilevel"/>
     <w:tmpl w:val="B67E9B38"/>
@@ -11278,7 +14347,7 @@
       </w:pPr>
     </w:lvl>
   </w:abstractNum>
-  <w:abstractNum w:abstractNumId="9" w15:restartNumberingAfterBreak="0">
+  <w:abstractNum w:abstractNumId="12" w15:restartNumberingAfterBreak="0">
     <w:nsid w:val="1DE804D9"/>
     <w:multiLevelType w:val="hybridMultilevel"/>
     <w:tmpl w:val="7ED4F53A"/>
@@ -11367,7 +14436,7 @@
       </w:pPr>
     </w:lvl>
   </w:abstractNum>
-  <w:abstractNum w:abstractNumId="10" w15:restartNumberingAfterBreak="0">
+  <w:abstractNum w:abstractNumId="13" w15:restartNumberingAfterBreak="0">
     <w:nsid w:val="1DFA4709"/>
     <w:multiLevelType w:val="multilevel"/>
     <w:tmpl w:val="BF04AA5A"/>
@@ -11480,7 +14549,7 @@
       </w:rPr>
     </w:lvl>
   </w:abstractNum>
-  <w:abstractNum w:abstractNumId="11" w15:restartNumberingAfterBreak="0">
+  <w:abstractNum w:abstractNumId="14" w15:restartNumberingAfterBreak="0">
     <w:nsid w:val="1EE32487"/>
     <w:multiLevelType w:val="hybridMultilevel"/>
     <w:tmpl w:val="987A0524"/>
@@ -11569,7 +14638,7 @@
       </w:pPr>
     </w:lvl>
   </w:abstractNum>
-  <w:abstractNum w:abstractNumId="12" w15:restartNumberingAfterBreak="0">
+  <w:abstractNum w:abstractNumId="15" w15:restartNumberingAfterBreak="0">
     <w:nsid w:val="1FA37870"/>
     <w:multiLevelType w:val="hybridMultilevel"/>
     <w:tmpl w:val="D9540FF0"/>
@@ -11682,7 +14751,7 @@
       </w:rPr>
     </w:lvl>
   </w:abstractNum>
-  <w:abstractNum w:abstractNumId="13" w15:restartNumberingAfterBreak="0">
+  <w:abstractNum w:abstractNumId="16" w15:restartNumberingAfterBreak="0">
     <w:nsid w:val="26E96A39"/>
     <w:multiLevelType w:val="hybridMultilevel"/>
     <w:tmpl w:val="46A0D55E"/>
@@ -11795,7 +14864,7 @@
       </w:rPr>
     </w:lvl>
   </w:abstractNum>
-  <w:abstractNum w:abstractNumId="14" w15:restartNumberingAfterBreak="0">
+  <w:abstractNum w:abstractNumId="17" w15:restartNumberingAfterBreak="0">
     <w:nsid w:val="27094489"/>
     <w:multiLevelType w:val="hybridMultilevel"/>
     <w:tmpl w:val="A4BEB02C"/>
@@ -11884,7 +14953,120 @@
       </w:pPr>
     </w:lvl>
   </w:abstractNum>
-  <w:abstractNum w:abstractNumId="15" w15:restartNumberingAfterBreak="0">
+  <w:abstractNum w:abstractNumId="18" w15:restartNumberingAfterBreak="0">
+    <w:nsid w:val="31471B24"/>
+    <w:multiLevelType w:val="multilevel"/>
+    <w:tmpl w:val="B582C61C"/>
+    <w:lvl w:ilvl="0">
+      <w:start w:val="9"/>
+      <w:numFmt w:val="decimal"/>
+      <w:lvlText w:val="%1"/>
+      <w:lvlJc w:val="left"/>
+      <w:pPr>
+        <w:ind w:left="360" w:hanging="360"/>
+      </w:pPr>
+      <w:rPr>
+        <w:rFonts w:hint="default"/>
+      </w:rPr>
+    </w:lvl>
+    <w:lvl w:ilvl="1">
+      <w:start w:val="1"/>
+      <w:numFmt w:val="decimal"/>
+      <w:lvlText w:val="%1.%2"/>
+      <w:lvlJc w:val="left"/>
+      <w:pPr>
+        <w:ind w:left="360" w:hanging="360"/>
+      </w:pPr>
+      <w:rPr>
+        <w:rFonts w:hint="default"/>
+      </w:rPr>
+    </w:lvl>
+    <w:lvl w:ilvl="2">
+      <w:start w:val="1"/>
+      <w:numFmt w:val="decimal"/>
+      <w:lvlText w:val="%1.%2.%3"/>
+      <w:lvlJc w:val="left"/>
+      <w:pPr>
+        <w:ind w:left="720" w:hanging="720"/>
+      </w:pPr>
+      <w:rPr>
+        <w:rFonts w:hint="default"/>
+      </w:rPr>
+    </w:lvl>
+    <w:lvl w:ilvl="3">
+      <w:start w:val="1"/>
+      <w:numFmt w:val="decimal"/>
+      <w:lvlText w:val="%1.%2.%3.%4"/>
+      <w:lvlJc w:val="left"/>
+      <w:pPr>
+        <w:ind w:left="1080" w:hanging="1080"/>
+      </w:pPr>
+      <w:rPr>
+        <w:rFonts w:hint="default"/>
+      </w:rPr>
+    </w:lvl>
+    <w:lvl w:ilvl="4">
+      <w:start w:val="1"/>
+      <w:numFmt w:val="decimal"/>
+      <w:lvlText w:val="%1.%2.%3.%4.%5"/>
+      <w:lvlJc w:val="left"/>
+      <w:pPr>
+        <w:ind w:left="1080" w:hanging="1080"/>
+      </w:pPr>
+      <w:rPr>
+        <w:rFonts w:hint="default"/>
+      </w:rPr>
+    </w:lvl>
+    <w:lvl w:ilvl="5">
+      <w:start w:val="1"/>
+      <w:numFmt w:val="decimal"/>
+      <w:lvlText w:val="%1.%2.%3.%4.%5.%6"/>
+      <w:lvlJc w:val="left"/>
+      <w:pPr>
+        <w:ind w:left="1440" w:hanging="1440"/>
+      </w:pPr>
+      <w:rPr>
+        <w:rFonts w:hint="default"/>
+      </w:rPr>
+    </w:lvl>
+    <w:lvl w:ilvl="6">
+      <w:start w:val="1"/>
+      <w:numFmt w:val="decimal"/>
+      <w:lvlText w:val="%1.%2.%3.%4.%5.%6.%7"/>
+      <w:lvlJc w:val="left"/>
+      <w:pPr>
+        <w:ind w:left="1440" w:hanging="1440"/>
+      </w:pPr>
+      <w:rPr>
+        <w:rFonts w:hint="default"/>
+      </w:rPr>
+    </w:lvl>
+    <w:lvl w:ilvl="7">
+      <w:start w:val="1"/>
+      <w:numFmt w:val="decimal"/>
+      <w:lvlText w:val="%1.%2.%3.%4.%5.%6.%7.%8"/>
+      <w:lvlJc w:val="left"/>
+      <w:pPr>
+        <w:ind w:left="1800" w:hanging="1800"/>
+      </w:pPr>
+      <w:rPr>
+        <w:rFonts w:hint="default"/>
+      </w:rPr>
+    </w:lvl>
+    <w:lvl w:ilvl="8">
+      <w:start w:val="1"/>
+      <w:numFmt w:val="decimal"/>
+      <w:lvlText w:val="%1.%2.%3.%4.%5.%6.%7.%8.%9"/>
+      <w:lvlJc w:val="left"/>
+      <w:pPr>
+        <w:ind w:left="1800" w:hanging="1800"/>
+      </w:pPr>
+      <w:rPr>
+        <w:rFonts w:hint="default"/>
+      </w:rPr>
+    </w:lvl>
+  </w:abstractNum>
+  <w:abstractNum w:abstractNumId="19" w15:restartNumberingAfterBreak="0">
     <w:nsid w:val="37805C00"/>
     <w:multiLevelType w:val="hybridMultilevel"/>
     <w:tmpl w:val="5B624A40"/>
@@ -11973,7 +15155,7 @@
       </w:pPr>
     </w:lvl>
   </w:abstractNum>
-  <w:abstractNum w:abstractNumId="16" w15:restartNumberingAfterBreak="0">
+  <w:abstractNum w:abstractNumId="20" w15:restartNumberingAfterBreak="0">
     <w:nsid w:val="3D6E74DD"/>
     <w:multiLevelType w:val="hybridMultilevel"/>
     <w:tmpl w:val="8D6870CE"/>
@@ -12062,7 +15244,7 @@
       </w:pPr>
     </w:lvl>
   </w:abstractNum>
-  <w:abstractNum w:abstractNumId="17" w15:restartNumberingAfterBreak="0">
+  <w:abstractNum w:abstractNumId="21" w15:restartNumberingAfterBreak="0">
     <w:nsid w:val="3DA355B9"/>
     <w:multiLevelType w:val="hybridMultilevel"/>
     <w:tmpl w:val="D000420A"/>
@@ -12175,7 +15357,120 @@
       </w:rPr>
     </w:lvl>
   </w:abstractNum>
-  <w:abstractNum w:abstractNumId="18" w15:restartNumberingAfterBreak="0">
+  <w:abstractNum w:abstractNumId="22" w15:restartNumberingAfterBreak="0">
+    <w:nsid w:val="41190EB4"/>
+    <w:multiLevelType w:val="multilevel"/>
+    <w:tmpl w:val="4782C908"/>
+    <w:lvl w:ilvl="0">
+      <w:start w:val="1"/>
+      <w:numFmt w:val="bullet"/>
+      <w:lvlText w:val="-"/>
+      <w:lvlJc w:val="left"/>
+      <w:pPr>
+        <w:ind w:left="1080" w:hanging="360"/>
+      </w:pPr>
+      <w:rPr>
+        <w:rFonts w:ascii="Times New Roman" w:eastAsiaTheme="majorEastAsia" w:hAnsi="Times New Roman" w:cs="Times New Roman" w:hint="default"/>
+      </w:rPr>
+    </w:lvl>
+    <w:lvl w:ilvl="1">
+      <w:start w:val="1"/>
+      <w:numFmt w:val="decimal"/>
+      <w:lvlText w:val="%1.%2"/>
+      <w:lvlJc w:val="left"/>
+      <w:pPr>
+        <w:ind w:left="1080" w:hanging="360"/>
+      </w:pPr>
+      <w:rPr>
+        <w:rFonts w:hint="default"/>
+      </w:rPr>
+    </w:lvl>
+    <w:lvl w:ilvl="2">
+      <w:start w:val="1"/>
+      <w:numFmt w:val="decimal"/>
+      <w:lvlText w:val="%1.%2.%3"/>
+      <w:lvlJc w:val="left"/>
+      <w:pPr>
+        <w:ind w:left="1440" w:hanging="720"/>
+      </w:pPr>
+      <w:rPr>
+        <w:rFonts w:hint="default"/>
+      </w:rPr>
+    </w:lvl>
+    <w:lvl w:ilvl="3">
+      <w:start w:val="1"/>
+      <w:numFmt w:val="decimal"/>
+      <w:lvlText w:val="%1.%2.%3.%4"/>
+      <w:lvlJc w:val="left"/>
+      <w:pPr>
+        <w:ind w:left="1800" w:hanging="1080"/>
+      </w:pPr>
+      <w:rPr>
+        <w:rFonts w:hint="default"/>
+      </w:rPr>
+    </w:lvl>
+    <w:lvl w:ilvl="4">
+      <w:start w:val="1"/>
+      <w:numFmt w:val="decimal"/>
+      <w:lvlText w:val="%1.%2.%3.%4.%5"/>
+      <w:lvlJc w:val="left"/>
+      <w:pPr>
+        <w:ind w:left="1800" w:hanging="1080"/>
+      </w:pPr>
+      <w:rPr>
+        <w:rFonts w:hint="default"/>
+      </w:rPr>
+    </w:lvl>
+    <w:lvl w:ilvl="5">
+      <w:start w:val="1"/>
+      <w:numFmt w:val="decimal"/>
+      <w:lvlText w:val="%1.%2.%3.%4.%5.%6"/>
+      <w:lvlJc w:val="left"/>
+      <w:pPr>
+        <w:ind w:left="2160" w:hanging="1440"/>
+      </w:pPr>
+      <w:rPr>
+        <w:rFonts w:hint="default"/>
+      </w:rPr>
+    </w:lvl>
+    <w:lvl w:ilvl="6">
+      <w:start w:val="1"/>
+      <w:numFmt w:val="decimal"/>
+      <w:lvlText w:val="%1.%2.%3.%4.%5.%6.%7"/>
+      <w:lvlJc w:val="left"/>
+      <w:pPr>
+        <w:ind w:left="2160" w:hanging="1440"/>
+      </w:pPr>
+      <w:rPr>
+        <w:rFonts w:hint="default"/>
+      </w:rPr>
+    </w:lvl>
+    <w:lvl w:ilvl="7">
+      <w:start w:val="1"/>
+      <w:numFmt w:val="decimal"/>
+      <w:lvlText w:val="%1.%2.%3.%4.%5.%6.%7.%8"/>
+      <w:lvlJc w:val="left"/>
+      <w:pPr>
+        <w:ind w:left="2520" w:hanging="1800"/>
+      </w:pPr>
+      <w:rPr>
+        <w:rFonts w:hint="default"/>
+      </w:rPr>
+    </w:lvl>
+    <w:lvl w:ilvl="8">
+      <w:start w:val="1"/>
+      <w:numFmt w:val="decimal"/>
+      <w:lvlText w:val="%1.%2.%3.%4.%5.%6.%7.%8.%9"/>
+      <w:lvlJc w:val="left"/>
+      <w:pPr>
+        <w:ind w:left="2520" w:hanging="1800"/>
+      </w:pPr>
+      <w:rPr>
+        <w:rFonts w:hint="default"/>
+      </w:rPr>
+    </w:lvl>
+  </w:abstractNum>
+  <w:abstractNum w:abstractNumId="23" w15:restartNumberingAfterBreak="0">
     <w:nsid w:val="44D309D0"/>
     <w:multiLevelType w:val="hybridMultilevel"/>
     <w:tmpl w:val="616CFA02"/>
@@ -12264,7 +15559,7 @@
       </w:pPr>
     </w:lvl>
   </w:abstractNum>
-  <w:abstractNum w:abstractNumId="19" w15:restartNumberingAfterBreak="0">
+  <w:abstractNum w:abstractNumId="24" w15:restartNumberingAfterBreak="0">
     <w:nsid w:val="450E6E34"/>
     <w:multiLevelType w:val="hybridMultilevel"/>
     <w:tmpl w:val="45564F82"/>
@@ -12353,7 +15648,7 @@
       </w:pPr>
     </w:lvl>
   </w:abstractNum>
-  <w:abstractNum w:abstractNumId="20" w15:restartNumberingAfterBreak="0">
+  <w:abstractNum w:abstractNumId="25" w15:restartNumberingAfterBreak="0">
     <w:nsid w:val="4F5A7F53"/>
     <w:multiLevelType w:val="hybridMultilevel"/>
     <w:tmpl w:val="085022D8"/>
@@ -12442,7 +15737,7 @@
       </w:pPr>
     </w:lvl>
   </w:abstractNum>
-  <w:abstractNum w:abstractNumId="21" w15:restartNumberingAfterBreak="0">
+  <w:abstractNum w:abstractNumId="26" w15:restartNumberingAfterBreak="0">
     <w:nsid w:val="54A50E7A"/>
     <w:multiLevelType w:val="hybridMultilevel"/>
     <w:tmpl w:val="D8FE04FC"/>
@@ -12531,7 +15826,7 @@
       </w:pPr>
     </w:lvl>
   </w:abstractNum>
-  <w:abstractNum w:abstractNumId="22" w15:restartNumberingAfterBreak="0">
+  <w:abstractNum w:abstractNumId="27" w15:restartNumberingAfterBreak="0">
     <w:nsid w:val="5B953CB5"/>
     <w:multiLevelType w:val="hybridMultilevel"/>
     <w:tmpl w:val="B2807242"/>
@@ -12620,7 +15915,7 @@
       </w:pPr>
     </w:lvl>
   </w:abstractNum>
-  <w:abstractNum w:abstractNumId="23" w15:restartNumberingAfterBreak="0">
+  <w:abstractNum w:abstractNumId="28" w15:restartNumberingAfterBreak="0">
     <w:nsid w:val="6A6F6DE5"/>
     <w:multiLevelType w:val="multilevel"/>
     <w:tmpl w:val="5210BB34"/>
@@ -12741,7 +16036,7 @@
       </w:rPr>
     </w:lvl>
   </w:abstractNum>
-  <w:abstractNum w:abstractNumId="24" w15:restartNumberingAfterBreak="0">
+  <w:abstractNum w:abstractNumId="29" w15:restartNumberingAfterBreak="0">
     <w:nsid w:val="6CE56558"/>
     <w:multiLevelType w:val="multilevel"/>
     <w:tmpl w:val="5F50FAEE"/>
@@ -12854,7 +16149,120 @@
       </w:rPr>
     </w:lvl>
   </w:abstractNum>
-  <w:abstractNum w:abstractNumId="25" w15:restartNumberingAfterBreak="0">
+  <w:abstractNum w:abstractNumId="30" w15:restartNumberingAfterBreak="0">
+    <w:nsid w:val="6E516497"/>
+    <w:multiLevelType w:val="multilevel"/>
+    <w:tmpl w:val="5F4E989C"/>
+    <w:lvl w:ilvl="0">
+      <w:start w:val="1"/>
+      <w:numFmt w:val="decimal"/>
+      <w:lvlText w:val="%1."/>
+      <w:lvlJc w:val="left"/>
+      <w:pPr>
+        <w:ind w:left="1080" w:hanging="360"/>
+      </w:pPr>
+      <w:rPr>
+        <w:rFonts w:ascii="Times New Roman" w:eastAsiaTheme="minorHAnsi" w:hAnsi="Times New Roman" w:cs="Times New Roman"/>
+      </w:rPr>
+    </w:lvl>
+    <w:lvl w:ilvl="1">
+      <w:start w:val="1"/>
+      <w:numFmt w:val="decimal"/>
+      <w:lvlText w:val="%1.%2"/>
+      <w:lvlJc w:val="left"/>
+      <w:pPr>
+        <w:ind w:left="1080" w:hanging="360"/>
+      </w:pPr>
+      <w:rPr>
+        <w:rFonts w:hint="default"/>
+      </w:rPr>
+    </w:lvl>
+    <w:lvl w:ilvl="2">
+      <w:start w:val="1"/>
+      <w:numFmt w:val="decimal"/>
+      <w:lvlText w:val="%1.%2.%3"/>
+      <w:lvlJc w:val="left"/>
+      <w:pPr>
+        <w:ind w:left="1440" w:hanging="720"/>
+      </w:pPr>
+      <w:rPr>
+        <w:rFonts w:hint="default"/>
+      </w:rPr>
+    </w:lvl>
+    <w:lvl w:ilvl="3">
+      <w:start w:val="1"/>
+      <w:numFmt w:val="decimal"/>
+      <w:lvlText w:val="%1.%2.%3.%4"/>
+      <w:lvlJc w:val="left"/>
+      <w:pPr>
+        <w:ind w:left="1800" w:hanging="1080"/>
+      </w:pPr>
+      <w:rPr>
+        <w:rFonts w:hint="default"/>
+      </w:rPr>
+    </w:lvl>
+    <w:lvl w:ilvl="4">
+      <w:start w:val="1"/>
+      <w:numFmt w:val="decimal"/>
+      <w:lvlText w:val="%1.%2.%3.%4.%5"/>
+      <w:lvlJc w:val="left"/>
+      <w:pPr>
+        <w:ind w:left="1800" w:hanging="1080"/>
+      </w:pPr>
+      <w:rPr>
+        <w:rFonts w:hint="default"/>
+      </w:rPr>
+    </w:lvl>
+    <w:lvl w:ilvl="5">
+      <w:start w:val="1"/>
+      <w:numFmt w:val="decimal"/>
+      <w:lvlText w:val="%1.%2.%3.%4.%5.%6"/>
+      <w:lvlJc w:val="left"/>
+      <w:pPr>
+        <w:ind w:left="2160" w:hanging="1440"/>
+      </w:pPr>
+      <w:rPr>
+        <w:rFonts w:hint="default"/>
+      </w:rPr>
+    </w:lvl>
+    <w:lvl w:ilvl="6">
+      <w:start w:val="1"/>
+      <w:numFmt w:val="decimal"/>
+      <w:lvlText w:val="%1.%2.%3.%4.%5.%6.%7"/>
+      <w:lvlJc w:val="left"/>
+      <w:pPr>
+        <w:ind w:left="2160" w:hanging="1440"/>
+      </w:pPr>
+      <w:rPr>
+        <w:rFonts w:hint="default"/>
+      </w:rPr>
+    </w:lvl>
+    <w:lvl w:ilvl="7">
+      <w:start w:val="1"/>
+      <w:numFmt w:val="decimal"/>
+      <w:lvlText w:val="%1.%2.%3.%4.%5.%6.%7.%8"/>
+      <w:lvlJc w:val="left"/>
+      <w:pPr>
+        <w:ind w:left="2520" w:hanging="1800"/>
+      </w:pPr>
+      <w:rPr>
+        <w:rFonts w:hint="default"/>
+      </w:rPr>
+    </w:lvl>
+    <w:lvl w:ilvl="8">
+      <w:start w:val="1"/>
+      <w:numFmt w:val="decimal"/>
+      <w:lvlText w:val="%1.%2.%3.%4.%5.%6.%7.%8.%9"/>
+      <w:lvlJc w:val="left"/>
+      <w:pPr>
+        <w:ind w:left="2520" w:hanging="1800"/>
+      </w:pPr>
+      <w:rPr>
+        <w:rFonts w:hint="default"/>
+      </w:rPr>
+    </w:lvl>
+  </w:abstractNum>
+  <w:abstractNum w:abstractNumId="31" w15:restartNumberingAfterBreak="0">
     <w:nsid w:val="71220348"/>
     <w:multiLevelType w:val="multilevel"/>
     <w:tmpl w:val="020606B4"/>
@@ -12967,7 +16375,7 @@
       </w:rPr>
     </w:lvl>
   </w:abstractNum>
-  <w:abstractNum w:abstractNumId="26" w15:restartNumberingAfterBreak="0">
+  <w:abstractNum w:abstractNumId="32" w15:restartNumberingAfterBreak="0">
     <w:nsid w:val="75017EF3"/>
     <w:multiLevelType w:val="hybridMultilevel"/>
     <w:tmpl w:val="4DB8DCC8"/>
@@ -13056,7 +16464,7 @@
       </w:pPr>
     </w:lvl>
   </w:abstractNum>
-  <w:abstractNum w:abstractNumId="27" w15:restartNumberingAfterBreak="0">
+  <w:abstractNum w:abstractNumId="33" w15:restartNumberingAfterBreak="0">
     <w:nsid w:val="77751DF2"/>
     <w:multiLevelType w:val="hybridMultilevel"/>
     <w:tmpl w:val="573E81CC"/>
@@ -13145,7 +16553,7 @@
       </w:pPr>
     </w:lvl>
   </w:abstractNum>
-  <w:abstractNum w:abstractNumId="28" w15:restartNumberingAfterBreak="0">
+  <w:abstractNum w:abstractNumId="34" w15:restartNumberingAfterBreak="0">
     <w:nsid w:val="7A4861CC"/>
     <w:multiLevelType w:val="hybridMultilevel"/>
     <w:tmpl w:val="AB0099F0"/>
@@ -13235,91 +16643,109 @@
     </w:lvl>
   </w:abstractNum>
   <w:num w:numId="1" w16cid:durableId="1687175333">
+    <w:abstractNumId w:val="28"/>
+  </w:num>
+  <w:num w:numId="2" w16cid:durableId="1123889363">
+    <w:abstractNumId w:val="16"/>
+  </w:num>
+  <w:num w:numId="3" w16cid:durableId="1510481071">
+    <w:abstractNumId w:val="15"/>
+  </w:num>
+  <w:num w:numId="4" w16cid:durableId="1563253168">
+    <w:abstractNumId w:val="11"/>
+  </w:num>
+  <w:num w:numId="5" w16cid:durableId="678195027">
+    <w:abstractNumId w:val="7"/>
+  </w:num>
+  <w:num w:numId="6" w16cid:durableId="283268643">
+    <w:abstractNumId w:val="21"/>
+  </w:num>
+  <w:num w:numId="7" w16cid:durableId="1074473634">
+    <w:abstractNumId w:val="26"/>
+  </w:num>
+  <w:num w:numId="8" w16cid:durableId="1161697224">
+    <w:abstractNumId w:val="3"/>
+  </w:num>
+  <w:num w:numId="9" w16cid:durableId="212277735">
+    <w:abstractNumId w:val="27"/>
+  </w:num>
+  <w:num w:numId="10" w16cid:durableId="439766436">
+    <w:abstractNumId w:val="14"/>
+  </w:num>
+  <w:num w:numId="11" w16cid:durableId="312563913">
+    <w:abstractNumId w:val="32"/>
+  </w:num>
+  <w:num w:numId="12" w16cid:durableId="1647010327">
+    <w:abstractNumId w:val="34"/>
+  </w:num>
+  <w:num w:numId="13" w16cid:durableId="1991473713">
+    <w:abstractNumId w:val="24"/>
+  </w:num>
+  <w:num w:numId="14" w16cid:durableId="1251894008">
+    <w:abstractNumId w:val="33"/>
+  </w:num>
+  <w:num w:numId="15" w16cid:durableId="1041442146">
     <w:abstractNumId w:val="23"/>
   </w:num>
-  <w:num w:numId="2" w16cid:durableId="1123889363">
+  <w:num w:numId="16" w16cid:durableId="418791048">
+    <w:abstractNumId w:val="12"/>
+  </w:num>
+  <w:num w:numId="17" w16cid:durableId="1085760186">
+    <w:abstractNumId w:val="2"/>
+  </w:num>
+  <w:num w:numId="18" w16cid:durableId="1358192540">
+    <w:abstractNumId w:val="6"/>
+  </w:num>
+  <w:num w:numId="19" w16cid:durableId="1318879171">
+    <w:abstractNumId w:val="9"/>
+  </w:num>
+  <w:num w:numId="20" w16cid:durableId="80496529">
+    <w:abstractNumId w:val="4"/>
+  </w:num>
+  <w:num w:numId="21" w16cid:durableId="49043088">
+    <w:abstractNumId w:val="20"/>
+  </w:num>
+  <w:num w:numId="22" w16cid:durableId="2068453958">
+    <w:abstractNumId w:val="8"/>
+  </w:num>
+  <w:num w:numId="23" w16cid:durableId="998968928">
+    <w:abstractNumId w:val="25"/>
+  </w:num>
+  <w:num w:numId="24" w16cid:durableId="685669520">
+    <w:abstractNumId w:val="19"/>
+  </w:num>
+  <w:num w:numId="25" w16cid:durableId="106121504">
+    <w:abstractNumId w:val="1"/>
+  </w:num>
+  <w:num w:numId="26" w16cid:durableId="1721325383">
+    <w:abstractNumId w:val="17"/>
+  </w:num>
+  <w:num w:numId="27" w16cid:durableId="401832823">
+    <w:abstractNumId w:val="29"/>
+  </w:num>
+  <w:num w:numId="28" w16cid:durableId="815996807">
+    <w:abstractNumId w:val="31"/>
+  </w:num>
+  <w:num w:numId="29" w16cid:durableId="1521311794">
     <w:abstractNumId w:val="13"/>
   </w:num>
-  <w:num w:numId="3" w16cid:durableId="1510481071">
-    <w:abstractNumId w:val="12"/>
+  <w:num w:numId="30" w16cid:durableId="1232740094">
+    <w:abstractNumId w:val="18"/>
   </w:num>
-  <w:num w:numId="4" w16cid:durableId="1563253168">
-    <w:abstractNumId w:val="8"/>
+  <w:num w:numId="31" w16cid:durableId="940332910">
+    <w:abstractNumId w:val="30"/>
   </w:num>
-  <w:num w:numId="5" w16cid:durableId="678195027">
+  <w:num w:numId="32" w16cid:durableId="677270660">
     <w:abstractNumId w:val="5"/>
   </w:num>
-  <w:num w:numId="6" w16cid:durableId="283268643">
-    <w:abstractNumId w:val="17"/>
+  <w:num w:numId="33" w16cid:durableId="1461537198">
+    <w:abstractNumId w:val="10"/>
   </w:num>
-  <w:num w:numId="7" w16cid:durableId="1074473634">
-    <w:abstractNumId w:val="21"/>
-  </w:num>
-  <w:num w:numId="8" w16cid:durableId="1161697224">
-    <w:abstractNumId w:val="2"/>
-  </w:num>
-  <w:num w:numId="9" w16cid:durableId="212277735">
+  <w:num w:numId="34" w16cid:durableId="855771520">
     <w:abstractNumId w:val="22"/>
   </w:num>
-  <w:num w:numId="10" w16cid:durableId="439766436">
-    <w:abstractNumId w:val="11"/>
-  </w:num>
-  <w:num w:numId="11" w16cid:durableId="312563913">
-    <w:abstractNumId w:val="26"/>
-  </w:num>
-  <w:num w:numId="12" w16cid:durableId="1647010327">
-    <w:abstractNumId w:val="28"/>
-  </w:num>
-  <w:num w:numId="13" w16cid:durableId="1991473713">
-    <w:abstractNumId w:val="19"/>
-  </w:num>
-  <w:num w:numId="14" w16cid:durableId="1251894008">
-    <w:abstractNumId w:val="27"/>
-  </w:num>
-  <w:num w:numId="15" w16cid:durableId="1041442146">
-    <w:abstractNumId w:val="18"/>
-  </w:num>
-  <w:num w:numId="16" w16cid:durableId="418791048">
-    <w:abstractNumId w:val="9"/>
-  </w:num>
-  <w:num w:numId="17" w16cid:durableId="1085760186">
-    <w:abstractNumId w:val="1"/>
-  </w:num>
-  <w:num w:numId="18" w16cid:durableId="1358192540">
-    <w:abstractNumId w:val="4"/>
-  </w:num>
-  <w:num w:numId="19" w16cid:durableId="1318879171">
-    <w:abstractNumId w:val="7"/>
-  </w:num>
-  <w:num w:numId="20" w16cid:durableId="80496529">
-    <w:abstractNumId w:val="3"/>
-  </w:num>
-  <w:num w:numId="21" w16cid:durableId="49043088">
-    <w:abstractNumId w:val="16"/>
-  </w:num>
-  <w:num w:numId="22" w16cid:durableId="2068453958">
-    <w:abstractNumId w:val="6"/>
-  </w:num>
-  <w:num w:numId="23" w16cid:durableId="998968928">
-    <w:abstractNumId w:val="20"/>
-  </w:num>
-  <w:num w:numId="24" w16cid:durableId="685669520">
-    <w:abstractNumId w:val="15"/>
-  </w:num>
-  <w:num w:numId="25" w16cid:durableId="106121504">
+  <w:num w:numId="35" w16cid:durableId="1105031419">
     <w:abstractNumId w:val="0"/>
-  </w:num>
-  <w:num w:numId="26" w16cid:durableId="1721325383">
-    <w:abstractNumId w:val="14"/>
-  </w:num>
-  <w:num w:numId="27" w16cid:durableId="401832823">
-    <w:abstractNumId w:val="24"/>
-  </w:num>
-  <w:num w:numId="28" w16cid:durableId="815996807">
-    <w:abstractNumId w:val="25"/>
-  </w:num>
-  <w:num w:numId="29" w16cid:durableId="1521311794">
-    <w:abstractNumId w:val="10"/>
   </w:num>
 </w:numbering>
 </file>
@@ -13774,7 +17200,6 @@
     <w:next w:val="Normal"/>
     <w:link w:val="Heading3Char"/>
     <w:uiPriority w:val="9"/>
-    <w:semiHidden/>
     <w:unhideWhenUsed/>
     <w:qFormat/>
     <w:rsid w:val="002A52DA"/>
@@ -13981,7 +17406,6 @@
     <w:basedOn w:val="DefaultParagraphFont"/>
     <w:link w:val="Heading3"/>
     <w:uiPriority w:val="9"/>
-    <w:semiHidden/>
     <w:rsid w:val="002A52DA"/>
     <w:rPr>
       <w:rFonts w:eastAsiaTheme="majorEastAsia" w:cstheme="majorBidi"/>
@@ -14376,6 +17800,18 @@
       <w:szCs w:val="18"/>
     </w:rPr>
   </w:style>
+  <w:style w:type="character" w:styleId="UnresolvedMention">
+    <w:name w:val="Unresolved Mention"/>
+    <w:basedOn w:val="DefaultParagraphFont"/>
+    <w:uiPriority w:val="99"/>
+    <w:semiHidden/>
+    <w:unhideWhenUsed/>
+    <w:rsid w:val="007A132F"/>
+    <w:rPr>
+      <w:color w:val="605E5C"/>
+      <w:shd w:val="clear" w:color="auto" w:fill="E1DFDD"/>
+    </w:rPr>
+  </w:style>
 </w:styles>
 </file>
 

--- a/Homework 1.docx
+++ b/Homework 1.docx
@@ -4696,14 +4696,7 @@
         <w:rPr>
           <w:rFonts w:ascii="Times New Roman" w:hAnsi="Times New Roman" w:cs="Times New Roman"/>
         </w:rPr>
-        <w:t xml:space="preserve"> are utilized for live inventory updates so that map </w:t>
-      </w:r>
-      <w:proofErr w:type="spellStart"/>
-      <w:r>
-        <w:rPr>
-          <w:rFonts w:ascii="Times New Roman" w:hAnsi="Times New Roman" w:cs="Times New Roman"/>
-        </w:rPr>
-        <w:t>ma</w:t>
+        <w:t xml:space="preserve"> are utilized for live inventory updates so that map ma</w:t>
       </w:r>
       <w:r>
         <w:rPr>
@@ -4715,14 +4708,7 @@
         <w:rPr>
           <w:rFonts w:ascii="Times New Roman" w:hAnsi="Times New Roman" w:cs="Times New Roman"/>
         </w:rPr>
-        <w:t>kers</w:t>
-      </w:r>
-      <w:proofErr w:type="spellEnd"/>
-      <w:r>
-        <w:rPr>
-          <w:rFonts w:ascii="Times New Roman" w:hAnsi="Times New Roman" w:cs="Times New Roman"/>
-        </w:rPr>
-        <w:t xml:space="preserve"> and spot availability</w:t>
+        <w:t>kers and spot availability</w:t>
       </w:r>
       <w:r>
         <w:rPr>
@@ -8548,14 +8534,12 @@
                 <w:rFonts w:ascii="Times New Roman" w:hAnsi="Times New Roman" w:cs="Times New Roman"/>
               </w:rPr>
             </w:pPr>
-            <w:proofErr w:type="spellStart"/>
             <w:r>
               <w:rPr>
                 <w:rFonts w:ascii="Times New Roman" w:hAnsi="Times New Roman" w:cs="Times New Roman"/>
               </w:rPr>
               <w:t>SpotHero</w:t>
             </w:r>
-            <w:proofErr w:type="spellEnd"/>
           </w:p>
         </w:tc>
         <w:tc>
@@ -9075,24 +9059,14 @@
                             <w:r>
                               <w:t xml:space="preserve">Figure </w:t>
                             </w:r>
-                            <w:r>
-                              <w:fldChar w:fldCharType="begin"/>
-                            </w:r>
-                            <w:r>
-                              <w:instrText xml:space="preserve"> SEQ Figure \* ARABIC </w:instrText>
-                            </w:r>
-                            <w:r>
-                              <w:fldChar w:fldCharType="separate"/>
-                            </w:r>
-                            <w:r>
-                              <w:rPr>
-                                <w:noProof/>
-                              </w:rPr>
-                              <w:t>1</w:t>
-                            </w:r>
-                            <w:r>
-                              <w:fldChar w:fldCharType="end"/>
-                            </w:r>
+                            <w:fldSimple w:instr=" SEQ Figure \* ARABIC ">
+                              <w:r>
+                                <w:rPr>
+                                  <w:noProof/>
+                                </w:rPr>
+                                <w:t>1</w:t>
+                              </w:r>
+                            </w:fldSimple>
                             <w:r>
                               <w:t xml:space="preserve">: </w:t>
                             </w:r>
@@ -9127,15 +9101,7 @@
                               <w:t>Level 1 (total program scope), Level 2 (six core functional component</w:t>
                             </w:r>
                             <w:r>
-                              <w:t xml:space="preserve">s), and Level 3 (underlying </w:t>
-                            </w:r>
-                            <w:proofErr w:type="spellStart"/>
-                            <w:r>
-                              <w:t>tak</w:t>
-                            </w:r>
-                            <w:proofErr w:type="spellEnd"/>
-                            <w:r>
-                              <w:t xml:space="preserve"> pack</w:t>
+                              <w:t>s), and Level 3 (underlying tak pack</w:t>
                             </w:r>
                             <w:r>
                               <w:t>ages).</w:t>
@@ -9175,24 +9141,14 @@
                       <w:r>
                         <w:t xml:space="preserve">Figure </w:t>
                       </w:r>
-                      <w:r>
-                        <w:fldChar w:fldCharType="begin"/>
-                      </w:r>
-                      <w:r>
-                        <w:instrText xml:space="preserve"> SEQ Figure \* ARABIC </w:instrText>
-                      </w:r>
-                      <w:r>
-                        <w:fldChar w:fldCharType="separate"/>
-                      </w:r>
-                      <w:r>
-                        <w:rPr>
-                          <w:noProof/>
-                        </w:rPr>
-                        <w:t>1</w:t>
-                      </w:r>
-                      <w:r>
-                        <w:fldChar w:fldCharType="end"/>
-                      </w:r>
+                      <w:fldSimple w:instr=" SEQ Figure \* ARABIC ">
+                        <w:r>
+                          <w:rPr>
+                            <w:noProof/>
+                          </w:rPr>
+                          <w:t>1</w:t>
+                        </w:r>
+                      </w:fldSimple>
                       <w:r>
                         <w:t xml:space="preserve">: </w:t>
                       </w:r>
@@ -9227,15 +9183,7 @@
                         <w:t>Level 1 (total program scope), Level 2 (six core functional component</w:t>
                       </w:r>
                       <w:r>
-                        <w:t xml:space="preserve">s), and Level 3 (underlying </w:t>
-                      </w:r>
-                      <w:proofErr w:type="spellStart"/>
-                      <w:r>
-                        <w:t>tak</w:t>
-                      </w:r>
-                      <w:proofErr w:type="spellEnd"/>
-                      <w:r>
-                        <w:t xml:space="preserve"> pack</w:t>
+                        <w:t>s), and Level 3 (underlying tak pack</w:t>
                       </w:r>
                       <w:r>
                         <w:t>ages).</w:t>
@@ -10968,13 +10916,7 @@
         <w:rPr>
           <w:rFonts w:ascii="Times New Roman" w:hAnsi="Times New Roman" w:cs="Times New Roman"/>
         </w:rPr>
-        <w:t xml:space="preserve">US-L06: Implement </w:t>
-      </w:r>
-      <w:r>
-        <w:rPr>
-          <w:rFonts w:ascii="Times New Roman" w:hAnsi="Times New Roman" w:cs="Times New Roman"/>
-        </w:rPr>
-        <w:t>account lockout and rate-limiting protocols after consecutive failed attempts.</w:t>
+        <w:t>US-L06: Implement account lockout and rate-limiting protocols after consecutive failed attempts.</w:t>
       </w:r>
     </w:p>
     <w:p>
@@ -11096,13 +11038,7 @@
         <w:rPr>
           <w:rFonts w:ascii="Times New Roman" w:hAnsi="Times New Roman" w:cs="Times New Roman"/>
         </w:rPr>
-        <w:t>US-U0</w:t>
-      </w:r>
-      <w:r>
-        <w:rPr>
-          <w:rFonts w:ascii="Times New Roman" w:hAnsi="Times New Roman" w:cs="Times New Roman"/>
-        </w:rPr>
-        <w:t xml:space="preserve">3: Design detailed garage view screen showing live spot availability and hourly pricing rates. </w:t>
+        <w:t xml:space="preserve">US-U03: Design detailed garage view screen showing live spot availability and hourly pricing rates. </w:t>
       </w:r>
     </w:p>
     <w:p>
@@ -11121,13 +11057,7 @@
         <w:rPr>
           <w:rFonts w:ascii="Times New Roman" w:hAnsi="Times New Roman" w:cs="Times New Roman"/>
         </w:rPr>
-        <w:t>US-U0</w:t>
-      </w:r>
-      <w:r>
-        <w:rPr>
-          <w:rFonts w:ascii="Times New Roman" w:hAnsi="Times New Roman" w:cs="Times New Roman"/>
-        </w:rPr>
-        <w:t>4: Develop vehicle profile management screen for adding, editing, and deleting registered user cars.</w:t>
+        <w:t>US-U04: Develop vehicle profile management screen for adding, editing, and deleting registered user cars.</w:t>
       </w:r>
     </w:p>
     <w:p>
@@ -11146,13 +11076,7 @@
         <w:rPr>
           <w:rFonts w:ascii="Times New Roman" w:hAnsi="Times New Roman" w:cs="Times New Roman"/>
         </w:rPr>
-        <w:t>US-U0</w:t>
-      </w:r>
-      <w:r>
-        <w:rPr>
-          <w:rFonts w:ascii="Times New Roman" w:hAnsi="Times New Roman" w:cs="Times New Roman"/>
-        </w:rPr>
-        <w:t xml:space="preserve">5: Create payment method management screen for securely saving </w:t>
+        <w:t xml:space="preserve">US-U05: Create payment method management screen for securely saving </w:t>
       </w:r>
       <w:r>
         <w:rPr>
@@ -11177,13 +11101,7 @@
         <w:rPr>
           <w:rFonts w:ascii="Times New Roman" w:hAnsi="Times New Roman" w:cs="Times New Roman"/>
         </w:rPr>
-        <w:t>US-U0</w:t>
-      </w:r>
-      <w:r>
-        <w:rPr>
-          <w:rFonts w:ascii="Times New Roman" w:hAnsi="Times New Roman" w:cs="Times New Roman"/>
-        </w:rPr>
-        <w:t>6: Build reservation  checkout and confirmation review screen with summary pricing details</w:t>
+        <w:t>US-U06: Build reservation  checkout and confirmation review screen with summary pricing details</w:t>
       </w:r>
       <w:r>
         <w:rPr>
@@ -11531,13 +11449,57 @@
         <w:rPr>
           <w:rFonts w:ascii="Times New Roman" w:hAnsi="Times New Roman" w:cs="Times New Roman"/>
         </w:rPr>
+        <w:t>US-B02: Implement backend RESTful API endpoints for user registration, authentication, and token validation.</w:t>
+      </w:r>
+    </w:p>
+    <w:p>
+      <w:pPr>
+        <w:pStyle w:val="ListParagraph"/>
+        <w:numPr>
+          <w:ilvl w:val="0"/>
+          <w:numId w:val="35"/>
+        </w:numPr>
+        <w:spacing w:line="480" w:lineRule="auto"/>
+        <w:rPr>
+          <w:rFonts w:ascii="Times New Roman" w:hAnsi="Times New Roman" w:cs="Times New Roman"/>
+        </w:rPr>
+      </w:pPr>
+      <w:r>
+        <w:rPr>
+          <w:rFonts w:ascii="Times New Roman" w:hAnsi="Times New Roman" w:cs="Times New Roman"/>
+        </w:rPr>
+        <w:t>US-B03</w:t>
+      </w:r>
+      <w:r>
+        <w:rPr>
+          <w:rFonts w:ascii="Times New Roman" w:hAnsi="Times New Roman" w:cs="Times New Roman"/>
+        </w:rPr>
+        <w:t>: Develop authorization middleware enforcing Role-Based Access Control (RBAC) separating customer and operator endpoints.</w:t>
+      </w:r>
+    </w:p>
+    <w:p>
+      <w:pPr>
+        <w:pStyle w:val="ListParagraph"/>
+        <w:numPr>
+          <w:ilvl w:val="0"/>
+          <w:numId w:val="35"/>
+        </w:numPr>
+        <w:spacing w:line="480" w:lineRule="auto"/>
+        <w:rPr>
+          <w:rFonts w:ascii="Times New Roman" w:hAnsi="Times New Roman" w:cs="Times New Roman"/>
+        </w:rPr>
+      </w:pPr>
+      <w:r>
+        <w:rPr>
+          <w:rFonts w:ascii="Times New Roman" w:hAnsi="Times New Roman" w:cs="Times New Roman"/>
+        </w:rPr>
         <w:t>US-B0</w:t>
       </w:r>
       <w:r>
         <w:rPr>
           <w:rFonts w:ascii="Times New Roman" w:hAnsi="Times New Roman" w:cs="Times New Roman"/>
         </w:rPr>
-        <w:t>2: Implement backend RESTful API endpoints for user registration, authentication, and token validation.</w:t>
+        <w:t>4: Build backend reservation management service to handle creating, modifications, and cancellation logic.</w:t>
       </w:r>
     </w:p>
     <w:p>
@@ -11562,13 +11524,7 @@
         <w:rPr>
           <w:rFonts w:ascii="Times New Roman" w:hAnsi="Times New Roman" w:cs="Times New Roman"/>
         </w:rPr>
-        <w:t>3</w:t>
-      </w:r>
-      <w:r>
-        <w:rPr>
-          <w:rFonts w:ascii="Times New Roman" w:hAnsi="Times New Roman" w:cs="Times New Roman"/>
-        </w:rPr>
-        <w:t>: Develop authorization middleware enforcing Role-Based Access Control (RBAC) separating customer and operator endpoints.</w:t>
+        <w:t>5: Implement automated five-minute temporary spot holding logic during checkout to prevent double-booking.</w:t>
       </w:r>
     </w:p>
     <w:p>
@@ -11593,7 +11549,7 @@
         <w:rPr>
           <w:rFonts w:ascii="Times New Roman" w:hAnsi="Times New Roman" w:cs="Times New Roman"/>
         </w:rPr>
-        <w:t>4: Build backend reservation management service to handle creating, modifications, and cancellation logic.</w:t>
+        <w:t>6: Integrate third-party payment gateway API (such as Stripe) for secure tokenized card processing.</w:t>
       </w:r>
     </w:p>
     <w:p>
@@ -11618,7 +11574,7 @@
         <w:rPr>
           <w:rFonts w:ascii="Times New Roman" w:hAnsi="Times New Roman" w:cs="Times New Roman"/>
         </w:rPr>
-        <w:t>5: Implement automated five-minute temporary spot holding logic during checkout to prevent double-booking.</w:t>
+        <w:t xml:space="preserve">7: Develop webhook handler for asynchronous payment success, failure, and refund notifications. </w:t>
       </w:r>
     </w:p>
     <w:p>
@@ -11643,7 +11599,7 @@
         <w:rPr>
           <w:rFonts w:ascii="Times New Roman" w:hAnsi="Times New Roman" w:cs="Times New Roman"/>
         </w:rPr>
-        <w:t>6: Integrate third-party payment gateway API (such as Stripe) for secure tokenized card processing.</w:t>
+        <w:t>8: Build real-time occupancy synchronization service to update available spot counts instantly.</w:t>
       </w:r>
     </w:p>
     <w:p>
@@ -11668,7 +11624,13 @@
         <w:rPr>
           <w:rFonts w:ascii="Times New Roman" w:hAnsi="Times New Roman" w:cs="Times New Roman"/>
         </w:rPr>
-        <w:t xml:space="preserve">7: Develop webhook handler for asynchronous payment success, failure, and refund notifications. </w:t>
+        <w:t xml:space="preserve">9: </w:t>
+      </w:r>
+      <w:r>
+        <w:rPr>
+          <w:rFonts w:ascii="Times New Roman" w:hAnsi="Times New Roman" w:cs="Times New Roman"/>
+        </w:rPr>
+        <w:t>Implement WebSocket server architecture to push live inventory and occupancy updates to client screens.</w:t>
       </w:r>
     </w:p>
     <w:p>
@@ -11687,13 +11649,19 @@
         <w:rPr>
           <w:rFonts w:ascii="Times New Roman" w:hAnsi="Times New Roman" w:cs="Times New Roman"/>
         </w:rPr>
-        <w:t>US-B0</w:t>
-      </w:r>
-      <w:r>
-        <w:rPr>
-          <w:rFonts w:ascii="Times New Roman" w:hAnsi="Times New Roman" w:cs="Times New Roman"/>
-        </w:rPr>
-        <w:t>8: Build real-time occupancy synchronization service to update available spot counts instantly.</w:t>
+        <w:t>US-B</w:t>
+      </w:r>
+      <w:r>
+        <w:rPr>
+          <w:rFonts w:ascii="Times New Roman" w:hAnsi="Times New Roman" w:cs="Times New Roman"/>
+        </w:rPr>
+        <w:t xml:space="preserve">10: </w:t>
+      </w:r>
+      <w:r>
+        <w:rPr>
+          <w:rFonts w:ascii="Times New Roman" w:hAnsi="Times New Roman" w:cs="Times New Roman"/>
+        </w:rPr>
+        <w:t xml:space="preserve">Develop Automated License Plate Recognition (ALPR) image processing verification backend service. </w:t>
       </w:r>
     </w:p>
     <w:p>
@@ -11712,81 +11680,13 @@
         <w:rPr>
           <w:rFonts w:ascii="Times New Roman" w:hAnsi="Times New Roman" w:cs="Times New Roman"/>
         </w:rPr>
-        <w:t>US-B0</w:t>
-      </w:r>
-      <w:r>
-        <w:rPr>
-          <w:rFonts w:ascii="Times New Roman" w:hAnsi="Times New Roman" w:cs="Times New Roman"/>
-        </w:rPr>
-        <w:t xml:space="preserve">9: </w:t>
-      </w:r>
-      <w:r>
-        <w:rPr>
-          <w:rFonts w:ascii="Times New Roman" w:hAnsi="Times New Roman" w:cs="Times New Roman"/>
-        </w:rPr>
-        <w:t>Implement WebSocket server architecture to push live inventory and occupancy updates to client screens.</w:t>
-      </w:r>
-    </w:p>
-    <w:p>
-      <w:pPr>
-        <w:pStyle w:val="ListParagraph"/>
-        <w:numPr>
-          <w:ilvl w:val="0"/>
-          <w:numId w:val="35"/>
-        </w:numPr>
-        <w:spacing w:line="480" w:lineRule="auto"/>
-        <w:rPr>
-          <w:rFonts w:ascii="Times New Roman" w:hAnsi="Times New Roman" w:cs="Times New Roman"/>
-        </w:rPr>
-      </w:pPr>
-      <w:r>
-        <w:rPr>
-          <w:rFonts w:ascii="Times New Roman" w:hAnsi="Times New Roman" w:cs="Times New Roman"/>
-        </w:rPr>
         <w:t>US-B</w:t>
       </w:r>
       <w:r>
         <w:rPr>
           <w:rFonts w:ascii="Times New Roman" w:hAnsi="Times New Roman" w:cs="Times New Roman"/>
         </w:rPr>
-        <w:t xml:space="preserve">10: </w:t>
-      </w:r>
-      <w:r>
-        <w:rPr>
-          <w:rFonts w:ascii="Times New Roman" w:hAnsi="Times New Roman" w:cs="Times New Roman"/>
-        </w:rPr>
-        <w:t xml:space="preserve">Develop Automated License Plate Recognition (ALPR) image processing verification backend service. </w:t>
-      </w:r>
-    </w:p>
-    <w:p>
-      <w:pPr>
-        <w:pStyle w:val="ListParagraph"/>
-        <w:numPr>
-          <w:ilvl w:val="0"/>
-          <w:numId w:val="35"/>
-        </w:numPr>
-        <w:spacing w:line="480" w:lineRule="auto"/>
-        <w:rPr>
-          <w:rFonts w:ascii="Times New Roman" w:hAnsi="Times New Roman" w:cs="Times New Roman"/>
-        </w:rPr>
-      </w:pPr>
-      <w:r>
-        <w:rPr>
-          <w:rFonts w:ascii="Times New Roman" w:hAnsi="Times New Roman" w:cs="Times New Roman"/>
-        </w:rPr>
-        <w:t>US-B</w:t>
-      </w:r>
-      <w:r>
-        <w:rPr>
-          <w:rFonts w:ascii="Times New Roman" w:hAnsi="Times New Roman" w:cs="Times New Roman"/>
-        </w:rPr>
-        <w:t>1</w:t>
-      </w:r>
-      <w:r>
-        <w:rPr>
-          <w:rFonts w:ascii="Times New Roman" w:hAnsi="Times New Roman" w:cs="Times New Roman"/>
-        </w:rPr>
-        <w:t>1: Build gate control API integration to trigger physical barrier relays upon successful validation.</w:t>
+        <w:t>11: Build gate control API integration to trigger physical barrier relays upon successful validation.</w:t>
       </w:r>
     </w:p>
     <w:p>
@@ -11812,13 +11712,7 @@
         <w:rPr>
           <w:rFonts w:ascii="Times New Roman" w:hAnsi="Times New Roman" w:cs="Times New Roman"/>
         </w:rPr>
-        <w:t>1</w:t>
-      </w:r>
-      <w:r>
-        <w:rPr>
-          <w:rFonts w:ascii="Times New Roman" w:hAnsi="Times New Roman" w:cs="Times New Roman"/>
-        </w:rPr>
-        <w:t>2: Implement geofencing trigger service to detect when a vehicle approaches within 50 meters of the garage.</w:t>
+        <w:t>12: Implement geofencing trigger service to detect when a vehicle approaches within 50 meters of the garage.</w:t>
       </w:r>
     </w:p>
     <w:p>
@@ -11843,13 +11737,7 @@
         <w:rPr>
           <w:rFonts w:ascii="Times New Roman" w:hAnsi="Times New Roman" w:cs="Times New Roman"/>
         </w:rPr>
-        <w:t>1</w:t>
-      </w:r>
-      <w:r>
-        <w:rPr>
-          <w:rFonts w:ascii="Times New Roman" w:hAnsi="Times New Roman" w:cs="Times New Roman"/>
-        </w:rPr>
-        <w:t xml:space="preserve">3: Build exception-handling backend routine for unverified </w:t>
+        <w:t xml:space="preserve">13: Build exception-handling backend routine for unverified </w:t>
       </w:r>
       <w:r>
         <w:rPr>
@@ -11880,13 +11768,7 @@
         <w:rPr>
           <w:rFonts w:ascii="Times New Roman" w:hAnsi="Times New Roman" w:cs="Times New Roman"/>
         </w:rPr>
-        <w:t>1</w:t>
-      </w:r>
-      <w:r>
-        <w:rPr>
-          <w:rFonts w:ascii="Times New Roman" w:hAnsi="Times New Roman" w:cs="Times New Roman"/>
-        </w:rPr>
-        <w:t xml:space="preserve">4: </w:t>
+        <w:t xml:space="preserve">14: </w:t>
       </w:r>
       <w:r>
         <w:rPr>
@@ -11917,13 +11799,7 @@
         <w:rPr>
           <w:rFonts w:ascii="Times New Roman" w:hAnsi="Times New Roman" w:cs="Times New Roman"/>
         </w:rPr>
-        <w:t>1</w:t>
-      </w:r>
-      <w:r>
-        <w:rPr>
-          <w:rFonts w:ascii="Times New Roman" w:hAnsi="Times New Roman" w:cs="Times New Roman"/>
-        </w:rPr>
-        <w:t xml:space="preserve">5: </w:t>
+        <w:t xml:space="preserve">15: </w:t>
       </w:r>
       <w:r>
         <w:rPr>
@@ -11954,13 +11830,7 @@
         <w:rPr>
           <w:rFonts w:ascii="Times New Roman" w:hAnsi="Times New Roman" w:cs="Times New Roman"/>
         </w:rPr>
-        <w:t>1</w:t>
-      </w:r>
-      <w:r>
-        <w:rPr>
-          <w:rFonts w:ascii="Times New Roman" w:hAnsi="Times New Roman" w:cs="Times New Roman"/>
-        </w:rPr>
-        <w:t xml:space="preserve">6: </w:t>
+        <w:t xml:space="preserve">16: </w:t>
       </w:r>
       <w:r>
         <w:rPr>
@@ -12015,13 +11885,7 @@
         <w:rPr>
           <w:rFonts w:ascii="Times New Roman" w:hAnsi="Times New Roman" w:cs="Times New Roman"/>
         </w:rPr>
-        <w:t>1</w:t>
-      </w:r>
-      <w:r>
-        <w:rPr>
-          <w:rFonts w:ascii="Times New Roman" w:hAnsi="Times New Roman" w:cs="Times New Roman"/>
-        </w:rPr>
-        <w:t xml:space="preserve">7: </w:t>
+        <w:t xml:space="preserve">17: </w:t>
       </w:r>
       <w:r>
         <w:rPr>
@@ -12771,26 +12635,21 @@
       <w:r>
         <w:rPr>
           <w:rFonts w:ascii="Times New Roman" w:hAnsi="Times New Roman" w:cs="Times New Roman"/>
-          <w:b/>
-          <w:bCs/>
+          <w:noProof/>
         </w:rPr>
         <w:lastRenderedPageBreak/>
-        <w:t>Sprint 1 Trello Board Configuration</w:t>
-      </w:r>
-    </w:p>
-    <w:p>
-      <w:pPr>
-        <w:keepNext/>
-        <w:spacing w:line="480" w:lineRule="auto"/>
-      </w:pPr>
-      <w:r>
-        <w:rPr>
-          <w:rFonts w:ascii="Times New Roman" w:hAnsi="Times New Roman" w:cs="Times New Roman"/>
-        </w:rPr>
         <w:drawing>
-          <wp:inline distT="0" distB="0" distL="0" distR="0" wp14:anchorId="7965353B" wp14:editId="3E7389A3">
-            <wp:extent cx="5943600" cy="2735580"/>
-            <wp:effectExtent l="0" t="0" r="0" b="7620"/>
+          <wp:anchor distT="0" distB="0" distL="114300" distR="114300" simplePos="0" relativeHeight="251659776" behindDoc="0" locked="0" layoutInCell="1" allowOverlap="1" wp14:anchorId="7965353B" wp14:editId="34CDB293">
+            <wp:simplePos x="0" y="0"/>
+            <wp:positionH relativeFrom="margin">
+              <wp:align>center</wp:align>
+            </wp:positionH>
+            <wp:positionV relativeFrom="paragraph">
+              <wp:posOffset>281940</wp:posOffset>
+            </wp:positionV>
+            <wp:extent cx="6655508" cy="3063240"/>
+            <wp:effectExtent l="0" t="0" r="0" b="3810"/>
+            <wp:wrapSquare wrapText="bothSides"/>
             <wp:docPr id="400035172" name="Picture 1"/>
             <wp:cNvGraphicFramePr>
               <a:graphicFrameLocks xmlns:a="http://schemas.openxmlformats.org/drawingml/2006/main" noChangeAspect="1"/>
@@ -12803,7 +12662,13 @@
                     <pic:cNvPicPr/>
                   </pic:nvPicPr>
                   <pic:blipFill>
-                    <a:blip r:embed="rId11"/>
+                    <a:blip r:embed="rId11" cstate="print">
+                      <a:extLst>
+                        <a:ext uri="{28A0092B-C50C-407E-A947-70E740481C1C}">
+                          <a14:useLocalDpi xmlns:a14="http://schemas.microsoft.com/office/drawing/2010/main" val="0"/>
+                        </a:ext>
+                      </a:extLst>
+                    </a:blip>
                     <a:stretch>
                       <a:fillRect/>
                     </a:stretch>
@@ -12811,7 +12676,7 @@
                   <pic:spPr>
                     <a:xfrm>
                       <a:off x="0" y="0"/>
-                      <a:ext cx="5943600" cy="2735580"/>
+                      <a:ext cx="6655508" cy="3063240"/>
                     </a:xfrm>
                     <a:prstGeom prst="rect">
                       <a:avLst/>
@@ -12820,40 +12685,143 @@
                 </pic:pic>
               </a:graphicData>
             </a:graphic>
-          </wp:inline>
+          </wp:anchor>
         </w:drawing>
       </w:r>
-    </w:p>
-    <w:p>
-      <w:pPr>
-        <w:pStyle w:val="Caption"/>
-        <w:rPr>
-          <w:rFonts w:ascii="Times New Roman" w:hAnsi="Times New Roman" w:cs="Times New Roman"/>
-        </w:rPr>
-      </w:pPr>
-      <w:r>
-        <w:t xml:space="preserve">Figure </w:t>
-      </w:r>
-      <w:r>
-        <w:fldChar w:fldCharType="begin"/>
-      </w:r>
-      <w:r>
-        <w:instrText xml:space="preserve"> SEQ Figure \* ARABIC </w:instrText>
-      </w:r>
-      <w:r>
-        <w:fldChar w:fldCharType="separate"/>
-      </w:r>
-      <w:r>
-        <w:rPr>
+      <w:r>
+        <w:rPr>
+          <w:rFonts w:ascii="Times New Roman" w:hAnsi="Times New Roman" w:cs="Times New Roman"/>
+          <w:b/>
+          <w:bCs/>
+        </w:rPr>
+        <w:t>Sprint 1 Trello Board Configuration</w:t>
+      </w:r>
+    </w:p>
+    <w:p>
+      <w:pPr>
+        <w:spacing w:line="480" w:lineRule="auto"/>
+        <w:rPr>
+          <w:rFonts w:ascii="Times New Roman" w:hAnsi="Times New Roman" w:cs="Times New Roman"/>
+          <w:b/>
+          <w:bCs/>
+        </w:rPr>
+      </w:pPr>
+      <w:r>
+        <w:rPr>
+          <w:rFonts w:ascii="Times New Roman" w:hAnsi="Times New Roman" w:cs="Times New Roman"/>
+          <w:b/>
+          <w:bCs/>
           <w:noProof/>
         </w:rPr>
-        <w:t>2</w:t>
-      </w:r>
-      <w:r>
-        <w:fldChar w:fldCharType="end"/>
-      </w:r>
-      <w:r>
-        <w:t>illustrates the configured Trello board for Sprint 1, displaying the product backlog, active sprint commitments across the workflow columns, and completed foundational tasks.</w:t>
+        <mc:AlternateContent>
+          <mc:Choice Requires="wps">
+            <w:drawing>
+              <wp:anchor distT="0" distB="0" distL="114300" distR="114300" simplePos="0" relativeHeight="251660800" behindDoc="0" locked="0" layoutInCell="1" allowOverlap="1" wp14:anchorId="2EC8BEAF" wp14:editId="6460CE82">
+                <wp:simplePos x="0" y="0"/>
+                <wp:positionH relativeFrom="column">
+                  <wp:posOffset>-396240</wp:posOffset>
+                </wp:positionH>
+                <wp:positionV relativeFrom="paragraph">
+                  <wp:posOffset>2908300</wp:posOffset>
+                </wp:positionV>
+                <wp:extent cx="6652260" cy="403860"/>
+                <wp:effectExtent l="0" t="0" r="0" b="0"/>
+                <wp:wrapNone/>
+                <wp:docPr id="1977922838" name="Text Box 3"/>
+                <wp:cNvGraphicFramePr/>
+                <a:graphic xmlns:a="http://schemas.openxmlformats.org/drawingml/2006/main">
+                  <a:graphicData uri="http://schemas.microsoft.com/office/word/2010/wordprocessingShape">
+                    <wps:wsp>
+                      <wps:cNvSpPr txBox="1"/>
+                      <wps:spPr>
+                        <a:xfrm>
+                          <a:off x="0" y="0"/>
+                          <a:ext cx="6652260" cy="403860"/>
+                        </a:xfrm>
+                        <a:prstGeom prst="rect">
+                          <a:avLst/>
+                        </a:prstGeom>
+                        <a:solidFill>
+                          <a:schemeClr val="lt1"/>
+                        </a:solidFill>
+                        <a:ln w="6350">
+                          <a:noFill/>
+                        </a:ln>
+                      </wps:spPr>
+                      <wps:txbx>
+                        <w:txbxContent>
+                          <w:p>
+                            <w:pPr>
+                              <w:pStyle w:val="Caption"/>
+                              <w:rPr>
+                                <w:rFonts w:ascii="Times New Roman" w:hAnsi="Times New Roman" w:cs="Times New Roman"/>
+                              </w:rPr>
+                            </w:pPr>
+                            <w:r>
+                              <w:t>Figure</w:t>
+                            </w:r>
+                            <w:r>
+                              <w:t>3: I</w:t>
+                            </w:r>
+                            <w:r>
+                              <w:t>llustrates the configured Trello board for Sprint 1, displaying the product backlog, active sprint commitments across the workflow columns, and completed foundational tasks.</w:t>
+                            </w:r>
+                          </w:p>
+                          <w:p>
+                            <w:r>
+                              <w:t>3</w:t>
+                            </w:r>
+                          </w:p>
+                        </w:txbxContent>
+                      </wps:txbx>
+                      <wps:bodyPr rot="0" spcFirstLastPara="0" vertOverflow="overflow" horzOverflow="overflow" vert="horz" wrap="square" lIns="91440" tIns="45720" rIns="91440" bIns="45720" numCol="1" spcCol="0" rtlCol="0" fromWordArt="0" anchor="t" anchorCtr="0" forceAA="0" compatLnSpc="1">
+                        <a:prstTxWarp prst="textNoShape">
+                          <a:avLst/>
+                        </a:prstTxWarp>
+                        <a:noAutofit/>
+                      </wps:bodyPr>
+                    </wps:wsp>
+                  </a:graphicData>
+                </a:graphic>
+                <wp14:sizeRelV relativeFrom="margin">
+                  <wp14:pctHeight>0</wp14:pctHeight>
+                </wp14:sizeRelV>
+              </wp:anchor>
+            </w:drawing>
+          </mc:Choice>
+          <mc:Fallback>
+            <w:pict>
+              <v:shape w14:anchorId="2EC8BEAF" id="Text Box 3" o:spid="_x0000_s1028" type="#_x0000_t202" style="position:absolute;margin-left:-31.2pt;margin-top:229pt;width:523.8pt;height:31.8pt;z-index:251660800;visibility:visible;mso-wrap-style:square;mso-height-percent:0;mso-wrap-distance-left:9pt;mso-wrap-distance-top:0;mso-wrap-distance-right:9pt;mso-wrap-distance-bottom:0;mso-position-horizontal:absolute;mso-position-horizontal-relative:text;mso-position-vertical:absolute;mso-position-vertical-relative:text;mso-height-percent:0;mso-height-relative:margin;v-text-anchor:top" o:gfxdata="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" fillcolor="white [3201]" stroked="f" strokeweight=".5pt">
+                <v:textbox>
+                  <w:txbxContent>
+                    <w:p>
+                      <w:pPr>
+                        <w:pStyle w:val="Caption"/>
+                        <w:rPr>
+                          <w:rFonts w:ascii="Times New Roman" w:hAnsi="Times New Roman" w:cs="Times New Roman"/>
+                        </w:rPr>
+                      </w:pPr>
+                      <w:r>
+                        <w:t>Figure</w:t>
+                      </w:r>
+                      <w:r>
+                        <w:t>3: I</w:t>
+                      </w:r>
+                      <w:r>
+                        <w:t>llustrates the configured Trello board for Sprint 1, displaying the product backlog, active sprint commitments across the workflow columns, and completed foundational tasks.</w:t>
+                      </w:r>
+                    </w:p>
+                    <w:p>
+                      <w:r>
+                        <w:t>3</w:t>
+                      </w:r>
+                    </w:p>
+                  </w:txbxContent>
+                </v:textbox>
+              </v:shape>
+            </w:pict>
+          </mc:Fallback>
+        </mc:AlternateContent>
       </w:r>
     </w:p>
     <w:p>
@@ -12881,7 +12849,6 @@
     <w:p>
       <w:pPr>
         <w:spacing w:line="480" w:lineRule="auto"/>
-        <w:jc w:val="center"/>
         <w:rPr>
           <w:rFonts w:ascii="Times New Roman" w:hAnsi="Times New Roman" w:cs="Times New Roman"/>
           <w:b/>
@@ -13006,21 +12973,7 @@
         <w:rPr>
           <w:rFonts w:ascii="Times New Roman" w:hAnsi="Times New Roman" w:cs="Times New Roman"/>
         </w:rPr>
-        <w:t xml:space="preserve">Org charts : </w:t>
-      </w:r>
-      <w:proofErr w:type="spellStart"/>
-      <w:r>
-        <w:rPr>
-          <w:rFonts w:ascii="Times New Roman" w:hAnsi="Times New Roman" w:cs="Times New Roman"/>
-        </w:rPr>
-        <w:t>Lucidchart</w:t>
-      </w:r>
-      <w:proofErr w:type="spellEnd"/>
-      <w:r>
-        <w:rPr>
-          <w:rFonts w:ascii="Times New Roman" w:hAnsi="Times New Roman" w:cs="Times New Roman"/>
-        </w:rPr>
-        <w:t>. (n.d.). https://lucid.app/lucidchart/41130623-76db-4ade-a44f-563cd3c6e816/edit?beaconFlowId=0D68B0049A90986C&amp;invitationId=inv_7eb96148-6cd2-4619-9993-50377cb7c3c1&amp;page=0_0#</w:t>
+        <w:t>Org charts : Lucidchart. (n.d.). https://lucid.app/lucidchart/41130623-76db-4ade-a44f-563cd3c6e816/edit?beaconFlowId=0D68B0049A90986C&amp;invitationId=inv_7eb96148-6cd2-4619-9993-50377cb7c3c1&amp;page=0_0#</w:t>
       </w:r>
     </w:p>
     <w:p>
@@ -13050,21 +13003,7 @@
         <w:rPr>
           <w:rFonts w:ascii="Times New Roman" w:hAnsi="Times New Roman" w:cs="Times New Roman"/>
         </w:rPr>
-        <w:t xml:space="preserve">Reddy, A. (2015). The </w:t>
-      </w:r>
-      <w:proofErr w:type="spellStart"/>
-      <w:r>
-        <w:rPr>
-          <w:rFonts w:ascii="Times New Roman" w:hAnsi="Times New Roman" w:cs="Times New Roman"/>
-        </w:rPr>
-        <w:t>Scrumban</w:t>
-      </w:r>
-      <w:proofErr w:type="spellEnd"/>
-      <w:r>
-        <w:rPr>
-          <w:rFonts w:ascii="Times New Roman" w:hAnsi="Times New Roman" w:cs="Times New Roman"/>
-        </w:rPr>
-        <w:t xml:space="preserve"> [R]Evolution:  : Getting the Most Out of Agile, Scrum, and Lean Kanban (1st edition). Addison-Wesley Professional.</w:t>
+        <w:t>Reddy, A. (2015). The Scrumban [R]Evolution:  : Getting the Most Out of Agile, Scrum, and Lean Kanban (1st edition). Addison-Wesley Professional.</w:t>
       </w:r>
     </w:p>
     <w:p>
@@ -13079,7 +13018,7 @@
         <w:rPr>
           <w:rFonts w:ascii="Times New Roman" w:hAnsi="Times New Roman" w:cs="Times New Roman"/>
         </w:rPr>
-        <w:t xml:space="preserve">  Rubin, K. S. (2013). Essential Scrum : a practical guide to the most popular agile process (1st edition). Pearson ITP.</w:t>
+        <w:t xml:space="preserve"> Rubin, K. S. (2013). Essential Scrum : a practical guide to the most popular agile process (1st edition). Pearson ITP.</w:t>
       </w:r>
     </w:p>
     <w:p>

--- a/Homework 1.docx
+++ b/Homework 1.docx
@@ -271,7 +271,7 @@
             </w:rPr>
             <w:fldChar w:fldCharType="separate"/>
           </w:r>
-          <w:hyperlink w:anchor="_Toc242986102" w:history="1">
+          <w:hyperlink w:anchor="_Toc244109103" w:history="1">
             <w:r>
               <w:rPr>
                 <w:rStyle w:val="Hyperlink"/>
@@ -318,7 +318,7 @@
                 <w:noProof/>
                 <w:webHidden/>
               </w:rPr>
-              <w:instrText xml:space="preserve"> PAGEREF _Toc242986102 \h </w:instrText>
+              <w:instrText xml:space="preserve"> PAGEREF _Toc244109103 \h </w:instrText>
             </w:r>
             <w:r>
               <w:rPr>
@@ -359,7 +359,7 @@
               <w:rFonts w:asciiTheme="minorHAnsi" w:eastAsiaTheme="minorEastAsia" w:hAnsiTheme="minorHAnsi" w:cstheme="minorBidi"/>
             </w:rPr>
           </w:pPr>
-          <w:hyperlink w:anchor="_Toc242986103" w:history="1">
+          <w:hyperlink w:anchor="_Toc244109104" w:history="1">
             <w:r>
               <w:rPr>
                 <w:rStyle w:val="Hyperlink"/>
@@ -394,7 +394,7 @@
               <w:rPr>
                 <w:webHidden/>
               </w:rPr>
-              <w:instrText xml:space="preserve"> PAGEREF _Toc242986103 \h </w:instrText>
+              <w:instrText xml:space="preserve"> PAGEREF _Toc244109104 \h </w:instrText>
             </w:r>
             <w:r>
               <w:rPr>
@@ -431,7 +431,7 @@
               <w:rFonts w:asciiTheme="minorHAnsi" w:eastAsiaTheme="minorEastAsia" w:hAnsiTheme="minorHAnsi" w:cstheme="minorBidi"/>
             </w:rPr>
           </w:pPr>
-          <w:hyperlink w:anchor="_Toc242986104" w:history="1">
+          <w:hyperlink w:anchor="_Toc244109105" w:history="1">
             <w:r>
               <w:rPr>
                 <w:rStyle w:val="Hyperlink"/>
@@ -466,7 +466,7 @@
               <w:rPr>
                 <w:webHidden/>
               </w:rPr>
-              <w:instrText xml:space="preserve"> PAGEREF _Toc242986104 \h </w:instrText>
+              <w:instrText xml:space="preserve"> PAGEREF _Toc244109105 \h </w:instrText>
             </w:r>
             <w:r>
               <w:rPr>
@@ -505,7 +505,7 @@
               <w:noProof/>
             </w:rPr>
           </w:pPr>
-          <w:hyperlink w:anchor="_Toc242986105" w:history="1">
+          <w:hyperlink w:anchor="_Toc244109106" w:history="1">
             <w:r>
               <w:rPr>
                 <w:rStyle w:val="Hyperlink"/>
@@ -552,7 +552,7 @@
                 <w:noProof/>
                 <w:webHidden/>
               </w:rPr>
-              <w:instrText xml:space="preserve"> PAGEREF _Toc242986105 \h </w:instrText>
+              <w:instrText xml:space="preserve"> PAGEREF _Toc244109106 \h </w:instrText>
             </w:r>
             <w:r>
               <w:rPr>
@@ -595,7 +595,7 @@
               <w:noProof/>
             </w:rPr>
           </w:pPr>
-          <w:hyperlink w:anchor="_Toc242986106" w:history="1">
+          <w:hyperlink w:anchor="_Toc244109107" w:history="1">
             <w:r>
               <w:rPr>
                 <w:rStyle w:val="Hyperlink"/>
@@ -642,7 +642,7 @@
                 <w:noProof/>
                 <w:webHidden/>
               </w:rPr>
-              <w:instrText xml:space="preserve"> PAGEREF _Toc242986106 \h </w:instrText>
+              <w:instrText xml:space="preserve"> PAGEREF _Toc244109107 \h </w:instrText>
             </w:r>
             <w:r>
               <w:rPr>
@@ -685,7 +685,7 @@
               <w:noProof/>
             </w:rPr>
           </w:pPr>
-          <w:hyperlink w:anchor="_Toc242986107" w:history="1">
+          <w:hyperlink w:anchor="_Toc244109108" w:history="1">
             <w:r>
               <w:rPr>
                 <w:rStyle w:val="Hyperlink"/>
@@ -732,7 +732,7 @@
                 <w:noProof/>
                 <w:webHidden/>
               </w:rPr>
-              <w:instrText xml:space="preserve"> PAGEREF _Toc242986107 \h </w:instrText>
+              <w:instrText xml:space="preserve"> PAGEREF _Toc244109108 \h </w:instrText>
             </w:r>
             <w:r>
               <w:rPr>
@@ -775,7 +775,7 @@
               <w:noProof/>
             </w:rPr>
           </w:pPr>
-          <w:hyperlink w:anchor="_Toc242986108" w:history="1">
+          <w:hyperlink w:anchor="_Toc244109109" w:history="1">
             <w:r>
               <w:rPr>
                 <w:rStyle w:val="Hyperlink"/>
@@ -822,7 +822,7 @@
                 <w:noProof/>
                 <w:webHidden/>
               </w:rPr>
-              <w:instrText xml:space="preserve"> PAGEREF _Toc242986108 \h </w:instrText>
+              <w:instrText xml:space="preserve"> PAGEREF _Toc244109109 \h </w:instrText>
             </w:r>
             <w:r>
               <w:rPr>
@@ -860,7 +860,7 @@
               <w:rFonts w:asciiTheme="minorHAnsi" w:eastAsiaTheme="minorEastAsia" w:hAnsiTheme="minorHAnsi" w:cstheme="minorBidi"/>
             </w:rPr>
           </w:pPr>
-          <w:hyperlink w:anchor="_Toc242986109" w:history="1">
+          <w:hyperlink w:anchor="_Toc244109110" w:history="1">
             <w:r>
               <w:rPr>
                 <w:rStyle w:val="Hyperlink"/>
@@ -883,7 +883,7 @@
               <w:rPr>
                 <w:webHidden/>
               </w:rPr>
-              <w:instrText xml:space="preserve"> PAGEREF _Toc242986109 \h </w:instrText>
+              <w:instrText xml:space="preserve"> PAGEREF _Toc244109110 \h </w:instrText>
             </w:r>
             <w:r>
               <w:rPr>
@@ -917,7 +917,7 @@
               <w:rFonts w:asciiTheme="minorHAnsi" w:eastAsiaTheme="minorEastAsia" w:hAnsiTheme="minorHAnsi" w:cstheme="minorBidi"/>
             </w:rPr>
           </w:pPr>
-          <w:hyperlink w:anchor="_Toc242986110" w:history="1">
+          <w:hyperlink w:anchor="_Toc244109111" w:history="1">
             <w:r>
               <w:rPr>
                 <w:rStyle w:val="Hyperlink"/>
@@ -940,7 +940,7 @@
               <w:rPr>
                 <w:webHidden/>
               </w:rPr>
-              <w:instrText xml:space="preserve"> PAGEREF _Toc242986110 \h </w:instrText>
+              <w:instrText xml:space="preserve"> PAGEREF _Toc244109111 \h </w:instrText>
             </w:r>
             <w:r>
               <w:rPr>
@@ -974,7 +974,7 @@
               <w:rFonts w:asciiTheme="minorHAnsi" w:eastAsiaTheme="minorEastAsia" w:hAnsiTheme="minorHAnsi" w:cstheme="minorBidi"/>
             </w:rPr>
           </w:pPr>
-          <w:hyperlink w:anchor="_Toc242986111" w:history="1">
+          <w:hyperlink w:anchor="_Toc244109112" w:history="1">
             <w:r>
               <w:rPr>
                 <w:rStyle w:val="Hyperlink"/>
@@ -997,7 +997,7 @@
               <w:rPr>
                 <w:webHidden/>
               </w:rPr>
-              <w:instrText xml:space="preserve"> PAGEREF _Toc242986111 \h </w:instrText>
+              <w:instrText xml:space="preserve"> PAGEREF _Toc244109112 \h </w:instrText>
             </w:r>
             <w:r>
               <w:rPr>
@@ -1031,7 +1031,7 @@
               <w:rFonts w:asciiTheme="minorHAnsi" w:eastAsiaTheme="minorEastAsia" w:hAnsiTheme="minorHAnsi" w:cstheme="minorBidi"/>
             </w:rPr>
           </w:pPr>
-          <w:hyperlink w:anchor="_Toc242986112" w:history="1">
+          <w:hyperlink w:anchor="_Toc244109113" w:history="1">
             <w:r>
               <w:rPr>
                 <w:rStyle w:val="Hyperlink"/>
@@ -1054,7 +1054,7 @@
               <w:rPr>
                 <w:webHidden/>
               </w:rPr>
-              <w:instrText xml:space="preserve"> PAGEREF _Toc242986112 \h </w:instrText>
+              <w:instrText xml:space="preserve"> PAGEREF _Toc244109113 \h </w:instrText>
             </w:r>
             <w:r>
               <w:rPr>
@@ -1088,7 +1088,7 @@
               <w:rFonts w:asciiTheme="minorHAnsi" w:eastAsiaTheme="minorEastAsia" w:hAnsiTheme="minorHAnsi" w:cstheme="minorBidi"/>
             </w:rPr>
           </w:pPr>
-          <w:hyperlink w:anchor="_Toc242986113" w:history="1">
+          <w:hyperlink w:anchor="_Toc244109114" w:history="1">
             <w:r>
               <w:rPr>
                 <w:rStyle w:val="Hyperlink"/>
@@ -1111,7 +1111,7 @@
               <w:rPr>
                 <w:webHidden/>
               </w:rPr>
-              <w:instrText xml:space="preserve"> PAGEREF _Toc242986113 \h </w:instrText>
+              <w:instrText xml:space="preserve"> PAGEREF _Toc244109114 \h </w:instrText>
             </w:r>
             <w:r>
               <w:rPr>
@@ -1145,7 +1145,7 @@
               <w:rFonts w:asciiTheme="minorHAnsi" w:eastAsiaTheme="minorEastAsia" w:hAnsiTheme="minorHAnsi" w:cstheme="minorBidi"/>
             </w:rPr>
           </w:pPr>
-          <w:hyperlink w:anchor="_Toc242986114" w:history="1">
+          <w:hyperlink w:anchor="_Toc244109115" w:history="1">
             <w:r>
               <w:rPr>
                 <w:rStyle w:val="Hyperlink"/>
@@ -1168,7 +1168,7 @@
               <w:rPr>
                 <w:webHidden/>
               </w:rPr>
-              <w:instrText xml:space="preserve"> PAGEREF _Toc242986114 \h </w:instrText>
+              <w:instrText xml:space="preserve"> PAGEREF _Toc244109115 \h </w:instrText>
             </w:r>
             <w:r>
               <w:rPr>
@@ -1202,7 +1202,7 @@
               <w:rFonts w:asciiTheme="minorHAnsi" w:eastAsiaTheme="minorEastAsia" w:hAnsiTheme="minorHAnsi" w:cstheme="minorBidi"/>
             </w:rPr>
           </w:pPr>
-          <w:hyperlink w:anchor="_Toc242986115" w:history="1">
+          <w:hyperlink w:anchor="_Toc244109116" w:history="1">
             <w:r>
               <w:rPr>
                 <w:rStyle w:val="Hyperlink"/>
@@ -1225,7 +1225,7 @@
               <w:rPr>
                 <w:webHidden/>
               </w:rPr>
-              <w:instrText xml:space="preserve"> PAGEREF _Toc242986115 \h </w:instrText>
+              <w:instrText xml:space="preserve"> PAGEREF _Toc244109116 \h </w:instrText>
             </w:r>
             <w:r>
               <w:rPr>
@@ -1242,7 +1242,7 @@
               <w:rPr>
                 <w:webHidden/>
               </w:rPr>
-              <w:t>9</w:t>
+              <w:t>10</w:t>
             </w:r>
             <w:r>
               <w:rPr>
@@ -1259,7 +1259,7 @@
               <w:rFonts w:asciiTheme="minorHAnsi" w:eastAsiaTheme="minorEastAsia" w:hAnsiTheme="minorHAnsi" w:cstheme="minorBidi"/>
             </w:rPr>
           </w:pPr>
-          <w:hyperlink w:anchor="_Toc242986116" w:history="1">
+          <w:hyperlink w:anchor="_Toc244109117" w:history="1">
             <w:r>
               <w:rPr>
                 <w:rStyle w:val="Hyperlink"/>
@@ -1282,7 +1282,7 @@
               <w:rPr>
                 <w:webHidden/>
               </w:rPr>
-              <w:instrText xml:space="preserve"> PAGEREF _Toc242986116 \h </w:instrText>
+              <w:instrText xml:space="preserve"> PAGEREF _Toc244109117 \h </w:instrText>
             </w:r>
             <w:r>
               <w:rPr>
@@ -1316,7 +1316,7 @@
               <w:rFonts w:asciiTheme="minorHAnsi" w:eastAsiaTheme="minorEastAsia" w:hAnsiTheme="minorHAnsi" w:cstheme="minorBidi"/>
             </w:rPr>
           </w:pPr>
-          <w:hyperlink w:anchor="_Toc242986117" w:history="1">
+          <w:hyperlink w:anchor="_Toc244109118" w:history="1">
             <w:r>
               <w:rPr>
                 <w:rStyle w:val="Hyperlink"/>
@@ -1339,7 +1339,7 @@
               <w:rPr>
                 <w:webHidden/>
               </w:rPr>
-              <w:instrText xml:space="preserve"> PAGEREF _Toc242986117 \h </w:instrText>
+              <w:instrText xml:space="preserve"> PAGEREF _Toc244109118 \h </w:instrText>
             </w:r>
             <w:r>
               <w:rPr>
@@ -1373,7 +1373,7 @@
               <w:rFonts w:asciiTheme="minorHAnsi" w:eastAsiaTheme="minorEastAsia" w:hAnsiTheme="minorHAnsi" w:cstheme="minorBidi"/>
             </w:rPr>
           </w:pPr>
-          <w:hyperlink w:anchor="_Toc242986118" w:history="1">
+          <w:hyperlink w:anchor="_Toc244109119" w:history="1">
             <w:r>
               <w:rPr>
                 <w:rStyle w:val="Hyperlink"/>
@@ -1396,7 +1396,7 @@
               <w:rPr>
                 <w:webHidden/>
               </w:rPr>
-              <w:instrText xml:space="preserve"> PAGEREF _Toc242986118 \h </w:instrText>
+              <w:instrText xml:space="preserve"> PAGEREF _Toc244109119 \h </w:instrText>
             </w:r>
             <w:r>
               <w:rPr>
@@ -1430,7 +1430,7 @@
               <w:rFonts w:asciiTheme="minorHAnsi" w:eastAsiaTheme="minorEastAsia" w:hAnsiTheme="minorHAnsi" w:cstheme="minorBidi"/>
             </w:rPr>
           </w:pPr>
-          <w:hyperlink w:anchor="_Toc242986119" w:history="1">
+          <w:hyperlink w:anchor="_Toc244109120" w:history="1">
             <w:r>
               <w:rPr>
                 <w:rStyle w:val="Hyperlink"/>
@@ -1453,7 +1453,7 @@
               <w:rPr>
                 <w:webHidden/>
               </w:rPr>
-              <w:instrText xml:space="preserve"> PAGEREF _Toc242986119 \h </w:instrText>
+              <w:instrText xml:space="preserve"> PAGEREF _Toc244109120 \h </w:instrText>
             </w:r>
             <w:r>
               <w:rPr>
@@ -1487,7 +1487,7 @@
               <w:rFonts w:asciiTheme="minorHAnsi" w:eastAsiaTheme="minorEastAsia" w:hAnsiTheme="minorHAnsi" w:cstheme="minorBidi"/>
             </w:rPr>
           </w:pPr>
-          <w:hyperlink w:anchor="_Toc242986120" w:history="1">
+          <w:hyperlink w:anchor="_Toc244109121" w:history="1">
             <w:r>
               <w:rPr>
                 <w:rStyle w:val="Hyperlink"/>
@@ -1510,7 +1510,7 @@
               <w:rPr>
                 <w:webHidden/>
               </w:rPr>
-              <w:instrText xml:space="preserve"> PAGEREF _Toc242986120 \h </w:instrText>
+              <w:instrText xml:space="preserve"> PAGEREF _Toc244109121 \h </w:instrText>
             </w:r>
             <w:r>
               <w:rPr>
@@ -1544,7 +1544,7 @@
               <w:rFonts w:asciiTheme="minorHAnsi" w:eastAsiaTheme="minorEastAsia" w:hAnsiTheme="minorHAnsi" w:cstheme="minorBidi"/>
             </w:rPr>
           </w:pPr>
-          <w:hyperlink w:anchor="_Toc242986121" w:history="1">
+          <w:hyperlink w:anchor="_Toc244109122" w:history="1">
             <w:r>
               <w:rPr>
                 <w:rStyle w:val="Hyperlink"/>
@@ -1567,7 +1567,7 @@
               <w:rPr>
                 <w:webHidden/>
               </w:rPr>
-              <w:instrText xml:space="preserve"> PAGEREF _Toc242986121 \h </w:instrText>
+              <w:instrText xml:space="preserve"> PAGEREF _Toc244109122 \h </w:instrText>
             </w:r>
             <w:r>
               <w:rPr>
@@ -1601,7 +1601,7 @@
               <w:rFonts w:asciiTheme="minorHAnsi" w:eastAsiaTheme="minorEastAsia" w:hAnsiTheme="minorHAnsi" w:cstheme="minorBidi"/>
             </w:rPr>
           </w:pPr>
-          <w:hyperlink w:anchor="_Toc242986122" w:history="1">
+          <w:hyperlink w:anchor="_Toc244109123" w:history="1">
             <w:r>
               <w:rPr>
                 <w:rStyle w:val="Hyperlink"/>
@@ -1624,7 +1624,7 @@
               <w:rPr>
                 <w:webHidden/>
               </w:rPr>
-              <w:instrText xml:space="preserve"> PAGEREF _Toc242986122 \h </w:instrText>
+              <w:instrText xml:space="preserve"> PAGEREF _Toc244109123 \h </w:instrText>
             </w:r>
             <w:r>
               <w:rPr>
@@ -1641,7 +1641,7 @@
               <w:rPr>
                 <w:webHidden/>
               </w:rPr>
-              <w:t>11</w:t>
+              <w:t>12</w:t>
             </w:r>
             <w:r>
               <w:rPr>
@@ -1658,7 +1658,7 @@
               <w:rFonts w:asciiTheme="minorHAnsi" w:eastAsiaTheme="minorEastAsia" w:hAnsiTheme="minorHAnsi" w:cstheme="minorBidi"/>
             </w:rPr>
           </w:pPr>
-          <w:hyperlink w:anchor="_Toc242986123" w:history="1">
+          <w:hyperlink w:anchor="_Toc244109124" w:history="1">
             <w:r>
               <w:rPr>
                 <w:rStyle w:val="Hyperlink"/>
@@ -1681,7 +1681,7 @@
               <w:rPr>
                 <w:webHidden/>
               </w:rPr>
-              <w:instrText xml:space="preserve"> PAGEREF _Toc242986123 \h </w:instrText>
+              <w:instrText xml:space="preserve"> PAGEREF _Toc244109124 \h </w:instrText>
             </w:r>
             <w:r>
               <w:rPr>
@@ -1715,7 +1715,7 @@
               <w:rFonts w:asciiTheme="minorHAnsi" w:eastAsiaTheme="minorEastAsia" w:hAnsiTheme="minorHAnsi" w:cstheme="minorBidi"/>
             </w:rPr>
           </w:pPr>
-          <w:hyperlink w:anchor="_Toc242986124" w:history="1">
+          <w:hyperlink w:anchor="_Toc244109125" w:history="1">
             <w:r>
               <w:rPr>
                 <w:rStyle w:val="Hyperlink"/>
@@ -1738,7 +1738,7 @@
               <w:rPr>
                 <w:webHidden/>
               </w:rPr>
-              <w:instrText xml:space="preserve"> PAGEREF _Toc242986124 \h </w:instrText>
+              <w:instrText xml:space="preserve"> PAGEREF _Toc244109125 \h </w:instrText>
             </w:r>
             <w:r>
               <w:rPr>
@@ -1772,7 +1772,7 @@
               <w:rFonts w:asciiTheme="minorHAnsi" w:eastAsiaTheme="minorEastAsia" w:hAnsiTheme="minorHAnsi" w:cstheme="minorBidi"/>
             </w:rPr>
           </w:pPr>
-          <w:hyperlink w:anchor="_Toc242986125" w:history="1">
+          <w:hyperlink w:anchor="_Toc244109126" w:history="1">
             <w:r>
               <w:rPr>
                 <w:rStyle w:val="Hyperlink"/>
@@ -1795,7 +1795,7 @@
               <w:rPr>
                 <w:webHidden/>
               </w:rPr>
-              <w:instrText xml:space="preserve"> PAGEREF _Toc242986125 \h </w:instrText>
+              <w:instrText xml:space="preserve"> PAGEREF _Toc244109126 \h </w:instrText>
             </w:r>
             <w:r>
               <w:rPr>
@@ -1812,7 +1812,7 @@
               <w:rPr>
                 <w:webHidden/>
               </w:rPr>
-              <w:t>12</w:t>
+              <w:t>13</w:t>
             </w:r>
             <w:r>
               <w:rPr>
@@ -1829,7 +1829,7 @@
               <w:rFonts w:asciiTheme="minorHAnsi" w:eastAsiaTheme="minorEastAsia" w:hAnsiTheme="minorHAnsi" w:cstheme="minorBidi"/>
             </w:rPr>
           </w:pPr>
-          <w:hyperlink w:anchor="_Toc242986126" w:history="1">
+          <w:hyperlink w:anchor="_Toc244109127" w:history="1">
             <w:r>
               <w:rPr>
                 <w:rStyle w:val="Hyperlink"/>
@@ -1852,7 +1852,7 @@
               <w:rPr>
                 <w:webHidden/>
               </w:rPr>
-              <w:instrText xml:space="preserve"> PAGEREF _Toc242986126 \h </w:instrText>
+              <w:instrText xml:space="preserve"> PAGEREF _Toc244109127 \h </w:instrText>
             </w:r>
             <w:r>
               <w:rPr>
@@ -1891,7 +1891,7 @@
               <w:noProof/>
             </w:rPr>
           </w:pPr>
-          <w:hyperlink w:anchor="_Toc242986127" w:history="1">
+          <w:hyperlink w:anchor="_Toc244109128" w:history="1">
             <w:r>
               <w:rPr>
                 <w:rStyle w:val="Hyperlink"/>
@@ -1938,7 +1938,7 @@
                 <w:noProof/>
                 <w:webHidden/>
               </w:rPr>
-              <w:instrText xml:space="preserve"> PAGEREF _Toc242986127 \h </w:instrText>
+              <w:instrText xml:space="preserve"> PAGEREF _Toc244109128 \h </w:instrText>
             </w:r>
             <w:r>
               <w:rPr>
@@ -1981,7 +1981,7 @@
               <w:noProof/>
             </w:rPr>
           </w:pPr>
-          <w:hyperlink w:anchor="_Toc242986128" w:history="1">
+          <w:hyperlink w:anchor="_Toc244109129" w:history="1">
             <w:r>
               <w:rPr>
                 <w:rStyle w:val="Hyperlink"/>
@@ -2028,7 +2028,7 @@
                 <w:noProof/>
                 <w:webHidden/>
               </w:rPr>
-              <w:instrText xml:space="preserve"> PAGEREF _Toc242986128 \h </w:instrText>
+              <w:instrText xml:space="preserve"> PAGEREF _Toc244109129 \h </w:instrText>
             </w:r>
             <w:r>
               <w:rPr>
@@ -2066,7 +2066,7 @@
               <w:rFonts w:asciiTheme="minorHAnsi" w:eastAsiaTheme="minorEastAsia" w:hAnsiTheme="minorHAnsi" w:cstheme="minorBidi"/>
             </w:rPr>
           </w:pPr>
-          <w:hyperlink w:anchor="_Toc242986129" w:history="1">
+          <w:hyperlink w:anchor="_Toc244109130" w:history="1">
             <w:r>
               <w:rPr>
                 <w:rStyle w:val="Hyperlink"/>
@@ -2089,7 +2089,7 @@
               <w:rPr>
                 <w:webHidden/>
               </w:rPr>
-              <w:instrText xml:space="preserve"> PAGEREF _Toc242986129 \h </w:instrText>
+              <w:instrText xml:space="preserve"> PAGEREF _Toc244109130 \h </w:instrText>
             </w:r>
             <w:r>
               <w:rPr>
@@ -2123,7 +2123,7 @@
               <w:rFonts w:asciiTheme="minorHAnsi" w:eastAsiaTheme="minorEastAsia" w:hAnsiTheme="minorHAnsi" w:cstheme="minorBidi"/>
             </w:rPr>
           </w:pPr>
-          <w:hyperlink w:anchor="_Toc242986130" w:history="1">
+          <w:hyperlink w:anchor="_Toc244109131" w:history="1">
             <w:r>
               <w:rPr>
                 <w:rStyle w:val="Hyperlink"/>
@@ -2146,7 +2146,7 @@
               <w:rPr>
                 <w:webHidden/>
               </w:rPr>
-              <w:instrText xml:space="preserve"> PAGEREF _Toc242986130 \h </w:instrText>
+              <w:instrText xml:space="preserve"> PAGEREF _Toc244109131 \h </w:instrText>
             </w:r>
             <w:r>
               <w:rPr>
@@ -2185,7 +2185,7 @@
               <w:noProof/>
             </w:rPr>
           </w:pPr>
-          <w:hyperlink w:anchor="_Toc242986131" w:history="1">
+          <w:hyperlink w:anchor="_Toc244109132" w:history="1">
             <w:r>
               <w:rPr>
                 <w:rStyle w:val="Hyperlink"/>
@@ -2232,7 +2232,7 @@
                 <w:noProof/>
                 <w:webHidden/>
               </w:rPr>
-              <w:instrText xml:space="preserve"> PAGEREF _Toc242986131 \h </w:instrText>
+              <w:instrText xml:space="preserve"> PAGEREF _Toc244109132 \h </w:instrText>
             </w:r>
             <w:r>
               <w:rPr>
@@ -2273,7 +2273,7 @@
               <w:rFonts w:asciiTheme="minorHAnsi" w:eastAsiaTheme="minorEastAsia" w:hAnsiTheme="minorHAnsi" w:cstheme="minorBidi"/>
             </w:rPr>
           </w:pPr>
-          <w:hyperlink w:anchor="_Toc242986132" w:history="1">
+          <w:hyperlink w:anchor="_Toc244109133" w:history="1">
             <w:r>
               <w:rPr>
                 <w:rStyle w:val="Hyperlink"/>
@@ -2308,7 +2308,7 @@
               <w:rPr>
                 <w:webHidden/>
               </w:rPr>
-              <w:instrText xml:space="preserve"> PAGEREF _Toc242986132 \h </w:instrText>
+              <w:instrText xml:space="preserve"> PAGEREF _Toc244109133 \h </w:instrText>
             </w:r>
             <w:r>
               <w:rPr>
@@ -2347,7 +2347,7 @@
               <w:noProof/>
             </w:rPr>
           </w:pPr>
-          <w:hyperlink w:anchor="_Toc242986133" w:history="1">
+          <w:hyperlink w:anchor="_Toc244109134" w:history="1">
             <w:r>
               <w:rPr>
                 <w:rStyle w:val="Hyperlink"/>
@@ -2390,7 +2390,7 @@
                 <w:noProof/>
                 <w:webHidden/>
               </w:rPr>
-              <w:instrText xml:space="preserve"> PAGEREF _Toc242986133 \h </w:instrText>
+              <w:instrText xml:space="preserve"> PAGEREF _Toc244109134 \h </w:instrText>
             </w:r>
             <w:r>
               <w:rPr>
@@ -2433,7 +2433,7 @@
               <w:noProof/>
             </w:rPr>
           </w:pPr>
-          <w:hyperlink w:anchor="_Toc242986134" w:history="1">
+          <w:hyperlink w:anchor="_Toc244109135" w:history="1">
             <w:r>
               <w:rPr>
                 <w:rStyle w:val="Hyperlink"/>
@@ -2476,7 +2476,7 @@
                 <w:noProof/>
                 <w:webHidden/>
               </w:rPr>
-              <w:instrText xml:space="preserve"> PAGEREF _Toc242986134 \h </w:instrText>
+              <w:instrText xml:space="preserve"> PAGEREF _Toc244109135 \h </w:instrText>
             </w:r>
             <w:r>
               <w:rPr>
@@ -2519,7 +2519,7 @@
               <w:noProof/>
             </w:rPr>
           </w:pPr>
-          <w:hyperlink w:anchor="_Toc242986135" w:history="1">
+          <w:hyperlink w:anchor="_Toc244109136" w:history="1">
             <w:r>
               <w:rPr>
                 <w:rStyle w:val="Hyperlink"/>
@@ -2562,7 +2562,7 @@
                 <w:noProof/>
                 <w:webHidden/>
               </w:rPr>
-              <w:instrText xml:space="preserve"> PAGEREF _Toc242986135 \h </w:instrText>
+              <w:instrText xml:space="preserve"> PAGEREF _Toc244109136 \h </w:instrText>
             </w:r>
             <w:r>
               <w:rPr>
@@ -2605,7 +2605,7 @@
               <w:noProof/>
             </w:rPr>
           </w:pPr>
-          <w:hyperlink w:anchor="_Toc242986136" w:history="1">
+          <w:hyperlink w:anchor="_Toc244109137" w:history="1">
             <w:r>
               <w:rPr>
                 <w:rStyle w:val="Hyperlink"/>
@@ -2648,7 +2648,7 @@
                 <w:noProof/>
                 <w:webHidden/>
               </w:rPr>
-              <w:instrText xml:space="preserve"> PAGEREF _Toc242986136 \h </w:instrText>
+              <w:instrText xml:space="preserve"> PAGEREF _Toc244109137 \h </w:instrText>
             </w:r>
             <w:r>
               <w:rPr>
@@ -2689,7 +2689,7 @@
               <w:rFonts w:asciiTheme="minorHAnsi" w:eastAsiaTheme="minorEastAsia" w:hAnsiTheme="minorHAnsi" w:cstheme="minorBidi"/>
             </w:rPr>
           </w:pPr>
-          <w:hyperlink w:anchor="_Toc242986137" w:history="1">
+          <w:hyperlink w:anchor="_Toc244109138" w:history="1">
             <w:r>
               <w:rPr>
                 <w:rStyle w:val="Hyperlink"/>
@@ -2724,7 +2724,7 @@
               <w:rPr>
                 <w:webHidden/>
               </w:rPr>
-              <w:instrText xml:space="preserve"> PAGEREF _Toc242986137 \h </w:instrText>
+              <w:instrText xml:space="preserve"> PAGEREF _Toc244109138 \h </w:instrText>
             </w:r>
             <w:r>
               <w:rPr>
@@ -2763,7 +2763,7 @@
               <w:noProof/>
             </w:rPr>
           </w:pPr>
-          <w:hyperlink w:anchor="_Toc242986138" w:history="1">
+          <w:hyperlink w:anchor="_Toc244109139" w:history="1">
             <w:r>
               <w:rPr>
                 <w:rStyle w:val="Hyperlink"/>
@@ -2810,7 +2810,7 @@
                 <w:noProof/>
                 <w:webHidden/>
               </w:rPr>
-              <w:instrText xml:space="preserve"> PAGEREF _Toc242986138 \h </w:instrText>
+              <w:instrText xml:space="preserve"> PAGEREF _Toc244109139 \h </w:instrText>
             </w:r>
             <w:r>
               <w:rPr>
@@ -2848,7 +2848,7 @@
               <w:rFonts w:asciiTheme="minorHAnsi" w:eastAsiaTheme="minorEastAsia" w:hAnsiTheme="minorHAnsi" w:cstheme="minorBidi"/>
             </w:rPr>
           </w:pPr>
-          <w:hyperlink w:anchor="_Toc242986139" w:history="1">
+          <w:hyperlink w:anchor="_Toc244109140" w:history="1">
             <w:r>
               <w:rPr>
                 <w:rStyle w:val="Hyperlink"/>
@@ -2871,7 +2871,7 @@
               <w:rPr>
                 <w:webHidden/>
               </w:rPr>
-              <w:instrText xml:space="preserve"> PAGEREF _Toc242986139 \h </w:instrText>
+              <w:instrText xml:space="preserve"> PAGEREF _Toc244109140 \h </w:instrText>
             </w:r>
             <w:r>
               <w:rPr>
@@ -2905,7 +2905,7 @@
               <w:rFonts w:asciiTheme="minorHAnsi" w:eastAsiaTheme="minorEastAsia" w:hAnsiTheme="minorHAnsi" w:cstheme="minorBidi"/>
             </w:rPr>
           </w:pPr>
-          <w:hyperlink w:anchor="_Toc242986140" w:history="1">
+          <w:hyperlink w:anchor="_Toc244109141" w:history="1">
             <w:r>
               <w:rPr>
                 <w:rStyle w:val="Hyperlink"/>
@@ -2928,7 +2928,7 @@
               <w:rPr>
                 <w:webHidden/>
               </w:rPr>
-              <w:instrText xml:space="preserve"> PAGEREF _Toc242986140 \h </w:instrText>
+              <w:instrText xml:space="preserve"> PAGEREF _Toc244109141 \h </w:instrText>
             </w:r>
             <w:r>
               <w:rPr>
@@ -2962,7 +2962,7 @@
               <w:rFonts w:asciiTheme="minorHAnsi" w:eastAsiaTheme="minorEastAsia" w:hAnsiTheme="minorHAnsi" w:cstheme="minorBidi"/>
             </w:rPr>
           </w:pPr>
-          <w:hyperlink w:anchor="_Toc242986141" w:history="1">
+          <w:hyperlink w:anchor="_Toc244109142" w:history="1">
             <w:r>
               <w:rPr>
                 <w:rStyle w:val="Hyperlink"/>
@@ -2985,7 +2985,7 @@
               <w:rPr>
                 <w:webHidden/>
               </w:rPr>
-              <w:instrText xml:space="preserve"> PAGEREF _Toc242986141 \h </w:instrText>
+              <w:instrText xml:space="preserve"> PAGEREF _Toc244109142 \h </w:instrText>
             </w:r>
             <w:r>
               <w:rPr>
@@ -3024,7 +3024,7 @@
               <w:noProof/>
             </w:rPr>
           </w:pPr>
-          <w:hyperlink w:anchor="_Toc242986142" w:history="1">
+          <w:hyperlink w:anchor="_Toc244109143" w:history="1">
             <w:r>
               <w:rPr>
                 <w:rStyle w:val="Hyperlink"/>
@@ -3071,7 +3071,7 @@
                 <w:noProof/>
                 <w:webHidden/>
               </w:rPr>
-              <w:instrText xml:space="preserve"> PAGEREF _Toc242986142 \h </w:instrText>
+              <w:instrText xml:space="preserve"> PAGEREF _Toc244109143 \h </w:instrText>
             </w:r>
             <w:r>
               <w:rPr>
@@ -3109,7 +3109,7 @@
               <w:rFonts w:asciiTheme="minorHAnsi" w:eastAsiaTheme="minorEastAsia" w:hAnsiTheme="minorHAnsi" w:cstheme="minorBidi"/>
             </w:rPr>
           </w:pPr>
-          <w:hyperlink w:anchor="_Toc242986143" w:history="1">
+          <w:hyperlink w:anchor="_Toc244109144" w:history="1">
             <w:r>
               <w:rPr>
                 <w:rStyle w:val="Hyperlink"/>
@@ -3132,7 +3132,7 @@
               <w:rPr>
                 <w:webHidden/>
               </w:rPr>
-              <w:instrText xml:space="preserve"> PAGEREF _Toc242986143 \h </w:instrText>
+              <w:instrText xml:space="preserve"> PAGEREF _Toc244109144 \h </w:instrText>
             </w:r>
             <w:r>
               <w:rPr>
@@ -3166,7 +3166,7 @@
               <w:rFonts w:asciiTheme="minorHAnsi" w:eastAsiaTheme="minorEastAsia" w:hAnsiTheme="minorHAnsi" w:cstheme="minorBidi"/>
             </w:rPr>
           </w:pPr>
-          <w:hyperlink w:anchor="_Toc242986144" w:history="1">
+          <w:hyperlink w:anchor="_Toc244109145" w:history="1">
             <w:r>
               <w:rPr>
                 <w:rStyle w:val="Hyperlink"/>
@@ -3189,7 +3189,7 @@
               <w:rPr>
                 <w:webHidden/>
               </w:rPr>
-              <w:instrText xml:space="preserve"> PAGEREF _Toc242986144 \h </w:instrText>
+              <w:instrText xml:space="preserve"> PAGEREF _Toc244109145 \h </w:instrText>
             </w:r>
             <w:r>
               <w:rPr>
@@ -3223,7 +3223,7 @@
               <w:rFonts w:asciiTheme="minorHAnsi" w:eastAsiaTheme="minorEastAsia" w:hAnsiTheme="minorHAnsi" w:cstheme="minorBidi"/>
             </w:rPr>
           </w:pPr>
-          <w:hyperlink w:anchor="_Toc242986145" w:history="1">
+          <w:hyperlink w:anchor="_Toc244109146" w:history="1">
             <w:r>
               <w:rPr>
                 <w:rStyle w:val="Hyperlink"/>
@@ -3246,7 +3246,7 @@
               <w:rPr>
                 <w:webHidden/>
               </w:rPr>
-              <w:instrText xml:space="preserve"> PAGEREF _Toc242986145 \h </w:instrText>
+              <w:instrText xml:space="preserve"> PAGEREF _Toc244109146 \h </w:instrText>
             </w:r>
             <w:r>
               <w:rPr>
@@ -3280,7 +3280,7 @@
               <w:rFonts w:asciiTheme="minorHAnsi" w:eastAsiaTheme="minorEastAsia" w:hAnsiTheme="minorHAnsi" w:cstheme="minorBidi"/>
             </w:rPr>
           </w:pPr>
-          <w:hyperlink w:anchor="_Toc242986146" w:history="1">
+          <w:hyperlink w:anchor="_Toc244109147" w:history="1">
             <w:r>
               <w:rPr>
                 <w:rStyle w:val="Hyperlink"/>
@@ -3303,7 +3303,7 @@
               <w:rPr>
                 <w:webHidden/>
               </w:rPr>
-              <w:instrText xml:space="preserve"> PAGEREF _Toc242986146 \h </w:instrText>
+              <w:instrText xml:space="preserve"> PAGEREF _Toc244109147 \h </w:instrText>
             </w:r>
             <w:r>
               <w:rPr>
@@ -3337,7 +3337,7 @@
               <w:rFonts w:asciiTheme="minorHAnsi" w:eastAsiaTheme="minorEastAsia" w:hAnsiTheme="minorHAnsi" w:cstheme="minorBidi"/>
             </w:rPr>
           </w:pPr>
-          <w:hyperlink w:anchor="_Toc242986147" w:history="1">
+          <w:hyperlink w:anchor="_Toc244109148" w:history="1">
             <w:r>
               <w:rPr>
                 <w:rStyle w:val="Hyperlink"/>
@@ -3360,7 +3360,7 @@
               <w:rPr>
                 <w:webHidden/>
               </w:rPr>
-              <w:instrText xml:space="preserve"> PAGEREF _Toc242986147 \h </w:instrText>
+              <w:instrText xml:space="preserve"> PAGEREF _Toc244109148 \h </w:instrText>
             </w:r>
             <w:r>
               <w:rPr>
@@ -3487,19 +3487,12 @@
           <w:color w:val="000000" w:themeColor="text1"/>
         </w:rPr>
       </w:pPr>
-    </w:p>
-    <w:p>
-      <w:pPr>
-        <w:rPr>
-          <w:rFonts w:ascii="Times New Roman" w:hAnsi="Times New Roman" w:cs="Times New Roman"/>
-          <w:color w:val="000000" w:themeColor="text1"/>
-        </w:rPr>
-      </w:pPr>
-      <w:r>
-        <w:rPr>
-          <w:rFonts w:ascii="Times New Roman" w:hAnsi="Times New Roman" w:cs="Times New Roman"/>
-          <w:color w:val="000000" w:themeColor="text1"/>
-        </w:rPr>
+      <w:r>
+        <w:rPr>
+          <w:rFonts w:ascii="Times New Roman" w:hAnsi="Times New Roman" w:cs="Times New Roman"/>
+          <w:color w:val="000000" w:themeColor="text1"/>
+        </w:rPr>
+        <w:lastRenderedPageBreak/>
         <w:t>Project: Smart Parking Engine (SPE)</w:t>
       </w:r>
     </w:p>
@@ -3592,7 +3585,7 @@
           <w:szCs w:val="36"/>
         </w:rPr>
       </w:pPr>
-      <w:bookmarkStart w:id="0" w:name="_Toc242986102"/>
+      <w:bookmarkStart w:id="0" w:name="_Toc244109103"/>
       <w:r>
         <w:rPr>
           <w:rFonts w:ascii="Times New Roman" w:hAnsi="Times New Roman" w:cs="Times New Roman"/>
@@ -3619,7 +3612,7 @@
         </w:rPr>
       </w:pPr>
       <w:bookmarkStart w:id="1" w:name="_Toc239877285"/>
-      <w:bookmarkStart w:id="2" w:name="_Toc242986103"/>
+      <w:bookmarkStart w:id="2" w:name="_Toc244109104"/>
       <w:r>
         <w:rPr>
           <w:rFonts w:ascii="Times New Roman" w:hAnsi="Times New Roman" w:cs="Times New Roman"/>
@@ -3708,7 +3701,7 @@
         </w:rPr>
       </w:pPr>
       <w:bookmarkStart w:id="3" w:name="_Toc239877286"/>
-      <w:bookmarkStart w:id="4" w:name="_Toc242986104"/>
+      <w:bookmarkStart w:id="4" w:name="_Toc244109105"/>
       <w:r>
         <w:rPr>
           <w:rFonts w:ascii="Times New Roman" w:hAnsi="Times New Roman" w:cs="Times New Roman"/>
@@ -3789,7 +3782,7 @@
           <w:szCs w:val="36"/>
         </w:rPr>
       </w:pPr>
-      <w:bookmarkStart w:id="5" w:name="_Toc242986105"/>
+      <w:bookmarkStart w:id="5" w:name="_Toc244109106"/>
       <w:r>
         <w:rPr>
           <w:rFonts w:ascii="Times New Roman" w:hAnsi="Times New Roman" w:cs="Times New Roman"/>
@@ -4045,7 +4038,6 @@
           <w:sz w:val="32"/>
           <w:szCs w:val="32"/>
         </w:rPr>
-        <w:lastRenderedPageBreak/>
         <w:t>Constraints</w:t>
       </w:r>
       <w:r>
@@ -4068,6 +4060,7 @@
         <w:rPr>
           <w:rFonts w:ascii="Times New Roman" w:hAnsi="Times New Roman" w:cs="Times New Roman"/>
         </w:rPr>
+        <w:lastRenderedPageBreak/>
         <w:t xml:space="preserve">Must </w:t>
       </w:r>
       <w:r>
@@ -4159,7 +4152,7 @@
           <w:szCs w:val="36"/>
         </w:rPr>
       </w:pPr>
-      <w:bookmarkStart w:id="6" w:name="_Toc242986106"/>
+      <w:bookmarkStart w:id="6" w:name="_Toc244109107"/>
       <w:r>
         <w:rPr>
           <w:rFonts w:ascii="Times New Roman" w:hAnsi="Times New Roman" w:cs="Times New Roman"/>
@@ -4895,84 +4888,84 @@
           <w:rFonts w:ascii="Times New Roman" w:hAnsi="Times New Roman" w:cs="Times New Roman"/>
           <w:color w:val="000000" w:themeColor="text1"/>
         </w:rPr>
+        <w:t>FR</w:t>
+      </w:r>
+      <w:r>
+        <w:rPr>
+          <w:rFonts w:ascii="Times New Roman" w:hAnsi="Times New Roman" w:cs="Times New Roman"/>
+          <w:color w:val="000000" w:themeColor="text1"/>
+        </w:rPr>
+        <w:t>-0</w:t>
+      </w:r>
+      <w:r>
+        <w:rPr>
+          <w:rFonts w:ascii="Times New Roman" w:hAnsi="Times New Roman" w:cs="Times New Roman"/>
+          <w:color w:val="000000" w:themeColor="text1"/>
+        </w:rPr>
+        <w:t xml:space="preserve">7: </w:t>
+      </w:r>
+      <w:r>
+        <w:rPr>
+          <w:rFonts w:ascii="Times New Roman" w:hAnsi="Times New Roman" w:cs="Times New Roman"/>
+          <w:color w:val="000000" w:themeColor="text1"/>
+        </w:rPr>
+        <w:t>In-App Turn-by-Turn Routing – P</w:t>
+      </w:r>
+      <w:r>
+        <w:rPr>
+          <w:rFonts w:ascii="Times New Roman" w:hAnsi="Times New Roman" w:cs="Times New Roman"/>
+          <w:color w:val="000000" w:themeColor="text1"/>
+        </w:rPr>
+        <w:t>rovide turn-by-turn routing and voice</w:t>
+      </w:r>
+      <w:r>
+        <w:rPr>
+          <w:rFonts w:ascii="Times New Roman" w:hAnsi="Times New Roman" w:cs="Times New Roman"/>
+          <w:color w:val="000000" w:themeColor="text1"/>
+        </w:rPr>
+        <w:t>-</w:t>
+      </w:r>
+      <w:r>
+        <w:rPr>
+          <w:rFonts w:ascii="Times New Roman" w:hAnsi="Times New Roman" w:cs="Times New Roman"/>
+          <w:color w:val="000000" w:themeColor="text1"/>
+        </w:rPr>
+        <w:t>guided directions directly within</w:t>
+      </w:r>
+      <w:r>
+        <w:rPr>
+          <w:rFonts w:ascii="Times New Roman" w:hAnsi="Times New Roman" w:cs="Times New Roman"/>
+          <w:color w:val="000000" w:themeColor="text1"/>
+        </w:rPr>
+        <w:t xml:space="preserve"> </w:t>
+      </w:r>
+      <w:r>
+        <w:rPr>
+          <w:rFonts w:ascii="Times New Roman" w:hAnsi="Times New Roman" w:cs="Times New Roman"/>
+          <w:color w:val="000000" w:themeColor="text1"/>
+        </w:rPr>
+        <w:t xml:space="preserve">the mobile application interface to direct drivers to their reserved garage entrance. </w:t>
+      </w:r>
+    </w:p>
+    <w:p>
+      <w:pPr>
+        <w:pStyle w:val="ListParagraph"/>
+        <w:numPr>
+          <w:ilvl w:val="0"/>
+          <w:numId w:val="5"/>
+        </w:numPr>
+        <w:ind w:left="1080"/>
+        <w:rPr>
+          <w:rFonts w:ascii="Times New Roman" w:hAnsi="Times New Roman" w:cs="Times New Roman"/>
+          <w:color w:val="000000" w:themeColor="text1"/>
+        </w:rPr>
+      </w:pPr>
+      <w:r>
+        <w:rPr>
+          <w:rFonts w:ascii="Times New Roman" w:hAnsi="Times New Roman" w:cs="Times New Roman"/>
+          <w:color w:val="000000" w:themeColor="text1"/>
+        </w:rPr>
         <w:lastRenderedPageBreak/>
-        <w:t>FR</w:t>
-      </w:r>
-      <w:r>
-        <w:rPr>
-          <w:rFonts w:ascii="Times New Roman" w:hAnsi="Times New Roman" w:cs="Times New Roman"/>
-          <w:color w:val="000000" w:themeColor="text1"/>
-        </w:rPr>
-        <w:t>-0</w:t>
-      </w:r>
-      <w:r>
-        <w:rPr>
-          <w:rFonts w:ascii="Times New Roman" w:hAnsi="Times New Roman" w:cs="Times New Roman"/>
-          <w:color w:val="000000" w:themeColor="text1"/>
-        </w:rPr>
-        <w:t xml:space="preserve">7: </w:t>
-      </w:r>
-      <w:r>
-        <w:rPr>
-          <w:rFonts w:ascii="Times New Roman" w:hAnsi="Times New Roman" w:cs="Times New Roman"/>
-          <w:color w:val="000000" w:themeColor="text1"/>
-        </w:rPr>
-        <w:t>In-App Turn-by-Turn Routing – P</w:t>
-      </w:r>
-      <w:r>
-        <w:rPr>
-          <w:rFonts w:ascii="Times New Roman" w:hAnsi="Times New Roman" w:cs="Times New Roman"/>
-          <w:color w:val="000000" w:themeColor="text1"/>
-        </w:rPr>
-        <w:t>rovide turn-by-turn routing and voice</w:t>
-      </w:r>
-      <w:r>
-        <w:rPr>
-          <w:rFonts w:ascii="Times New Roman" w:hAnsi="Times New Roman" w:cs="Times New Roman"/>
-          <w:color w:val="000000" w:themeColor="text1"/>
-        </w:rPr>
-        <w:t>-</w:t>
-      </w:r>
-      <w:r>
-        <w:rPr>
-          <w:rFonts w:ascii="Times New Roman" w:hAnsi="Times New Roman" w:cs="Times New Roman"/>
-          <w:color w:val="000000" w:themeColor="text1"/>
-        </w:rPr>
-        <w:t>guided directions directly within</w:t>
-      </w:r>
-      <w:r>
-        <w:rPr>
-          <w:rFonts w:ascii="Times New Roman" w:hAnsi="Times New Roman" w:cs="Times New Roman"/>
-          <w:color w:val="000000" w:themeColor="text1"/>
-        </w:rPr>
-        <w:t xml:space="preserve"> </w:t>
-      </w:r>
-      <w:r>
-        <w:rPr>
-          <w:rFonts w:ascii="Times New Roman" w:hAnsi="Times New Roman" w:cs="Times New Roman"/>
-          <w:color w:val="000000" w:themeColor="text1"/>
-        </w:rPr>
-        <w:t xml:space="preserve">the mobile application interface to direct drivers to their reserved garage entrance. </w:t>
-      </w:r>
-    </w:p>
-    <w:p>
-      <w:pPr>
-        <w:pStyle w:val="ListParagraph"/>
-        <w:numPr>
-          <w:ilvl w:val="0"/>
-          <w:numId w:val="5"/>
-        </w:numPr>
-        <w:ind w:left="1080"/>
-        <w:rPr>
-          <w:rFonts w:ascii="Times New Roman" w:hAnsi="Times New Roman" w:cs="Times New Roman"/>
-          <w:color w:val="000000" w:themeColor="text1"/>
-        </w:rPr>
-      </w:pPr>
-      <w:r>
-        <w:rPr>
-          <w:rFonts w:ascii="Times New Roman" w:hAnsi="Times New Roman" w:cs="Times New Roman"/>
-          <w:color w:val="000000" w:themeColor="text1"/>
-        </w:rPr>
         <w:t xml:space="preserve">FR-08: </w:t>
       </w:r>
       <w:r>
@@ -5307,13 +5300,7 @@
         <w:rPr>
           <w:rFonts w:ascii="Times New Roman" w:hAnsi="Times New Roman" w:cs="Times New Roman"/>
         </w:rPr>
-        <w:t>-0</w:t>
-      </w:r>
-      <w:r>
-        <w:rPr>
-          <w:rFonts w:ascii="Times New Roman" w:hAnsi="Times New Roman" w:cs="Times New Roman"/>
-        </w:rPr>
-        <w:t>2</w:t>
+        <w:t>-02</w:t>
       </w:r>
       <w:r>
         <w:rPr>
@@ -5672,26 +5659,32 @@
         <w:rPr>
           <w:rFonts w:ascii="Times New Roman" w:hAnsi="Times New Roman" w:cs="Times New Roman"/>
         </w:rPr>
+        <w:t>NFR-07 (Disaster Recovery &amp; Data Backup):</w:t>
+      </w:r>
+      <w:r>
+        <w:rPr>
+          <w:rFonts w:ascii="Times New Roman" w:hAnsi="Times New Roman" w:cs="Times New Roman"/>
+        </w:rPr>
+        <w:t xml:space="preserve"> The database layer must execute automated </w:t>
+      </w:r>
+      <w:r>
+        <w:rPr>
+          <w:rFonts w:ascii="Times New Roman" w:hAnsi="Times New Roman" w:cs="Times New Roman"/>
+        </w:rPr>
+        <w:t>incremental</w:t>
+      </w:r>
+      <w:r>
+        <w:rPr>
+          <w:rFonts w:ascii="Times New Roman" w:hAnsi="Times New Roman" w:cs="Times New Roman"/>
+        </w:rPr>
+        <w:t xml:space="preserve"> backups for every four hours and full encrypted backups daily, achieving a Recovery Point Objective (RPO) of under fifteen minutes. This </w:t>
+      </w:r>
+      <w:r>
+        <w:rPr>
+          <w:rFonts w:ascii="Times New Roman" w:hAnsi="Times New Roman" w:cs="Times New Roman"/>
+        </w:rPr>
         <w:lastRenderedPageBreak/>
-        <w:t>NFR-07 (Disaster Recovery &amp; Data Backup):</w:t>
-      </w:r>
-      <w:r>
-        <w:rPr>
-          <w:rFonts w:ascii="Times New Roman" w:hAnsi="Times New Roman" w:cs="Times New Roman"/>
-        </w:rPr>
-        <w:t xml:space="preserve"> The database layer must execute automated </w:t>
-      </w:r>
-      <w:r>
-        <w:rPr>
-          <w:rFonts w:ascii="Times New Roman" w:hAnsi="Times New Roman" w:cs="Times New Roman"/>
-        </w:rPr>
-        <w:t>incremental</w:t>
-      </w:r>
-      <w:r>
-        <w:rPr>
-          <w:rFonts w:ascii="Times New Roman" w:hAnsi="Times New Roman" w:cs="Times New Roman"/>
-        </w:rPr>
-        <w:t xml:space="preserve"> backups for every four hours and full encrypted backups daily, achieving a Recovery Point Objective (RPO) of under fifteen minutes. This safeguards </w:t>
+        <w:t xml:space="preserve">safeguards </w:t>
       </w:r>
       <w:r>
         <w:rPr>
@@ -5741,7 +5734,7 @@
           <w:szCs w:val="36"/>
         </w:rPr>
       </w:pPr>
-      <w:bookmarkStart w:id="7" w:name="_Toc242986107"/>
+      <w:bookmarkStart w:id="7" w:name="_Toc244109108"/>
       <w:r>
         <w:rPr>
           <w:rFonts w:ascii="Times New Roman" w:hAnsi="Times New Roman" w:cs="Times New Roman"/>
@@ -6062,26 +6055,26 @@
           <w:sz w:val="32"/>
           <w:szCs w:val="32"/>
         </w:rPr>
+        <w:t>Communication Protocols</w:t>
+      </w:r>
+    </w:p>
+    <w:p>
+      <w:pPr>
+        <w:pStyle w:val="ListParagraph"/>
+        <w:numPr>
+          <w:ilvl w:val="0"/>
+          <w:numId w:val="5"/>
+        </w:numPr>
+        <w:spacing w:line="276" w:lineRule="auto"/>
+        <w:rPr>
+          <w:rFonts w:ascii="Times New Roman" w:hAnsi="Times New Roman" w:cs="Times New Roman"/>
+        </w:rPr>
+      </w:pPr>
+      <w:r>
+        <w:rPr>
+          <w:rFonts w:ascii="Times New Roman" w:hAnsi="Times New Roman" w:cs="Times New Roman"/>
+        </w:rPr>
         <w:lastRenderedPageBreak/>
-        <w:t>Communication Protocols</w:t>
-      </w:r>
-    </w:p>
-    <w:p>
-      <w:pPr>
-        <w:pStyle w:val="ListParagraph"/>
-        <w:numPr>
-          <w:ilvl w:val="0"/>
-          <w:numId w:val="5"/>
-        </w:numPr>
-        <w:spacing w:line="276" w:lineRule="auto"/>
-        <w:rPr>
-          <w:rFonts w:ascii="Times New Roman" w:hAnsi="Times New Roman" w:cs="Times New Roman"/>
-        </w:rPr>
-      </w:pPr>
-      <w:r>
-        <w:rPr>
-          <w:rFonts w:ascii="Times New Roman" w:hAnsi="Times New Roman" w:cs="Times New Roman"/>
-        </w:rPr>
         <w:t>Data Transmission Security:</w:t>
       </w:r>
       <w:r>
@@ -6183,7 +6176,7 @@
           <w:szCs w:val="36"/>
         </w:rPr>
       </w:pPr>
-      <w:bookmarkStart w:id="8" w:name="_Toc242986108"/>
+      <w:bookmarkStart w:id="8" w:name="_Toc244109109"/>
       <w:r>
         <w:rPr>
           <w:rFonts w:ascii="Times New Roman" w:hAnsi="Times New Roman" w:cs="Times New Roman"/>
@@ -6205,7 +6198,7 @@
           <w:color w:val="000000" w:themeColor="text1"/>
         </w:rPr>
       </w:pPr>
-      <w:bookmarkStart w:id="9" w:name="_Toc242986109"/>
+      <w:bookmarkStart w:id="9" w:name="_Toc244109110"/>
       <w:r>
         <w:rPr>
           <w:rFonts w:ascii="Times New Roman" w:hAnsi="Times New Roman" w:cs="Times New Roman"/>
@@ -6424,7 +6417,7 @@
           <w:color w:val="000000" w:themeColor="text1"/>
         </w:rPr>
       </w:pPr>
-      <w:bookmarkStart w:id="10" w:name="_Toc242986110"/>
+      <w:bookmarkStart w:id="10" w:name="_Toc244109111"/>
       <w:r>
         <w:rPr>
           <w:rFonts w:ascii="Times New Roman" w:hAnsi="Times New Roman" w:cs="Times New Roman"/>
@@ -6643,7 +6636,7 @@
           <w:color w:val="000000" w:themeColor="text1"/>
         </w:rPr>
       </w:pPr>
-      <w:bookmarkStart w:id="11" w:name="_Toc242986111"/>
+      <w:bookmarkStart w:id="11" w:name="_Toc244109112"/>
       <w:r>
         <w:rPr>
           <w:rFonts w:ascii="Times New Roman" w:hAnsi="Times New Roman" w:cs="Times New Roman"/>
@@ -6764,8 +6757,28 @@
           <w:rFonts w:ascii="Times New Roman" w:hAnsi="Times New Roman" w:cs="Times New Roman"/>
           <w:color w:val="000000" w:themeColor="text1"/>
         </w:rPr>
+        <w:t xml:space="preserve">System scans the database for participating parking garages in range. </w:t>
+      </w:r>
+    </w:p>
+    <w:p>
+      <w:pPr>
+        <w:pStyle w:val="ListParagraph"/>
+        <w:numPr>
+          <w:ilvl w:val="0"/>
+          <w:numId w:val="12"/>
+        </w:numPr>
+        <w:rPr>
+          <w:rFonts w:ascii="Times New Roman" w:hAnsi="Times New Roman" w:cs="Times New Roman"/>
+          <w:color w:val="000000" w:themeColor="text1"/>
+        </w:rPr>
+      </w:pPr>
+      <w:r>
+        <w:rPr>
+          <w:rFonts w:ascii="Times New Roman" w:hAnsi="Times New Roman" w:cs="Times New Roman"/>
+          <w:color w:val="000000" w:themeColor="text1"/>
+        </w:rPr>
         <w:lastRenderedPageBreak/>
-        <w:t xml:space="preserve">System scans the database for participating parking garages in range. </w:t>
+        <w:t xml:space="preserve">System updates the interactive map display with garage pins, current rate quotes, and available space counts. </w:t>
       </w:r>
     </w:p>
     <w:p>
@@ -6785,26 +6798,6 @@
           <w:rFonts w:ascii="Times New Roman" w:hAnsi="Times New Roman" w:cs="Times New Roman"/>
           <w:color w:val="000000" w:themeColor="text1"/>
         </w:rPr>
-        <w:t xml:space="preserve">System updates the interactive map display with garage pins, current rate quotes, and available space counts. </w:t>
-      </w:r>
-    </w:p>
-    <w:p>
-      <w:pPr>
-        <w:pStyle w:val="ListParagraph"/>
-        <w:numPr>
-          <w:ilvl w:val="0"/>
-          <w:numId w:val="12"/>
-        </w:numPr>
-        <w:rPr>
-          <w:rFonts w:ascii="Times New Roman" w:hAnsi="Times New Roman" w:cs="Times New Roman"/>
-          <w:color w:val="000000" w:themeColor="text1"/>
-        </w:rPr>
-      </w:pPr>
-      <w:r>
-        <w:rPr>
-          <w:rFonts w:ascii="Times New Roman" w:hAnsi="Times New Roman" w:cs="Times New Roman"/>
-          <w:color w:val="000000" w:themeColor="text1"/>
-        </w:rPr>
         <w:t>Driver taps a garage pin to expand details regarding floor layouts and amenity options.</w:t>
       </w:r>
     </w:p>
@@ -6843,7 +6836,7 @@
           <w:color w:val="000000" w:themeColor="text1"/>
         </w:rPr>
       </w:pPr>
-      <w:bookmarkStart w:id="12" w:name="_Toc242986112"/>
+      <w:bookmarkStart w:id="12" w:name="_Toc244109113"/>
       <w:r>
         <w:rPr>
           <w:rFonts w:ascii="Times New Roman" w:hAnsi="Times New Roman" w:cs="Times New Roman"/>
@@ -7022,7 +7015,7 @@
           <w:color w:val="000000" w:themeColor="text1"/>
         </w:rPr>
       </w:pPr>
-      <w:bookmarkStart w:id="13" w:name="_Toc242986113"/>
+      <w:bookmarkStart w:id="13" w:name="_Toc244109114"/>
       <w:r>
         <w:rPr>
           <w:rFonts w:ascii="Times New Roman" w:hAnsi="Times New Roman" w:cs="Times New Roman"/>
@@ -7233,7 +7226,7 @@
           <w:color w:val="000000" w:themeColor="text1"/>
         </w:rPr>
       </w:pPr>
-      <w:bookmarkStart w:id="14" w:name="_Toc242986114"/>
+      <w:bookmarkStart w:id="14" w:name="_Toc244109115"/>
       <w:r>
         <w:rPr>
           <w:rFonts w:ascii="Times New Roman" w:hAnsi="Times New Roman" w:cs="Times New Roman"/>
@@ -7471,7 +7464,7 @@
           <w:color w:val="000000" w:themeColor="text1"/>
         </w:rPr>
       </w:pPr>
-      <w:bookmarkStart w:id="15" w:name="_Toc242986115"/>
+      <w:bookmarkStart w:id="15" w:name="_Toc244109116"/>
       <w:r>
         <w:rPr>
           <w:rFonts w:ascii="Times New Roman" w:hAnsi="Times New Roman" w:cs="Times New Roman"/>
@@ -7651,7 +7644,7 @@
           <w:color w:val="000000" w:themeColor="text1"/>
         </w:rPr>
       </w:pPr>
-      <w:bookmarkStart w:id="16" w:name="_Toc242986116"/>
+      <w:bookmarkStart w:id="16" w:name="_Toc244109117"/>
       <w:r>
         <w:rPr>
           <w:rFonts w:ascii="Times New Roman" w:hAnsi="Times New Roman" w:cs="Times New Roman"/>
@@ -7870,7 +7863,7 @@
           <w:color w:val="000000" w:themeColor="text1"/>
         </w:rPr>
       </w:pPr>
-      <w:bookmarkStart w:id="17" w:name="_Toc242986117"/>
+      <w:bookmarkStart w:id="17" w:name="_Toc244109118"/>
       <w:r>
         <w:rPr>
           <w:rFonts w:ascii="Times New Roman" w:hAnsi="Times New Roman" w:cs="Times New Roman"/>
@@ -8077,7 +8070,7 @@
           <w:color w:val="000000" w:themeColor="text1"/>
         </w:rPr>
       </w:pPr>
-      <w:bookmarkStart w:id="18" w:name="_Toc242986118"/>
+      <w:bookmarkStart w:id="18" w:name="_Toc244109119"/>
       <w:r>
         <w:rPr>
           <w:rFonts w:ascii="Times New Roman" w:hAnsi="Times New Roman" w:cs="Times New Roman"/>
@@ -8263,7 +8256,7 @@
           <w:color w:val="000000" w:themeColor="text1"/>
         </w:rPr>
       </w:pPr>
-      <w:bookmarkStart w:id="19" w:name="_Toc242986119"/>
+      <w:bookmarkStart w:id="19" w:name="_Toc244109120"/>
       <w:r>
         <w:rPr>
           <w:rFonts w:ascii="Times New Roman" w:hAnsi="Times New Roman" w:cs="Times New Roman"/>
@@ -8497,7 +8490,7 @@
           <w:color w:val="000000" w:themeColor="text1"/>
         </w:rPr>
       </w:pPr>
-      <w:bookmarkStart w:id="20" w:name="_Toc242986120"/>
+      <w:bookmarkStart w:id="20" w:name="_Toc244109121"/>
       <w:r>
         <w:rPr>
           <w:rFonts w:ascii="Times New Roman" w:hAnsi="Times New Roman" w:cs="Times New Roman"/>
@@ -8717,7 +8710,7 @@
           <w:color w:val="000000" w:themeColor="text1"/>
         </w:rPr>
       </w:pPr>
-      <w:bookmarkStart w:id="21" w:name="_Toc242986121"/>
+      <w:bookmarkStart w:id="21" w:name="_Toc244109122"/>
       <w:r>
         <w:rPr>
           <w:rFonts w:ascii="Times New Roman" w:hAnsi="Times New Roman" w:cs="Times New Roman"/>
@@ -8909,7 +8902,7 @@
           <w:color w:val="000000" w:themeColor="text1"/>
         </w:rPr>
       </w:pPr>
-      <w:bookmarkStart w:id="22" w:name="_Toc242986122"/>
+      <w:bookmarkStart w:id="22" w:name="_Toc244109123"/>
       <w:r>
         <w:rPr>
           <w:rFonts w:ascii="Times New Roman" w:hAnsi="Times New Roman" w:cs="Times New Roman"/>
@@ -9109,7 +9102,7 @@
           <w:color w:val="000000" w:themeColor="text1"/>
         </w:rPr>
       </w:pPr>
-      <w:bookmarkStart w:id="23" w:name="_Toc242986123"/>
+      <w:bookmarkStart w:id="23" w:name="_Toc244109124"/>
       <w:r>
         <w:rPr>
           <w:rFonts w:ascii="Times New Roman" w:hAnsi="Times New Roman" w:cs="Times New Roman"/>
@@ -9295,7 +9288,7 @@
           <w:color w:val="000000" w:themeColor="text1"/>
         </w:rPr>
       </w:pPr>
-      <w:bookmarkStart w:id="24" w:name="_Toc242986124"/>
+      <w:bookmarkStart w:id="24" w:name="_Toc244109125"/>
       <w:r>
         <w:rPr>
           <w:rFonts w:ascii="Times New Roman" w:hAnsi="Times New Roman" w:cs="Times New Roman"/>
@@ -9556,7 +9549,7 @@
           <w:color w:val="000000" w:themeColor="text1"/>
         </w:rPr>
       </w:pPr>
-      <w:bookmarkStart w:id="25" w:name="_Toc242986125"/>
+      <w:bookmarkStart w:id="25" w:name="_Toc244109126"/>
       <w:r>
         <w:rPr>
           <w:rFonts w:ascii="Times New Roman" w:hAnsi="Times New Roman" w:cs="Times New Roman"/>
@@ -9790,7 +9783,7 @@
           <w:color w:val="000000" w:themeColor="text1"/>
         </w:rPr>
       </w:pPr>
-      <w:bookmarkStart w:id="26" w:name="_Toc242986126"/>
+      <w:bookmarkStart w:id="26" w:name="_Toc244109127"/>
       <w:r>
         <w:rPr>
           <w:rFonts w:ascii="Times New Roman" w:hAnsi="Times New Roman" w:cs="Times New Roman"/>
@@ -10073,7 +10066,7 @@
           <w:szCs w:val="36"/>
         </w:rPr>
       </w:pPr>
-      <w:bookmarkStart w:id="27" w:name="_Toc242986127"/>
+      <w:bookmarkStart w:id="27" w:name="_Toc244109128"/>
       <w:r>
         <w:rPr>
           <w:rFonts w:ascii="Times New Roman" w:hAnsi="Times New Roman" w:cs="Times New Roman"/>
@@ -10576,7 +10569,7 @@
           <w:szCs w:val="36"/>
         </w:rPr>
       </w:pPr>
-      <w:bookmarkStart w:id="28" w:name="_Toc242986128"/>
+      <w:bookmarkStart w:id="28" w:name="_Toc244109129"/>
       <w:r>
         <w:rPr>
           <w:rFonts w:ascii="Times New Roman" w:hAnsi="Times New Roman" w:cs="Times New Roman"/>
@@ -10681,7 +10674,7 @@
         </w:rPr>
         <w:t xml:space="preserve">     </w:t>
       </w:r>
-      <w:bookmarkStart w:id="29" w:name="_Toc242986129"/>
+      <w:bookmarkStart w:id="29" w:name="_Toc244109130"/>
       <w:r>
         <w:rPr>
           <w:rFonts w:ascii="Times New Roman" w:hAnsi="Times New Roman" w:cs="Times New Roman"/>
@@ -10833,7 +10826,7 @@
         <mc:AlternateContent>
           <mc:Choice Requires="wps">
             <w:drawing>
-              <wp:anchor distT="0" distB="0" distL="114300" distR="114300" simplePos="0" relativeHeight="251645440" behindDoc="0" locked="0" layoutInCell="1" allowOverlap="1" wp14:anchorId="64B0787B" wp14:editId="00EFE376">
+              <wp:anchor distT="0" distB="0" distL="114300" distR="114300" simplePos="0" relativeHeight="251640832" behindDoc="0" locked="0" layoutInCell="1" allowOverlap="1" wp14:anchorId="64B0787B" wp14:editId="00EFE376">
                 <wp:simplePos x="0" y="0"/>
                 <wp:positionH relativeFrom="column">
                   <wp:posOffset>228600</wp:posOffset>
@@ -10952,7 +10945,7 @@
                 <v:stroke joinstyle="miter"/>
                 <v:path gradientshapeok="t" o:connecttype="rect"/>
               </v:shapetype>
-              <v:shape id="Text Box 1" o:spid="_x0000_s1026" type="#_x0000_t202" style="position:absolute;margin-left:18pt;margin-top:127.25pt;width:424.6pt;height:31.7pt;z-index:251645440;visibility:visible;mso-wrap-style:square;mso-height-percent:0;mso-wrap-distance-left:9pt;mso-wrap-distance-top:0;mso-wrap-distance-right:9pt;mso-wrap-distance-bottom:0;mso-position-horizontal:absolute;mso-position-horizontal-relative:text;mso-position-vertical:absolute;mso-position-vertical-relative:text;mso-height-percent:0;mso-height-relative:margin;v-text-anchor:top" o:gfxdata="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" fillcolor="white [3201]" stroked="f" strokeweight=".5pt">
+              <v:shape id="Text Box 1" o:spid="_x0000_s1026" type="#_x0000_t202" style="position:absolute;margin-left:18pt;margin-top:127.25pt;width:424.6pt;height:31.7pt;z-index:251640832;visibility:visible;mso-wrap-style:square;mso-height-percent:0;mso-wrap-distance-left:9pt;mso-wrap-distance-top:0;mso-wrap-distance-right:9pt;mso-wrap-distance-bottom:0;mso-position-horizontal:absolute;mso-position-horizontal-relative:text;mso-position-vertical:absolute;mso-position-vertical-relative:text;mso-height-percent:0;mso-height-relative:margin;v-text-anchor:top" o:gfxdata="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" fillcolor="white [3201]" stroked="f" strokeweight=".5pt">
                 <v:textbox>
                   <w:txbxContent>
                     <w:p>
@@ -11098,7 +11091,7 @@
         </w:rPr>
         <w:t xml:space="preserve">  </w:t>
       </w:r>
-      <w:bookmarkStart w:id="30" w:name="_Toc242986130"/>
+      <w:bookmarkStart w:id="30" w:name="_Toc244109131"/>
       <w:r>
         <w:rPr>
           <w:rFonts w:ascii="Times New Roman" w:hAnsi="Times New Roman" w:cs="Times New Roman"/>
@@ -11993,7 +11986,7 @@
         <mc:AlternateContent>
           <mc:Choice Requires="wps">
             <w:drawing>
-              <wp:anchor distT="0" distB="0" distL="114300" distR="114300" simplePos="0" relativeHeight="251653632" behindDoc="0" locked="0" layoutInCell="1" allowOverlap="1" wp14:anchorId="55B47AA4" wp14:editId="5E2C6F49">
+              <wp:anchor distT="0" distB="0" distL="114300" distR="114300" simplePos="0" relativeHeight="251641856" behindDoc="0" locked="0" layoutInCell="1" allowOverlap="1" wp14:anchorId="55B47AA4" wp14:editId="5E2C6F49">
                 <wp:simplePos x="0" y="0"/>
                 <wp:positionH relativeFrom="column">
                   <wp:posOffset>752444</wp:posOffset>
@@ -12072,7 +12065,7 @@
           </mc:Choice>
           <mc:Fallback>
             <w:pict>
-              <v:shape w14:anchorId="55B47AA4" id="_x0000_s1027" type="#_x0000_t202" style="position:absolute;left:0;text-align:left;margin-left:59.25pt;margin-top:19.9pt;width:372pt;height:36pt;z-index:251653632;visibility:visible;mso-wrap-style:square;mso-wrap-distance-left:9pt;mso-wrap-distance-top:0;mso-wrap-distance-right:9pt;mso-wrap-distance-bottom:0;mso-position-horizontal:absolute;mso-position-horizontal-relative:text;mso-position-vertical:absolute;mso-position-vertical-relative:text;v-text-anchor:top" o:gfxdata="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" stroked="f">
+              <v:shape w14:anchorId="55B47AA4" id="_x0000_s1027" type="#_x0000_t202" style="position:absolute;left:0;text-align:left;margin-left:59.25pt;margin-top:19.9pt;width:372pt;height:36pt;z-index:251641856;visibility:visible;mso-wrap-style:square;mso-wrap-distance-left:9pt;mso-wrap-distance-top:0;mso-wrap-distance-right:9pt;mso-wrap-distance-bottom:0;mso-position-horizontal:absolute;mso-position-horizontal-relative:text;mso-position-vertical:absolute;mso-position-vertical-relative:text;v-text-anchor:top" o:gfxdata="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" stroked="f">
                 <v:textbox inset="0,0,0,0">
                   <w:txbxContent>
                     <w:p>
@@ -12139,9 +12132,10 @@
       <w:r>
         <w:rPr>
           <w:rFonts w:ascii="Times New Roman" w:hAnsi="Times New Roman" w:cs="Times New Roman"/>
+          <w:noProof/>
         </w:rPr>
         <w:drawing>
-          <wp:anchor distT="0" distB="0" distL="114300" distR="114300" simplePos="0" relativeHeight="251684352" behindDoc="0" locked="0" layoutInCell="1" allowOverlap="1" wp14:anchorId="3F56FD99" wp14:editId="46418E73">
+          <wp:anchor distT="0" distB="0" distL="114300" distR="114300" simplePos="0" relativeHeight="251652096" behindDoc="0" locked="0" layoutInCell="1" allowOverlap="1" wp14:anchorId="3F56FD99" wp14:editId="46418E73">
             <wp:simplePos x="0" y="0"/>
             <wp:positionH relativeFrom="margin">
               <wp:align>right</wp:align>
@@ -12300,7 +12294,7 @@
           <w:szCs w:val="36"/>
         </w:rPr>
       </w:pPr>
-      <w:bookmarkStart w:id="31" w:name="_Toc242986131"/>
+      <w:bookmarkStart w:id="31" w:name="_Toc244109132"/>
       <w:r>
         <w:rPr>
           <w:rFonts w:ascii="Times New Roman" w:hAnsi="Times New Roman" w:cs="Times New Roman"/>
@@ -12406,7 +12400,7 @@
         </w:rPr>
         <w:t xml:space="preserve"> </w:t>
       </w:r>
-      <w:bookmarkStart w:id="32" w:name="_Toc242986132"/>
+      <w:bookmarkStart w:id="32" w:name="_Toc244109133"/>
       <w:r>
         <w:rPr>
           <w:rFonts w:ascii="Times New Roman" w:hAnsi="Times New Roman" w:cs="Times New Roman"/>
@@ -12461,7 +12455,7 @@
           <w:color w:val="auto"/>
         </w:rPr>
       </w:pPr>
-      <w:bookmarkStart w:id="33" w:name="_Toc242986133"/>
+      <w:bookmarkStart w:id="33" w:name="_Toc244109134"/>
       <w:r>
         <w:rPr>
           <w:rFonts w:ascii="Times New Roman" w:hAnsi="Times New Roman" w:cs="Times New Roman"/>
@@ -12795,7 +12789,7 @@
           <w:color w:val="auto"/>
         </w:rPr>
       </w:pPr>
-      <w:bookmarkStart w:id="34" w:name="_Toc242986134"/>
+      <w:bookmarkStart w:id="34" w:name="_Toc244109135"/>
       <w:r>
         <w:rPr>
           <w:rFonts w:ascii="Times New Roman" w:hAnsi="Times New Roman" w:cs="Times New Roman"/>
@@ -13193,7 +13187,7 @@
           <w:color w:val="auto"/>
         </w:rPr>
       </w:pPr>
-      <w:bookmarkStart w:id="35" w:name="_Toc242986135"/>
+      <w:bookmarkStart w:id="35" w:name="_Toc244109136"/>
       <w:r>
         <w:rPr>
           <w:rFonts w:ascii="Times New Roman" w:hAnsi="Times New Roman" w:cs="Times New Roman"/>
@@ -13632,7 +13626,7 @@
           <w:color w:val="auto"/>
         </w:rPr>
       </w:pPr>
-      <w:bookmarkStart w:id="36" w:name="_Toc242986136"/>
+      <w:bookmarkStart w:id="36" w:name="_Toc244109137"/>
       <w:r>
         <w:rPr>
           <w:rFonts w:ascii="Times New Roman" w:hAnsi="Times New Roman" w:cs="Times New Roman"/>
@@ -14036,7 +14030,7 @@
         </w:rPr>
         <w:t xml:space="preserve"> </w:t>
       </w:r>
-      <w:bookmarkStart w:id="37" w:name="_Toc242986137"/>
+      <w:bookmarkStart w:id="37" w:name="_Toc244109138"/>
       <w:r>
         <w:rPr>
           <w:rFonts w:ascii="Times New Roman" w:hAnsi="Times New Roman" w:cs="Times New Roman"/>
@@ -14269,7 +14263,7 @@
         </w:rPr>
         <w:lastRenderedPageBreak/>
         <w:drawing>
-          <wp:anchor distT="0" distB="0" distL="114300" distR="114300" simplePos="0" relativeHeight="251656704" behindDoc="0" locked="0" layoutInCell="1" allowOverlap="1" wp14:anchorId="7965353B" wp14:editId="34CDB293">
+          <wp:anchor distT="0" distB="0" distL="114300" distR="114300" simplePos="0" relativeHeight="251642880" behindDoc="0" locked="0" layoutInCell="1" allowOverlap="1" wp14:anchorId="7965353B" wp14:editId="34CDB293">
             <wp:simplePos x="0" y="0"/>
             <wp:positionH relativeFrom="margin">
               <wp:align>center</wp:align>
@@ -14346,7 +14340,7 @@
         <mc:AlternateContent>
           <mc:Choice Requires="wps">
             <w:drawing>
-              <wp:anchor distT="0" distB="0" distL="114300" distR="114300" simplePos="0" relativeHeight="251659776" behindDoc="0" locked="0" layoutInCell="1" allowOverlap="1" wp14:anchorId="2EC8BEAF" wp14:editId="6460CE82">
+              <wp:anchor distT="0" distB="0" distL="114300" distR="114300" simplePos="0" relativeHeight="251643904" behindDoc="0" locked="0" layoutInCell="1" allowOverlap="1" wp14:anchorId="2EC8BEAF" wp14:editId="6460CE82">
                 <wp:simplePos x="0" y="0"/>
                 <wp:positionH relativeFrom="column">
                   <wp:posOffset>-396240</wp:posOffset>
@@ -14439,7 +14433,7 @@
           </mc:Choice>
           <mc:Fallback>
             <w:pict>
-              <v:shape w14:anchorId="2EC8BEAF" id="Text Box 3" o:spid="_x0000_s1028" type="#_x0000_t202" style="position:absolute;margin-left:-31.2pt;margin-top:229pt;width:523.8pt;height:31.8pt;z-index:251659776;visibility:visible;mso-wrap-style:square;mso-height-percent:0;mso-wrap-distance-left:9pt;mso-wrap-distance-top:0;mso-wrap-distance-right:9pt;mso-wrap-distance-bottom:0;mso-position-horizontal:absolute;mso-position-horizontal-relative:text;mso-position-vertical:absolute;mso-position-vertical-relative:text;mso-height-percent:0;mso-height-relative:margin;v-text-anchor:top" o:gfxdata="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" fillcolor="white [3201]" stroked="f" strokeweight=".5pt">
+              <v:shape w14:anchorId="2EC8BEAF" id="Text Box 3" o:spid="_x0000_s1028" type="#_x0000_t202" style="position:absolute;margin-left:-31.2pt;margin-top:229pt;width:523.8pt;height:31.8pt;z-index:251643904;visibility:visible;mso-wrap-style:square;mso-height-percent:0;mso-wrap-distance-left:9pt;mso-wrap-distance-top:0;mso-wrap-distance-right:9pt;mso-wrap-distance-bottom:0;mso-position-horizontal:absolute;mso-position-horizontal-relative:text;mso-position-vertical:absolute;mso-position-vertical-relative:text;mso-height-percent:0;mso-height-relative:margin;v-text-anchor:top" o:gfxdata="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" fillcolor="white [3201]" stroked="f" strokeweight=".5pt">
                 <v:textbox>
                   <w:txbxContent>
                     <w:p>
@@ -14506,7 +14500,7 @@
           <w:szCs w:val="36"/>
         </w:rPr>
       </w:pPr>
-      <w:bookmarkStart w:id="38" w:name="_Toc242986138"/>
+      <w:bookmarkStart w:id="38" w:name="_Toc244109139"/>
       <w:r>
         <w:rPr>
           <w:rFonts w:ascii="Times New Roman" w:hAnsi="Times New Roman" w:cs="Times New Roman"/>
@@ -14646,7 +14640,7 @@
           <w:color w:val="000000" w:themeColor="text1"/>
         </w:rPr>
       </w:pPr>
-      <w:bookmarkStart w:id="39" w:name="_Toc242986139"/>
+      <w:bookmarkStart w:id="39" w:name="_Toc244109140"/>
       <w:r>
         <w:rPr>
           <w:rFonts w:ascii="Times New Roman" w:hAnsi="Times New Roman" w:cs="Times New Roman"/>
@@ -15778,7 +15772,7 @@
           <w:color w:val="000000" w:themeColor="text1"/>
         </w:rPr>
       </w:pPr>
-      <w:bookmarkStart w:id="40" w:name="_Toc242986140"/>
+      <w:bookmarkStart w:id="40" w:name="_Toc244109141"/>
       <w:r>
         <w:rPr>
           <w:rFonts w:ascii="Times New Roman" w:hAnsi="Times New Roman" w:cs="Times New Roman"/>
@@ -15866,7 +15860,7 @@
         </w:rPr>
         <w:lastRenderedPageBreak/>
         <w:drawing>
-          <wp:anchor distT="0" distB="0" distL="114300" distR="114300" simplePos="0" relativeHeight="251670016" behindDoc="0" locked="0" layoutInCell="1" allowOverlap="1" wp14:anchorId="40A5A9F5" wp14:editId="44E0AD9F">
+          <wp:anchor distT="0" distB="0" distL="114300" distR="114300" simplePos="0" relativeHeight="251646976" behindDoc="0" locked="0" layoutInCell="1" allowOverlap="1" wp14:anchorId="40A5A9F5" wp14:editId="44E0AD9F">
             <wp:simplePos x="0" y="0"/>
             <wp:positionH relativeFrom="margin">
               <wp:align>center</wp:align>
@@ -15930,7 +15924,7 @@
         <mc:AlternateContent>
           <mc:Choice Requires="wps">
             <w:drawing>
-              <wp:anchor distT="0" distB="0" distL="114300" distR="114300" simplePos="0" relativeHeight="251666944" behindDoc="0" locked="0" layoutInCell="1" allowOverlap="1" wp14:anchorId="1C6EE82A" wp14:editId="007FE792">
+              <wp:anchor distT="0" distB="0" distL="114300" distR="114300" simplePos="0" relativeHeight="251645952" behindDoc="0" locked="0" layoutInCell="1" allowOverlap="1" wp14:anchorId="1C6EE82A" wp14:editId="007FE792">
                 <wp:simplePos x="0" y="0"/>
                 <wp:positionH relativeFrom="margin">
                   <wp:posOffset>163574</wp:posOffset>
@@ -16019,7 +16013,7 @@
           </mc:Choice>
           <mc:Fallback>
             <w:pict>
-              <v:shape w14:anchorId="1C6EE82A" id="_x0000_s1029" type="#_x0000_t202" style="position:absolute;left:0;text-align:left;margin-left:12.9pt;margin-top:17.4pt;width:468pt;height:.05pt;z-index:251666944;visibility:visible;mso-wrap-style:square;mso-wrap-distance-left:9pt;mso-wrap-distance-top:0;mso-wrap-distance-right:9pt;mso-wrap-distance-bottom:0;mso-position-horizontal:absolute;mso-position-horizontal-relative:margin;mso-position-vertical:absolute;mso-position-vertical-relative:text;v-text-anchor:top" o:gfxdata="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" stroked="f">
+              <v:shape w14:anchorId="1C6EE82A" id="_x0000_s1029" type="#_x0000_t202" style="position:absolute;left:0;text-align:left;margin-left:12.9pt;margin-top:17.4pt;width:468pt;height:.05pt;z-index:251645952;visibility:visible;mso-wrap-style:square;mso-wrap-distance-left:9pt;mso-wrap-distance-top:0;mso-wrap-distance-right:9pt;mso-wrap-distance-bottom:0;mso-position-horizontal:absolute;mso-position-horizontal-relative:margin;mso-position-vertical:absolute;mso-position-vertical-relative:text;v-text-anchor:top" o:gfxdata="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" stroked="f">
                 <v:textbox style="mso-fit-shape-to-text:t" inset="0,0,0,0">
                   <w:txbxContent>
                     <w:p>
@@ -16097,7 +16091,7 @@
           <w:rFonts w:ascii="Times New Roman" w:hAnsi="Times New Roman" w:cs="Times New Roman"/>
         </w:rPr>
       </w:pPr>
-      <w:bookmarkStart w:id="41" w:name="_Toc242986141"/>
+      <w:bookmarkStart w:id="41" w:name="_Toc244109142"/>
       <w:r>
         <w:rPr>
           <w:rStyle w:val="Heading2Char"/>
@@ -16401,7 +16395,7 @@
           <w:szCs w:val="36"/>
         </w:rPr>
       </w:pPr>
-      <w:bookmarkStart w:id="42" w:name="_Toc242986142"/>
+      <w:bookmarkStart w:id="42" w:name="_Toc244109143"/>
       <w:r>
         <w:rPr>
           <w:rFonts w:ascii="Times New Roman" w:hAnsi="Times New Roman" w:cs="Times New Roman"/>
@@ -16577,7 +16571,7 @@
           <w:color w:val="auto"/>
         </w:rPr>
       </w:pPr>
-      <w:bookmarkStart w:id="43" w:name="_Toc242986143"/>
+      <w:bookmarkStart w:id="43" w:name="_Toc244109144"/>
       <w:r>
         <w:rPr>
           <w:rFonts w:ascii="Times New Roman" w:hAnsi="Times New Roman" w:cs="Times New Roman"/>
@@ -16816,7 +16810,7 @@
         </w:rPr>
         <w:lastRenderedPageBreak/>
         <w:drawing>
-          <wp:anchor distT="0" distB="0" distL="114300" distR="114300" simplePos="0" relativeHeight="251638272" behindDoc="0" locked="0" layoutInCell="1" allowOverlap="1" wp14:anchorId="1ED96214" wp14:editId="714DC48F">
+          <wp:anchor distT="0" distB="0" distL="114300" distR="114300" simplePos="0" relativeHeight="251638784" behindDoc="0" locked="0" layoutInCell="1" allowOverlap="1" wp14:anchorId="1ED96214" wp14:editId="714DC48F">
             <wp:simplePos x="0" y="0"/>
             <wp:positionH relativeFrom="margin">
               <wp:align>right</wp:align>
@@ -16890,7 +16884,7 @@
         <mc:AlternateContent>
           <mc:Choice Requires="wps">
             <w:drawing>
-              <wp:anchor distT="0" distB="0" distL="114300" distR="114300" simplePos="0" relativeHeight="251632128" behindDoc="0" locked="0" layoutInCell="1" allowOverlap="1" wp14:anchorId="09142B2F" wp14:editId="0DCFA6BE">
+              <wp:anchor distT="0" distB="0" distL="114300" distR="114300" simplePos="0" relativeHeight="251637760" behindDoc="0" locked="0" layoutInCell="1" allowOverlap="1" wp14:anchorId="09142B2F" wp14:editId="0DCFA6BE">
                 <wp:simplePos x="0" y="0"/>
                 <wp:positionH relativeFrom="column">
                   <wp:posOffset>282011</wp:posOffset>
@@ -16986,7 +16980,7 @@
           </mc:Choice>
           <mc:Fallback>
             <w:pict>
-              <v:shape w14:anchorId="09142B2F" id="Text Box 5" o:spid="_x0000_s1030" type="#_x0000_t202" style="position:absolute;left:0;text-align:left;margin-left:22.2pt;margin-top:17.7pt;width:439.4pt;height:31.65pt;z-index:251632128;visibility:visible;mso-wrap-style:square;mso-width-percent:0;mso-height-percent:0;mso-wrap-distance-left:9pt;mso-wrap-distance-top:0;mso-wrap-distance-right:9pt;mso-wrap-distance-bottom:0;mso-position-horizontal:absolute;mso-position-horizontal-relative:text;mso-position-vertical:absolute;mso-position-vertical-relative:text;mso-width-percent:0;mso-height-percent:0;mso-width-relative:margin;mso-height-relative:margin;v-text-anchor:top" o:gfxdata="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" fillcolor="white [3201]" stroked="f" strokeweight=".5pt">
+              <v:shape w14:anchorId="09142B2F" id="Text Box 5" o:spid="_x0000_s1030" type="#_x0000_t202" style="position:absolute;left:0;text-align:left;margin-left:22.2pt;margin-top:17.7pt;width:439.4pt;height:31.65pt;z-index:251637760;visibility:visible;mso-wrap-style:square;mso-width-percent:0;mso-height-percent:0;mso-wrap-distance-left:9pt;mso-wrap-distance-top:0;mso-wrap-distance-right:9pt;mso-wrap-distance-bottom:0;mso-position-horizontal:absolute;mso-position-horizontal-relative:text;mso-position-vertical:absolute;mso-position-vertical-relative:text;mso-width-percent:0;mso-height-percent:0;mso-width-relative:margin;mso-height-relative:margin;v-text-anchor:top" o:gfxdata="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" fillcolor="white [3201]" stroked="f" strokeweight=".5pt">
                 <v:textbox>
                   <w:txbxContent>
                     <w:p>
@@ -17075,7 +17069,7 @@
           <w:color w:val="000000" w:themeColor="text1"/>
         </w:rPr>
       </w:pPr>
-      <w:bookmarkStart w:id="44" w:name="_Toc242986144"/>
+      <w:bookmarkStart w:id="44" w:name="_Toc244109145"/>
       <w:r>
         <w:rPr>
           <w:rFonts w:ascii="Times New Roman" w:hAnsi="Times New Roman" w:cs="Times New Roman"/>
@@ -17304,7 +17298,7 @@
         <mc:AlternateContent>
           <mc:Choice Requires="wps">
             <w:drawing>
-              <wp:anchor distT="0" distB="0" distL="114300" distR="114300" simplePos="0" relativeHeight="251642368" behindDoc="0" locked="0" layoutInCell="1" allowOverlap="1" wp14:anchorId="112C3186" wp14:editId="57D950E1">
+              <wp:anchor distT="0" distB="0" distL="114300" distR="114300" simplePos="0" relativeHeight="251639808" behindDoc="0" locked="0" layoutInCell="1" allowOverlap="1" wp14:anchorId="112C3186" wp14:editId="57D950E1">
                 <wp:simplePos x="0" y="0"/>
                 <wp:positionH relativeFrom="margin">
                   <wp:posOffset>-290557</wp:posOffset>
@@ -17418,7 +17412,7 @@
           </mc:Choice>
           <mc:Fallback>
             <w:pict>
-              <v:shape w14:anchorId="112C3186" id="Text Box 6" o:spid="_x0000_s1031" type="#_x0000_t202" style="position:absolute;left:0;text-align:left;margin-left:-22.9pt;margin-top:15.05pt;width:518.45pt;height:46.45pt;z-index:251642368;visibility:visible;mso-wrap-style:square;mso-width-percent:0;mso-height-percent:0;mso-wrap-distance-left:9pt;mso-wrap-distance-top:0;mso-wrap-distance-right:9pt;mso-wrap-distance-bottom:0;mso-position-horizontal:absolute;mso-position-horizontal-relative:margin;mso-position-vertical:absolute;mso-position-vertical-relative:text;mso-width-percent:0;mso-height-percent:0;mso-width-relative:margin;mso-height-relative:margin;v-text-anchor:top" o:gfxdata="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" fillcolor="white [3201]" stroked="f" strokeweight=".5pt">
+              <v:shape w14:anchorId="112C3186" id="Text Box 6" o:spid="_x0000_s1031" type="#_x0000_t202" style="position:absolute;left:0;text-align:left;margin-left:-22.9pt;margin-top:15.05pt;width:518.45pt;height:46.45pt;z-index:251639808;visibility:visible;mso-wrap-style:square;mso-width-percent:0;mso-height-percent:0;mso-wrap-distance-left:9pt;mso-wrap-distance-top:0;mso-wrap-distance-right:9pt;mso-wrap-distance-bottom:0;mso-position-horizontal:absolute;mso-position-horizontal-relative:margin;mso-position-vertical:absolute;mso-position-vertical-relative:text;mso-width-percent:0;mso-height-percent:0;mso-width-relative:margin;mso-height-relative:margin;v-text-anchor:top" o:gfxdata="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" fillcolor="white [3201]" stroked="f" strokeweight=".5pt">
                 <v:textbox>
                   <w:txbxContent>
                     <w:p>
@@ -17507,7 +17501,7 @@
           <w:noProof/>
         </w:rPr>
         <w:drawing>
-          <wp:anchor distT="0" distB="0" distL="114300" distR="114300" simplePos="0" relativeHeight="251663872" behindDoc="0" locked="0" layoutInCell="1" allowOverlap="1" wp14:anchorId="0A9BC013" wp14:editId="71908534">
+          <wp:anchor distT="0" distB="0" distL="114300" distR="114300" simplePos="0" relativeHeight="251644928" behindDoc="0" locked="0" layoutInCell="1" allowOverlap="1" wp14:anchorId="0A9BC013" wp14:editId="71908534">
             <wp:simplePos x="0" y="0"/>
             <wp:positionH relativeFrom="margin">
               <wp:align>center</wp:align>
@@ -17577,7 +17571,7 @@
           <w:color w:val="auto"/>
         </w:rPr>
       </w:pPr>
-      <w:bookmarkStart w:id="45" w:name="_Toc242986145"/>
+      <w:bookmarkStart w:id="45" w:name="_Toc244109146"/>
       <w:r>
         <w:rPr>
           <w:rFonts w:ascii="Times New Roman" w:hAnsi="Times New Roman" w:cs="Times New Roman"/>
@@ -17659,7 +17653,7 @@
           <w:noProof/>
         </w:rPr>
         <w:drawing>
-          <wp:anchor distT="0" distB="0" distL="114300" distR="114300" simplePos="0" relativeHeight="251676160" behindDoc="0" locked="0" layoutInCell="1" allowOverlap="1" wp14:anchorId="5C72F1DE" wp14:editId="5D98A79B">
+          <wp:anchor distT="0" distB="0" distL="114300" distR="114300" simplePos="0" relativeHeight="251649024" behindDoc="0" locked="0" layoutInCell="1" allowOverlap="1" wp14:anchorId="5C72F1DE" wp14:editId="5D98A79B">
             <wp:simplePos x="0" y="0"/>
             <wp:positionH relativeFrom="margin">
               <wp:posOffset>-263867</wp:posOffset>
@@ -17733,7 +17727,7 @@
         <mc:AlternateContent>
           <mc:Choice Requires="wps">
             <w:drawing>
-              <wp:anchor distT="0" distB="0" distL="114300" distR="114300" simplePos="0" relativeHeight="251673088" behindDoc="0" locked="0" layoutInCell="1" allowOverlap="1" wp14:anchorId="2380B5F7" wp14:editId="7286ADC1">
+              <wp:anchor distT="0" distB="0" distL="114300" distR="114300" simplePos="0" relativeHeight="251648000" behindDoc="0" locked="0" layoutInCell="1" allowOverlap="1" wp14:anchorId="2380B5F7" wp14:editId="7286ADC1">
                 <wp:simplePos x="0" y="0"/>
                 <wp:positionH relativeFrom="margin">
                   <wp:posOffset>131885</wp:posOffset>
@@ -17864,7 +17858,7 @@
           </mc:Choice>
           <mc:Fallback>
             <w:pict>
-              <v:shape w14:anchorId="2380B5F7" id="_x0000_s1032" type="#_x0000_t202" style="position:absolute;left:0;text-align:left;margin-left:10.4pt;margin-top:16.15pt;width:445.85pt;height:23.55pt;z-index:251673088;visibility:visible;mso-wrap-style:square;mso-width-percent:0;mso-height-percent:0;mso-wrap-distance-left:9pt;mso-wrap-distance-top:0;mso-wrap-distance-right:9pt;mso-wrap-distance-bottom:0;mso-position-horizontal:absolute;mso-position-horizontal-relative:margin;mso-position-vertical:absolute;mso-position-vertical-relative:text;mso-width-percent:0;mso-height-percent:0;mso-width-relative:margin;mso-height-relative:margin;v-text-anchor:top" o:gfxdata="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" fillcolor="white [3201]" stroked="f" strokeweight=".5pt">
+              <v:shape w14:anchorId="2380B5F7" id="_x0000_s1032" type="#_x0000_t202" style="position:absolute;left:0;text-align:left;margin-left:10.4pt;margin-top:16.15pt;width:445.85pt;height:23.55pt;z-index:251648000;visibility:visible;mso-wrap-style:square;mso-width-percent:0;mso-height-percent:0;mso-wrap-distance-left:9pt;mso-wrap-distance-top:0;mso-wrap-distance-right:9pt;mso-wrap-distance-bottom:0;mso-position-horizontal:absolute;mso-position-horizontal-relative:margin;mso-position-vertical:absolute;mso-position-vertical-relative:text;mso-width-percent:0;mso-height-percent:0;mso-width-relative:margin;mso-height-relative:margin;v-text-anchor:top" o:gfxdata="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" fillcolor="white [3201]" stroked="f" strokeweight=".5pt">
                 <v:textbox>
                   <w:txbxContent>
                     <w:p>
@@ -17977,7 +17971,7 @@
           <w:color w:val="auto"/>
         </w:rPr>
       </w:pPr>
-      <w:bookmarkStart w:id="46" w:name="_Toc242986146"/>
+      <w:bookmarkStart w:id="46" w:name="_Toc244109147"/>
       <w:r>
         <w:rPr>
           <w:rFonts w:ascii="Times New Roman" w:hAnsi="Times New Roman" w:cs="Times New Roman"/>
@@ -18082,7 +18076,7 @@
         </w:rPr>
         <w:lastRenderedPageBreak/>
         <w:drawing>
-          <wp:anchor distT="0" distB="0" distL="114300" distR="114300" simplePos="0" relativeHeight="251682304" behindDoc="0" locked="0" layoutInCell="1" allowOverlap="1" wp14:anchorId="07919430" wp14:editId="0E952DB3">
+          <wp:anchor distT="0" distB="0" distL="114300" distR="114300" simplePos="0" relativeHeight="251651072" behindDoc="0" locked="0" layoutInCell="1" allowOverlap="1" wp14:anchorId="07919430" wp14:editId="0E952DB3">
             <wp:simplePos x="0" y="0"/>
             <wp:positionH relativeFrom="margin">
               <wp:align>center</wp:align>
@@ -18150,7 +18144,7 @@
         <mc:AlternateContent>
           <mc:Choice Requires="wps">
             <w:drawing>
-              <wp:anchor distT="0" distB="0" distL="114300" distR="114300" simplePos="0" relativeHeight="251679232" behindDoc="0" locked="0" layoutInCell="1" allowOverlap="1" wp14:anchorId="64C6D6E0" wp14:editId="3AC2970F">
+              <wp:anchor distT="0" distB="0" distL="114300" distR="114300" simplePos="0" relativeHeight="251650048" behindDoc="0" locked="0" layoutInCell="1" allowOverlap="1" wp14:anchorId="64C6D6E0" wp14:editId="3AC2970F">
                 <wp:simplePos x="0" y="0"/>
                 <wp:positionH relativeFrom="margin">
                   <wp:posOffset>96716</wp:posOffset>
@@ -18251,7 +18245,7 @@
           </mc:Choice>
           <mc:Fallback>
             <w:pict>
-              <v:shape w14:anchorId="64C6D6E0" id="_x0000_s1033" type="#_x0000_t202" style="position:absolute;left:0;text-align:left;margin-left:7.6pt;margin-top:16.15pt;width:445.85pt;height:23.55pt;z-index:251679232;visibility:visible;mso-wrap-style:square;mso-width-percent:0;mso-height-percent:0;mso-wrap-distance-left:9pt;mso-wrap-distance-top:0;mso-wrap-distance-right:9pt;mso-wrap-distance-bottom:0;mso-position-horizontal:absolute;mso-position-horizontal-relative:margin;mso-position-vertical:absolute;mso-position-vertical-relative:text;mso-width-percent:0;mso-height-percent:0;mso-width-relative:margin;mso-height-relative:margin;v-text-anchor:top" o:gfxdata="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" fillcolor="white [3201]" stroked="f" strokeweight=".5pt">
+              <v:shape w14:anchorId="64C6D6E0" id="_x0000_s1033" type="#_x0000_t202" style="position:absolute;left:0;text-align:left;margin-left:7.6pt;margin-top:16.15pt;width:445.85pt;height:23.55pt;z-index:251650048;visibility:visible;mso-wrap-style:square;mso-width-percent:0;mso-height-percent:0;mso-wrap-distance-left:9pt;mso-wrap-distance-top:0;mso-wrap-distance-right:9pt;mso-wrap-distance-bottom:0;mso-position-horizontal:absolute;mso-position-horizontal-relative:margin;mso-position-vertical:absolute;mso-position-vertical-relative:text;mso-width-percent:0;mso-height-percent:0;mso-width-relative:margin;mso-height-relative:margin;v-text-anchor:top" o:gfxdata="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" fillcolor="white [3201]" stroked="f" strokeweight=".5pt">
                 <v:textbox>
                   <w:txbxContent>
                     <w:p>
@@ -18334,7 +18328,7 @@
           <w:color w:val="auto"/>
         </w:rPr>
       </w:pPr>
-      <w:bookmarkStart w:id="47" w:name="_Toc242986147"/>
+      <w:bookmarkStart w:id="47" w:name="_Toc244109148"/>
       <w:r>
         <w:rPr>
           <w:rFonts w:ascii="Times New Roman" w:hAnsi="Times New Roman" w:cs="Times New Roman"/>
@@ -18689,14 +18683,461 @@
           <w:bCs/>
         </w:rPr>
       </w:pPr>
-      <w:r>
+    </w:p>
+    <w:p>
+      <w:pPr>
+        <w:pStyle w:val="Heading1"/>
+        <w:numPr>
+          <w:ilvl w:val="0"/>
+          <w:numId w:val="1"/>
+        </w:numPr>
+        <w:spacing w:line="276" w:lineRule="auto"/>
         <w:rPr>
           <w:rFonts w:ascii="Times New Roman" w:hAnsi="Times New Roman" w:cs="Times New Roman"/>
           <w:b/>
           <w:bCs/>
-        </w:rPr>
-        <w:br/>
-      </w:r>
+          <w:color w:val="000000" w:themeColor="text1"/>
+          <w:sz w:val="36"/>
+          <w:szCs w:val="36"/>
+        </w:rPr>
+      </w:pPr>
+      <w:r>
+        <w:rPr>
+          <w:rFonts w:ascii="Times New Roman" w:hAnsi="Times New Roman" w:cs="Times New Roman"/>
+          <w:b/>
+          <w:bCs/>
+          <w:color w:val="000000" w:themeColor="text1"/>
+          <w:sz w:val="36"/>
+          <w:szCs w:val="36"/>
+        </w:rPr>
+        <w:lastRenderedPageBreak/>
+        <w:t>Stakeholder Analysis, Te</w:t>
+      </w:r>
+      <w:r>
+        <w:rPr>
+          <w:rFonts w:ascii="Times New Roman" w:hAnsi="Times New Roman" w:cs="Times New Roman"/>
+          <w:b/>
+          <w:bCs/>
+          <w:color w:val="000000" w:themeColor="text1"/>
+          <w:sz w:val="36"/>
+          <w:szCs w:val="36"/>
+        </w:rPr>
+        <w:t>am Charter, and Project Charter</w:t>
+      </w:r>
+    </w:p>
+    <w:p>
+      <w:pPr>
+        <w:pStyle w:val="Heading2"/>
+        <w:numPr>
+          <w:ilvl w:val="1"/>
+          <w:numId w:val="1"/>
+        </w:numPr>
+        <w:rPr>
+          <w:rFonts w:ascii="Times New Roman" w:hAnsi="Times New Roman" w:cs="Times New Roman"/>
+          <w:color w:val="auto"/>
+        </w:rPr>
+      </w:pPr>
+      <w:r>
+        <w:rPr>
+          <w:rFonts w:ascii="Times New Roman" w:hAnsi="Times New Roman" w:cs="Times New Roman"/>
+          <w:color w:val="auto"/>
+        </w:rPr>
+        <w:t>Stakeholder Power-Interest Grid Analysis</w:t>
+      </w:r>
+    </w:p>
+    <w:p>
+      <w:pPr>
+        <w:spacing w:line="360" w:lineRule="auto"/>
+        <w:ind w:left="288"/>
+        <w:rPr>
+          <w:rFonts w:ascii="Times New Roman" w:hAnsi="Times New Roman" w:cs="Times New Roman"/>
+        </w:rPr>
+      </w:pPr>
+      <w:r>
+        <w:rPr>
+          <w:rFonts w:ascii="Times New Roman" w:hAnsi="Times New Roman" w:cs="Times New Roman"/>
+        </w:rPr>
+        <w:t xml:space="preserve">A comprehensive </w:t>
+      </w:r>
+      <w:r>
+        <w:rPr>
+          <w:rFonts w:ascii="Times New Roman" w:hAnsi="Times New Roman" w:cs="Times New Roman"/>
+        </w:rPr>
+        <w:t xml:space="preserve">stakeholder analysis was conducted using the Power-Interest Grid framework to categorize project participants according to their level of governance authority (power) and level of operational </w:t>
+      </w:r>
+      <w:r>
+        <w:rPr>
+          <w:rFonts w:ascii="Times New Roman" w:hAnsi="Times New Roman" w:cs="Times New Roman"/>
+        </w:rPr>
+        <w:t>or strategic concern (interest) regarding system outcomes (Project Management Institute, 2021). This framework established tailored communication cadences, defines formal engagement channels, and dictates conflict escalation pathways across all lifecycle phases (Kerzner, 2022).</w:t>
+      </w:r>
+    </w:p>
+    <w:p>
+      <w:pPr>
+        <w:spacing w:line="480" w:lineRule="auto"/>
+        <w:ind w:left="288"/>
+        <w:jc w:val="center"/>
+        <w:rPr>
+          <w:rFonts w:ascii="Times New Roman" w:hAnsi="Times New Roman" w:cs="Times New Roman"/>
+          <w:b/>
+          <w:bCs/>
+        </w:rPr>
+      </w:pPr>
+      <w:r>
+        <w:rPr>
+          <w:rFonts w:ascii="Times New Roman" w:hAnsi="Times New Roman" w:cs="Times New Roman"/>
+          <w:b/>
+          <w:bCs/>
+          <w:noProof/>
+        </w:rPr>
+        <mc:AlternateContent>
+          <mc:Choice Requires="wps">
+            <w:drawing>
+              <wp:anchor distT="0" distB="0" distL="114300" distR="114300" simplePos="0" relativeHeight="251655168" behindDoc="0" locked="0" layoutInCell="1" allowOverlap="1" wp14:anchorId="48501F0D" wp14:editId="52EB4D5B">
+                <wp:simplePos x="0" y="0"/>
+                <wp:positionH relativeFrom="margin">
+                  <wp:align>left</wp:align>
+                </wp:positionH>
+                <wp:positionV relativeFrom="paragraph">
+                  <wp:posOffset>241301</wp:posOffset>
+                </wp:positionV>
+                <wp:extent cx="5662246" cy="254000"/>
+                <wp:effectExtent l="0" t="0" r="0" b="7620"/>
+                <wp:wrapNone/>
+                <wp:docPr id="955942987" name="Text Box 6"/>
+                <wp:cNvGraphicFramePr/>
+                <a:graphic xmlns:a="http://schemas.openxmlformats.org/drawingml/2006/main">
+                  <a:graphicData uri="http://schemas.microsoft.com/office/word/2010/wordprocessingShape">
+                    <wps:wsp>
+                      <wps:cNvSpPr txBox="1"/>
+                      <wps:spPr>
+                        <a:xfrm>
+                          <a:off x="0" y="0"/>
+                          <a:ext cx="5662246" cy="254000"/>
+                        </a:xfrm>
+                        <a:prstGeom prst="rect">
+                          <a:avLst/>
+                        </a:prstGeom>
+                        <a:solidFill>
+                          <a:schemeClr val="lt1"/>
+                        </a:solidFill>
+                        <a:ln w="6350">
+                          <a:noFill/>
+                        </a:ln>
+                      </wps:spPr>
+                      <wps:txbx>
+                        <w:txbxContent>
+                          <w:p>
+                            <w:pPr>
+                              <w:jc w:val="center"/>
+                            </w:pPr>
+                            <w:r>
+                              <w:rPr>
+                                <w:i/>
+                                <w:iCs/>
+                                <w:color w:val="171717" w:themeColor="background2" w:themeShade="1A"/>
+                                <w:sz w:val="18"/>
+                                <w:szCs w:val="18"/>
+                              </w:rPr>
+                              <w:t>Figure 11.1: Stakeholder Power-Interest Matrix Grid</w:t>
+                            </w:r>
+                          </w:p>
+                        </w:txbxContent>
+                      </wps:txbx>
+                      <wps:bodyPr rot="0" spcFirstLastPara="0" vertOverflow="overflow" horzOverflow="overflow" vert="horz" wrap="square" lIns="91440" tIns="45720" rIns="91440" bIns="45720" numCol="1" spcCol="0" rtlCol="0" fromWordArt="0" anchor="t" anchorCtr="0" forceAA="0" compatLnSpc="1">
+                        <a:prstTxWarp prst="textNoShape">
+                          <a:avLst/>
+                        </a:prstTxWarp>
+                        <a:noAutofit/>
+                      </wps:bodyPr>
+                    </wps:wsp>
+                  </a:graphicData>
+                </a:graphic>
+                <wp14:sizeRelH relativeFrom="margin">
+                  <wp14:pctWidth>0</wp14:pctWidth>
+                </wp14:sizeRelH>
+                <wp14:sizeRelV relativeFrom="margin">
+                  <wp14:pctHeight>0</wp14:pctHeight>
+                </wp14:sizeRelV>
+              </wp:anchor>
+            </w:drawing>
+          </mc:Choice>
+          <mc:Fallback>
+            <w:pict>
+              <v:shape w14:anchorId="48501F0D" id="_x0000_s1035" type="#_x0000_t202" style="position:absolute;left:0;text-align:left;margin-left:0;margin-top:19pt;width:445.85pt;height:20pt;z-index:251655168;visibility:visible;mso-wrap-style:square;mso-width-percent:0;mso-height-percent:0;mso-wrap-distance-left:9pt;mso-wrap-distance-top:0;mso-wrap-distance-right:9pt;mso-wrap-distance-bottom:0;mso-position-horizontal:left;mso-position-horizontal-relative:margin;mso-position-vertical:absolute;mso-position-vertical-relative:text;mso-width-percent:0;mso-height-percent:0;mso-width-relative:margin;mso-height-relative:margin;v-text-anchor:top" o:gfxdata="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" fillcolor="white [3201]" stroked="f" strokeweight=".5pt">
+                <v:textbox>
+                  <w:txbxContent>
+                    <w:p>
+                      <w:pPr>
+                        <w:jc w:val="center"/>
+                      </w:pPr>
+                      <w:r>
+                        <w:rPr>
+                          <w:i/>
+                          <w:iCs/>
+                          <w:color w:val="171717" w:themeColor="background2" w:themeShade="1A"/>
+                          <w:sz w:val="18"/>
+                          <w:szCs w:val="18"/>
+                        </w:rPr>
+                        <w:t>Figure 11.1: Stakeholder Power-Interest Matrix Grid</w:t>
+                      </w:r>
+                    </w:p>
+                  </w:txbxContent>
+                </v:textbox>
+                <w10:wrap anchorx="margin"/>
+              </v:shape>
+            </w:pict>
+          </mc:Fallback>
+        </mc:AlternateContent>
+      </w:r>
+      <w:r>
+        <w:rPr>
+          <w:rFonts w:ascii="Times New Roman" w:hAnsi="Times New Roman" w:cs="Times New Roman"/>
+          <w:b/>
+          <w:bCs/>
+        </w:rPr>
+        <w:t>Power-Interest Matrix Grid</w:t>
+      </w:r>
+    </w:p>
+    <w:p>
+      <w:pPr>
+        <w:pStyle w:val="ListParagraph"/>
+        <w:spacing w:line="480" w:lineRule="auto"/>
+        <w:ind w:left="900"/>
+        <w:rPr>
+          <w:rFonts w:ascii="Times New Roman" w:hAnsi="Times New Roman" w:cs="Times New Roman"/>
+          <w:b/>
+          <w:bCs/>
+        </w:rPr>
+      </w:pPr>
+      <w:r>
+        <w:rPr>
+          <w:rFonts w:ascii="Times New Roman" w:hAnsi="Times New Roman" w:cs="Times New Roman"/>
+          <w:b/>
+          <w:bCs/>
+        </w:rPr>
+        <w:drawing>
+          <wp:anchor distT="0" distB="0" distL="114300" distR="114300" simplePos="0" relativeHeight="251693568" behindDoc="0" locked="0" layoutInCell="1" allowOverlap="1" wp14:anchorId="2D5EE4CF" wp14:editId="508C247E">
+            <wp:simplePos x="0" y="0"/>
+            <wp:positionH relativeFrom="margin">
+              <wp:align>center</wp:align>
+            </wp:positionH>
+            <wp:positionV relativeFrom="paragraph">
+              <wp:posOffset>10795</wp:posOffset>
+            </wp:positionV>
+            <wp:extent cx="4521200" cy="3460115"/>
+            <wp:effectExtent l="0" t="0" r="0" b="6985"/>
+            <wp:wrapSquare wrapText="bothSides"/>
+            <wp:docPr id="1527526844" name="Picture 1"/>
+            <wp:cNvGraphicFramePr>
+              <a:graphicFrameLocks xmlns:a="http://schemas.openxmlformats.org/drawingml/2006/main" noChangeAspect="1"/>
+            </wp:cNvGraphicFramePr>
+            <a:graphic xmlns:a="http://schemas.openxmlformats.org/drawingml/2006/main">
+              <a:graphicData uri="http://schemas.openxmlformats.org/drawingml/2006/picture">
+                <pic:pic xmlns:pic="http://schemas.openxmlformats.org/drawingml/2006/picture">
+                  <pic:nvPicPr>
+                    <pic:cNvPr id="1527526844" name=""/>
+                    <pic:cNvPicPr/>
+                  </pic:nvPicPr>
+                  <pic:blipFill>
+                    <a:blip r:embed="rId18">
+                      <a:extLst>
+                        <a:ext uri="{28A0092B-C50C-407E-A947-70E740481C1C}">
+                          <a14:useLocalDpi xmlns:a14="http://schemas.microsoft.com/office/drawing/2010/main" val="0"/>
+                        </a:ext>
+                      </a:extLst>
+                    </a:blip>
+                    <a:stretch>
+                      <a:fillRect/>
+                    </a:stretch>
+                  </pic:blipFill>
+                  <pic:spPr>
+                    <a:xfrm>
+                      <a:off x="0" y="0"/>
+                      <a:ext cx="4521200" cy="3460115"/>
+                    </a:xfrm>
+                    <a:prstGeom prst="rect">
+                      <a:avLst/>
+                    </a:prstGeom>
+                  </pic:spPr>
+                </pic:pic>
+              </a:graphicData>
+            </a:graphic>
+            <wp14:sizeRelH relativeFrom="margin">
+              <wp14:pctWidth>0</wp14:pctWidth>
+            </wp14:sizeRelH>
+            <wp14:sizeRelV relativeFrom="margin">
+              <wp14:pctHeight>0</wp14:pctHeight>
+            </wp14:sizeRelV>
+          </wp:anchor>
+        </w:drawing>
+      </w:r>
+    </w:p>
+    <w:p>
+      <w:pPr>
+        <w:pStyle w:val="ListParagraph"/>
+        <w:spacing w:line="480" w:lineRule="auto"/>
+        <w:ind w:left="900"/>
+        <w:rPr>
+          <w:rFonts w:ascii="Times New Roman" w:hAnsi="Times New Roman" w:cs="Times New Roman"/>
+          <w:b/>
+          <w:bCs/>
+        </w:rPr>
+      </w:pPr>
+    </w:p>
+    <w:p>
+      <w:pPr>
+        <w:pStyle w:val="ListParagraph"/>
+        <w:spacing w:line="480" w:lineRule="auto"/>
+        <w:ind w:left="900"/>
+        <w:rPr>
+          <w:rFonts w:ascii="Times New Roman" w:hAnsi="Times New Roman" w:cs="Times New Roman"/>
+          <w:b/>
+          <w:bCs/>
+        </w:rPr>
+      </w:pPr>
+    </w:p>
+    <w:p>
+      <w:pPr>
+        <w:pStyle w:val="ListParagraph"/>
+        <w:spacing w:line="480" w:lineRule="auto"/>
+        <w:ind w:left="900"/>
+        <w:rPr>
+          <w:rFonts w:ascii="Times New Roman" w:hAnsi="Times New Roman" w:cs="Times New Roman"/>
+          <w:b/>
+          <w:bCs/>
+        </w:rPr>
+      </w:pPr>
+    </w:p>
+    <w:p>
+      <w:pPr>
+        <w:pStyle w:val="ListParagraph"/>
+        <w:spacing w:line="480" w:lineRule="auto"/>
+        <w:ind w:left="900"/>
+        <w:jc w:val="center"/>
+        <w:rPr>
+          <w:rFonts w:ascii="Times New Roman" w:hAnsi="Times New Roman" w:cs="Times New Roman"/>
+          <w:b/>
+          <w:bCs/>
+        </w:rPr>
+      </w:pPr>
+    </w:p>
+    <w:p>
+      <w:pPr>
+        <w:pStyle w:val="ListParagraph"/>
+        <w:spacing w:line="480" w:lineRule="auto"/>
+        <w:ind w:left="900"/>
+        <w:jc w:val="center"/>
+        <w:rPr>
+          <w:rFonts w:ascii="Times New Roman" w:hAnsi="Times New Roman" w:cs="Times New Roman"/>
+          <w:b/>
+          <w:bCs/>
+        </w:rPr>
+      </w:pPr>
+    </w:p>
+    <w:p>
+      <w:pPr>
+        <w:pStyle w:val="ListParagraph"/>
+        <w:spacing w:line="480" w:lineRule="auto"/>
+        <w:ind w:left="900"/>
+        <w:jc w:val="center"/>
+        <w:rPr>
+          <w:rFonts w:ascii="Times New Roman" w:hAnsi="Times New Roman" w:cs="Times New Roman"/>
+          <w:b/>
+          <w:bCs/>
+        </w:rPr>
+      </w:pPr>
+    </w:p>
+    <w:p>
+      <w:pPr>
+        <w:pStyle w:val="ListParagraph"/>
+        <w:spacing w:line="480" w:lineRule="auto"/>
+        <w:ind w:left="900"/>
+        <w:jc w:val="center"/>
+        <w:rPr>
+          <w:rFonts w:ascii="Times New Roman" w:hAnsi="Times New Roman" w:cs="Times New Roman"/>
+          <w:b/>
+          <w:bCs/>
+        </w:rPr>
+      </w:pPr>
+    </w:p>
+    <w:p>
+      <w:pPr>
+        <w:pStyle w:val="ListParagraph"/>
+        <w:spacing w:line="480" w:lineRule="auto"/>
+        <w:ind w:left="900"/>
+        <w:jc w:val="center"/>
+        <w:rPr>
+          <w:rFonts w:ascii="Times New Roman" w:hAnsi="Times New Roman" w:cs="Times New Roman"/>
+          <w:b/>
+          <w:bCs/>
+        </w:rPr>
+      </w:pPr>
+    </w:p>
+    <w:p>
+      <w:pPr>
+        <w:pStyle w:val="ListParagraph"/>
+        <w:spacing w:line="480" w:lineRule="auto"/>
+        <w:ind w:left="900"/>
+        <w:jc w:val="center"/>
+        <w:rPr>
+          <w:rFonts w:ascii="Times New Roman" w:hAnsi="Times New Roman" w:cs="Times New Roman"/>
+          <w:b/>
+          <w:bCs/>
+        </w:rPr>
+      </w:pPr>
+    </w:p>
+    <w:p>
+      <w:pPr>
+        <w:pStyle w:val="ListParagraph"/>
+        <w:spacing w:line="480" w:lineRule="auto"/>
+        <w:ind w:left="900"/>
+        <w:jc w:val="center"/>
+        <w:rPr>
+          <w:rFonts w:ascii="Times New Roman" w:hAnsi="Times New Roman" w:cs="Times New Roman"/>
+          <w:b/>
+          <w:bCs/>
+        </w:rPr>
+      </w:pPr>
+    </w:p>
+    <w:p>
+      <w:pPr>
+        <w:pStyle w:val="ListParagraph"/>
+        <w:spacing w:line="480" w:lineRule="auto"/>
+        <w:ind w:left="900"/>
+        <w:jc w:val="center"/>
+        <w:rPr>
+          <w:rFonts w:ascii="Times New Roman" w:hAnsi="Times New Roman" w:cs="Times New Roman"/>
+          <w:b/>
+          <w:bCs/>
+        </w:rPr>
+      </w:pPr>
+    </w:p>
+    <w:p>
+      <w:pPr>
+        <w:pStyle w:val="ListParagraph"/>
+        <w:spacing w:line="480" w:lineRule="auto"/>
+        <w:ind w:left="900"/>
+        <w:jc w:val="center"/>
+        <w:rPr>
+          <w:rFonts w:ascii="Times New Roman" w:hAnsi="Times New Roman" w:cs="Times New Roman"/>
+          <w:b/>
+          <w:bCs/>
+        </w:rPr>
+      </w:pPr>
+    </w:p>
+    <w:p>
+      <w:pPr>
+        <w:pStyle w:val="ListParagraph"/>
+        <w:spacing w:line="480" w:lineRule="auto"/>
+        <w:ind w:left="900"/>
+        <w:jc w:val="center"/>
+        <w:rPr>
+          <w:rFonts w:ascii="Times New Roman" w:hAnsi="Times New Roman" w:cs="Times New Roman"/>
+          <w:b/>
+          <w:bCs/>
+        </w:rPr>
+      </w:pPr>
     </w:p>
     <w:p>
       <w:pPr>
@@ -18708,6 +19149,2695 @@
           <w:bCs/>
         </w:rPr>
       </w:pPr>
+      <w:r>
+        <w:rPr>
+          <w:rFonts w:ascii="Times New Roman" w:hAnsi="Times New Roman" w:cs="Times New Roman"/>
+          <w:b/>
+          <w:bCs/>
+        </w:rPr>
+        <w:lastRenderedPageBreak/>
+        <w:drawing>
+          <wp:anchor distT="0" distB="0" distL="114300" distR="114300" simplePos="0" relativeHeight="251672576" behindDoc="0" locked="0" layoutInCell="1" allowOverlap="1" wp14:anchorId="295002A9" wp14:editId="61753343">
+            <wp:simplePos x="0" y="0"/>
+            <wp:positionH relativeFrom="margin">
+              <wp:posOffset>-650240</wp:posOffset>
+            </wp:positionH>
+            <wp:positionV relativeFrom="paragraph">
+              <wp:posOffset>548640</wp:posOffset>
+            </wp:positionV>
+            <wp:extent cx="7284720" cy="2404110"/>
+            <wp:effectExtent l="0" t="0" r="0" b="0"/>
+            <wp:wrapSquare wrapText="bothSides"/>
+            <wp:docPr id="1971395233" name="Picture 1"/>
+            <wp:cNvGraphicFramePr>
+              <a:graphicFrameLocks xmlns:a="http://schemas.openxmlformats.org/drawingml/2006/main" noChangeAspect="1"/>
+            </wp:cNvGraphicFramePr>
+            <a:graphic xmlns:a="http://schemas.openxmlformats.org/drawingml/2006/main">
+              <a:graphicData uri="http://schemas.openxmlformats.org/drawingml/2006/picture">
+                <pic:pic xmlns:pic="http://schemas.openxmlformats.org/drawingml/2006/picture">
+                  <pic:nvPicPr>
+                    <pic:cNvPr id="1971395233" name=""/>
+                    <pic:cNvPicPr/>
+                  </pic:nvPicPr>
+                  <pic:blipFill>
+                    <a:blip r:embed="rId19">
+                      <a:extLst>
+                        <a:ext uri="{28A0092B-C50C-407E-A947-70E740481C1C}">
+                          <a14:useLocalDpi xmlns:a14="http://schemas.microsoft.com/office/drawing/2010/main" val="0"/>
+                        </a:ext>
+                      </a:extLst>
+                    </a:blip>
+                    <a:stretch>
+                      <a:fillRect/>
+                    </a:stretch>
+                  </pic:blipFill>
+                  <pic:spPr>
+                    <a:xfrm>
+                      <a:off x="0" y="0"/>
+                      <a:ext cx="7284720" cy="2404110"/>
+                    </a:xfrm>
+                    <a:prstGeom prst="rect">
+                      <a:avLst/>
+                    </a:prstGeom>
+                  </pic:spPr>
+                </pic:pic>
+              </a:graphicData>
+            </a:graphic>
+            <wp14:sizeRelH relativeFrom="margin">
+              <wp14:pctWidth>0</wp14:pctWidth>
+            </wp14:sizeRelH>
+            <wp14:sizeRelV relativeFrom="margin">
+              <wp14:pctHeight>0</wp14:pctHeight>
+            </wp14:sizeRelV>
+          </wp:anchor>
+        </w:drawing>
+      </w:r>
+      <w:r>
+        <w:rPr>
+          <w:rFonts w:ascii="Times New Roman" w:hAnsi="Times New Roman" w:cs="Times New Roman"/>
+          <w:b/>
+          <w:bCs/>
+          <w:noProof/>
+        </w:rPr>
+        <mc:AlternateContent>
+          <mc:Choice Requires="wps">
+            <w:drawing>
+              <wp:anchor distT="0" distB="0" distL="114300" distR="114300" simplePos="0" relativeHeight="251660288" behindDoc="0" locked="0" layoutInCell="1" allowOverlap="1" wp14:anchorId="00372CDF" wp14:editId="2919D692">
+                <wp:simplePos x="0" y="0"/>
+                <wp:positionH relativeFrom="margin">
+                  <wp:align>center</wp:align>
+                </wp:positionH>
+                <wp:positionV relativeFrom="paragraph">
+                  <wp:posOffset>255905</wp:posOffset>
+                </wp:positionV>
+                <wp:extent cx="6400800" cy="355600"/>
+                <wp:effectExtent l="0" t="0" r="0" b="6350"/>
+                <wp:wrapNone/>
+                <wp:docPr id="1443400799" name="Text Box 6"/>
+                <wp:cNvGraphicFramePr/>
+                <a:graphic xmlns:a="http://schemas.openxmlformats.org/drawingml/2006/main">
+                  <a:graphicData uri="http://schemas.microsoft.com/office/word/2010/wordprocessingShape">
+                    <wps:wsp>
+                      <wps:cNvSpPr txBox="1"/>
+                      <wps:spPr>
+                        <a:xfrm>
+                          <a:off x="0" y="0"/>
+                          <a:ext cx="6400800" cy="355600"/>
+                        </a:xfrm>
+                        <a:prstGeom prst="rect">
+                          <a:avLst/>
+                        </a:prstGeom>
+                        <a:solidFill>
+                          <a:schemeClr val="lt1"/>
+                        </a:solidFill>
+                        <a:ln w="6350">
+                          <a:noFill/>
+                        </a:ln>
+                      </wps:spPr>
+                      <wps:txbx>
+                        <w:txbxContent>
+                          <w:p>
+                            <w:pPr>
+                              <w:jc w:val="center"/>
+                            </w:pPr>
+                            <w:r>
+                              <w:rPr>
+                                <w:i/>
+                                <w:iCs/>
+                                <w:color w:val="171717" w:themeColor="background2" w:themeShade="1A"/>
+                                <w:sz w:val="18"/>
+                                <w:szCs w:val="18"/>
+                              </w:rPr>
+                              <w:t>Table 1</w:t>
+                            </w:r>
+                            <w:r>
+                              <w:rPr>
+                                <w:i/>
+                                <w:iCs/>
+                                <w:color w:val="171717" w:themeColor="background2" w:themeShade="1A"/>
+                                <w:sz w:val="18"/>
+                                <w:szCs w:val="18"/>
+                              </w:rPr>
+                              <w:t>1</w:t>
+                            </w:r>
+                            <w:r>
+                              <w:rPr>
+                                <w:i/>
+                                <w:iCs/>
+                                <w:color w:val="171717" w:themeColor="background2" w:themeShade="1A"/>
+                                <w:sz w:val="18"/>
+                                <w:szCs w:val="18"/>
+                              </w:rPr>
+                              <w:t>.</w:t>
+                            </w:r>
+                            <w:r>
+                              <w:rPr>
+                                <w:i/>
+                                <w:iCs/>
+                                <w:color w:val="171717" w:themeColor="background2" w:themeShade="1A"/>
+                                <w:sz w:val="18"/>
+                                <w:szCs w:val="18"/>
+                              </w:rPr>
+                              <w:t>1</w:t>
+                            </w:r>
+                            <w:r>
+                              <w:rPr>
+                                <w:i/>
+                                <w:iCs/>
+                                <w:color w:val="171717" w:themeColor="background2" w:themeShade="1A"/>
+                                <w:sz w:val="18"/>
+                                <w:szCs w:val="18"/>
+                              </w:rPr>
+                              <w:t>:</w:t>
+                            </w:r>
+                            <w:r>
+                              <w:rPr>
+                                <w:i/>
+                                <w:iCs/>
+                                <w:color w:val="171717" w:themeColor="background2" w:themeShade="1A"/>
+                                <w:sz w:val="18"/>
+                                <w:szCs w:val="18"/>
+                              </w:rPr>
+                              <w:t xml:space="preserve"> </w:t>
+                            </w:r>
+                            <w:r>
+                              <w:rPr>
+                                <w:i/>
+                                <w:iCs/>
+                                <w:color w:val="171717" w:themeColor="background2" w:themeShade="1A"/>
+                                <w:sz w:val="18"/>
+                                <w:szCs w:val="18"/>
+                              </w:rPr>
+                              <w:t>Table</w:t>
+                            </w:r>
+                            <w:r>
+                              <w:rPr>
+                                <w:i/>
+                                <w:iCs/>
+                                <w:color w:val="171717" w:themeColor="background2" w:themeShade="1A"/>
+                                <w:sz w:val="18"/>
+                                <w:szCs w:val="18"/>
+                              </w:rPr>
+                              <w:t xml:space="preserve"> mapping stakeholder roles to quadrants, power/interest levels, and specific communication cadences.</w:t>
+                            </w:r>
+                          </w:p>
+                          <w:p>
+                            <w:pPr>
+                              <w:jc w:val="center"/>
+                            </w:pPr>
+                          </w:p>
+                        </w:txbxContent>
+                      </wps:txbx>
+                      <wps:bodyPr rot="0" spcFirstLastPara="0" vertOverflow="overflow" horzOverflow="overflow" vert="horz" wrap="square" lIns="91440" tIns="45720" rIns="91440" bIns="45720" numCol="1" spcCol="0" rtlCol="0" fromWordArt="0" anchor="t" anchorCtr="0" forceAA="0" compatLnSpc="1">
+                        <a:prstTxWarp prst="textNoShape">
+                          <a:avLst/>
+                        </a:prstTxWarp>
+                        <a:noAutofit/>
+                      </wps:bodyPr>
+                    </wps:wsp>
+                  </a:graphicData>
+                </a:graphic>
+                <wp14:sizeRelH relativeFrom="margin">
+                  <wp14:pctWidth>0</wp14:pctWidth>
+                </wp14:sizeRelH>
+                <wp14:sizeRelV relativeFrom="margin">
+                  <wp14:pctHeight>0</wp14:pctHeight>
+                </wp14:sizeRelV>
+              </wp:anchor>
+            </w:drawing>
+          </mc:Choice>
+          <mc:Fallback>
+            <w:pict>
+              <v:shape w14:anchorId="00372CDF" id="_x0000_s1036" type="#_x0000_t202" style="position:absolute;left:0;text-align:left;margin-left:0;margin-top:20.15pt;width:7in;height:28pt;z-index:251660288;visibility:visible;mso-wrap-style:square;mso-width-percent:0;mso-height-percent:0;mso-wrap-distance-left:9pt;mso-wrap-distance-top:0;mso-wrap-distance-right:9pt;mso-wrap-distance-bottom:0;mso-position-horizontal:center;mso-position-horizontal-relative:margin;mso-position-vertical:absolute;mso-position-vertical-relative:text;mso-width-percent:0;mso-height-percent:0;mso-width-relative:margin;mso-height-relative:margin;v-text-anchor:top" o:gfxdata="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" fillcolor="white [3201]" stroked="f" strokeweight=".5pt">
+                <v:textbox>
+                  <w:txbxContent>
+                    <w:p>
+                      <w:pPr>
+                        <w:jc w:val="center"/>
+                      </w:pPr>
+                      <w:r>
+                        <w:rPr>
+                          <w:i/>
+                          <w:iCs/>
+                          <w:color w:val="171717" w:themeColor="background2" w:themeShade="1A"/>
+                          <w:sz w:val="18"/>
+                          <w:szCs w:val="18"/>
+                        </w:rPr>
+                        <w:t>Table 1</w:t>
+                      </w:r>
+                      <w:r>
+                        <w:rPr>
+                          <w:i/>
+                          <w:iCs/>
+                          <w:color w:val="171717" w:themeColor="background2" w:themeShade="1A"/>
+                          <w:sz w:val="18"/>
+                          <w:szCs w:val="18"/>
+                        </w:rPr>
+                        <w:t>1</w:t>
+                      </w:r>
+                      <w:r>
+                        <w:rPr>
+                          <w:i/>
+                          <w:iCs/>
+                          <w:color w:val="171717" w:themeColor="background2" w:themeShade="1A"/>
+                          <w:sz w:val="18"/>
+                          <w:szCs w:val="18"/>
+                        </w:rPr>
+                        <w:t>.</w:t>
+                      </w:r>
+                      <w:r>
+                        <w:rPr>
+                          <w:i/>
+                          <w:iCs/>
+                          <w:color w:val="171717" w:themeColor="background2" w:themeShade="1A"/>
+                          <w:sz w:val="18"/>
+                          <w:szCs w:val="18"/>
+                        </w:rPr>
+                        <w:t>1</w:t>
+                      </w:r>
+                      <w:r>
+                        <w:rPr>
+                          <w:i/>
+                          <w:iCs/>
+                          <w:color w:val="171717" w:themeColor="background2" w:themeShade="1A"/>
+                          <w:sz w:val="18"/>
+                          <w:szCs w:val="18"/>
+                        </w:rPr>
+                        <w:t>:</w:t>
+                      </w:r>
+                      <w:r>
+                        <w:rPr>
+                          <w:i/>
+                          <w:iCs/>
+                          <w:color w:val="171717" w:themeColor="background2" w:themeShade="1A"/>
+                          <w:sz w:val="18"/>
+                          <w:szCs w:val="18"/>
+                        </w:rPr>
+                        <w:t xml:space="preserve"> </w:t>
+                      </w:r>
+                      <w:r>
+                        <w:rPr>
+                          <w:i/>
+                          <w:iCs/>
+                          <w:color w:val="171717" w:themeColor="background2" w:themeShade="1A"/>
+                          <w:sz w:val="18"/>
+                          <w:szCs w:val="18"/>
+                        </w:rPr>
+                        <w:t>Table</w:t>
+                      </w:r>
+                      <w:r>
+                        <w:rPr>
+                          <w:i/>
+                          <w:iCs/>
+                          <w:color w:val="171717" w:themeColor="background2" w:themeShade="1A"/>
+                          <w:sz w:val="18"/>
+                          <w:szCs w:val="18"/>
+                        </w:rPr>
+                        <w:t xml:space="preserve"> mapping stakeholder roles to quadrants, power/interest levels, and specific communication cadences.</w:t>
+                      </w:r>
+                    </w:p>
+                    <w:p>
+                      <w:pPr>
+                        <w:jc w:val="center"/>
+                      </w:pPr>
+                    </w:p>
+                  </w:txbxContent>
+                </v:textbox>
+                <w10:wrap anchorx="margin"/>
+              </v:shape>
+            </w:pict>
+          </mc:Fallback>
+        </mc:AlternateContent>
+      </w:r>
+      <w:r>
+        <w:rPr>
+          <w:rFonts w:ascii="Times New Roman" w:hAnsi="Times New Roman" w:cs="Times New Roman"/>
+          <w:b/>
+          <w:bCs/>
+        </w:rPr>
+        <w:t>Power-Interest Quadrant Analysis &amp; Engagement Strategies</w:t>
+      </w:r>
+    </w:p>
+    <w:p>
+      <w:pPr>
+        <w:spacing w:line="276" w:lineRule="auto"/>
+        <w:jc w:val="center"/>
+        <w:rPr>
+          <w:rFonts w:ascii="Times New Roman" w:hAnsi="Times New Roman" w:cs="Times New Roman"/>
+          <w:b/>
+          <w:bCs/>
+        </w:rPr>
+      </w:pPr>
+    </w:p>
+    <w:p>
+      <w:pPr>
+        <w:pStyle w:val="Heading2"/>
+        <w:numPr>
+          <w:ilvl w:val="1"/>
+          <w:numId w:val="1"/>
+        </w:numPr>
+        <w:spacing w:line="276" w:lineRule="auto"/>
+        <w:rPr>
+          <w:rFonts w:ascii="Times New Roman" w:hAnsi="Times New Roman" w:cs="Times New Roman"/>
+          <w:color w:val="auto"/>
+        </w:rPr>
+      </w:pPr>
+      <w:r>
+        <w:rPr>
+          <w:rFonts w:ascii="Times New Roman" w:hAnsi="Times New Roman" w:cs="Times New Roman"/>
+          <w:color w:val="auto"/>
+        </w:rPr>
+        <w:t>Conflict Resolution and Leadership Pathways:</w:t>
+      </w:r>
+    </w:p>
+    <w:p>
+      <w:pPr>
+        <w:pStyle w:val="ListParagraph"/>
+        <w:numPr>
+          <w:ilvl w:val="0"/>
+          <w:numId w:val="5"/>
+        </w:numPr>
+        <w:spacing w:line="480" w:lineRule="auto"/>
+        <w:rPr>
+          <w:rFonts w:ascii="Times New Roman" w:hAnsi="Times New Roman" w:cs="Times New Roman"/>
+        </w:rPr>
+      </w:pPr>
+      <w:r>
+        <w:rPr>
+          <w:rFonts w:ascii="Times New Roman" w:hAnsi="Times New Roman" w:cs="Times New Roman"/>
+        </w:rPr>
+        <w:t xml:space="preserve">Scenario: </w:t>
+      </w:r>
+    </w:p>
+    <w:p>
+      <w:pPr>
+        <w:pStyle w:val="ListParagraph"/>
+        <w:spacing w:line="480" w:lineRule="auto"/>
+        <w:rPr>
+          <w:rFonts w:ascii="Times New Roman" w:hAnsi="Times New Roman" w:cs="Times New Roman"/>
+        </w:rPr>
+      </w:pPr>
+      <w:r>
+        <w:rPr>
+          <w:rFonts w:ascii="Times New Roman" w:hAnsi="Times New Roman" w:cs="Times New Roman"/>
+        </w:rPr>
+        <w:t>Application Programming Interface (API) Failure Prior to Release:</w:t>
+      </w:r>
+      <w:r>
+        <w:rPr>
+          <w:rFonts w:ascii="Times New Roman" w:hAnsi="Times New Roman" w:cs="Times New Roman"/>
+          <w:b/>
+          <w:bCs/>
+        </w:rPr>
+        <w:t xml:space="preserve"> </w:t>
+      </w:r>
+      <w:r>
+        <w:rPr>
+          <w:rFonts w:ascii="Times New Roman" w:hAnsi="Times New Roman" w:cs="Times New Roman"/>
+        </w:rPr>
+        <w:t>In the event of a critical third-party API outa</w:t>
+      </w:r>
+      <w:r>
+        <w:rPr>
+          <w:rFonts w:ascii="Times New Roman" w:hAnsi="Times New Roman" w:cs="Times New Roman"/>
+        </w:rPr>
+        <w:t>ge or database connection bottleneck right before a milestone release, management may prioritize meeting deadline commitments while the engineering team requests a release delay for bug remediation.</w:t>
+      </w:r>
+    </w:p>
+    <w:p>
+      <w:pPr>
+        <w:pStyle w:val="ListParagraph"/>
+        <w:numPr>
+          <w:ilvl w:val="0"/>
+          <w:numId w:val="5"/>
+        </w:numPr>
+        <w:spacing w:line="480" w:lineRule="auto"/>
+        <w:rPr>
+          <w:rFonts w:ascii="Times New Roman" w:hAnsi="Times New Roman" w:cs="Times New Roman"/>
+          <w:b/>
+          <w:bCs/>
+        </w:rPr>
+      </w:pPr>
+      <w:r>
+        <w:rPr>
+          <w:rFonts w:ascii="Times New Roman" w:hAnsi="Times New Roman" w:cs="Times New Roman"/>
+        </w:rPr>
+        <w:t>Leadership Application:</w:t>
+      </w:r>
+      <w:r>
+        <w:rPr>
+          <w:rFonts w:ascii="Times New Roman" w:hAnsi="Times New Roman" w:cs="Times New Roman"/>
+          <w:b/>
+          <w:bCs/>
+        </w:rPr>
+        <w:t xml:space="preserve"> </w:t>
+      </w:r>
+    </w:p>
+    <w:p>
+      <w:pPr>
+        <w:pStyle w:val="ListParagraph"/>
+        <w:spacing w:line="480" w:lineRule="auto"/>
+        <w:rPr>
+          <w:rFonts w:ascii="Times New Roman" w:hAnsi="Times New Roman" w:cs="Times New Roman"/>
+          <w:b/>
+          <w:bCs/>
+        </w:rPr>
+      </w:pPr>
+      <w:r>
+        <w:rPr>
+          <w:rFonts w:ascii="Times New Roman" w:hAnsi="Times New Roman" w:cs="Times New Roman"/>
+        </w:rPr>
+        <w:t xml:space="preserve">The project Manager utilizes a Servant Leadership approach by evaluating the root cause alongside </w:t>
+      </w:r>
+      <w:r>
+        <w:rPr>
+          <w:rFonts w:ascii="Times New Roman" w:hAnsi="Times New Roman" w:cs="Times New Roman"/>
+        </w:rPr>
+        <w:t xml:space="preserve">technical leads, applying the 10% contingency reserve ($3,530) to unblock resources, and engaging </w:t>
+      </w:r>
+      <w:r>
+        <w:rPr>
+          <w:rFonts w:ascii="Times New Roman" w:hAnsi="Times New Roman" w:cs="Times New Roman"/>
+        </w:rPr>
+        <w:t>sponsors</w:t>
+      </w:r>
+      <w:r>
+        <w:rPr>
+          <w:rFonts w:ascii="Times New Roman" w:hAnsi="Times New Roman" w:cs="Times New Roman"/>
+        </w:rPr>
+        <w:t xml:space="preserve"> via a Democratic framework to negotiate a minor, controlled delay without compromising core system reliability or security standards</w:t>
+      </w:r>
+      <w:r>
+        <w:rPr>
+          <w:rFonts w:ascii="Times New Roman" w:hAnsi="Times New Roman" w:cs="Times New Roman"/>
+        </w:rPr>
+        <w:t xml:space="preserve"> (</w:t>
+      </w:r>
+      <w:r>
+        <w:rPr>
+          <w:rFonts w:ascii="Times New Roman" w:hAnsi="Times New Roman" w:cs="Times New Roman"/>
+        </w:rPr>
+        <w:t>Schwaber &amp; Sutherland, 2020; Rubin, 2013).</w:t>
+      </w:r>
+    </w:p>
+    <w:p>
+      <w:pPr>
+        <w:pStyle w:val="Heading2"/>
+        <w:numPr>
+          <w:ilvl w:val="1"/>
+          <w:numId w:val="1"/>
+        </w:numPr>
+        <w:rPr>
+          <w:rFonts w:ascii="Times New Roman" w:hAnsi="Times New Roman" w:cs="Times New Roman"/>
+          <w:color w:val="auto"/>
+        </w:rPr>
+      </w:pPr>
+      <w:r>
+        <w:rPr>
+          <w:rFonts w:ascii="Times New Roman" w:hAnsi="Times New Roman" w:cs="Times New Roman"/>
+          <w:color w:val="auto"/>
+        </w:rPr>
+        <w:lastRenderedPageBreak/>
+        <w:t>Team Charter</w:t>
+      </w:r>
+    </w:p>
+    <w:p>
+      <w:pPr>
+        <w:spacing w:line="360" w:lineRule="auto"/>
+        <w:ind w:left="288"/>
+        <w:rPr>
+          <w:rFonts w:ascii="Times New Roman" w:hAnsi="Times New Roman" w:cs="Times New Roman"/>
+        </w:rPr>
+      </w:pPr>
+      <w:r>
+        <w:rPr>
+          <w:rFonts w:ascii="Times New Roman" w:hAnsi="Times New Roman" w:cs="Times New Roman"/>
+        </w:rPr>
+        <w:t>The team charte</w:t>
+      </w:r>
+      <w:r>
+        <w:rPr>
+          <w:rFonts w:ascii="Times New Roman" w:hAnsi="Times New Roman" w:cs="Times New Roman"/>
+        </w:rPr>
+        <w:t xml:space="preserve">r </w:t>
+      </w:r>
+      <w:r>
+        <w:rPr>
+          <w:rFonts w:ascii="Times New Roman" w:hAnsi="Times New Roman" w:cs="Times New Roman"/>
+        </w:rPr>
+        <w:t>establishes internal working agreements, cultural norms, shared values, and operational commitments for the Smart Park Engine development team across the 11-week lifecycle (Project Management Institute, 2021).</w:t>
+      </w:r>
+    </w:p>
+    <w:p>
+      <w:pPr>
+        <w:spacing w:line="360" w:lineRule="auto"/>
+        <w:ind w:left="288"/>
+        <w:jc w:val="center"/>
+        <w:rPr>
+          <w:rFonts w:ascii="Times New Roman" w:hAnsi="Times New Roman" w:cs="Times New Roman"/>
+          <w:b/>
+          <w:bCs/>
+        </w:rPr>
+      </w:pPr>
+      <w:r>
+        <w:rPr>
+          <w:rFonts w:ascii="Times New Roman" w:hAnsi="Times New Roman" w:cs="Times New Roman"/>
+          <w:b/>
+          <w:bCs/>
+          <w:noProof/>
+        </w:rPr>
+        <mc:AlternateContent>
+          <mc:Choice Requires="wps">
+            <w:drawing>
+              <wp:anchor distT="0" distB="0" distL="114300" distR="114300" simplePos="0" relativeHeight="251667456" behindDoc="0" locked="0" layoutInCell="1" allowOverlap="1" wp14:anchorId="1A694F7F" wp14:editId="77D52A49">
+                <wp:simplePos x="0" y="0"/>
+                <wp:positionH relativeFrom="margin">
+                  <wp:align>center</wp:align>
+                </wp:positionH>
+                <wp:positionV relativeFrom="paragraph">
+                  <wp:posOffset>180340</wp:posOffset>
+                </wp:positionV>
+                <wp:extent cx="6614160" cy="538480"/>
+                <wp:effectExtent l="0" t="0" r="0" b="0"/>
+                <wp:wrapNone/>
+                <wp:docPr id="986481598" name="Text Box 6"/>
+                <wp:cNvGraphicFramePr/>
+                <a:graphic xmlns:a="http://schemas.openxmlformats.org/drawingml/2006/main">
+                  <a:graphicData uri="http://schemas.microsoft.com/office/word/2010/wordprocessingShape">
+                    <wps:wsp>
+                      <wps:cNvSpPr txBox="1"/>
+                      <wps:spPr>
+                        <a:xfrm>
+                          <a:off x="0" y="0"/>
+                          <a:ext cx="6614160" cy="538480"/>
+                        </a:xfrm>
+                        <a:prstGeom prst="rect">
+                          <a:avLst/>
+                        </a:prstGeom>
+                        <a:solidFill>
+                          <a:schemeClr val="lt1"/>
+                        </a:solidFill>
+                        <a:ln w="6350">
+                          <a:noFill/>
+                        </a:ln>
+                      </wps:spPr>
+                      <wps:txbx>
+                        <w:txbxContent>
+                          <w:p>
+                            <w:pPr>
+                              <w:jc w:val="center"/>
+                            </w:pPr>
+                            <w:r>
+                              <w:rPr>
+                                <w:i/>
+                                <w:iCs/>
+                                <w:color w:val="171717" w:themeColor="background2" w:themeShade="1A"/>
+                                <w:sz w:val="18"/>
+                                <w:szCs w:val="18"/>
+                              </w:rPr>
+                              <w:t>Figure 11</w:t>
+                            </w:r>
+                            <w:r>
+                              <w:rPr>
+                                <w:i/>
+                                <w:iCs/>
+                                <w:color w:val="171717" w:themeColor="background2" w:themeShade="1A"/>
+                                <w:sz w:val="18"/>
+                                <w:szCs w:val="18"/>
+                              </w:rPr>
+                              <w:t xml:space="preserve">.3: </w:t>
+                            </w:r>
+                            <w:r>
+                              <w:rPr>
+                                <w:i/>
+                                <w:iCs/>
+                                <w:color w:val="171717" w:themeColor="background2" w:themeShade="1A"/>
+                                <w:sz w:val="18"/>
+                                <w:szCs w:val="18"/>
+                              </w:rPr>
+                              <w:t>Smart Park Engine Team Charter Dashboard, illustrating team mission, governance scope, operational goals, cross-functional skill distributions, individual role assignments, core values, interaction norms, and primary communication tools.</w:t>
+                            </w:r>
+                          </w:p>
+                        </w:txbxContent>
+                      </wps:txbx>
+                      <wps:bodyPr rot="0" spcFirstLastPara="0" vertOverflow="overflow" horzOverflow="overflow" vert="horz" wrap="square" lIns="91440" tIns="45720" rIns="91440" bIns="45720" numCol="1" spcCol="0" rtlCol="0" fromWordArt="0" anchor="t" anchorCtr="0" forceAA="0" compatLnSpc="1">
+                        <a:prstTxWarp prst="textNoShape">
+                          <a:avLst/>
+                        </a:prstTxWarp>
+                        <a:noAutofit/>
+                      </wps:bodyPr>
+                    </wps:wsp>
+                  </a:graphicData>
+                </a:graphic>
+                <wp14:sizeRelH relativeFrom="margin">
+                  <wp14:pctWidth>0</wp14:pctWidth>
+                </wp14:sizeRelH>
+                <wp14:sizeRelV relativeFrom="margin">
+                  <wp14:pctHeight>0</wp14:pctHeight>
+                </wp14:sizeRelV>
+              </wp:anchor>
+            </w:drawing>
+          </mc:Choice>
+          <mc:Fallback>
+            <w:pict>
+              <v:shape w14:anchorId="1A694F7F" id="_x0000_s1037" type="#_x0000_t202" style="position:absolute;left:0;text-align:left;margin-left:0;margin-top:14.2pt;width:520.8pt;height:42.4pt;z-index:251667456;visibility:visible;mso-wrap-style:square;mso-width-percent:0;mso-height-percent:0;mso-wrap-distance-left:9pt;mso-wrap-distance-top:0;mso-wrap-distance-right:9pt;mso-wrap-distance-bottom:0;mso-position-horizontal:center;mso-position-horizontal-relative:margin;mso-position-vertical:absolute;mso-position-vertical-relative:text;mso-width-percent:0;mso-height-percent:0;mso-width-relative:margin;mso-height-relative:margin;v-text-anchor:top" o:gfxdata="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" fillcolor="white [3201]" stroked="f" strokeweight=".5pt">
+                <v:textbox>
+                  <w:txbxContent>
+                    <w:p>
+                      <w:pPr>
+                        <w:jc w:val="center"/>
+                      </w:pPr>
+                      <w:r>
+                        <w:rPr>
+                          <w:i/>
+                          <w:iCs/>
+                          <w:color w:val="171717" w:themeColor="background2" w:themeShade="1A"/>
+                          <w:sz w:val="18"/>
+                          <w:szCs w:val="18"/>
+                        </w:rPr>
+                        <w:t>Figure 11</w:t>
+                      </w:r>
+                      <w:r>
+                        <w:rPr>
+                          <w:i/>
+                          <w:iCs/>
+                          <w:color w:val="171717" w:themeColor="background2" w:themeShade="1A"/>
+                          <w:sz w:val="18"/>
+                          <w:szCs w:val="18"/>
+                        </w:rPr>
+                        <w:t xml:space="preserve">.3: </w:t>
+                      </w:r>
+                      <w:r>
+                        <w:rPr>
+                          <w:i/>
+                          <w:iCs/>
+                          <w:color w:val="171717" w:themeColor="background2" w:themeShade="1A"/>
+                          <w:sz w:val="18"/>
+                          <w:szCs w:val="18"/>
+                        </w:rPr>
+                        <w:t>Smart Park Engine Team Charter Dashboard, illustrating team mission, governance scope, operational goals, cross-functional skill distributions, individual role assignments, core values, interaction norms, and primary communication tools.</w:t>
+                      </w:r>
+                    </w:p>
+                  </w:txbxContent>
+                </v:textbox>
+                <w10:wrap anchorx="margin"/>
+              </v:shape>
+            </w:pict>
+          </mc:Fallback>
+        </mc:AlternateContent>
+      </w:r>
+      <w:r>
+        <w:rPr>
+          <w:rFonts w:ascii="Times New Roman" w:hAnsi="Times New Roman" w:cs="Times New Roman"/>
+          <w:b/>
+          <w:bCs/>
+        </w:rPr>
+        <w:t>Team Charter Layout</w:t>
+      </w:r>
+    </w:p>
+    <w:p>
+      <w:pPr>
+        <w:spacing w:line="360" w:lineRule="auto"/>
+        <w:rPr>
+          <w:rFonts w:ascii="Times New Roman" w:hAnsi="Times New Roman" w:cs="Times New Roman"/>
+          <w:b/>
+          <w:bCs/>
+        </w:rPr>
+      </w:pPr>
+      <w:r>
+        <w:rPr>
+          <w:rFonts w:ascii="Times New Roman" w:hAnsi="Times New Roman" w:cs="Times New Roman"/>
+          <w:b/>
+          <w:bCs/>
+        </w:rPr>
+        <w:drawing>
+          <wp:anchor distT="0" distB="0" distL="114300" distR="114300" simplePos="0" relativeHeight="251677696" behindDoc="0" locked="0" layoutInCell="1" allowOverlap="1" wp14:anchorId="6761DE1F" wp14:editId="26959996">
+            <wp:simplePos x="0" y="0"/>
+            <wp:positionH relativeFrom="margin">
+              <wp:align>center</wp:align>
+            </wp:positionH>
+            <wp:positionV relativeFrom="paragraph">
+              <wp:posOffset>201930</wp:posOffset>
+            </wp:positionV>
+            <wp:extent cx="6837680" cy="3065780"/>
+            <wp:effectExtent l="0" t="0" r="1270" b="1270"/>
+            <wp:wrapTopAndBottom/>
+            <wp:docPr id="1697159251" name="Picture 1"/>
+            <wp:cNvGraphicFramePr>
+              <a:graphicFrameLocks xmlns:a="http://schemas.openxmlformats.org/drawingml/2006/main" noChangeAspect="1"/>
+            </wp:cNvGraphicFramePr>
+            <a:graphic xmlns:a="http://schemas.openxmlformats.org/drawingml/2006/main">
+              <a:graphicData uri="http://schemas.openxmlformats.org/drawingml/2006/picture">
+                <pic:pic xmlns:pic="http://schemas.openxmlformats.org/drawingml/2006/picture">
+                  <pic:nvPicPr>
+                    <pic:cNvPr id="1697159251" name=""/>
+                    <pic:cNvPicPr/>
+                  </pic:nvPicPr>
+                  <pic:blipFill>
+                    <a:blip r:embed="rId20">
+                      <a:extLst>
+                        <a:ext uri="{28A0092B-C50C-407E-A947-70E740481C1C}">
+                          <a14:useLocalDpi xmlns:a14="http://schemas.microsoft.com/office/drawing/2010/main" val="0"/>
+                        </a:ext>
+                      </a:extLst>
+                    </a:blip>
+                    <a:stretch>
+                      <a:fillRect/>
+                    </a:stretch>
+                  </pic:blipFill>
+                  <pic:spPr>
+                    <a:xfrm>
+                      <a:off x="0" y="0"/>
+                      <a:ext cx="6837680" cy="3065780"/>
+                    </a:xfrm>
+                    <a:prstGeom prst="rect">
+                      <a:avLst/>
+                    </a:prstGeom>
+                  </pic:spPr>
+                </pic:pic>
+              </a:graphicData>
+            </a:graphic>
+            <wp14:sizeRelH relativeFrom="margin">
+              <wp14:pctWidth>0</wp14:pctWidth>
+            </wp14:sizeRelH>
+            <wp14:sizeRelV relativeFrom="margin">
+              <wp14:pctHeight>0</wp14:pctHeight>
+            </wp14:sizeRelV>
+          </wp:anchor>
+        </w:drawing>
+      </w:r>
+      <w:r>
+        <w:rPr>
+          <w:rFonts w:ascii="Times New Roman" w:hAnsi="Times New Roman" w:cs="Times New Roman"/>
+          <w:b/>
+          <w:bCs/>
+        </w:rPr>
+        <w:br/>
+      </w:r>
+    </w:p>
+    <w:p>
+      <w:pPr>
+        <w:pStyle w:val="ListParagraph"/>
+        <w:numPr>
+          <w:ilvl w:val="0"/>
+          <w:numId w:val="5"/>
+        </w:numPr>
+        <w:spacing w:line="360" w:lineRule="auto"/>
+        <w:rPr>
+          <w:rFonts w:ascii="Times New Roman" w:hAnsi="Times New Roman" w:cs="Times New Roman"/>
+          <w:b/>
+          <w:bCs/>
+        </w:rPr>
+      </w:pPr>
+      <w:r>
+        <w:rPr>
+          <w:rFonts w:ascii="Times New Roman" w:hAnsi="Times New Roman" w:cs="Times New Roman"/>
+          <w:b/>
+          <w:bCs/>
+        </w:rPr>
+        <w:t>Mission:</w:t>
+      </w:r>
+      <w:r>
+        <w:rPr>
+          <w:rFonts w:ascii="Times New Roman" w:hAnsi="Times New Roman" w:cs="Times New Roman"/>
+          <w:b/>
+          <w:bCs/>
+        </w:rPr>
+        <w:t xml:space="preserve"> </w:t>
+      </w:r>
+      <w:r>
+        <w:rPr>
+          <w:rFonts w:ascii="Times New Roman" w:hAnsi="Times New Roman" w:cs="Times New Roman"/>
+        </w:rPr>
+        <w:t>To enginee</w:t>
+      </w:r>
+      <w:r>
+        <w:rPr>
+          <w:rFonts w:ascii="Times New Roman" w:hAnsi="Times New Roman" w:cs="Times New Roman"/>
+        </w:rPr>
+        <w:t>r</w:t>
+      </w:r>
+      <w:r>
+        <w:rPr>
+          <w:rFonts w:ascii="Times New Roman" w:hAnsi="Times New Roman" w:cs="Times New Roman"/>
+        </w:rPr>
+        <w:t xml:space="preserve"> a highly reliable, secure, and user-friendly smart parking management platform that streamlines vehicle entry, space reservation, </w:t>
+      </w:r>
+      <w:r>
+        <w:rPr>
+          <w:rFonts w:ascii="Times New Roman" w:hAnsi="Times New Roman" w:cs="Times New Roman"/>
+        </w:rPr>
+        <w:t>and real-time occupancy tracking.</w:t>
+      </w:r>
+    </w:p>
+    <w:p>
+      <w:pPr>
+        <w:pStyle w:val="ListParagraph"/>
+        <w:numPr>
+          <w:ilvl w:val="0"/>
+          <w:numId w:val="5"/>
+        </w:numPr>
+        <w:spacing w:line="360" w:lineRule="auto"/>
+        <w:rPr>
+          <w:rFonts w:ascii="Times New Roman" w:hAnsi="Times New Roman" w:cs="Times New Roman"/>
+          <w:b/>
+          <w:bCs/>
+        </w:rPr>
+      </w:pPr>
+      <w:r>
+        <w:rPr>
+          <w:rFonts w:ascii="Times New Roman" w:hAnsi="Times New Roman" w:cs="Times New Roman"/>
+          <w:b/>
+          <w:bCs/>
+        </w:rPr>
+        <w:t>Scope:</w:t>
+      </w:r>
+      <w:r>
+        <w:rPr>
+          <w:rFonts w:ascii="Times New Roman" w:hAnsi="Times New Roman" w:cs="Times New Roman"/>
+          <w:b/>
+          <w:bCs/>
+        </w:rPr>
+        <w:t xml:space="preserve"> </w:t>
+      </w:r>
+      <w:r>
+        <w:rPr>
+          <w:rFonts w:ascii="Times New Roman" w:hAnsi="Times New Roman" w:cs="Times New Roman"/>
+        </w:rPr>
+        <w:t>Design, development, testing, and cloud deployment of the 11-week Smart Park Engine web and mobile application suite, explicitly excluding physical hardware manufacturing.</w:t>
+      </w:r>
+    </w:p>
+    <w:p>
+      <w:pPr>
+        <w:pStyle w:val="ListParagraph"/>
+        <w:numPr>
+          <w:ilvl w:val="0"/>
+          <w:numId w:val="5"/>
+        </w:numPr>
+        <w:spacing w:line="360" w:lineRule="auto"/>
+        <w:rPr>
+          <w:rFonts w:ascii="Times New Roman" w:hAnsi="Times New Roman" w:cs="Times New Roman"/>
+          <w:b/>
+          <w:bCs/>
+        </w:rPr>
+      </w:pPr>
+      <w:r>
+        <w:rPr>
+          <w:rFonts w:ascii="Times New Roman" w:hAnsi="Times New Roman" w:cs="Times New Roman"/>
+          <w:b/>
+          <w:bCs/>
+        </w:rPr>
+        <w:t>Goals:</w:t>
+      </w:r>
+      <w:r>
+        <w:rPr>
+          <w:rFonts w:ascii="Times New Roman" w:hAnsi="Times New Roman" w:cs="Times New Roman"/>
+          <w:b/>
+          <w:bCs/>
+        </w:rPr>
+        <w:t xml:space="preserve"> </w:t>
+      </w:r>
+    </w:p>
+    <w:p>
+      <w:pPr>
+        <w:pStyle w:val="ListParagraph"/>
+        <w:numPr>
+          <w:ilvl w:val="1"/>
+          <w:numId w:val="5"/>
+        </w:numPr>
+        <w:spacing w:line="360" w:lineRule="auto"/>
+        <w:rPr>
+          <w:rFonts w:ascii="Times New Roman" w:hAnsi="Times New Roman" w:cs="Times New Roman"/>
+        </w:rPr>
+      </w:pPr>
+      <w:r>
+        <w:rPr>
+          <w:rFonts w:ascii="Times New Roman" w:hAnsi="Times New Roman" w:cs="Times New Roman"/>
+        </w:rPr>
+        <w:t>Achieve 99.99%</w:t>
+      </w:r>
+      <w:r>
+        <w:rPr>
+          <w:rFonts w:ascii="Times New Roman" w:hAnsi="Times New Roman" w:cs="Times New Roman"/>
+        </w:rPr>
+        <w:t xml:space="preserve"> system infrastructure availability during operating hours (Non-Functional Requirement 01).</w:t>
+      </w:r>
+    </w:p>
+    <w:p>
+      <w:pPr>
+        <w:pStyle w:val="ListParagraph"/>
+        <w:numPr>
+          <w:ilvl w:val="1"/>
+          <w:numId w:val="5"/>
+        </w:numPr>
+        <w:spacing w:line="360" w:lineRule="auto"/>
+        <w:rPr>
+          <w:rFonts w:ascii="Times New Roman" w:hAnsi="Times New Roman" w:cs="Times New Roman"/>
+        </w:rPr>
+      </w:pPr>
+      <w:r>
+        <w:rPr>
+          <w:rFonts w:ascii="Times New Roman" w:hAnsi="Times New Roman" w:cs="Times New Roman"/>
+        </w:rPr>
+        <w:t>Maintain</w:t>
+      </w:r>
+      <w:r>
+        <w:rPr>
+          <w:rFonts w:ascii="Times New Roman" w:hAnsi="Times New Roman" w:cs="Times New Roman"/>
+        </w:rPr>
+        <w:t xml:space="preserve"> real-time web socket occupancy update rendering under 500 milliseconds (Non-Functional Requirement 02).</w:t>
+      </w:r>
+    </w:p>
+    <w:p>
+      <w:pPr>
+        <w:pStyle w:val="ListParagraph"/>
+        <w:numPr>
+          <w:ilvl w:val="1"/>
+          <w:numId w:val="5"/>
+        </w:numPr>
+        <w:spacing w:line="360" w:lineRule="auto"/>
+        <w:rPr>
+          <w:rFonts w:ascii="Times New Roman" w:hAnsi="Times New Roman" w:cs="Times New Roman"/>
+        </w:rPr>
+      </w:pPr>
+      <w:r>
+        <w:rPr>
+          <w:rFonts w:ascii="Times New Roman" w:hAnsi="Times New Roman" w:cs="Times New Roman"/>
+        </w:rPr>
+        <w:lastRenderedPageBreak/>
+        <w:t>Complete</w:t>
+      </w:r>
+      <w:r>
+        <w:rPr>
+          <w:rFonts w:ascii="Times New Roman" w:hAnsi="Times New Roman" w:cs="Times New Roman"/>
+        </w:rPr>
+        <w:t xml:space="preserve"> all Work Breakdown Structure deliverables within the approved </w:t>
+      </w:r>
+      <w:r>
+        <w:rPr>
+          <w:rFonts w:ascii="Times New Roman" w:hAnsi="Times New Roman" w:cs="Times New Roman"/>
+        </w:rPr>
+        <w:t>$38,830 budget baseline.</w:t>
+      </w:r>
+    </w:p>
+    <w:p>
+      <w:pPr>
+        <w:pStyle w:val="ListParagraph"/>
+        <w:numPr>
+          <w:ilvl w:val="1"/>
+          <w:numId w:val="5"/>
+        </w:numPr>
+        <w:spacing w:line="360" w:lineRule="auto"/>
+        <w:rPr>
+          <w:rFonts w:ascii="Times New Roman" w:hAnsi="Times New Roman" w:cs="Times New Roman"/>
+        </w:rPr>
+      </w:pPr>
+      <w:r>
+        <w:rPr>
+          <w:rFonts w:ascii="Times New Roman" w:hAnsi="Times New Roman" w:cs="Times New Roman"/>
+        </w:rPr>
+        <w:t>Maintain</w:t>
+      </w:r>
+      <w:r>
+        <w:rPr>
+          <w:rFonts w:ascii="Times New Roman" w:hAnsi="Times New Roman" w:cs="Times New Roman"/>
+        </w:rPr>
+        <w:t xml:space="preserve"> minimum automated code test coverage of 85% across all microservices </w:t>
+      </w:r>
+      <w:r>
+        <w:rPr>
+          <w:rFonts w:ascii="Times New Roman" w:hAnsi="Times New Roman" w:cs="Times New Roman"/>
+        </w:rPr>
+        <w:t>(Non-Functional Requirement 0</w:t>
+      </w:r>
+      <w:r>
+        <w:rPr>
+          <w:rFonts w:ascii="Times New Roman" w:hAnsi="Times New Roman" w:cs="Times New Roman"/>
+        </w:rPr>
+        <w:t>5</w:t>
+      </w:r>
+      <w:r>
+        <w:rPr>
+          <w:rFonts w:ascii="Times New Roman" w:hAnsi="Times New Roman" w:cs="Times New Roman"/>
+        </w:rPr>
+        <w:t>).</w:t>
+      </w:r>
+    </w:p>
+    <w:p>
+      <w:pPr>
+        <w:pStyle w:val="ListParagraph"/>
+        <w:numPr>
+          <w:ilvl w:val="0"/>
+          <w:numId w:val="5"/>
+        </w:numPr>
+        <w:spacing w:line="360" w:lineRule="auto"/>
+        <w:rPr>
+          <w:rFonts w:ascii="Times New Roman" w:hAnsi="Times New Roman" w:cs="Times New Roman"/>
+          <w:b/>
+          <w:bCs/>
+        </w:rPr>
+      </w:pPr>
+      <w:r>
+        <w:rPr>
+          <w:rFonts w:ascii="Times New Roman" w:hAnsi="Times New Roman" w:cs="Times New Roman"/>
+          <w:b/>
+          <w:bCs/>
+        </w:rPr>
+        <w:t>Strengths and Skills</w:t>
+      </w:r>
+      <w:r>
+        <w:rPr>
+          <w:rFonts w:ascii="Times New Roman" w:hAnsi="Times New Roman" w:cs="Times New Roman"/>
+          <w:b/>
+          <w:bCs/>
+        </w:rPr>
+        <w:t>:</w:t>
+      </w:r>
+      <w:r>
+        <w:rPr>
+          <w:rFonts w:ascii="Times New Roman" w:hAnsi="Times New Roman" w:cs="Times New Roman"/>
+          <w:b/>
+          <w:bCs/>
+        </w:rPr>
+        <w:t xml:space="preserve"> </w:t>
+      </w:r>
+      <w:r>
+        <w:rPr>
+          <w:rFonts w:ascii="Times New Roman" w:hAnsi="Times New Roman" w:cs="Times New Roman"/>
+        </w:rPr>
+        <w:t>Cross-functional technical domain expertise encompassing project governance, full-stack application programming interface construction, user interface/user experience layout design, automated quality assurance testing, and DevOps cloud deployment pipelines.</w:t>
+      </w:r>
+    </w:p>
+    <w:p>
+      <w:pPr>
+        <w:pStyle w:val="ListParagraph"/>
+        <w:numPr>
+          <w:ilvl w:val="0"/>
+          <w:numId w:val="5"/>
+        </w:numPr>
+        <w:spacing w:line="360" w:lineRule="auto"/>
+        <w:rPr>
+          <w:rFonts w:ascii="Times New Roman" w:hAnsi="Times New Roman" w:cs="Times New Roman"/>
+          <w:b/>
+          <w:bCs/>
+        </w:rPr>
+      </w:pPr>
+      <w:r>
+        <w:rPr>
+          <w:rFonts w:ascii="Times New Roman" w:hAnsi="Times New Roman" w:cs="Times New Roman"/>
+          <w:b/>
+          <w:bCs/>
+        </w:rPr>
+        <w:t>Roles and Responsibilities:</w:t>
+      </w:r>
+    </w:p>
+    <w:p>
+      <w:pPr>
+        <w:pStyle w:val="ListParagraph"/>
+        <w:numPr>
+          <w:ilvl w:val="1"/>
+          <w:numId w:val="5"/>
+        </w:numPr>
+        <w:spacing w:line="360" w:lineRule="auto"/>
+        <w:rPr>
+          <w:rFonts w:ascii="Times New Roman" w:hAnsi="Times New Roman" w:cs="Times New Roman"/>
+          <w:b/>
+          <w:bCs/>
+        </w:rPr>
+      </w:pPr>
+      <w:r>
+        <w:rPr>
+          <w:rFonts w:ascii="Times New Roman" w:hAnsi="Times New Roman" w:cs="Times New Roman"/>
+          <w:b/>
+          <w:bCs/>
+        </w:rPr>
+        <w:t xml:space="preserve">Alexa Rivera (Project Manager / Scrum Master): </w:t>
+      </w:r>
+      <w:r>
+        <w:rPr>
+          <w:rFonts w:ascii="Times New Roman" w:hAnsi="Times New Roman" w:cs="Times New Roman"/>
+        </w:rPr>
+        <w:t>Manages projec</w:t>
+      </w:r>
+      <w:r>
+        <w:rPr>
+          <w:rFonts w:ascii="Times New Roman" w:hAnsi="Times New Roman" w:cs="Times New Roman"/>
+        </w:rPr>
+        <w:t xml:space="preserve">t </w:t>
+      </w:r>
+      <w:r>
+        <w:rPr>
+          <w:rFonts w:ascii="Times New Roman" w:hAnsi="Times New Roman" w:cs="Times New Roman"/>
+        </w:rPr>
+        <w:t>t</w:t>
+      </w:r>
+      <w:r>
+        <w:rPr>
+          <w:rFonts w:ascii="Times New Roman" w:hAnsi="Times New Roman" w:cs="Times New Roman"/>
+        </w:rPr>
+        <w:t>imeline, milestone verification, stakeholder status updates, and risk governance.</w:t>
+      </w:r>
+    </w:p>
+    <w:p>
+      <w:pPr>
+        <w:pStyle w:val="ListParagraph"/>
+        <w:numPr>
+          <w:ilvl w:val="1"/>
+          <w:numId w:val="5"/>
+        </w:numPr>
+        <w:spacing w:line="360" w:lineRule="auto"/>
+        <w:rPr>
+          <w:rFonts w:ascii="Times New Roman" w:hAnsi="Times New Roman" w:cs="Times New Roman"/>
+        </w:rPr>
+      </w:pPr>
+      <w:r>
+        <w:rPr>
+          <w:rFonts w:ascii="Times New Roman" w:hAnsi="Times New Roman" w:cs="Times New Roman"/>
+          <w:b/>
+          <w:bCs/>
+        </w:rPr>
+        <w:t xml:space="preserve">Marcela Villegas (Lead Developer / Backend): </w:t>
+      </w:r>
+      <w:r>
+        <w:rPr>
+          <w:rFonts w:ascii="Times New Roman" w:hAnsi="Times New Roman" w:cs="Times New Roman"/>
+        </w:rPr>
+        <w:t>Leads backend API</w:t>
+      </w:r>
+      <w:r>
+        <w:rPr>
+          <w:rFonts w:ascii="Times New Roman" w:hAnsi="Times New Roman" w:cs="Times New Roman"/>
+        </w:rPr>
+        <w:t xml:space="preserve"> construction, database design, live sensor integrations, and payment gateway logic.</w:t>
+      </w:r>
+    </w:p>
+    <w:p>
+      <w:pPr>
+        <w:pStyle w:val="ListParagraph"/>
+        <w:numPr>
+          <w:ilvl w:val="1"/>
+          <w:numId w:val="5"/>
+        </w:numPr>
+        <w:spacing w:line="360" w:lineRule="auto"/>
+        <w:rPr>
+          <w:rFonts w:ascii="Times New Roman" w:hAnsi="Times New Roman" w:cs="Times New Roman"/>
+        </w:rPr>
+      </w:pPr>
+      <w:r>
+        <w:rPr>
+          <w:rFonts w:ascii="Times New Roman" w:hAnsi="Times New Roman" w:cs="Times New Roman"/>
+          <w:b/>
+          <w:bCs/>
+        </w:rPr>
+        <w:t>Sofia Chen (UI/UUX &amp; Frontend Developer):</w:t>
+      </w:r>
+      <w:r>
+        <w:rPr>
+          <w:rFonts w:ascii="Times New Roman" w:hAnsi="Times New Roman" w:cs="Times New Roman"/>
+        </w:rPr>
+        <w:t xml:space="preserve"> Designs mobile </w:t>
+      </w:r>
+      <w:r>
+        <w:rPr>
+          <w:rFonts w:ascii="Times New Roman" w:hAnsi="Times New Roman" w:cs="Times New Roman"/>
+        </w:rPr>
+        <w:t xml:space="preserve">and </w:t>
+      </w:r>
+      <w:r>
+        <w:rPr>
+          <w:rFonts w:ascii="Times New Roman" w:hAnsi="Times New Roman" w:cs="Times New Roman"/>
+        </w:rPr>
+        <w:t>web client interfaces,</w:t>
+      </w:r>
+      <w:r>
+        <w:rPr>
+          <w:rFonts w:ascii="Times New Roman" w:hAnsi="Times New Roman" w:cs="Times New Roman"/>
+        </w:rPr>
+        <w:t xml:space="preserve"> interactive parking garage maps, and responsive user flows.</w:t>
+      </w:r>
+    </w:p>
+    <w:p>
+      <w:pPr>
+        <w:pStyle w:val="ListParagraph"/>
+        <w:numPr>
+          <w:ilvl w:val="1"/>
+          <w:numId w:val="5"/>
+        </w:numPr>
+        <w:spacing w:line="360" w:lineRule="auto"/>
+        <w:rPr>
+          <w:rFonts w:ascii="Times New Roman" w:hAnsi="Times New Roman" w:cs="Times New Roman"/>
+        </w:rPr>
+      </w:pPr>
+      <w:r>
+        <w:rPr>
+          <w:rFonts w:ascii="Times New Roman" w:hAnsi="Times New Roman" w:cs="Times New Roman"/>
+          <w:b/>
+          <w:bCs/>
+        </w:rPr>
+        <w:t>Guillermo Martin (QA / Tester):</w:t>
+      </w:r>
+      <w:r>
+        <w:rPr>
+          <w:rFonts w:ascii="Times New Roman" w:hAnsi="Times New Roman" w:cs="Times New Roman"/>
+        </w:rPr>
+        <w:t xml:space="preserve"> Builds automated </w:t>
+      </w:r>
+      <w:r>
+        <w:rPr>
+          <w:rFonts w:ascii="Times New Roman" w:hAnsi="Times New Roman" w:cs="Times New Roman"/>
+        </w:rPr>
+        <w:t xml:space="preserve">testing suites, executes </w:t>
+      </w:r>
+      <w:r>
+        <w:rPr>
+          <w:rFonts w:ascii="Times New Roman" w:hAnsi="Times New Roman" w:cs="Times New Roman"/>
+        </w:rPr>
+        <w:t>integrati</w:t>
+      </w:r>
+      <w:r>
+        <w:rPr>
+          <w:rFonts w:ascii="Times New Roman" w:hAnsi="Times New Roman" w:cs="Times New Roman"/>
+        </w:rPr>
+        <w:t>on tests, and verifies system test coverage metrics.</w:t>
+      </w:r>
+    </w:p>
+    <w:p>
+      <w:pPr>
+        <w:pStyle w:val="ListParagraph"/>
+        <w:numPr>
+          <w:ilvl w:val="1"/>
+          <w:numId w:val="5"/>
+        </w:numPr>
+        <w:spacing w:line="360" w:lineRule="auto"/>
+        <w:rPr>
+          <w:rFonts w:ascii="Times New Roman" w:hAnsi="Times New Roman" w:cs="Times New Roman"/>
+        </w:rPr>
+      </w:pPr>
+      <w:r>
+        <w:rPr>
+          <w:rFonts w:ascii="Times New Roman" w:hAnsi="Times New Roman" w:cs="Times New Roman"/>
+          <w:b/>
+          <w:bCs/>
+        </w:rPr>
+        <w:t>Gisell Denisse (DevOps Engineer):</w:t>
+      </w:r>
+      <w:r>
+        <w:rPr>
+          <w:rFonts w:ascii="Times New Roman" w:hAnsi="Times New Roman" w:cs="Times New Roman"/>
+        </w:rPr>
+        <w:t xml:space="preserve"> Configures</w:t>
+      </w:r>
+      <w:r>
+        <w:rPr>
+          <w:rFonts w:ascii="Times New Roman" w:hAnsi="Times New Roman" w:cs="Times New Roman"/>
+        </w:rPr>
+        <w:t xml:space="preserve"> Amazon Web Services cloud infrastructure, sets up deployment pipelines, and manages database connection scaling. </w:t>
+      </w:r>
+    </w:p>
+    <w:p>
+      <w:pPr>
+        <w:pStyle w:val="ListParagraph"/>
+        <w:numPr>
+          <w:ilvl w:val="0"/>
+          <w:numId w:val="5"/>
+        </w:numPr>
+        <w:spacing w:line="360" w:lineRule="auto"/>
+        <w:rPr>
+          <w:rFonts w:ascii="Times New Roman" w:hAnsi="Times New Roman" w:cs="Times New Roman"/>
+        </w:rPr>
+      </w:pPr>
+      <w:r>
+        <w:rPr>
+          <w:rFonts w:ascii="Times New Roman" w:hAnsi="Times New Roman" w:cs="Times New Roman"/>
+          <w:b/>
+          <w:bCs/>
+        </w:rPr>
+        <w:t>Values:</w:t>
+      </w:r>
+      <w:r>
+        <w:rPr>
+          <w:rFonts w:ascii="Times New Roman" w:hAnsi="Times New Roman" w:cs="Times New Roman"/>
+        </w:rPr>
+        <w:t xml:space="preserve"> Transparency, mutual</w:t>
+      </w:r>
+      <w:r>
+        <w:rPr>
+          <w:rFonts w:ascii="Times New Roman" w:hAnsi="Times New Roman" w:cs="Times New Roman"/>
+        </w:rPr>
+        <w:t xml:space="preserve"> accountability, technical </w:t>
+      </w:r>
+      <w:r>
+        <w:rPr>
+          <w:rFonts w:ascii="Times New Roman" w:hAnsi="Times New Roman" w:cs="Times New Roman"/>
+        </w:rPr>
+        <w:t>excellence,</w:t>
+      </w:r>
+      <w:r>
+        <w:rPr>
+          <w:rFonts w:ascii="Times New Roman" w:hAnsi="Times New Roman" w:cs="Times New Roman"/>
+        </w:rPr>
+        <w:t xml:space="preserve"> data privacy compliance, and respectful peer collaboration.</w:t>
+      </w:r>
+    </w:p>
+    <w:p>
+      <w:pPr>
+        <w:pStyle w:val="ListParagraph"/>
+        <w:numPr>
+          <w:ilvl w:val="0"/>
+          <w:numId w:val="5"/>
+        </w:numPr>
+        <w:spacing w:line="360" w:lineRule="auto"/>
+        <w:rPr>
+          <w:rFonts w:ascii="Times New Roman" w:hAnsi="Times New Roman" w:cs="Times New Roman"/>
+        </w:rPr>
+      </w:pPr>
+      <w:r>
+        <w:rPr>
+          <w:rFonts w:ascii="Times New Roman" w:hAnsi="Times New Roman" w:cs="Times New Roman"/>
+          <w:b/>
+          <w:bCs/>
+        </w:rPr>
+        <w:t>Norms and Interaction Rituals:</w:t>
+      </w:r>
+      <w:r>
+        <w:rPr>
+          <w:rFonts w:ascii="Times New Roman" w:hAnsi="Times New Roman" w:cs="Times New Roman"/>
+        </w:rPr>
+        <w:t xml:space="preserve"> Punctuality</w:t>
+      </w:r>
+      <w:r>
+        <w:rPr>
+          <w:rFonts w:ascii="Times New Roman" w:hAnsi="Times New Roman" w:cs="Times New Roman"/>
+        </w:rPr>
+        <w:t xml:space="preserve"> at 15-minute daily standups, mandatory peer code reviews before merging pull</w:t>
+      </w:r>
+      <w:r>
+        <w:rPr>
+          <w:rFonts w:ascii="Times New Roman" w:hAnsi="Times New Roman" w:cs="Times New Roman"/>
+        </w:rPr>
+        <w:t xml:space="preserve"> requests, transparent blocker logging on Trello task boards, and consensus-based conflict resolution.</w:t>
+      </w:r>
+    </w:p>
+    <w:p>
+      <w:pPr>
+        <w:pStyle w:val="ListParagraph"/>
+        <w:numPr>
+          <w:ilvl w:val="0"/>
+          <w:numId w:val="5"/>
+        </w:numPr>
+        <w:spacing w:line="360" w:lineRule="auto"/>
+        <w:rPr>
+          <w:rFonts w:ascii="Times New Roman" w:hAnsi="Times New Roman" w:cs="Times New Roman"/>
+        </w:rPr>
+      </w:pPr>
+      <w:r>
+        <w:rPr>
+          <w:rFonts w:ascii="Times New Roman" w:hAnsi="Times New Roman" w:cs="Times New Roman"/>
+          <w:b/>
+          <w:bCs/>
+        </w:rPr>
+        <w:t>Communications Plan and Coordination Tools:</w:t>
+      </w:r>
+      <w:r>
+        <w:rPr>
+          <w:rFonts w:ascii="Times New Roman" w:hAnsi="Times New Roman" w:cs="Times New Roman"/>
+        </w:rPr>
+        <w:t xml:space="preserve"> Primary visual </w:t>
+      </w:r>
+      <w:r>
+        <w:rPr>
+          <w:rFonts w:ascii="Times New Roman" w:hAnsi="Times New Roman" w:cs="Times New Roman"/>
+        </w:rPr>
+        <w:t xml:space="preserve">tracking on Trello Kanban boards, centralized cloud repositories for architecture documentation, and asynchronous messaging channels </w:t>
+      </w:r>
+      <w:r>
+        <w:rPr>
+          <w:rFonts w:ascii="Times New Roman" w:hAnsi="Times New Roman" w:cs="Times New Roman"/>
+        </w:rPr>
+        <w:t>for rapid technical inquiries.</w:t>
+      </w:r>
+    </w:p>
+    <w:p>
+      <w:pPr>
+        <w:pStyle w:val="Heading2"/>
+        <w:numPr>
+          <w:ilvl w:val="1"/>
+          <w:numId w:val="1"/>
+        </w:numPr>
+        <w:rPr>
+          <w:rFonts w:ascii="Times New Roman" w:hAnsi="Times New Roman" w:cs="Times New Roman"/>
+          <w:color w:val="auto"/>
+        </w:rPr>
+      </w:pPr>
+      <w:r>
+        <w:rPr>
+          <w:rFonts w:ascii="Times New Roman" w:hAnsi="Times New Roman" w:cs="Times New Roman"/>
+          <w:color w:val="auto"/>
+        </w:rPr>
+        <w:lastRenderedPageBreak/>
+        <w:t>Project Charter</w:t>
+      </w:r>
+    </w:p>
+    <w:p>
+      <w:pPr>
+        <w:spacing w:line="360" w:lineRule="auto"/>
+        <w:ind w:left="180"/>
+        <w:rPr>
+          <w:rFonts w:ascii="Times New Roman" w:hAnsi="Times New Roman" w:cs="Times New Roman"/>
+        </w:rPr>
+      </w:pPr>
+      <w:r>
+        <w:rPr>
+          <w:rFonts w:ascii="Times New Roman" w:hAnsi="Times New Roman" w:cs="Times New Roman"/>
+        </w:rPr>
+        <w:t>The project charter formally authorizes the existence of the Smart Park Engine project, establishe</w:t>
+      </w:r>
+      <w:r>
+        <w:rPr>
+          <w:rFonts w:ascii="Times New Roman" w:hAnsi="Times New Roman" w:cs="Times New Roman"/>
+        </w:rPr>
+        <w:t>s</w:t>
+      </w:r>
+      <w:r>
+        <w:rPr>
+          <w:rFonts w:ascii="Times New Roman" w:hAnsi="Times New Roman" w:cs="Times New Roman"/>
+        </w:rPr>
+        <w:t xml:space="preserve"> the foundational</w:t>
+      </w:r>
+      <w:r>
+        <w:rPr>
+          <w:rFonts w:ascii="Times New Roman" w:hAnsi="Times New Roman" w:cs="Times New Roman"/>
+        </w:rPr>
+        <w:t xml:space="preserve"> business baseline, and empowers the Project Manager to apply organizational resources to project activities (Kerzner, 2022; Project Management Institute, 2021).</w:t>
+      </w:r>
+    </w:p>
+    <w:p>
+      <w:pPr>
+        <w:spacing w:line="360" w:lineRule="auto"/>
+        <w:jc w:val="center"/>
+        <w:rPr>
+          <w:rFonts w:ascii="Times New Roman" w:hAnsi="Times New Roman" w:cs="Times New Roman"/>
+          <w:b/>
+          <w:bCs/>
+        </w:rPr>
+      </w:pPr>
+      <w:r>
+        <w:rPr>
+          <w:rFonts w:ascii="Times New Roman" w:hAnsi="Times New Roman" w:cs="Times New Roman"/>
+          <w:b/>
+          <w:bCs/>
+          <w:noProof/>
+        </w:rPr>
+        <mc:AlternateContent>
+          <mc:Choice Requires="wps">
+            <w:drawing>
+              <wp:anchor distT="0" distB="0" distL="114300" distR="114300" simplePos="0" relativeHeight="251670528" behindDoc="0" locked="0" layoutInCell="1" allowOverlap="1" wp14:anchorId="78DBADA3" wp14:editId="2EC765B6">
+                <wp:simplePos x="0" y="0"/>
+                <wp:positionH relativeFrom="margin">
+                  <wp:posOffset>-762000</wp:posOffset>
+                </wp:positionH>
+                <wp:positionV relativeFrom="paragraph">
+                  <wp:posOffset>252730</wp:posOffset>
+                </wp:positionV>
+                <wp:extent cx="7457440" cy="690880"/>
+                <wp:effectExtent l="0" t="0" r="0" b="0"/>
+                <wp:wrapNone/>
+                <wp:docPr id="532135526" name="Text Box 6"/>
+                <wp:cNvGraphicFramePr/>
+                <a:graphic xmlns:a="http://schemas.openxmlformats.org/drawingml/2006/main">
+                  <a:graphicData uri="http://schemas.microsoft.com/office/word/2010/wordprocessingShape">
+                    <wps:wsp>
+                      <wps:cNvSpPr txBox="1"/>
+                      <wps:spPr>
+                        <a:xfrm>
+                          <a:off x="0" y="0"/>
+                          <a:ext cx="7457440" cy="690880"/>
+                        </a:xfrm>
+                        <a:prstGeom prst="rect">
+                          <a:avLst/>
+                        </a:prstGeom>
+                        <a:solidFill>
+                          <a:schemeClr val="lt1"/>
+                        </a:solidFill>
+                        <a:ln w="6350">
+                          <a:noFill/>
+                        </a:ln>
+                      </wps:spPr>
+                      <wps:txbx>
+                        <w:txbxContent>
+                          <w:p>
+                            <w:pPr>
+                              <w:jc w:val="center"/>
+                            </w:pPr>
+                            <w:r>
+                              <w:rPr>
+                                <w:i/>
+                                <w:iCs/>
+                                <w:color w:val="171717" w:themeColor="background2" w:themeShade="1A"/>
+                                <w:sz w:val="18"/>
+                                <w:szCs w:val="18"/>
+                              </w:rPr>
+                              <w:t>Figure 11</w:t>
+                            </w:r>
+                            <w:r>
+                              <w:rPr>
+                                <w:i/>
+                                <w:iCs/>
+                                <w:color w:val="171717" w:themeColor="background2" w:themeShade="1A"/>
+                                <w:sz w:val="18"/>
+                                <w:szCs w:val="18"/>
+                              </w:rPr>
+                              <w:t>.</w:t>
+                            </w:r>
+                            <w:r>
+                              <w:rPr>
+                                <w:i/>
+                                <w:iCs/>
+                                <w:color w:val="171717" w:themeColor="background2" w:themeShade="1A"/>
+                                <w:sz w:val="18"/>
+                                <w:szCs w:val="18"/>
+                              </w:rPr>
+                              <w:t>4</w:t>
+                            </w:r>
+                            <w:r>
+                              <w:rPr>
+                                <w:i/>
+                                <w:iCs/>
+                                <w:color w:val="171717" w:themeColor="background2" w:themeShade="1A"/>
+                                <w:sz w:val="18"/>
+                                <w:szCs w:val="18"/>
+                              </w:rPr>
+                              <w:t>:</w:t>
+                            </w:r>
+                            <w:r>
+                              <w:rPr>
+                                <w:i/>
+                                <w:iCs/>
+                                <w:color w:val="171717" w:themeColor="background2" w:themeShade="1A"/>
+                                <w:sz w:val="18"/>
+                                <w:szCs w:val="18"/>
+                              </w:rPr>
+                              <w:t xml:space="preserve"> </w:t>
+                            </w:r>
+                            <w:r>
+                              <w:rPr>
+                                <w:i/>
+                                <w:iCs/>
+                                <w:color w:val="171717" w:themeColor="background2" w:themeShade="1A"/>
+                                <w:sz w:val="18"/>
+                                <w:szCs w:val="18"/>
+                              </w:rPr>
+                              <w:t>Smart Park Engine Project Charter Dashboard, detailing the project title, project management roles, business need statement, technical scope boundaries, core deliverables, key operational risks, assumptions, financial budget allocations, 11-week milestone schedule, and approval committee assignments matching the standard Techno-PM Project Charter layout template.</w:t>
+                            </w:r>
+                            <w:r>
+                              <w:rPr>
+                                <w:i/>
+                                <w:iCs/>
+                                <w:color w:val="171717" w:themeColor="background2" w:themeShade="1A"/>
+                                <w:sz w:val="18"/>
+                                <w:szCs w:val="18"/>
+                              </w:rPr>
+                              <w:t xml:space="preserve"> </w:t>
+                            </w:r>
+                          </w:p>
+                        </w:txbxContent>
+                      </wps:txbx>
+                      <wps:bodyPr rot="0" spcFirstLastPara="0" vertOverflow="overflow" horzOverflow="overflow" vert="horz" wrap="square" lIns="91440" tIns="45720" rIns="91440" bIns="45720" numCol="1" spcCol="0" rtlCol="0" fromWordArt="0" anchor="t" anchorCtr="0" forceAA="0" compatLnSpc="1">
+                        <a:prstTxWarp prst="textNoShape">
+                          <a:avLst/>
+                        </a:prstTxWarp>
+                        <a:noAutofit/>
+                      </wps:bodyPr>
+                    </wps:wsp>
+                  </a:graphicData>
+                </a:graphic>
+                <wp14:sizeRelH relativeFrom="margin">
+                  <wp14:pctWidth>0</wp14:pctWidth>
+                </wp14:sizeRelH>
+                <wp14:sizeRelV relativeFrom="margin">
+                  <wp14:pctHeight>0</wp14:pctHeight>
+                </wp14:sizeRelV>
+              </wp:anchor>
+            </w:drawing>
+          </mc:Choice>
+          <mc:Fallback>
+            <w:pict>
+              <v:shape w14:anchorId="78DBADA3" id="_x0000_s1038" type="#_x0000_t202" style="position:absolute;left:0;text-align:left;margin-left:-60pt;margin-top:19.9pt;width:587.2pt;height:54.4pt;z-index:251670528;visibility:visible;mso-wrap-style:square;mso-width-percent:0;mso-height-percent:0;mso-wrap-distance-left:9pt;mso-wrap-distance-top:0;mso-wrap-distance-right:9pt;mso-wrap-distance-bottom:0;mso-position-horizontal:absolute;mso-position-horizontal-relative:margin;mso-position-vertical:absolute;mso-position-vertical-relative:text;mso-width-percent:0;mso-height-percent:0;mso-width-relative:margin;mso-height-relative:margin;v-text-anchor:top" o:gfxdata="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" fillcolor="white [3201]" stroked="f" strokeweight=".5pt">
+                <v:textbox>
+                  <w:txbxContent>
+                    <w:p>
+                      <w:pPr>
+                        <w:jc w:val="center"/>
+                      </w:pPr>
+                      <w:r>
+                        <w:rPr>
+                          <w:i/>
+                          <w:iCs/>
+                          <w:color w:val="171717" w:themeColor="background2" w:themeShade="1A"/>
+                          <w:sz w:val="18"/>
+                          <w:szCs w:val="18"/>
+                        </w:rPr>
+                        <w:t>Figure 11</w:t>
+                      </w:r>
+                      <w:r>
+                        <w:rPr>
+                          <w:i/>
+                          <w:iCs/>
+                          <w:color w:val="171717" w:themeColor="background2" w:themeShade="1A"/>
+                          <w:sz w:val="18"/>
+                          <w:szCs w:val="18"/>
+                        </w:rPr>
+                        <w:t>.</w:t>
+                      </w:r>
+                      <w:r>
+                        <w:rPr>
+                          <w:i/>
+                          <w:iCs/>
+                          <w:color w:val="171717" w:themeColor="background2" w:themeShade="1A"/>
+                          <w:sz w:val="18"/>
+                          <w:szCs w:val="18"/>
+                        </w:rPr>
+                        <w:t>4</w:t>
+                      </w:r>
+                      <w:r>
+                        <w:rPr>
+                          <w:i/>
+                          <w:iCs/>
+                          <w:color w:val="171717" w:themeColor="background2" w:themeShade="1A"/>
+                          <w:sz w:val="18"/>
+                          <w:szCs w:val="18"/>
+                        </w:rPr>
+                        <w:t>:</w:t>
+                      </w:r>
+                      <w:r>
+                        <w:rPr>
+                          <w:i/>
+                          <w:iCs/>
+                          <w:color w:val="171717" w:themeColor="background2" w:themeShade="1A"/>
+                          <w:sz w:val="18"/>
+                          <w:szCs w:val="18"/>
+                        </w:rPr>
+                        <w:t xml:space="preserve"> </w:t>
+                      </w:r>
+                      <w:r>
+                        <w:rPr>
+                          <w:i/>
+                          <w:iCs/>
+                          <w:color w:val="171717" w:themeColor="background2" w:themeShade="1A"/>
+                          <w:sz w:val="18"/>
+                          <w:szCs w:val="18"/>
+                        </w:rPr>
+                        <w:t>Smart Park Engine Project Charter Dashboard, detailing the project title, project management roles, business need statement, technical scope boundaries, core deliverables, key operational risks, assumptions, financial budget allocations, 11-week milestone schedule, and approval committee assignments matching the standard Techno-PM Project Charter layout template.</w:t>
+                      </w:r>
+                      <w:r>
+                        <w:rPr>
+                          <w:i/>
+                          <w:iCs/>
+                          <w:color w:val="171717" w:themeColor="background2" w:themeShade="1A"/>
+                          <w:sz w:val="18"/>
+                          <w:szCs w:val="18"/>
+                        </w:rPr>
+                        <w:t xml:space="preserve"> </w:t>
+                      </w:r>
+                    </w:p>
+                  </w:txbxContent>
+                </v:textbox>
+                <w10:wrap anchorx="margin"/>
+              </v:shape>
+            </w:pict>
+          </mc:Fallback>
+        </mc:AlternateContent>
+      </w:r>
+      <w:r>
+        <w:rPr>
+          <w:rFonts w:ascii="Times New Roman" w:hAnsi="Times New Roman" w:cs="Times New Roman"/>
+          <w:b/>
+          <w:bCs/>
+        </w:rPr>
+        <w:t>Project Charter Dashboard</w:t>
+      </w:r>
+    </w:p>
+    <w:p>
+      <w:pPr>
+        <w:spacing w:line="360" w:lineRule="auto"/>
+        <w:jc w:val="center"/>
+        <w:rPr>
+          <w:rFonts w:ascii="Times New Roman" w:hAnsi="Times New Roman" w:cs="Times New Roman"/>
+          <w:b/>
+          <w:bCs/>
+        </w:rPr>
+      </w:pPr>
+    </w:p>
+    <w:p>
+      <w:pPr>
+        <w:spacing w:line="360" w:lineRule="auto"/>
+        <w:jc w:val="center"/>
+        <w:rPr>
+          <w:rFonts w:ascii="Times New Roman" w:hAnsi="Times New Roman" w:cs="Times New Roman"/>
+          <w:b/>
+          <w:bCs/>
+        </w:rPr>
+      </w:pPr>
+    </w:p>
+    <w:p>
+      <w:pPr>
+        <w:spacing w:line="360" w:lineRule="auto"/>
+        <w:rPr>
+          <w:rFonts w:ascii="Times New Roman" w:hAnsi="Times New Roman" w:cs="Times New Roman"/>
+          <w:b/>
+          <w:bCs/>
+        </w:rPr>
+      </w:pPr>
+      <w:r>
+        <w:rPr>
+          <w:rFonts w:ascii="Times New Roman" w:hAnsi="Times New Roman" w:cs="Times New Roman"/>
+          <w:b/>
+          <w:bCs/>
+        </w:rPr>
+        <w:drawing>
+          <wp:inline distT="0" distB="0" distL="0" distR="0" wp14:anchorId="66E55BAF" wp14:editId="432D0281">
+            <wp:extent cx="5943600" cy="3674745"/>
+            <wp:effectExtent l="0" t="0" r="0" b="1905"/>
+            <wp:docPr id="307392364" name="Picture 1"/>
+            <wp:cNvGraphicFramePr>
+              <a:graphicFrameLocks xmlns:a="http://schemas.openxmlformats.org/drawingml/2006/main" noChangeAspect="1"/>
+            </wp:cNvGraphicFramePr>
+            <a:graphic xmlns:a="http://schemas.openxmlformats.org/drawingml/2006/main">
+              <a:graphicData uri="http://schemas.openxmlformats.org/drawingml/2006/picture">
+                <pic:pic xmlns:pic="http://schemas.openxmlformats.org/drawingml/2006/picture">
+                  <pic:nvPicPr>
+                    <pic:cNvPr id="307392364" name=""/>
+                    <pic:cNvPicPr/>
+                  </pic:nvPicPr>
+                  <pic:blipFill>
+                    <a:blip r:embed="rId21"/>
+                    <a:stretch>
+                      <a:fillRect/>
+                    </a:stretch>
+                  </pic:blipFill>
+                  <pic:spPr>
+                    <a:xfrm>
+                      <a:off x="0" y="0"/>
+                      <a:ext cx="5943600" cy="3674745"/>
+                    </a:xfrm>
+                    <a:prstGeom prst="rect">
+                      <a:avLst/>
+                    </a:prstGeom>
+                  </pic:spPr>
+                </pic:pic>
+              </a:graphicData>
+            </a:graphic>
+          </wp:inline>
+        </w:drawing>
+      </w:r>
+    </w:p>
+    <w:p>
+      <w:pPr>
+        <w:pStyle w:val="ListParagraph"/>
+        <w:numPr>
+          <w:ilvl w:val="0"/>
+          <w:numId w:val="5"/>
+        </w:numPr>
+        <w:spacing w:line="360" w:lineRule="auto"/>
+        <w:rPr>
+          <w:rFonts w:ascii="Times New Roman" w:hAnsi="Times New Roman" w:cs="Times New Roman"/>
+        </w:rPr>
+      </w:pPr>
+      <w:r>
+        <w:rPr>
+          <w:rFonts w:ascii="Times New Roman" w:hAnsi="Times New Roman" w:cs="Times New Roman"/>
+          <w:b/>
+          <w:bCs/>
+        </w:rPr>
+        <w:t xml:space="preserve">Project Title: </w:t>
+      </w:r>
+      <w:r>
+        <w:rPr>
+          <w:rFonts w:ascii="Times New Roman" w:hAnsi="Times New Roman" w:cs="Times New Roman"/>
+        </w:rPr>
+        <w:t>Smart Parking engine (SPE) Platform</w:t>
+      </w:r>
+    </w:p>
+    <w:p>
+      <w:pPr>
+        <w:pStyle w:val="ListParagraph"/>
+        <w:numPr>
+          <w:ilvl w:val="0"/>
+          <w:numId w:val="5"/>
+        </w:numPr>
+        <w:spacing w:line="360" w:lineRule="auto"/>
+        <w:rPr>
+          <w:rFonts w:ascii="Times New Roman" w:hAnsi="Times New Roman" w:cs="Times New Roman"/>
+        </w:rPr>
+      </w:pPr>
+      <w:r>
+        <w:rPr>
+          <w:rFonts w:ascii="Times New Roman" w:hAnsi="Times New Roman" w:cs="Times New Roman"/>
+          <w:b/>
+          <w:bCs/>
+        </w:rPr>
+        <w:t xml:space="preserve">Problem Statement: </w:t>
+      </w:r>
+      <w:r>
+        <w:rPr>
+          <w:rFonts w:ascii="Times New Roman" w:hAnsi="Times New Roman" w:cs="Times New Roman"/>
+        </w:rPr>
+        <w:t xml:space="preserve">Existing urban parking solutions suffer from high dynamic event pricing, lack of integrated </w:t>
+      </w:r>
+      <w:r>
+        <w:rPr>
+          <w:rFonts w:ascii="Times New Roman" w:hAnsi="Times New Roman" w:cs="Times New Roman"/>
+        </w:rPr>
+        <w:t>curbside and enclosed garage coverage, transaction convenience fees, and frequent</w:t>
+      </w:r>
+      <w:r>
+        <w:rPr>
+          <w:rFonts w:ascii="Times New Roman" w:hAnsi="Times New Roman" w:cs="Times New Roman"/>
+        </w:rPr>
+        <w:t xml:space="preserve"> inventory synchronization delays during peak usage, resulting in user navigation friction and garage operational inefficiencies.</w:t>
+      </w:r>
+    </w:p>
+    <w:p>
+      <w:pPr>
+        <w:pStyle w:val="ListParagraph"/>
+        <w:numPr>
+          <w:ilvl w:val="0"/>
+          <w:numId w:val="5"/>
+        </w:numPr>
+        <w:spacing w:line="360" w:lineRule="auto"/>
+        <w:rPr>
+          <w:rFonts w:ascii="Times New Roman" w:hAnsi="Times New Roman" w:cs="Times New Roman"/>
+        </w:rPr>
+      </w:pPr>
+      <w:r>
+        <w:rPr>
+          <w:rFonts w:ascii="Times New Roman" w:hAnsi="Times New Roman" w:cs="Times New Roman"/>
+          <w:b/>
+          <w:bCs/>
+        </w:rPr>
+        <w:t>Business Case:</w:t>
+      </w:r>
+      <w:r>
+        <w:rPr>
+          <w:rFonts w:ascii="Times New Roman" w:hAnsi="Times New Roman" w:cs="Times New Roman"/>
+        </w:rPr>
+        <w:t xml:space="preserve"> Developing an in-house unified smart parking platform eliminates transaction convenience fees for drivers </w:t>
+      </w:r>
+      <w:r>
+        <w:rPr>
+          <w:rFonts w:ascii="Times New Roman" w:hAnsi="Times New Roman" w:cs="Times New Roman"/>
+        </w:rPr>
+        <w:t xml:space="preserve">through enterprise garage partnership models, </w:t>
+      </w:r>
+      <w:r>
+        <w:rPr>
+          <w:rFonts w:ascii="Times New Roman" w:hAnsi="Times New Roman" w:cs="Times New Roman"/>
+        </w:rPr>
+        <w:lastRenderedPageBreak/>
+        <w:t>captures growing municipal transit demand, automates facility entry</w:t>
+      </w:r>
+      <w:r>
+        <w:rPr>
+          <w:rFonts w:ascii="Times New Roman" w:hAnsi="Times New Roman" w:cs="Times New Roman"/>
+        </w:rPr>
+        <w:t xml:space="preserve"> through Automated License Plate Recognition gate relays, and generates structured analytical revenue reports for operators.</w:t>
+      </w:r>
+    </w:p>
+    <w:p>
+      <w:pPr>
+        <w:pStyle w:val="ListParagraph"/>
+        <w:numPr>
+          <w:ilvl w:val="0"/>
+          <w:numId w:val="5"/>
+        </w:numPr>
+        <w:spacing w:line="360" w:lineRule="auto"/>
+        <w:rPr>
+          <w:rFonts w:ascii="Times New Roman" w:hAnsi="Times New Roman" w:cs="Times New Roman"/>
+        </w:rPr>
+      </w:pPr>
+      <w:r>
+        <w:rPr>
+          <w:rFonts w:ascii="Times New Roman" w:hAnsi="Times New Roman" w:cs="Times New Roman"/>
+          <w:b/>
+          <w:bCs/>
+        </w:rPr>
+        <w:t>Goal Statement:</w:t>
+      </w:r>
+      <w:r>
+        <w:rPr>
+          <w:rFonts w:ascii="Times New Roman" w:hAnsi="Times New Roman" w:cs="Times New Roman"/>
+        </w:rPr>
+        <w:t xml:space="preserve"> Deliver a fully functional, integrated, and cloud-deployed smart parking web and mobile platform within an 11-week development </w:t>
+      </w:r>
+      <w:r>
+        <w:rPr>
+          <w:rFonts w:ascii="Times New Roman" w:hAnsi="Times New Roman" w:cs="Times New Roman"/>
+        </w:rPr>
+        <w:t>timeline for a total baseline budget of $38,830, adhering strictly to ISO 27001 data encryption standards and Web Content Accessibility Guidelines (W</w:t>
+      </w:r>
+      <w:r>
+        <w:rPr>
+          <w:rFonts w:ascii="Times New Roman" w:hAnsi="Times New Roman" w:cs="Times New Roman"/>
+        </w:rPr>
+        <w:t>CAG) 2.1 AA accessibility standards.</w:t>
+      </w:r>
+    </w:p>
+    <w:p>
+      <w:pPr>
+        <w:pStyle w:val="ListParagraph"/>
+        <w:numPr>
+          <w:ilvl w:val="0"/>
+          <w:numId w:val="5"/>
+        </w:numPr>
+        <w:spacing w:line="360" w:lineRule="auto"/>
+        <w:rPr>
+          <w:rFonts w:ascii="Times New Roman" w:hAnsi="Times New Roman" w:cs="Times New Roman"/>
+          <w:b/>
+          <w:bCs/>
+        </w:rPr>
+      </w:pPr>
+      <w:r>
+        <w:rPr>
+          <w:rFonts w:ascii="Times New Roman" w:hAnsi="Times New Roman" w:cs="Times New Roman"/>
+          <w:b/>
+          <w:bCs/>
+        </w:rPr>
+        <w:t xml:space="preserve">Voice of Customer (VOC) &amp; Key Metrics: </w:t>
+      </w:r>
+    </w:p>
+    <w:p>
+      <w:pPr>
+        <w:pStyle w:val="ListParagraph"/>
+        <w:numPr>
+          <w:ilvl w:val="1"/>
+          <w:numId w:val="5"/>
+        </w:numPr>
+        <w:spacing w:line="360" w:lineRule="auto"/>
+        <w:rPr>
+          <w:rFonts w:ascii="Times New Roman" w:hAnsi="Times New Roman" w:cs="Times New Roman"/>
+        </w:rPr>
+      </w:pPr>
+      <w:r>
+        <w:rPr>
+          <w:rFonts w:ascii="Times New Roman" w:hAnsi="Times New Roman" w:cs="Times New Roman"/>
+          <w:i/>
+          <w:iCs/>
+        </w:rPr>
+        <w:t>Voice of Customer:</w:t>
+      </w:r>
+      <w:r>
+        <w:rPr>
+          <w:rFonts w:ascii="Times New Roman" w:hAnsi="Times New Roman" w:cs="Times New Roman"/>
+        </w:rPr>
+        <w:t xml:space="preserve"> Drivers demand quick</w:t>
+      </w:r>
+      <w:r>
+        <w:rPr>
+          <w:rFonts w:ascii="Times New Roman" w:hAnsi="Times New Roman" w:cs="Times New Roman"/>
+        </w:rPr>
+        <w:t xml:space="preserve"> spot discovery without switching to external map apps; operators demand live occupancy visibility and automated payment clearing.</w:t>
+      </w:r>
+    </w:p>
+    <w:p>
+      <w:pPr>
+        <w:pStyle w:val="ListParagraph"/>
+        <w:numPr>
+          <w:ilvl w:val="1"/>
+          <w:numId w:val="5"/>
+        </w:numPr>
+        <w:spacing w:line="360" w:lineRule="auto"/>
+        <w:rPr>
+          <w:rFonts w:ascii="Times New Roman" w:hAnsi="Times New Roman" w:cs="Times New Roman"/>
+        </w:rPr>
+      </w:pPr>
+      <w:r>
+        <w:rPr>
+          <w:rFonts w:ascii="Times New Roman" w:hAnsi="Times New Roman" w:cs="Times New Roman"/>
+          <w:i/>
+          <w:iCs/>
+        </w:rPr>
+        <w:t>Key Performance Indicators:</w:t>
+      </w:r>
+      <w:r>
+        <w:rPr>
+          <w:rFonts w:ascii="Times New Roman" w:hAnsi="Times New Roman" w:cs="Times New Roman"/>
+        </w:rPr>
+        <w:t xml:space="preserve"> Sub-500ms map rendering latency, 99.99% system uptime, zero checkout double-booking events (backed by 5-minute temporary spot holds), and 85% test code coverage.</w:t>
+      </w:r>
+    </w:p>
+    <w:p>
+      <w:pPr>
+        <w:pStyle w:val="ListParagraph"/>
+        <w:numPr>
+          <w:ilvl w:val="0"/>
+          <w:numId w:val="5"/>
+        </w:numPr>
+        <w:spacing w:line="360" w:lineRule="auto"/>
+        <w:rPr>
+          <w:rFonts w:ascii="Times New Roman" w:hAnsi="Times New Roman" w:cs="Times New Roman"/>
+          <w:b/>
+          <w:bCs/>
+        </w:rPr>
+      </w:pPr>
+      <w:r>
+        <w:rPr>
+          <w:rFonts w:ascii="Times New Roman" w:hAnsi="Times New Roman" w:cs="Times New Roman"/>
+          <w:b/>
+          <w:bCs/>
+        </w:rPr>
+        <w:t>Project Scope Boundary:</w:t>
+      </w:r>
+    </w:p>
+    <w:p>
+      <w:pPr>
+        <w:pStyle w:val="ListParagraph"/>
+        <w:numPr>
+          <w:ilvl w:val="1"/>
+          <w:numId w:val="5"/>
+        </w:numPr>
+        <w:spacing w:line="360" w:lineRule="auto"/>
+        <w:rPr>
+          <w:rFonts w:ascii="Times New Roman" w:hAnsi="Times New Roman" w:cs="Times New Roman"/>
+        </w:rPr>
+      </w:pPr>
+      <w:r>
+        <w:rPr>
+          <w:rFonts w:ascii="Times New Roman" w:hAnsi="Times New Roman" w:cs="Times New Roman"/>
+          <w:i/>
+          <w:iCs/>
+        </w:rPr>
+        <w:t>In-Scope:</w:t>
+      </w:r>
+      <w:r>
+        <w:rPr>
+          <w:rFonts w:ascii="Times New Roman" w:hAnsi="Times New Roman" w:cs="Times New Roman"/>
+        </w:rPr>
+        <w:t xml:space="preserve"> Cross-platform mobile apps (iOS/Android), responsive web administrative </w:t>
+      </w:r>
+      <w:r>
+        <w:rPr>
+          <w:rFonts w:ascii="Times New Roman" w:hAnsi="Times New Roman" w:cs="Times New Roman"/>
+        </w:rPr>
+        <w:t>portal, Stripe payment gateway integration, embedded mapping software development kits</w:t>
+      </w:r>
+      <w:r>
+        <w:rPr>
+          <w:rFonts w:ascii="Times New Roman" w:hAnsi="Times New Roman" w:cs="Times New Roman"/>
+        </w:rPr>
+        <w:t xml:space="preserve">, websocket occupancy tracking, automated license plate recognition relay interfacing, and operator analytics export engines. </w:t>
+      </w:r>
+    </w:p>
+    <w:p>
+      <w:pPr>
+        <w:pStyle w:val="ListParagraph"/>
+        <w:numPr>
+          <w:ilvl w:val="1"/>
+          <w:numId w:val="5"/>
+        </w:numPr>
+        <w:spacing w:line="360" w:lineRule="auto"/>
+        <w:rPr>
+          <w:rFonts w:ascii="Times New Roman" w:hAnsi="Times New Roman" w:cs="Times New Roman"/>
+        </w:rPr>
+      </w:pPr>
+      <w:r>
+        <w:rPr>
+          <w:rFonts w:ascii="Times New Roman" w:hAnsi="Times New Roman" w:cs="Times New Roman"/>
+          <w:i/>
+          <w:iCs/>
+        </w:rPr>
+        <w:t>Out-of-Scope:</w:t>
+      </w:r>
+      <w:r>
+        <w:rPr>
+          <w:rFonts w:ascii="Times New Roman" w:hAnsi="Times New Roman" w:cs="Times New Roman"/>
+        </w:rPr>
+        <w:t xml:space="preserve"> </w:t>
+      </w:r>
+      <w:r>
+        <w:rPr>
+          <w:rFonts w:ascii="Times New Roman" w:hAnsi="Times New Roman" w:cs="Times New Roman"/>
+        </w:rPr>
+        <w:t>Manufacturing</w:t>
+      </w:r>
+      <w:r>
+        <w:rPr>
+          <w:rFonts w:ascii="Times New Roman" w:hAnsi="Times New Roman" w:cs="Times New Roman"/>
+        </w:rPr>
+        <w:t xml:space="preserve"> physical barrier gates, servicing </w:t>
+      </w:r>
+      <w:r>
+        <w:rPr>
+          <w:rFonts w:ascii="Times New Roman" w:hAnsi="Times New Roman" w:cs="Times New Roman"/>
+        </w:rPr>
+        <w:t>garage</w:t>
+      </w:r>
+      <w:r>
+        <w:rPr>
+          <w:rFonts w:ascii="Times New Roman" w:hAnsi="Times New Roman" w:cs="Times New Roman"/>
+        </w:rPr>
+        <w:t xml:space="preserve"> camera </w:t>
+      </w:r>
+      <w:r>
+        <w:rPr>
+          <w:rFonts w:ascii="Times New Roman" w:hAnsi="Times New Roman" w:cs="Times New Roman"/>
+        </w:rPr>
+        <w:t>hardware</w:t>
+      </w:r>
+      <w:r>
+        <w:rPr>
+          <w:rFonts w:ascii="Times New Roman" w:hAnsi="Times New Roman" w:cs="Times New Roman"/>
+        </w:rPr>
+        <w:t xml:space="preserve">, or providing </w:t>
+      </w:r>
+      <w:r>
+        <w:rPr>
+          <w:rFonts w:ascii="Times New Roman" w:hAnsi="Times New Roman" w:cs="Times New Roman"/>
+        </w:rPr>
+        <w:t>roadside vehicle towing services.</w:t>
+      </w:r>
+    </w:p>
+    <w:p>
+      <w:pPr>
+        <w:pStyle w:val="ListParagraph"/>
+        <w:numPr>
+          <w:ilvl w:val="0"/>
+          <w:numId w:val="5"/>
+        </w:numPr>
+        <w:spacing w:line="360" w:lineRule="auto"/>
+        <w:rPr>
+          <w:rFonts w:ascii="Times New Roman" w:hAnsi="Times New Roman" w:cs="Times New Roman"/>
+        </w:rPr>
+      </w:pPr>
+      <w:r>
+        <w:rPr>
+          <w:rFonts w:ascii="Times New Roman" w:hAnsi="Times New Roman" w:cs="Times New Roman"/>
+        </w:rPr>
+        <w:t>Milestones Schedule:</w:t>
+      </w:r>
+    </w:p>
+    <w:p>
+      <w:pPr>
+        <w:pStyle w:val="ListParagraph"/>
+        <w:numPr>
+          <w:ilvl w:val="1"/>
+          <w:numId w:val="5"/>
+        </w:numPr>
+        <w:spacing w:line="360" w:lineRule="auto"/>
+        <w:rPr>
+          <w:rFonts w:ascii="Times New Roman" w:hAnsi="Times New Roman" w:cs="Times New Roman"/>
+        </w:rPr>
+      </w:pPr>
+      <w:r>
+        <w:rPr>
+          <w:rFonts w:ascii="Times New Roman" w:hAnsi="Times New Roman" w:cs="Times New Roman"/>
+        </w:rPr>
+        <w:t xml:space="preserve">Weeks 1-2 </w:t>
+      </w:r>
+      <w:r>
+        <w:rPr>
+          <w:rFonts w:ascii="Times New Roman" w:hAnsi="Times New Roman" w:cs="Times New Roman"/>
+          <w:i/>
+          <w:iCs/>
+        </w:rPr>
+        <w:t>(Milestone 1):</w:t>
+      </w:r>
+      <w:r>
+        <w:rPr>
+          <w:rFonts w:ascii="Times New Roman" w:hAnsi="Times New Roman" w:cs="Times New Roman"/>
+        </w:rPr>
+        <w:t xml:space="preserve"> Authentication Setup &amp; Database Schema Initialization (US-B01).</w:t>
+      </w:r>
+    </w:p>
+    <w:p>
+      <w:pPr>
+        <w:pStyle w:val="ListParagraph"/>
+        <w:numPr>
+          <w:ilvl w:val="1"/>
+          <w:numId w:val="5"/>
+        </w:numPr>
+        <w:spacing w:line="360" w:lineRule="auto"/>
+        <w:rPr>
+          <w:rFonts w:ascii="Times New Roman" w:hAnsi="Times New Roman" w:cs="Times New Roman"/>
+        </w:rPr>
+      </w:pPr>
+      <w:r>
+        <w:rPr>
+          <w:rFonts w:ascii="Times New Roman" w:hAnsi="Times New Roman" w:cs="Times New Roman"/>
+        </w:rPr>
+        <w:t xml:space="preserve">Weeks 3-4 </w:t>
+      </w:r>
+      <w:r>
+        <w:rPr>
+          <w:rFonts w:ascii="Times New Roman" w:hAnsi="Times New Roman" w:cs="Times New Roman"/>
+          <w:i/>
+          <w:iCs/>
+        </w:rPr>
+        <w:t xml:space="preserve">(Milestone </w:t>
+      </w:r>
+      <w:r>
+        <w:rPr>
+          <w:rFonts w:ascii="Times New Roman" w:hAnsi="Times New Roman" w:cs="Times New Roman"/>
+          <w:i/>
+          <w:iCs/>
+        </w:rPr>
+        <w:t>2</w:t>
+      </w:r>
+      <w:r>
+        <w:rPr>
+          <w:rFonts w:ascii="Times New Roman" w:hAnsi="Times New Roman" w:cs="Times New Roman"/>
+          <w:i/>
+          <w:iCs/>
+        </w:rPr>
+        <w:t>):</w:t>
+      </w:r>
+      <w:r>
+        <w:rPr>
+          <w:rFonts w:ascii="Times New Roman" w:hAnsi="Times New Roman" w:cs="Times New Roman"/>
+          <w:i/>
+          <w:iCs/>
+        </w:rPr>
+        <w:t xml:space="preserve"> </w:t>
+      </w:r>
+      <w:r>
+        <w:rPr>
+          <w:rFonts w:ascii="Times New Roman" w:hAnsi="Times New Roman" w:cs="Times New Roman"/>
+        </w:rPr>
+        <w:t>User and Operator Account Setup &amp; Interface Wirefra</w:t>
+      </w:r>
+      <w:r>
+        <w:rPr>
+          <w:rFonts w:ascii="Times New Roman" w:hAnsi="Times New Roman" w:cs="Times New Roman"/>
+        </w:rPr>
+        <w:t>ming,</w:t>
+      </w:r>
+    </w:p>
+    <w:p>
+      <w:pPr>
+        <w:pStyle w:val="ListParagraph"/>
+        <w:numPr>
+          <w:ilvl w:val="1"/>
+          <w:numId w:val="5"/>
+        </w:numPr>
+        <w:spacing w:line="360" w:lineRule="auto"/>
+        <w:rPr>
+          <w:rFonts w:ascii="Times New Roman" w:hAnsi="Times New Roman" w:cs="Times New Roman"/>
+        </w:rPr>
+      </w:pPr>
+      <w:r>
+        <w:rPr>
+          <w:rFonts w:ascii="Times New Roman" w:hAnsi="Times New Roman" w:cs="Times New Roman"/>
+        </w:rPr>
+        <w:t xml:space="preserve">Weeks 5-7 </w:t>
+      </w:r>
+      <w:r>
+        <w:rPr>
+          <w:rFonts w:ascii="Times New Roman" w:hAnsi="Times New Roman" w:cs="Times New Roman"/>
+          <w:i/>
+          <w:iCs/>
+        </w:rPr>
+        <w:t xml:space="preserve">(Milestone </w:t>
+      </w:r>
+      <w:r>
+        <w:rPr>
+          <w:rFonts w:ascii="Times New Roman" w:hAnsi="Times New Roman" w:cs="Times New Roman"/>
+          <w:i/>
+          <w:iCs/>
+        </w:rPr>
+        <w:t>3</w:t>
+      </w:r>
+      <w:r>
+        <w:rPr>
+          <w:rFonts w:ascii="Times New Roman" w:hAnsi="Times New Roman" w:cs="Times New Roman"/>
+          <w:i/>
+          <w:iCs/>
+        </w:rPr>
+        <w:t>):</w:t>
+      </w:r>
+      <w:r>
+        <w:rPr>
+          <w:rFonts w:ascii="Times New Roman" w:hAnsi="Times New Roman" w:cs="Times New Roman"/>
+          <w:i/>
+          <w:iCs/>
+        </w:rPr>
+        <w:t xml:space="preserve"> </w:t>
+      </w:r>
+      <w:r>
+        <w:rPr>
+          <w:rFonts w:ascii="Times New Roman" w:hAnsi="Times New Roman" w:cs="Times New Roman"/>
+        </w:rPr>
+        <w:t xml:space="preserve">Garage Monitoring </w:t>
+      </w:r>
+      <w:r>
+        <w:rPr>
+          <w:rFonts w:ascii="Times New Roman" w:hAnsi="Times New Roman" w:cs="Times New Roman"/>
+        </w:rPr>
+        <w:t>Engine &amp; Live Sensor Web Socket Integration.</w:t>
+      </w:r>
+    </w:p>
+    <w:p>
+      <w:pPr>
+        <w:pStyle w:val="ListParagraph"/>
+        <w:numPr>
+          <w:ilvl w:val="1"/>
+          <w:numId w:val="5"/>
+        </w:numPr>
+        <w:spacing w:line="360" w:lineRule="auto"/>
+        <w:rPr>
+          <w:rFonts w:ascii="Times New Roman" w:hAnsi="Times New Roman" w:cs="Times New Roman"/>
+        </w:rPr>
+      </w:pPr>
+      <w:r>
+        <w:rPr>
+          <w:rFonts w:ascii="Times New Roman" w:hAnsi="Times New Roman" w:cs="Times New Roman"/>
+        </w:rPr>
+        <w:t xml:space="preserve">Weeks 9-10 </w:t>
+      </w:r>
+      <w:r>
+        <w:rPr>
+          <w:rFonts w:ascii="Times New Roman" w:hAnsi="Times New Roman" w:cs="Times New Roman"/>
+          <w:i/>
+          <w:iCs/>
+        </w:rPr>
+        <w:t xml:space="preserve">(Milestone </w:t>
+      </w:r>
+      <w:r>
+        <w:rPr>
+          <w:rFonts w:ascii="Times New Roman" w:hAnsi="Times New Roman" w:cs="Times New Roman"/>
+          <w:i/>
+          <w:iCs/>
+        </w:rPr>
+        <w:t>5</w:t>
+      </w:r>
+      <w:r>
+        <w:rPr>
+          <w:rFonts w:ascii="Times New Roman" w:hAnsi="Times New Roman" w:cs="Times New Roman"/>
+          <w:i/>
+          <w:iCs/>
+        </w:rPr>
+        <w:t>):</w:t>
+      </w:r>
+      <w:r>
+        <w:rPr>
+          <w:rFonts w:ascii="Times New Roman" w:hAnsi="Times New Roman" w:cs="Times New Roman"/>
+          <w:i/>
+          <w:iCs/>
+        </w:rPr>
+        <w:t xml:space="preserve"> </w:t>
+      </w:r>
+      <w:r>
+        <w:rPr>
+          <w:rFonts w:ascii="Times New Roman" w:hAnsi="Times New Roman" w:cs="Times New Roman"/>
+        </w:rPr>
+        <w:t>Operator Analytics Reporting Dashboards &amp; Data Export Engine.</w:t>
+      </w:r>
+    </w:p>
+    <w:p>
+      <w:pPr>
+        <w:pStyle w:val="ListParagraph"/>
+        <w:numPr>
+          <w:ilvl w:val="1"/>
+          <w:numId w:val="5"/>
+        </w:numPr>
+        <w:spacing w:line="360" w:lineRule="auto"/>
+        <w:rPr>
+          <w:rFonts w:ascii="Times New Roman" w:hAnsi="Times New Roman" w:cs="Times New Roman"/>
+        </w:rPr>
+      </w:pPr>
+      <w:r>
+        <w:rPr>
+          <w:rFonts w:ascii="Times New Roman" w:hAnsi="Times New Roman" w:cs="Times New Roman"/>
+        </w:rPr>
+        <w:lastRenderedPageBreak/>
+        <w:t xml:space="preserve">Week 11 </w:t>
+      </w:r>
+      <w:r>
+        <w:rPr>
+          <w:rFonts w:ascii="Times New Roman" w:hAnsi="Times New Roman" w:cs="Times New Roman"/>
+          <w:i/>
+          <w:iCs/>
+        </w:rPr>
+        <w:t xml:space="preserve">(Milestone </w:t>
+      </w:r>
+      <w:r>
+        <w:rPr>
+          <w:rFonts w:ascii="Times New Roman" w:hAnsi="Times New Roman" w:cs="Times New Roman"/>
+          <w:i/>
+          <w:iCs/>
+        </w:rPr>
+        <w:t>6</w:t>
+      </w:r>
+      <w:r>
+        <w:rPr>
+          <w:rFonts w:ascii="Times New Roman" w:hAnsi="Times New Roman" w:cs="Times New Roman"/>
+          <w:i/>
+          <w:iCs/>
+        </w:rPr>
+        <w:t>):</w:t>
+      </w:r>
+      <w:r>
+        <w:rPr>
+          <w:rFonts w:ascii="Times New Roman" w:hAnsi="Times New Roman" w:cs="Times New Roman"/>
+        </w:rPr>
+        <w:t xml:space="preserve"> Final System Integration Testing, Quality</w:t>
+      </w:r>
+      <w:r>
+        <w:rPr>
+          <w:rFonts w:ascii="Times New Roman" w:hAnsi="Times New Roman" w:cs="Times New Roman"/>
+        </w:rPr>
+        <w:t xml:space="preserve"> </w:t>
+      </w:r>
+      <w:r>
+        <w:rPr>
+          <w:rFonts w:ascii="Times New Roman" w:hAnsi="Times New Roman" w:cs="Times New Roman"/>
+        </w:rPr>
+        <w:t>Assurance Verification, and Cloud Release.</w:t>
+      </w:r>
+    </w:p>
+    <w:p>
+      <w:pPr>
+        <w:pStyle w:val="ListParagraph"/>
+        <w:numPr>
+          <w:ilvl w:val="0"/>
+          <w:numId w:val="5"/>
+        </w:numPr>
+        <w:spacing w:line="360" w:lineRule="auto"/>
+        <w:rPr>
+          <w:rFonts w:ascii="Times New Roman" w:hAnsi="Times New Roman" w:cs="Times New Roman"/>
+        </w:rPr>
+      </w:pPr>
+      <w:r>
+        <w:rPr>
+          <w:rFonts w:ascii="Times New Roman" w:hAnsi="Times New Roman" w:cs="Times New Roman"/>
+        </w:rPr>
+        <w:t xml:space="preserve">Resources &amp; Budget Summary: </w:t>
+      </w:r>
+      <w:r>
+        <w:rPr>
+          <w:rFonts w:ascii="Times New Roman" w:hAnsi="Times New Roman" w:cs="Times New Roman"/>
+        </w:rPr>
+        <w:t xml:space="preserve">Total approved financial baseline of $38,830, comprising $35,300 in engineering labor (800 total hours across 5 core roles), $1,500 in cloud hosting, $500 in software tooling/licenses, and a 10% contingency reserve </w:t>
+      </w:r>
+      <w:r>
+        <w:rPr>
+          <w:rFonts w:ascii="Times New Roman" w:hAnsi="Times New Roman" w:cs="Times New Roman"/>
+        </w:rPr>
+        <w:t xml:space="preserve">($3,530) to safeguard against expenditure variances approaching </w:t>
+      </w:r>
+      <w:r>
+        <w:rPr>
+          <w:rFonts w:ascii="Times New Roman" w:hAnsi="Times New Roman" w:cs="Times New Roman"/>
+        </w:rPr>
+        <w:t xml:space="preserve">the </w:t>
+      </w:r>
+      <w:r>
+        <w:rPr>
+          <w:rFonts w:ascii="Times New Roman" w:hAnsi="Times New Roman" w:cs="Times New Roman"/>
+        </w:rPr>
+        <w:t>30% risk cap ($45,890).</w:t>
+      </w:r>
+    </w:p>
+    <w:p>
+      <w:pPr>
+        <w:pStyle w:val="ListParagraph"/>
+        <w:numPr>
+          <w:ilvl w:val="0"/>
+          <w:numId w:val="5"/>
+        </w:numPr>
+        <w:spacing w:line="360" w:lineRule="auto"/>
+        <w:rPr>
+          <w:rFonts w:ascii="Times New Roman" w:hAnsi="Times New Roman" w:cs="Times New Roman"/>
+        </w:rPr>
+      </w:pPr>
+      <w:r>
+        <w:rPr>
+          <w:rFonts w:ascii="Times New Roman" w:hAnsi="Times New Roman" w:cs="Times New Roman"/>
+        </w:rPr>
+        <w:t>Project Tea</w:t>
+      </w:r>
+      <w:r>
+        <w:rPr>
+          <w:rFonts w:ascii="Times New Roman" w:hAnsi="Times New Roman" w:cs="Times New Roman"/>
+        </w:rPr>
+        <w:t>m</w:t>
+      </w:r>
+      <w:r>
+        <w:rPr>
+          <w:rFonts w:ascii="Times New Roman" w:hAnsi="Times New Roman" w:cs="Times New Roman"/>
+        </w:rPr>
+        <w:t>: Alexa Rivera (Leader / PM), Marcela Villegas (Lead Developer), Sofia Chen (UI/UX Developer), Guillermo</w:t>
+      </w:r>
+      <w:r>
+        <w:rPr>
+          <w:rFonts w:ascii="Times New Roman" w:hAnsi="Times New Roman" w:cs="Times New Roman"/>
+        </w:rPr>
+        <w:t xml:space="preserve"> Martin</w:t>
+      </w:r>
+      <w:r>
+        <w:rPr>
+          <w:rFonts w:ascii="Times New Roman" w:hAnsi="Times New Roman" w:cs="Times New Roman"/>
+        </w:rPr>
+        <w:t xml:space="preserve"> </w:t>
+      </w:r>
+      <w:r>
+        <w:rPr>
+          <w:rFonts w:ascii="Times New Roman" w:hAnsi="Times New Roman" w:cs="Times New Roman"/>
+        </w:rPr>
+        <w:t>(QA Tester), Giselle Denisse (DevOps Engineer).</w:t>
+      </w:r>
+    </w:p>
+    <w:p>
+      <w:pPr>
+        <w:spacing w:line="360" w:lineRule="auto"/>
+        <w:rPr>
+          <w:rFonts w:ascii="Times New Roman" w:hAnsi="Times New Roman" w:cs="Times New Roman"/>
+        </w:rPr>
+      </w:pPr>
+      <w:r>
+        <w:rPr>
+          <w:rFonts w:ascii="Times New Roman" w:hAnsi="Times New Roman" w:cs="Times New Roman"/>
+        </w:rPr>
+        <w:t xml:space="preserve"> </w:t>
+      </w:r>
+    </w:p>
+    <w:p>
+      <w:pPr>
+        <w:spacing w:line="360" w:lineRule="auto"/>
+        <w:rPr>
+          <w:rFonts w:ascii="Times New Roman" w:hAnsi="Times New Roman" w:cs="Times New Roman"/>
+        </w:rPr>
+      </w:pPr>
+    </w:p>
+    <w:p>
+      <w:pPr>
+        <w:spacing w:line="360" w:lineRule="auto"/>
+        <w:rPr>
+          <w:rFonts w:ascii="Times New Roman" w:hAnsi="Times New Roman" w:cs="Times New Roman"/>
+        </w:rPr>
+      </w:pPr>
+    </w:p>
+    <w:p>
+      <w:pPr>
+        <w:spacing w:line="360" w:lineRule="auto"/>
+        <w:rPr>
+          <w:rFonts w:ascii="Times New Roman" w:hAnsi="Times New Roman" w:cs="Times New Roman"/>
+        </w:rPr>
+      </w:pPr>
+    </w:p>
+    <w:p>
+      <w:pPr>
+        <w:spacing w:line="360" w:lineRule="auto"/>
+        <w:rPr>
+          <w:rFonts w:ascii="Times New Roman" w:hAnsi="Times New Roman" w:cs="Times New Roman"/>
+        </w:rPr>
+      </w:pPr>
+    </w:p>
+    <w:p>
+      <w:pPr>
+        <w:spacing w:line="360" w:lineRule="auto"/>
+        <w:rPr>
+          <w:rFonts w:ascii="Times New Roman" w:hAnsi="Times New Roman" w:cs="Times New Roman"/>
+        </w:rPr>
+      </w:pPr>
+    </w:p>
+    <w:p>
+      <w:pPr>
+        <w:spacing w:line="360" w:lineRule="auto"/>
+        <w:rPr>
+          <w:rFonts w:ascii="Times New Roman" w:hAnsi="Times New Roman" w:cs="Times New Roman"/>
+        </w:rPr>
+      </w:pPr>
+    </w:p>
+    <w:p>
+      <w:pPr>
+        <w:spacing w:line="360" w:lineRule="auto"/>
+        <w:rPr>
+          <w:rFonts w:ascii="Times New Roman" w:hAnsi="Times New Roman" w:cs="Times New Roman"/>
+        </w:rPr>
+      </w:pPr>
+    </w:p>
+    <w:p>
+      <w:pPr>
+        <w:spacing w:line="360" w:lineRule="auto"/>
+        <w:rPr>
+          <w:rFonts w:ascii="Times New Roman" w:hAnsi="Times New Roman" w:cs="Times New Roman"/>
+        </w:rPr>
+      </w:pPr>
+    </w:p>
+    <w:p>
+      <w:pPr>
+        <w:spacing w:line="360" w:lineRule="auto"/>
+        <w:rPr>
+          <w:rFonts w:ascii="Times New Roman" w:hAnsi="Times New Roman" w:cs="Times New Roman"/>
+        </w:rPr>
+      </w:pPr>
+    </w:p>
+    <w:p>
+      <w:pPr>
+        <w:spacing w:line="360" w:lineRule="auto"/>
+        <w:rPr>
+          <w:rFonts w:ascii="Times New Roman" w:hAnsi="Times New Roman" w:cs="Times New Roman"/>
+        </w:rPr>
+      </w:pPr>
+    </w:p>
+    <w:p>
+      <w:pPr>
+        <w:spacing w:line="360" w:lineRule="auto"/>
+        <w:rPr>
+          <w:rFonts w:ascii="Times New Roman" w:hAnsi="Times New Roman" w:cs="Times New Roman"/>
+        </w:rPr>
+      </w:pPr>
+    </w:p>
+    <w:p>
+      <w:pPr>
+        <w:spacing w:line="360" w:lineRule="auto"/>
+        <w:rPr>
+          <w:rFonts w:ascii="Times New Roman" w:hAnsi="Times New Roman" w:cs="Times New Roman"/>
+        </w:rPr>
+      </w:pPr>
+    </w:p>
+    <w:p>
+      <w:pPr>
+        <w:spacing w:line="360" w:lineRule="auto"/>
+        <w:rPr>
+          <w:rFonts w:ascii="Times New Roman" w:hAnsi="Times New Roman" w:cs="Times New Roman"/>
+        </w:rPr>
+      </w:pPr>
+    </w:p>
+    <w:p>
+      <w:pPr>
+        <w:spacing w:line="360" w:lineRule="auto"/>
+        <w:rPr>
+          <w:rFonts w:ascii="Times New Roman" w:hAnsi="Times New Roman" w:cs="Times New Roman"/>
+        </w:rPr>
+      </w:pPr>
+    </w:p>
+    <w:p>
+      <w:pPr>
+        <w:spacing w:line="360" w:lineRule="auto"/>
+        <w:rPr>
+          <w:rFonts w:ascii="Times New Roman" w:hAnsi="Times New Roman" w:cs="Times New Roman"/>
+        </w:rPr>
+      </w:pPr>
     </w:p>
     <w:p>
       <w:pPr>
@@ -18719,34 +21849,12 @@
           <w:bCs/>
         </w:rPr>
       </w:pPr>
-    </w:p>
-    <w:p>
-      <w:pPr>
-        <w:spacing w:line="480" w:lineRule="auto"/>
-        <w:jc w:val="center"/>
+      <w:r>
         <w:rPr>
           <w:rFonts w:ascii="Times New Roman" w:hAnsi="Times New Roman" w:cs="Times New Roman"/>
           <w:b/>
           <w:bCs/>
         </w:rPr>
-      </w:pPr>
-    </w:p>
-    <w:p>
-      <w:pPr>
-        <w:spacing w:line="480" w:lineRule="auto"/>
-        <w:jc w:val="center"/>
-        <w:rPr>
-          <w:rFonts w:ascii="Times New Roman" w:hAnsi="Times New Roman" w:cs="Times New Roman"/>
-          <w:b/>
-          <w:bCs/>
-        </w:rPr>
-      </w:pPr>
-      <w:r>
-        <w:rPr>
-          <w:rFonts w:ascii="Times New Roman" w:hAnsi="Times New Roman" w:cs="Times New Roman"/>
-          <w:b/>
-          <w:bCs/>
-        </w:rPr>
         <w:lastRenderedPageBreak/>
         <w:t>References</w:t>
       </w:r>
@@ -18868,7 +21976,7 @@
         </w:rPr>
         <w:t xml:space="preserve">Schwaber, K. and Sutherland, J. (2020) The Scrum Guide: The Definitive Guide to Scrum: The Rules of the Game. Scrum.org &amp; Scrum Inc. </w:t>
       </w:r>
-      <w:hyperlink r:id="rId18" w:history="1">
+      <w:hyperlink r:id="rId22" w:history="1">
         <w:r>
           <w:rPr>
             <w:rStyle w:val="Hyperlink"/>
@@ -19832,7 +22940,7 @@
   <w:abstractNum w:abstractNumId="9" w15:restartNumberingAfterBreak="0">
     <w:nsid w:val="13E614ED"/>
     <w:multiLevelType w:val="hybridMultilevel"/>
-    <w:tmpl w:val="0F385812"/>
+    <w:tmpl w:val="9FC02E5E"/>
     <w:lvl w:ilvl="0" w:tplc="147E921E">
       <w:start w:val="1"/>
       <w:numFmt w:val="bullet"/>
@@ -22577,6 +25685,127 @@
     </w:lvl>
   </w:abstractNum>
   <w:abstractNum w:abstractNumId="36" w15:restartNumberingAfterBreak="0">
+    <w:nsid w:val="6A766E02"/>
+    <w:multiLevelType w:val="multilevel"/>
+    <w:tmpl w:val="5210BB34"/>
+    <w:lvl w:ilvl="0">
+      <w:start w:val="1"/>
+      <w:numFmt w:val="decimal"/>
+      <w:lvlText w:val="%1."/>
+      <w:lvlJc w:val="left"/>
+      <w:pPr>
+        <w:ind w:left="360" w:hanging="360"/>
+      </w:pPr>
+      <w:rPr>
+        <w:rFonts w:hint="default"/>
+      </w:rPr>
+    </w:lvl>
+    <w:lvl w:ilvl="1">
+      <w:start w:val="1"/>
+      <w:numFmt w:val="decimal"/>
+      <w:isLgl/>
+      <w:lvlText w:val="%1.%2."/>
+      <w:lvlJc w:val="left"/>
+      <w:pPr>
+        <w:ind w:left="900" w:hanging="720"/>
+      </w:pPr>
+      <w:rPr>
+        <w:rFonts w:hint="default"/>
+      </w:rPr>
+    </w:lvl>
+    <w:lvl w:ilvl="2">
+      <w:start w:val="1"/>
+      <w:numFmt w:val="decimal"/>
+      <w:isLgl/>
+      <w:lvlText w:val="%1.%2.%3."/>
+      <w:lvlJc w:val="left"/>
+      <w:pPr>
+        <w:ind w:left="1080" w:hanging="1080"/>
+      </w:pPr>
+      <w:rPr>
+        <w:rFonts w:hint="default"/>
+      </w:rPr>
+    </w:lvl>
+    <w:lvl w:ilvl="3">
+      <w:start w:val="1"/>
+      <w:numFmt w:val="decimal"/>
+      <w:isLgl/>
+      <w:lvlText w:val="%1.%2.%3.%4."/>
+      <w:lvlJc w:val="left"/>
+      <w:pPr>
+        <w:ind w:left="1080" w:hanging="1080"/>
+      </w:pPr>
+      <w:rPr>
+        <w:rFonts w:hint="default"/>
+      </w:rPr>
+    </w:lvl>
+    <w:lvl w:ilvl="4">
+      <w:start w:val="1"/>
+      <w:numFmt w:val="decimal"/>
+      <w:isLgl/>
+      <w:lvlText w:val="%1.%2.%3.%4.%5."/>
+      <w:lvlJc w:val="left"/>
+      <w:pPr>
+        <w:ind w:left="1440" w:hanging="1440"/>
+      </w:pPr>
+      <w:rPr>
+        <w:rFonts w:hint="default"/>
+      </w:rPr>
+    </w:lvl>
+    <w:lvl w:ilvl="5">
+      <w:start w:val="1"/>
+      <w:numFmt w:val="decimal"/>
+      <w:isLgl/>
+      <w:lvlText w:val="%1.%2.%3.%4.%5.%6."/>
+      <w:lvlJc w:val="left"/>
+      <w:pPr>
+        <w:ind w:left="1800" w:hanging="1800"/>
+      </w:pPr>
+      <w:rPr>
+        <w:rFonts w:hint="default"/>
+      </w:rPr>
+    </w:lvl>
+    <w:lvl w:ilvl="6">
+      <w:start w:val="1"/>
+      <w:numFmt w:val="decimal"/>
+      <w:isLgl/>
+      <w:lvlText w:val="%1.%2.%3.%4.%5.%6.%7."/>
+      <w:lvlJc w:val="left"/>
+      <w:pPr>
+        <w:ind w:left="1800" w:hanging="1800"/>
+      </w:pPr>
+      <w:rPr>
+        <w:rFonts w:hint="default"/>
+      </w:rPr>
+    </w:lvl>
+    <w:lvl w:ilvl="7">
+      <w:start w:val="1"/>
+      <w:numFmt w:val="decimal"/>
+      <w:isLgl/>
+      <w:lvlText w:val="%1.%2.%3.%4.%5.%6.%7.%8."/>
+      <w:lvlJc w:val="left"/>
+      <w:pPr>
+        <w:ind w:left="2160" w:hanging="2160"/>
+      </w:pPr>
+      <w:rPr>
+        <w:rFonts w:hint="default"/>
+      </w:rPr>
+    </w:lvl>
+    <w:lvl w:ilvl="8">
+      <w:start w:val="1"/>
+      <w:numFmt w:val="decimal"/>
+      <w:isLgl/>
+      <w:lvlText w:val="%1.%2.%3.%4.%5.%6.%7.%8.%9."/>
+      <w:lvlJc w:val="left"/>
+      <w:pPr>
+        <w:ind w:left="2520" w:hanging="2520"/>
+      </w:pPr>
+      <w:rPr>
+        <w:rFonts w:hint="default"/>
+      </w:rPr>
+    </w:lvl>
+  </w:abstractNum>
+  <w:abstractNum w:abstractNumId="37" w15:restartNumberingAfterBreak="0">
     <w:nsid w:val="6CE56558"/>
     <w:multiLevelType w:val="multilevel"/>
     <w:tmpl w:val="5F50FAEE"/>
@@ -22689,7 +25918,7 @@
       </w:rPr>
     </w:lvl>
   </w:abstractNum>
-  <w:abstractNum w:abstractNumId="37" w15:restartNumberingAfterBreak="0">
+  <w:abstractNum w:abstractNumId="38" w15:restartNumberingAfterBreak="0">
     <w:nsid w:val="6E516497"/>
     <w:multiLevelType w:val="multilevel"/>
     <w:tmpl w:val="5F4E989C"/>
@@ -22802,7 +26031,7 @@
       </w:rPr>
     </w:lvl>
   </w:abstractNum>
-  <w:abstractNum w:abstractNumId="38" w15:restartNumberingAfterBreak="0">
+  <w:abstractNum w:abstractNumId="39" w15:restartNumberingAfterBreak="0">
     <w:nsid w:val="71220348"/>
     <w:multiLevelType w:val="multilevel"/>
     <w:tmpl w:val="020606B4"/>
@@ -22915,7 +26144,7 @@
       </w:rPr>
     </w:lvl>
   </w:abstractNum>
-  <w:abstractNum w:abstractNumId="39" w15:restartNumberingAfterBreak="0">
+  <w:abstractNum w:abstractNumId="40" w15:restartNumberingAfterBreak="0">
     <w:nsid w:val="75017EF3"/>
     <w:multiLevelType w:val="hybridMultilevel"/>
     <w:tmpl w:val="4DB8DCC8"/>
@@ -23004,7 +26233,120 @@
       </w:pPr>
     </w:lvl>
   </w:abstractNum>
-  <w:abstractNum w:abstractNumId="40" w15:restartNumberingAfterBreak="0">
+  <w:abstractNum w:abstractNumId="41" w15:restartNumberingAfterBreak="0">
+    <w:nsid w:val="756F6F2C"/>
+    <w:multiLevelType w:val="multilevel"/>
+    <w:tmpl w:val="505C48CE"/>
+    <w:lvl w:ilvl="0">
+      <w:start w:val="11"/>
+      <w:numFmt w:val="decimal"/>
+      <w:lvlText w:val="%1"/>
+      <w:lvlJc w:val="left"/>
+      <w:pPr>
+        <w:ind w:left="408" w:hanging="408"/>
+      </w:pPr>
+      <w:rPr>
+        <w:rFonts w:hint="default"/>
+      </w:rPr>
+    </w:lvl>
+    <w:lvl w:ilvl="1">
+      <w:start w:val="2"/>
+      <w:numFmt w:val="decimal"/>
+      <w:lvlText w:val="%1.%2"/>
+      <w:lvlJc w:val="left"/>
+      <w:pPr>
+        <w:ind w:left="408" w:hanging="408"/>
+      </w:pPr>
+      <w:rPr>
+        <w:rFonts w:hint="default"/>
+      </w:rPr>
+    </w:lvl>
+    <w:lvl w:ilvl="2">
+      <w:start w:val="1"/>
+      <w:numFmt w:val="decimal"/>
+      <w:lvlText w:val="%1.%2.%3"/>
+      <w:lvlJc w:val="left"/>
+      <w:pPr>
+        <w:ind w:left="720" w:hanging="720"/>
+      </w:pPr>
+      <w:rPr>
+        <w:rFonts w:hint="default"/>
+      </w:rPr>
+    </w:lvl>
+    <w:lvl w:ilvl="3">
+      <w:start w:val="1"/>
+      <w:numFmt w:val="decimal"/>
+      <w:lvlText w:val="%1.%2.%3.%4"/>
+      <w:lvlJc w:val="left"/>
+      <w:pPr>
+        <w:ind w:left="720" w:hanging="720"/>
+      </w:pPr>
+      <w:rPr>
+        <w:rFonts w:hint="default"/>
+      </w:rPr>
+    </w:lvl>
+    <w:lvl w:ilvl="4">
+      <w:start w:val="1"/>
+      <w:numFmt w:val="decimal"/>
+      <w:lvlText w:val="%1.%2.%3.%4.%5"/>
+      <w:lvlJc w:val="left"/>
+      <w:pPr>
+        <w:ind w:left="1080" w:hanging="1080"/>
+      </w:pPr>
+      <w:rPr>
+        <w:rFonts w:hint="default"/>
+      </w:rPr>
+    </w:lvl>
+    <w:lvl w:ilvl="5">
+      <w:start w:val="1"/>
+      <w:numFmt w:val="decimal"/>
+      <w:lvlText w:val="%1.%2.%3.%4.%5.%6"/>
+      <w:lvlJc w:val="left"/>
+      <w:pPr>
+        <w:ind w:left="1080" w:hanging="1080"/>
+      </w:pPr>
+      <w:rPr>
+        <w:rFonts w:hint="default"/>
+      </w:rPr>
+    </w:lvl>
+    <w:lvl w:ilvl="6">
+      <w:start w:val="1"/>
+      <w:numFmt w:val="decimal"/>
+      <w:lvlText w:val="%1.%2.%3.%4.%5.%6.%7"/>
+      <w:lvlJc w:val="left"/>
+      <w:pPr>
+        <w:ind w:left="1440" w:hanging="1440"/>
+      </w:pPr>
+      <w:rPr>
+        <w:rFonts w:hint="default"/>
+      </w:rPr>
+    </w:lvl>
+    <w:lvl w:ilvl="7">
+      <w:start w:val="1"/>
+      <w:numFmt w:val="decimal"/>
+      <w:lvlText w:val="%1.%2.%3.%4.%5.%6.%7.%8"/>
+      <w:lvlJc w:val="left"/>
+      <w:pPr>
+        <w:ind w:left="1440" w:hanging="1440"/>
+      </w:pPr>
+      <w:rPr>
+        <w:rFonts w:hint="default"/>
+      </w:rPr>
+    </w:lvl>
+    <w:lvl w:ilvl="8">
+      <w:start w:val="1"/>
+      <w:numFmt w:val="decimal"/>
+      <w:lvlText w:val="%1.%2.%3.%4.%5.%6.%7.%8.%9"/>
+      <w:lvlJc w:val="left"/>
+      <w:pPr>
+        <w:ind w:left="1800" w:hanging="1800"/>
+      </w:pPr>
+      <w:rPr>
+        <w:rFonts w:hint="default"/>
+      </w:rPr>
+    </w:lvl>
+  </w:abstractNum>
+  <w:abstractNum w:abstractNumId="42" w15:restartNumberingAfterBreak="0">
     <w:nsid w:val="77751DF2"/>
     <w:multiLevelType w:val="hybridMultilevel"/>
     <w:tmpl w:val="573E81CC"/>
@@ -23093,7 +26435,7 @@
       </w:pPr>
     </w:lvl>
   </w:abstractNum>
-  <w:abstractNum w:abstractNumId="41" w15:restartNumberingAfterBreak="0">
+  <w:abstractNum w:abstractNumId="43" w15:restartNumberingAfterBreak="0">
     <w:nsid w:val="77857FAC"/>
     <w:multiLevelType w:val="multilevel"/>
     <w:tmpl w:val="60CE514A"/>
@@ -23206,7 +26548,7 @@
       </w:rPr>
     </w:lvl>
   </w:abstractNum>
-  <w:abstractNum w:abstractNumId="42" w15:restartNumberingAfterBreak="0">
+  <w:abstractNum w:abstractNumId="44" w15:restartNumberingAfterBreak="0">
     <w:nsid w:val="7A4861CC"/>
     <w:multiLevelType w:val="hybridMultilevel"/>
     <w:tmpl w:val="AB0099F0"/>
@@ -23326,16 +26668,16 @@
     <w:abstractNumId w:val="17"/>
   </w:num>
   <w:num w:numId="11" w16cid:durableId="312563913">
-    <w:abstractNumId w:val="39"/>
+    <w:abstractNumId w:val="40"/>
   </w:num>
   <w:num w:numId="12" w16cid:durableId="1647010327">
-    <w:abstractNumId w:val="42"/>
+    <w:abstractNumId w:val="44"/>
   </w:num>
   <w:num w:numId="13" w16cid:durableId="1991473713">
     <w:abstractNumId w:val="31"/>
   </w:num>
   <w:num w:numId="14" w16cid:durableId="1251894008">
-    <w:abstractNumId w:val="40"/>
+    <w:abstractNumId w:val="42"/>
   </w:num>
   <w:num w:numId="15" w16cid:durableId="1041442146">
     <w:abstractNumId w:val="30"/>
@@ -23374,10 +26716,10 @@
     <w:abstractNumId w:val="20"/>
   </w:num>
   <w:num w:numId="27" w16cid:durableId="401832823">
-    <w:abstractNumId w:val="36"/>
+    <w:abstractNumId w:val="37"/>
   </w:num>
   <w:num w:numId="28" w16cid:durableId="815996807">
-    <w:abstractNumId w:val="38"/>
+    <w:abstractNumId w:val="39"/>
   </w:num>
   <w:num w:numId="29" w16cid:durableId="1521311794">
     <w:abstractNumId w:val="16"/>
@@ -23386,7 +26728,7 @@
     <w:abstractNumId w:val="22"/>
   </w:num>
   <w:num w:numId="31" w16cid:durableId="940332910">
-    <w:abstractNumId w:val="37"/>
+    <w:abstractNumId w:val="38"/>
   </w:num>
   <w:num w:numId="32" w16cid:durableId="677270660">
     <w:abstractNumId w:val="7"/>
@@ -23404,7 +26746,7 @@
     <w:abstractNumId w:val="27"/>
   </w:num>
   <w:num w:numId="37" w16cid:durableId="125857733">
-    <w:abstractNumId w:val="41"/>
+    <w:abstractNumId w:val="43"/>
   </w:num>
   <w:num w:numId="38" w16cid:durableId="621421886">
     <w:abstractNumId w:val="29"/>
@@ -23423,6 +26765,12 @@
   </w:num>
   <w:num w:numId="43" w16cid:durableId="359362310">
     <w:abstractNumId w:val="24"/>
+  </w:num>
+  <w:num w:numId="44" w16cid:durableId="181166676">
+    <w:abstractNumId w:val="36"/>
+  </w:num>
+  <w:num w:numId="45" w16cid:durableId="1090006507">
+    <w:abstractNumId w:val="41"/>
   </w:num>
 </w:numbering>
 </file>

--- a/Homework 1.docx
+++ b/Homework 1.docx
@@ -271,7 +271,7 @@
             </w:rPr>
             <w:fldChar w:fldCharType="separate"/>
           </w:r>
-          <w:hyperlink w:anchor="_Toc244109103" w:history="1">
+          <w:hyperlink w:anchor="_Toc244185878" w:history="1">
             <w:r>
               <w:rPr>
                 <w:rStyle w:val="Hyperlink"/>
@@ -318,7 +318,7 @@
                 <w:noProof/>
                 <w:webHidden/>
               </w:rPr>
-              <w:instrText xml:space="preserve"> PAGEREF _Toc244109103 \h </w:instrText>
+              <w:instrText xml:space="preserve"> PAGEREF _Toc244185878 \h </w:instrText>
             </w:r>
             <w:r>
               <w:rPr>
@@ -359,7 +359,7 @@
               <w:rFonts w:asciiTheme="minorHAnsi" w:eastAsiaTheme="minorEastAsia" w:hAnsiTheme="minorHAnsi" w:cstheme="minorBidi"/>
             </w:rPr>
           </w:pPr>
-          <w:hyperlink w:anchor="_Toc244109104" w:history="1">
+          <w:hyperlink w:anchor="_Toc244185879" w:history="1">
             <w:r>
               <w:rPr>
                 <w:rStyle w:val="Hyperlink"/>
@@ -394,7 +394,7 @@
               <w:rPr>
                 <w:webHidden/>
               </w:rPr>
-              <w:instrText xml:space="preserve"> PAGEREF _Toc244109104 \h </w:instrText>
+              <w:instrText xml:space="preserve"> PAGEREF _Toc244185879 \h </w:instrText>
             </w:r>
             <w:r>
               <w:rPr>
@@ -431,7 +431,7 @@
               <w:rFonts w:asciiTheme="minorHAnsi" w:eastAsiaTheme="minorEastAsia" w:hAnsiTheme="minorHAnsi" w:cstheme="minorBidi"/>
             </w:rPr>
           </w:pPr>
-          <w:hyperlink w:anchor="_Toc244109105" w:history="1">
+          <w:hyperlink w:anchor="_Toc244185880" w:history="1">
             <w:r>
               <w:rPr>
                 <w:rStyle w:val="Hyperlink"/>
@@ -466,7 +466,7 @@
               <w:rPr>
                 <w:webHidden/>
               </w:rPr>
-              <w:instrText xml:space="preserve"> PAGEREF _Toc244109105 \h </w:instrText>
+              <w:instrText xml:space="preserve"> PAGEREF _Toc244185880 \h </w:instrText>
             </w:r>
             <w:r>
               <w:rPr>
@@ -505,7 +505,7 @@
               <w:noProof/>
             </w:rPr>
           </w:pPr>
-          <w:hyperlink w:anchor="_Toc244109106" w:history="1">
+          <w:hyperlink w:anchor="_Toc244185881" w:history="1">
             <w:r>
               <w:rPr>
                 <w:rStyle w:val="Hyperlink"/>
@@ -552,7 +552,7 @@
                 <w:noProof/>
                 <w:webHidden/>
               </w:rPr>
-              <w:instrText xml:space="preserve"> PAGEREF _Toc244109106 \h </w:instrText>
+              <w:instrText xml:space="preserve"> PAGEREF _Toc244185881 \h </w:instrText>
             </w:r>
             <w:r>
               <w:rPr>
@@ -595,7 +595,7 @@
               <w:noProof/>
             </w:rPr>
           </w:pPr>
-          <w:hyperlink w:anchor="_Toc244109107" w:history="1">
+          <w:hyperlink w:anchor="_Toc244185882" w:history="1">
             <w:r>
               <w:rPr>
                 <w:rStyle w:val="Hyperlink"/>
@@ -642,7 +642,7 @@
                 <w:noProof/>
                 <w:webHidden/>
               </w:rPr>
-              <w:instrText xml:space="preserve"> PAGEREF _Toc244109107 \h </w:instrText>
+              <w:instrText xml:space="preserve"> PAGEREF _Toc244185882 \h </w:instrText>
             </w:r>
             <w:r>
               <w:rPr>
@@ -685,7 +685,7 @@
               <w:noProof/>
             </w:rPr>
           </w:pPr>
-          <w:hyperlink w:anchor="_Toc244109108" w:history="1">
+          <w:hyperlink w:anchor="_Toc244185883" w:history="1">
             <w:r>
               <w:rPr>
                 <w:rStyle w:val="Hyperlink"/>
@@ -732,7 +732,7 @@
                 <w:noProof/>
                 <w:webHidden/>
               </w:rPr>
-              <w:instrText xml:space="preserve"> PAGEREF _Toc244109108 \h </w:instrText>
+              <w:instrText xml:space="preserve"> PAGEREF _Toc244185883 \h </w:instrText>
             </w:r>
             <w:r>
               <w:rPr>
@@ -775,7 +775,7 @@
               <w:noProof/>
             </w:rPr>
           </w:pPr>
-          <w:hyperlink w:anchor="_Toc244109109" w:history="1">
+          <w:hyperlink w:anchor="_Toc244185884" w:history="1">
             <w:r>
               <w:rPr>
                 <w:rStyle w:val="Hyperlink"/>
@@ -822,7 +822,7 @@
                 <w:noProof/>
                 <w:webHidden/>
               </w:rPr>
-              <w:instrText xml:space="preserve"> PAGEREF _Toc244109109 \h </w:instrText>
+              <w:instrText xml:space="preserve"> PAGEREF _Toc244185884 \h </w:instrText>
             </w:r>
             <w:r>
               <w:rPr>
@@ -860,7 +860,7 @@
               <w:rFonts w:asciiTheme="minorHAnsi" w:eastAsiaTheme="minorEastAsia" w:hAnsiTheme="minorHAnsi" w:cstheme="minorBidi"/>
             </w:rPr>
           </w:pPr>
-          <w:hyperlink w:anchor="_Toc244109110" w:history="1">
+          <w:hyperlink w:anchor="_Toc244185885" w:history="1">
             <w:r>
               <w:rPr>
                 <w:rStyle w:val="Hyperlink"/>
@@ -883,7 +883,7 @@
               <w:rPr>
                 <w:webHidden/>
               </w:rPr>
-              <w:instrText xml:space="preserve"> PAGEREF _Toc244109110 \h </w:instrText>
+              <w:instrText xml:space="preserve"> PAGEREF _Toc244185885 \h </w:instrText>
             </w:r>
             <w:r>
               <w:rPr>
@@ -917,7 +917,7 @@
               <w:rFonts w:asciiTheme="minorHAnsi" w:eastAsiaTheme="minorEastAsia" w:hAnsiTheme="minorHAnsi" w:cstheme="minorBidi"/>
             </w:rPr>
           </w:pPr>
-          <w:hyperlink w:anchor="_Toc244109111" w:history="1">
+          <w:hyperlink w:anchor="_Toc244185886" w:history="1">
             <w:r>
               <w:rPr>
                 <w:rStyle w:val="Hyperlink"/>
@@ -940,7 +940,7 @@
               <w:rPr>
                 <w:webHidden/>
               </w:rPr>
-              <w:instrText xml:space="preserve"> PAGEREF _Toc244109111 \h </w:instrText>
+              <w:instrText xml:space="preserve"> PAGEREF _Toc244185886 \h </w:instrText>
             </w:r>
             <w:r>
               <w:rPr>
@@ -974,7 +974,7 @@
               <w:rFonts w:asciiTheme="minorHAnsi" w:eastAsiaTheme="minorEastAsia" w:hAnsiTheme="minorHAnsi" w:cstheme="minorBidi"/>
             </w:rPr>
           </w:pPr>
-          <w:hyperlink w:anchor="_Toc244109112" w:history="1">
+          <w:hyperlink w:anchor="_Toc244185887" w:history="1">
             <w:r>
               <w:rPr>
                 <w:rStyle w:val="Hyperlink"/>
@@ -997,7 +997,7 @@
               <w:rPr>
                 <w:webHidden/>
               </w:rPr>
-              <w:instrText xml:space="preserve"> PAGEREF _Toc244109112 \h </w:instrText>
+              <w:instrText xml:space="preserve"> PAGEREF _Toc244185887 \h </w:instrText>
             </w:r>
             <w:r>
               <w:rPr>
@@ -1014,7 +1014,7 @@
               <w:rPr>
                 <w:webHidden/>
               </w:rPr>
-              <w:t>8</w:t>
+              <w:t>9</w:t>
             </w:r>
             <w:r>
               <w:rPr>
@@ -1031,7 +1031,7 @@
               <w:rFonts w:asciiTheme="minorHAnsi" w:eastAsiaTheme="minorEastAsia" w:hAnsiTheme="minorHAnsi" w:cstheme="minorBidi"/>
             </w:rPr>
           </w:pPr>
-          <w:hyperlink w:anchor="_Toc244109113" w:history="1">
+          <w:hyperlink w:anchor="_Toc244185888" w:history="1">
             <w:r>
               <w:rPr>
                 <w:rStyle w:val="Hyperlink"/>
@@ -1054,7 +1054,7 @@
               <w:rPr>
                 <w:webHidden/>
               </w:rPr>
-              <w:instrText xml:space="preserve"> PAGEREF _Toc244109113 \h </w:instrText>
+              <w:instrText xml:space="preserve"> PAGEREF _Toc244185888 \h </w:instrText>
             </w:r>
             <w:r>
               <w:rPr>
@@ -1088,7 +1088,7 @@
               <w:rFonts w:asciiTheme="minorHAnsi" w:eastAsiaTheme="minorEastAsia" w:hAnsiTheme="minorHAnsi" w:cstheme="minorBidi"/>
             </w:rPr>
           </w:pPr>
-          <w:hyperlink w:anchor="_Toc244109114" w:history="1">
+          <w:hyperlink w:anchor="_Toc244185889" w:history="1">
             <w:r>
               <w:rPr>
                 <w:rStyle w:val="Hyperlink"/>
@@ -1111,7 +1111,7 @@
               <w:rPr>
                 <w:webHidden/>
               </w:rPr>
-              <w:instrText xml:space="preserve"> PAGEREF _Toc244109114 \h </w:instrText>
+              <w:instrText xml:space="preserve"> PAGEREF _Toc244185889 \h </w:instrText>
             </w:r>
             <w:r>
               <w:rPr>
@@ -1145,7 +1145,7 @@
               <w:rFonts w:asciiTheme="minorHAnsi" w:eastAsiaTheme="minorEastAsia" w:hAnsiTheme="minorHAnsi" w:cstheme="minorBidi"/>
             </w:rPr>
           </w:pPr>
-          <w:hyperlink w:anchor="_Toc244109115" w:history="1">
+          <w:hyperlink w:anchor="_Toc244185890" w:history="1">
             <w:r>
               <w:rPr>
                 <w:rStyle w:val="Hyperlink"/>
@@ -1168,7 +1168,7 @@
               <w:rPr>
                 <w:webHidden/>
               </w:rPr>
-              <w:instrText xml:space="preserve"> PAGEREF _Toc244109115 \h </w:instrText>
+              <w:instrText xml:space="preserve"> PAGEREF _Toc244185890 \h </w:instrText>
             </w:r>
             <w:r>
               <w:rPr>
@@ -1202,7 +1202,7 @@
               <w:rFonts w:asciiTheme="minorHAnsi" w:eastAsiaTheme="minorEastAsia" w:hAnsiTheme="minorHAnsi" w:cstheme="minorBidi"/>
             </w:rPr>
           </w:pPr>
-          <w:hyperlink w:anchor="_Toc244109116" w:history="1">
+          <w:hyperlink w:anchor="_Toc244185891" w:history="1">
             <w:r>
               <w:rPr>
                 <w:rStyle w:val="Hyperlink"/>
@@ -1225,7 +1225,7 @@
               <w:rPr>
                 <w:webHidden/>
               </w:rPr>
-              <w:instrText xml:space="preserve"> PAGEREF _Toc244109116 \h </w:instrText>
+              <w:instrText xml:space="preserve"> PAGEREF _Toc244185891 \h </w:instrText>
             </w:r>
             <w:r>
               <w:rPr>
@@ -1259,7 +1259,7 @@
               <w:rFonts w:asciiTheme="minorHAnsi" w:eastAsiaTheme="minorEastAsia" w:hAnsiTheme="minorHAnsi" w:cstheme="minorBidi"/>
             </w:rPr>
           </w:pPr>
-          <w:hyperlink w:anchor="_Toc244109117" w:history="1">
+          <w:hyperlink w:anchor="_Toc244185892" w:history="1">
             <w:r>
               <w:rPr>
                 <w:rStyle w:val="Hyperlink"/>
@@ -1282,7 +1282,7 @@
               <w:rPr>
                 <w:webHidden/>
               </w:rPr>
-              <w:instrText xml:space="preserve"> PAGEREF _Toc244109117 \h </w:instrText>
+              <w:instrText xml:space="preserve"> PAGEREF _Toc244185892 \h </w:instrText>
             </w:r>
             <w:r>
               <w:rPr>
@@ -1316,7 +1316,7 @@
               <w:rFonts w:asciiTheme="minorHAnsi" w:eastAsiaTheme="minorEastAsia" w:hAnsiTheme="minorHAnsi" w:cstheme="minorBidi"/>
             </w:rPr>
           </w:pPr>
-          <w:hyperlink w:anchor="_Toc244109118" w:history="1">
+          <w:hyperlink w:anchor="_Toc244185893" w:history="1">
             <w:r>
               <w:rPr>
                 <w:rStyle w:val="Hyperlink"/>
@@ -1339,7 +1339,7 @@
               <w:rPr>
                 <w:webHidden/>
               </w:rPr>
-              <w:instrText xml:space="preserve"> PAGEREF _Toc244109118 \h </w:instrText>
+              <w:instrText xml:space="preserve"> PAGEREF _Toc244185893 \h </w:instrText>
             </w:r>
             <w:r>
               <w:rPr>
@@ -1373,7 +1373,7 @@
               <w:rFonts w:asciiTheme="minorHAnsi" w:eastAsiaTheme="minorEastAsia" w:hAnsiTheme="minorHAnsi" w:cstheme="minorBidi"/>
             </w:rPr>
           </w:pPr>
-          <w:hyperlink w:anchor="_Toc244109119" w:history="1">
+          <w:hyperlink w:anchor="_Toc244185894" w:history="1">
             <w:r>
               <w:rPr>
                 <w:rStyle w:val="Hyperlink"/>
@@ -1396,7 +1396,7 @@
               <w:rPr>
                 <w:webHidden/>
               </w:rPr>
-              <w:instrText xml:space="preserve"> PAGEREF _Toc244109119 \h </w:instrText>
+              <w:instrText xml:space="preserve"> PAGEREF _Toc244185894 \h </w:instrText>
             </w:r>
             <w:r>
               <w:rPr>
@@ -1413,7 +1413,7 @@
               <w:rPr>
                 <w:webHidden/>
               </w:rPr>
-              <w:t>10</w:t>
+              <w:t>11</w:t>
             </w:r>
             <w:r>
               <w:rPr>
@@ -1430,7 +1430,7 @@
               <w:rFonts w:asciiTheme="minorHAnsi" w:eastAsiaTheme="minorEastAsia" w:hAnsiTheme="minorHAnsi" w:cstheme="minorBidi"/>
             </w:rPr>
           </w:pPr>
-          <w:hyperlink w:anchor="_Toc244109120" w:history="1">
+          <w:hyperlink w:anchor="_Toc244185895" w:history="1">
             <w:r>
               <w:rPr>
                 <w:rStyle w:val="Hyperlink"/>
@@ -1453,7 +1453,7 @@
               <w:rPr>
                 <w:webHidden/>
               </w:rPr>
-              <w:instrText xml:space="preserve"> PAGEREF _Toc244109120 \h </w:instrText>
+              <w:instrText xml:space="preserve"> PAGEREF _Toc244185895 \h </w:instrText>
             </w:r>
             <w:r>
               <w:rPr>
@@ -1487,7 +1487,7 @@
               <w:rFonts w:asciiTheme="minorHAnsi" w:eastAsiaTheme="minorEastAsia" w:hAnsiTheme="minorHAnsi" w:cstheme="minorBidi"/>
             </w:rPr>
           </w:pPr>
-          <w:hyperlink w:anchor="_Toc244109121" w:history="1">
+          <w:hyperlink w:anchor="_Toc244185896" w:history="1">
             <w:r>
               <w:rPr>
                 <w:rStyle w:val="Hyperlink"/>
@@ -1510,7 +1510,7 @@
               <w:rPr>
                 <w:webHidden/>
               </w:rPr>
-              <w:instrText xml:space="preserve"> PAGEREF _Toc244109121 \h </w:instrText>
+              <w:instrText xml:space="preserve"> PAGEREF _Toc244185896 \h </w:instrText>
             </w:r>
             <w:r>
               <w:rPr>
@@ -1544,7 +1544,7 @@
               <w:rFonts w:asciiTheme="minorHAnsi" w:eastAsiaTheme="minorEastAsia" w:hAnsiTheme="minorHAnsi" w:cstheme="minorBidi"/>
             </w:rPr>
           </w:pPr>
-          <w:hyperlink w:anchor="_Toc244109122" w:history="1">
+          <w:hyperlink w:anchor="_Toc244185897" w:history="1">
             <w:r>
               <w:rPr>
                 <w:rStyle w:val="Hyperlink"/>
@@ -1567,7 +1567,7 @@
               <w:rPr>
                 <w:webHidden/>
               </w:rPr>
-              <w:instrText xml:space="preserve"> PAGEREF _Toc244109122 \h </w:instrText>
+              <w:instrText xml:space="preserve"> PAGEREF _Toc244185897 \h </w:instrText>
             </w:r>
             <w:r>
               <w:rPr>
@@ -1601,7 +1601,7 @@
               <w:rFonts w:asciiTheme="minorHAnsi" w:eastAsiaTheme="minorEastAsia" w:hAnsiTheme="minorHAnsi" w:cstheme="minorBidi"/>
             </w:rPr>
           </w:pPr>
-          <w:hyperlink w:anchor="_Toc244109123" w:history="1">
+          <w:hyperlink w:anchor="_Toc244185898" w:history="1">
             <w:r>
               <w:rPr>
                 <w:rStyle w:val="Hyperlink"/>
@@ -1624,7 +1624,7 @@
               <w:rPr>
                 <w:webHidden/>
               </w:rPr>
-              <w:instrText xml:space="preserve"> PAGEREF _Toc244109123 \h </w:instrText>
+              <w:instrText xml:space="preserve"> PAGEREF _Toc244185898 \h </w:instrText>
             </w:r>
             <w:r>
               <w:rPr>
@@ -1658,7 +1658,7 @@
               <w:rFonts w:asciiTheme="minorHAnsi" w:eastAsiaTheme="minorEastAsia" w:hAnsiTheme="minorHAnsi" w:cstheme="minorBidi"/>
             </w:rPr>
           </w:pPr>
-          <w:hyperlink w:anchor="_Toc244109124" w:history="1">
+          <w:hyperlink w:anchor="_Toc244185899" w:history="1">
             <w:r>
               <w:rPr>
                 <w:rStyle w:val="Hyperlink"/>
@@ -1681,7 +1681,7 @@
               <w:rPr>
                 <w:webHidden/>
               </w:rPr>
-              <w:instrText xml:space="preserve"> PAGEREF _Toc244109124 \h </w:instrText>
+              <w:instrText xml:space="preserve"> PAGEREF _Toc244185899 \h </w:instrText>
             </w:r>
             <w:r>
               <w:rPr>
@@ -1715,7 +1715,7 @@
               <w:rFonts w:asciiTheme="minorHAnsi" w:eastAsiaTheme="minorEastAsia" w:hAnsiTheme="minorHAnsi" w:cstheme="minorBidi"/>
             </w:rPr>
           </w:pPr>
-          <w:hyperlink w:anchor="_Toc244109125" w:history="1">
+          <w:hyperlink w:anchor="_Toc244185900" w:history="1">
             <w:r>
               <w:rPr>
                 <w:rStyle w:val="Hyperlink"/>
@@ -1738,7 +1738,7 @@
               <w:rPr>
                 <w:webHidden/>
               </w:rPr>
-              <w:instrText xml:space="preserve"> PAGEREF _Toc244109125 \h </w:instrText>
+              <w:instrText xml:space="preserve"> PAGEREF _Toc244185900 \h </w:instrText>
             </w:r>
             <w:r>
               <w:rPr>
@@ -1772,7 +1772,7 @@
               <w:rFonts w:asciiTheme="minorHAnsi" w:eastAsiaTheme="minorEastAsia" w:hAnsiTheme="minorHAnsi" w:cstheme="minorBidi"/>
             </w:rPr>
           </w:pPr>
-          <w:hyperlink w:anchor="_Toc244109126" w:history="1">
+          <w:hyperlink w:anchor="_Toc244185901" w:history="1">
             <w:r>
               <w:rPr>
                 <w:rStyle w:val="Hyperlink"/>
@@ -1795,7 +1795,7 @@
               <w:rPr>
                 <w:webHidden/>
               </w:rPr>
-              <w:instrText xml:space="preserve"> PAGEREF _Toc244109126 \h </w:instrText>
+              <w:instrText xml:space="preserve"> PAGEREF _Toc244185901 \h </w:instrText>
             </w:r>
             <w:r>
               <w:rPr>
@@ -1829,7 +1829,7 @@
               <w:rFonts w:asciiTheme="minorHAnsi" w:eastAsiaTheme="minorEastAsia" w:hAnsiTheme="minorHAnsi" w:cstheme="minorBidi"/>
             </w:rPr>
           </w:pPr>
-          <w:hyperlink w:anchor="_Toc244109127" w:history="1">
+          <w:hyperlink w:anchor="_Toc244185902" w:history="1">
             <w:r>
               <w:rPr>
                 <w:rStyle w:val="Hyperlink"/>
@@ -1852,7 +1852,7 @@
               <w:rPr>
                 <w:webHidden/>
               </w:rPr>
-              <w:instrText xml:space="preserve"> PAGEREF _Toc244109127 \h </w:instrText>
+              <w:instrText xml:space="preserve"> PAGEREF _Toc244185902 \h </w:instrText>
             </w:r>
             <w:r>
               <w:rPr>
@@ -1891,7 +1891,7 @@
               <w:noProof/>
             </w:rPr>
           </w:pPr>
-          <w:hyperlink w:anchor="_Toc244109128" w:history="1">
+          <w:hyperlink w:anchor="_Toc244185903" w:history="1">
             <w:r>
               <w:rPr>
                 <w:rStyle w:val="Hyperlink"/>
@@ -1938,7 +1938,7 @@
                 <w:noProof/>
                 <w:webHidden/>
               </w:rPr>
-              <w:instrText xml:space="preserve"> PAGEREF _Toc244109128 \h </w:instrText>
+              <w:instrText xml:space="preserve"> PAGEREF _Toc244185903 \h </w:instrText>
             </w:r>
             <w:r>
               <w:rPr>
@@ -1981,7 +1981,7 @@
               <w:noProof/>
             </w:rPr>
           </w:pPr>
-          <w:hyperlink w:anchor="_Toc244109129" w:history="1">
+          <w:hyperlink w:anchor="_Toc244185904" w:history="1">
             <w:r>
               <w:rPr>
                 <w:rStyle w:val="Hyperlink"/>
@@ -2028,7 +2028,7 @@
                 <w:noProof/>
                 <w:webHidden/>
               </w:rPr>
-              <w:instrText xml:space="preserve"> PAGEREF _Toc244109129 \h </w:instrText>
+              <w:instrText xml:space="preserve"> PAGEREF _Toc244185904 \h </w:instrText>
             </w:r>
             <w:r>
               <w:rPr>
@@ -2048,7 +2048,7 @@
                 <w:noProof/>
                 <w:webHidden/>
               </w:rPr>
-              <w:t>14</w:t>
+              <w:t>15</w:t>
             </w:r>
             <w:r>
               <w:rPr>
@@ -2066,7 +2066,7 @@
               <w:rFonts w:asciiTheme="minorHAnsi" w:eastAsiaTheme="minorEastAsia" w:hAnsiTheme="minorHAnsi" w:cstheme="minorBidi"/>
             </w:rPr>
           </w:pPr>
-          <w:hyperlink w:anchor="_Toc244109130" w:history="1">
+          <w:hyperlink w:anchor="_Toc244185905" w:history="1">
             <w:r>
               <w:rPr>
                 <w:rStyle w:val="Hyperlink"/>
@@ -2089,7 +2089,7 @@
               <w:rPr>
                 <w:webHidden/>
               </w:rPr>
-              <w:instrText xml:space="preserve"> PAGEREF _Toc244109130 \h </w:instrText>
+              <w:instrText xml:space="preserve"> PAGEREF _Toc244185905 \h </w:instrText>
             </w:r>
             <w:r>
               <w:rPr>
@@ -2123,7 +2123,7 @@
               <w:rFonts w:asciiTheme="minorHAnsi" w:eastAsiaTheme="minorEastAsia" w:hAnsiTheme="minorHAnsi" w:cstheme="minorBidi"/>
             </w:rPr>
           </w:pPr>
-          <w:hyperlink w:anchor="_Toc244109131" w:history="1">
+          <w:hyperlink w:anchor="_Toc244185906" w:history="1">
             <w:r>
               <w:rPr>
                 <w:rStyle w:val="Hyperlink"/>
@@ -2146,7 +2146,7 @@
               <w:rPr>
                 <w:webHidden/>
               </w:rPr>
-              <w:instrText xml:space="preserve"> PAGEREF _Toc244109131 \h </w:instrText>
+              <w:instrText xml:space="preserve"> PAGEREF _Toc244185906 \h </w:instrText>
             </w:r>
             <w:r>
               <w:rPr>
@@ -2185,7 +2185,7 @@
               <w:noProof/>
             </w:rPr>
           </w:pPr>
-          <w:hyperlink w:anchor="_Toc244109132" w:history="1">
+          <w:hyperlink w:anchor="_Toc244185907" w:history="1">
             <w:r>
               <w:rPr>
                 <w:rStyle w:val="Hyperlink"/>
@@ -2232,7 +2232,7 @@
                 <w:noProof/>
                 <w:webHidden/>
               </w:rPr>
-              <w:instrText xml:space="preserve"> PAGEREF _Toc244109132 \h </w:instrText>
+              <w:instrText xml:space="preserve"> PAGEREF _Toc244185907 \h </w:instrText>
             </w:r>
             <w:r>
               <w:rPr>
@@ -2273,7 +2273,7 @@
               <w:rFonts w:asciiTheme="minorHAnsi" w:eastAsiaTheme="minorEastAsia" w:hAnsiTheme="minorHAnsi" w:cstheme="minorBidi"/>
             </w:rPr>
           </w:pPr>
-          <w:hyperlink w:anchor="_Toc244109133" w:history="1">
+          <w:hyperlink w:anchor="_Toc244185908" w:history="1">
             <w:r>
               <w:rPr>
                 <w:rStyle w:val="Hyperlink"/>
@@ -2308,7 +2308,7 @@
               <w:rPr>
                 <w:webHidden/>
               </w:rPr>
-              <w:instrText xml:space="preserve"> PAGEREF _Toc244109133 \h </w:instrText>
+              <w:instrText xml:space="preserve"> PAGEREF _Toc244185908 \h </w:instrText>
             </w:r>
             <w:r>
               <w:rPr>
@@ -2347,7 +2347,7 @@
               <w:noProof/>
             </w:rPr>
           </w:pPr>
-          <w:hyperlink w:anchor="_Toc244109134" w:history="1">
+          <w:hyperlink w:anchor="_Toc244185909" w:history="1">
             <w:r>
               <w:rPr>
                 <w:rStyle w:val="Hyperlink"/>
@@ -2390,7 +2390,7 @@
                 <w:noProof/>
                 <w:webHidden/>
               </w:rPr>
-              <w:instrText xml:space="preserve"> PAGEREF _Toc244109134 \h </w:instrText>
+              <w:instrText xml:space="preserve"> PAGEREF _Toc244185909 \h </w:instrText>
             </w:r>
             <w:r>
               <w:rPr>
@@ -2433,7 +2433,7 @@
               <w:noProof/>
             </w:rPr>
           </w:pPr>
-          <w:hyperlink w:anchor="_Toc244109135" w:history="1">
+          <w:hyperlink w:anchor="_Toc244185910" w:history="1">
             <w:r>
               <w:rPr>
                 <w:rStyle w:val="Hyperlink"/>
@@ -2476,7 +2476,7 @@
                 <w:noProof/>
                 <w:webHidden/>
               </w:rPr>
-              <w:instrText xml:space="preserve"> PAGEREF _Toc244109135 \h </w:instrText>
+              <w:instrText xml:space="preserve"> PAGEREF _Toc244185910 \h </w:instrText>
             </w:r>
             <w:r>
               <w:rPr>
@@ -2519,7 +2519,7 @@
               <w:noProof/>
             </w:rPr>
           </w:pPr>
-          <w:hyperlink w:anchor="_Toc244109136" w:history="1">
+          <w:hyperlink w:anchor="_Toc244185911" w:history="1">
             <w:r>
               <w:rPr>
                 <w:rStyle w:val="Hyperlink"/>
@@ -2562,7 +2562,7 @@
                 <w:noProof/>
                 <w:webHidden/>
               </w:rPr>
-              <w:instrText xml:space="preserve"> PAGEREF _Toc244109136 \h </w:instrText>
+              <w:instrText xml:space="preserve"> PAGEREF _Toc244185911 \h </w:instrText>
             </w:r>
             <w:r>
               <w:rPr>
@@ -2605,7 +2605,7 @@
               <w:noProof/>
             </w:rPr>
           </w:pPr>
-          <w:hyperlink w:anchor="_Toc244109137" w:history="1">
+          <w:hyperlink w:anchor="_Toc244185912" w:history="1">
             <w:r>
               <w:rPr>
                 <w:rStyle w:val="Hyperlink"/>
@@ -2648,7 +2648,7 @@
                 <w:noProof/>
                 <w:webHidden/>
               </w:rPr>
-              <w:instrText xml:space="preserve"> PAGEREF _Toc244109137 \h </w:instrText>
+              <w:instrText xml:space="preserve"> PAGEREF _Toc244185912 \h </w:instrText>
             </w:r>
             <w:r>
               <w:rPr>
@@ -2689,7 +2689,7 @@
               <w:rFonts w:asciiTheme="minorHAnsi" w:eastAsiaTheme="minorEastAsia" w:hAnsiTheme="minorHAnsi" w:cstheme="minorBidi"/>
             </w:rPr>
           </w:pPr>
-          <w:hyperlink w:anchor="_Toc244109138" w:history="1">
+          <w:hyperlink w:anchor="_Toc244185913" w:history="1">
             <w:r>
               <w:rPr>
                 <w:rStyle w:val="Hyperlink"/>
@@ -2724,7 +2724,7 @@
               <w:rPr>
                 <w:webHidden/>
               </w:rPr>
-              <w:instrText xml:space="preserve"> PAGEREF _Toc244109138 \h </w:instrText>
+              <w:instrText xml:space="preserve"> PAGEREF _Toc244185913 \h </w:instrText>
             </w:r>
             <w:r>
               <w:rPr>
@@ -2763,7 +2763,7 @@
               <w:noProof/>
             </w:rPr>
           </w:pPr>
-          <w:hyperlink w:anchor="_Toc244109139" w:history="1">
+          <w:hyperlink w:anchor="_Toc244185914" w:history="1">
             <w:r>
               <w:rPr>
                 <w:rStyle w:val="Hyperlink"/>
@@ -2810,7 +2810,7 @@
                 <w:noProof/>
                 <w:webHidden/>
               </w:rPr>
-              <w:instrText xml:space="preserve"> PAGEREF _Toc244109139 \h </w:instrText>
+              <w:instrText xml:space="preserve"> PAGEREF _Toc244185914 \h </w:instrText>
             </w:r>
             <w:r>
               <w:rPr>
@@ -2848,7 +2848,7 @@
               <w:rFonts w:asciiTheme="minorHAnsi" w:eastAsiaTheme="minorEastAsia" w:hAnsiTheme="minorHAnsi" w:cstheme="minorBidi"/>
             </w:rPr>
           </w:pPr>
-          <w:hyperlink w:anchor="_Toc244109140" w:history="1">
+          <w:hyperlink w:anchor="_Toc244185915" w:history="1">
             <w:r>
               <w:rPr>
                 <w:rStyle w:val="Hyperlink"/>
@@ -2871,7 +2871,7 @@
               <w:rPr>
                 <w:webHidden/>
               </w:rPr>
-              <w:instrText xml:space="preserve"> PAGEREF _Toc244109140 \h </w:instrText>
+              <w:instrText xml:space="preserve"> PAGEREF _Toc244185915 \h </w:instrText>
             </w:r>
             <w:r>
               <w:rPr>
@@ -2905,7 +2905,7 @@
               <w:rFonts w:asciiTheme="minorHAnsi" w:eastAsiaTheme="minorEastAsia" w:hAnsiTheme="minorHAnsi" w:cstheme="minorBidi"/>
             </w:rPr>
           </w:pPr>
-          <w:hyperlink w:anchor="_Toc244109141" w:history="1">
+          <w:hyperlink w:anchor="_Toc244185916" w:history="1">
             <w:r>
               <w:rPr>
                 <w:rStyle w:val="Hyperlink"/>
@@ -2928,7 +2928,7 @@
               <w:rPr>
                 <w:webHidden/>
               </w:rPr>
-              <w:instrText xml:space="preserve"> PAGEREF _Toc244109141 \h </w:instrText>
+              <w:instrText xml:space="preserve"> PAGEREF _Toc244185916 \h </w:instrText>
             </w:r>
             <w:r>
               <w:rPr>
@@ -2962,7 +2962,7 @@
               <w:rFonts w:asciiTheme="minorHAnsi" w:eastAsiaTheme="minorEastAsia" w:hAnsiTheme="minorHAnsi" w:cstheme="minorBidi"/>
             </w:rPr>
           </w:pPr>
-          <w:hyperlink w:anchor="_Toc244109142" w:history="1">
+          <w:hyperlink w:anchor="_Toc244185917" w:history="1">
             <w:r>
               <w:rPr>
                 <w:rStyle w:val="Hyperlink"/>
@@ -2985,7 +2985,7 @@
               <w:rPr>
                 <w:webHidden/>
               </w:rPr>
-              <w:instrText xml:space="preserve"> PAGEREF _Toc244109142 \h </w:instrText>
+              <w:instrText xml:space="preserve"> PAGEREF _Toc244185917 \h </w:instrText>
             </w:r>
             <w:r>
               <w:rPr>
@@ -3024,7 +3024,7 @@
               <w:noProof/>
             </w:rPr>
           </w:pPr>
-          <w:hyperlink w:anchor="_Toc244109143" w:history="1">
+          <w:hyperlink w:anchor="_Toc244185918" w:history="1">
             <w:r>
               <w:rPr>
                 <w:rStyle w:val="Hyperlink"/>
@@ -3071,7 +3071,7 @@
                 <w:noProof/>
                 <w:webHidden/>
               </w:rPr>
-              <w:instrText xml:space="preserve"> PAGEREF _Toc244109143 \h </w:instrText>
+              <w:instrText xml:space="preserve"> PAGEREF _Toc244185918 \h </w:instrText>
             </w:r>
             <w:r>
               <w:rPr>
@@ -3109,7 +3109,7 @@
               <w:rFonts w:asciiTheme="minorHAnsi" w:eastAsiaTheme="minorEastAsia" w:hAnsiTheme="minorHAnsi" w:cstheme="minorBidi"/>
             </w:rPr>
           </w:pPr>
-          <w:hyperlink w:anchor="_Toc244109144" w:history="1">
+          <w:hyperlink w:anchor="_Toc244185919" w:history="1">
             <w:r>
               <w:rPr>
                 <w:rStyle w:val="Hyperlink"/>
@@ -3132,7 +3132,7 @@
               <w:rPr>
                 <w:webHidden/>
               </w:rPr>
-              <w:instrText xml:space="preserve"> PAGEREF _Toc244109144 \h </w:instrText>
+              <w:instrText xml:space="preserve"> PAGEREF _Toc244185919 \h </w:instrText>
             </w:r>
             <w:r>
               <w:rPr>
@@ -3166,7 +3166,7 @@
               <w:rFonts w:asciiTheme="minorHAnsi" w:eastAsiaTheme="minorEastAsia" w:hAnsiTheme="minorHAnsi" w:cstheme="minorBidi"/>
             </w:rPr>
           </w:pPr>
-          <w:hyperlink w:anchor="_Toc244109145" w:history="1">
+          <w:hyperlink w:anchor="_Toc244185920" w:history="1">
             <w:r>
               <w:rPr>
                 <w:rStyle w:val="Hyperlink"/>
@@ -3189,7 +3189,7 @@
               <w:rPr>
                 <w:webHidden/>
               </w:rPr>
-              <w:instrText xml:space="preserve"> PAGEREF _Toc244109145 \h </w:instrText>
+              <w:instrText xml:space="preserve"> PAGEREF _Toc244185920 \h </w:instrText>
             </w:r>
             <w:r>
               <w:rPr>
@@ -3223,7 +3223,7 @@
               <w:rFonts w:asciiTheme="minorHAnsi" w:eastAsiaTheme="minorEastAsia" w:hAnsiTheme="minorHAnsi" w:cstheme="minorBidi"/>
             </w:rPr>
           </w:pPr>
-          <w:hyperlink w:anchor="_Toc244109146" w:history="1">
+          <w:hyperlink w:anchor="_Toc244185921" w:history="1">
             <w:r>
               <w:rPr>
                 <w:rStyle w:val="Hyperlink"/>
@@ -3246,7 +3246,7 @@
               <w:rPr>
                 <w:webHidden/>
               </w:rPr>
-              <w:instrText xml:space="preserve"> PAGEREF _Toc244109146 \h </w:instrText>
+              <w:instrText xml:space="preserve"> PAGEREF _Toc244185921 \h </w:instrText>
             </w:r>
             <w:r>
               <w:rPr>
@@ -3280,7 +3280,7 @@
               <w:rFonts w:asciiTheme="minorHAnsi" w:eastAsiaTheme="minorEastAsia" w:hAnsiTheme="minorHAnsi" w:cstheme="minorBidi"/>
             </w:rPr>
           </w:pPr>
-          <w:hyperlink w:anchor="_Toc244109147" w:history="1">
+          <w:hyperlink w:anchor="_Toc244185922" w:history="1">
             <w:r>
               <w:rPr>
                 <w:rStyle w:val="Hyperlink"/>
@@ -3303,7 +3303,7 @@
               <w:rPr>
                 <w:webHidden/>
               </w:rPr>
-              <w:instrText xml:space="preserve"> PAGEREF _Toc244109147 \h </w:instrText>
+              <w:instrText xml:space="preserve"> PAGEREF _Toc244185922 \h </w:instrText>
             </w:r>
             <w:r>
               <w:rPr>
@@ -3337,7 +3337,7 @@
               <w:rFonts w:asciiTheme="minorHAnsi" w:eastAsiaTheme="minorEastAsia" w:hAnsiTheme="minorHAnsi" w:cstheme="minorBidi"/>
             </w:rPr>
           </w:pPr>
-          <w:hyperlink w:anchor="_Toc244109148" w:history="1">
+          <w:hyperlink w:anchor="_Toc244185923" w:history="1">
             <w:r>
               <w:rPr>
                 <w:rStyle w:val="Hyperlink"/>
@@ -3360,7 +3360,7 @@
               <w:rPr>
                 <w:webHidden/>
               </w:rPr>
-              <w:instrText xml:space="preserve"> PAGEREF _Toc244109148 \h </w:instrText>
+              <w:instrText xml:space="preserve"> PAGEREF _Toc244185923 \h </w:instrText>
             </w:r>
             <w:r>
               <w:rPr>
@@ -3378,6 +3378,384 @@
                 <w:webHidden/>
               </w:rPr>
               <w:t>29</w:t>
+            </w:r>
+            <w:r>
+              <w:rPr>
+                <w:webHidden/>
+              </w:rPr>
+              <w:fldChar w:fldCharType="end"/>
+            </w:r>
+          </w:hyperlink>
+        </w:p>
+        <w:p>
+          <w:pPr>
+            <w:pStyle w:val="TOC1"/>
+            <w:tabs>
+              <w:tab w:val="left" w:pos="720"/>
+              <w:tab w:val="right" w:leader="dot" w:pos="9350"/>
+            </w:tabs>
+            <w:rPr>
+              <w:rFonts w:eastAsiaTheme="minorEastAsia"/>
+              <w:noProof/>
+            </w:rPr>
+          </w:pPr>
+          <w:hyperlink w:anchor="_Toc244185924" w:history="1">
+            <w:r>
+              <w:rPr>
+                <w:rStyle w:val="Hyperlink"/>
+                <w:rFonts w:ascii="Times New Roman" w:hAnsi="Times New Roman" w:cs="Times New Roman"/>
+                <w:b/>
+                <w:bCs/>
+                <w:noProof/>
+              </w:rPr>
+              <w:t>11.</w:t>
+            </w:r>
+            <w:r>
+              <w:rPr>
+                <w:rFonts w:eastAsiaTheme="minorEastAsia"/>
+                <w:noProof/>
+              </w:rPr>
+              <w:tab/>
+            </w:r>
+            <w:r>
+              <w:rPr>
+                <w:rStyle w:val="Hyperlink"/>
+                <w:rFonts w:ascii="Times New Roman" w:hAnsi="Times New Roman" w:cs="Times New Roman"/>
+                <w:b/>
+                <w:bCs/>
+                <w:noProof/>
+              </w:rPr>
+              <w:t>Stakeholder Analysis, Team Charter, and Project Charter</w:t>
+            </w:r>
+            <w:r>
+              <w:rPr>
+                <w:noProof/>
+                <w:webHidden/>
+              </w:rPr>
+              <w:tab/>
+            </w:r>
+            <w:r>
+              <w:rPr>
+                <w:noProof/>
+                <w:webHidden/>
+              </w:rPr>
+              <w:fldChar w:fldCharType="begin"/>
+            </w:r>
+            <w:r>
+              <w:rPr>
+                <w:noProof/>
+                <w:webHidden/>
+              </w:rPr>
+              <w:instrText xml:space="preserve"> PAGEREF _Toc244185924 \h </w:instrText>
+            </w:r>
+            <w:r>
+              <w:rPr>
+                <w:noProof/>
+                <w:webHidden/>
+              </w:rPr>
+            </w:r>
+            <w:r>
+              <w:rPr>
+                <w:noProof/>
+                <w:webHidden/>
+              </w:rPr>
+              <w:fldChar w:fldCharType="separate"/>
+            </w:r>
+            <w:r>
+              <w:rPr>
+                <w:noProof/>
+                <w:webHidden/>
+              </w:rPr>
+              <w:t>30</w:t>
+            </w:r>
+            <w:r>
+              <w:rPr>
+                <w:noProof/>
+                <w:webHidden/>
+              </w:rPr>
+              <w:fldChar w:fldCharType="end"/>
+            </w:r>
+          </w:hyperlink>
+        </w:p>
+        <w:p>
+          <w:pPr>
+            <w:pStyle w:val="TOC2"/>
+            <w:tabs>
+              <w:tab w:val="left" w:pos="960"/>
+            </w:tabs>
+            <w:rPr>
+              <w:rFonts w:asciiTheme="minorHAnsi" w:eastAsiaTheme="minorEastAsia" w:hAnsiTheme="minorHAnsi" w:cstheme="minorBidi"/>
+            </w:rPr>
+          </w:pPr>
+          <w:hyperlink w:anchor="_Toc244185925" w:history="1">
+            <w:r>
+              <w:rPr>
+                <w:rStyle w:val="Hyperlink"/>
+              </w:rPr>
+              <w:t>11.1.</w:t>
+            </w:r>
+            <w:r>
+              <w:rPr>
+                <w:rFonts w:asciiTheme="minorHAnsi" w:eastAsiaTheme="minorEastAsia" w:hAnsiTheme="minorHAnsi" w:cstheme="minorBidi"/>
+              </w:rPr>
+              <w:tab/>
+            </w:r>
+            <w:r>
+              <w:rPr>
+                <w:rStyle w:val="Hyperlink"/>
+              </w:rPr>
+              <w:t>Stakeholder Power-Interest Grid Analysis</w:t>
+            </w:r>
+            <w:r>
+              <w:rPr>
+                <w:webHidden/>
+              </w:rPr>
+              <w:tab/>
+            </w:r>
+            <w:r>
+              <w:rPr>
+                <w:webHidden/>
+              </w:rPr>
+              <w:fldChar w:fldCharType="begin"/>
+            </w:r>
+            <w:r>
+              <w:rPr>
+                <w:webHidden/>
+              </w:rPr>
+              <w:instrText xml:space="preserve"> PAGEREF _Toc244185925 \h </w:instrText>
+            </w:r>
+            <w:r>
+              <w:rPr>
+                <w:webHidden/>
+              </w:rPr>
+            </w:r>
+            <w:r>
+              <w:rPr>
+                <w:webHidden/>
+              </w:rPr>
+              <w:fldChar w:fldCharType="separate"/>
+            </w:r>
+            <w:r>
+              <w:rPr>
+                <w:webHidden/>
+              </w:rPr>
+              <w:t>30</w:t>
+            </w:r>
+            <w:r>
+              <w:rPr>
+                <w:webHidden/>
+              </w:rPr>
+              <w:fldChar w:fldCharType="end"/>
+            </w:r>
+          </w:hyperlink>
+        </w:p>
+        <w:p>
+          <w:pPr>
+            <w:pStyle w:val="TOC2"/>
+            <w:tabs>
+              <w:tab w:val="left" w:pos="960"/>
+            </w:tabs>
+            <w:rPr>
+              <w:rFonts w:asciiTheme="minorHAnsi" w:eastAsiaTheme="minorEastAsia" w:hAnsiTheme="minorHAnsi" w:cstheme="minorBidi"/>
+            </w:rPr>
+          </w:pPr>
+          <w:hyperlink w:anchor="_Toc244185926" w:history="1">
+            <w:r>
+              <w:rPr>
+                <w:rStyle w:val="Hyperlink"/>
+              </w:rPr>
+              <w:t>11.2.</w:t>
+            </w:r>
+            <w:r>
+              <w:rPr>
+                <w:rFonts w:asciiTheme="minorHAnsi" w:eastAsiaTheme="minorEastAsia" w:hAnsiTheme="minorHAnsi" w:cstheme="minorBidi"/>
+              </w:rPr>
+              <w:tab/>
+            </w:r>
+            <w:r>
+              <w:rPr>
+                <w:rStyle w:val="Hyperlink"/>
+              </w:rPr>
+              <w:t>Conflict Resolution and Leadership Pathways:</w:t>
+            </w:r>
+            <w:r>
+              <w:rPr>
+                <w:webHidden/>
+              </w:rPr>
+              <w:tab/>
+            </w:r>
+            <w:r>
+              <w:rPr>
+                <w:webHidden/>
+              </w:rPr>
+              <w:fldChar w:fldCharType="begin"/>
+            </w:r>
+            <w:r>
+              <w:rPr>
+                <w:webHidden/>
+              </w:rPr>
+              <w:instrText xml:space="preserve"> PAGEREF _Toc244185926 \h </w:instrText>
+            </w:r>
+            <w:r>
+              <w:rPr>
+                <w:webHidden/>
+              </w:rPr>
+            </w:r>
+            <w:r>
+              <w:rPr>
+                <w:webHidden/>
+              </w:rPr>
+              <w:fldChar w:fldCharType="separate"/>
+            </w:r>
+            <w:r>
+              <w:rPr>
+                <w:webHidden/>
+              </w:rPr>
+              <w:t>31</w:t>
+            </w:r>
+            <w:r>
+              <w:rPr>
+                <w:webHidden/>
+              </w:rPr>
+              <w:fldChar w:fldCharType="end"/>
+            </w:r>
+          </w:hyperlink>
+        </w:p>
+        <w:p>
+          <w:pPr>
+            <w:pStyle w:val="TOC2"/>
+            <w:tabs>
+              <w:tab w:val="left" w:pos="960"/>
+            </w:tabs>
+            <w:rPr>
+              <w:rFonts w:asciiTheme="minorHAnsi" w:eastAsiaTheme="minorEastAsia" w:hAnsiTheme="minorHAnsi" w:cstheme="minorBidi"/>
+            </w:rPr>
+          </w:pPr>
+          <w:hyperlink w:anchor="_Toc244185927" w:history="1">
+            <w:r>
+              <w:rPr>
+                <w:rStyle w:val="Hyperlink"/>
+              </w:rPr>
+              <w:t>11.3.</w:t>
+            </w:r>
+            <w:r>
+              <w:rPr>
+                <w:rFonts w:asciiTheme="minorHAnsi" w:eastAsiaTheme="minorEastAsia" w:hAnsiTheme="minorHAnsi" w:cstheme="minorBidi"/>
+              </w:rPr>
+              <w:tab/>
+            </w:r>
+            <w:r>
+              <w:rPr>
+                <w:rStyle w:val="Hyperlink"/>
+              </w:rPr>
+              <w:t>Team Charter</w:t>
+            </w:r>
+            <w:r>
+              <w:rPr>
+                <w:webHidden/>
+              </w:rPr>
+              <w:tab/>
+            </w:r>
+            <w:r>
+              <w:rPr>
+                <w:webHidden/>
+              </w:rPr>
+              <w:fldChar w:fldCharType="begin"/>
+            </w:r>
+            <w:r>
+              <w:rPr>
+                <w:webHidden/>
+              </w:rPr>
+              <w:instrText xml:space="preserve"> PAGEREF _Toc244185927 \h </w:instrText>
+            </w:r>
+            <w:r>
+              <w:rPr>
+                <w:webHidden/>
+              </w:rPr>
+            </w:r>
+            <w:r>
+              <w:rPr>
+                <w:webHidden/>
+              </w:rPr>
+              <w:fldChar w:fldCharType="separate"/>
+            </w:r>
+            <w:r>
+              <w:rPr>
+                <w:webHidden/>
+              </w:rPr>
+              <w:t>32</w:t>
+            </w:r>
+            <w:r>
+              <w:rPr>
+                <w:webHidden/>
+              </w:rPr>
+              <w:fldChar w:fldCharType="end"/>
+            </w:r>
+          </w:hyperlink>
+        </w:p>
+        <w:p>
+          <w:pPr>
+            <w:pStyle w:val="TOC2"/>
+            <w:tabs>
+              <w:tab w:val="left" w:pos="960"/>
+            </w:tabs>
+            <w:rPr>
+              <w:rFonts w:asciiTheme="minorHAnsi" w:eastAsiaTheme="minorEastAsia" w:hAnsiTheme="minorHAnsi" w:cstheme="minorBidi"/>
+            </w:rPr>
+          </w:pPr>
+          <w:hyperlink w:anchor="_Toc244185928" w:history="1">
+            <w:r>
+              <w:rPr>
+                <w:rStyle w:val="Hyperlink"/>
+              </w:rPr>
+              <w:t>11.4.</w:t>
+            </w:r>
+            <w:r>
+              <w:rPr>
+                <w:rFonts w:asciiTheme="minorHAnsi" w:eastAsiaTheme="minorEastAsia" w:hAnsiTheme="minorHAnsi" w:cstheme="minorBidi"/>
+              </w:rPr>
+              <w:tab/>
+            </w:r>
+            <w:r>
+              <w:rPr>
+                <w:rStyle w:val="Hyperlink"/>
+              </w:rPr>
+              <w:t>Project Charter</w:t>
+            </w:r>
+            <w:r>
+              <w:rPr>
+                <w:webHidden/>
+              </w:rPr>
+              <w:tab/>
+            </w:r>
+            <w:r>
+              <w:rPr>
+                <w:webHidden/>
+              </w:rPr>
+              <w:fldChar w:fldCharType="begin"/>
+            </w:r>
+            <w:r>
+              <w:rPr>
+                <w:webHidden/>
+              </w:rPr>
+              <w:instrText xml:space="preserve"> PAGEREF _Toc244185928 \h </w:instrText>
+            </w:r>
+            <w:r>
+              <w:rPr>
+                <w:webHidden/>
+              </w:rPr>
+            </w:r>
+            <w:r>
+              <w:rPr>
+                <w:webHidden/>
+              </w:rPr>
+              <w:fldChar w:fldCharType="separate"/>
+            </w:r>
+            <w:r>
+              <w:rPr>
+                <w:webHidden/>
+              </w:rPr>
+              <w:t>34</w:t>
             </w:r>
             <w:r>
               <w:rPr>
@@ -3439,43 +3817,6 @@
       <w:pPr>
         <w:rPr>
           <w:rFonts w:ascii="Times New Roman" w:hAnsi="Times New Roman" w:cs="Times New Roman"/>
-        </w:rPr>
-      </w:pPr>
-    </w:p>
-    <w:p>
-      <w:pPr>
-        <w:rPr>
-          <w:rFonts w:ascii="Times New Roman" w:hAnsi="Times New Roman" w:cs="Times New Roman"/>
-        </w:rPr>
-      </w:pPr>
-    </w:p>
-    <w:p>
-      <w:pPr>
-        <w:rPr>
-          <w:rFonts w:ascii="Times New Roman" w:hAnsi="Times New Roman" w:cs="Times New Roman"/>
-        </w:rPr>
-      </w:pPr>
-    </w:p>
-    <w:p>
-      <w:pPr>
-        <w:rPr>
-          <w:rFonts w:ascii="Times New Roman" w:hAnsi="Times New Roman" w:cs="Times New Roman"/>
-          <w:color w:val="000000" w:themeColor="text1"/>
-        </w:rPr>
-      </w:pPr>
-    </w:p>
-    <w:p>
-      <w:pPr>
-        <w:rPr>
-          <w:rFonts w:ascii="Times New Roman" w:hAnsi="Times New Roman" w:cs="Times New Roman"/>
-          <w:color w:val="000000" w:themeColor="text1"/>
-        </w:rPr>
-      </w:pPr>
-    </w:p>
-    <w:p>
-      <w:pPr>
-        <w:rPr>
-          <w:rFonts w:ascii="Times New Roman" w:hAnsi="Times New Roman" w:cs="Times New Roman"/>
           <w:color w:val="000000" w:themeColor="text1"/>
         </w:rPr>
       </w:pPr>
@@ -3585,7 +3926,7 @@
           <w:szCs w:val="36"/>
         </w:rPr>
       </w:pPr>
-      <w:bookmarkStart w:id="0" w:name="_Toc244109103"/>
+      <w:bookmarkStart w:id="0" w:name="_Toc244185878"/>
       <w:r>
         <w:rPr>
           <w:rFonts w:ascii="Times New Roman" w:hAnsi="Times New Roman" w:cs="Times New Roman"/>
@@ -3612,7 +3953,7 @@
         </w:rPr>
       </w:pPr>
       <w:bookmarkStart w:id="1" w:name="_Toc239877285"/>
-      <w:bookmarkStart w:id="2" w:name="_Toc244109104"/>
+      <w:bookmarkStart w:id="2" w:name="_Toc244185879"/>
       <w:r>
         <w:rPr>
           <w:rFonts w:ascii="Times New Roman" w:hAnsi="Times New Roman" w:cs="Times New Roman"/>
@@ -3701,7 +4042,7 @@
         </w:rPr>
       </w:pPr>
       <w:bookmarkStart w:id="3" w:name="_Toc239877286"/>
-      <w:bookmarkStart w:id="4" w:name="_Toc244109105"/>
+      <w:bookmarkStart w:id="4" w:name="_Toc244185880"/>
       <w:r>
         <w:rPr>
           <w:rFonts w:ascii="Times New Roman" w:hAnsi="Times New Roman" w:cs="Times New Roman"/>
@@ -3782,7 +4123,7 @@
           <w:szCs w:val="36"/>
         </w:rPr>
       </w:pPr>
-      <w:bookmarkStart w:id="5" w:name="_Toc244109106"/>
+      <w:bookmarkStart w:id="5" w:name="_Toc244185881"/>
       <w:r>
         <w:rPr>
           <w:rFonts w:ascii="Times New Roman" w:hAnsi="Times New Roman" w:cs="Times New Roman"/>
@@ -4152,7 +4493,7 @@
           <w:szCs w:val="36"/>
         </w:rPr>
       </w:pPr>
-      <w:bookmarkStart w:id="6" w:name="_Toc244109107"/>
+      <w:bookmarkStart w:id="6" w:name="_Toc244185882"/>
       <w:r>
         <w:rPr>
           <w:rFonts w:ascii="Times New Roman" w:hAnsi="Times New Roman" w:cs="Times New Roman"/>
@@ -5734,7 +6075,7 @@
           <w:szCs w:val="36"/>
         </w:rPr>
       </w:pPr>
-      <w:bookmarkStart w:id="7" w:name="_Toc244109108"/>
+      <w:bookmarkStart w:id="7" w:name="_Toc244185883"/>
       <w:r>
         <w:rPr>
           <w:rFonts w:ascii="Times New Roman" w:hAnsi="Times New Roman" w:cs="Times New Roman"/>
@@ -6176,7 +6517,7 @@
           <w:szCs w:val="36"/>
         </w:rPr>
       </w:pPr>
-      <w:bookmarkStart w:id="8" w:name="_Toc244109109"/>
+      <w:bookmarkStart w:id="8" w:name="_Toc244185884"/>
       <w:r>
         <w:rPr>
           <w:rFonts w:ascii="Times New Roman" w:hAnsi="Times New Roman" w:cs="Times New Roman"/>
@@ -6198,7 +6539,7 @@
           <w:color w:val="000000" w:themeColor="text1"/>
         </w:rPr>
       </w:pPr>
-      <w:bookmarkStart w:id="9" w:name="_Toc244109110"/>
+      <w:bookmarkStart w:id="9" w:name="_Toc244185885"/>
       <w:r>
         <w:rPr>
           <w:rFonts w:ascii="Times New Roman" w:hAnsi="Times New Roman" w:cs="Times New Roman"/>
@@ -6417,7 +6758,7 @@
           <w:color w:val="000000" w:themeColor="text1"/>
         </w:rPr>
       </w:pPr>
-      <w:bookmarkStart w:id="10" w:name="_Toc244109111"/>
+      <w:bookmarkStart w:id="10" w:name="_Toc244185886"/>
       <w:r>
         <w:rPr>
           <w:rFonts w:ascii="Times New Roman" w:hAnsi="Times New Roman" w:cs="Times New Roman"/>
@@ -6636,7 +6977,7 @@
           <w:color w:val="000000" w:themeColor="text1"/>
         </w:rPr>
       </w:pPr>
-      <w:bookmarkStart w:id="11" w:name="_Toc244109112"/>
+      <w:bookmarkStart w:id="11" w:name="_Toc244185887"/>
       <w:r>
         <w:rPr>
           <w:rFonts w:ascii="Times New Roman" w:hAnsi="Times New Roman" w:cs="Times New Roman"/>
@@ -6836,7 +7177,7 @@
           <w:color w:val="000000" w:themeColor="text1"/>
         </w:rPr>
       </w:pPr>
-      <w:bookmarkStart w:id="12" w:name="_Toc244109113"/>
+      <w:bookmarkStart w:id="12" w:name="_Toc244185888"/>
       <w:r>
         <w:rPr>
           <w:rFonts w:ascii="Times New Roman" w:hAnsi="Times New Roman" w:cs="Times New Roman"/>
@@ -7015,7 +7356,7 @@
           <w:color w:val="000000" w:themeColor="text1"/>
         </w:rPr>
       </w:pPr>
-      <w:bookmarkStart w:id="13" w:name="_Toc244109114"/>
+      <w:bookmarkStart w:id="13" w:name="_Toc244185889"/>
       <w:r>
         <w:rPr>
           <w:rFonts w:ascii="Times New Roman" w:hAnsi="Times New Roman" w:cs="Times New Roman"/>
@@ -7226,7 +7567,7 @@
           <w:color w:val="000000" w:themeColor="text1"/>
         </w:rPr>
       </w:pPr>
-      <w:bookmarkStart w:id="14" w:name="_Toc244109115"/>
+      <w:bookmarkStart w:id="14" w:name="_Toc244185890"/>
       <w:r>
         <w:rPr>
           <w:rFonts w:ascii="Times New Roman" w:hAnsi="Times New Roman" w:cs="Times New Roman"/>
@@ -7464,7 +7805,7 @@
           <w:color w:val="000000" w:themeColor="text1"/>
         </w:rPr>
       </w:pPr>
-      <w:bookmarkStart w:id="15" w:name="_Toc244109116"/>
+      <w:bookmarkStart w:id="15" w:name="_Toc244185891"/>
       <w:r>
         <w:rPr>
           <w:rFonts w:ascii="Times New Roman" w:hAnsi="Times New Roman" w:cs="Times New Roman"/>
@@ -7644,7 +7985,7 @@
           <w:color w:val="000000" w:themeColor="text1"/>
         </w:rPr>
       </w:pPr>
-      <w:bookmarkStart w:id="16" w:name="_Toc244109117"/>
+      <w:bookmarkStart w:id="16" w:name="_Toc244185892"/>
       <w:r>
         <w:rPr>
           <w:rFonts w:ascii="Times New Roman" w:hAnsi="Times New Roman" w:cs="Times New Roman"/>
@@ -7863,7 +8204,7 @@
           <w:color w:val="000000" w:themeColor="text1"/>
         </w:rPr>
       </w:pPr>
-      <w:bookmarkStart w:id="17" w:name="_Toc244109118"/>
+      <w:bookmarkStart w:id="17" w:name="_Toc244185893"/>
       <w:r>
         <w:rPr>
           <w:rFonts w:ascii="Times New Roman" w:hAnsi="Times New Roman" w:cs="Times New Roman"/>
@@ -8070,7 +8411,7 @@
           <w:color w:val="000000" w:themeColor="text1"/>
         </w:rPr>
       </w:pPr>
-      <w:bookmarkStart w:id="18" w:name="_Toc244109119"/>
+      <w:bookmarkStart w:id="18" w:name="_Toc244185894"/>
       <w:r>
         <w:rPr>
           <w:rFonts w:ascii="Times New Roman" w:hAnsi="Times New Roman" w:cs="Times New Roman"/>
@@ -8256,7 +8597,7 @@
           <w:color w:val="000000" w:themeColor="text1"/>
         </w:rPr>
       </w:pPr>
-      <w:bookmarkStart w:id="19" w:name="_Toc244109120"/>
+      <w:bookmarkStart w:id="19" w:name="_Toc244185895"/>
       <w:r>
         <w:rPr>
           <w:rFonts w:ascii="Times New Roman" w:hAnsi="Times New Roman" w:cs="Times New Roman"/>
@@ -8490,7 +8831,7 @@
           <w:color w:val="000000" w:themeColor="text1"/>
         </w:rPr>
       </w:pPr>
-      <w:bookmarkStart w:id="20" w:name="_Toc244109121"/>
+      <w:bookmarkStart w:id="20" w:name="_Toc244185896"/>
       <w:r>
         <w:rPr>
           <w:rFonts w:ascii="Times New Roman" w:hAnsi="Times New Roman" w:cs="Times New Roman"/>
@@ -8710,7 +9051,7 @@
           <w:color w:val="000000" w:themeColor="text1"/>
         </w:rPr>
       </w:pPr>
-      <w:bookmarkStart w:id="21" w:name="_Toc244109122"/>
+      <w:bookmarkStart w:id="21" w:name="_Toc244185897"/>
       <w:r>
         <w:rPr>
           <w:rFonts w:ascii="Times New Roman" w:hAnsi="Times New Roman" w:cs="Times New Roman"/>
@@ -8902,7 +9243,7 @@
           <w:color w:val="000000" w:themeColor="text1"/>
         </w:rPr>
       </w:pPr>
-      <w:bookmarkStart w:id="22" w:name="_Toc244109123"/>
+      <w:bookmarkStart w:id="22" w:name="_Toc244185898"/>
       <w:r>
         <w:rPr>
           <w:rFonts w:ascii="Times New Roman" w:hAnsi="Times New Roman" w:cs="Times New Roman"/>
@@ -9102,7 +9443,7 @@
           <w:color w:val="000000" w:themeColor="text1"/>
         </w:rPr>
       </w:pPr>
-      <w:bookmarkStart w:id="23" w:name="_Toc244109124"/>
+      <w:bookmarkStart w:id="23" w:name="_Toc244185899"/>
       <w:r>
         <w:rPr>
           <w:rFonts w:ascii="Times New Roman" w:hAnsi="Times New Roman" w:cs="Times New Roman"/>
@@ -9288,7 +9629,7 @@
           <w:color w:val="000000" w:themeColor="text1"/>
         </w:rPr>
       </w:pPr>
-      <w:bookmarkStart w:id="24" w:name="_Toc244109125"/>
+      <w:bookmarkStart w:id="24" w:name="_Toc244185900"/>
       <w:r>
         <w:rPr>
           <w:rFonts w:ascii="Times New Roman" w:hAnsi="Times New Roman" w:cs="Times New Roman"/>
@@ -9549,7 +9890,7 @@
           <w:color w:val="000000" w:themeColor="text1"/>
         </w:rPr>
       </w:pPr>
-      <w:bookmarkStart w:id="25" w:name="_Toc244109126"/>
+      <w:bookmarkStart w:id="25" w:name="_Toc244185901"/>
       <w:r>
         <w:rPr>
           <w:rFonts w:ascii="Times New Roman" w:hAnsi="Times New Roman" w:cs="Times New Roman"/>
@@ -9783,7 +10124,7 @@
           <w:color w:val="000000" w:themeColor="text1"/>
         </w:rPr>
       </w:pPr>
-      <w:bookmarkStart w:id="26" w:name="_Toc244109127"/>
+      <w:bookmarkStart w:id="26" w:name="_Toc244185902"/>
       <w:r>
         <w:rPr>
           <w:rFonts w:ascii="Times New Roman" w:hAnsi="Times New Roman" w:cs="Times New Roman"/>
@@ -10066,7 +10407,7 @@
           <w:szCs w:val="36"/>
         </w:rPr>
       </w:pPr>
-      <w:bookmarkStart w:id="27" w:name="_Toc244109128"/>
+      <w:bookmarkStart w:id="27" w:name="_Toc244185903"/>
       <w:r>
         <w:rPr>
           <w:rFonts w:ascii="Times New Roman" w:hAnsi="Times New Roman" w:cs="Times New Roman"/>
@@ -10569,7 +10910,7 @@
           <w:szCs w:val="36"/>
         </w:rPr>
       </w:pPr>
-      <w:bookmarkStart w:id="28" w:name="_Toc244109129"/>
+      <w:bookmarkStart w:id="28" w:name="_Toc244185904"/>
       <w:r>
         <w:rPr>
           <w:rFonts w:ascii="Times New Roman" w:hAnsi="Times New Roman" w:cs="Times New Roman"/>
@@ -10674,7 +11015,7 @@
         </w:rPr>
         <w:t xml:space="preserve">     </w:t>
       </w:r>
-      <w:bookmarkStart w:id="29" w:name="_Toc244109130"/>
+      <w:bookmarkStart w:id="29" w:name="_Toc244185905"/>
       <w:r>
         <w:rPr>
           <w:rFonts w:ascii="Times New Roman" w:hAnsi="Times New Roman" w:cs="Times New Roman"/>
@@ -11091,7 +11432,7 @@
         </w:rPr>
         <w:t xml:space="preserve">  </w:t>
       </w:r>
-      <w:bookmarkStart w:id="30" w:name="_Toc244109131"/>
+      <w:bookmarkStart w:id="30" w:name="_Toc244185906"/>
       <w:r>
         <w:rPr>
           <w:rFonts w:ascii="Times New Roman" w:hAnsi="Times New Roman" w:cs="Times New Roman"/>
@@ -12294,7 +12635,7 @@
           <w:szCs w:val="36"/>
         </w:rPr>
       </w:pPr>
-      <w:bookmarkStart w:id="31" w:name="_Toc244109132"/>
+      <w:bookmarkStart w:id="31" w:name="_Toc244185907"/>
       <w:r>
         <w:rPr>
           <w:rFonts w:ascii="Times New Roman" w:hAnsi="Times New Roman" w:cs="Times New Roman"/>
@@ -12400,7 +12741,7 @@
         </w:rPr>
         <w:t xml:space="preserve"> </w:t>
       </w:r>
-      <w:bookmarkStart w:id="32" w:name="_Toc244109133"/>
+      <w:bookmarkStart w:id="32" w:name="_Toc244185908"/>
       <w:r>
         <w:rPr>
           <w:rFonts w:ascii="Times New Roman" w:hAnsi="Times New Roman" w:cs="Times New Roman"/>
@@ -12455,7 +12796,7 @@
           <w:color w:val="auto"/>
         </w:rPr>
       </w:pPr>
-      <w:bookmarkStart w:id="33" w:name="_Toc244109134"/>
+      <w:bookmarkStart w:id="33" w:name="_Toc244185909"/>
       <w:r>
         <w:rPr>
           <w:rFonts w:ascii="Times New Roman" w:hAnsi="Times New Roman" w:cs="Times New Roman"/>
@@ -12789,7 +13130,7 @@
           <w:color w:val="auto"/>
         </w:rPr>
       </w:pPr>
-      <w:bookmarkStart w:id="34" w:name="_Toc244109135"/>
+      <w:bookmarkStart w:id="34" w:name="_Toc244185910"/>
       <w:r>
         <w:rPr>
           <w:rFonts w:ascii="Times New Roman" w:hAnsi="Times New Roman" w:cs="Times New Roman"/>
@@ -13187,7 +13528,7 @@
           <w:color w:val="auto"/>
         </w:rPr>
       </w:pPr>
-      <w:bookmarkStart w:id="35" w:name="_Toc244109136"/>
+      <w:bookmarkStart w:id="35" w:name="_Toc244185911"/>
       <w:r>
         <w:rPr>
           <w:rFonts w:ascii="Times New Roman" w:hAnsi="Times New Roman" w:cs="Times New Roman"/>
@@ -13626,7 +13967,7 @@
           <w:color w:val="auto"/>
         </w:rPr>
       </w:pPr>
-      <w:bookmarkStart w:id="36" w:name="_Toc244109137"/>
+      <w:bookmarkStart w:id="36" w:name="_Toc244185912"/>
       <w:r>
         <w:rPr>
           <w:rFonts w:ascii="Times New Roman" w:hAnsi="Times New Roman" w:cs="Times New Roman"/>
@@ -14030,7 +14371,7 @@
         </w:rPr>
         <w:t xml:space="preserve"> </w:t>
       </w:r>
-      <w:bookmarkStart w:id="37" w:name="_Toc244109138"/>
+      <w:bookmarkStart w:id="37" w:name="_Toc244185913"/>
       <w:r>
         <w:rPr>
           <w:rFonts w:ascii="Times New Roman" w:hAnsi="Times New Roman" w:cs="Times New Roman"/>
@@ -14500,7 +14841,7 @@
           <w:szCs w:val="36"/>
         </w:rPr>
       </w:pPr>
-      <w:bookmarkStart w:id="38" w:name="_Toc244109139"/>
+      <w:bookmarkStart w:id="38" w:name="_Toc244185914"/>
       <w:r>
         <w:rPr>
           <w:rFonts w:ascii="Times New Roman" w:hAnsi="Times New Roman" w:cs="Times New Roman"/>
@@ -14640,7 +14981,7 @@
           <w:color w:val="000000" w:themeColor="text1"/>
         </w:rPr>
       </w:pPr>
-      <w:bookmarkStart w:id="39" w:name="_Toc244109140"/>
+      <w:bookmarkStart w:id="39" w:name="_Toc244185915"/>
       <w:r>
         <w:rPr>
           <w:rFonts w:ascii="Times New Roman" w:hAnsi="Times New Roman" w:cs="Times New Roman"/>
@@ -15772,7 +16113,7 @@
           <w:color w:val="000000" w:themeColor="text1"/>
         </w:rPr>
       </w:pPr>
-      <w:bookmarkStart w:id="40" w:name="_Toc244109141"/>
+      <w:bookmarkStart w:id="40" w:name="_Toc244185916"/>
       <w:r>
         <w:rPr>
           <w:rFonts w:ascii="Times New Roman" w:hAnsi="Times New Roman" w:cs="Times New Roman"/>
@@ -16091,7 +16432,7 @@
           <w:rFonts w:ascii="Times New Roman" w:hAnsi="Times New Roman" w:cs="Times New Roman"/>
         </w:rPr>
       </w:pPr>
-      <w:bookmarkStart w:id="41" w:name="_Toc244109142"/>
+      <w:bookmarkStart w:id="41" w:name="_Toc244185917"/>
       <w:r>
         <w:rPr>
           <w:rStyle w:val="Heading2Char"/>
@@ -16395,7 +16736,7 @@
           <w:szCs w:val="36"/>
         </w:rPr>
       </w:pPr>
-      <w:bookmarkStart w:id="42" w:name="_Toc244109143"/>
+      <w:bookmarkStart w:id="42" w:name="_Toc244185918"/>
       <w:r>
         <w:rPr>
           <w:rFonts w:ascii="Times New Roman" w:hAnsi="Times New Roman" w:cs="Times New Roman"/>
@@ -16571,7 +16912,7 @@
           <w:color w:val="auto"/>
         </w:rPr>
       </w:pPr>
-      <w:bookmarkStart w:id="43" w:name="_Toc244109144"/>
+      <w:bookmarkStart w:id="43" w:name="_Toc244185919"/>
       <w:r>
         <w:rPr>
           <w:rFonts w:ascii="Times New Roman" w:hAnsi="Times New Roman" w:cs="Times New Roman"/>
@@ -17069,7 +17410,7 @@
           <w:color w:val="000000" w:themeColor="text1"/>
         </w:rPr>
       </w:pPr>
-      <w:bookmarkStart w:id="44" w:name="_Toc244109145"/>
+      <w:bookmarkStart w:id="44" w:name="_Toc244185920"/>
       <w:r>
         <w:rPr>
           <w:rFonts w:ascii="Times New Roman" w:hAnsi="Times New Roman" w:cs="Times New Roman"/>
@@ -17571,7 +17912,7 @@
           <w:color w:val="auto"/>
         </w:rPr>
       </w:pPr>
-      <w:bookmarkStart w:id="45" w:name="_Toc244109146"/>
+      <w:bookmarkStart w:id="45" w:name="_Toc244185921"/>
       <w:r>
         <w:rPr>
           <w:rFonts w:ascii="Times New Roman" w:hAnsi="Times New Roman" w:cs="Times New Roman"/>
@@ -17971,7 +18312,7 @@
           <w:color w:val="auto"/>
         </w:rPr>
       </w:pPr>
-      <w:bookmarkStart w:id="46" w:name="_Toc244109147"/>
+      <w:bookmarkStart w:id="46" w:name="_Toc244185922"/>
       <w:r>
         <w:rPr>
           <w:rFonts w:ascii="Times New Roman" w:hAnsi="Times New Roman" w:cs="Times New Roman"/>
@@ -18328,7 +18669,7 @@
           <w:color w:val="auto"/>
         </w:rPr>
       </w:pPr>
-      <w:bookmarkStart w:id="47" w:name="_Toc244109148"/>
+      <w:bookmarkStart w:id="47" w:name="_Toc244185923"/>
       <w:r>
         <w:rPr>
           <w:rFonts w:ascii="Times New Roman" w:hAnsi="Times New Roman" w:cs="Times New Roman"/>
@@ -18701,6 +19042,7 @@
           <w:szCs w:val="36"/>
         </w:rPr>
       </w:pPr>
+      <w:bookmarkStart w:id="48" w:name="_Toc244185924"/>
       <w:r>
         <w:rPr>
           <w:rFonts w:ascii="Times New Roman" w:hAnsi="Times New Roman" w:cs="Times New Roman"/>
@@ -18724,6 +19066,7 @@
         </w:rPr>
         <w:t>am Charter, and Project Charter</w:t>
       </w:r>
+      <w:bookmarkEnd w:id="48"/>
     </w:p>
     <w:p>
       <w:pPr>
@@ -18737,6 +19080,7 @@
           <w:color w:val="auto"/>
         </w:rPr>
       </w:pPr>
+      <w:bookmarkStart w:id="49" w:name="_Toc244185925"/>
       <w:r>
         <w:rPr>
           <w:rFonts w:ascii="Times New Roman" w:hAnsi="Times New Roman" w:cs="Times New Roman"/>
@@ -18744,6 +19088,7 @@
         </w:rPr>
         <w:t>Stakeholder Power-Interest Grid Analysis</w:t>
       </w:r>
+      <w:bookmarkEnd w:id="49"/>
     </w:p>
     <w:p>
       <w:pPr>
@@ -18915,6 +19260,7 @@
           <w:rFonts w:ascii="Times New Roman" w:hAnsi="Times New Roman" w:cs="Times New Roman"/>
           <w:b/>
           <w:bCs/>
+          <w:noProof/>
         </w:rPr>
         <w:drawing>
           <wp:anchor distT="0" distB="0" distL="114300" distR="114300" simplePos="0" relativeHeight="251693568" behindDoc="0" locked="0" layoutInCell="1" allowOverlap="1" wp14:anchorId="2D5EE4CF" wp14:editId="508C247E">
@@ -19154,6 +19500,7 @@
           <w:rFonts w:ascii="Times New Roman" w:hAnsi="Times New Roman" w:cs="Times New Roman"/>
           <w:b/>
           <w:bCs/>
+          <w:noProof/>
         </w:rPr>
         <w:lastRenderedPageBreak/>
         <w:drawing>
@@ -19268,7 +19615,7 @@
                                 <w:sz w:val="18"/>
                                 <w:szCs w:val="18"/>
                               </w:rPr>
-                              <w:t>Table 1</w:t>
+                              <w:t>Table 11.1:</w:t>
                             </w:r>
                             <w:r>
                               <w:rPr>
@@ -19278,57 +19625,7 @@
                                 <w:sz w:val="18"/>
                                 <w:szCs w:val="18"/>
                               </w:rPr>
-                              <w:t>1</w:t>
-                            </w:r>
-                            <w:r>
-                              <w:rPr>
-                                <w:i/>
-                                <w:iCs/>
-                                <w:color w:val="171717" w:themeColor="background2" w:themeShade="1A"/>
-                                <w:sz w:val="18"/>
-                                <w:szCs w:val="18"/>
-                              </w:rPr>
-                              <w:t>.</w:t>
-                            </w:r>
-                            <w:r>
-                              <w:rPr>
-                                <w:i/>
-                                <w:iCs/>
-                                <w:color w:val="171717" w:themeColor="background2" w:themeShade="1A"/>
-                                <w:sz w:val="18"/>
-                                <w:szCs w:val="18"/>
-                              </w:rPr>
-                              <w:t>1</w:t>
-                            </w:r>
-                            <w:r>
-                              <w:rPr>
-                                <w:i/>
-                                <w:iCs/>
-                                <w:color w:val="171717" w:themeColor="background2" w:themeShade="1A"/>
-                                <w:sz w:val="18"/>
-                                <w:szCs w:val="18"/>
-                              </w:rPr>
-                              <w:t>:</w:t>
-                            </w:r>
-                            <w:r>
-                              <w:rPr>
-                                <w:i/>
-                                <w:iCs/>
-                                <w:color w:val="171717" w:themeColor="background2" w:themeShade="1A"/>
-                                <w:sz w:val="18"/>
-                                <w:szCs w:val="18"/>
-                              </w:rPr>
-                              <w:t xml:space="preserve"> </w:t>
-                            </w:r>
-                            <w:r>
-                              <w:rPr>
-                                <w:i/>
-                                <w:iCs/>
-                                <w:color w:val="171717" w:themeColor="background2" w:themeShade="1A"/>
-                                <w:sz w:val="18"/>
-                                <w:szCs w:val="18"/>
-                              </w:rPr>
-                              <w:t>Table</w:t>
+                              <w:t xml:space="preserve"> Table</w:t>
                             </w:r>
                             <w:r>
                               <w:rPr>
@@ -19383,7 +19680,7 @@
                           <w:sz w:val="18"/>
                           <w:szCs w:val="18"/>
                         </w:rPr>
-                        <w:t>Table 1</w:t>
+                        <w:t>Table 11.1:</w:t>
                       </w:r>
                       <w:r>
                         <w:rPr>
@@ -19393,57 +19690,7 @@
                           <w:sz w:val="18"/>
                           <w:szCs w:val="18"/>
                         </w:rPr>
-                        <w:t>1</w:t>
-                      </w:r>
-                      <w:r>
-                        <w:rPr>
-                          <w:i/>
-                          <w:iCs/>
-                          <w:color w:val="171717" w:themeColor="background2" w:themeShade="1A"/>
-                          <w:sz w:val="18"/>
-                          <w:szCs w:val="18"/>
-                        </w:rPr>
-                        <w:t>.</w:t>
-                      </w:r>
-                      <w:r>
-                        <w:rPr>
-                          <w:i/>
-                          <w:iCs/>
-                          <w:color w:val="171717" w:themeColor="background2" w:themeShade="1A"/>
-                          <w:sz w:val="18"/>
-                          <w:szCs w:val="18"/>
-                        </w:rPr>
-                        <w:t>1</w:t>
-                      </w:r>
-                      <w:r>
-                        <w:rPr>
-                          <w:i/>
-                          <w:iCs/>
-                          <w:color w:val="171717" w:themeColor="background2" w:themeShade="1A"/>
-                          <w:sz w:val="18"/>
-                          <w:szCs w:val="18"/>
-                        </w:rPr>
-                        <w:t>:</w:t>
-                      </w:r>
-                      <w:r>
-                        <w:rPr>
-                          <w:i/>
-                          <w:iCs/>
-                          <w:color w:val="171717" w:themeColor="background2" w:themeShade="1A"/>
-                          <w:sz w:val="18"/>
-                          <w:szCs w:val="18"/>
-                        </w:rPr>
-                        <w:t xml:space="preserve"> </w:t>
-                      </w:r>
-                      <w:r>
-                        <w:rPr>
-                          <w:i/>
-                          <w:iCs/>
-                          <w:color w:val="171717" w:themeColor="background2" w:themeShade="1A"/>
-                          <w:sz w:val="18"/>
-                          <w:szCs w:val="18"/>
-                        </w:rPr>
-                        <w:t>Table</w:t>
+                        <w:t xml:space="preserve"> Table</w:t>
                       </w:r>
                       <w:r>
                         <w:rPr>
@@ -19502,6 +19749,7 @@
           <w:color w:val="auto"/>
         </w:rPr>
       </w:pPr>
+      <w:bookmarkStart w:id="50" w:name="_Toc244185926"/>
       <w:r>
         <w:rPr>
           <w:rFonts w:ascii="Times New Roman" w:hAnsi="Times New Roman" w:cs="Times New Roman"/>
@@ -19509,6 +19757,7 @@
         </w:rPr>
         <w:t>Conflict Resolution and Leadership Pathways:</w:t>
       </w:r>
+      <w:bookmarkEnd w:id="50"/>
     </w:p>
     <w:p>
       <w:pPr>
@@ -19652,6 +19901,7 @@
           <w:color w:val="auto"/>
         </w:rPr>
       </w:pPr>
+      <w:bookmarkStart w:id="51" w:name="_Toc244185927"/>
       <w:r>
         <w:rPr>
           <w:rFonts w:ascii="Times New Roman" w:hAnsi="Times New Roman" w:cs="Times New Roman"/>
@@ -19660,6 +19910,7 @@
         <w:lastRenderedPageBreak/>
         <w:t>Team Charter</w:t>
       </w:r>
+      <w:bookmarkEnd w:id="51"/>
     </w:p>
     <w:p>
       <w:pPr>
@@ -19869,6 +20120,7 @@
           <w:rFonts w:ascii="Times New Roman" w:hAnsi="Times New Roman" w:cs="Times New Roman"/>
           <w:b/>
           <w:bCs/>
+          <w:noProof/>
         </w:rPr>
         <w:drawing>
           <wp:anchor distT="0" distB="0" distL="114300" distR="114300" simplePos="0" relativeHeight="251677696" behindDoc="0" locked="0" layoutInCell="1" allowOverlap="1" wp14:anchorId="6761DE1F" wp14:editId="26959996">
@@ -20162,25 +20414,7 @@
         <w:rPr>
           <w:rFonts w:ascii="Times New Roman" w:hAnsi="Times New Roman" w:cs="Times New Roman"/>
         </w:rPr>
-        <w:t xml:space="preserve"> minimum automated code test coverage of 85% across all microservices </w:t>
-      </w:r>
-      <w:r>
-        <w:rPr>
-          <w:rFonts w:ascii="Times New Roman" w:hAnsi="Times New Roman" w:cs="Times New Roman"/>
-        </w:rPr>
-        <w:t>(Non-Functional Requirement 0</w:t>
-      </w:r>
-      <w:r>
-        <w:rPr>
-          <w:rFonts w:ascii="Times New Roman" w:hAnsi="Times New Roman" w:cs="Times New Roman"/>
-        </w:rPr>
-        <w:t>5</w:t>
-      </w:r>
-      <w:r>
-        <w:rPr>
-          <w:rFonts w:ascii="Times New Roman" w:hAnsi="Times New Roman" w:cs="Times New Roman"/>
-        </w:rPr>
-        <w:t>).</w:t>
+        <w:t xml:space="preserve"> minimum automated code test coverage of 85% across all microservices (Non-Functional Requirement 05).</w:t>
       </w:r>
     </w:p>
     <w:p>
@@ -20589,6 +20823,7 @@
           <w:color w:val="auto"/>
         </w:rPr>
       </w:pPr>
+      <w:bookmarkStart w:id="52" w:name="_Toc244185928"/>
       <w:r>
         <w:rPr>
           <w:rFonts w:ascii="Times New Roman" w:hAnsi="Times New Roman" w:cs="Times New Roman"/>
@@ -20597,6 +20832,7 @@
         <w:lastRenderedPageBreak/>
         <w:t>Project Charter</w:t>
       </w:r>
+      <w:bookmarkEnd w:id="52"/>
     </w:p>
     <w:p>
       <w:pPr>
@@ -20707,27 +20943,7 @@
                                 <w:sz w:val="18"/>
                                 <w:szCs w:val="18"/>
                               </w:rPr>
-                              <w:t>.</w:t>
-                            </w:r>
-                            <w:r>
-                              <w:rPr>
-                                <w:i/>
-                                <w:iCs/>
-                                <w:color w:val="171717" w:themeColor="background2" w:themeShade="1A"/>
-                                <w:sz w:val="18"/>
-                                <w:szCs w:val="18"/>
-                              </w:rPr>
-                              <w:t>4</w:t>
-                            </w:r>
-                            <w:r>
-                              <w:rPr>
-                                <w:i/>
-                                <w:iCs/>
-                                <w:color w:val="171717" w:themeColor="background2" w:themeShade="1A"/>
-                                <w:sz w:val="18"/>
-                                <w:szCs w:val="18"/>
-                              </w:rPr>
-                              <w:t>:</w:t>
+                              <w:t>.4:</w:t>
                             </w:r>
                             <w:r>
                               <w:rPr>
@@ -20807,27 +21023,7 @@
                           <w:sz w:val="18"/>
                           <w:szCs w:val="18"/>
                         </w:rPr>
-                        <w:t>.</w:t>
-                      </w:r>
-                      <w:r>
-                        <w:rPr>
-                          <w:i/>
-                          <w:iCs/>
-                          <w:color w:val="171717" w:themeColor="background2" w:themeShade="1A"/>
-                          <w:sz w:val="18"/>
-                          <w:szCs w:val="18"/>
-                        </w:rPr>
-                        <w:t>4</w:t>
-                      </w:r>
-                      <w:r>
-                        <w:rPr>
-                          <w:i/>
-                          <w:iCs/>
-                          <w:color w:val="171717" w:themeColor="background2" w:themeShade="1A"/>
-                          <w:sz w:val="18"/>
-                          <w:szCs w:val="18"/>
-                        </w:rPr>
-                        <w:t>:</w:t>
+                        <w:t>.4:</w:t>
                       </w:r>
                       <w:r>
                         <w:rPr>
@@ -20898,27 +21094,25 @@
           <w:bCs/>
         </w:rPr>
       </w:pPr>
-    </w:p>
-    <w:p>
-      <w:pPr>
-        <w:spacing w:line="360" w:lineRule="auto"/>
+      <w:r>
         <w:rPr>
           <w:rFonts w:ascii="Times New Roman" w:hAnsi="Times New Roman" w:cs="Times New Roman"/>
           <w:b/>
           <w:bCs/>
         </w:rPr>
-      </w:pPr>
-      <w:r>
-        <w:rPr>
-          <w:rFonts w:ascii="Times New Roman" w:hAnsi="Times New Roman" w:cs="Times New Roman"/>
-          <w:b/>
-          <w:bCs/>
-        </w:rPr>
         <w:drawing>
-          <wp:inline distT="0" distB="0" distL="0" distR="0" wp14:anchorId="66E55BAF" wp14:editId="432D0281">
-            <wp:extent cx="5943600" cy="3674745"/>
-            <wp:effectExtent l="0" t="0" r="0" b="1905"/>
-            <wp:docPr id="307392364" name="Picture 1"/>
+          <wp:anchor distT="0" distB="0" distL="114300" distR="114300" simplePos="0" relativeHeight="251660288" behindDoc="0" locked="0" layoutInCell="1" allowOverlap="1" wp14:anchorId="623C2E6F" wp14:editId="13766EBE">
+            <wp:simplePos x="0" y="0"/>
+            <wp:positionH relativeFrom="margin">
+              <wp:align>center</wp:align>
+            </wp:positionH>
+            <wp:positionV relativeFrom="paragraph">
+              <wp:posOffset>40236</wp:posOffset>
+            </wp:positionV>
+            <wp:extent cx="4926072" cy="6345382"/>
+            <wp:effectExtent l="0" t="0" r="8255" b="0"/>
+            <wp:wrapNone/>
+            <wp:docPr id="1683081591" name="Picture 1"/>
             <wp:cNvGraphicFramePr>
               <a:graphicFrameLocks xmlns:a="http://schemas.openxmlformats.org/drawingml/2006/main" noChangeAspect="1"/>
             </wp:cNvGraphicFramePr>
@@ -20926,11 +21120,17 @@
               <a:graphicData uri="http://schemas.openxmlformats.org/drawingml/2006/picture">
                 <pic:pic xmlns:pic="http://schemas.openxmlformats.org/drawingml/2006/picture">
                   <pic:nvPicPr>
-                    <pic:cNvPr id="307392364" name=""/>
+                    <pic:cNvPr id="1683081591" name=""/>
                     <pic:cNvPicPr/>
                   </pic:nvPicPr>
                   <pic:blipFill>
-                    <a:blip r:embed="rId21"/>
+                    <a:blip r:embed="rId21">
+                      <a:extLst>
+                        <a:ext uri="{28A0092B-C50C-407E-A947-70E740481C1C}">
+                          <a14:useLocalDpi xmlns:a14="http://schemas.microsoft.com/office/drawing/2010/main" val="0"/>
+                        </a:ext>
+                      </a:extLst>
+                    </a:blip>
                     <a:stretch>
                       <a:fillRect/>
                     </a:stretch>
@@ -20938,7 +21138,7 @@
                   <pic:spPr>
                     <a:xfrm>
                       <a:off x="0" y="0"/>
-                      <a:ext cx="5943600" cy="3674745"/>
+                      <a:ext cx="4926072" cy="6345382"/>
                     </a:xfrm>
                     <a:prstGeom prst="rect">
                       <a:avLst/>
@@ -20947,168 +21147,58 @@
                 </pic:pic>
               </a:graphicData>
             </a:graphic>
-          </wp:inline>
+            <wp14:sizeRelH relativeFrom="margin">
+              <wp14:pctWidth>0</wp14:pctWidth>
+            </wp14:sizeRelH>
+            <wp14:sizeRelV relativeFrom="margin">
+              <wp14:pctHeight>0</wp14:pctHeight>
+            </wp14:sizeRelV>
+          </wp:anchor>
         </w:drawing>
       </w:r>
     </w:p>
     <w:p>
       <w:pPr>
-        <w:pStyle w:val="ListParagraph"/>
-        <w:numPr>
-          <w:ilvl w:val="0"/>
-          <w:numId w:val="5"/>
-        </w:numPr>
         <w:spacing w:line="360" w:lineRule="auto"/>
-        <w:rPr>
-          <w:rFonts w:ascii="Times New Roman" w:hAnsi="Times New Roman" w:cs="Times New Roman"/>
-        </w:rPr>
-      </w:pPr>
-      <w:r>
         <w:rPr>
           <w:rFonts w:ascii="Times New Roman" w:hAnsi="Times New Roman" w:cs="Times New Roman"/>
           <w:b/>
           <w:bCs/>
         </w:rPr>
-        <w:t xml:space="preserve">Project Title: </w:t>
-      </w:r>
-      <w:r>
-        <w:rPr>
-          <w:rFonts w:ascii="Times New Roman" w:hAnsi="Times New Roman" w:cs="Times New Roman"/>
-        </w:rPr>
-        <w:t>Smart Parking engine (SPE) Platform</w:t>
-      </w:r>
-    </w:p>
-    <w:p>
-      <w:pPr>
-        <w:pStyle w:val="ListParagraph"/>
-        <w:numPr>
-          <w:ilvl w:val="0"/>
-          <w:numId w:val="5"/>
-        </w:numPr>
+      </w:pPr>
+    </w:p>
+    <w:p>
+      <w:pPr>
         <w:spacing w:line="360" w:lineRule="auto"/>
-        <w:rPr>
-          <w:rFonts w:ascii="Times New Roman" w:hAnsi="Times New Roman" w:cs="Times New Roman"/>
-        </w:rPr>
-      </w:pPr>
-      <w:r>
         <w:rPr>
           <w:rFonts w:ascii="Times New Roman" w:hAnsi="Times New Roman" w:cs="Times New Roman"/>
           <w:b/>
           <w:bCs/>
         </w:rPr>
-        <w:t xml:space="preserve">Problem Statement: </w:t>
-      </w:r>
-      <w:r>
-        <w:rPr>
-          <w:rFonts w:ascii="Times New Roman" w:hAnsi="Times New Roman" w:cs="Times New Roman"/>
-        </w:rPr>
-        <w:t xml:space="preserve">Existing urban parking solutions suffer from high dynamic event pricing, lack of integrated </w:t>
-      </w:r>
-      <w:r>
-        <w:rPr>
-          <w:rFonts w:ascii="Times New Roman" w:hAnsi="Times New Roman" w:cs="Times New Roman"/>
-        </w:rPr>
-        <w:t>curbside and enclosed garage coverage, transaction convenience fees, and frequent</w:t>
-      </w:r>
-      <w:r>
-        <w:rPr>
-          <w:rFonts w:ascii="Times New Roman" w:hAnsi="Times New Roman" w:cs="Times New Roman"/>
-        </w:rPr>
-        <w:t xml:space="preserve"> inventory synchronization delays during peak usage, resulting in user navigation friction and garage operational inefficiencies.</w:t>
-      </w:r>
-    </w:p>
-    <w:p>
-      <w:pPr>
-        <w:pStyle w:val="ListParagraph"/>
-        <w:numPr>
-          <w:ilvl w:val="0"/>
-          <w:numId w:val="5"/>
-        </w:numPr>
+      </w:pPr>
+    </w:p>
+    <w:p>
+      <w:pPr>
         <w:spacing w:line="360" w:lineRule="auto"/>
-        <w:rPr>
-          <w:rFonts w:ascii="Times New Roman" w:hAnsi="Times New Roman" w:cs="Times New Roman"/>
-        </w:rPr>
-      </w:pPr>
-      <w:r>
         <w:rPr>
           <w:rFonts w:ascii="Times New Roman" w:hAnsi="Times New Roman" w:cs="Times New Roman"/>
           <w:b/>
           <w:bCs/>
         </w:rPr>
-        <w:t>Business Case:</w:t>
-      </w:r>
-      <w:r>
-        <w:rPr>
-          <w:rFonts w:ascii="Times New Roman" w:hAnsi="Times New Roman" w:cs="Times New Roman"/>
-        </w:rPr>
-        <w:t xml:space="preserve"> Developing an in-house unified smart parking platform eliminates transaction convenience fees for drivers </w:t>
-      </w:r>
-      <w:r>
-        <w:rPr>
-          <w:rFonts w:ascii="Times New Roman" w:hAnsi="Times New Roman" w:cs="Times New Roman"/>
-        </w:rPr>
-        <w:t xml:space="preserve">through enterprise garage partnership models, </w:t>
-      </w:r>
-      <w:r>
-        <w:rPr>
-          <w:rFonts w:ascii="Times New Roman" w:hAnsi="Times New Roman" w:cs="Times New Roman"/>
-        </w:rPr>
-        <w:lastRenderedPageBreak/>
-        <w:t>captures growing municipal transit demand, automates facility entry</w:t>
-      </w:r>
-      <w:r>
-        <w:rPr>
-          <w:rFonts w:ascii="Times New Roman" w:hAnsi="Times New Roman" w:cs="Times New Roman"/>
-        </w:rPr>
-        <w:t xml:space="preserve"> through Automated License Plate Recognition gate relays, and generates structured analytical revenue reports for operators.</w:t>
-      </w:r>
-    </w:p>
-    <w:p>
-      <w:pPr>
-        <w:pStyle w:val="ListParagraph"/>
-        <w:numPr>
-          <w:ilvl w:val="0"/>
-          <w:numId w:val="5"/>
-        </w:numPr>
+      </w:pPr>
+    </w:p>
+    <w:p>
+      <w:pPr>
         <w:spacing w:line="360" w:lineRule="auto"/>
-        <w:rPr>
-          <w:rFonts w:ascii="Times New Roman" w:hAnsi="Times New Roman" w:cs="Times New Roman"/>
-        </w:rPr>
-      </w:pPr>
-      <w:r>
         <w:rPr>
           <w:rFonts w:ascii="Times New Roman" w:hAnsi="Times New Roman" w:cs="Times New Roman"/>
           <w:b/>
           <w:bCs/>
         </w:rPr>
-        <w:t>Goal Statement:</w:t>
-      </w:r>
-      <w:r>
-        <w:rPr>
-          <w:rFonts w:ascii="Times New Roman" w:hAnsi="Times New Roman" w:cs="Times New Roman"/>
-        </w:rPr>
-        <w:t xml:space="preserve"> Deliver a fully functional, integrated, and cloud-deployed smart parking web and mobile platform within an 11-week development </w:t>
-      </w:r>
-      <w:r>
-        <w:rPr>
-          <w:rFonts w:ascii="Times New Roman" w:hAnsi="Times New Roman" w:cs="Times New Roman"/>
-        </w:rPr>
-        <w:t>timeline for a total baseline budget of $38,830, adhering strictly to ISO 27001 data encryption standards and Web Content Accessibility Guidelines (W</w:t>
-      </w:r>
-      <w:r>
-        <w:rPr>
-          <w:rFonts w:ascii="Times New Roman" w:hAnsi="Times New Roman" w:cs="Times New Roman"/>
-        </w:rPr>
-        <w:t>CAG) 2.1 AA accessibility standards.</w:t>
-      </w:r>
-    </w:p>
-    <w:p>
-      <w:pPr>
-        <w:pStyle w:val="ListParagraph"/>
-        <w:numPr>
-          <w:ilvl w:val="0"/>
-          <w:numId w:val="5"/>
-        </w:numPr>
+      </w:pPr>
+    </w:p>
+    <w:p>
+      <w:pPr>
         <w:spacing w:line="360" w:lineRule="auto"/>
         <w:rPr>
           <w:rFonts w:ascii="Times New Roman" w:hAnsi="Times New Roman" w:cs="Times New Roman"/>
@@ -21116,12 +21206,282 @@
           <w:bCs/>
         </w:rPr>
       </w:pPr>
-      <w:r>
+    </w:p>
+    <w:p>
+      <w:pPr>
+        <w:spacing w:line="360" w:lineRule="auto"/>
         <w:rPr>
           <w:rFonts w:ascii="Times New Roman" w:hAnsi="Times New Roman" w:cs="Times New Roman"/>
           <w:b/>
           <w:bCs/>
         </w:rPr>
+      </w:pPr>
+    </w:p>
+    <w:p>
+      <w:pPr>
+        <w:spacing w:line="360" w:lineRule="auto"/>
+        <w:rPr>
+          <w:rFonts w:ascii="Times New Roman" w:hAnsi="Times New Roman" w:cs="Times New Roman"/>
+          <w:b/>
+          <w:bCs/>
+        </w:rPr>
+      </w:pPr>
+    </w:p>
+    <w:p>
+      <w:pPr>
+        <w:spacing w:line="360" w:lineRule="auto"/>
+        <w:rPr>
+          <w:rFonts w:ascii="Times New Roman" w:hAnsi="Times New Roman" w:cs="Times New Roman"/>
+          <w:b/>
+          <w:bCs/>
+        </w:rPr>
+      </w:pPr>
+    </w:p>
+    <w:p>
+      <w:pPr>
+        <w:spacing w:line="360" w:lineRule="auto"/>
+        <w:rPr>
+          <w:rFonts w:ascii="Times New Roman" w:hAnsi="Times New Roman" w:cs="Times New Roman"/>
+          <w:b/>
+          <w:bCs/>
+        </w:rPr>
+      </w:pPr>
+    </w:p>
+    <w:p>
+      <w:pPr>
+        <w:spacing w:line="360" w:lineRule="auto"/>
+        <w:rPr>
+          <w:rFonts w:ascii="Times New Roman" w:hAnsi="Times New Roman" w:cs="Times New Roman"/>
+          <w:b/>
+          <w:bCs/>
+        </w:rPr>
+      </w:pPr>
+    </w:p>
+    <w:p>
+      <w:pPr>
+        <w:spacing w:line="360" w:lineRule="auto"/>
+        <w:rPr>
+          <w:rFonts w:ascii="Times New Roman" w:hAnsi="Times New Roman" w:cs="Times New Roman"/>
+          <w:b/>
+          <w:bCs/>
+        </w:rPr>
+      </w:pPr>
+    </w:p>
+    <w:p>
+      <w:pPr>
+        <w:spacing w:line="360" w:lineRule="auto"/>
+        <w:rPr>
+          <w:rFonts w:ascii="Times New Roman" w:hAnsi="Times New Roman" w:cs="Times New Roman"/>
+          <w:b/>
+          <w:bCs/>
+        </w:rPr>
+      </w:pPr>
+    </w:p>
+    <w:p>
+      <w:pPr>
+        <w:spacing w:line="360" w:lineRule="auto"/>
+        <w:rPr>
+          <w:rFonts w:ascii="Times New Roman" w:hAnsi="Times New Roman" w:cs="Times New Roman"/>
+          <w:b/>
+          <w:bCs/>
+        </w:rPr>
+      </w:pPr>
+    </w:p>
+    <w:p>
+      <w:pPr>
+        <w:spacing w:line="360" w:lineRule="auto"/>
+        <w:rPr>
+          <w:rFonts w:ascii="Times New Roman" w:hAnsi="Times New Roman" w:cs="Times New Roman"/>
+          <w:b/>
+          <w:bCs/>
+        </w:rPr>
+      </w:pPr>
+    </w:p>
+    <w:p>
+      <w:pPr>
+        <w:spacing w:line="360" w:lineRule="auto"/>
+        <w:rPr>
+          <w:rFonts w:ascii="Times New Roman" w:hAnsi="Times New Roman" w:cs="Times New Roman"/>
+          <w:b/>
+          <w:bCs/>
+        </w:rPr>
+      </w:pPr>
+    </w:p>
+    <w:p>
+      <w:pPr>
+        <w:spacing w:line="360" w:lineRule="auto"/>
+        <w:rPr>
+          <w:rFonts w:ascii="Times New Roman" w:hAnsi="Times New Roman" w:cs="Times New Roman"/>
+          <w:b/>
+          <w:bCs/>
+        </w:rPr>
+      </w:pPr>
+    </w:p>
+    <w:p>
+      <w:pPr>
+        <w:pStyle w:val="ListParagraph"/>
+        <w:numPr>
+          <w:ilvl w:val="0"/>
+          <w:numId w:val="5"/>
+        </w:numPr>
+        <w:spacing w:line="360" w:lineRule="auto"/>
+        <w:rPr>
+          <w:rFonts w:ascii="Times New Roman" w:hAnsi="Times New Roman" w:cs="Times New Roman"/>
+        </w:rPr>
+      </w:pPr>
+      <w:r>
+        <w:rPr>
+          <w:rFonts w:ascii="Times New Roman" w:hAnsi="Times New Roman" w:cs="Times New Roman"/>
+          <w:b/>
+          <w:bCs/>
+        </w:rPr>
+        <w:lastRenderedPageBreak/>
+        <w:t xml:space="preserve">Project Title: </w:t>
+      </w:r>
+      <w:r>
+        <w:rPr>
+          <w:rFonts w:ascii="Times New Roman" w:hAnsi="Times New Roman" w:cs="Times New Roman"/>
+        </w:rPr>
+        <w:t>Smart Parking engine (SPE) Platform</w:t>
+      </w:r>
+    </w:p>
+    <w:p>
+      <w:pPr>
+        <w:pStyle w:val="ListParagraph"/>
+        <w:numPr>
+          <w:ilvl w:val="0"/>
+          <w:numId w:val="5"/>
+        </w:numPr>
+        <w:spacing w:line="360" w:lineRule="auto"/>
+        <w:rPr>
+          <w:rFonts w:ascii="Times New Roman" w:hAnsi="Times New Roman" w:cs="Times New Roman"/>
+        </w:rPr>
+      </w:pPr>
+      <w:r>
+        <w:rPr>
+          <w:rFonts w:ascii="Times New Roman" w:hAnsi="Times New Roman" w:cs="Times New Roman"/>
+          <w:b/>
+          <w:bCs/>
+        </w:rPr>
+        <w:t xml:space="preserve">Problem Statement: </w:t>
+      </w:r>
+      <w:r>
+        <w:rPr>
+          <w:rFonts w:ascii="Times New Roman" w:hAnsi="Times New Roman" w:cs="Times New Roman"/>
+        </w:rPr>
+        <w:t xml:space="preserve">Existing urban parking solutions suffer from high dynamic event pricing, lack of integrated </w:t>
+      </w:r>
+      <w:r>
+        <w:rPr>
+          <w:rFonts w:ascii="Times New Roman" w:hAnsi="Times New Roman" w:cs="Times New Roman"/>
+        </w:rPr>
+        <w:t>curbside and enclosed garage coverage, transaction convenience fees, and frequent</w:t>
+      </w:r>
+      <w:r>
+        <w:rPr>
+          <w:rFonts w:ascii="Times New Roman" w:hAnsi="Times New Roman" w:cs="Times New Roman"/>
+        </w:rPr>
+        <w:t xml:space="preserve"> inventory synchronization delays during peak usage, resulting in user navigation friction and garage operational inefficiencies.</w:t>
+      </w:r>
+    </w:p>
+    <w:p>
+      <w:pPr>
+        <w:pStyle w:val="ListParagraph"/>
+        <w:numPr>
+          <w:ilvl w:val="0"/>
+          <w:numId w:val="5"/>
+        </w:numPr>
+        <w:spacing w:line="360" w:lineRule="auto"/>
+        <w:rPr>
+          <w:rFonts w:ascii="Times New Roman" w:hAnsi="Times New Roman" w:cs="Times New Roman"/>
+        </w:rPr>
+      </w:pPr>
+      <w:r>
+        <w:rPr>
+          <w:rFonts w:ascii="Times New Roman" w:hAnsi="Times New Roman" w:cs="Times New Roman"/>
+          <w:b/>
+          <w:bCs/>
+        </w:rPr>
+        <w:t>Business Case:</w:t>
+      </w:r>
+      <w:r>
+        <w:rPr>
+          <w:rFonts w:ascii="Times New Roman" w:hAnsi="Times New Roman" w:cs="Times New Roman"/>
+        </w:rPr>
+        <w:t xml:space="preserve"> Developing an in-house unified smart parking platform eliminates transaction convenience fees for drivers </w:t>
+      </w:r>
+      <w:r>
+        <w:rPr>
+          <w:rFonts w:ascii="Times New Roman" w:hAnsi="Times New Roman" w:cs="Times New Roman"/>
+        </w:rPr>
+        <w:t>through enterprise garage partnership models, captures growing municipal transit demand, automates facility entry</w:t>
+      </w:r>
+      <w:r>
+        <w:rPr>
+          <w:rFonts w:ascii="Times New Roman" w:hAnsi="Times New Roman" w:cs="Times New Roman"/>
+        </w:rPr>
+        <w:t xml:space="preserve"> through Automated License Plate Recognition gate relays, and generates structured analytical revenue reports for operators.</w:t>
+      </w:r>
+    </w:p>
+    <w:p>
+      <w:pPr>
+        <w:pStyle w:val="ListParagraph"/>
+        <w:numPr>
+          <w:ilvl w:val="0"/>
+          <w:numId w:val="5"/>
+        </w:numPr>
+        <w:spacing w:line="360" w:lineRule="auto"/>
+        <w:rPr>
+          <w:rFonts w:ascii="Times New Roman" w:hAnsi="Times New Roman" w:cs="Times New Roman"/>
+        </w:rPr>
+      </w:pPr>
+      <w:r>
+        <w:rPr>
+          <w:rFonts w:ascii="Times New Roman" w:hAnsi="Times New Roman" w:cs="Times New Roman"/>
+          <w:b/>
+          <w:bCs/>
+        </w:rPr>
+        <w:t>Goal Statement:</w:t>
+      </w:r>
+      <w:r>
+        <w:rPr>
+          <w:rFonts w:ascii="Times New Roman" w:hAnsi="Times New Roman" w:cs="Times New Roman"/>
+        </w:rPr>
+        <w:t xml:space="preserve"> Deliver a fully functional, integrated, and cloud-deployed smart parking web and mobile platform within an 11-week development </w:t>
+      </w:r>
+      <w:r>
+        <w:rPr>
+          <w:rFonts w:ascii="Times New Roman" w:hAnsi="Times New Roman" w:cs="Times New Roman"/>
+        </w:rPr>
+        <w:t>timeline for a total baseline budget of $38,830, adhering strictly to ISO 27001 data encryption standards and Web Content Accessibility Guidelines (W</w:t>
+      </w:r>
+      <w:r>
+        <w:rPr>
+          <w:rFonts w:ascii="Times New Roman" w:hAnsi="Times New Roman" w:cs="Times New Roman"/>
+        </w:rPr>
+        <w:t>CAG) 2.1 AA accessibility standards.</w:t>
+      </w:r>
+    </w:p>
+    <w:p>
+      <w:pPr>
+        <w:pStyle w:val="ListParagraph"/>
+        <w:numPr>
+          <w:ilvl w:val="0"/>
+          <w:numId w:val="5"/>
+        </w:numPr>
+        <w:spacing w:line="360" w:lineRule="auto"/>
+        <w:rPr>
+          <w:rFonts w:ascii="Times New Roman" w:hAnsi="Times New Roman" w:cs="Times New Roman"/>
+          <w:b/>
+          <w:bCs/>
+        </w:rPr>
+      </w:pPr>
+      <w:r>
+        <w:rPr>
+          <w:rFonts w:ascii="Times New Roman" w:hAnsi="Times New Roman" w:cs="Times New Roman"/>
+          <w:b/>
+          <w:bCs/>
+        </w:rPr>
         <w:t xml:space="preserve">Voice of Customer (VOC) &amp; Key Metrics: </w:t>
       </w:r>
     </w:p>
@@ -21384,6 +21744,7 @@
         <w:rPr>
           <w:rFonts w:ascii="Times New Roman" w:hAnsi="Times New Roman" w:cs="Times New Roman"/>
         </w:rPr>
+        <w:lastRenderedPageBreak/>
         <w:t xml:space="preserve">Weeks 3-4 </w:t>
       </w:r>
       <w:r>
@@ -21392,7 +21753,38 @@
           <w:i/>
           <w:iCs/>
         </w:rPr>
-        <w:t xml:space="preserve">(Milestone </w:t>
+        <w:t xml:space="preserve">(Milestone 2): </w:t>
+      </w:r>
+      <w:r>
+        <w:rPr>
+          <w:rFonts w:ascii="Times New Roman" w:hAnsi="Times New Roman" w:cs="Times New Roman"/>
+        </w:rPr>
+        <w:t>User and Operator Account Setup &amp; Interface Wirefra</w:t>
+      </w:r>
+      <w:r>
+        <w:rPr>
+          <w:rFonts w:ascii="Times New Roman" w:hAnsi="Times New Roman" w:cs="Times New Roman"/>
+        </w:rPr>
+        <w:t>ming,</w:t>
+      </w:r>
+    </w:p>
+    <w:p>
+      <w:pPr>
+        <w:pStyle w:val="ListParagraph"/>
+        <w:numPr>
+          <w:ilvl w:val="1"/>
+          <w:numId w:val="5"/>
+        </w:numPr>
+        <w:spacing w:line="360" w:lineRule="auto"/>
+        <w:rPr>
+          <w:rFonts w:ascii="Times New Roman" w:hAnsi="Times New Roman" w:cs="Times New Roman"/>
+        </w:rPr>
+      </w:pPr>
+      <w:r>
+        <w:rPr>
+          <w:rFonts w:ascii="Times New Roman" w:hAnsi="Times New Roman" w:cs="Times New Roman"/>
+        </w:rPr>
+        <w:t xml:space="preserve">Weeks 5-7 </w:t>
       </w:r>
       <w:r>
         <w:rPr>
@@ -21400,7 +21792,38 @@
           <w:i/>
           <w:iCs/>
         </w:rPr>
-        <w:t>2</w:t>
+        <w:t xml:space="preserve">(Milestone 3): </w:t>
+      </w:r>
+      <w:r>
+        <w:rPr>
+          <w:rFonts w:ascii="Times New Roman" w:hAnsi="Times New Roman" w:cs="Times New Roman"/>
+        </w:rPr>
+        <w:t xml:space="preserve">Garage Monitoring </w:t>
+      </w:r>
+      <w:r>
+        <w:rPr>
+          <w:rFonts w:ascii="Times New Roman" w:hAnsi="Times New Roman" w:cs="Times New Roman"/>
+        </w:rPr>
+        <w:t>Engine &amp; Live Sensor Web Socket Integration.</w:t>
+      </w:r>
+    </w:p>
+    <w:p>
+      <w:pPr>
+        <w:pStyle w:val="ListParagraph"/>
+        <w:numPr>
+          <w:ilvl w:val="1"/>
+          <w:numId w:val="5"/>
+        </w:numPr>
+        <w:spacing w:line="360" w:lineRule="auto"/>
+        <w:rPr>
+          <w:rFonts w:ascii="Times New Roman" w:hAnsi="Times New Roman" w:cs="Times New Roman"/>
+        </w:rPr>
+      </w:pPr>
+      <w:r>
+        <w:rPr>
+          <w:rFonts w:ascii="Times New Roman" w:hAnsi="Times New Roman" w:cs="Times New Roman"/>
+        </w:rPr>
+        <w:t xml:space="preserve">Weeks 9-10 </w:t>
       </w:r>
       <w:r>
         <w:rPr>
@@ -21408,7 +21831,32 @@
           <w:i/>
           <w:iCs/>
         </w:rPr>
-        <w:t>):</w:t>
+        <w:t xml:space="preserve">(Milestone 5): </w:t>
+      </w:r>
+      <w:r>
+        <w:rPr>
+          <w:rFonts w:ascii="Times New Roman" w:hAnsi="Times New Roman" w:cs="Times New Roman"/>
+        </w:rPr>
+        <w:t>Operator Analytics Reporting Dashboards &amp; Data Export Engine.</w:t>
+      </w:r>
+    </w:p>
+    <w:p>
+      <w:pPr>
+        <w:pStyle w:val="ListParagraph"/>
+        <w:numPr>
+          <w:ilvl w:val="1"/>
+          <w:numId w:val="5"/>
+        </w:numPr>
+        <w:spacing w:line="360" w:lineRule="auto"/>
+        <w:rPr>
+          <w:rFonts w:ascii="Times New Roman" w:hAnsi="Times New Roman" w:cs="Times New Roman"/>
+        </w:rPr>
+      </w:pPr>
+      <w:r>
+        <w:rPr>
+          <w:rFonts w:ascii="Times New Roman" w:hAnsi="Times New Roman" w:cs="Times New Roman"/>
+        </w:rPr>
+        <w:t xml:space="preserve">Week 11 </w:t>
       </w:r>
       <w:r>
         <w:rPr>
@@ -21416,26 +21864,32 @@
           <w:i/>
           <w:iCs/>
         </w:rPr>
+        <w:t>(Milestone 6):</w:t>
+      </w:r>
+      <w:r>
+        <w:rPr>
+          <w:rFonts w:ascii="Times New Roman" w:hAnsi="Times New Roman" w:cs="Times New Roman"/>
+        </w:rPr>
+        <w:t xml:space="preserve"> Final System Integration Testing, Quality</w:t>
+      </w:r>
+      <w:r>
+        <w:rPr>
+          <w:rFonts w:ascii="Times New Roman" w:hAnsi="Times New Roman" w:cs="Times New Roman"/>
+        </w:rPr>
         <w:t xml:space="preserve"> </w:t>
       </w:r>
       <w:r>
         <w:rPr>
           <w:rFonts w:ascii="Times New Roman" w:hAnsi="Times New Roman" w:cs="Times New Roman"/>
         </w:rPr>
-        <w:t>User and Operator Account Setup &amp; Interface Wirefra</w:t>
-      </w:r>
-      <w:r>
-        <w:rPr>
-          <w:rFonts w:ascii="Times New Roman" w:hAnsi="Times New Roman" w:cs="Times New Roman"/>
-        </w:rPr>
-        <w:t>ming,</w:t>
-      </w:r>
-    </w:p>
-    <w:p>
-      <w:pPr>
-        <w:pStyle w:val="ListParagraph"/>
-        <w:numPr>
-          <w:ilvl w:val="1"/>
+        <w:t>Assurance Verification, and Cloud Release.</w:t>
+      </w:r>
+    </w:p>
+    <w:p>
+      <w:pPr>
+        <w:pStyle w:val="ListParagraph"/>
+        <w:numPr>
+          <w:ilvl w:val="0"/>
           <w:numId w:val="5"/>
         </w:numPr>
         <w:spacing w:line="360" w:lineRule="auto"/>
@@ -21447,37 +21901,72 @@
         <w:rPr>
           <w:rFonts w:ascii="Times New Roman" w:hAnsi="Times New Roman" w:cs="Times New Roman"/>
         </w:rPr>
-        <w:t xml:space="preserve">Weeks 5-7 </w:t>
-      </w:r>
-      <w:r>
-        <w:rPr>
-          <w:rFonts w:ascii="Times New Roman" w:hAnsi="Times New Roman" w:cs="Times New Roman"/>
-          <w:i/>
-          <w:iCs/>
-        </w:rPr>
-        <w:t xml:space="preserve">(Milestone </w:t>
-      </w:r>
-      <w:r>
-        <w:rPr>
-          <w:rFonts w:ascii="Times New Roman" w:hAnsi="Times New Roman" w:cs="Times New Roman"/>
-          <w:i/>
-          <w:iCs/>
-        </w:rPr>
-        <w:t>3</w:t>
-      </w:r>
-      <w:r>
-        <w:rPr>
-          <w:rFonts w:ascii="Times New Roman" w:hAnsi="Times New Roman" w:cs="Times New Roman"/>
-          <w:i/>
-          <w:iCs/>
-        </w:rPr>
-        <w:t>):</w:t>
-      </w:r>
-      <w:r>
-        <w:rPr>
-          <w:rFonts w:ascii="Times New Roman" w:hAnsi="Times New Roman" w:cs="Times New Roman"/>
-          <w:i/>
-          <w:iCs/>
+        <w:t xml:space="preserve">Resources &amp; Budget Summary: </w:t>
+      </w:r>
+      <w:r>
+        <w:rPr>
+          <w:rFonts w:ascii="Times New Roman" w:hAnsi="Times New Roman" w:cs="Times New Roman"/>
+        </w:rPr>
+        <w:t xml:space="preserve">Total approved financial baseline of $38,830, comprising $35,300 in engineering labor (800 total hours across 5 core roles), $1,500 in cloud hosting, $500 in software tooling/licenses, and a 10% contingency reserve </w:t>
+      </w:r>
+      <w:r>
+        <w:rPr>
+          <w:rFonts w:ascii="Times New Roman" w:hAnsi="Times New Roman" w:cs="Times New Roman"/>
+        </w:rPr>
+        <w:t xml:space="preserve">($3,530) to safeguard against expenditure variances approaching </w:t>
+      </w:r>
+      <w:r>
+        <w:rPr>
+          <w:rFonts w:ascii="Times New Roman" w:hAnsi="Times New Roman" w:cs="Times New Roman"/>
+        </w:rPr>
+        <w:t xml:space="preserve">the </w:t>
+      </w:r>
+      <w:r>
+        <w:rPr>
+          <w:rFonts w:ascii="Times New Roman" w:hAnsi="Times New Roman" w:cs="Times New Roman"/>
+        </w:rPr>
+        <w:t>30% risk cap ($45,890).</w:t>
+      </w:r>
+    </w:p>
+    <w:p>
+      <w:pPr>
+        <w:pStyle w:val="ListParagraph"/>
+        <w:numPr>
+          <w:ilvl w:val="0"/>
+          <w:numId w:val="5"/>
+        </w:numPr>
+        <w:spacing w:line="360" w:lineRule="auto"/>
+        <w:rPr>
+          <w:rFonts w:ascii="Times New Roman" w:hAnsi="Times New Roman" w:cs="Times New Roman"/>
+        </w:rPr>
+      </w:pPr>
+      <w:r>
+        <w:rPr>
+          <w:rFonts w:ascii="Times New Roman" w:hAnsi="Times New Roman" w:cs="Times New Roman"/>
+        </w:rPr>
+        <w:t>Project Tea</w:t>
+      </w:r>
+      <w:r>
+        <w:rPr>
+          <w:rFonts w:ascii="Times New Roman" w:hAnsi="Times New Roman" w:cs="Times New Roman"/>
+        </w:rPr>
+        <w:t>m</w:t>
+      </w:r>
+      <w:r>
+        <w:rPr>
+          <w:rFonts w:ascii="Times New Roman" w:hAnsi="Times New Roman" w:cs="Times New Roman"/>
+        </w:rPr>
+        <w:t>: Alexa Rivera (Leader / PM), Marcela Villegas (Lead Developer), Sofia Chen (UI/UX Developer), Guillermo</w:t>
+      </w:r>
+      <w:r>
+        <w:rPr>
+          <w:rFonts w:ascii="Times New Roman" w:hAnsi="Times New Roman" w:cs="Times New Roman"/>
+        </w:rPr>
+        <w:t xml:space="preserve"> Martin</w:t>
+      </w:r>
+      <w:r>
+        <w:rPr>
+          <w:rFonts w:ascii="Times New Roman" w:hAnsi="Times New Roman" w:cs="Times New Roman"/>
         </w:rPr>
         <w:t xml:space="preserve"> </w:t>
       </w:r>
@@ -21485,22 +21974,11 @@
         <w:rPr>
           <w:rFonts w:ascii="Times New Roman" w:hAnsi="Times New Roman" w:cs="Times New Roman"/>
         </w:rPr>
-        <w:t xml:space="preserve">Garage Monitoring </w:t>
-      </w:r>
-      <w:r>
-        <w:rPr>
-          <w:rFonts w:ascii="Times New Roman" w:hAnsi="Times New Roman" w:cs="Times New Roman"/>
-        </w:rPr>
-        <w:t>Engine &amp; Live Sensor Web Socket Integration.</w:t>
-      </w:r>
-    </w:p>
-    <w:p>
-      <w:pPr>
-        <w:pStyle w:val="ListParagraph"/>
-        <w:numPr>
-          <w:ilvl w:val="1"/>
-          <w:numId w:val="5"/>
-        </w:numPr>
+        <w:t>(QA Tester), Giselle Denisse (DevOps Engineer).</w:t>
+      </w:r>
+    </w:p>
+    <w:p>
+      <w:pPr>
         <w:spacing w:line="360" w:lineRule="auto"/>
         <w:rPr>
           <w:rFonts w:ascii="Times New Roman" w:hAnsi="Times New Roman" w:cs="Times New Roman"/>
@@ -21510,254 +21988,8 @@
         <w:rPr>
           <w:rFonts w:ascii="Times New Roman" w:hAnsi="Times New Roman" w:cs="Times New Roman"/>
         </w:rPr>
-        <w:t xml:space="preserve">Weeks 9-10 </w:t>
-      </w:r>
-      <w:r>
-        <w:rPr>
-          <w:rFonts w:ascii="Times New Roman" w:hAnsi="Times New Roman" w:cs="Times New Roman"/>
-          <w:i/>
-          <w:iCs/>
-        </w:rPr>
-        <w:t xml:space="preserve">(Milestone </w:t>
-      </w:r>
-      <w:r>
-        <w:rPr>
-          <w:rFonts w:ascii="Times New Roman" w:hAnsi="Times New Roman" w:cs="Times New Roman"/>
-          <w:i/>
-          <w:iCs/>
-        </w:rPr>
-        <w:t>5</w:t>
-      </w:r>
-      <w:r>
-        <w:rPr>
-          <w:rFonts w:ascii="Times New Roman" w:hAnsi="Times New Roman" w:cs="Times New Roman"/>
-          <w:i/>
-          <w:iCs/>
-        </w:rPr>
-        <w:t>):</w:t>
-      </w:r>
-      <w:r>
-        <w:rPr>
-          <w:rFonts w:ascii="Times New Roman" w:hAnsi="Times New Roman" w:cs="Times New Roman"/>
-          <w:i/>
-          <w:iCs/>
-        </w:rPr>
         <w:t xml:space="preserve"> </w:t>
       </w:r>
-      <w:r>
-        <w:rPr>
-          <w:rFonts w:ascii="Times New Roman" w:hAnsi="Times New Roman" w:cs="Times New Roman"/>
-        </w:rPr>
-        <w:t>Operator Analytics Reporting Dashboards &amp; Data Export Engine.</w:t>
-      </w:r>
-    </w:p>
-    <w:p>
-      <w:pPr>
-        <w:pStyle w:val="ListParagraph"/>
-        <w:numPr>
-          <w:ilvl w:val="1"/>
-          <w:numId w:val="5"/>
-        </w:numPr>
-        <w:spacing w:line="360" w:lineRule="auto"/>
-        <w:rPr>
-          <w:rFonts w:ascii="Times New Roman" w:hAnsi="Times New Roman" w:cs="Times New Roman"/>
-        </w:rPr>
-      </w:pPr>
-      <w:r>
-        <w:rPr>
-          <w:rFonts w:ascii="Times New Roman" w:hAnsi="Times New Roman" w:cs="Times New Roman"/>
-        </w:rPr>
-        <w:lastRenderedPageBreak/>
-        <w:t xml:space="preserve">Week 11 </w:t>
-      </w:r>
-      <w:r>
-        <w:rPr>
-          <w:rFonts w:ascii="Times New Roman" w:hAnsi="Times New Roman" w:cs="Times New Roman"/>
-          <w:i/>
-          <w:iCs/>
-        </w:rPr>
-        <w:t xml:space="preserve">(Milestone </w:t>
-      </w:r>
-      <w:r>
-        <w:rPr>
-          <w:rFonts w:ascii="Times New Roman" w:hAnsi="Times New Roman" w:cs="Times New Roman"/>
-          <w:i/>
-          <w:iCs/>
-        </w:rPr>
-        <w:t>6</w:t>
-      </w:r>
-      <w:r>
-        <w:rPr>
-          <w:rFonts w:ascii="Times New Roman" w:hAnsi="Times New Roman" w:cs="Times New Roman"/>
-          <w:i/>
-          <w:iCs/>
-        </w:rPr>
-        <w:t>):</w:t>
-      </w:r>
-      <w:r>
-        <w:rPr>
-          <w:rFonts w:ascii="Times New Roman" w:hAnsi="Times New Roman" w:cs="Times New Roman"/>
-        </w:rPr>
-        <w:t xml:space="preserve"> Final System Integration Testing, Quality</w:t>
-      </w:r>
-      <w:r>
-        <w:rPr>
-          <w:rFonts w:ascii="Times New Roman" w:hAnsi="Times New Roman" w:cs="Times New Roman"/>
-        </w:rPr>
-        <w:t xml:space="preserve"> </w:t>
-      </w:r>
-      <w:r>
-        <w:rPr>
-          <w:rFonts w:ascii="Times New Roman" w:hAnsi="Times New Roman" w:cs="Times New Roman"/>
-        </w:rPr>
-        <w:t>Assurance Verification, and Cloud Release.</w:t>
-      </w:r>
-    </w:p>
-    <w:p>
-      <w:pPr>
-        <w:pStyle w:val="ListParagraph"/>
-        <w:numPr>
-          <w:ilvl w:val="0"/>
-          <w:numId w:val="5"/>
-        </w:numPr>
-        <w:spacing w:line="360" w:lineRule="auto"/>
-        <w:rPr>
-          <w:rFonts w:ascii="Times New Roman" w:hAnsi="Times New Roman" w:cs="Times New Roman"/>
-        </w:rPr>
-      </w:pPr>
-      <w:r>
-        <w:rPr>
-          <w:rFonts w:ascii="Times New Roman" w:hAnsi="Times New Roman" w:cs="Times New Roman"/>
-        </w:rPr>
-        <w:t xml:space="preserve">Resources &amp; Budget Summary: </w:t>
-      </w:r>
-      <w:r>
-        <w:rPr>
-          <w:rFonts w:ascii="Times New Roman" w:hAnsi="Times New Roman" w:cs="Times New Roman"/>
-        </w:rPr>
-        <w:t xml:space="preserve">Total approved financial baseline of $38,830, comprising $35,300 in engineering labor (800 total hours across 5 core roles), $1,500 in cloud hosting, $500 in software tooling/licenses, and a 10% contingency reserve </w:t>
-      </w:r>
-      <w:r>
-        <w:rPr>
-          <w:rFonts w:ascii="Times New Roman" w:hAnsi="Times New Roman" w:cs="Times New Roman"/>
-        </w:rPr>
-        <w:t xml:space="preserve">($3,530) to safeguard against expenditure variances approaching </w:t>
-      </w:r>
-      <w:r>
-        <w:rPr>
-          <w:rFonts w:ascii="Times New Roman" w:hAnsi="Times New Roman" w:cs="Times New Roman"/>
-        </w:rPr>
-        <w:t xml:space="preserve">the </w:t>
-      </w:r>
-      <w:r>
-        <w:rPr>
-          <w:rFonts w:ascii="Times New Roman" w:hAnsi="Times New Roman" w:cs="Times New Roman"/>
-        </w:rPr>
-        <w:t>30% risk cap ($45,890).</w:t>
-      </w:r>
-    </w:p>
-    <w:p>
-      <w:pPr>
-        <w:pStyle w:val="ListParagraph"/>
-        <w:numPr>
-          <w:ilvl w:val="0"/>
-          <w:numId w:val="5"/>
-        </w:numPr>
-        <w:spacing w:line="360" w:lineRule="auto"/>
-        <w:rPr>
-          <w:rFonts w:ascii="Times New Roman" w:hAnsi="Times New Roman" w:cs="Times New Roman"/>
-        </w:rPr>
-      </w:pPr>
-      <w:r>
-        <w:rPr>
-          <w:rFonts w:ascii="Times New Roman" w:hAnsi="Times New Roman" w:cs="Times New Roman"/>
-        </w:rPr>
-        <w:t>Project Tea</w:t>
-      </w:r>
-      <w:r>
-        <w:rPr>
-          <w:rFonts w:ascii="Times New Roman" w:hAnsi="Times New Roman" w:cs="Times New Roman"/>
-        </w:rPr>
-        <w:t>m</w:t>
-      </w:r>
-      <w:r>
-        <w:rPr>
-          <w:rFonts w:ascii="Times New Roman" w:hAnsi="Times New Roman" w:cs="Times New Roman"/>
-        </w:rPr>
-        <w:t>: Alexa Rivera (Leader / PM), Marcela Villegas (Lead Developer), Sofia Chen (UI/UX Developer), Guillermo</w:t>
-      </w:r>
-      <w:r>
-        <w:rPr>
-          <w:rFonts w:ascii="Times New Roman" w:hAnsi="Times New Roman" w:cs="Times New Roman"/>
-        </w:rPr>
-        <w:t xml:space="preserve"> Martin</w:t>
-      </w:r>
-      <w:r>
-        <w:rPr>
-          <w:rFonts w:ascii="Times New Roman" w:hAnsi="Times New Roman" w:cs="Times New Roman"/>
-        </w:rPr>
-        <w:t xml:space="preserve"> </w:t>
-      </w:r>
-      <w:r>
-        <w:rPr>
-          <w:rFonts w:ascii="Times New Roman" w:hAnsi="Times New Roman" w:cs="Times New Roman"/>
-        </w:rPr>
-        <w:t>(QA Tester), Giselle Denisse (DevOps Engineer).</w:t>
-      </w:r>
-    </w:p>
-    <w:p>
-      <w:pPr>
-        <w:spacing w:line="360" w:lineRule="auto"/>
-        <w:rPr>
-          <w:rFonts w:ascii="Times New Roman" w:hAnsi="Times New Roman" w:cs="Times New Roman"/>
-        </w:rPr>
-      </w:pPr>
-      <w:r>
-        <w:rPr>
-          <w:rFonts w:ascii="Times New Roman" w:hAnsi="Times New Roman" w:cs="Times New Roman"/>
-        </w:rPr>
-        <w:t xml:space="preserve"> </w:t>
-      </w:r>
-    </w:p>
-    <w:p>
-      <w:pPr>
-        <w:spacing w:line="360" w:lineRule="auto"/>
-        <w:rPr>
-          <w:rFonts w:ascii="Times New Roman" w:hAnsi="Times New Roman" w:cs="Times New Roman"/>
-        </w:rPr>
-      </w:pPr>
-    </w:p>
-    <w:p>
-      <w:pPr>
-        <w:spacing w:line="360" w:lineRule="auto"/>
-        <w:rPr>
-          <w:rFonts w:ascii="Times New Roman" w:hAnsi="Times New Roman" w:cs="Times New Roman"/>
-        </w:rPr>
-      </w:pPr>
-    </w:p>
-    <w:p>
-      <w:pPr>
-        <w:spacing w:line="360" w:lineRule="auto"/>
-        <w:rPr>
-          <w:rFonts w:ascii="Times New Roman" w:hAnsi="Times New Roman" w:cs="Times New Roman"/>
-        </w:rPr>
-      </w:pPr>
-    </w:p>
-    <w:p>
-      <w:pPr>
-        <w:spacing w:line="360" w:lineRule="auto"/>
-        <w:rPr>
-          <w:rFonts w:ascii="Times New Roman" w:hAnsi="Times New Roman" w:cs="Times New Roman"/>
-        </w:rPr>
-      </w:pPr>
-    </w:p>
-    <w:p>
-      <w:pPr>
-        <w:spacing w:line="360" w:lineRule="auto"/>
-        <w:rPr>
-          <w:rFonts w:ascii="Times New Roman" w:hAnsi="Times New Roman" w:cs="Times New Roman"/>
-        </w:rPr>
-      </w:pPr>
     </w:p>
     <w:p>
       <w:pPr>
